--- a/01_《三人行》全24集全流程标杆成品库/05_核心人物一人一档/人物01_赵左右（16—20岁少年与青年本体 ＆ 6岁幼年态）.docx
+++ b/01_《三人行》全24集全流程标杆成品库/05_核心人物一人一档/人物01_赵左右（16—20岁少年与青年本体 ＆ 6岁幼年态）.docx
@@ -1626,7 +1626,7 @@
           <w:color w:val="141414"/>
           <w:sz w:val="21"/>
         </w:rPr>
-        <w:t>在全剧心理弧光的第二阶段（黄昏篇），赵左右经历了一场深刻的心理危机与自我救赎。被41岁舒图痛骂后的他，为了向所有人证明自己选文科没有错，陷入了比父亲和荀未来更极端的“唯结果论”焦虑之中——他疯狂刷题直到低血糖晕倒，甚至在开学考后为了保住文科班班长之位，鬼使神差地动用了荀未来留下的钥匙潜入戴主任办公室偷看绝密文综卷。挚友陈明替他全校广播顶包退学的惨痛代价，击碎了他的虚荣防线。而在EP12–13通过老黄历与走廊喊名字识破“荀未来就是41岁的我自己”后，16岁的赵左右爆发出了全剧最耀眼的主体性觉醒：他没有向拥有未来全知视角的“成年自我”跪拜臣服，而是清醒地宣告“你选的未来，问过我想要吗？”。这一刻，他完成了从“被父亲规划”和“被未来自己规划”的双重客体，向真正掌握自己人生方向盘的独立主体的心理跨越。</w:t>
+        <w:t>在全剧心理弧光的第二阶段（黄昏篇），赵左右经历了一场深刻的心理危机与自我救赎。被41岁舒图痛骂后的他，为了向所有人证明自己选文科没有错，陷入了比父亲和荀未来更极端的“唯结果论”焦虑之中——他疯狂刷题直到低血糖晕倒，甚至在开学考后为了保住文科班班长之位，鬼使神差地动用了荀未来留下的钥匙潜入戴主任办公室偷看绝密文综卷。挚友陈明替他全校广播顶包退学的惨痛代价，击碎了他的虚荣防线。而在EP12–13通过老黄历与走廊喊名字识破“荀未来就是41岁的我自己”后，16岁的赵左右爆发出了全剧最耀眼的主体性觉醒：他没有向拥有未来全知视角的“成年自我”跪拜臣服，而是被日历上荀未来用红笔写下的那句自省“你选的未来，问过我想要吗？”彻底点醒，并在走廊喊出“赵左右”验证其10秒回头本能后，正式向未来的自己发起《我与我的宣战》。这一刻，他完成了从“被父亲规划”和“被未来自己规划”的双重客体，向真正掌握自己人生方向盘的独立主体的心理跨越。</w:t>
       </w:r>
     </w:p>
     <w:p>
@@ -1658,6 +1658,22 @@
           <w:sz w:val="21"/>
         </w:rPr>
         <w:t>在黑夜篇与大结局（EP19–EP24）中，赵左右承受了远超16岁少年心理负荷的终极考验。他先是在502暗室得知了“三代同体”以及未来爱妻徐图图必死于车祸的残酷真相，继而在EP23全员失忆的时空修正风暴中，成为了2008年唯一保留全部记忆的孤勇者。然而，EP24大结局深刻揭示了“全知”对人性的异化：当18岁的赵左右背负着41岁的功利算计（“我得赚钱啊”）与66岁的宿命焦虑走进华彩艺考考场和高考考场时，他丧失了少年人最宝贵的真诚与自洽，最终不仅艺考落榜、高考错失5分，更在父亲“服从调剂”的阴差阳错下重新滑入北京云都大学计算机系，在四年里活成了崩溃绝望的行尸走肉。直到荀未来替他抹去所有预知记忆，让他重新变回那个对未来一无所知、却敢在风雪夜为了心爱的姑娘流血拼命的莽撞少年，赵左右才真正用“未知的真心”击穿了宿命的闭环。</w:t>
+      </w:r>
+    </w:p>
+    <w:p>
+      <w:pPr>
+        <w:spacing w:before="60" w:after="100" w:line="384" w:lineRule="auto"/>
+        <w:ind w:firstLine="420"/>
+        <w:jc w:val="left"/>
+      </w:pPr>
+      <w:r>
+        <w:rPr>
+          <w:rFonts w:ascii="Times New Roman" w:hAnsi="Times New Roman" w:eastAsia="宋体"/>
+          <w:b w:val="0"/>
+          <w:color w:val="141414"/>
+          <w:sz w:val="21"/>
+        </w:rPr>
+        <w:t>【主创与演员幕后特辑《三个「我」》深度补遗】：在官方幕后特辑中，主创与饰演者剖析16岁赵左右是三个自我中的“原生态”——他天不怕地不怕、莽撞热血，面对41岁荀未来的功利诱惑与66岁赵了的隔代保护，曾一度左右摇摆、甚至陷入全知记忆的囚笼；但最终他没有被成年人的标准答案同化，而是坚持选择自己认为正确的道路，用少年人最纯粹的真诚与孤勇劈开了宿命的死局。</w:t>
       </w:r>
     </w:p>
     <w:p>
@@ -1703,7 +1719,7 @@
           <w:color w:val="141414"/>
           <w:sz w:val="21"/>
         </w:rPr>
-        <w:t>1992年1月21日，赵左右出生于长林市。1998年冬夜（EP01开篇），年仅6岁的幼年赵左右与母亲刘美奕在春秋路有轨电车站候车时，为了吃上一口热乎的炭火烤串，在母亲规定的30秒内迈开小短腿拼命狂奔，仅用22.64秒便跑完往返全程，更在发现烤串摊主多拿了一串烤韭菜后，哪怕电车已经进站也执意跑回去将韭菜退还摊主，展现出根植于骨子里的纯良与守信。当晚回到福慧家园家属院，6岁的赵左右在院落雪地里目睹了一个陌生的成年男人（实为从2033年穿越而来的41岁荀未来）情绪崩溃地一脚踹碎了雪人；幼小的他非但没有害怕逃跑，反而冒着严寒蹲在雪地里，用冻得通红的小手一点点重新团起雪球，在原有的两个雪人旁并排堆起了第三个雪人，并仰起稚嫩的脸庞认真地对那个痛哭的大人说：“三个雪人，三人成众，以后就没人再敢欺负你了！”这句童言不仅成了全剧片名《三人行》的精神源头，更跨越十年与二十五年，成为三代赵左右彼此救赎的灵魂图腾。</w:t>
+        <w:t>1992年1月21日，赵左右出生于长林市。1998年冬夜（EP01开篇），年仅6岁的幼年赵左右与母亲刘美奕在春秋路有轨电车站候车时，为了吃上一口热乎的炭火烤串，在母亲规定的30秒内迈开小短腿拼命狂奔，仅用22.64秒便跑完往返全程，更在发现烤串摊主多拿了一串烤韭菜后，哪怕电车已经进站也执意跑回去将韭菜退还摊主，展现出根植于骨子里的纯良与守信。当晚回到福慧家园家属院（EP01第1-4场），6岁的赵左右站在阴影里目睹了一个素不相识、情绪失控的成年陌生男人拿着酒瓶指着雪人怒目咆哮（“你是不是笑我？……你笑我是吧？我让你笑！我让你笑！”）并抬脚将雪人狠狠踹得四分五裂；幼小的赵左右没有贸然冲上去，而是等那个发泄完怒火的陌生男人骂骂咧咧走远后，才跑过去把散落的积雪一点点重新拢回一起，一口气并排堆起了三个高矮不一、紧紧挨在一起的雪人，并对着三个雪人认真地对自己说：“赵左右，老师说，三人成众。你现在不是一个人了。没人再敢欺负你了。”（这一幕更与EP24第24-9场2012年冬夜20岁崩溃的赵左右自己拎着啤酒瓶对路边微笑雪人哭喊“笑什么？我问你笑什么！”形成跨越24集的宿命微镜像）。这句童言不仅成了全剧片名《三人行》的精神源头，更跨越十年与二十五年，成为三代赵左右彼此救赎的灵魂图腾。</w:t>
       </w:r>
     </w:p>
     <w:p>
@@ -1829,7 +1845,7 @@
           <w:color w:val="141414"/>
           <w:sz w:val="21"/>
         </w:rPr>
-        <w:t>在EP12–13中，赵左右去漫画屋送饭时捡到了荀未来散落的2008年手撕老黄历，并在502室门口看到了赵了留下的那句血红批注——“你选的未来，问过我想要吗？”。经过卫生间勒脖噩梦的惊醒、食堂叉菠萝试探、假称转理科试探，以及在教学楼走廊大喊一声“赵左右”验证10秒回头本能，16岁的赵左右当场撕下了41岁荀未来的伪装！面对这个试图操控自己人生的“未来自我”，少年赵左右正式宣战。他拒绝按部就班，接过赵了赠送的索尼DV摄像机，自主改组创办《三人行》杂志社（EP14），与荀未来、赵了三代同心将写满真相与歉意的纸条塞进陈明家门缝救赎挚友；在EP15爱荣机械厂学工实践中，他拒绝拍罗厂长的虚假摆拍秀，坚持用DV记录下醉酒老工人的真实眼泪，更在岁月潭风雪中拼命找回了一心求死消散的荀未来；至EP16，他在校门口收下荀哥卖废书换来的五毛钱硬币补买生日蛋糕，含泪挥手送别退学的荀未来。</w:t>
+        <w:t>在EP12第12-8场与EP13第13-2场中，赵左右去三条鱼漫画屋时捡到了荀未来搬离前散落在门外旧纸箱与地上的2008年手撕老黄历，看到前面几页写着“引导他选文科”“伪造杂志”“安排他和王一漫去游乐园”的操控计划，并在最后一张2008年3月9日（二月初二）日历纸上，读出了荀未来自己用红笔力透纸背写下的那句自省质问——“你选的未来，问过我想要吗？”。经过卫生间勒脖噩梦的惊醒、食堂叉菠萝试探、假称转理科试探，以及在教学楼走廊大喊一声“赵左右”验证10秒回头本能，16岁的赵左右当场撕下了41岁荀未来的伪装！面对这个试图操控自己人生的“未来自我”，少年赵左右正式宣战。他拒绝按部就班，接过赵了赠送的索尼DV摄像机，自主改组创办《三人行》杂志社（EP14），与荀未来、赵了三代同心将写满真相与歉意的纸条塞进陈明家门缝救赎挚友；在EP15爱荣机械厂学工实践中，他拒绝拍罗厂长的虚假摆拍秀，坚持用DV记录下醉酒老工人的真实眼泪，更在岁月潭风雪中拼命找回了一心求死消散的荀未来；至EP16，他在校门口收下荀哥卖废书换来的五毛钱硬币补买生日蛋糕，含泪挥手送别退学的荀未来。</w:t>
       </w:r>
     </w:p>
     <w:p>
@@ -1939,7 +1955,7 @@
           <w:color w:val="141414"/>
           <w:sz w:val="21"/>
         </w:rPr>
-        <w:t>从2010年到2012年冬，在云都大学计算机系熬过三年的赵左右彻底沦为了“全知记忆的囚徒”——他明明知道每一道程序怎么写、知道未来会发生什么，却活得像一具行尸走肉，在2012年冬返乡的东湖公园木栈道上对着微笑雪人崩溃痛哭。直到大三寒假那天，41岁的荀未来再次穿越回到长林八中覆雪大操场，陪20岁的赵左右并肩堆完了第三个雪人，并在2058年老年余博士的配合下，清除了赵左右脑海中所有关于未来的预知记忆，只留下一句：“去做回那个莽撞的少年吧，或许最后的变数，反而在这未知之中呢。”</w:t>
+        <w:t>从2010年到2012年冬，在云都大学计算机系熬过三年的赵左右彻底沦为了“全知记忆的囚徒”——他明明知道每一道程序怎么写、知道未来会发生什么，却活得像一具行尸走肉，在2012年冬返乡的公园林间木栈道上拎着啤酒瓶对着微笑雪人崩溃哭喊“笑什么？我问你笑什么！”（恰如1998年雪夜那个拿酒瓶冲雪人咆哮的失控成年陌生人）。直到大三寒假那天，41岁的荀未来再次穿越回到长林八中覆雪大操场，陪20岁的赵左右并肩堆完了第三个雪人，并在2058年老年余博士的配合下，清除了赵左右脑海中所有关于未来的预知记忆，只留下一句：“去做回那个莽撞的少年吧，或许最后的变数，反而在这未知之中呢。”</w:t>
       </w:r>
     </w:p>
     <w:p>
@@ -1956,405 +1972,6 @@
           <w:sz w:val="21"/>
         </w:rPr>
         <w:t>当晚，飞霞路小区风雪交加。忘却了一切功利算计、彻底变回那个纯粹莽撞少年的赵左右，正陪着徐图图走在雪夜街头，恰逢徐图图的赌鬼生父徐家宝因抢劫大妈钱包被警察当众押上警车！路边一名围观男子举起翻盖手机边录像边羞辱徐图图是“抢劫犯的女儿”——就在这原初时间线里迫使徐图图羞耻改名“舒图”的致命节点上，没有任何未来剧本束缚的赵左右凭着一腔少年热血猛冲上去，与偷拍男在雪地里殊死扭打！他的左额角被偷拍男用石块狠狠砸破，鲜血顺着眉骨奔涌而出（正式烙印下左额月牙疤），但他死死抱住对方大腿夺过手机，当着徐图图的面彻底删除了那段羞辱视频，随后掏出小手电筒照向夜空，为泪流满面的徐图图照亮了一场漫天飞舞的“暖雪”！正是这一场不计后果的少年孤勇，彻底解开了徐图图的原生家庭羞耻心结，使她一辈子坦坦荡荡名叫“徐图图”、从未改名“舒图”，从而让2058年的时空修正永远卡在了【99%】，实现了三代赵左右苦苦追寻的圆满结局。</w:t>
-      </w:r>
-    </w:p>
-    <w:p>
-      <w:pPr>
-        <w:spacing w:before="160" w:after="80" w:line="384" w:lineRule="auto"/>
-        <w:jc w:val="left"/>
-      </w:pPr>
-      <w:r>
-        <w:rPr>
-          <w:rFonts w:ascii="Arial" w:hAnsi="Arial" w:eastAsia="黑体"/>
-          <w:b/>
-          <w:color w:val="141414"/>
-          <w:sz w:val="22"/>
-        </w:rPr>
-        <w:t>（附）本角色全剧登场场次、具体行动与核心台词逐集纪实（100%对齐定稿文学剧本）</w:t>
-      </w:r>
-    </w:p>
-    <w:p>
-      <w:pPr>
-        <w:spacing w:before="40" w:after="80" w:line="384" w:lineRule="auto"/>
-        <w:ind w:firstLine="400"/>
-        <w:jc w:val="left"/>
-      </w:pPr>
-      <w:r>
-        <w:rPr>
-          <w:rFonts w:ascii="Times New Roman" w:hAnsi="Times New Roman" w:eastAsia="宋体"/>
-          <w:b w:val="0"/>
-          <w:color w:val="141414"/>
-          <w:sz w:val="20"/>
-        </w:rPr>
-        <w:t>◆ EP01《夺回人生》：【1-1　外　春秋路有轨电车站·街道（1998） — 夜】：情节与动作调度：深冬雪夜，积雪覆盖着长林市的老街道。双道有轨电车钢轨、覆雪的行道树列与昏黄温暖的路灯向夜色深处延伸。远处，一列老式绿白相间的有轨电车亮着前灯，伴着叮当声缓缓驶入春秋路站台。 电车停稳，折叠车门拉开。背着灰色帆布双肩包、戴着深蓝配红护耳针织帽与鲜红粗毛线围脖的幼年赵左右随着下车的人群敏捷地跳下台阶，一落地便迈开小短腿朝街边的炭火烤串摊飞奔而去。 人行道前方，一名年轻男子正举着相机给身穿白色长外套的女子拍照。幼年赵左右只顾闷头狂奔，直接从两人的镜头取景线中间一头穿了过去。他脚下没有半分停顿，只在跑动中朝两人抬了抬戴着厚手套的小手。 幼年赵左右头也不回地继续往烤串摊冲去。路边的白衣女子笑着重新站好，右侧男子再次举起相机对准她。 相机取景框里，白衣女子正对着镜头展颜微笑，幼年赵左右奔跑的身影恰好从取景框边缘飞快掠过。闪光灯咔嚓亮起，瞬间映亮飞舞的雪花。；核心台词实录：幼年赵左右：“不好意思啊。” ／ 幼年赵左右：“老板！老板，快！” ／ 幼年赵左右：“没要韭菜啊。” ／ 幼年赵左右：“吃不了。我妈能闻着味儿。” ／ 幼年赵左右：“谢了。”　【1-3　外　家属院·院落入口（1998） — 夜】：情节与动作调度：红砖砌成的老式家属院居民楼笼罩在夜色里，楼下积雪深厚，停放着几辆落满雪的老式二八自行车。幼年赵左右捧着白色餐盒一边低头吃着烤串，一边往自家单元楼方向走。 前方院落中央忽然传来一个成年男人歇斯底里的怒吼声。幼年赵左右咀嚼的动作慢了下来，警觉地停住脚步望向院心。　【1-4　外　家属院·三个雪人院落（1998） — 夜】：情节与动作调度：院落中央的雪地上立着刚堆好的雪人。一个情绪失控的成年男人正站在雪人跟前，指着雪人怒目咆哮。幼年赵左右站在几步外的阴影里静静看着。 幼年赵左右握着餐盒沉默地看着他，小小的脸庞上满是困惑与戒备。男人突然狂性大发，抬脚狠狠踹向面前的雪人，洁白的雪块顿时四分五裂、散落一地。 幼年赵左右没有贸然冲上去，而是等那个发泄完怒火的男人骂骂咧咧地彻底走远后，才连忙迈开步子跑到被踹碎的雪堆旁。 雪地上散落着坍塌的雪人残体和一枚滚落出来的红色小装饰物。幼年赵左右伸出戴着厚手套的手，把那枚红色小装饰物轻轻捡了起来。这时，上方居民楼亮着暖黄灯光的窗户里传来了母亲刘美奕的喊声。 幼年赵左右仰起头朝楼上窗户脆生生地应了一句。；核心台词实录：幼年赵左右：“来了！” ／ 幼年赵左右：“赵左右，老师说，三人成众。你现在不是一个人了。没人再敢欺负你了。”　【1-5　外　长林数字公墓·陈明墓位（2033） — 日】：情节与动作调度：41岁的成年赵左右身穿黑色防风短夹克，颈间绕着一条浅灰色粗棒针厚围巾，下巴带着青灰色的胡茬，眼下有着明显的疲惫泪沟。他独自站在陈明的电子墓碑前，伸手轻轻触碰冰冷的屏幕，静静凝视着老友年轻定格的面容。 成年赵左右从衣兜里掏出黑色智能手机，点开墓碑上的数字祭奠二维码。手机屏幕上跳出「送白包」界面，他低头在金额栏输入了「648」。 屏幕跳出「支付成功 ¥648.00」的提示，紧接着上方弹出一行银行账户余额不足的扣款短信通知。成年赵左右盯着那行余额数字，眼神黯淡地停顿了片刻。 成年赵左右循声转头，越过肩头向台阶下望去。一辆黑色豪华商务车停在通道旁，梳着油亮背头、戴着金属细框眼镜、身穿考究黑色长款羊绒大衣配西装领带的成年罗爱文正站在车门边，被几名拿着复古画册的年轻男女热情围住。 送走粉丝，成年罗爱文转身准备拉门上车。站在上方墓位平台的成年赵左右见状，连忙迈步顺着台阶朝商务车方向追了过去。　【1-6　外　长林数字公墓·商务车停靠区（2033） — 日】：情节与动作调度：成年罗爱文刚刚弯腰坐进黑色商务车后座，发现了快步走来的成年赵左右，脸色微变，立刻抬手朝前排司机连声催促。 电动侧滑门刚刚开始合拢，成年赵左右已经一个箭步冲到车边，伸出双手死死扒住车门边缘，探进半个身子往车厢里喊。 成年赵左右松开扒着车门的手，喘了口气，用半开玩笑半强硬的语气朝车外努了努嘴。　【1-7　外　公墓外林荫长道（2033） — 日】：情节与动作调度：雪后的城市林荫步道笔直幽长，两侧高大的落叶乔木枝干光秃。成年赵左右将黑色智能手机紧紧贴在耳边，一边快步走着一边低声向电话那头的妻子舒图解释；成年罗爱文双手插在大衣口袋里，保持着半步距离在旁边慢悠悠地陪着。 成年赵左右余光瞥了一眼身旁默不作声的罗爱文，有些难堪地压低嗓音捂住话筒。 电话那头啪地挂断了。成年赵左右握着挂断的手机僵在原地半秒，随即强装无事地把手机揣回兜里。与此同时，身旁的成年罗爱文也正好应付完一通下属打来的请示电话，从容地挂断。 成年罗爱文收起手机，转头望向神色落寞的成年赵左右。　【1-8　外/内　2033长林城市街景与新闻演播室（蒙太奇） — 日】：情节与动作调度：林荫道尽头，成年赵左右与成年罗爱文并肩走过贴满纸质海报的街角，朝前方一节由报废老式有轨电车改造而成的「旧时光咖啡」走去。　【1-9　内　旧时光有轨电车咖啡馆（2033） — 日】：情节与动作调度：老式有轨电车车厢内部被改造为温暖复古的咖啡馆，保留着弧形木质车顶与金属拉手吊环，暖黄色壁灯与窗外的白雪相映成趣。成年罗爱文与成年赵左右顺着狭长的车厢过道走到中段胡桃木卡座面对面坐下。 成年罗爱文一边说着，一边从大衣内袋里掏出两个崭新的纸质白包信封，推到成年赵左右面前的桌面上。 成年赵左右伸手接过那两个薄薄的纸质白包，指尖摩挲着纸面，苦笑着垂下眼帘。 成年罗爱文端起咖啡杯没有接话。成年赵左右抬起头望向窗外，眼神里浮起一层对少年时代的怀念。 成年赵左右喉结微动，终于放下中年人的体面，局促而热切地直视着罗爱文。　【1-10　外　旧时光咖啡馆·门外雪街（2033） — 日】：情节与动作调度：成年罗爱文推门走出电车咖啡馆，踏上积雪的人行道。成年赵左右紧追在身后不肯放弃。 被戳中痛处的成年赵左右急红了眼，一把抓住罗爱文的胳膊赌咒发誓。 成年赵左右神色微动，看着对方继续说道。 成年赵左右怔怔地听着，眼神里第一次动了念头。成年罗爱文从西装内袋里夹出一张印着「人生有限公司」的深色名片，递到他面前。 成年赵左右低头盯着那张名片良久没有吭声。成年罗爱文摇了摇头，转身准备离去，成年赵左右突然狐疑地叫住他。　【1-11　外　2033雪街与2008长林八中·黑色铁围栏（时空交叠） — 日】：情节与动作调度：成年赵左右独自站在黑色铁艺围栏外，低头凝视着手中的名片。 铁围栏内侧的空间在冬日阳光下悄然发生奇异的折叠与置换。2008年校园的喧闹声穿透岁月呼啸而来，两个身穿深蓝校服的16岁少年正拎着麻辣烫在围栏内侧的雪地上追逐奔跑。 围栏外，仍穿着2033年黑色夹克与灰围巾的成年赵左右隔着密集的黑色铁栏，静静注视着围栏内那个生龙活虎的16岁自己。刺眼的冬日逆光洒在他的眉眼间，他的瞳孔深处燃起孤注一掷的火焰。 耀眼的纯白强光骤然从成年赵左右的瞳孔深处爆开，瞬间吞没了整个画面，又在下一秒无痕消融于2008年长林八中白雪皑皑的操场看台旁。；核心台词实录：赵左右（画外）：“快点，爱文！太慢了，你干嘛呢？”　【1-12　外　长林八中·操场看台楼梯与黑色铁围栏 — 日】：情节与动作调度：2008年深冬，长林市第八中学操场看台侧面。16岁的少年赵左右身穿袖侧带有两条鲜红条纹的米白色厚款连帽羽绒服、内搭八中深藏蓝运动校服，正躲在朱红色铁扶手的水泥折梯转角处，小心翼翼地将一袋刚从围栏外买来的红油麻辣烫递给身旁穿棕褐色羊羔毛翻领棉服的死党罗爱文。 罗爱文迫不及待地接过透明塑料袋，挑起一筷子沾满麻酱与红油的麻辣烫塞进嘴里，幸福得直眯眼。赵左右靠在台阶栏杆旁笑着看他吃。 罗爱文嚼着麻辣烫，目光无意间越过赵左右的肩膀，定格在几米外的黑色铁围栏外。 赵左右闻言一起扭头看去。只见黑色铁围栏外的人行道上，41岁的荀未来（苟未来）正安静地站在雪地里望着他们——他外穿一件红褐色连帽厚夹克，拉链半敞，里面赫然套着一件长林八中的深蓝配白条纹校服。 罗爱文从怀里掏出一本花花绿绿的《心惊肉跳》杂志哗啦啦翻开，指着上面的一幅插图给赵左右看。；核心台词实录：赵左右：“拿稳，别撒了啊。来，爱文你先尝尝。” ／ 赵左右：“咱俩那还用说。吃。” ／ 赵左右：“谁啊？认识啊？” ／ 赵左右：“连环杀人犯？” ／ 赵左右：“那凶手是谁呀？” ／ 赵左右：“戴主任，是我拉爱文来的，跟他没关系。”　【1-13　内　长林八中·教导主任办公室及门外走廊 — 日】：情节与动作调度：教导主任办公室门外，赵左右、罗爱文和几个男生正把脑袋叠罗汉似的挤在门缝与走廊玻璃窗边，屏住呼吸往里偷看。 偷看男生甲神色微动，看着对方继续说道。 办公室内，宽大的办公桌上堆满了期末试卷。荀未来站在办公桌前，早已收起了刚才在看台上的锋芒，用一副历经社会毒打的中年人语重心长的语气，对着坐在桌后的戴主任侃侃而谈。；核心台词实录：赵左右：“天哪。是不是要哭了？”　【1-14　内　长林八中·教学楼走廊 — 日】：情节与动作调度：单侧采光的长直内走廊里光线明亮，荀未来双手插兜独自往前走，沿途经过的男女学生纷纷像看传奇人物一样回头行注目礼，窃窃私语声此起彼伏。 这时，赵左右和罗爱文从走廊两侧一左一右快步贴了上来，把荀未来夹在中间。赵左右满脸崇拜地双手抱拳作揖。 荀未来斜睨了一眼又习惯性替人揽活的16岁自己，伸手按住他的肩膀，转头把任务派给了旁边的罗爱文。 说完，荀未来带着赵左右大步流星地继续往前走，把罗爱文一个人晾在了原地。罗爱文先是气鼓鼓地鼓起腮帮子抱怨，可不到半秒又双手捧脸娇羞地笑出了声，冲着两人的背影奋力挥手。；核心台词实录：赵左右：“英雄！敢问英雄尊姓大名？” ／ 赵左右：“以后您就是我们大哥。苟哥！那三千字检讨，我帮你写。”　【1-15　内　长林八中·高一二班教室 — 日】：情节与动作调度：高一二班教室内，黑板上方挂着圆形石英钟与红底黄字校训横幅「持志用力 渐进精思」。一名值日生正在黑板前擦掉残留的粉笔画，全班学生忙着把课桌上的复习资料收进后排备品柜里，腾出期末考场。 荀未来走进教室，沿着过道缓缓走到教室最后排的图书角书架前，随手抽出一本课外书翻看。当他从书页上方抬起眼眸时，目光忽然定格在斜前方座位上的那个少年身上——16岁的陈明身穿深蓝校服，正安安静静地低头演算习题，外面的喧嚣与他毫无关系。 荀未来的脑海中瞬间闪过2033年墓园里那块写着「陈明 先生 1990—2033」的冰冷电子墓碑。他的眼眶微微一热，喉间不由自主地轻轻溢出一声呼唤。 陈明沉浸在题海里没有听见。走过来的赵左右以为新大哥觉得陈明太高冷，连忙凑上来打圆场。 荀未来深吸一口气，收敛起翻涌的思绪，跟着赵左右在座位上坐下。讲台上，戴主任拍了拍黑板擦，开始训话。；核心台词实录：赵左右：“别介意啊。陈明对谁都这样。” ／ 赵左右：“极其主观的决定！咱才高一，凭啥占用咱自习课啊？对不对？我说理去。” ／ 赵左右：“为啥呀？早上你不也替我们出头了吗？” ／ 赵左右：“你不也要考试吗？咱几个都一个考场。”　【1-16　内　长林八中·数学期末考场 — 日】：情节与动作调度：单人单列拉开的数学期末考场内气氛肃杀。荀未来坐在考位上，刚拿到发下来的数学试卷，便满脸堆笑地朝着斜前方的邻座男生双手合十小声商量。 荀未来讨了个没趣，只得转回身低头看向试卷上的立体几何与函数大题，原本自信满满的表情在三秒钟内彻底凝固，眉头拧成了疙瘩。 就在荀未来对着数学卷子抓耳挠腮之际，考场另一侧的赵左右一直在焦躁地左顾右盼，望着斜前方一个空荡荡的座位出神。片刻后，赵左右突然高高举起了手。 赵左右起身一溜烟跑出了考场。荀未来盯着他神色慌张的背影，心里升起不祥的预感。；核心台词实录：赵左右：“老师，我想上厕所。”　【1-17　内　长林八中·教学楼走廊 — 日】：情节与动作调度：空旷安静的走廊里，荀未来三步并作两步追上正在到处张望的赵左右，一把叫住他。 赵左右猛地刹住脚步转过身，满脸焦急。 听到「王一漫」三个字，荀未来的瞳孔骤然一缩，脑海中闪过那个清冷明艳的少女面庞。他没有半句废话，脸色瞬间比赵左右还要凝重。；核心台词实录：赵左右：“你不是说你来上厕所的吗？我早上还看到她了，但她没来考试，不会出什么事了吧？” ／ 赵左右：“王一漫。” ／ 赵左右：“你知道是谁吗？”　【1-18　外　长林八中·教学楼外雪地 — 日】：情节与动作调度：荀未来与赵左右从红砖教学楼正门一口气冲下台阶，在白雪覆盖的校园岔路口停下，荀未来当机立断地一挥手。　【1-19　内　长林八中·女卫生间门外走廊 — 日】：情节与动作调度：找遍全校的荀未来与赵左右在教学楼一层尽头的女卫生间转角处重新汇合。两人喘着粗气，目光同时落向那扇嵌着磨砂玻璃条的女卫生间木门。 16岁的赵左右碍于男女大防，转身就跑去喊女老师。41岁的荀未来站在女卫生间门口，先是试探着朝门内喊了一声。 门内死一般寂静，无人应答。救人心切的荀未来不再顾忌，一把推开女卫生间木门冲了进去。 片刻之后，当赵左右气喘吁吁地折返回走廊转角时，只见荀未来已经双臂横抱着脸色苍白、双目紧闭的王一漫大步冲出了女卫生间。赵左右看得目瞪口呆，嘴巴微张发出「呃」的一声。荀未来根本没空解释，急声喝问。；核心台词实录：赵左右：“就剩这一个地方了。我去找戴主任。”　【1-20　内　长林八中·学校卫生室 — 日】：情节与动作调度：学校卫生室里亮着高色温的冷白日光灯。身穿深蓝校服、内搭白色高领毛衣的王一漫静静躺在右侧靠墙的蓝白条纹铁架病床上，手背上刚拔掉葡萄糖针头。赵左右一脸担忧地守在病床边，校医坐在左侧办公桌后填写记录。 赵左右重新转过头望着病床上眉头微蹙、面色苍白的王一漫，小声嘀咕了一句。 站在病床尾侧的荀未来听见这句话，望着王一漫清冷的侧脸，目光微微一滞。；核心台词实录：赵左右：“老师，她真的只是低血糖吗？怎么那么久了还没醒啊？” ／ 赵左右：“她是为了减肥才这样的么？”　【1-21　内/外　记忆中的夜色麻辣烫小店（闪回）与学校卫生室 — 夜/日】：情节与动作调度：记忆闪回：多年前的一个冬夜，年轻的赵左右手拿竹筷坐在街边热气腾腾的麻辣烫小店窗内；玻璃窗外，身姿高挑的王一漫独自从夜色与车流中走过，却从未推门走进这家小店。 回到2008年学校卫生室。病床上的王一漫长睫微颤，缓缓睁开眼睛，撑着虚弱的身子慢慢坐了起来。守在床边的赵左右顿时喜出望外，连忙把一碗特意买回来的红油麻辣烫端到她面前。 浓烈的红油与麻酱气味扑面而来，刚刚醒转的王一漫胃里一阵翻涌，本能地蹙起眉头捂住鼻子偏过头去。 赵左右端着麻辣烫尴尬地僵在半空。就在这时，荀未来从侧面走上前，自然地挡开那碗油腻的麻辣烫，将一瓶已经拧松了铁盖的黄桃罐头连同小铁勺递到了王一漫面前。；核心台词实录：赵左右：“来，醒了，快，吃点东西垫一下。”　【1-22　内　成年赵左右与舒图家·卧室（2033闪回） — 夜】：情节与动作调度：2033年，刷着深森绿色哑光墙面的卧室笼罩在床头台灯如蜜般温暖的橘黄色光晕里。身穿米白色宽松粗针织毛衣的妻子舒图坐在床沿，手里捧着一瓶一模一样的黄桃罐头，正一勺一勺喂给病中靠坐床头的成年赵左右。　【1-23　内　长林八中·数学补考教室 — 日】：情节与动作调度：明亮的补考教室内，赵左右、荀未来与恢复精神的王一漫分坐三列单人考位。戴主任站在讲台前交代补考事宜。 荀未来双手插兜，在赵左右与王一漫惊讶的目光中推门走出了考场。　【1-24　内　长林八中·教学楼走廊 — 日】：情节与动作调度：走廊里，几名低年级男生正站在考场外对着荀未来远去的背影惊叹议论。 走廊另一端，考完试的赵左右正小心翼翼地与王一漫并肩往高一二班教室走去。 王一漫轻轻咬了咬下唇，目光望向一旁。 听到「文科」两个字，赵左右的眼睛刷地一下亮了起来，脚步都轻快了三分。；核心台词实录：赵左右：“怎么样？感觉好点了吗？” ／ 赵左右：“等会儿分文理，你准备选哪呀？” ／ 赵左右：“你成绩那么好，选文选理肯定都行。”　【1-25　内　长林八中·高一二班教室 — 日】：情节与动作调度：高一二班教室内，班干部正站在讲台前将一叠《长林市第八中学文理分科意向表》分发给每一列同学。 教室中后排的四角座位区，赵左右低头看着发到桌上的分科意向表。坐在旁边的荀未来原本想开口问陈明，目光却立刻锁定了16岁的自己，身体前倾紧紧盯着赵左右。 赵左右一脸莫名其妙地看着他没有吭声。荀未来转头看向旁边埋头整理笔记的陈明，又看向另一侧的罗爱文。 三言两语搞定罗爱文后，荀未来再次转回身，步步紧逼地看向赵左右。 赵左右往前凑了半步，目光认真地盯着对方。；核心台词实录：赵左右：“你盯着我干吗？” ／ 赵左右：“被戴主任没收了。” ／ 赵左右：“我想当主编吗？” ／ 赵左右：“想也不关你的事！走，咱先吃饭去。”　【1-26　内　长林八中·学校食堂 — 日】：情节与动作调度：中午的学校食堂人声鼎沸，不锈钢打饭窗口前却排起了长龙，队伍停滞不前。窗口隔断玻璃下方的白色刷卡消费机屏幕黑着，戴主任正站在窗口旁焦急地同食堂工作人员交涉。 就在双方僵持不下时，荀未来从围观的学生人群里漫步走出，挽起袖口走到故障的刷卡机前。 在戴主任、食堂员工与一众学生好奇的围观下，做过二十年程序员的荀未来熟练地检查线路接口、敲击终端按键重启调试。不过片刻工夫，只听「滴」的一声轻响，刷卡机屏幕重新亮起绿灯。排在第一位的低年级男生刷卡成功，惊喜地道谢。 食堂后区的连体快餐桌旁，赵左右正端着餐盘大口吃饭。同桌的一名男生匆匆扒完两口饭便端起盘子起身。 赵左右握着筷子的手顿了顿，转头望向空荡荡的食堂门口，心里泛起一丝牵挂。；核心台词实录：赵左右：“你不吃了？”　【1-28　外　长林八中·红砖教学楼正门大台阶 — 日】：情节与动作调度：荀未来低着头坐在冰冷的花岗岩台阶阴影里，手抵着隐隐作痛的胃部，肩背紧绷。身穿米白红条纹羽绒服的赵左右背着书包从阳光下走上台阶，停在他的侧前方。 荀未来挑了挑眉，嘴角勾起一抹意味深长的苦笑。 荀未来终于缓缓抬起头，用审视的目光看向眼前这个满脸真诚的16岁自己。 少年清亮坦荡的眼神让荀未来怔了一下。他低下头自嘲地轻笑一声，随即撑着膝盖慢慢站起身，走到赵左右面前与他平视，语气骤然变得急切而功利。 听到「钱才是你唯一的兄弟」，赵左右原本关切温和的脸色瞬间冷了下来，眉头紧蹙地盯着荀未来。；核心台词实录：赵左右：“放学不回家，搁这干嘛呢？你中午没来吃饭，是胃不舒服吗？” ／ 赵左右：“我就是好奇，你到底为什么转校？” ／ 赵左右：“连陈明都找你问问题，成绩会差到哪儿去。我不会和别人说的。” ／ 赵左右：“苟哥，其实早上你为了我和爱文，挡在戴主任面前的时候，就已经是我兄弟了。” ／ 赵左右：“你说啥呢？苟哥。” ／ 赵左右：“有病去医院。”　【1-30　外　家属院·三个雪人院落 — 夜】：情节与动作调度：老式家属院的中心院落里，一大两小三个雪人依旧并排立在砖砌矮墙边的雪地里。 背着黑色双肩包的赵左右踏着积雪走进院子，在三个雪人面前停下脚步。他伸出手，轻轻替那个戴着黑色针织帽、插着胡萝卜鼻子的小雪人拂去头顶的浮雪，原本紧绷疲惫的眉眼渐渐柔和下来，轻声对自己说了一句。 他在雪人前静静站了一会儿，随后转身走进居民楼的单元门。；核心台词实录：赵左右：“生日快乐。”　【1-31　内　老居民楼水泥楼梯间·赵左右家门外 — 夜】：情节与动作调度：狭窄的水泥楼梯间里刷着半高的灰绿色油漆墙裙，配有红色圆管铁扶手。赵左右顺着楼梯往上走，迎面撞见一名搬家工人正抱着大纸箱从楼上匆匆往下搬，他连忙侧身贴着栏杆让路，好奇地回头看了一眼，继续走上楼台。 来到自家贴着红春联的墨绿色防盗铁门前，赵左右脚步一顿——只见门外右侧的地面上，静静放着一只包装极其精致的透明蓝盒太空宇航员生日蛋糕，盒面上印着「HAPPY BIRTHDAY」。赵左右疑惑地眨了眨眼，俯身将那只蓝色蛋糕盒抱进怀里，推门进屋。　【1-32　内　赵左右家·玄关与餐厨区 — 夜】：情节与动作调度：暖黄色的灯光洒满温馨的老式三居室，餐厅高低柜上的生态鱼缸咕嘟咕嘟冒着气泡。赵左右抱着透明蓝色蛋糕盒推门走进玄关，系着碎花围裙的母亲刘美奕正站在厨房镶花玻璃推拉门旁忙活。 赵左右挠了挠头，语气里带着几分少年的急切。 厨房里的刘美奕低头瞧见墙角堆着的一大麻袋土豆，伸手一摸顿时火冒三丈，冲着外屋大喊。 看着爸妈日常拌嘴，站在门厅里的赵左右举了举怀里那只精致的透明蓝色太空蛋糕盒。 赵左右顺着父亲手指的方向看去，客厅桌面上果然端端正正放着另一只传统的红色家庭生日蛋糕盒。他低头看着怀里这只没人认领的蓝盒太空蛋糕，满脑子问号。；核心台词实录：赵左右：“妈，隔壁张叔一家是搬家了吗？” ／ 赵左右：“我寻思送他一床得了，谁会买二手被子啊。” ／ 赵左右：“妈，这蛋糕也太好看了，是你买的吗？”　【1-33　内　赵左右家·赵左右房间 — 夜】：情节与动作调度：贴满热血动漫海报的小卧室里亮着暖黄的台灯。那只透明蓝盒太空生日蛋糕被放在床前的矮柜上。赵左右坐在单人木床沿上，把沉甸甸的黑色双肩书包放到膝头，刺啦一声拉开拉链——里面竟然被塞得满满当当。 他先从书包里掏出一本厚厚的《Harry Potter》英文原版书，书页间掉出一张手写贺卡。卡片上用马克笔龙飞凤舞地写着祝福，偏偏把「Surprise!」少写了一个字母拼成了「Suprise!」。赵左右看着那行熟悉的错别字，原本郁结了一下午的心头阴霾瞬间一扫而空，扑哧一声笑了出来。 他放下贺卡，又从书包深处捧出一本装订得整整齐齐的厚笔记本。封面上用工整隽秀的字迹写着：《答案略集锦（赠：赵左右）》，翻开内页，全是一道道被省略了标准答案的数学难题详细推导步骤与红笔批注。赵左右脸上的嬉笑渐渐收住，眼底涌起满满的感动。；核心台词实录：赵左右：“怪不得书包那么沉。瞒了我一天。” ／ 赵左右：“Surprise还拼错了，倒也算是你罗爱文的防伪标记。” ／ 赵左右：“《答案略集锦》。陈明，还是你懂我。” ／ 赵左右：“苟未来，谁说我兄弟们会忘了我的！” ／ 赵左右：“那这蛋糕……如果不是陈明和罗爱文送的，那会不会是……”　【1-35　内　赵左右家·餐厅 — 夜】：情节与动作调度：赵家餐厅里关了大灯，餐桌正中的生日蛋糕上插着「16」字样的数字蜡烛，跳跃的烛火映亮了一家三口的脸庞。见儿子望着烛火出神，母亲刘美奕温柔地开口询问。 刘美奕整理了一下衣领，语气温婉。 16岁的赵左右双手合十闭上眼睛，对着摇曳的生日烛光认真许愿。；核心台词实录：赵左右：“没啥。就突然想到，今天班里来了个新同学，人挺仗义的，就是古里古怪的，一直嚷嚷着让我必须报文科。” ／ 赵左右：“那就爸给我买个新手机，然后妈多给点零花钱。但是最重要的，还是家人朋友身体健康。特别是苟哥的胃。”　【1-37　内　人生有限公司·会谈室（2033闪回） — 日】：情节与动作调度：极简冷灰调的现代会谈室内，戴着细框眼镜、身穿笔挺深色西装的人生有限公司代表坐在长条会议桌另一端，将伪造的2008年「苟未来」身份证与实验协议推到成年赵左右面前。 成年赵左右低头看着落款日期为「2033年1月21日」的协议文书，握紧签字笔，在签名栏郑重签下了自己的名字。　【1-38　内/外　2008冬夜多空间群像（漫画屋房间·罗爱文家·办公室·赵家主卧·家属院） — 夜/晨】：情节与动作调度：赵家生日餐桌前，父母笑着祝福儿子，少年赵左右开心地向爸妈道谢。 学校办公室里，深夜未归的戴主任在台灯下翻开白天从赵左右手里没收的那本《心惊肉跳》杂志，一张写着「To: 王一漫」的粉色信纸从书页间滑落出来。戴主任拿起信纸看了看，严厉的眉眼间漾开一抹温和怀念的笑意。　【1-39　外　长林八中·黑色铁围栏边 — 日】：情节与动作调度：清晨的校园铁围栏旁，身穿米白红条纹羽绒服的赵左右正拎着一袋热乎乎的早点站在栏杆内侧张望。身穿红褐连帽外套配校服的荀未来从步道另一侧走过来。 切至：；核心台词实录：赵左右：“你说罗爱文啊？他被戴主任按在办公室里复习呢，我给他带点。”　【1-40　外　长林八中·校园步道 — 日】：情节与动作调度：荀未来走到赵左右身旁，两人很自然地并肩顺着覆雪的校园步道往教学楼方向走去。早已消了气的赵左右一边走，一边像个小大人似的操心起荀未来的胃。 两人一高一低、说说笑笑地并肩向教学楼深处走去。 切至：；核心台词实录：赵左右：“想好了吗？准备选文吗？你胃好点了吗？你以后呀，也别吃口味这么重的东西了，对你的胃不好。我给罗爱文带的。” ／ 赵左右：“才？你怎么一点时间观念都没有？什么叫才呀？”　【1-41　外　长林八中·黑色铁围栏外 — 日】：情节与动作调度：黑色铁围栏外的人行道上，一个头戴黑色窄檐呢礼帽、鼻梁上架着深色大框墨镜、身穿黑色长款厚毛呢大衣配酒红暗格纹围巾的神秘老人（赵了）正静静伫立在寒风中，隔着铁栏杆凝视着校内并肩远去的荀未来与赵左右。　【1-42　外　家属院·三个雪人院落 — 日】：情节与动作调度：清晨的阳光洒在老式家属院的积雪小路上。戴着黑色礼帽与墨镜的神秘老人收起手机，双手背在身后，步履沉缓地从院落中央那三个并排而立的雪人身旁走过，径直迈入赵左右家所在的单元楼门洞。　【1-43　内　老居民楼·水泥楼梯间 — 日】：情节与动作调度：狭窄的老式水泥楼梯间内，神秘老人扶着红色的金属圆管栏杆，一步一步沉稳地拾级而上，走过转角平台，停在赵左右家隔壁那扇贴着春联的墨绿色防盗铁门前，掏出钥匙打开房门走了进去。　【1-44　内　神秘老人房间（赵左右家隔壁） — 日】：情节与动作调度：清晨的高色温阳光从左侧装有浅绿防盗栏的双扇木窗斜射进屋内，窗台上摆着绿植盆栽与白搪瓷缸，旧木桌上立着一盏橙黄色圆球灯罩复古台灯。房间右侧靠墙的单人木床上，整整齐齐叠放着那床刚从赵左右家买来的红绿灰格纹旧棉被。 老人缓缓坐到那床叠着赵家旧被子的单人床沿上，翻开手中的老式黑色翻盖手机。小小的液晶屏幕上，清晰显示着刚才在八中铁围栏外偷拍到的荀未来与少年赵左右的照片。</w:t>
-      </w:r>
-    </w:p>
-    <w:p>
-      <w:pPr>
-        <w:spacing w:before="40" w:after="80" w:line="384" w:lineRule="auto"/>
-        <w:ind w:firstLine="400"/>
-        <w:jc w:val="left"/>
-      </w:pPr>
-      <w:r>
-        <w:rPr>
-          <w:rFonts w:ascii="Times New Roman" w:hAnsi="Times New Roman" w:eastAsia="宋体"/>
-          <w:b w:val="0"/>
-          <w:color w:val="141414"/>
-          <w:sz w:val="20"/>
-        </w:rPr>
-        <w:t>◆ EP02《第三个雪人》：【2-1　内　赵左右家·赵左右卧室与客厅（闪回） — 夜/日】：情节与动作调度：2008年1月20日夜。万籁俱寂的卧室里，16岁的赵左右钻在被窝中，手里举着一只亮着冷白光束的手电筒，正屏息凝神地翻看一本《心惊跳》悬疑故事杂志。书页上的铅字在手电筒光圈下格外清晰。 【闪回·赵左右家客厅】白天温暖的赵家客厅里，鱼缸水波微漾，赵左右从小盖到大的那床绿白格纹旧棉被正叠放在桌旁。母亲刘美奕身穿米白色针织毛衣站在鱼缸前，对着头戴黑色礼帽、围着红黑格纹围巾上门的对门新邻居赵了不好意思地解释。 66岁的赵了目光温和地注视着那床熟悉的旧棉被，嘴角浮现出一丝怀念的笑意。 赵了走上前，双手珍重地抱起那床厚实的绿白格纹旧被子，低头将整张脸深深埋进被面嗅闻着久违的家的气息，随后缓缓抬起头，冲刘美奕露出一抹慈祥却令少年赵左右毛骨悚然的微笑。 【回到赵左右卧室】被窝里的16岁赵左右回想起这一幕，吓得倒吸一口凉气，瞪圆了双眼。；核心台词实录：赵左右（内心独白）：“凶手会在下手之前采风，试探自己的猎物。”　【2-2　内　赵左右家老居民楼·五楼楼道（噩梦） — 夜】：情节与动作调度：夜深人静。身穿黑白横条纹睡衣的赵左右打着手电筒，轻轻推开501室的防盗门，蹑手蹑脚地溜进昏暗的五楼楼道。 赵左右猫着腰走到对门502室（赵了住处）的绿色防盗门前，把耳朵贴在门板上听了听。随后他从睡衣口袋里掏出银灰色诺基亚直板手机，按下录音键，小心翼翼地将手机从502室门底的缝隙塞了进去。 数秒后，赵左右将手机从门缝下抽回来，点开播放键贴在耳边细听——听筒里只有一片死寂的沙沙声。就在这时，502室门内突然传来一阵沉稳的皮鞋脚步声，一步步逼近门后！ 赵左右脸色骤变，慌忙收起手机转身想跑，头顶的楼道声控灯却在此时“啪”地熄灭。黑暗中，502室的铁门缓缓拉开，赵左右吓得瘫坐在501室门口。 声控灯再次亮起——头戴黑色礼帽、身穿黑色长大衣的66岁赵了如同恐怖片里的终极反派般高高伫立在赵左右面前，居高临下地俯视着他。　【2-3　内　公交车车厢 — 日】：情节与动作调度：2008年1月21日清晨。行驶在冬日街头的公交车后排座位上，身穿校服与灰色羽绒服的16岁赵左右猛地从睡梦中惊醒，大口喘着粗气。 坐在他身旁的41岁荀未来同样穿着八中校服外套，转过头好笑地打量着惊魂未定的少年。 赵左右揉了揉惺忪的睡眼，满脸怨气地瞪了荀未来一眼。；核心台词实录：赵左右：“以后你没事别老给我打电话，太坑了。”　【2-4　内　赵左右家老居民楼·五楼楼梯间与502室（闪回） — 日/夜】：情节与动作调度：【闪回·前一日五楼楼道】16岁的赵左右背着双肩书包顺着水泥楼梯走上五楼，站在自家501室绿色防盗门前掏钥匙。对门502室的防盗门“吱呀”一声推开，满头银发、身穿黑色针织毛衣内搭白衬衫的66岁赵了探身站在门口，温和地叫住了他。 赵左右背对着赵了浑身紧绷，头也不敢回地支吾推脱，捏着钥匙的手紧张得直抖，连捅了几下都没能把钥匙插进501室的锁孔里。 身后的赵了气定神闲地吐出两个字。 赵左右拧钥匙的动作骤然停住，缓缓转过头去——只见502室门口的赵了正微笑着举起左手，手里赫然捏着两张崭新的红色百元大钞。 赵了拿着手机快步走开。赵左右一个人失魂落魄地坐在水泥楼梯台阶上，两手各捏着一张百元大钞捂住眼睛，心里泛起阵阵嘀咕与懊悔。；核心台词实录：赵左右：“没……没带。” ／ 赵左右（内心独白）：“凶手会在下手之前采风，试探自己的猎物……真不该借给他的。”　【2-6　内　长林八中·高一十班教室 — 日】：情节与动作调度：早读课前的高一十班教室。班长陈明双手费力地抱着一大摞练习册走进教室，戴眼镜的罗爱文连忙热心地迎上前接过一半。 陈明把作业本放在柜子上，拿起一叠《长林市第八中学文理分科意向表》走上讲台，分发给前排同学。 座位上的罗爱文看着空白的表格抓耳挠腮，转过身向后排的荀未来求救。 就在这时，身穿米白色连帽羽绒服的16岁赵左右背着书包、打着哈欠无精打采地走进教室，在荀未来前排的座位坐下，趴倒在课桌上。 赵左右有气无力地从书包里掏出自己的《文理分科意向表》——上面“所选科类”一栏原本圈着“理科”。；核心台词实录：赵左右：“别提了，这两天遇到一个怪老头，晚上一直做噩梦，没睡好。” ／ 赵左右：“你咋知道？” ／ 赵左右：“还是别看了，写得不咋地。” ／ 赵左右：“荀哥，你咋了？你也没睡好？怎么还抽抽了？”　【2-7　外　2033年陈明告别仪式大厅外（闪回） — 日】：情节与动作调度：【闪回·2033年】冬日晴空下，陈明（1992—2033）告别仪式已结束的电子挽联大屏立在台阶旁。41岁的赵左右身穿黑色大衣站在电子屏前，凝视着屏幕上不断滚动的昔日高中同学吊唁弹幕（“先生送出白包 安息”、“王一漫女士送出白包 安息”、“女士送出白包 一路走好”）。　【2-8　外/内　长林八中·教学楼门厅与一楼走廊 — 日】：情节与动作调度：课间操结束，王一漫与女同学并肩说笑着走进教学楼大门，与迎面走来的赵左右、荀未来擦肩而过。赵左右目光痴痴地追随着王一漫的背影。 教学楼门厅的玻璃门后，赵左右与荀未来一左一右扒着门框探头张望。荀未来凑到赵左右耳边低声开口。 荀未来从校服口袋里掏出一支红色水笔，塞进赵左右手里。 赵左右捏着那支红笔，脸上乐开了花，双脚却像灌了铅似的站在原地不敢挪步。荀未来恨铁不成钢地推了他一把。 恰在此时，上课铃声响彻走廊。赵左右如蒙大赦，把笔往兜里一揣。；核心台词实录：赵左右：“真的？她后来真吃了？” ／ 赵左右：“上课了，我下次！”　【2-9　内　长林八中·学生食堂 — 日】：情节与动作调度：荀未来神秘地压低声音，朝众人招了招手，顺势把光环全数引向16岁的赵左右。 端着餐盘走过来的赵左右和罗爱文恰好听见尾巴，赵左右一脸茫然地指了指自己，罗爱文也满头雾水。 荀未来眼疾手快地一把捂住赵左右的嘴。　【2-10　外/内　长林八中·教学楼门厅与外侧红砖无障碍坡道 — 日】：情节与动作调度：教学楼门外的红砖无障碍坡道上，身穿米白色长款羽绒服的王一漫正独自站在雪地里，小口咬着一只红苹果。不远处的走廊窗后，66岁的赵了静静走过。 教学楼玻璃门内，16岁的赵左右静静凝视着门外吃苹果的王一漫，脑海中回响起早上荀未来那句善意的谎言—— 赵左右垂下眼帘，拉开自己的羽绒服拉链，从怀里掏出那袋一直没敢送出去、早已有些温凉的“舒记麻辣烫”，眼底掠过一丝失落。就在这时，一名女同学推开教学楼侧门喊道。 王一漫收起苹果，快步走上坡道迈进教学楼。赵左右拎着那袋麻辣烫走出门厅，站在覆雪的坡道上懊恼地叹了口气。 话音未落，赵左右口袋里的银灰色诺基亚手机忽然响起短信提示音。他掏出手机点开第一条短信息，屏幕上显示：“【八中之声广播社】午间请务必前来参加换届选举活动”。；核心台词实录：赵左右：“早知道就不退出广播社了。” ／ 赵左右：“让我参加广播社换届选举？发错了吧……”　【2-11　内/外　长林八中·音乐教室3202与教学楼门廊 — 日】：情节与动作调度：3202音乐教室内座无虚席，黑板上用粉笔写着“八中之声 广播社”几个大字，讲台后垂着深红色丝绒幕布。广播社社长站在讲台上主持换届。 赵左右拎着麻辣烫从后门溜进教室，在最后一排唯一的空位——戴着圆框眼镜、穿着米色羊羔毛领羽绒服的高一二班女生徐图图身旁坐下。徐图图正低头在笔记本上认真修改着广播稿。 前排的王一漫从容自信地举起右手。社长环视全场。 最后一排，徐图图握着笔的手指微微收紧，犹豫再三，鼓起勇气将右手怯生生地举到胸口高度。身旁的赵左右低头看了一眼麻辣烫，转头瞥见徐图图半举着发抖的手，当即热心地一把抓住徐图图的手腕，帮她把右手高高举过头顶，顺势大喊了一声。 赵左右一听，连忙替身旁的徐图图打抱不平。；核心台词实录：赵左右：“你打算投谁呀？” ／ 赵左右：“这有！” ／ 赵左右：“社长，那她怎么为自己拉票啊？” ／ 赵左右：“加油！”　【2-12　内　长林八中·音乐教室3202 — 日】：情节与动作调度：3202音乐教室讲台上，王一漫正面对全体社员发表竞选演说。 台下响起热烈掌声。荀未来推门走进教室，径直来到最后一排，在赵左右身旁刚才徐图图的空位上坐下，一边鼓掌一边侧头打量赵左右。 荀未来怔了一下——显然那条邀请短信并非他所发，但他很快收回思绪，静待广播响起。；核心台词实录：赵左右：“没有，我收到短信才来的，正好帮一漫投一票嘛。”　【2-13　内　长林八中·一楼广播室与音乐教室3202（交叉剪辑） — 日】：情节与动作调度：一楼广播室内。徐图图戴上耳麦坐在调音台前，深吸一口气推上推子，对着麦克风开口。 3202音乐教室后排，荀未来听着喇叭里磕磕巴巴的声音，摇头啧了一声。 广播室里，徐图图翻开笔记本准备念稿，脸色骤变。 广播喇叭里陷入长达数秒的沉默，3202教室里的社员们面面相觑。赵左右却一脸笃定地偏头对荀未来解释。 徐图图拿起筷子，对着麦克风大口吸溜起麻辣烫里的黄面。清脆诱人的吸面声通过广播传遍全校。3202教室后排，赵左右抱着怀里的麻辣烫塑料袋，听得两眼放光。；核心台词实录：赵左右：“你看，她故意的，她很懂得利用停顿和音乐。” ／ 赵左右：“你不懂。” ／ 赵左右：“这声音……绝对是门口那家麻辣烫的黄面！太有品味了！”　【2-14　内　荀未来与舒图家·卧室/书房/餐厅（2033） — 夜】：情节与动作调度：舒图凝视着照片露出温柔笑意。门外传来脚步声，舒图立刻蹲下身，拉开书柜底层的抽屉将照片放进去并转动钥匙锁好。41岁的赵左右穿着灰色V领毛衣走进书房，站在她身后无奈开口。 舒图拿着文件夹走向餐厅，赵左右一路跟在她身后追问。　【2-15　内　长林八中·广播室与音乐教室3202 — 日】：情节与动作调度：回到2008年广播室。徐图图双手捧起纸碗，仰头喝完最后一口麻辣烫汤，长长地哈出一口白气，对着麦克风露出一抹明媚纯粹的笑容。 3202音乐教室内，荀未来脸色煞白地僵在座位上，嘴唇微微颤抖，声音几不可闻地反复念着那两个名字。 前排的赵左右察觉到他的反常，转过头奇怪地拍了拍他。；核心台词实录：赵左右：“荀哥？荀未来？”　【2-17　外/内　教学楼门厅廊柱与音乐教室3202（交叉剪辑） — 日】：情节与动作调度：教学楼门厅外的红砖廊柱下，16岁的赵左右正和同学说笑着走出大门。荀未来一个箭步冲上前，一把拽住赵左右的胳膊将他拉到廊柱旁。 赵左右停顿了一下，低头捏了捏衣角，随即抬起头。 【交叉切至3202音乐教室】讲台上，广播社社长放下粉笔，面向全体社员高声宣布唱票结果。 【切回教学楼廊柱下】荀未来死死盯着16岁的赵左右，语气焦躁到了极点。 16岁的赵左右彻底被激怒，一把甩开荀未来的手，仰起头冲他大吼。；核心台词实录：赵左右：“她是很有想法。咋啦？” ／ 赵左右：“又来了！我把票投给谁，跟你有啥关系啊？” ／ 赵左右：“我不说！” ／ 赵左右：“荀未来，你是我爹吗？不要用这种口气跟我说话！”　【2-18　内　赵左右家·客厅与餐厅 — 夜】：情节与动作调度：夜晚的赵家灯火通明。父亲赵东来穿着黑色高领毛衣坐在客厅沙发上摆弄紫砂茶具，母亲刘美奕系着围裙在玻璃隔断后的厨房里忙碌。赵左右拿着《长林市第八中学文理分科意向表》和一支笔，小心翼翼地走到父亲身旁。 赵东来接过分科表扫了一眼——表格上“所选科类”一栏，“文科”已被赵左右打上了勾，下面工工整整写着一段选科理由。赵东来眉头微蹙，没有立刻签字。刘美奕端着一盘炒菜从厨房走出来摆上餐桌。 赵左右坐到餐桌前拿起筷子。客厅沙发上的赵东来盯着手里的分科表，沉下脸开了腔。 16岁的赵左右紧紧咬着嘴唇，眼圈泛红，猛地站起身离开餐桌，头也不回地走进卧室，“砰”的一声锁上了房门。赵东来顿时火冒三丈，从沙发上站起身指着卧室门咆哮。 赵东来怒气冲冲地坐回茶几前，抓起笔在分科意向表上将“文科”狠狠涂黑，在“理科”上打了个勾并签下名字。一墙之隔的黑暗卧室里，16岁的赵左右抱膝坐在冰凉的地板上，把头深深埋进膝盖。；核心台词实录：赵左右：“爸，老师的意见反馈来了，说我文理成绩差不多，报文科可以，看家长意见。这儿，签字啊。” ／ 赵左右：“我在八中都能混个中游，不是挺牛的吗？”　【2-19　内　长林八中·高一十班教室 — 日】：情节与动作调度：次日（2008年1月22日）课间。高一十班教室里，学习委员陈明正在过道挨个收取《文理分科意向表》。赵左右面无表情地把折好的分科表递给陈明。坐在后排的荀未来一眼瞥见，立刻起身一把从陈明手里抽走了赵左右的表格。 荀未来展开表格——只见“高一（十）班 赵左右”一栏里，“文科”被涂成了黑疙瘩，勾画在了“理科”上。荀未来脸色骤变，拿着表格冲到赵左右课桌前质问。 被戳中痛处的赵左右猛地从座位上站起来，伸手去夺表格。 两人在狭窄的课桌过道间激烈拉扯，荀未来一脚踏上课桌，居高临下地按住赵左右的肩膀；赵左右彻底失去理智，挥拳朝荀未来扑去，两人瞬间扭打着撞翻课桌椅，全班同学惊呼着围拢上来拉架。；核心台词实录：赵左右：“我喜欢，不行吗？” ／ 赵左右：“还我！” ／ 赵左右：“还我！”　【2-20　内　长林八中·教导主任办公室 — 日】：情节与动作调度：教导主任办公室内。赵左右与荀未来垂手并排站在铁皮文件柜前，衣服领口还带着扭打后的凌乱。教导主任戴娟双手背在身后，面沉似水地审视着两人。 赵左右嘴唇动了动刚要开口，身旁的荀未来却抢先一步，平静而干脆地吐出一个字。 赵左右猛地转过头，满脸愕然地看向荀未来。 站在一旁的16岁赵左右静静听着这番话，原本紧绷的神情微微动容。戴娟皱眉打量着荀未来。 戴娟转回身，从办公桌上拿起那张被揉皱的《文理分科意向表》，递给还规规矩矩站在铁皮文件柜前的16岁赵左右。；核心台词实录：赵左右：“荀未来……”　【2-21　内　长林八中·教学楼走廊与办公室文件柜前（交叉剪辑） — 日】：情节与动作调度：阳光洒满的教学楼走廊里，荀未来双手抱胸靠在窗边。16岁的赵左右走出办公室，缓步来到荀未来身旁并肩站定。 赵左右转过头，认真地注视着荀未来的眼睛。 荀未来苦笑了一下，目光望向窗外的雪地，语气前所未有地坦诚。 荀未来拍了拍赵左右的肩膀，转身准备离开。赵左右在身后叫住了他。 【闪回刚才的办公室文件柜旁】16岁的赵左右把《长林市第八中学文理分科意向表》贴在铁皮文件柜上，手持白色涂改笔，一点点涂掉父亲强行勾选的“理科”，随后郑重地在“文科”上打下对勾。；核心台词实录：赵左右：“明明是我先动的手，你为什么要帮我挡？” ／ 赵左右：“你真这么想？” ／ 赵左右：“回去？回原来的学校去吗？” ／ 赵左右：“荀哥。虽然你有时候真的招人烦，但是，你这次真的打醒我了。” ／ 赵左右（画外音）：“我觉得，我得活出一个我想要的未来。” ／ 赵左右：“我决定——”　【2-22　内　长林八中·校医室与走廊 — 日】：情节与动作调度：校医室的病床上，荀未来缓缓睁开双眼，额头布满冷汗，心有余悸地暗自思忖。 女校医拿着手电筒翻开荀未来的眼皮检查瞳孔。守在床边的16岁赵左右凑近细看，目光落在荀未来左眉骨上方那道月牙形浅疤上，发现疤痕边缘似乎有些微妙的异样。 赵左右眨了眨眼睛，神色有些局促地看了对方一眼。 女校医转身离开。赵左右坐在病床边，指了指自己的左眉骨，好奇地看向坐起身的荀未来。 赵左右挠了挠头，语气里带着几分少年的急切。；核心台词实录：赵左右：“谢谢啊。” ／ 赵左右：“荀哥，你是不是跟人打架了才转的校啊？” ／ 赵左右：“见义勇为？我果然没认错大哥！” ／ 赵左右：“那也没多大呀，咱俩不就差四岁？但你还是要好好照顾好自己的身体，这胃不好，还老抽抽。” ／ 赵左右：“那你不回原来的学校了吧？”　【2-24　外　长林八中校门口至徐图图家红砖家属楼外 — 黄昏】：情节与动作调度：傍晚放学时分，夕阳余晖映照着校门口的积雪。荀未来与16岁的赵左右并肩走出校门，迎面看见穿着米白色羽绒服的徐图图正推着自行车走出校门铁栅栏。荀未来脚步一顿，目光紧紧追随着徐图图的背影。 荀未来转头拍了拍身旁的赵左右。 荀未来快步追出校门，远远跟在骑自行车的徐图图身后，穿过覆雪的老街巷，来到一栋带有室外铁楼梯的红砖家属楼下。；核心台词实录：赵左右：“行，明天见！”　【2-25　内/外　长林八中·教导主任办公室、走廊与广播室外雪地（倒叙：数小时前） — 日】：情节与动作调度：赵了沿着走廊慢步前行，掏出自己的诺基亚手机，编辑了那条“【八中之声广播社】午间请务必前来参加换届选举活动”的短信息，精准发送给教学楼外雪坡上的16岁赵左右！ 3202音乐教室门外，赵了透过门缝静静看着16岁的赵左右在最后一排举起徐图图的手臂（“这有！”），脸庞上浮现出一丝慈爱而欣慰的笑意。　【2-26　外/内　高架桥下车祸现场与豪车后座（2035） — 日】：情节与动作调度：留着一头艺术家长发、戴着金丝边眼镜、身穿考究黑色羊绒长风衣的赵左右（改学文科后成为“杂志大王”的另一条时间线）失魂落魄地拨开人群走上前。车体残骸旁，身穿米白色大衣、无名指戴着婚戒的舒图静静倒在血泊之中，满手鲜血，已无生息。 【快速闪回】41岁的荀未来在2033年陈明告别仪式上手持电子屏盘点同学身价、在人生无限有限公司签下零零九号服务协议、手持“荀未来”身份证；紧接着切至2035年，长发金丝眼镜的赵左右在商务豪车后座酣睡，手中的智能手机屏幕亮起刺眼的弹窗：“未接来电 刚刚｜舒图 (7)｜响铃 17 秒”；高端访谈演播室里，身为“杂志大王”的他正意气风发地高谈阔论。 2035年高架桥下，长发赵左右双腿一软，跪倒在舒图冰冷的遗体旁痛哭失声。画面切回2008年广播室窗外，66岁的赵了迎着寒风缓缓睁开满含热泪的双眼。　【2-29　内　徐图图家·徐图图卧室与赵左右家·赵左右卧室（交叉剪辑） — 夜】：情节与动作调度：2008年1月22日夜。红砖老式家属楼二楼户外铁楼梯平台（门牌1449）笼罩在静谧夜色中。卧室内，摘下圆框眼镜的徐图图与熟睡的母亲同睡在一张大床上，她躺在温暖的条纹被窝里，手里拿着白色红边的索爱Walkman滑盖手机。屏幕上显示着手机QQ好友列表，她点开“狂野阳光 (6/6)”分组，点选网名为“狂野阳光”的赵左右头像进入聊天窗口，在输入框里敲下一个“谢”字，看着闪烁的光标，嘴角浮现出一丝笃定的甜笑。 画面叠化出白天3202音乐教室黑板上“徐图图 1”的粉笔字迹，随后叠化至躺在自己卧室床上、双手枕在脑后凝视天花板的16岁赵左右。耳畔再次回响起白天荀未来的追问。 切至：；核心台词实录：赵左右（内心独白）：“王一漫。我投给了王一漫。”　【2-30　内　王一漫家·客厅 — 夜】：情节与动作调度：王一漫坐在自家的欧式复古沙发上。她拉开书包拉链，小心翼翼地捧出白天赵左右送给她的那碗麻辣烫。　【2-31　外/内　和艺北街IC卡公用电话亭与人生无限有限公司（2058） — 夜】：情节与动作调度：深夜空旷寂静的“和艺北街”，街角路灯在雪地上投下昏黄的光晕。16岁的赵左右在被窝里用手机发了一条说说：“【说说】今天发生了很多事，不过，祝我生日快乐吧！”与此同时，深夜空旷寂静的“和艺北街（HE YI BEI JIE）”上，身穿黑色皮夹克、内搭白衬衫与黑领带、头戴深色做旧棒球帽的66岁赵了独自走过斑马线，推门走进路牌下的IC卡公用电话亭。</w:t>
-      </w:r>
-    </w:p>
-    <w:p>
-      <w:pPr>
-        <w:spacing w:before="40" w:after="80" w:line="384" w:lineRule="auto"/>
-        <w:ind w:firstLine="400"/>
-        <w:jc w:val="left"/>
-      </w:pPr>
-      <w:r>
-        <w:rPr>
-          <w:rFonts w:ascii="Times New Roman" w:hAnsi="Times New Roman" w:eastAsia="宋体"/>
-          <w:b w:val="0"/>
-          <w:color w:val="141414"/>
-          <w:sz w:val="20"/>
-        </w:rPr>
-        <w:t>◆ EP03《少年的决定》：【3-2　内　徐图图家·徐图图卧室与501室赵左右卧室（交叉剪辑） — 夜】：情节与动作调度：2008年1月24日夜。徐图图家卧室内暖黄色的台灯静静亮着，墙面贴着温馨的明信片与手绘贴纸。16岁的徐图图戴着黑色金属细圆框眼镜，身穿米白色粗棒针毛衣端坐在书桌前，正在操作一台黑色IBM笔记本电脑。 电脑屏幕上打开着“与 狂野阳光 聊天中”的QQ2008对话窗口。徐图图手指轻敲键盘输入拼音“yiqi”，选定“1:一起”，怀着隐秘的期待发出一条消息。 徐图图双手托腮盯着屏幕等了几秒，见对方的头像迟迟没有跳动，神色略显局促地抿了抿嘴角，又飞快敲击键盘补发了一条消息。 【交叉剪辑·福慧家园6栋501室赵左右卧室】与此同时，16岁的赵左右身穿长林八中深蓝白条纹校服外套、内搭浅灰色连帽卫衣坐在自己的台式电脑前。显示器上正打开着深蓝夜空背景的“王一漫的QQ空间”，相册栏里贴着王一漫围红围巾的雪地照与教堂风景照。 赵左右目不转睛地盯着王一漫的QQ空间主页，在留言板里一字一顿地敲下留言。；核心台词实录：赵左右（QQ空间留言）：“我又来踩了，求回踩” ／ 赵左右：“来啦！”　【3-3　内　老居民楼502室·赵了房间与501室赵左右卧室（交叉剪辑与三分屏） — 夜】：情节与动作调度：一墙之隔的对门502室房间内没有开顶灯，四周幽暗静谧。66岁的赵了身穿黑白复古几何印花开衫端坐在书桌前，面前的一台银色三星（SAMSUNG R55）笔记本电脑散发着冷冽的蓝白光晕。 赵了的笔记本屏幕上完整投射着对门501室赵左右台式电脑的实时远程桌面，屏幕最上方悬浮着一条醒目的深蓝色系统状态栏——“黑鸽子 V2.1 入侵监控中 ｜ 远程控制：关闭”。 赵了注视着屏幕上徐图图发来的邀请以及赵左右留在输入框里的那句“要不下次吧（”，苍老的眼底浮起一抹温和而笃定的笑意。他移动鼠标点击顶栏按钮将“远程控制”切换为“开启”，修长的手指按动退格键，将“要不下次吧（”逐字删空，随后替16岁的自己飞快敲下一行字并点击发送。 【切回501室赵左右卧室】洗漱完毕的赵左右擦着脸走回书桌前坐下，正准备把输入框里的草稿删掉关机，目光却猛地定格在上方已发送的聊天记录区——那里赫然多出了“好呀，几点？”与“晚上五点半、不见不散 (/≧∇≦)/”！ 赵左右瞬间瞪圆了双眼，难以置信地凑近显示器屏幕。；核心台词实录：赵了（代赵左右发QQ）：“好呀，几点？” ／ 赵左右：“我刚发过去了吗？” ／ 赵左右（闪回）：“我喜欢徐图图！” ／ 赵左右：“荀未来？！”　【3-4　内　赵左右家·父母主卧与主卧门外走廊（片名卡：少年的决定） — 日】：情节与动作调度：次日清晨（2008年1月25日，寒假前返校日），冬日晨光洒进501室。16岁的赵左右身穿八中深蓝白条纹校服外套，手里攥着一把银色小剪刀，趁父母在厨房忙碌，蹑手蹑脚地溜进父母主卧，从床头柜上飞快摸走一本《小知音》杂志。 赵左右溜到主卧门外的走廊木地板上蹲下身，翻开《小知音》内页，拿起小剪刀沿着中缝小心翼翼地裁剪下来。 被剪下的左侧书页上印着行星环绕的科幻插图与醒目的铅字标题——“宇宙边缘历险记 ●赵左右”，右侧书页则印着“课后巩固45分钟”。画面中央缓缓浮现出本集片名：“第 3 集 少年的决定”。 赵左右将剪下的《宇宙边缘历险记》内页如获至宝地折好揣进校服怀里，起身把缺了一页的《小知音》放回父母主卧床头柜原处。　【3-5　内　长林八中·高一十班教室 — 日】：情节与动作调度：寒假前返校日的高一十班教室里喧闹欢快。16岁的赵左右满脸得色地坐在座位上，从怀里掏出那张刚剪下来的《宇宙边缘历险记》内页，献宝似地递给身旁的荀未来炫耀。 41岁的荀未来身穿八中蓝白校服外套靠在椅背上，嘴角微抽，不紧不慢地伸手探进自己的课桌膛里，抽出一整本一模一样的《小知音》杂志啪地拍在桌面上，用手指点了点封面最上方的一行字。 赵左右凑近封面仔细一看——只见杂志封面顶部三色书页图标旁，赫然印着“长林文学出板社”六个字。赵左右的声音瞬间蔫了下去。；核心台词实录：赵左右：“《小知音》诶！全国发行量前十的杂志，刊登了我的文章，还给我稿费了！” ／ 赵左右：“他把出版社的“版”，打成了木板的“板”……”　【3-6　外/内　2033年长林数字公墓（闪回）与2008年高一十班教室 — 日】：情节与动作调度：全班同学瞬间爆发出一阵欢呼雀跃：“太好了！”荀未来收敛思绪，转头看向身旁的赵左右。 赵左右翻开课桌上的盗版《小知音》，那支酒红色金夹钢笔正端端正正地夹在《宇宙边缘历险记》的那一页中。　【3-7　内　长林八中·教学楼内走廊 — 日】：情节与动作调度：不远处的走廊拐角处，身穿灰白厚羽绒服套蓝白校服的16岁赵左右手里紧紧攥着那支酒红色金夹钢笔，眼巴巴地等着傅老师讲完。好不容易等到傅老师转身离开，王一漫抬起头看见了站在走廊边的赵左右，两人目光交汇。 赵左右刚鼓起勇气迈出半步，身穿炭灰色宽翻领毛呢大衣的教导主任戴娟突然从走廊侧面大步走来，一把叫住了赵左右。 赵左右被戴娟训得苦着脸低下头。等戴娟转身走远，赵左右连忙抬起头望向走廊尽头——那里只剩下两名擦玻璃的男学生，王一漫早已离开了走廊。赵左右握着红钢笔懊恼地叹了口气。　【3-8　外/内　老式有轨电车车厢 — 日】：情节与动作调度：红白配色的老式有轨电车沿着积雪覆盖的铁轨叮当驶过。车厢后排木椅上，16岁的赵左右与41岁的荀未来并肩而坐，赵左右低头看着夹在《小知音》杂志里的酒红色金夹钢笔发呆。 16岁的赵左右转头望向电车窗外掠过的白雪街景，轻声自语。 赵左右回过神来，抬起头冲荀未来爽朗地笑了笑。 赵左右立刻板起脸佯装生气，搬出荀未来最在乎的事将了他一军。；核心台词实录：赵左右：“热爱吗？其实我只是想让她看到……” ／ 赵左右：“没啥。这个月零花钱不够请你吃大餐了，晚上来我家吃饭！” ／ 赵左右：“咋了？不拿我当兄弟？行，那算了，我赵左右宣布退出文坛！”　【3-9　外/内　老式家属院“三个雪人”院落与五楼501室门口 — 夜】：情节与动作调度：暮色四合，华灯初上。赵左右领着荀未来走进福慧家园老式家属院积雪的中心院落。院子中央并排伫立着三个可爱的雪人。 荀未来停下脚步，目光复杂地凝视着那三个雪人。一旁的赵左右得意地拍了拍胸脯。 两人走进6栋单元门爬上五楼。赵左右三步并作两步跑到501室防盗门前敲门喊“爸！”，回头却见身穿黑色满印白色猫咪图案毛衣的荀未来站在水泥楼梯半腰，脚步走得极慢，满脸近乡情怯的恍惚。 赵东来客气地向荀未来点了点头，随即拉过赵左右小声叮嘱。 荀未来跟着赵左右跨进501室玄关，抬眼望向餐厅——只见自家餐桌的主宾位上，赫然坐着身穿纯白色高领毛衣的66岁赵了！荀未来瞳孔骤缩，当场僵在玄关原地。；核心台词实录：赵左右：“厉害吧？我堆的！走吧。” ／ 赵左右：“咋了你今天？不舒服啊？平时走路我都跟不上你。” ／ 赵左右：“爸，荀未来，我跟你说过的。他在学校里帮了我个大忙，我请他来家里吃饭，让妈多备双筷子。” ／ 赵左右：“没事。” ／ 赵左右：“谁呀？”　【3-10　内　赵左右家·餐厅（五人三代同堂家宴） — 夜】：情节与动作调度：餐厅暖黄的吊灯下，圆桌上摆满了热气腾腾的东北家常菜与鲜香海参。赵东来、身穿黑白横条纹高领毛衣的母亲刘美奕、脱去外套穿浅灰连帽卫衣的16岁赵左右、穿黑色猫咪毛衣的41岁荀未来，以及穿纯白高领毛衣的66岁赵了五人围桌而坐。 赵了苍老的眼眸微微颤动，缓步上前，声音温和而低沉。 赵东来热情地端起酒杯朝赵了示意。 赵了自然而然地拿起筷子，夹起一筷子好菜放进身旁16岁赵左右的碗里。；核心台词实录：赵左右：“赵爷爷好。” ／ 赵左右：“谢谢爷爷。”　【3-15　外/内　三条鱼漫画屋·门口与一楼补习长桌（寒假补习：1月28日晨） — 日】：情节与动作调度：清晨，三条鱼漫画屋的卷帘门哗啦一声拉起。门外雪地里，身穿深棕棉服内搭纯白连帽卫衣的16岁赵左右、烫着一头蓬松爆炸头穿米灰毛领外套的罗爱文，以及摘下眼镜穿墨绿拼黑立领外套的陈明三人并排站立，手里各举着热气腾腾的包子油条。 赵左右、罗爱文与陈明三人突然齐刷刷抬起手臂指向门口的荀未来，摇头晃脑地合唱耍宝。 身穿黑色满印白色猫咪毛衣的荀未来指着罗爱文那头喜感十足的爆炸头忍俊不禁。 陈明面无表情地转头盯住荀未来，又瞥了一眼正往嘴里塞早点零食的赵左右。 话音刚落，罗爱文握着笔在空白的横线笔记本第一行郑重其事地写下“1. 解”两个字，下一秒便当场一头栽倒在桌面上呼呼大睡！赵左右也单手托腮对着题目发愁。；核心台词实录：赵左右：“怎么了，荀哥？” ／ 赵左右＆罗爱文＆陈明：“是我该死的温柔，吓到你了吗？”　【3-16　内　三条鱼漫画屋·书架过道与补习木桌区（小沈阳围巾试探与三代拉锯） — 日】：情节与动作调度：漫画屋玻璃门被推开，66岁的赵了头戴黑色圆顶礼帽、颈间围着一条红黑苏格兰格纹围巾、手里端着一杯珍珠奶茶踱步走进店里，在漫画书架前慢悠悠地翻看漫画。荀未来眯起眼睛走上前试探。 赵了转头瞥见远处趴在课桌上睡得四仰八叉的爆炸头罗爱文，幽默地顿了顿。 赵了随口应了一声，荀未来的眼神瞬间骤冷，欺身上前一步压低声音喝破！ 赵了不再理会荀未来，转身走进内侧书桌旁，与跟过来的荀未来一左一右站在16岁赵左右的身后。 荀未来立刻伸手按住赵左右的另一侧肩膀反驳。；核心台词实录：赵左右：“赵爷爷，我今天打算住在这儿了，能多跟陈明请教请教数学题。” ／ 赵左右：“也对。” ／ 赵左右：“没错！” ／ 赵左右：“也有道理啊……” ／ 赵左右：“那我还是回去吧！荀哥，我明天早上再过来。” ／ 赵左右＆罗爱文：“老师再见！”　【3-19　内　电影院·售票大厅（荀未来替赵左右约王一漫坐摩天轮） — 日】：情节与动作调度：身穿驼色大衣配棕色格纹围巾的王一漫与身穿米白色小熊耳朵连帽羽绒服的尚雪走进电影院大厅，一眼看到了荀未来的背影。 王一漫垂下眼帘，神情清冷而克制，声音轻柔。 说话间，身穿棕橙色格纹内衬连帽棉服的16岁赵左右与穿黄蓝拼色羽绒服的罗爱文兴冲冲地走进大厅。 赵左右往前凑了半步，目光认真地盯着对方。 赵左右、罗爱文去经理室取票，尚雪去洗手间，大厅原地只剩下王一漫与荀未来两人。王一漫转头看向荀未来。；核心台词实录：赵左右：“一漫，你也来了！” ／ 赵左右：“电影快开始了，我去管我妈拿票。”　【3-20　内　电影院·3号放映厅（《长江七号》观影与零食填鸭） — 日】：情节与动作调度：3号放映厅内灯光暗下，大银幕上正在放映周星驰电影《长江七号》。王一漫与尚雪并排坐在前排，罗爱文、赵左右与荀未来坐在正后排。 为了把赵左右的肚子彻底撑饱、搅黄晚上的麻辣烫大胃王比赛，荀未来不停地从大塑料袋里掏出快餐零食往赵左右嘴里塞。 荀未来凑到赵左右耳边低声透露自己的得意安排。 赵左右猛地瞪大眼睛，压低声音惊呼。；核心台词实录：赵左右：“不吃了，不吃了，太占肚了，我一会儿还要参加大胃王挑战呢。” ／ 赵左右：“真的假的？你怎么安排的？她答应了？”　【3-22　内　电影院·3号放映厅外走廊（赵左右溜出放映厅） — 黄昏】：情节与动作调度：电影院3号放映厅外走廊里，电影《长江七号》尚未结束，心神不宁的16岁赵左右悄悄推开隔音门溜出放映厅。41岁的荀未来立刻紧随其后追了出来，在走廊里拦住他。 赵左右往前凑了半步，目光认真地盯着对方。 16岁的赵左右低着头，内心天人交战，却依然固执地守着底线。 赵左右站在走廊灯光下掏出手机，低头按动键盘。；核心台词实录：赵左右：“不是，荀哥，我也想和一漫去游乐园——” ／ 赵左右：“可我先答应了徐图图啊。” ／ 赵左右：“我觉得我不能这样，我不想食言。”　【3-23　内　八中后街·砂锅麻辣烫店（第二阶段：17:15等候与收到短信） — 黄昏】：情节与动作调度：徐图图连忙拿起手机点开收件箱——只见发件人“赵左右”发来一条最新短信：“我会准时到的，不见不散！”徐图图原本忐忑的脸上瞬间绽放出无比灿烂的笑容！　【3-24　内　电影院·3号放映厅外走廊（少年的决定） — 黄昏】：情节与动作调度：电影院走廊里，16岁的赵左右抬起头，将自己的手机屏幕亮到41岁荀未来的眼前——原来刚才他低头按手机，根本不是听从荀未来的命令去发“改天”，而是亲手给徐图图发出了那句“我会准时到的，不见不散！” 16岁的赵左右收起手机，少年清澈而坚定的目光直视着眼前41岁的自己，一字一句说出了自己的决定。 切至：；核心台词实录：赵左右：“这下我更不能反悔了。” ／ 赵左右：“我一直都不是个果断的人，所以有时候只能逼自己一把。荀哥，我要做对的事，我得走了。”　【3-25　内　电影院·男洗手间与走廊（反锁隔间与散场） — 黄昏】：情节与动作调度：赵左右转身欲走，荀未来急红了眼，一把拽住赵左右的胳膊将他强行拖进旁边的男洗手间里。 荀未来高大的身躯死死堵在洗手间门前，摆出架势逼视着16岁的自己。 16岁的赵左右缓缓握紧了右拳。下一秒，赵左右突然虚晃一招，趁荀未来下意识退入洗手间隔间的瞬间，猛地一把拉上隔间木门，从外面“咔哒”一声插死了金属门栓！ 不等隔间里的荀未来反应过来，16岁的赵左右已经夺门而出，沿着电影院走廊一路狂奔向八中后街的砂锅麻辣烫店！；核心台词实录：赵左右：“你干嘛呀，荀哥！荀哥，你到底要干嘛？”　【3-28　内　电影院·男洗手间（诺基亚E90壁纸惊魂） — 夜】：情节与动作调度：只见黑色诺基亚E90亮起的主屏幕壁纸上，赫然显示着年轻赵左右与少女徐图图的亲密合照！</w:t>
-      </w:r>
-    </w:p>
-    <w:p>
-      <w:pPr>
-        <w:spacing w:before="40" w:after="80" w:line="384" w:lineRule="auto"/>
-        <w:ind w:firstLine="400"/>
-        <w:jc w:val="left"/>
-      </w:pPr>
-      <w:r>
-        <w:rPr>
-          <w:rFonts w:ascii="Times New Roman" w:hAnsi="Times New Roman" w:eastAsia="宋体"/>
-          <w:b w:val="0"/>
-          <w:color w:val="141414"/>
-          <w:sz w:val="20"/>
-        </w:rPr>
-        <w:t>◆ EP04《避风港争夺战》：【4-1　内　八中后街·砂锅麻辣烫店 — 夜】：情节与动作调度：2008年1月29日（周二）夜。长林八中后街的十元砂锅麻辣烫店内热气蒸腾，白瓷砖墙面上张贴着“金汤砂锅”、“肥牛套餐”与“限时活动”的彩色宣传画，几桌食客正围着咕嘟冒泡的砂锅大快朵颐。 靠窗的木桌前，16岁的徐图图身穿米黄色连帽羽绒服、内搭白色翻领衬衫与米色针织衫，鼻梁上架着那副秀气的金属细圆框眼镜，正独自一人端坐着等候。 店门外厚重的塑料防风门帘被猛地一把掀开，寒风卷着热气涌入——刚从电影院男洗手间将41岁的荀未来反锁在隔间里、一路狂奔而来的16岁赵左右身穿棕橙色连帽棉服内搭深棕格纹衬衫，满头大汗、气喘吁吁地冲进店里。 赵左右跑到桌前停下脚步，双手撑着膝盖大口喘气，抬起衣袖胡乱抹了一把额头沁出的汗珠。 徐图图温和地摇了摇头，将桌上的热茶杯往赵左右面前推了推。；核心台词实录：赵左右：“路上堵车了，跑过来的！” ／ 赵左右：“没事，路滑摔了一跤。”　【4-2　内　电影院·8号放映厅外走廊 — 夜】：情节与动作调度：恰在此时，身穿挺括黑色职业西装外套、白衬衫系蓝白斜条纹领带的影院经理——赵左右的母亲刘美奕正沿着走廊巡视过来。她一眼认出被保安架住的荀未来，惊讶地快步上前。　【4-3　外　长林市·风雪长街 — 夜】：情节与动作调度：荀未来独自一人行走在空旷寂静的雪街上。一想到自己被66岁的老年版自己用一沓电影票算计得死死的、不仅没拦住赵左右和徐图图吃麻辣烫，还狼狈得靠母亲解围，荀未来气得停下脚步，朝着路边的空气狠狠飞起一脚，脚底一滑差点摔个趔趄。　【4-4　外/内　《三人行》白昼篇主题片头序列（OP） — 日/夜】：情节与动作调度：伴随轻快而略带怅惘的钢琴与弦乐主题曲，《三人行》白昼篇片头画面徐徐展开：戴着鲜红围巾的少年奔跑在2008年大雪纷飞的长林八中校园与红白相间的有轨电车轨道之间，电话亭百叶窗前的神秘剪影、风雪院落里并排伫立的三个雪人、跨越时空的莫比乌斯环与逆向飞旋的齿轮钟摆依次掠过，16岁赵左右、41岁荀未来、66岁赵了三代自我并肩伫立于纯白雪原之上，最终定格于剧名《三人行 THE TRIPLE ECHO OF TIME》。　【4-5　内　三条鱼漫画屋·一楼沙发阅读区（片名卡：避风港争夺战） — 日】：情节与动作调度：2008年1月30日（周三）白昼。冬日暖阳透过玻璃门洒进春秋路178号“三条鱼漫画屋”，墙面上贴满了各式热血动漫海报与读者明信片。 一楼阅读区的拼色布艺沙发上趴着一只巨大的浅棕色毛绒泰迪熊。16岁的赵左右脱去了厚羽绒服，身穿米白、浅灰与雾霾蓝相间的宽横条纹圆领毛衣，内搭白色半高领打底衫，正端坐在小木茶几前，手握钢笔在红格信纸上一笔一划地认真写信。 画面正下方居中缓缓浮现出本集片名：“第 4 集 避风港争夺战”。 荀未来伸手拿起那页信纸看清抬头，眼睛猛地一亮，啧啧称奇地拍了拍赵左右的肩膀。 赵左右停下笔抬起头，有些意外地看着荀未来。；核心台词实录：赵左右：“咋的，你听说过刘慈欣啊？” ／ 赵左右：“我听说《三体Ⅱ》已经写得差不多了。我一直都很崇拜他，在给他写信，也不知道他会不会回我。” ／ 赵左右：“啥叫“向上社交”啊？” ／ 赵左右：“我咋可能和刘老师做朋友啊？我就是单纯地写信表达一下我的崇拜！” ／ 赵左右：“不用你管！我自己写！”　【4-6　内　赵左右家（501室）·玄关与客厅 — 夜】：情节与动作调度：夜幕降临，福慧家园6栋501室赵家客厅里没有开主吊灯，只有角落的落地台灯散发着昏黄低沉的光晕，玄关柜上的生态鱼缸水泵发出单调的嗡鸣声。 16岁的赵左右身穿灰蓝色拼深灰肩部立领羽绒服、背着黑色双肩书包推开防盗门走进玄关，一边低头换鞋一边往屋里张望。 赵左右的话音戛然而止，整个人僵在玄关口——只见客厅的墨绿色布艺沙发上，父亲赵东来正身穿深棕灰色高领毛衣面色铁青地端坐着。沙发前的木茶几上，赫然摊放着从赵东来书房抽屉里翻出来的那本盗版《小知音》杂志。 赵左右双手死死攥紧双肩包的肩带，心虚地低下头，声音细若蚊呐。 赵左右被父亲吼得肩膀一颤，却仍梗着脖子抬起头辩解。；核心台词实录：赵左右：“爸妈还没回来啊？等一下……” ／ 赵左右：“报的……理科。” ／ 赵左右：“我……后来分科表被撕坏了，所以要重新写，重新写就是文科了！我还不能自己选了？！” ／ 赵左右：“那你讲信用吗？！诺基亚中考完就答应给我买了，上个月你又答应了，你买了吗？！当爹的就可以无限耍赖？！” ／ 赵左右：“还给我！！还给我！！我恨死你了！！”　【4-7　外　福慧家园老式家属院·五楼窗下雪地 — 夜】：情节与动作调度：16岁的赵左右连滚带爬地冲出单元门，跑到自家五楼窗户正下方的积雪堆旁，“扑通”一声双膝跪倒在冰冷刺骨的雪地里。　【4-8　外/内　和艺北街×飞霞路IC卡公用电话亭 — 夜】：情节与动作调度：深夜的和艺北街与飞霞路交叉口空无一人，幽蓝的夜色与街灯昏黄的光晕在风雪中交织。 无家可归的赵左右缩着肩膀，一瘸一拐地走到路牌下的蓝白IC卡公用电话亭前，拉开玻璃门钻进狭小的电话亭内避寒。 电话亭绿色的金属内壁挡住了外面的呼啸风雪。赵左右靠着冰冷的铁壁，低头看着自己红肿破裂、凝着血痂的十指，冻得上下牙关打战。他哆嗦着从羽绒服兜里掏出银色诺基亚直板手机，先后拨打死党陈明和荀未来的电话。 赵左右无力地垂下胳膊，绝望与委屈如潮水般将他淹没。 就在这时，“嘀嘀”两声清脆的诺基亚短信提示音突然在寂静的电话亭内响起。赵左右愣了一下，举起手机一看——只见亮起的屏幕上弹出一个浅蓝色信封图标，上面显示着66岁赵了发来的短信息：“你在哪儿？”；核心台词实录：赵左右：“喂……陈明？……荀哥？”　【4-9　内/外　三条鱼漫画屋里间、风雪街头与飞霞路电话亭（多线交叉剪辑） — 夜】：情节与动作调度：荀未来一骨碌从床上跳下，抓起衣架上的卡其色高领厚羽绒服套在身上，一把拉开三条鱼漫画屋的木门冲进漫天风雪的街道，沿着长林市的大街小巷大声呼喊着“赵左右——”。 【飞霞路电话亭】与此同时，和艺北街×飞霞路的公用电话亭内，已经与赵了通完电话的16岁赵左右揣好手机，隔着蒙着白雾与雪花的电话亭玻璃窗，静静仰起头望向夜空中纷扬飘落的雪花，安心等待着“赵爷爷”的到来。　【4-10　内　街角市井面馆 — 夜】：情节与动作调度：街角一家通宵营业的市井小面馆里白汽袅袅，弥漫着浓郁的骨汤香气。 身穿暗酒红色连帽防风羽绒大衣、内搭纯白色高领毛衣、头戴黑色棒球帽的66岁赵了与16岁的赵左右面对面坐在靠窗的小木桌旁。赵了抬起手，熟稔而温和地朝面馆老板招呼道。 赵了转过头，目光慈爱地注视着对面脸色苍白的16岁自己，轻声补了一句。 一碗汤色清亮、撒着翠绿香菜叶、热气腾腾的鸡汤豆腐片端上桌面。赵左右握着竹筷，看着眼前热气袅袅的汤碗，眼神里却还带着几分少年人的倔强与戒备。 听到这句毫不说教的承诺，赵左右紧绷了一整晚的肩膀终于彻底松弛下来。他低下头，大口大口地吃着滑嫩滚烫的鸡汤豆腐。一碗鲜美热汤下肚，少年冻僵的身体暖和过来，脸颊也恢复了红润。；核心台词实录：赵左右：“你要是替我爸妈来劝我回去的，那就别白费力气了！” ／ 赵左右：“谢谢赵爷爷！等我管我兄弟借了钱，我一定会还你的！” ／ 赵左右：“你以前没来过长林吗？” ／ 赵左右：“行！那你想去哪玩啊？我给你当导游！咱们长林除了烧烤还有什么有特色的？那多了去了！我先推荐一家麻辣烫啊，你要是没吃饱，咱们现在就能去！”　【4-11　内/外　八中后街·砂锅麻辣烫店与店外风雪街头 — 夜】：情节与动作调度：荀未来狐疑地一转头，目光正好落在店堂侧墙悬挂的木框黑板上——只见黑板顶部写着“大胃王挑战赛排行榜”，下方的粉笔字清清楚楚地列着名次：“第一名 王林 十二碗 ｜ 第二名 刘宁 十一碗 ｜ 第三名 丽娜 十碗 ｜ 第四名 黄政杨 ｜ 第五名 孙蕾 八碗 ｜ 第六名 孙艺宁 七碗 ｜ 第七名 徐图图 ｜ 第八名 赵左右 五碗 ｜ 第九名 张宁 四碗 ｜ 第十名 胡雪桐 三碗”。 荀未来指着黑板上的“第七名 徐图图”和“第八名 赵左右 五碗”，转头冲舒老板冷笑一声。　【4-13　内　长林饭店·豪华套房客厅 — 夜】：情节与动作调度：赵了刚挂断电话，套房的木质浴室门便“咔哒”一声推开——刚洗完热水澡、浑身冒着热气的16岁赵左右身穿一件宽大松软的纯白色华夫格酒店浴袍，顶着一头湿漉漉的碎发欢快地冲了出来，一屁股陷进欧式雕花布艺沙发里，兴奋地直拍沙发扶手。 66岁的赵了端着茶杯在雕花茶几对面的单人沙发上坐下，含笑注视着16岁的自己。 赵左右毫不犹豫地使劲点头，手舞足蹈地比划着。 一提到刚刚撕碎自己杂志的父亲，16岁的赵左右嘴角立刻撇了下去，赌气地把头扭向一边。 赵左右怔了一下，似懂非懂地看着神色肃穆的赵爷爷，缓缓低下了头。；核心台词实录：赵左右：“我的天啊！我第一次住这么好的酒店！那个淋浴头也太高级了，我都不会拧，在里头研究了好半天！” ／ 赵左右：“好太多了！我们家那个地漏都堵死了，每次洗个澡费老劲了！爷爷，等我以后像你一样挣大钱了，我也要带我妈来住这么豪华的套房，让她也享享清福！” ／ 赵左右：“我爸……他才不需要。”　【4-15　内　长林市室内电玩城 — 日】：情节与动作调度：与此同时，长林市中心的室内电玩城内霓虹闪烁、人声鼎沸。 66岁的赵了换上了一身帅气利落的黑色翻领皮夹克，内搭挺括白衬衫并系着一条黑色窄领带，头戴黑色棒球帽，正坐在街机赛车驾驶座上，一脚重重踩下金属油门踏板，熟练地转动方向盘与身旁的16岁赵左右飙车竞速！ 紧接着，一老一少并肩站在双人街机投篮机前，脱去羽绒服外套的赵左右与身穿黑皮衣系黑领带的赵了左右开弓，一颗颗篮球如连珠炮般精准空心入网！ 投篮机下方的出票口源源不断地吐出长龙般的彩色连张兑奖彩票，转眼间便装满了整整一黄色塑料购物篮。赵了摘下头上的黑色棒球帽擦了擦额头的汗水，哈哈大笑着提起那满满一篮兑奖彩票塞进赵左右怀里。；核心台词实录：赵左右：“进了！好球！”　【4-16　内　三条鱼漫画屋·里间账桌与一楼阅读区 — 日】：情节与动作调度：三条鱼漫画屋里间书桌前，身穿棕灰几何提花毛衣的十岁算账小孩正一边低头握着圆珠笔在账本上写写算算，一边头也不抬地对在屋里来回踱步的荀未来冒出一句金句。 算账小孩话音刚落，漫画屋一楼的玻璃木门便被“哐当”一声推开——身穿灰蓝色羽绒服的16岁赵左右满面春风、昂首挺胸地走了进来，双手高高举着两个红白相间的肯德基全家桶！ 脱去羽绒服、身穿鲜亮翠绿色高领纯色针织毛衣的41岁荀未来听到声音，一个箭步从里间冲了出来，张开双臂一把将16岁的赵左右死死搂进怀里！ 赵左右手里还提着全家桶，被荀未来勒得喘不上气，直翻白眼拍打他的后背。 赵左右好不容易从荀未来怀里挣脱出来，把两个全家桶放在书架旁的桌面上，得意洋洋地扬起下巴。；核心台词实录：赵左右：“兄弟们，我回来了！原味鸡！” ／ 赵左右：“哥，你先松手！松手！” ／ 赵左右：“这是赵爷爷请大家吃的！哥们儿现在有着落了！” ／ 赵左右：“我知道赵爷爷跟我妈说了！但我觉得赵爷爷人挺好的，我们俩玩得特嗨，他肯定会理解我的！” ／ 赵左右：“你咋说话呢？！赵爷爷身体好着呢，能活一百岁！我走了！”　【4-19　内　长林饭店豪华套房与501室赵家餐厅（交叉剪辑） — 夜】：情节与动作调度：【长林饭店·豪华套房】夜深人静，16岁的赵左右正四仰八叉地躺在宽大松软的酒店大床上呼呼大睡。身穿黑色皮夹克、白衬衫系黑领带的66岁赵了看了一眼熟睡的少年，轻手轻脚地走到套房门廊处，按下接听键将手机贴在耳边。　【4-20　外　福慧家园老式家属院·“三个雪人”院落 — 日】：情节与动作调度：次日白昼，阳光映照着福慧家园家属院洁白的积雪。一辆红银配色的出租车（TAXI）缓缓驶入院落，停在院子中央并排伫立的三个雪人旁。 车门打开，身穿浅灰色连帽开衫卫衣（内搭白衬衫与黑色窄领带、头戴黑色英文刺绣棒球帽）的66岁赵了与身穿灰蓝色羽绒服、背着双肩书包的16岁赵左右一同走下出租车。 出租车驶离后，赵左右站在雪地里，满脸不舍地拉住赵了的衣袖。 一听要回501室面对父亲，16岁的赵左右顿时委屈地皱起眉头，腮帮子鼓了起来。 16岁的赵左右独自站在三个雪人旁，抬头望了望五楼自家的窗户，少年人薄薄的面皮终究还是抹不开面子，犹豫片刻后一跺脚，转身朝院外自己的秘密基地——三条鱼漫画屋跑去。；核心台词实录：赵左右：“爷爷，咱还去岁月潭吗？我攻略都做好了！” ／ 赵左右：“所以这两天你是帮我爸妈在监视我对吧？我爸气消了我还得看我气消了吗！”　【4-21　外/内　三条鱼漫画屋门口与斜对面街角小广告墙（平行剪辑） — 日】：情节与动作调度：春秋路178号“三条鱼漫画屋”门口，身穿藏青色圆领卫衣（左胸印有白色圆形小徽标、内露白T恤领边）的41岁荀未来正单手端着一只白底蓝边的老式搪瓷茶缸，斜倚在木门框上晒太阳，活脱脱一副“漫画屋掌柜”的派头。 看到背着双肩包的赵左右垂头丧气地走到门口，荀未来晃了晃手里的搪瓷茶缸，眉飞色舞地打趣道。 赵左右不好意思地摸了摸鼻子，小声开口。 荀未来哈哈一笑，大方地侧过身让开漫画屋大门，用力拍了拍赵左右的肩膀。 荀未来志得意满地揽着16岁的赵左右走进三条鱼漫画屋，自以为在这场“避风港争夺战”中笑到了最后。；核心台词实录：赵左右：“你能腾个地儿给我睡觉不？”</w:t>
-      </w:r>
-    </w:p>
-    <w:p>
-      <w:pPr>
-        <w:spacing w:before="40" w:after="80" w:line="384" w:lineRule="auto"/>
-        <w:ind w:firstLine="400"/>
-        <w:jc w:val="left"/>
-      </w:pPr>
-      <w:r>
-        <w:rPr>
-          <w:rFonts w:ascii="Times New Roman" w:hAnsi="Times New Roman" w:eastAsia="宋体"/>
-          <w:b w:val="0"/>
-          <w:color w:val="141414"/>
-          <w:sz w:val="20"/>
-        </w:rPr>
-        <w:t>◆ EP05《回家》：【5-1　外　家属院·雪地天台与铁楼梯（赵左右梦境） — 夜】：情节与动作调度：二零零八年深冬寒夜，鹅毛大雪纷纷扬扬洒落。家属院空旷的雪地天台中央，突兀地摆着一张单人折叠床。十六岁的赵左右身穿黑白大格纹加厚睡衣套装、脚蹬深色棉拖鞋，裹着棉被躺在折叠床上沉睡，眉头紧锁，闭着眼喃喃呓语。 赵左右猛地睁开双眼，从折叠床上惊醒坐起，茫然环顾四周白雪皑皑的天台与昏黄的路灯。 赵左右掀开棉被下床，踩着厚厚的积雪沿着天台走廊焦急寻找，双手拢在嘴边大声呼喊。 赵左右迈步走到住宅楼外铁栏杆楼梯拐角处，目光扫向坐在覆雪台阶上的四十一岁荀未来——荀未来身穿深灰色毛绒厚睡袍、内搭白T恤与深色睡裤，正半闭着双眼仰头灌了一口绿罐雪花啤酒，嘴角挂着酒渍，神态迷离醉顿。赵左右疑惑地走过去在他身旁台阶上坐下。 荀未来眼神涣散地斜睨了赵左右一眼，冷漠地反问。；核心台词实录：赵左右：“荀哥……几点了……陈明……” ／ 赵左右：“搞什么？我不是和荀哥、陈明睡在漫画屋吗？这哪啊？” ／ 赵左右：“荀哥！陈明！别闹了，你们快出来啊！荀哥！” ／ 赵左右：“荀哥，你咋在这喝酒呢？” ／ 赵左右：“演，接着演，还换上睡袍了。” ／ 赵左右：“咱赶紧回去吧，我都快冻死了。”　【5-3　内　漫画屋·里间卧室 — 晨】：情节与动作调度：清晨柔和的晨光透进漫画屋里间，屏幕居中浮现本集片名：第 5 集 回家。 十六岁的陈明身披蓝白格纹衬衫毯，早已起床伏在书桌前的台灯下专注写作业，桌面上摆着《初中生优秀作文选》与理科练习册。通铺被窝里，身穿灰白横条纹毛衣的十六岁赵左右长舒一口气，最先从噩梦中醒来并翻了个身；而身穿白色高领毛衣的四十一岁荀未来仍靠在床铺内侧熟睡。 陈明握着笔继续写字，头也没有抬，只是微侧过脸淡淡开口。 赵左右睡眼惺忪地从被窝里慢慢坐起身，双手按在棉被上揉了揉眼睛，转头看向书桌前的陈明。 赵左右愣了一下，不服气地挺直腰板争辩。；核心台词实录：赵左右：“昨晚，我没说梦话吧？” ／ 赵左右：“不可能，我明明还喊了你的名字来着。” ／ 赵左右：“离……离啥呀？你梦到啥了？” ／ 赵左右：“陈明，你昨晚没做噩梦吗？”　【5-4　外/内　漫画屋·店门外与店堂 — 日】：情节与动作调度：荀未来走到漫画屋正门前，哗啦一声将卷帘门拉起一半，右手扶着卷帘门，左手拎着铁制撑门杆立在门边。一名身穿黑色西装大衣、打着蓝白斜纹领带、手提公文包的易房宝年轻房产中介满脸陪笑地迎到店门前。 荀未来面无表情地上下打量了中介一眼，随口敷衍。 房产中介连忙上前一步，比划着手势热情地说明来意。 穿好衣服的赵左右轻手轻脚地从里间走出来，将右手食指竖在嘴唇前朝荀未来做了个“嘘”的噤声手势。 荀未来压低声音，走上前一把揽住赵左右的肩膀，将他带到前台旁坐下，自己倚靠在前台边，抬手拍了拍自己的胸脯。；核心台词实录：赵左右：“陈明睡着了，咱小点儿声啊。” ／ 赵左右：“都是兄弟你咋这样呢？” ／ 赵左右：“别提了，我也做了个噩梦。梦到你变成了一个中年人，穿着睡袍在大街上喝酒，好像是因为房贷还是啥的还不上了，无家可归。但我又帮不上你。” ／ 赵左右：“可你之前不是说，人只能靠自己，不能靠兄弟吗？”　【5-6　外　红砖街道 — 夜】：情节与动作调度：夜幕降临，积雪覆盖的红砖墙街道上，十六岁的徐图图身穿浅薄荷绿牛角扣连帽大衣、戴着金属细圆框眼镜，手里握着红白配色的索爱滑盖手机边走边低头翻看。手机屏幕停留在通讯录界面，列表上依次显示着“新联系人、爸爸、班主任、家、妈妈、赵左右”。　【5-8　外/内　飞霞路·公用电话亭 — 夜】：情节与动作调度：飞霞路与知西北街交口，徐图图走进绿色的中国网通公用电话亭，将IC卡插入“仅限于IC卡”插槽，对照手机屏幕上的号码按键拨打赵左右的电话，握着听筒小声给自己鼓劲。　【5-13　内　漫画屋·阅读区与书架过道 — 夜】：情节与动作调度：荀未来推开漫画屋玻璃门走进屋里，在书架旁从黑色塑料袋中取出那封伪造的信件，低头端详确认。 里间书桌前，赵左右写卷子写得疲惫不堪，把笔往桌上一扔，侧着脸趴在桌面上痛苦哀嚎；对面的陈明头也不抬，神情冷淡地推了推鼻梁，握着笔在卷子上刷刷书写。 赵左右继续趴在桌面上，有气无力地锤了一下桌角，苦闷地吐槽。 荀未来拿着信封走近书桌前，伸手将牛皮纸信封递到赵左右眼前。 赵左右茫然地撑起身子接过信封，指尖撕开封口抽出里面的信纸。；核心台词实录：赵左右：“实在顶不住了。剩下的，咱年初五回来再做吧。” ／ 赵左右：“我初中拼了命地考上八中，为啥连喘口气的工夫都没有，又要拼了命地高考？” ／ 赵左右：“你回来啦，荀哥。” ／ 赵左右：“给我的？” ／ 赵左右：“啊！” ／ 赵左右：“荀哥，我，我……我给你跪下了得！”　【5-14　内　漫画屋·里间卧室 — 夜】：情节与动作调度：漫画屋里间榻榻米地铺上，赵左右盘腿坐着，双手平举着那封“刘慈欣回信”反反复复地仔细阅读，脸上满是憧憬。书桌前，陈明正低头专注地握笔在笔记本上快速书写。赵左右转过头看向陈明，兴致勃勃地提议。 陈明没有抬头，依旧握笔写字，冷静而理性地回应。 陈明停下笔，利落地合上书本。 赵左右小声嘟囔了一句，一把抓起被子躺下，将信纸举在眼前侧躺着继续看。；核心台词实录：赵左右：“现在想想，还是荀哥说得对，能了解彼此的，只有同龄人。反正我姥姥姥爷过年也去三亚玩了，年夜饭，咱仨一块儿吃吧。” ／ 赵左右：“为啥啊？” ／ 赵左右：“我又不打呼噜。”　【5-16　内/外　漫画屋·里间卧室与便民店外夜巷 — 深夜】：情节与动作调度：深夜，漫画屋里间熄了灯。赵左右与陈明并排躺在地铺的格纹被窝里。赵左右双手交叠平放在腹部被子上方，睁着眼睛望着天花板，担忧地转头看向右侧的陈明。 陈明侧身面向赵左右躺着，闭着眼睛平静地分析。 赵左右转回视线继续望着天花板，喃喃反驳。 赵左右听后若有所思地转过头看着陈明的侧脸。 赵左右闭上眼躺了片刻，终究放心不下，悄悄掀开被子起身，穿上深灰色连帽羽绒服推门走入夜色。；核心台词实录：赵左右：“陈明，你说荀哥咋还不回来啊？他不会和我爸干起来了吧？” ／ 赵左右：“可荀哥不也就二十岁？” ／ 赵左右：“其实，我一直觉得荀哥挺像个中年人的，虽然他动手也不考虑后果。” ／ 赵左右：“我才懒得管呢，睡了睡了。” ／ 赵左右：“人呢？”　【5-17　外/内　家属院·雪夜长椅与502室卧室 — 深夜】：情节与动作调度：居民楼外的走廊长椅旁积着厚雪，昏黄的路灯下，赵东来与荀未来并肩倚坐在长椅上，手里各自握着绿罐雪花啤酒，不时仰头畅饮后长吁一口气，满脸疲态。 赵东来摆了摆手，转头看着身旁的荀未来认真强调。 不远处的台阶下方阴影里，寻来的赵左右听到上方的说话声停下脚步，仰起头望向长椅方向（画外音）。 站在台阶下阴影里的赵左右听到父亲那句“哎呦我是真没钱呀”，眼神微微一颤，眼底涌起一阵心疼与触动。然而紧接着，长椅上的荀未来神色从同情转为得意，伸手一把搭住赵东来的肩膀炫耀起来。 荀未来拍着大腿，眉飞色舞地向赵东来抖出实情。台阶下的赵左右如遭雷击，整个人僵在原地！；核心台词实录：赵左右：“他们去哪儿了？应该没走远吧。”　【5-18　外　长林市·冰封湖面 — 深夜】：情节与动作调度：空旷幽暗的冰封湖面上，寒风呼啸，远方孤月与高塔剪影笼罩在清冷的夜色里。十六岁的赵左右独自一人站在冰湖中央，戴着黑色手套的双手捧着那封红色横线信纸，口中呼出白气，耳畔回响着荀未来曾对他说过的一句句鼓励（画外音）。 赵左右低头凝视着信纸上工整的蓝墨水字迹，眼眶通红，泪水在眼底打转，声音颤抖而决绝。 赵左右决绝地松开右手——那封红色横线信纸瞬间被呼啸的寒风卷起，在幽暗的冰面上翻滚着飘向远方的黑暗深处。赵左右身体微微前倾，下意识地抬起右手朝信纸飞走的方向伸出半截，指尖停滞在半空，眼神从剧痛渐渐化为一片死寂的麻木（画外音）。 赵左右孤身伫立在空旷的冰封湖面上，身后突然传来一阵异样的声响。赵左右微怔，轻声发出一声疑问，正欲转头回望。；核心台词实录：赵左右：“如果都是假的，我宁可不要。” ／ 赵左右：“从今天起，我就再也不写东西了。” ／ 赵左右：“诶？”</w:t>
-      </w:r>
-    </w:p>
-    <w:p>
-      <w:pPr>
-        <w:spacing w:before="40" w:after="80" w:line="384" w:lineRule="auto"/>
-        <w:ind w:firstLine="400"/>
-        <w:jc w:val="left"/>
-      </w:pPr>
-      <w:r>
-        <w:rPr>
-          <w:rFonts w:ascii="Times New Roman" w:hAnsi="Times New Roman" w:eastAsia="宋体"/>
-          <w:b w:val="0"/>
-          <w:color w:val="141414"/>
-          <w:sz w:val="20"/>
-        </w:rPr>
-        <w:t>◆ EP06《暖雪》：【6-1　外　长林市·冰封湖面与湖滨石栏 — 夜】：情节与动作调度：二零零八年深冬寒夜，空旷幽暗的冰封湖面上，十六岁的赵左右身穿深灰色连帽羽绒服、内搭灰白条纹毛衣与白衬衫、双手戴着黑色防滑手套，僵立在咔嚓作响的薄冰区中央，低头对着脚下不断蔓延的冰裂纹颤声祈祷。 赵左右刚试探着挪动半步，脚下冰层再次发出刺耳的脆响，吓得他立刻屏住呼吸，双手张开保持平衡不敢动弹。 话音未落，脚下冰面骤然开裂，赵左右脚下一滑重重摔倒在冰面上，失声惊呼。 湖滨石护栏岸边，身穿浅绿色牛角扣连帽大衣、戴着圆框眼镜的十六岁徐图图焦急地冲到栏杆前，一边解下岸边悬挂的红色救生圈，一边朝冰面上的赵左右大声呼喊。 徐图图抡起系着长麻绳的红色救生圈，数着节拍奋力抛向冰面。救生圈滑落到赵左右身侧不远处。；核心台词实录：赵左右：“没事啊，别生气，我走就是了。” ／ 赵左右：“好，说好了啊，我不动，你就不裂。” ／ 赵左右：“啊——！” ／ 赵左右：“图图？” ／ 赵左右：“躺下行吗？” ／ 赵左右：“啊？”　【6-3　内　漫画屋·里间卧室 — 日】：情节与动作调度：日间，漫画屋里间的床铺上，身穿黑色高领毛衣的四十一岁荀未来缓缓睁开眼睛。守在床边的十六岁赵左右见状神情一喜，探头关切地唤他，随后迅速转头朝门外高声呼喊。 身穿军灰绿色连帽冬装棉服的赵东来闻声快步从外屋走进卧室，面带笑意与关切，顺势蹲在床边询问。 荀未来神色迷茫，单手撑着床垫缓慢坐起身，微蹙着眉头揉了揉太阳穴回忆昨夜。 荀未来掀开被角作势就要下床展示。赵左右与赵东来见状连忙同时伸出双手按住他的双肩，将他稳稳按回床上。 荀未来听到“回家”二字愣了一下。赵左右与赵东来相视一笑，赵东来面露欣慰，抬手轻轻拍了拍儿子的肩膀，父子间气氛融洽。荀未来露出释怀的微笑，认真地看向赵左右道歉。；核心台词实录：赵左右：“荀哥，你醒啦？爸！荀哥醒啦！” ／ 赵左右：“医生说你没啥大事，就是睡着了。你现在感觉怎么样？精神点儿了吗？” ／ 赵左右：“好了好了，你老实躺着休息。没事就好啊，那我跟我爸先回家去了。” ／ 赵左右：“虽然你嘴是臭了点，但我磨磨唧唧没主见也是事实，不然也不会被你骗。行了，这事儿过去了，翻篇了。你好好休息吧，我们走了。”　【6-4　外/内　飞霞路·公用电话亭与人生无限有限公司工位（2058） — 日】：情节与动作调度：客服急忙出声喊停，电脑屏幕上弹出“黑金会员 赵左右｜时空波动监测中”的红色折线波形图。赵了悬在按键上的手指瞬间停滞收回，眼神由焦躁转为凝重与警惕。 【闪回·2008长林八中乐器室及家属楼】赵了在远处默默注视着十六岁的赵左右抱猫走出楼门、在乐器室与徐图图并肩排练。　【6-5　内　赵左右家·卧室与客厅 — 日】：情节与动作调度：五零一室赵左右卧室内，身穿黑白格纹衬衫的赵左右正坐在电脑前滑动鼠标浏览长林八中吧，一条标题为《【劲爆消息】跨年夜一起来看暖雪！！！》的热帖吸引了他的目光。 母亲刘美奕身穿棕褐色短款羽绒服敲门走进卧室，面带微笑地将修好的银灰色诺基亚直板手机轻轻放在书桌角上。 赵左右拿起修好的手机翻看，神色放松地抬起头看着母亲，笑眯眯地报出菜名。 赵左右略显羞涩地摸了摸鼻子，挺起胸膛回答。 刘美奕欣慰地转身出门买菜。赵左右转回电脑屏幕前，滑动鼠标点开贴吧详情页，屏幕上显示着红字标题：转起来！明晚跨年的时候有火流星！观赏指南写着明晚 23:20-23:40 仰头看东北方向天空（画外音）。；核心台词实录：赵左右：“暖雪？” ／ 赵左右：“想吃锅包肉，再来个，炸茄盒。” ／ 赵左右：“妈，我又不是小孩了，总得有点主见啊。” ／ 赵左右：“嗯。” ／ 赵左右：“荀哥？你咋来了？” ／ 赵左右：“荀哥——”　【6-6　外　东湖公园·三角尖顶礼拜堂前 — 夜】：情节与动作调度：夜晚，积雪覆盖的东湖公园三角尖顶礼拜堂台阶前，荀未来扮演王一漫，侧身回眸，捏着嗓子姿态造作、语气娇嗔地念着台词；撑着一把黑伞走上前来的赵左右与他对视了两秒，实在憋不住低头噗嗤一声笑场，手里的黑伞随之乱抖。 荀未来瞬间破功，皱起眉头跺了跺脚，双手叉腰气鼓鼓地埋怨。 赵左右连忙收起黑伞抱在怀里，忍着笑连声拱手道歉。 赵左右敛去笑意，握着黑伞柄认真地看着荀未来。 赵左右皱了皱鼻子，满脸怀疑地吐槽那些肉麻台词。；核心台词实录：赵左右：“对不起，我把你想到一漫实在太难了，你不笑还能好点儿。” ／ 赵左右：“可是，我想和一漫做朋友是真心的呀，这又不是在演戏。” ／ 赵左右：“可是她应该不会喜欢这些台词吧？都是从哪抄来的啊？” ／ 赵左右：“荀哥，我觉得还是应该真诚一点。我只希望，明晚一漫看到暖雪的时候，她很开心，这就够了。” ／ 赵左右：“啊？不会下雪？！”　【6-7　外/内　长林八中·铁栏杆外、美营租车行、保卫室与储藏室 — 夜】：情节与动作调度：赵左右拔腿沿着夜街飞奔，荀未来在后面气喘吁吁地追赶，两人穿过限高架桥洞一路跑到长林八中校外铁栏杆栅栏旁。 荀未来扶着膝盖大口喘气，抬头看了一眼紧闭的校园铁栅栏。赵左右双手抓着铁栏杆，抬手指着校园深处的体育馆方向。 荀未来缓过一口气，疑惑地看着赵左右手指的方向。 赵左右转过身，兴奋地向荀未来解释起来。 荀未来眼睛一亮，赞许地拍了拍赵左右的肩膀。；核心台词实录：赵左右：“跟我来就是了，走！” ／ 赵左右：“不是——” ／ 赵左右：“造雪机！” ／ 赵左右：“学校话剧社有台小造雪机，元旦演出的时候，还是我帮忙搬回去的，就在体育馆旁边的储物间。刚刚我一直在想，怎么把它偷偷运出来。” ／ 赵左右：“大概，和空调挂机一样大。” ／ 赵左右：“什么计划？”　【6-8　外　东湖公园·三角尖顶礼拜堂前 — 夜】：情节与动作调度：东湖公园三角尖顶礼拜堂前，两人合力将造雪机固定在皮卡车后斗上。赵左右朝着礼拜堂双手合十拜了拜，随后与荀未来并肩背靠在银色皮卡车斗边缘。 荀未来仰起头望着夜空，长长地舒了一口气，眼底泛起久违的热血与感慨。 赵左右也仰起头望着夜空，眼中闪烁着释然与激动的光彩，嘴角扬起开怀的笑意。 荀未来转过头静静凝视着赵左右的侧脸，眼神温柔而郑重。 赵左右转过头看向荀未来，笑着回应。荀未来微微一怔，抿嘴低头温和一笑，将手揣进白色大衣口袋哈着白气搓手取暖，轻声低语。；核心台词实录：赵左右：“对不住啦，先借用一下。” ／ 赵左右：“当然了。” ／ 赵左右：“什么感觉啊？” ／ 赵左右：“我也是第一次感受到，原来掌控自己人生的感觉这么好。我想要什么，就去做什么。” ／ 赵左右：“你也是啊，荀哥。” ／ 赵左右：“你说什么？”　【6-12　内　赵左右家·餐厅与502室门前 — 夜】：情节与动作调度：除夕之夜，五零一室餐厅桌上摆满了丰盛的年夜饭（包括锅包肉与炸茄盒）。身穿浅蓝色毛衣的赵左右与身穿灰色针织衫的赵东来围坐桌旁互相夹菜，系着粉色围裙的刘美奕端着一个装满热菜的双层不锈钢饭盒从厨房走出来。 赵东来端起酒杯乐呵呵地招呼儿子碰杯，刘美奕将不锈钢饭盒递给赵左右。 赵左右接过饭盒，疑惑地眨了眨眼。 赵左右双手托着不锈钢饭盒走到对门五零二室门前敲了敲门。身穿卡其色厚羽绒服、面容憔悴的六十六岁赵了微开房门。赵左右神色真诚地将饭盒递到身前。 赵左右隔着门叮嘱了一句，转身回到五零一室餐桌旁坐下，拿起筷子边吃边问母亲。；核心台词实录：赵左右：“妈，你别忙活了快来吃啊。” ／ 赵左右：“这个这个。” ／ 赵左右：“干嘛不叫他过来一起吃啊？” ／ 赵左右：“赵爷爷，我来给您送饭！新年快乐！多吃点，病才能好得快。” ／ 赵左右：“我妈说的，不是你告诉她的吗？” ／ 赵左右：“你照顾好身体啊。”　【6-13　内　徐图图家·客厅 — 夜】：情节与动作调度：暖炉旁，徐图图将织好的白色笑脸毛线帽叠放进精致的绿色礼盒里，盒盖内侧贴着写给赵左右的黄色便利贴（To 赵左右：谢谢你带那一桌冷饮！ / 左右：广播社选举加油！）。徐图图轻轻合上盒盖（画外音）。　【6-15　外/内　雪夜街道与王一漫家二楼卧室 — 夜】：情节与动作调度：雪夜街头，头戴白色毛绒耳罩、身穿浅蓝色羊羔毛大衣的徐图图怀抱绿色礼盒走到赵左右家楼下，仰望五楼亮灯的窗户，掏出索爱手机给“赵左右（狂野阳光）”发送短信（画外音）。 就在这时，身穿黑色牛角扣连帽大衣的赵左右一边接听荀未来的电话，一边从单元门冲出，匆匆跑过路口。 飞霞湾别墅餐厅内，座钟走过半点，舅舅转头向杨敏打听漫漫有没有对象，被王伟之正色打断：“哎，别瞎说啊，我们家漫漫不可能早恋！”杨敏挂念女儿，起身走上二楼推开王一漫卧室房门呼唤“漫漫，你好了吗”，却见房间空无一人，阳台栏杆上赫然系着打结垂向楼下的白色床单！ 街角处，怀抱礼盒的徐图图目送赵左右跑向东湖公园方向的背影，疑惑地跟了上去。；核心台词实录：赵左右：“好的，荀哥，我马上就到！”　【6-16　外　东湖公园·三角尖顶礼拜堂前广场 — 夜】：情节与动作调度：东湖公园礼拜堂前的雪地广场上，距离返程仅剩十分钟（00:10:18）。身穿卡其色厚羽绒服的荀未来蹲在皮卡车后斗旁调试 LM3500 造雪机电缆，抬起左腕查看机械表，神情急切而充满期待。 一名左臂戴着“治安巡逻”红袖章的公园管理员突然走上前，一把拔掉造雪机插头并开始收卷电缆盘。荀未来猛然转头拦住他。 荀未来急切地按住线盘，向管理员据理力争。管理员神色慌张地四下张望，掏出钞票想退钱清场。 话音未落，荀未来眼角余光突然瞥见十六岁的赵左右正出现在礼拜堂台阶的另一侧！荀未来的眼神瞬间由疲惫化为惊恐与决绝——为了阻止王一漫说出喜欢自己、防止十六岁的赵左右听见后彻底崩溃，他猛然转向赵左右的方向，撕心裂肺地发出一声咆哮！ 王一漫被这声突如其来的怒吼吓得浑身一颤，以为荀未来是在吼自己，脸色瞬间煞白；她茫然地回头看了一眼台阶上的赵左右，随后含着眼泪失落地转身跑进夜色。台阶上的赵左右也彻底怔住。荀未来绝望地环顾四周，低头看向腕表——返程倒计时仅剩最后三十秒（00:00:30）。；核心台词实录：赵左右：“根本就没有暖雪。” ／ 赵左右：“为什么我会相信这种事啊？火流星的轨道，应该是无法预测的吧。”　【6-17　内/外　除夕跨年群像空间与赵左右家卧室 — 深夜】：情节与动作调度：五零二室卧室内，六十六岁的赵了裹着厚羽绒服发烧卧床，拿出水银体温计查看，刻度已超过三十九度，无奈地叹气靠回床头。 飞霞湾王家别墅餐厅内，二楼阳台窗外依然垂挂着那条打结的白色床单；母亲杨敏严厉地指责着，王一漫低着头一动不动地坐在餐桌旁。 三条鱼漫画屋内，留着顺直短发的理科学霸陈明独自坐在书桌漫画堆前，挑灯埋头刷题写寒假作业。 五零一室赵左右卧室内，身穿黑白条纹长袖的十六岁赵左右静静坐在书桌前，凝视着玻璃缸里游动的金鱼。突然，窗外漆黑的夜空被一道璀璨夺目的金红色光芒撕裂——一颗巨大的火流星拖着长长的焰尾划破长空，将漫天飘落的白雪映照成梦幻般的暖金色，倒映在赵左右震颤的瞳孔中（画外音）。；核心台词实录：赵左右：“火流星，不可预测的轨迹……不可预测吗？”</w:t>
-      </w:r>
-    </w:p>
-    <w:p>
-      <w:pPr>
-        <w:spacing w:before="40" w:after="80" w:line="384" w:lineRule="auto"/>
-        <w:ind w:firstLine="400"/>
-        <w:jc w:val="left"/>
-      </w:pPr>
-      <w:r>
-        <w:rPr>
-          <w:rFonts w:ascii="Times New Roman" w:hAnsi="Times New Roman" w:eastAsia="宋体"/>
-          <w:b w:val="0"/>
-          <w:color w:val="141414"/>
-          <w:sz w:val="20"/>
-        </w:rPr>
-        <w:t>◆ EP07《舒图来了》：【7-1　外/内　都市高楼·商务车与后台化妆间（2035） — 日/昏】：情节与动作调度：现代都市高耸入云的玻璃幕墙建筑群在晴空下延展，屏幕中央浮现年份字样：2035。 一辆黑色豪华商务车平稳行驶在都市高架桥上。后座里，留着微卷长发背头、身穿灰色西装内搭白T恤的四十一岁赵左右闭目靠在真皮头枕上，右手疲惫地揉捏着眉心。前排男司机专心驾驶，副驾后方身穿职业装的女助理转过身，轻声唤他。 赵左右没有睁眼，依然捏着鼻梁，声音低沉而缓慢。 女助理连忙双手捧起平板电脑递到赵左右面前，屏幕上展示着古玛品牌为《新女性时代》杂志封面拍摄的前卫时装照。 赵左右掀开眼皮扫了一眼平板屏幕，眉头瞬间拧成一个川字，嫌弃地拿手指敲了敲屏幕。；核心台词实录：赵左右：“古玛那边对接得怎么样了？” ／ 赵左右：“这是什么呀？这也太前卫了吧。你让他们看看2008年的人都在穿什么。这妆造，你实在不行，就让他们对着《意林》《故事会》封面插画的那些小人的衣服去设计。这都什么呀？” ／ 赵左右：“你知不知道，咱们的杂志是实体复兴风最大的IP。古玛这次想跟我们合作，不就是想蹭我们的热度吗？标榜他们推崇实体，煽个怀旧情。就这……这么前卫，怀旧个毛线啊！你问他们懂不懂啊？跟他们说不合作了，啊。” ／ 赵左右：“电脑拿低一点。” ／ 赵左右：“把我手机给藏好。” ／ 赵左右：“主持人没完没了的。”　【7-2　内　赵了家·卧室 — 夜】：情节与动作调度：片刻后，赵了颤抖着伸手摸过枕边的老款诺基亚滑盖手机。屏幕亮起微光，壁纸上正是十六岁的赵左右与徐图图凑在一起灿烂微笑的自拍合影。赵了苍老的指腹轻轻摩挲着屏幕上的少女面庞，浑浊的眼底涌起滚烫的泪光。　【7-4　内　徐图图家·玄关与客厅 — 夜】：情节与动作调度：舒图若有所思地收回目光，视线不经意间扫过小方桌上的那个绿色礼盒——盒盖上方贴着一张黄色小熊便利贴，上面工整地写着：TO 赵左右 谢谢你的那一票。舒图眼神微动，抬眼看向徐图图。　【7-6　内　赵左右家·玄关与客厅 — 日】：情节与动作调度：大年初一清晨，五零一室卧室内，身穿黑白条纹长袖T恤的十六岁赵左右在书桌前伸了个懒腰，揉着眼睛走出卧室。玄关处，身穿黑色大衣、围着黑灰格围巾的母亲刘美奕正弯腰换鞋准备出门。 正在玄关穿鞋的刘美奕直起身子，笑着点了点儿子的鼻尖。 刘美奕直起身子朝儿子笑了笑，拉开门把手。 赵左右撇了撇嘴，靠在门框上拆父亲的台。 赵东来得意地拍了拍儿子的肩膀，开门下楼。偌大的屋子瞬间冷清下来，赵左右独自走到结着冰霜的窗前，俯瞰着楼下雪地里孤零零排成一列的三个小雪人，眼神有些落寞。就在这时，门外响起笃笃的敲门声。；核心台词实录：赵左右：“妈，大年初一那么早上班啊？” ／ 赵左右：“新年快乐。” ／ 赵左右：“爸，你也那么早啊？” ／ 赵左右：“你又不会做饭。” ／ 赵左右：“来了！” ／ 赵左右：“您、您是？”　【7-8　内　人生有限公司·会谈室与舒图家（2033） — 日/夜】：情节与动作调度：镜头急推向桌上少年赵左右抱着小狗的旧相框，画外音响起舒图撕心裂肺的呼喊：别接电话！别回家！ 【闪回·2033年舒图与赵左右家客厅】舒图身穿条纹针织衫在书架前崩溃翻找，相册与杂物被扫落一地。 舒图站在客厅中央剧烈喘息，痛苦地抱头蹲在地上哭泣。一本烫金封面的《青春回忆录》相册掉落在地，里面滑出一张二零零八年寒假麻辣烫店“大胃王挑战赛”的合影——照片上赫然是十六岁的徐图图与十六岁的赵左右！舒图伸手捡起照片，眉头紧锁，眼神里满是困惑与震惊。 一阵剧烈的刺痛突然袭上脑海，一幕幕原本不属于她原有记忆的画面在脑海中飞速闪回：暖色光晕下的高中教室里十六岁徐图图的回眸、课桌前的低头、麻辣烫店里徐图图低头喝汤与赵左右被烫到捂嘴摆手、寒夜冰封湖面有人落水挣扎与徐图图在雪地里焦急奔跑呼救！舒图双手死死捂住头部，痛苦地闭眼呻吟。 人生有限公司代表连忙摆手，一脸真诚地给赵左右戴起高帽。　【7-11　内　赵左右家·客厅与门廊 — 夜】：情节与动作调度：五零一室客厅墙上的方形挂钟指向傍晚六点。十六岁的赵左右侧躺在绿色沙发上，捂着咕咕叫的肚子自言自语。 茶几上的诺基亚直板手机突然震动起来，赵左右伸手拿过手机查看，屏幕显示收到一条来自“荀未来（不和小白说话）”的短信。 赵左右侧躺在沙发上，双手拇指飞快地按键回复。 赵左右举着手机等待，几秒钟后，荀未来的新短信立刻弹了出来。 赵左右看着短信忍不住嘴角微扬，放下手机闭目养神。肚子里又传出一阵饥饿的抗议声，赵左右坐起身，目光投向餐桌上那个舒图白天送来的“幸福在一起”红色八角形礼盒。他起身走到餐桌前解开红色丝带，面露好奇地揭开礼盒盖子——只见礼盒里面赫然装满了大大小小、沉甸甸的灰色鹅卵石！；核心台词实录：赵左右：“爸不是说下馆子去吗？不会忘了吧？” ／ 赵左右（短信画外音）：“我没事，昨晚睡了一觉，好像想明白了。” ／ 赵左右：“这人也太过分了吧！” ／ 赵左右：“谁呀？” ／ 赵左右：“我正想找你呢，你送这一盒鹅卵石什么意思啊？” ／ 赵左右：“你到底谁呀？咱俩有仇吗？”　【7-12　外/内　家属楼下雪巷·漫画屋与出租车 — 夜】：情节与动作调度：赵左右匆忙套上棕色羽绒服追出单元门，不料守在门外的舒图突然出手，一把从赵左右手里夺过那部诺基亚直板手机，转身就往雪巷深处飞奔！赵左右大吃一惊，拔腿在后面狂追。 舒图甩开赵左右闪身拐进小巷暗处，熟练地用抢来的赵左右手机调出“荀未来”的号码，飞快按下“救我，岁月潭！”五个字点击发送。 三条鱼漫画屋内，正在扫地的荀未来听到摩托罗拉翻盖手机响起提示音，翻开一看，屏幕上赫然显示着发件人“舒图”（原赵左右号码）发来的短信：救我 岁月潭。荀未来脸色剧变。；核心台词实录：赵左右：“哎，你咋还抢劫啊？！喂！站住！站住，别跑！”　【7-13　外　岁月潭 — 夜】：情节与动作调度：荀未来脚下一绊摔倒在雪地里，低头一看，积雪中赫然掉落着赵左右那部亮着屏幕的诺基亚手机！荀未来颤抖着捡起手机，绝望地跪倒在雪原中央。 【闪回·2033年陈明葬礼后街头】戴着黑色手套的赵左右左手握着人生有限公司名片，右手低头盯着手机屏幕上“老婆”的来电显示，狠心按下了挂断键。　【7-15　内　漫画屋·店堂与里间 — 夜】：情节与动作调度：三条鱼漫画屋内，留着顺直短发、身穿棕红复古麻花毛衣的十六岁陈明正坐在堆满书册的柜台前伏案写字。十六岁的赵左右推门走进店里，双手扶在柜台书堆上向陈明打听。 坐在柜台前刷题的陈明头也没抬，握着笔淡淡地回了一句。 赵左右探身往前凑了凑，继续追问。 正说着，身穿深绿色工装夹克的荀未来推门走进书店，随手将从岁月潭雪地里捡回来的诺基亚直板手机递还给柜台前的赵左右。 荀未来面色疲惫地走过柜台，将那部诺基亚手机塞回赵左右手里。；核心台词实录：赵左右：“陈明，荀哥在吗？” ／ 赵左右：“白天有没有一个中年阿姨来找过他？” ／ 赵左右：“荀哥！” ／ 赵左右：“这到底咋回事啊？” ／ 赵左右：“怎么没关系啊？她都找到我头上了！说实话，你是不是借贷了？那个女人是你的债主吗？” ／ 赵左右：“怪不得。”</w:t>
-      </w:r>
-    </w:p>
-    <w:p>
-      <w:pPr>
-        <w:spacing w:before="40" w:after="80" w:line="384" w:lineRule="auto"/>
-        <w:ind w:firstLine="400"/>
-        <w:jc w:val="left"/>
-      </w:pPr>
-      <w:r>
-        <w:rPr>
-          <w:rFonts w:ascii="Times New Roman" w:hAnsi="Times New Roman" w:eastAsia="宋体"/>
-          <w:b w:val="0"/>
-          <w:color w:val="141414"/>
-          <w:sz w:val="20"/>
-        </w:rPr>
-        <w:t>◆ EP08《时间的玩笑》：【8-2　内　徐图图家·卧室 — 深夜】：情节与动作调度：手机屏幕上显示着凌晨一点四十分与“赵左右（狂野阳光）”的短信界面，徐图图拇指按动键盘输入拼音“ni zai gan ma lie”，在输入框里敲出“你在干嘛咧”五个字，大拇指悬停在发送键上方迟迟不敢按下，眉头微蹙，眼神里满是纠结与担忧。　【8-4　内　502室赵了卧室·漫画屋里间与501室赵左右卧室（三代清晨交叉剪辑） — 晨】：情节与动作调度：大年初二清晨，画面右下角浮现本集片名：第 8 集 时间的玩笑。 五零二室昏暗的卧室内，床头柜上散落着拆开的零食包装袋。六十六岁的赵了身穿黑色暗纹睡衣仰躺在格子棉被里，缓缓抬起右手摘下脸上的黑色睡眠眼罩，睁开浑浊而疲惫的双眼，望着天花板失神发呆。 镜头切至三条鱼漫画屋里间卧室，床头堆满了杂乱的旧漫画书。四十一岁的荀未来身穿白色长袖内衣侧卧在木板床上，眼下挂着浓重的黑眼圈，睁着空洞的双眼望着眼前的书堆彻夜未眠。 镜头切至五零一室阳光明媚的赵左右卧室。贴满动漫与篮球海报的房间里，身穿白色套头长袖衫的十六岁赵左右精神抖擞地从被窝里坐起身，张大嘴巴打了个酣畅淋漓的哈欠，舒展双臂伸了个大大的懒腰，挠了挠后脑勺。 赵左右随手拿起放在床头柜上的诺基亚直板手机，点开一条上午九点二十分刚收到的未读短信——发件人备注为“徐图图（一只坨坨）”。赵左右看着屏幕上的文字，嘴角不由自主地漾开明朗灿烂的笑容。；核心台词实录：赵左右：“今天初几来着？”　【8-5　内　徐图图家·卧室与客厅 — 日】：情节与动作调度：徐图图家卧室内，头戴细黑框眼镜、扎着高马尾、身穿草绿色毛绒套头毛衣内搭白衬衫的十六岁徐图图正坐在床沿，双手捧着索爱手机看着九点二十二分收到的回复短信，脸上满是欢喜的笑意。 就在徐图图对着手机屏幕傻笑时，身穿黑色长款双排扣毛呢大衣内搭黑高领衫的四十一岁舒图突然从她身后伸出手，一把抽走了她手里的手机！徐图图吓了一跳，惊慌地抬起头双手护在胸前。舒图扫了一眼屏幕上的聊天记录，眉头一挑。 徐图图急忙伸手去拿手机，舒图顺手将手机递还给她。徐图图接回手机紧紧攥在胸前，不满地嘟囔。 舒图一听她拿攒下的零花钱请赵左右，情绪瞬间激动起来，转身大步走到一旁的木衣柜前，哗啦一声拉开衣柜门，用手指着里面寥寥无几的几件旧衣服连声数落。 徐图图脑海里浮现出少年赵左右的模样，脸颊微红，嘴角洋溢出羞涩而纯真的微笑。；核心台词实录：赵左右（短信画外音）：“OK！12点见～”　【8-7　外　雪后胡同街道与平房屋顶 — 日】：情节与动作调度：舒图转身将空礼盒随手一扔，盒盖内侧那张写着“To：赵左右 谢谢你的那一票”的黄色小熊便利贴飘落在洁白的雪地上。胡同拐角的红砖墙后，头戴深灰色鸭舌帽、身穿深棕色长款毛呢大衣的六十六岁赵了正静静伫立在暗处，默默注视着她的一举一动。　【8-8　内　赵左右家·餐厅 — 日】：情节与动作调度：五零一室赵左右家中，身穿棕白格纹长袖衬衫内搭米白高领衫的十六岁赵左右手里拿着一只黑白斑马纹陶瓷马克杯，掀开门帘从卧室走出来；身穿深灰色圆领毛衣内搭白衬衫的父亲赵东来正好端着两桶泡好的红烧牛肉方便面从厨房走出，放到餐桌上朝儿子招手。 赵左右走到餐边柜旁拿起红色保温水壶往马克杯里倒水，转过头对父亲说道。 赵东来拉开餐椅坐下，抬头好奇地问了一句。 赵左右端起马克杯喝了一口温水，如实回答。 赵左右无奈地妥协，拉开父亲对面的餐椅坐下，伸手撕开自己面前那桶方便面的锡纸封口，拿起白色塑料叉子。；核心台词实录：赵左右：“爸，你泡面干嘛呀？我一会儿要出门吃。” ／ 赵左右：“我和同学都约好了，要去学校附近新开的咖啡厅。” ／ 赵左右：“好吧。” ／ 赵左右：“又糊弄我，不是说好了下馆子的吗？” ／ 赵左右：“算了，自助餐太贵了。” ／ 赵左右：“爸，我那诺基亚N95……”　【8-11　外/内　长林咖啡馆·门外雪街与靠窗卡座 — 日】：情节与动作调度：长林八中旁新开业的“長林 Coffee”咖啡馆门外，十六岁的徐图图身穿米白色牛角扣连帽大衣站在路边等候。一辆车牌号为吉A·72217的红色捷达出租车疾驰停在街边，好不容易爬下屋顶的六十六岁赵了手里紧紧攥着那顶白色毛线帽推门下车，刚张嘴唤了一声“图图”，就看见身穿米白色短款连帽羽绒服的十六岁赵左右正从街道另一侧小跑赶来。 赵左右一路小跑冲到徐图图面前刹住脚步；不远处出租车旁的赵了见状立刻停下脚步，把白色毛线帽藏回身侧，站在车门旁欣慰地微笑着注视两个年轻人。徐图图双手插在大衣口袋里，笑盈盈地向赵左右打招呼。 赵左右喘着气，有些不好意思地挠了挠头询问。 徐图图摇了摇头，上下打量着赵左右身上单薄的短款羽绒服，伸手比划了一下。 赵左右拍了拍胸口，故意提起除夕夜冰湖落水的糗事逗她开心。不远处的赵了听着两人的对话，低头握紧手中那顶没能及时送出去的白色毛线帽，悄然转身退回出租车旁。；核心台词实录：赵左右：“图图！” ／ 赵左右：“呃，等很久了？” ／ 赵左右：“不冷。再冷也没有在冰湖上又爬又滚的冷。进去吧。” ／ 赵左右＆徐图图：“谢谢。” ／ 赵左右：“这上面还有图案。” ／ 赵左右：“我从来没有喝过咖啡，算不算土包子啊？”　【8-13　内/外　长林咖啡馆·靠窗卡座与徐图图家二楼门外 — 日】：情节与动作调度：长林咖啡馆靠窗卡座内，喝完一整杯卡布奇诺的赵左右靠在椅背上，向对面的徐图图敞开心扉聊起文理分科与最近的迷茫。 徐图图双手交叠在桌面上，关切地注视着赵左右的眼睛。 赵左右回忆着自己最喜欢的杂志，眼神微敛，流露出少年人对自身才华的怀疑与失落。 赵左右叹了口气，伸手从餐盘里拈起一根炸薯条靠回沙发背上，语气里带着几分自嘲与委屈。 赵左右被她乐观的笑容感染，心情瞬间轻松起来，双手合十轻轻拍了一下，学着父亲赵东来的口吻说道。；核心台词实录：赵左右：“所以，我就决定报文科了。但最近发生了一些事情，我好像又有点找不到动力了。” ／ 赵左右：“我之前看《心惊跳》的幕后故事，创刊人说，要做全世界最棒的恐怖悬疑杂志。但我就没有他那样的热情。” ／ 赵左右：“别提了。荀哥老鄙视我，说我没主见、没主见。我倒是想有，这不想不出来吗？” ／ 赵左右：“我爸也老说，我们现在最重要的任务，就是好好备战高考。未来的事，未来再说。” ／ 赵左右：“怎么突然要考长林大学？” ／ 赵左右：“不过荀哥说，我应该考北京的大学，总归要看看外面的世界。”　【8-14　外　家属院·雪地长椅空地 — 日】：情节与动作调度：冬日的阳光穿透云层，折射出一抹淡淡的彩虹光晕。家属院积雪的休闲空地上，十六岁的赵左右双手插在米白色短款羽绒服口袋里漫步走回院子，低头瞥见雪地上立着一只喝空的绿色八王寺玻璃汽水瓶，脚步一顿——只见不远处的长椅上，身穿黑色双排扣长款呢大衣的四十一岁舒图正悠闲地坐着喝汽水。赵左右警惕地走上前站定。 舒图放下手里的八王寺汽水瓶，冲着赵左右微微一笑，伸手拍了拍身旁的长椅空位。 赵左右站在原地眉头紧蹙，防备地审视着眼前这个昨天刚抢过他手机的古怪女人。舒图扑哧一笑，用手指点了点长椅激他。 少年赵左右的好胜心瞬间被激起，眼神一凛，大步走过去一屁股坐到了长椅的另一端。 舒图将手中那瓶还剩大半瓶的八王寺玻璃汽水递向赵左右。赵左右接过汽水瓶仰头咕咚喝了一大口，舒图侧过头微笑着注视他，抬手比划了一下。；核心台词实录：赵左右：“又是你？你怎么又来了？” ／ 赵左右：“谁怕了！” ／ 赵左右：“你怎么知道我刚喝了咖啡？你跟踪我啊？” ／ 赵左右：“阿姨你别这样，不太好。” ／ 赵左右：“我写的？你是说《宇宙边缘历险记》吗？” ／ 赵左右：“可上次见面的时候，你不是说来找一个四十多岁的中年男人吗？”　【8-15　内　赵左右家·玄关与赵左右卧室 — 日】：情节与动作调度：五零一室入户门被轻轻推开，神情恍惚落寞的赵左右低着头走进玄关换鞋。身穿粉色针织开衫的母亲刘美奕笑盈盈地从客厅迎了出来，关切地打量着儿子。 赵左右一言不发地将手里拎着的八王寺汽水瓶放在玄关鱼缸柜上，像丢了魂似的径直走向自己的卧室。刘美奕在门帘旁停下脚步，担忧地望着儿子的背影唤了一声。 赵左右背对着母亲停顿了半秒，低声应了一句，推门走进卧室关上了房门。 卧室内，赵左右呆呆地坐在书桌前。片刻后，门外响起轻轻的敲门声，刘美奕推门走进来，缓步走到儿子身后，将温暖的手掌轻轻搭在赵左右的肩头，俯下身柔声询问。 赵左右深吸了一口气，缓缓抬起眼眸，原本迷茫涣散的目光渐渐聚焦，语气平静却透着一股前所未有的成长与认真。；核心台词实录：赵左右：“我没事。” ／ 赵左右：“我真没事。就是突然间想清楚了很多事情，我需要点时间，再好好想想。” ／ 赵左右（内心独白）：“让爱我的人，失望？”</w:t>
-      </w:r>
-    </w:p>
-    <w:p>
-      <w:pPr>
-        <w:spacing w:before="40" w:after="80" w:line="384" w:lineRule="auto"/>
-        <w:ind w:firstLine="400"/>
-        <w:jc w:val="left"/>
-      </w:pPr>
-      <w:r>
-        <w:rPr>
-          <w:rFonts w:ascii="Times New Roman" w:hAnsi="Times New Roman" w:eastAsia="宋体"/>
-          <w:b w:val="0"/>
-          <w:color w:val="141414"/>
-          <w:sz w:val="20"/>
-        </w:rPr>
-        <w:t>◆ EP09《人生失控》：【9-1　内　成年赵左右与舒图家·玄关与卧室（2033梦境） — 夜】：情节与动作调度：二零三三年北京寓所内，玄关木柜上摆放着一只精致的相框，相框里是妻子舒图戴着遮阳帽燦烂微笑的照片。留着青灰胡茬、身穿浅灰色翻领针织衫内搭白衬衫的四十一岁赵左右（荀未来）手里提着一袋热气腾腾的外卖推门进屋，一边往餐桌走，一边满脸笑意地朝卧室方向高声呼唤。　【9-2　内/外　漫画屋里间·有轨电车与雪后街道 — 晨】：情节与动作调度：二零零八年寒假结束开学日清晨，三条鱼漫画屋里间榻榻米地铺上，身穿白色长袖卫衣的四十一岁荀未来猛然从噩梦中惊醒坐起，额头渗出冷汗，大口喘着粗气喃喃自语。 地铺另一侧，早已穿好深蓝白条纹校服外套的十六岁陈明正盘腿坐在毯子上，利落地拉上黑色大书包的拉链，转过头淡定地提醒他。 晨光熹微的街道上，一列有轨电车叮当驶过。车厢内，陈明坐在座位上安静地翻看课本；身穿深棕色棉服夹克的荀未来与身穿黑色连帽羽绒服的十六岁赵左右并排站在过道里拉着扶手。荀未来侧过头打量着身边神色平静沉稳的十六岁自己，试探着开口搭话。 赵左右面无表情地靠在车厢立柱上，目光平视前方，只是淡淡地从鼻腔里应了一声。 赵左右眼神认真地思索了片刻，转过头一本正经地向荀未来抛出了一个纯粹的学术问题。荀未来当场噎住。；核心台词实录：赵左右：“嗯。” ／ 赵左右：“我想，寒假作业那道地理选择题，它为什么会选C呢？”　【9-4　外/内　长林八中·校园主干道与教学楼走廊 — 日】：情节与动作调度：校园主干道上，背着黑色双肩包的荀未来与十六岁的赵左右并肩往教学楼走。荀未来低头发现鞋带松了，连忙停下脚步单膝跪在地上，把双肩包放在脚边系鞋带。 然而身旁的赵左右根本没有停步，甚至连头都没回，手里拿着复习小册子径直大步流星地朝教学楼走去。荀未来系好鞋带站起身，单肩甩上书包一看，顿时傻了眼，拔腿在后面小跑追赶。 教学楼一楼走廊里，赵左右健步如飞地拐过常闭式防火门转角；荀未来气喘吁吁地从后面追上来冲着他的背影喊道。　【9-5　内　长林八中·高一十班（文科班）教室 — 日】：情节与动作调度：重新分班后的高一十班（文科班）教室内，黑板正中央贴着一张写满名字的文科班新座位表。脱下羽绒服抱在胸前的荀未来与罗爱文并排站在黑板前，仰头看着讲台正前方第一排紧挨着的“荀未来”、“罗爱文”、“赵左右”三个名字，荀未来苦着脸连连叹气。 罗爱文伸手指着黑板上的座位表从左到右找了一圈，满脸疑惑地挠了挠头。 荀未来没好气地转头白了罗爱文一眼。 荀未来认命地把书包和外套重重放在第一排靠门的课桌上，拉开椅子坐下。他一边低头拉开书包拉链，一边斜过眼睛往教室左后方靠窗的座位瞄去——那里，十六岁的赵左右正端端正正地坐在座位上低头整理文具，与斜前方的王一漫隔着过道相望。 全班同学连同王一漫、前排的荀未来和罗爱文齐刷刷转过头望向后排——只见一直沉默内敛的十六岁赵左右正高举着右手，目光坚毅地直视着讲台上的戴娟，一字一顿地立下军令状！；核心台词实录：赵左右：“戴主任！” ／ 赵左右：“让我试试吧。如果考不到，我甘愿擦黑板、扫地、抬水。”　【9-6　内　长林八中·学校食堂 — 日】：情节与动作调度：中午的学校食堂人声鼎沸。荀未来站在食堂门边的柱子旁，一手捂着隐隐作痛的胃部，一手拿着水杯仰头咽下两粒胃药。罗爱文端着空盘子从里面慌慌张张地跑出来，一把抓住荀未来的胳膊就往里拽。 荀未来被他拽得一个趔趄，皱着眉头没好气地反问。 罗爱文咽了口唾沫，伸手指向食堂就餐区深处，声音都在发颤。 荀未来顺着他的手指望去——只见餐桌旁，十六岁的赵左右左手拿着筷子往嘴里塞饭，右手竟握着笔在练习册上争分夺秒地刷题，跟坐在他对面埋头演算的理科学霸陈明简直如出一辙！荀未来先是一愣，随即喜上眉梢。 餐桌旁，身穿蓝白校服内搭棕格纹衬衫的陈明头也不抬地在笔记本上写着公式，冷静地向对面的赵左右宣布。；核心台词实录：赵左右：“没关系，我可以不靠任何人。”　【9-7　内　长林八中·高一十班与高一八班教室及男洗手间 — 日】：情节与动作调度：下午的高一十班地理课上，黑板上画着“天体系统的级别”与“地球上存在生命的条件”板书框架。身穿蓝色毛衣的地理男老师放下粉笔转过身，拍了拍手里的校本作业册。第一排的荀未来正趴在课桌上百无聊赖地打瞌睡，而后排的赵左右却腰杆笔直、全神贯注。 听到“赵左右”三个字，第一排迷迷糊糊的荀未来与后排全神贯注的十六岁赵左右竟然条件反射般同时“腾”地站了起来！讲台上的地理老师愣住了，看看后排又看看前排。 荀未来瞬间清醒过来，转头看了一眼后排站得笔直的赵左右，尴尬地摸了摸鼻子向老师解释，随后在全班同学的哄笑声中迅速坐回座位。 地理老师摇了摇头，拿着作业本看向后排的赵左右提问。 赵左右站得笔直，不假思索地流利作答。；核心台词实录：赵左右：“太阳黑子和耀斑。” ／ 赵左右：“会影响电离层，干扰无线电，还可能会影响地球气候。第三……第、第三点……”　【9-8　内/外　教学楼走廊·学校食堂与赵左右家厨房（交叉剪辑） — 日/夜】：情节与动作调度：教学楼走廊里，赵左右手里捧着《高考必备便携手册》穿行在课间熙熙攘攘的学生人流中，嘴里念念有词地背诵着历史考点。两名同班女同学并肩走在他身后，望着他的背影小声议论。 旁边的女同学乙目视前方，语气平淡地摇了摇头。 两人在走廊窗边停下脚步，女同学甲侧过头好奇地询问同伴。 暮色四合，冬日的夜幕笼罩了校园操场。空旷昏暗的学校食堂里只亮着一盏孤灯，十六岁的赵左右独自一人坐在长条餐桌旁，左手拿着筷子大口扒着餐盘里微凉的饭菜，右手握着笔在复习笔记本上飞快地演算记忆。 赵左右咽下嘴里的饭，从黑色羽绒服口袋里掏出诺基亚直板手机，拨通家里的电话放到耳边。；核心台词实录：赵左右：“妈，我今天在学校上晚自习，就不回来吃饭了。” ／ 赵左右：“以后都不回来了。学校晚自习学习氛围比较好，我想多学会儿。” ／ 赵左右：“嗯。”　【9-9　外/内　G54路有轨电车站台与车厢 — 夜】：情节与动作调度：寒夜深沉，积雪的有轨电车站台上，赵左右站在路灯下依然低头翻看着手中的《高考必备便携手册》。一列闪烁着“工农大路 G54 西安大路”红色LED灯牌的末班有轨电车缓缓进站停稳，赵左右迈步走上车厢。 空荡荡的末班电车车厢内温暖安静，赵左右眼睛不离书本地走到中段蓝色座椅坐下，顺手将黑色双肩书包卸下放在身旁座位上。就在折叠车门即将关闭的瞬间，车门外传来十六岁徐图图气喘吁吁的呼喊声！ 身穿天蓝色羊羔毛连帽大衣、戴着白色毛绒耳罩的徐图图一步跳上电车。她扶着膝盖喘了口气，一抬头便看见了坐在前面的赵左右；赵左右也抬起头看向她，徐图图眉眼一弯，快步走到赵左右正对面的座椅上坐下。 赵左右重新低下头翻动《高考必备便携手册》继续背书。徐图图摘下手上的毛绒手套，偏着头静静看了专注的赵左右好一会儿，主动轻声搭话。 赵左右目光没有离开书页，简短而温和地应了一声。；核心台词实录：赵左右：“嗯，晚自习刚结束。” ／ 赵左右：“没事。” ／ 赵左右：“《梦的解析》？” ／ 赵左右：“为什么送我这个？” ／ 赵左右：“可这几天，我突然觉得我变得越来越了解自己了，好像一下子，没那么迷茫了。” ／ 赵左右：“我想在开学考，考到前五，让戴主任对我们刮目相看。”　【9-12　外/内　福慧家园五楼楼道·502室与三条鱼漫画屋 — 夜】：情节与动作调度：深夜，黑色路虎越野车（黑A·6T534）停在福慧家园居民楼下的雪地旁。头戴姜黄色毛线帽、身穿宝蓝色连帽羽绒服的六十六岁赵了推门下车，抬头仰望了一眼五楼亮灯的窗户，呼出一团白气走进单元门。 五楼狭窄的水泥楼道内，赵了走上台阶，抬手敲响了对门五零一室的防盗门。身穿灰色开衫毛衣的母亲刘美奕拉开房门，客气地打招呼。 赵了往屋里望了一眼，温和地询问十六岁赵左右的动向。 正说着，楼梯下方传来稳健的脚步声——只见身穿黑色连帽羽绒服的十六岁赵左右怀里紧紧抱着一大摞厚厚的复习教材与练习册，迈步走上五楼平台，礼貌地向赵了和母亲问好。 荀未来想起今天十六岁赵左右自荐当班长、在食堂和晚自习拼命刷题的模样，得意地摊了摊手。；核心台词实录：赵左右：“赵爷爷。妈。”　【9-13　内/外　徐图图家卧室·赵左右家卧室与学校微机室（深夜交叉剪辑） — 深夜】：情节与动作调度：万籁俱寂的深夜，五栋六零二室徐图图的卧室内，身穿淡紫色软毛绒睡衣的十六岁徐图图在被窝中缓缓睁开双眼，望着窗边随微风轻轻摇曳的星月串珠风铃与剪纸贴画，轻声呢喃。 与此同时，五零一室赵左右的卧室内，书桌上的台灯与电脑屏幕依然亮着。身穿黑色长袖卫衣的十六岁赵左右正趴在厚厚的复习书堆上熟睡，眉头在睡梦中紧紧蹙起，脑海里不断回响着四十一岁舒图在雪地长椅痛骂他的话，在梦中不甘地呓语。 突然，“啪嗒”一声闷响——赵左右放在书包边缘的那本黑色精装书《梦的解析》滑落下来，重重掉在木地板上！赵左右瞬间从睡梦中惊醒抬起头，低头看了一眼地板上的《梦的解析》，眼神骤然变得凌厉而决绝。 赵左右一把推开卧室窗户，踩上窗台，敏捷地翻窗跃入夜色之中！ 深夜十一点三十五分（墙上SANXIN石英挂钟指针定格），长林八中昏暗的办公机房窗户被从外面推开。身穿深绿夹克外套内搭棕色菱格毛衣的十六岁赵左右敏捷地翻窗跳进机房，反手关好窗户，轻车熟路地走到一台电脑前按下开机键。；核心台词实录：赵左右（内心独白）：“阿姨，不是这样的……不是，只要我想，只要我想……” ／ 赵左右（内心独白）：“我不会让爱我的人失望的！”　【9-14　内/外　街边烧烤餐车与2035高架桥下车祸现场（闪回） — 深夜】：情节与动作调度：【闪回·2035年高架桥下公路】身穿米白色翻领大衣的四十一岁舒图单手握着方向盘驾驶黑色轿车（吉U·72207）行驶在高架桥下，另一只手举着智能手机贴在嘴边，情绪崩溃地给丈夫赵左右发送最后一条决绝的语音消息；话音未落，前方突发险情，舒图瞳孔骤缩失声惊叫！ 【闪回·2035年高架桥下公路（修改后）】舒图在车内哭着发完“咱俩以后再也不用见面了！”放下手机，一抬头，突然看见前方高架桥墩旁，穿越回去拦截三轮车路人的赵左右正站在路边！舒图震惊地脱口唤出丈夫的名字。</w:t>
-      </w:r>
-    </w:p>
-    <w:p>
-      <w:pPr>
-        <w:spacing w:before="40" w:after="80" w:line="384" w:lineRule="auto"/>
-        <w:ind w:firstLine="400"/>
-        <w:jc w:val="left"/>
-      </w:pPr>
-      <w:r>
-        <w:rPr>
-          <w:rFonts w:ascii="Times New Roman" w:hAnsi="Times New Roman" w:eastAsia="宋体"/>
-          <w:b w:val="0"/>
-          <w:color w:val="141414"/>
-          <w:sz w:val="20"/>
-        </w:rPr>
-        <w:t>◆ EP10《只要我想》：【10-1　内/外　长林八中高一十班教室与操场铁栅栏外 — 日】：情节与动作调度：清晨的长林八中校园，晨光掠过孔子汉白玉雕像与教学楼。高一十班教室内，课桌上堆满高耸的复习书本，身穿蓝白校服内搭灰色连帽卫衣的十六岁赵左右正低头全神贯注地刷题。四十一岁的荀未来手臂上搭着深棕色羽绒服、单肩背着书包从后门走进教室，径直走到赵左右课桌旁，俯下身凑到他耳边低声招呼。 赵左右握笔的手停顿了一下，被荀未来身上的隔夜酒气呛得抬起右手虚掩住嘴唇轻咳了一声，眉头微蹙着转头避开视线，垂眸低语。 荀未来站直身子，热络地拍了拍赵左右的肩膀示意他起身。 赵左右低着头抿紧嘴唇，神情严肃地拒绝。 赵左右眼睛死死盯着桌面上的历史课本，语气坚定得不容置疑。；核心台词实录：赵左右：“不用，我不吃早饭。” ／ 赵左右：“以后我不能再这样了。” ／ 赵左右：“因为我是班长，我得带头遵守校规。” ／ 赵左右：“荀哥，你也抓紧复习去吧，以后这种活动，别带上我。”　【10-3　内　长林八中·室内体育馆与后台楼梯间 — 日】：情节与动作调度：航拍镜头掠过冬日校园建筑，画面浮现本集片名：第 10 集 只要我想。 铺设着“Jr. NBA”木地板的室内体育馆排球场内，高一十班全体学生穿着蓝白运动校服列队集合。身穿黑灰拼色立领运动服、胸前挂着哨子的体育老师背着手站在排球网前训话，抬起右手比出“五”的手势；队伍里的荀未来左顾右盼，寻找着赵左右的身影。 体育老师吹响哨子一挥手，全班学生排成两列纵队顺着球馆边缘慢跑起来。体育老师背着手在场内踱步督促。 体育馆后台安静的楼梯间里，十六岁的赵左右正盘腿躲在一辆装满排球的蓝色帆布器材车里，怀里捧着历史复习资料争分夺秒地默背。荀未来推门走进来，一眼看见躲在器材车里的赵左右，立刻双手叉腰，用赵左右早上说过的官话阴阳怪气地拿捏他。 器材车里的赵左右合上历史书，眼神有些闪躲地捂了捂肚子找借口。；核心台词实录：赵左右：“我有点不舒服。” ／ 赵左右：“法令出一……” ／ 赵左右：“别黑白而……” ／ 赵左右：“别黑白而……而定一尊……秦朝确立中央集权制度，构成中央集权制度三个部分：皇帝制度、中央行政制度、地方行政制度……两大基本矛盾……皇权与相权的矛盾……中央与地方的矛盾……”　【10-4　内　长林八中·校医室 — 日】：情节与动作调度：校医室安静的隔间内，脸色苍白的十六岁赵左右平躺在铺着蓝色床单的病床上，双目紧闭处于低血糖昏迷中，干裂的嘴唇却依然在无意识地微微翕动，断断续续地呢喃着历史考点与梦话。坐在病床旁的荀未来俯视着走火入魔的十六岁自己，听得直摇头。 病床上的赵左右眉头紧锁，用微弱的气声在梦中呓语；荀未来微微探身，凑近他的唇边仔细分辨。 就在这时，校医室门外的走廊阴影处，身穿蓝白校服内搭浅灰连帽卫衣的王一漫与闺蜜尚雪正探头往里张望。尚雪轻轻推了推王一漫的胳膊，用气声催促。 王一漫深吸一口气，终于鼓起勇气迈步走进校医室。听到脚步声的荀未来抬起头，只见王一漫快步走到病床前，甚至没敢多看病床上的赵左右一眼，直接将紧握的右手伸到荀未来面前，把两颗粉色透明包装的草莓味硬糖塞进了荀未来的掌心里，压低声音飞快地交代了两句，随即转身红着脸小跑逃离了校医室！ 荀未来连忙站起身，指了指病床上的赵左右关切地询问。；核心台词实录：赵左右：“不要失望……只要我想……”　【10-5　外/内　教学楼外广场·高一十班门外与男洗手间 — 夜】：情节与动作调度：夜幕降临，身穿棕褐色厚羽绒服的罗爱文从教学楼玻璃大门走出来。早已穿好砖红色连帽羽绒服守在树下的荀未来立刻招手唤住他。 罗爱文快步跑上前，好奇地询问。 荀未来一脸凝重地盯着罗爱文的眼睛，抛出了一个关乎兄弟生死的问题。 荀未来领着罗爱文悄悄摸到高一十班教室后门外，伸手往教室里一指——只见空荡荡的教室里只亮着一排灯，十六岁的赵左右正独自埋头在高耸如山的书堆后疯狂演算着陈明留给他的那本绿色封面《数学答案略集锦（NOTES）》。罗爱文扒着门框看了一眼，恍然大悟地转头看向荀未来。 荀未来竖起一根手指，一连串灵魂发问直接扎进罗爱文的心窝；罗爱文仔细回想了一整天被赵左右彻底无视的凄凉处境，委屈地摇了摇头。；核心台词实录：赵左右：“谁啊？！”　【10-6　内/外　长林八中男生宿舍走廊·校门口与赵了路虎车内 — 夜】：情节与动作调度：夜色深沉，痛失数学复习宝典的十六岁赵左右一路急匆匆地跑到男生宿舍楼走廊，一把拦住了正准备推门回寝室的陈明（身穿墨绿色拼色夹克内搭花纹毛背心），双手攥着试卷，满脸恳求地开口。 陈明双手插在夹克口袋里，神情冷淡地看着他。 赵左右眼神闪烁了一下，心虚地低下头支支吾吾。 聪慧绝顶的陈明一眼看穿了真相，冷冷地直视着赵左右的眼睛。 赵左右不敢看他的眼睛，愧疚地别开视线解释。；核心台词实录：赵左右：“陈明，你今晚有时间吗？我来你宿舍补补数学啊。” ／ 赵左右：“那个……有复印的吗？” ／ 赵左右：“不知道被谁给抢走了。” ／ 赵左右：“那你能够给我再讲讲吗？就剩最后几页了，不多。” ／ 赵左右：“就最后一次，你的答案略集锦写了那么久，就当是让它圆满了。” ／ 赵左右：“赵爷爷。”　【10-8　内　长林八中·高一十班教室（开学考放榜与历史课） — 日】：情节与动作调度：几天后的清晨，高一十班教室内阳光明媚。班主任戴娟身穿深灰色毛呢大衣站在讲台前，手里拿着刚批改出来的开学考成绩单，神情严肃地向全班通报。 第一排的罗爱文兴奋地带头高呼一声“好！”，全班同学热烈鼓掌，戴娟脸上也露出了欣慰的笑容。 掌声落下，戴娟环视全班，目光投向教室左后方，语气里满是惊喜与赞赏。座位上的赵左右自信地抬起头望向讲台。 第一排正等着看赵左右考砸出丑的荀未来猛地转过头看向后排。讲台上的戴娟一字一顿地宣布了令全班沸腾的成绩！ 全班瞬间爆发出雷鸣般的掌声！第一排的荀未来眼珠子差点瞪出来，满脸见了鬼般的不可置信；旁边的罗爱文开心地转过身向赵左右比出双剪刀手庆祝，荀未来回过神后也只得硬挤出笑容朝赵左右竖起大拇指；后排的赵左右嘴角扬起灿烂的笑容，转头看向斜前方的徐图图与王一漫，徐图图开心地朝他弯起眉眼，几人相视而笑。；核心台词实录：赵左右：“禁军是帝王封建时代，由帝王直辖，担任护卫帝王、皇宫、首都警备任务的军队。” ／ 赵左右：“文景之治是西汉文、景两帝经过休养生息后出现的盛世局面。百废待兴时，他们推崇黄老之术、与民休息、轻徭薄赋等措施……” ／ 赵左右：“弊病……”　【10-9　内/外　学校食堂·教学楼走廊·高一十班与主任办公室 — 日】：情节与动作调度：大雪纷飞的校园里，孔子汉白玉雕像静立在风雪中。中午的学校食堂长桌旁，赵左右与王一漫隔桌相对而坐，两人都在一边吃饭一边争分夺秒地翻阅资料刷题。赵左右抬起头偷偷看了一眼对面专注写字的王一漫，眼神里带着渴望与自我激励。 对面的王一漫笔尖不停地在试卷上书写，神情平静而清冷，心底却回响着另一番残酷的认知。 课间休息的教学楼走廊上人流穿梭，赵左右手里拿着试卷正与罗爱文说话，荀未来快步跑过来在拐角处截住两人，热情地张罗着去广播室捧场。 赵左右握着试卷摇了摇头，态度克制而疏离地婉拒。 荀未来不依不饶地走上前，伸手一把搂住赵左右的肩膀往广播室方向强行拉拽。；核心台词实录：赵左右（内心独白）：“努力是有用的，对吧？没有天赋的事情，也可以通过努力追赶上，对吧？” ／ 赵左右：“你们去吧，我和爱文要去八班问几道数学题。” ／ 赵左右：“还给我。” ／ 赵左右：“陈明的答案略集锦，还给我——！” ／ 赵左右：“我记得你衣服上的味道！那天晚上在厕所里的那个人就是你！罗爱文，我真没想到你是这种人！你自己考倒数第一就算了，还要抢我的复习笔记！” ／ 赵左右：“见不得我好是吗？想让我变得和你一样是吗？！”　【10-10　内　长林八中·教学楼走廊·高一十班与主任办公室 — 日/夜】：情节与动作调度：下午课间的教学楼走廊上，十六岁的陈明背着双肩包一边走一边翻看复习资料。赵左右手里拿着那张《全真模拟冲刺卷》从后面小跑追上来，拍了拍陈明的肩膀，指着试卷上的最后一道压轴大题急切地请教。 陈明神情冷淡，丢下一句“我有事”转身欲走；赵左右急忙跨前一步拦住他的去路，把试卷展开递到他眼前指着具体公式追问。 陈明无奈地叹了口气，低头扫了一眼赵左右的试卷，随后抬起头认真而客观地向赵左右给出了最科学的应试建议，说完合上书本径直离开。赵左右手握着试卷怔在原地，脑海里反复咀嚼着“扬长避短多去背背文综”这句话。 夜幕彻底笼罩了长林八中。高一十班教室里，最后一名留校的男同学背起书包走到后门边，回头朝还在埋头苦读的赵左右叮嘱了一句。 赵左右头也不抬地应了一声，继续在题海中演算。；核心台词实录：赵左右：“陈明，有道题我刚才去问老师了，但我记得你答案略集锦上的方法步骤更短，你给我再讲讲吧。最后一次，真就最后一次。” ／ 赵左右：“这，怎么直接推导出n的绝对值等于二分之根号三的？” ／ 赵左右：“好。”</w:t>
-      </w:r>
-    </w:p>
-    <w:p>
-      <w:pPr>
-        <w:spacing w:before="40" w:after="80" w:line="384" w:lineRule="auto"/>
-        <w:ind w:firstLine="400"/>
-        <w:jc w:val="left"/>
-      </w:pPr>
-      <w:r>
-        <w:rPr>
-          <w:rFonts w:ascii="Times New Roman" w:hAnsi="Times New Roman" w:eastAsia="宋体"/>
-          <w:b w:val="0"/>
-          <w:color w:val="141414"/>
-          <w:sz w:val="20"/>
-        </w:rPr>
-        <w:t>◆ EP11《YOU WIN》：【11-1　外/内　福慧家园五号楼下与502室赵了家（客餐厅与书房） — 夜】：情节与动作调度：寒风凛冽的雪夜，身穿棕红色连帽羽绒大衣的四十一岁荀未来蹬着一辆老式自行车拐进福慧家园五号楼门前，利落地跳下车支起脚撑，气冲冲地快步跑进单元门。 五楼五零二室餐桌旁，满头银发、戴着细黑框老花镜的六十六岁赵了正穿着黑色毛衣坐在灯下，眯着眼低头按着一部老式诺基亚直板手机。门外突然响起急促的敲门声，赵了头也不抬地冲门口问了一句。 门外传来荀未来没好气的声音。 赵了摇了摇头，向他揭开了第三集自己监听小赵电脑与手机的技术老底。 赵了将诺基亚手机屏幕转向荀未来——只见屏幕上运行着“黑鸽子v2.1”软件，显示着“屏幕监控［小赵手机］：无法连接｜监听通道［小赵手机］：音频通道1～4”。；核心台词实录：赵左右（电话监听音）：“你放心，我不会告诉戴主任的。但你要帮我保守这个秘密，好吗？”　【11-3　内　长林八中·男生宿舍走廊与D203寝室 — 夜】：情节与动作调度：刚刚在主任办公室电脑上练成CS狙击并目睹赵左右偷看考卷的十六岁陈明，身穿黑绿拼接翻领夹克，低着头心事重重地走回宿舍走廊。路过D203寝室敞开的房门前时，正坐在书桌前玩笔记本电脑的平头室友甲一眼瞥见了他，冲着床沿看书的室友乙努了努嘴调侃。　【11-4　外/内　福慧家园楼下路虎车内与501室赵左右卧室 — 深夜】：情节与动作调度：深夜十二点半，福慧家园五号楼下的雪地旁，黑色路虎越野车仪表台上固定着那部正在运行“黑鸽子v2.1（监听录制中）”的诺基亚手机。主驾驶座上的六十六岁赵了困倦地打了个哈欠，副驾驶座上身穿八中校服夹克的四十一岁荀未来歪头靠着车窗，仰望着五楼亮灯的窗户抱怨。 赵了神色严肃地转过头，叮嘱身旁的荀未来。荀未来若有所思地点了点头。 恰在此时，仪表台上诺基亚手机的音频波形跳动起来——五零一室赵左右的卧室内，身穿淡蓝印花丝质睡衣的母亲刘美奕轻轻推门走到书桌旁，俯身关切地看着还在灯下演算集合数学题的儿子。 身穿黑色短袖T恤的十六岁赵左右紧盯着桌上的草稿纸，手里的笔不停地推导着公式，头也不抬地回答。 刘美奕心疼地轻轻抚摸了一下儿子的肩膀与后背，转身轻手轻脚地替他带上房门离开。赵左右停下笔，闭上双眼深吸了一口气，努力平复着内心的紧张与翻涌。；核心台词实录：赵左右：“明天就要开学考了，我最后查漏补缺一下，马上就好。”　【11-5　内　长林八中·高一十班教室与主任办公室（完整放榜与谈话） — 日】：情节与动作调度：掌声渐息，戴娟拿起成绩单开始逐一念出班级前五名的名字；后排座位上的赵左右神情高度紧绷，随着每一个名字念出，他的眼神一点点往下沉。 听到第五名是黄宇晨，没有进前五的赵左右眼神一暗，失落地缓缓低下头；中排的王一漫也脸色苍白地怔在座位上。就在这时，讲台上的戴娟话锋一转，欣慰的目光投向了后排的赵左右！ 赵左右闻声猛地抬起头，前排的徐图图开心地转过头朝他微笑；赵左右放在课桌下的双手紧紧扣在一起，拇指紧张地用力摩挲着。讲台上的戴娟微笑着给出了破格留任的裁定！ 全班同学齐声欢呼鼓掌！赵左右松开紧扣的双手，长舒一口气露出了如释重负的笑容；徐图图使劲鼓掌替他高兴，而旁边的王一漫却神情低落地垂着头。戴娟收起成绩单走下讲台，轻声唤住了王一漫。　【11-6　内/外　教学楼楼梯拐角·主任办公室与室外红砖连廊 — 日】：情节与动作调度：教学楼偏僻的器材室走廊窗边，王一漫独自一人背靠着窗台站立，一边默默流着眼泪，一边大口大口机械地咬着手里的一只红苹果，试图用吞咽动作把委屈硬生生咽回肚子里。十六岁的徐图图正好从楼梯间拾级而上，听到隐约的抽泣声，看到王一漫的身影后体贴地停下脚步，悄悄躲在转角墙后没有上前打扰。 就在这时，头戴发夹的闺蜜尚雪快步走到王一漫身旁，伸手搭住她的肩膀哄劝。王一漫连忙擦了擦眼泪，勉强扯出一丝微笑。 王一漫双手紧握着被咬出缺口的红苹果，眼泪顺着脸颊滑落，却依然真诚而克制地替赵左右说话；墙角后的徐图图静静听着。 王一漫握着苹果迟疑地摇了摇头，依然坚持维护赵左右的人品。 戴娟调出电脑上的“行政楼走廊1”监控录像——只见黑白监控画面里，考试前一天晚上九点，身穿黑羽绒服的赵左右独自推开主任办公室的门走了进去并关上了门。戴娟指着屏幕向尚雪解释，眉头却紧紧蹙起。；核心台词实录：赵左右：“图图，咋了？” ／ 赵左右：“她还没让我去拿呢，是要我现在过去吗？” ／ 赵左右：“有人没交吗？” ／ 赵左右：“会不会是戴主任数错了？”　【11-7　内　高一十班地理课·学校食堂与教导主任办公室 — 日】：情节与动作调度：下午的高一十班地理试卷讲评课上，黑板上画着“海陆热力性质差异”与气压环流图。地理男老师站在讲台前整理了一下试卷，抬头扫视全班。 全班同学的目光齐刷刷投向后排。赵左右停顿了两秒，从座位上站起身来——那道题其实正是他考试前夜从绝密试卷袋里抽出来不小心瞄到的第一道选择题！面对全班的注视，赵左右目视前方，面不改色地撒了谎；前排的荀未来猛然回过头，死死盯住他。 而在教室后门外的走廊窗边，班主任戴娟正面色阴沉地透过门窗玻璃缝隙紧盯着撒谎的赵左右，听到地理老师说“你运气不错啊，坐吧”，戴娟冷着脸转身离去。 傍晚的学校食堂里，关于赵左右半夜偷题的流言已经传遍全校。赵左右独自坐在窗边低头吃饭，不远处的餐桌旁，几名学生正对着他的方向指指点点大声议论，坐在旁边的荀未来听得脸色铁青。 荀未来再也坐不住了，铁青着脸端起餐盘站起身，大步流星地走到赵左右餐桌前，伸手重重敲了敲桌面！赵左右抬起头，冷漠地看着他。；核心台词实录：赵左右：“这道题确实难，我知道我做不出来，所以蒙了个A，把时间留给其他题了。” ／ 赵左右：“怎么，要为抢走我复习笔记的事道歉？” ／ 赵左右：“承认错误？” ／ 赵左右：“我……我发现我校本作业上最后一题漏写了，所以就在这里写完了。” ／ 赵左右：“就是……突然想起来了。” ／ 赵左右：“我自己带了笔。”　【11-8　外/内　家属院雪地长椅与501室赵左右家（客厅与卧室） — 夜】：情节与动作调度：寒夜漫漫，身穿红黑拼色三道杠羽绒服的十六岁赵左右背着书包独自走回福慧家园楼下，仰头望着五楼自家亮着温暖灯光的窗户，却不敢迈步上楼，长叹一口气走到院子里的积雪长椅上颓然坐下。 脚步声踏雪而来，头戴黑色棒球帽、身穿米黄色立领厚羽绒服的六十六岁赵了笑眯眯地走到长椅旁站定，温和地明知故问。 赵左右抬起头认出赵爷爷，眼神闪烁着垂下眼帘。 赵左右低着头闷闷地否认。 听到这句话，满腹委屈无处倾诉的十六岁赵左右鼻子一酸，终于向这位慈祥的“赵爷爷”敞开了心扉。；核心台词实录：赵左右：“就想一个人待会儿。” ／ 赵左右：“没有。” ／ 赵左右：“我好不容易考了一次好成绩，但所有人都觉得我是作弊得来的。” ／ 赵左右：“其实……应该算有。” ／ 赵左右：“考试前一天晚上，虽然我最后把考卷放回去了，但我确实看到了第一题。” ／ 赵左右：“没有证据，谁能证明啊？而且，我今天也确实在戴主任面前撒谎狡辩了，再说点什么，只会黑上加黑，更洗不清了。”　【11-9　外/内　长林八中雪地步道·主任办公室·学校食堂与广播室 — 日】：情节与动作调度：次日清晨，刀子嘴豆腐心的父亲赵东来还是穿戴整齐，双手插在灰绿色连帽羽绒服兜里，阴沉着脸跟在儿子赵左右身后走进长林八中校园。迎面抱书走过的陈明看到父子俩的背影，停下脚步回头深深看了一眼。 教导主任办公室内，戴娟端坐在办公桌后，赵东来一改昨晚在家里的暴脾气，局促不安地坐在对面赔着笑脸，赵左右低头站在父亲身旁。戴娟开门见山地开口。 赵东来尴尬地干笑了两声，转头狠狠瞪了身旁的儿子一眼，随即收起笑容，身体前倾诚恳地替儿子向戴主任辩解；旁边的赵左右余光看着维护自己的父亲，眼波微动。 赵东来急得伸手拍了一下赵左右的胳膊，催促儿子把昨晚在家说的实情讲出来；赵左右却因为昨天已经撒过一次谎，低头紧抿双唇一言不发。 戴娟一听这话更是气极反笑，指着赵左右步步紧逼地反问；赵东来顿时面色灰败、哑口无言。；核心台词实录：赵左右：“你这怎么没拿鸡翅啊？” ／ 赵左右：“谢了。我没想到，你在书里还写了那么多话。” ／ 赵左右：“还真是！要是看电视剧的时候也能这样，实时留言、讨论剧情，那也老有意思了！” ／ 赵左右：“悬疑探案，或者仙侠剧。” ／ 赵左右：“当然了，我还玩过那个游戏呢。”　【11-10　内/外　高一十班走廊·主任办公室重考与走廊掌掴 — 日/夜】：情节与动作调度：高一十班安静的自习课上，班主任戴娟走到教室后门，平静地唤出赵左右。 赵左右站起身走出教室。走廊宣传栏旁，荀未来、罗爱文、徐图图三人像叠罗汉一样扒在教室后门框边探头偷听。走廊窗前，戴娟双手交叠看着赵左右，宣布了学校的最终决定（正是66岁赵了昨晚在雪地长椅支的那一招）。 赵左右非但没有先关心自己的处分，反而第一时间急切地追问陈明的情况。 赵左右低下头又猛地抬起眼眸，语气无比坚决地向戴娟请求。 下午两点十六分（墙上SANXIN石英钟定格），教导主任办公室内，赵左右独自坐在办公桌前，手握白色圆珠笔在全新的文综试卷与答题卡上奋笔疾书。办公室外窗台下，荀未来、罗爱文、徐图图、王一漫四人整整齐齐地扒着窗沿往里张望，紧张地小声祈祷打气。；核心台词实录：赵左右：“那陈明怎么样了？” ／ 赵左右：“如果我还能考好，能别记陈明处分吗？” ／ 赵左右：“那陈明呢？” ／ 赵左右（闪回）：“热的？” ／ 赵左右（闪回）：“陈明？你在这干嘛？” ／ 赵左右（闪回）：“你……你用戴主任的电脑玩游戏？”　【11-11　内　502室赵了家客厅与三条鱼漫画屋（里间与洗漱镜前） — 夜/晨】：情节与动作调度：只见洗漱镜中，昨晚入睡前还一头利落短发、面容白净清爽的四十一岁荀未来，此刻竟在一夜之间变成了一头狂乱蓬松的及肩中长卷发，下巴与两腮布满了浓密厚重的络腮胡茬！荀未来惊骇欲绝地抬起双手疯狂抓扯着自己真实的及肩长卷发，又猛地用双手捂住下巴用力捏掐着粗糙扎手的络腮胡须——随着16岁赵左右与陈明命运节点的剧烈改写，未来时间线的第二次肉体反噬已然轰然降临！</w:t>
-      </w:r>
-    </w:p>
-    <w:p>
-      <w:pPr>
-        <w:spacing w:before="40" w:after="80" w:line="384" w:lineRule="auto"/>
-        <w:ind w:firstLine="400"/>
-        <w:jc w:val="left"/>
-      </w:pPr>
-      <w:r>
-        <w:rPr>
-          <w:rFonts w:ascii="Times New Roman" w:hAnsi="Times New Roman" w:eastAsia="宋体"/>
-          <w:b w:val="0"/>
-          <w:color w:val="141414"/>
-          <w:sz w:val="20"/>
-        </w:rPr>
-        <w:t>◆ EP12《寻未来》：【12-1　内/外　手作编织店·黑色路虎车内与501室赵左右卧室 — 日】：情节与动作调度：白天的手作毛线编织店内，挂满五颜六色毛线球的货架前，头戴黑色棒球帽、身穿红色连帽羽绒夹克的六十六岁赵了正站在印有“F.R.I.E.N.D.S”字样的镜子旁，精心挑选了一袋红色毛线团与两本《钩针毛线编织1000》《帽子·围巾·手套编织精品》教程书结账走出店门。 街边停靠的黑色路虎越野车内，赵了将装有毛线和编织书的塑料袋随手放在后座上。副驾驶车门被拉开，刮掉了络腮胡、但依然顶着一头蓬松及肩长卷发并戴着一顶米灰拼色“CAPRICORN”棒球帽遮掩的四十一岁荀未来钻进车里。驾驶座上的赵了转头一看他这副落魄文艺青年的滑稽尊荣，没忍住“噗嗤”一声笑了出来。荀未来黑着脸瞪他。 赵了强忍着笑意系好安全带，侧过头打量着荀未来，慢条斯理地给出猜测。 与此同时，五零一室赵左右的卧室内，身穿白色高领毛衣的十六岁赵左右正坐在书桌前，聚精会神地翻阅着弗洛伊德的《梦的解析》与《潜意识心理学》，手里握着红笔在笔记本上认真做着批注，单手托腮陷入沉思。 赵左右从书桌前站起身，推开结着冰霜的窗户探出头往下看；楼下戴着棒球帽的荀未来站在雪地里热情地冲他挥手。；核心台词实录：赵左右（内心独白）：“潜意识……所以那天梦到阿姨变成徐图图，也是我的潜意识吗？欲望，欲望……像陈明这种又跳级又是三好学生的人，去戴主任办公室偷偷玩游戏，又是因为什么欲望呢？” ／ 赵左右：“去哪儿？”　【12-3　外　结冰湖畔观景平台与沿岸小吃摊 — 日】：情节与动作调度：冬日的阳光洒在结冰的湖畔，画面浮现本集片名：第 12 集 寻未来。 湖岸边的“烤地瓜·老玉米”铁桶炉前，摊主掀开炉盖装好两个热气腾腾的烤地瓜（及烤土豆）递过去。戴着浅棕色“CAPRICORN”棒球帽、露出一头披肩长卷发的荀未来接过纸袋，礼貌地道了声“谢谢啊”，转身快步走上湖畔的木质观景平台。 观景平台栏杆前，身穿米白色连帽羽绒服、系着墨绿色围巾的十六岁赵左右正凭栏远眺着一望无际的冰封湖面。荀未来走上前，将冒着热气的纸袋递给他。 赵左右接过滚烫的烤土豆，剥开焦香的外皮轻轻吹了吹热气，咬了一大口慢慢咀嚼。荀未来双手插进夹克兜里，背靠在木栏杆旁笑眯眯地看着他。 赵左右咽下嘴里的食物，目光深邃地凝视着前方的冰湖，一本正经地回答。；核心台词实录：赵左右：“我在思考。” ／ 赵左右：“寒假前有一天，我爸突然买了很多土豆，导致我和我妈连续吃了一个礼拜的土豆。我爸虽然是个贪小便宜的人，但绝不至于把几个快发芽的土豆都买回来。我猜，这其中一定有别的心理动机。” ／ 赵左右：“我刚站在这的五分钟，望着这片冰湖，我突然觉得自己很渺小。这里的所有人都很渺小，我们都只是宇宙中的一粒沙。” ／ 赵左右：“不写了。我终于发现，内心世界，其实比宇宙更值得探索。” ／ 赵左右：“我决定了，我要学心理学！” ／ 赵左右：“俗。”　【12-4　内/外　靓丽发艺理发店·八中校务公告栏与梦语心理社教室 — 日】：情节与动作调度：街头“靓丽发艺”复古理发店内，荀未来披着黑色理发围布坐在镜子前，身穿牛仔衬衫配条纹马甲的男理发师正拿着梳子和剪刀，将他那一头及肩长卷发利落地修剪成清爽短发。理发师一边剪一边闲聊。 荀未来微闭着双眼，没好气地吐槽了一句。 理发师哈哈一笑，连忙顺着客人的话找补。 理发师趁热打铁推销起染发业务；荀未来却已经眼神发亮、嘴角微微上扬，在心里策划出了一套“创立校刊杂志社吸引赵左右跟风”的完美大计！ 只见海报上赫然印着：“2008社团火热招新中……｜八中梦语心理社｜认识自己，从认识梦开始｜创社人：赵左右”！荀未来瞳孔骤缩，傻眼地念出了那个名字。；核心台词实录：赵左右：“所以，梦和欲望是息息相关的。想要了解自己，就要先读懂自己的梦！” ／ 赵左右：“荀哥！你也想加入吗？” ／ 赵左右：“就今天啊！昨晚我找打印店做了宣传海报，今天早上和戴主任一说，她立马就答应了，还给了我这间教室，所以中午就开始招人了！” ／ 赵左右：“上课了，先回去吧。”　【12-5　外/内　长林金淮汽配厂门口·家常小炒馆与市二院肝胆内科诊室 — 夜/日】：情节与动作调度：赵东来满意地点了点头，拿起茶壶倒水，主动问起了儿子赵左右在学校的情况。 荀未来连忙顺着话头继续拱火，把赵左右不考北京、要报长林大学心理学系的事全抖了出来，坐等赵东来拍桌子发飙。 老医生被他视死如归的模样气笑了，温和地拍了拍桌子宽慰叮嘱；荀未来却神情木然地坐在椅子上，脑海里已经完全拼凑出了这条新时间线的恐怖结局——小赵学了心理学后在未来成了个郁郁寡欢、酗酒十年的半吊子心理学家，直接把四十一岁的自己喝出了重度酒精肝！　【12-6　内　长林八中图书馆·漫画屋与靓丽发艺理发店 — 日/夜】：情节与动作调度：长林八中图书馆阅览室内，十六岁的赵左右从书架上取下一本弗洛伊德著的《本能与自我（The Ego and the Id）》，兴冲冲地走到靠窗长桌旁拉开椅子，坐到正在整理笔记的徐图图对面。而在不远处的一排高大书架背后，四十一岁的荀未来正半隐在阴影里，眼神阴沉地窥视着两人。 靠窗长桌旁，徐图图放下手中的笔，看着赵左右手里的《本能与自我》，既惊讶又欣喜。 赵左右兴高采烈地合上书本，双手撑在桌面上，满眼放光地向徐图图畅想自己的宏伟蓝图。 长桌旁，赵左右目光真挚而炽热地望向对面的徐图图，正式回应了她在第八集长林咖啡馆里提出的约定。 徐图图脸上绽放出欢喜的笑容，但随即又替赵左右的现实出路担忧起来。；核心台词实录：赵左右：“前天就看完啦！我现在准备啊，趁着高中先预习一下大学心理学的内容，这等我上了大学，就可以直接搞我心理学的事业了！” ／ 赵左右：“所以，我打算报考长林大学心理学系，到时候我们又是校友了。” ／ 赵左右：“是啊，我这回是由衷地感受到，我对心理学，绝对不是三分钟的热度。” ／ 赵左右：“你怎么跟荀哥说一样的话呀？” ／ 赵左右：“你就看着吧，我指定能靠心理学挣到钱的！——那你呢？你想报考什么专业？” ／ 赵左右：“挺好的，反正一起加油呗。两年之后，长林大学见！”　【12-7　外/内　有轨电车站台·车厢与徐图图家（五栋602室） — 夜】：情节与动作调度：徐图图把头摇得像拨浪鼓一样，斩钉截铁地三连否定，并搬出了赵左右筑起防火墙！　【12-8　外/内　徐图图家楼下雪巷·三条鱼漫画屋与门前手撕日历 — 夜/日】：情节与动作调度：筒子楼下的雪地小巷里，荀未来与赵了快步走下红色外挂铁楼梯。走在后面的赵了突然开口叫住了荀未来，严肃地审视着他。 荀未来停下脚步转过身，毫不隐瞒地摊牌了自己的想法。 赵了双手插在大衣兜里，平静地摇了摇头。 夜晚，身穿米白色三道杠羽绒服内搭酒红格纹卫衣的十六岁赵左右手里提着打包好的热饭菜，兴冲冲地走进春秋路小巷来到漫画屋门前，却发现漫画屋大门紧锁、门前散落着杂物。赵左右隔着玻璃窗往黑漆漆的屋里张望，抬手敲了敲门呼喊。 屋内无人应答。赵左右掏出手机拨打荀未来的号码放到耳边，听筒里却只传出冰冷的系统提示音——；核心台词实录：赵左右：“荀哥？荀哥你在吗？” ／ 赵左右（内心独白）：“你选的未来，问过我想要吗？” ／ 赵左右：“这什么意思啊……”</w:t>
-      </w:r>
-    </w:p>
-    <w:p>
-      <w:pPr>
-        <w:spacing w:before="40" w:after="80" w:line="384" w:lineRule="auto"/>
-        <w:ind w:firstLine="400"/>
-        <w:jc w:val="left"/>
-      </w:pPr>
-      <w:r>
-        <w:rPr>
-          <w:rFonts w:ascii="Times New Roman" w:hAnsi="Times New Roman" w:eastAsia="宋体"/>
-          <w:b w:val="0"/>
-          <w:color w:val="141414"/>
-          <w:sz w:val="20"/>
-        </w:rPr>
-        <w:t>◆ EP13《我与我的宣战》：【13-3　内　501室赵左右家·卫生间梦境与赵左右卧室 — 夜/晨】：情节与动作调度：昏暗的五零一室卫生间内，画面浮现本集片名：第 13 集 我与我的宣战。 身穿黑白粗细横条纹长袖T恤的十六岁赵左右站在洗手台前，弯腰用冷水洗了把脸，抽出一张纸巾擦干水珠，缓缓抬起头看向面前的镜子—— 头顶的灯光突然滋啦闪烁了一下，只见洗漱镜中，原本属于十六岁少年的倒影竟在刹那间幻化成了身穿同款黑白条纹T恤、面容阴冷邪魅的四十一岁荀未来！镜中的荀未来冲着他勾起嘴角。 赵左右瞳孔骤缩，还没来得及后退，站在他身后的四十一岁荀未来突然伸出双臂，从背后死死勒住了十六岁赵左右的脖子！赵左右双手死命抠住对方的手臂痛苦挣扎，荀未来贴在他耳边面无表情地冷酷低语。 被勒得呼吸困难的赵左右满脸涨红，从喉咙里艰难地挤出五个字。；核心台词实录：赵左右：“你是未来的我……” ／ 赵左右：“放开我……放开……” ／ 赵左右：“起了。” ／ 赵左右（内心独白）：“未来的我……真有这么科幻的事吗？”　【13-4　内　长林八中·高一十班教室·主任办公室与学校食堂 — 日】：情节与动作调度：早自习前的高一十班教室里，同学们陆续进班。身穿蓝白校服内搭酒红连帽卫衣的赵左右坐在座位上写字；四十一岁的荀未来背着黑色双肩包从后门大摇大摆地走进教室，在第一排坐下后从书包里掏出一本红色封面的《读者》杂志津津有味地翻看。 后排的赵左右合上笔盖站起身，不动声色地走到第一排荀未来的课桌前，居高临下地开口试探。 荀未来眼皮都没抬，翻过一页《读者》杂志，语气淡漠地挡了回去。 赵左右低头看了一眼他手里的《读者》，继续追问。 赵左右微微挑眉，搬出学校的规定提醒他。；核心台词实录：赵左右：“荀哥，我看漫画屋拆了，你搬哪去了？” ／ 赵左右：“你怎么突然开始看杂志了？” ／ 赵左右：“可是社团数量已经满了，上次戴主任说，最后一个名额给我们心理社了。” ／ 赵左右：“那不行，我都已经招五个人了。” ／ 赵左右：“五个人怎么了？就算只有两个人，我也不会解散的。” ／ 赵左右：“刚放水果呢，我给你们拿了点。”　【13-5　内/外　罗爱文家书房·学校过街天桥·红砖通道与复印店 — 夜/日】：情节与动作调度：夜晚，罗爱文家的书房被临时改造成了杂志社秘密编辑部，桌上摆着电脑和打印机，白板上用黑笔写着“《三人行》：1.快 2.准 3.狠｜流量｜电影观后感、对立观点、意见极端”。身穿草绿色半拉链卫衣的荀未来站在白板前，手里拿着策划案，转身朝躺在真皮沙发上的罗爱文豪气一挥手！ 沙发上的罗爱文鲤鱼打挺般一跃而起，拼命鼓掌叫好。 荀未来无奈地瞥了他一眼。 教学楼旁的红砖通道里，荀未来刚走下台阶，早已在旁边等候多时的十六岁赵左右立刻走上前叫住了他——为了进一步验证荀未来是不是“未来的自己”，赵左右抛出了第二记杀手锏！ 荀未来得意地拍了拍赵左右的肩膀，卖了个关子准备擦肩走开。；核心台词实录：赵左右：“荀哥。听说第一期杂志有着落了，什么内容啊？” ／ 赵左右：“我打算转理科了。” ／ 赵左右：“我突然觉得我爸说得对，学计算机前景好。当初听你的选文科，确实是一时冲动。我去找戴主任。” ／ 赵左右：“还不是因为你！本来我还在犹豫，要不要解散心理社加入你的；现在看来，我们确实不是一路人。缘尽于此，保重！” ／ 赵左右：“你自己加油吧。心理社，我是不会解散的！”　【13-6　内　八中校长办公室·高一十班教室·洗手间隔间与心理社活动室 — 日】：情节与动作调度：白天的长林八中校长办公室内，沙发茶几上正放着一本《三人行》创刊号。身穿深灰色大衣的教导主任戴娟站在茶几旁，忐忑地向从书架前踱步走回的校长询问。 身穿深色西装的校长指了指茶几上的《三人行》杂志，在沙发上坐下。 戴娟心里咯噔一下，连忙低头指着杂志撇清责任，生怕校长怪罪。 校长收敛笑容，语重心长地向戴娟阐述多元育人的办学理念；而在校长办公室虚掩的门外走廊上，路过的十六岁赵左右恰好停下脚步，侧耳听到了里面的全部对话。 门外的赵左右听完，若有所思地转身离开。；核心台词实录：赵左右（内心独白）：“确实厉害。如果他真是未来的我，那无论他现在多厉害，应该都会像之前那样让着我吧？毕竟，我的选择影响着他的一切。” ／ 赵左右：“既然戴主任都说了，那我们也只能听从安排。”　【13-7　外/内　校园雪地树林·学校图书馆与夜间有轨电车 — 日/夜】：情节与动作调度：寒风凛冽的校园雪地小树林里，被赶出活动室的十六岁赵左右身穿白色长款羽绒服、围着墨绿色围巾，竟然真的独自一人坐在积雪的大石头上，捧着《梦的解析》专心致志地默读！不远处的教学楼红砖墙转角后，四十一岁的荀未来探出半个脑袋看着这一幕，心疼得直嘬牙花子。 片刻之后，受荀未来指派的罗爱文拎着一只黑色保温壶屁颠屁颠地跑进雪地树林，走到赵左右面前递上一只塑料杯，倒满了热气腾腾的红糖姜茶。 赵左右抬起头，越过罗爱文的肩膀瞥了一眼远处教学楼门内正在探头张望的荀未来，嘴角微不可察地一勾，双手接过热姜茶点头道谢。 罗爱文笑着应了声“没事，那我先回去了啊”，拎着保温壶跑回教学楼门内向荀未来邀功：“荀哥，喝了喝了喝了！”雪地大石头上的赵左右低头轻轻吹了吹热气，抿了一口暖胃的姜茶，眼神愈发笃定。 下午阳光明媚的学校图书馆阅览室内，徐图图坐在长桌旁低头看书，坐在她身旁的赵左右却单手托着腮，望着窗外若有所思地在心里盘算着如何逼荀未来亲口承认身份。；核心台词实录：赵左右：“谢了。” ／ 赵左右（内心独白）：“如果是真的，贸然提问，他肯定死不承认。我要怎么才能让他亲口承认呢？” ／ 赵左右：“在想一件很科幻的事。” ／ 赵左右＆荀未来：“图图——！” ／ 赵左右：“荀哥，你什么时候生日啊？” ／ 赵左右：“这不想着送你生日礼物吗？”　【13-8　外/内　罗爱文家小区雪道与501室赵左右家餐厅 — 夜】：情节与动作调度：夜晚，在电车上被十六岁自己拿捏得死死的荀未来背着双肩包，垂头丧气地走在罗爱文家小区积雪的步行道上。路灯阴影下，头戴黑色棒球帽、围着灰黑格纹围巾的六十六岁赵了正双手捧着一杯插着吸管的塑料杯热奶茶站在路边。荀未来吓了一跳，抓紧背包带警惕地询问。 赵了美滋滋地吸了一口热奶茶，脸上挂着过来人的戏谑笑容。 荀未来傲娇地冷哼一声，仰头翻了个白眼。 与此同时，五零一室赵左右家中，玄关鱼缸里的金鱼在水草间悠然游弋。出差刚从北京回来的母亲刘美奕身穿深灰色针织开衫坐在沙发上，手里正翻看着一本《三人行》创刊号。门锁转动，赵左右推门进屋唤了一声“妈”。刘美奕合上杂志起身，笑盈盈地迎向玄关并走进厨房端菜。 赵左右脱下防风帽走进客厅，一眼看到茶几上放着的那本《三人行》创刊号，惊讶地拿起来向端菜走出厨房的母亲询问。；核心台词实录：赵左右：“妈，啊？你怎么有这本杂志啊？” ／ 赵左右：“对，他现在啊，可是我们学校里的大红人。” ／ 赵左右：“真的啊？嗯，在哪能看到啊？” ／ 赵左右：“那后来呢？后来还演过吗？” ／ 赵左右：“那怎么没去啊？” ／ 赵左右：“妈，我一直在研究《梦的解析》，你还梦到那段日子，就说明你心中还有和那个时候同样的欲望。”　【13-9　内/外　高一十班早读·市医院病房与长林电影院 — 日/夜】：情节与动作调度：次日清晨的高一十班早读课上，全班同学手捧语文课本齐声朗诵韩愈的《师说》：“人非生而知之者，孰能无惑？惑而不从师，其为惑也，终不解矣……”第一排的荀未来捧着课本，听着“生乎吾前，其闻道也固先乎吾；生乎吾后，其闻道也亦先乎吾”，忍不住闭目仰头感慨；而后排的赵左右一边读着课文，一边担忧地转头望向斜前方王一漫身旁空荡荡的座位——徐图图今天竟然没来上学！ 早读下课铃一响，赵左右立刻快步追出教室，在走廊里叫住了前方的王一漫。 王一漫停下脚步转过身，眼神闪烁地犹豫了两秒，还是轻声告诉了他实情。赵左右闻言脸色一变，满眼焦急。 就在这时，走廊尽头的护士站传来了十六岁赵左右焦急的询问声！ 值班护士抬手一指：“前面那里。”赵左右礼貌道谢后提着外卖袋小跑过来。病房门外的赵了听到声音，立刻警觉地压低帽檐转过身，拎着保温桶贴着走廊另一侧墙根快步离开，在与十六岁的自己擦肩而过后，停步回头欣慰地目送少年推门走进病房。；核心台词实录：赵左右：“一漫，一漫！你知道图图今天为什么没来吗？” ／ 赵左右（画外音）：“你好，请问徐图图在哪个房间？我是她同学。” ／ 赵左右：“哎，别动，别起来啊！” ／ 赵左右：“嗯，给你带了麻辣烫，不辣的啊，就是拿水烫的蔬菜。我都听说了，这就是一个小手术，没事，你呢也不要有什么心理压力。给，趁热吃。” ／ 赵左右：“唉，你看我读了那么多心理学的书，还是不太会安慰人啊。就像，我没法哄我妈开心起来一样。你不让一漫告诉我，肯定是有原因的，我还自说自话就……嗯，你快吃吧，我陪你吃完我马上就走。” ／ 赵左右：“我特意让老板多加了藕片，够意思吧？”　【13-10　内　长林八中·行仁楼教学楼走廊（正面摊牌） — 日】：情节与动作调度：白天的长林八中“行仁楼”教学楼走廊内，四十一岁的荀未来正一边哼着小曲一边比划着杂志排版手势迎面走来。身穿黑色连帽运动开衫的十六岁赵左右走上前，主动叫住了他。 荀未来停下脚步，条件反射般警惕地看着他。 出乎荀未来的意料，十六岁的赵左右非但没有再要挟他，反而温和地笑了笑，主动提出把活动室归还给杂志社！ 赵左右摇了摇头，平静而坦诚地向四十一岁的自己剖析了这几天的心路历程。 赵左右认真地摇了摇头。；核心台词实录：赵左右：“荀哥。” ／ 赵左右：“不是，我是想说，还是把教室还给你们杂志社吧，你要好好搞。” ／ 赵左右：“我把社长让给林迪了。他说我们社人太少，就不占集会场地了，大家各自阅读、私下交流就好。林迪对心理学是真感兴趣；我最近才意识到，其实我真正喜欢的，好像也不是心理学，而是别的东西。” ／ 赵左右：“好像也不是，我得再好好想想。” ／ 赵左右：“那好，但我就是来帮忙打打下手，不算真的加入杂志社啊。” ／ 赵左右：“赵左右——！”</w:t>
-      </w:r>
-    </w:p>
-    <w:p>
-      <w:pPr>
-        <w:spacing w:before="40" w:after="80" w:line="384" w:lineRule="auto"/>
-        <w:ind w:firstLine="400"/>
-        <w:jc w:val="left"/>
-      </w:pPr>
-      <w:r>
-        <w:rPr>
-          <w:rFonts w:ascii="Times New Roman" w:hAnsi="Times New Roman" w:eastAsia="宋体"/>
-          <w:b w:val="0"/>
-          <w:color w:val="141414"/>
-          <w:sz w:val="20"/>
-        </w:rPr>
-        <w:t>◆ EP14《继承》：【14-1　内　长林八中·高一十班教室·罗爱文家书房与未来杂志社活动室 — 日/夜】：情节与动作调度：荀未来双手交叠在身前，目光温和地望向坐在台下正专心致志翻看《三人行》创刊号的十六岁赵左右，郑重宣布了自己的退位决定。　【14-3　内/外　502室赵了家·2058年人生无限有限公司与风雪电话亭 — 夜】：情节与动作调度：夜晚的老居民楼五楼水泥楼梯间内，画面中央浮现本集片名：第 14 集 继承。 系着浅色格纹围巾、背着双肩包的十六岁赵左右一步步走上五楼台阶，正准备掏钥匙开五零一室的家门，对门五零二室的防盗门忽然打开，身穿灰色连帽卫衣的六十六岁赵了探出头来，笑眯眯地向他招手。 赵左右停下脚步，转过身礼貌地看向五零二室门口的老人。 赵左右爽快地一口答应，迈步走向五零二室。 第一次踏进五零二室客厅的十六岁赵左右环顾四周——只见屋里不仅布置得复古雅致，角落里竟然还摆着一台大屏幕街机游戏机和老式显像管电视！赵左右惊喜地张开双臂惊呼，一把甩下书包扑到街机前，双手飞快地拍打着摇杆和按键玩了起来。；核心台词实录：赵左右：“怎么了赵爷爷？” ／ 赵左右：“没问题。啥玩具啊？” ／ 赵左右：“赵爷爷，我真后悔没早点来你家看看。这也太酷了！这……这……还有游戏机！” ／ 赵左右：“这是DV吧？你打算做什么用啊？” ／ 赵左右：“那怎么行啊，这太贵重了，我就在这儿看说明书教你就行。” ／ 赵左右：“那行！等我学会了，我手把手教你！”　【14-4　外/内　长林八中校门口·校园通道·501室客厅与市医院病房 — 日/夜】：情节与动作调度：白天的长林市第八中学校门口，一名手持“长林电视台”台标话筒的女记者正面对摄像机镜头进行外景专题播报。身穿棕褐色长款棉服、手里拿着一本《三人行》创刊号的四十一岁荀未来从校门内走出来，满脸堆笑地主动向摄像机镜头挥手打招呼。 荀未来热情地走到女记者身旁握了握手。 女记者微笑着将长林电视台话筒递到荀未来嘴边提问。 面对全市电视观众，四十一岁的荀未来突然收起笑容，装出一副问心有愧、诚恳万分的模样，抬起右手一字一顿地比划着，在电视镜头前把《三人行》创刊号的全部功劳与才华美名，一股脑儿全推给了十六岁的赵左右！ 几分钟后，校园教学楼前的通道上，身穿军绿色棉服的十六岁赵左右正抱着书本往教学楼走。女记者带着扛摄像机的摄影师一路小跑追了上来，把话筒直接递到了赵左右嘴边！；核心台词实录：赵左右：“你们找错人了，杂志社社长是我们班荀未来，我带你们去找他。” ／ 赵左右：“什么乱七八糟的。这杂志跟我一点关系都没有，马上上课了，我得走了。” ／ 赵左右：“你们看什么呢？” ／ 赵左右：“真不是我，是荀哥故意这么说的，他就想让我出名儿。” ／ 赵左右（内心独白）：“还有……我自己。” ／ 赵左右：“当然要发了，还变态辣！我要让整个八中贴吧都知道，十班徐图图，一生病就爱可劲儿地炫黄桃罐头，这都炫四罐了！”　【14-5　内/外　高一十班教室·罗爱文家客厅·校园林荫道·食堂与微机室 — 日/夜】：情节与动作调度：高一十班教室内，四十一岁的荀未来正坐在第一排翻看《读者》杂志。十六岁的赵左右走到他的课桌前停下。荀未来放下手中的杂志，抬头看着赵左右，装出一副语重心长的兄长模样主动摊牌。 赵左右居高临下地看着四十一岁的自己，顺着他的话直接抛出了接手《三人行》的要求，更掷地有声地立下了超越长林的宏愿！ 荀未来闻言先是一愣，随即狂喜地从座位上蹦了起来，高举双臂在教室过道里兴奋地转圈欢呼！恰逢一名男同学从前门跑进教室大喊“老戴来了！”，荀未来连忙收住动作溜回座位。 次日白天，长林八中校园林荫道上，十六岁的赵左右手里举着那台索尼DV摄像机（取景框显示 ●REC SP），正在路边随机拦截一名戴围巾的女同学进行校园街头采访；四十一岁的荀未来恰好路过，好奇地停下脚步站在树后旁听。 女同学对着DV镜头毫不留情地辛辣吐槽，把旁边的赵左右逗得忍俊不禁。；核心台词实录：赵左右：“那你愿意把《三人行》交给我办吗？不止长林，我会让全国都看到《三人行》。” ／ 赵左右：“同学，你可以接受采访吗？就是想问一下，您这个寒假有看过一些电影吗？有没有什么印象深刻的？” ／ 赵左右：“我决定创新，把《三人行》从杂志形式改成视频形式，传到网上！” ／ 赵左右：“你看，黍豆网正在大力扶持视频节目创作者，这是他们办的首届视频播客创作大赛，第一名的奖金——五百万！” ／ 赵左右：“那不行，五五分。”　【14-7　内　飞霞湾王一漫家卧室与罗爱文家豪宅客厅 — 夜】：情节与动作调度：罗厂长点了点头，提起了电视新闻里报道的幕后主编赵左右。 不料罗厂长眼睛一眯，当即提出要亲自面试赵左右！ 深知十六岁的自己性格耿直不会应酬，荀未来脸色微变，连忙摆手试图替赵左右挡下这顿饭局。　【14-8　内/外　高一十班教室·天门饭店大堂·门外轿车与VIP包厢 — 日/夜】：情节与动作调度：次日白天，高一十班教室讲台前，十六岁的赵左右靠在黑板边摆弄着一把教学用大木制三角板，满脸不解地向身旁的荀未来发问。 荀未来急切地凑近半步，苦口婆心地向十六岁的自己传授职场应酬潜规则。 赵左右抱着双臂歪头反问。 赵左右看了一眼坐在前排的罗爱文，实在想不出词。 赵左右看着眼皮贴假眼珠呼呼大睡的罗爱文，又转头看向满嘴新潮词汇的荀未来，眼神里再次闪过一丝敏锐的试探！；核心台词实录：赵左右：“聊正事为啥要去酒店包厢啊？我直接去爱文他家拜访他不就好了？” ／ 赵左右：“咋算机灵啊？” ／ 赵左右：“比如呢？” ／ 赵左右：“松弛感？哇……荀哥你好多形容啊！那你大学是中文系的吗？” ／ 赵左右：“这酒店赵爷爷上次带我来过，我们上次吃饭还在三个S的VIP包厢呢。” ／ 赵左右：“就摔杯为号？出来假装上厕所给你打电话？行，我去了！”　【14-9　内　天门饭店包厢门外走廊与街边烧烤店 — 夜】：情节与动作调度：半个小时后，天门饭店二楼VIP包厢门打开，罗厂长亲热地搂着穿好羽绒服的赵左右走出包厢门外。 赵左右拍了拍肚子，礼貌地鞠躬向罗厂长和两位叔叔挥手告别，转身欢快地跑下楼梯。 站在包厢门口的罗厂长笑着挥手目送少年远去，待赵左右的身影消失在楼梯口，这位老谋深算的厂长立刻收起了脸上的豪爽笑容，侧过身对两名下属露出一切尽在掌握的戏谑神情。 深夜，长林市街边一家挂着暖黄色串灯与“把幸福一饮而尽”标语的烧烤店卡座内，十六岁的赵左右与四十一岁的荀未来面对面坐着，两人开心地举起玻璃汽水瓶碰杯庆祝！ 赵左右放下汽水瓶，脸上的笑容渐渐敛去，目光认真地凝视着对面的荀未来，问出了那个盘旋心头已久的问题。；核心台词实录：赵左右：“吃饱了吃饱了！那叔叔我先走了，你们喝得开心！” ／ 赵左右：“干杯！这下总算是齐活了。这第一期《三人行》，咱说啥都要拍好了！” ／ 赵左右：“对了荀哥，你为啥一分钱都不要啊？你不是挺差钱吗？” ／ 赵左右：“不行，我还是想问，你是不是来自未……” ／ 赵左右：“没有。”</w:t>
-      </w:r>
-    </w:p>
-    <w:p>
-      <w:pPr>
-        <w:spacing w:before="40" w:after="80" w:line="384" w:lineRule="auto"/>
-        <w:ind w:firstLine="400"/>
-        <w:jc w:val="left"/>
-      </w:pPr>
-      <w:r>
-        <w:rPr>
-          <w:rFonts w:ascii="Times New Roman" w:hAnsi="Times New Roman" w:eastAsia="宋体"/>
-          <w:b w:val="0"/>
-          <w:color w:val="141414"/>
-          <w:sz w:val="20"/>
-        </w:rPr>
-        <w:t>◆ EP15《左或右》：【15-1　内　501室赵左右卧室·罗爱文家地下室与501室客厅 — 夜/日】：情节与动作调度：夜晚，五零一室赵左右的卧室内，十六岁的赵左右坐在书桌前，低头端详着手里那沓二零零八年手撕老黄历（最上面一张印着“2008 1月大 30 丁亥年十二月廿三 星期三”）。回想起刚才在烧烤店里荀未来面不改色大口吃下烤菠萝牛肉串的一幕，少年原本笃定的眼神渐渐转为困惑与释怀。 同一时刻，罗爱文家的地下室房间内，刚刚在烧烤店硬炫了一整盘烤菠萝的四十一岁荀未来疯了一样冲下楼梯！他脖子和脸颊上已经起了一大片鲜红的过敏红疹，奇痒难耐地死死抓挠着脖子，翻箱倒柜地拉开抽屉和储物架寻找抗过敏药。 荀未来终于在铁架上抓到了那瓶白色抗过敏药，手忙脚乱地拧开瓶盖倒出药片塞进嘴里；听到动静的罗爱文匆匆从门外跑进地下室，看到浑身通红瘫坐在地上的荀哥吓了一大跳。 周六清晨，五零一室赵左右家的客厅内，阳光洒进窗户。母亲刘美奕正坐在沙发上帮即将去工厂学工住一晚的儿子叠衣服、往黑色双肩包里塞洗漱用品。十六岁的赵左右手里举着赵了借给他的那台索尼DV摄像机（取景框闪烁着 ●REC SP 字样），笑嘻嘻地掀开门帘走进客厅对准母亲拍摄。 赵左右举着DV机围绕着沙发拍摄，由衷地夸赞母亲；恰逢父亲赵东来从卧室走进客厅，好奇地凑到DV取景屏旁看了一眼。；核心台词实录：赵左右（内心独白）：“难道真是我多想了？没准这世上，真有无缘无故为别人着想的大好人呢？也许只是他走错过的路，不想让我再走。” ／ 赵左右：“妈。” ／ 赵左右：“现在也好看！爸，你看。” ／ 赵左右：“我帮赵爷爷研究呢。” ／ 赵左右：“爸，我给你拍一个！” ／ 赵左右：“好，你俩站一起啊。”　【15-3　外/内　长林八中校门大巴车旁与爱荣机械制造厂车间 — 日】：情节与动作调度：周六上午八点，长林市第八中学校门外停着几辆印有“皇家商务 VIP（吉A·6360U）”字样的大巴车，画面浮现本集片名：第 15 集 左或右。 高一十班和九班的学生们背着行李包在大巴车旁列队集合。站在队列里的罗爱文凑到赵左右身旁，小声检查拍摄设备。 赵左右拍了拍胸口掛着的DV包，自信满满地回答。 赵左右脸色骤变，连忙拉开背包拉链翻找了一通，绝望地一拍脑门！ 罗爱文懊恼地叹了口气：“哎呀……”就在这时，站在旁边的四十一岁荀未来微微一笑，不慌不忙地从外套口袋里掏出一张崭新的迷你DVD储存光盘，递到了赵左右面前！赵左右如获至宝地接过光盘，激动地直拍荀未来的肩膀。；核心台词实录：赵左右：“放心吧，两块都充满了。” ／ 赵左右：“完了！昨晚拿出来调试，忘塞回去了！” ／ 赵左右：“荀哥，啥也不说，你太靠谱了！” ／ 赵左右/荀未来/罗爱文：“记住了！”　【15-4　内　工厂宿舍·爱荣机械厂厂长办公室·1990年代雪原卡车（闪回）与生产车间 — 日】：情节与动作调度：中午的工厂男生宿舍内，四十一岁的荀未来正坐在书桌前操作笔记本电脑上的视频剪辑软件，将王一漫问“请问这个我要怎么锯呢”与师傅训斥的画面恶意拼接在一起，试图剪出大小姐受挫的戏剧冲突。 同一时刻，爱荣机械制造厂挂满锦旗（“捐资助学功德无量 情系教育树人育才”）的厂长办公室内，十六岁的赵左右正举着索尼DV摄像机对准办公桌后的厂长罗仕强。罗仕强手里端着一份印有“爱荣机械 IRON MACHINERY”字样的《月度工作报告》，正襟危坐、字正腔圆地对着镜头背诵官话。 罗仕强一边念一边把印着大号厂名的报告纸直愣愣地怼到DV镜头前展示！十六岁的赵左右连忙放下DV摄像机，礼貌地打断他。 赵左右皱着眉头实话实说；罗仕强若有所思地低下头沉默了片刻。 罗仕强抬起头，收起了刚才打官腔的架子，示意赵左右重新开机。；核心台词实录：赵左右：“不好意思啊叔，我们停一下。之前不说好了不提厂的名字吗？” ／ 赵左右：“是，但……这现在的感觉吧，太广告了，很不纪实啊。” ／ 赵左右：“不对啊罗叔叔！那既然厂子叫爱荣，为啥罗爱文要叫爱文啊？您后来移情别恋了？！” ／ 赵左右：“这不力求真实嘛，我肯定是要问到底的嘛！” ／ 赵左右：“大哥，厂长平时一直都这么身体力行吗？”　【15-5　内/外　车间过道·厂区废旧库房门外与机修工作间 — 日】：情节与动作调度：车间过道里，罗爱文正张开双臂像小鸟一样蹦蹦跳跳地喊着“飞呀，飞呀”，看到拍完罗厂长走过来的赵左右和迎上来的荀未来，连忙停下脚步。荀未来双手插兜关切地询问赵左右。 赵左右低头看着DV摄像机，眉头微蹙地说出了心里的违和感。 荀未来拍了拍赵左右的肩膀，自信满满地安慰他。 赵左右收起DV，转头看向还没拍工人视角的罗爱文。 已经领教过罗厂长“安排”的赵左右立刻摇了摇头，坚持纪实原则。；核心台词实录：赵左右：“拍是拍了不少，但总觉得他们在演戏。” ／ 赵左右：“走吧，爱文，我们陪你去拍最后一段。” ／ 赵左右：“我们还是随机选一个比较好。那样比较……真实。” ／ 赵左右：“酒后吐真言。你把DV打开，然后过去问问。” ／ 赵左右：“但我觉得这件事情，无论如何也不该由我们去做。爱文是我们兄弟，如果要靠这个火，那我宁可不挣这五百万！” ／ 赵左右：“只要我们不曝光这个视频，他就不会丢了工作。”　【15-6　内　爱荣机械厂厂长办公室·会议室与男生宿舍 — 日/夜】：情节与动作调度：厂长办公室内，听完儿子复述老工人爆料的罗仕强猛地一拍办公桌，装出一副义愤填膺的模样向罗爱文表态。 单纯的罗爱文抱着DV机站在办公桌前，还是有些疑惑地追问了一句。 罗仕强眼珠一转，笑着绕出办公桌走到儿子面前，一边拍着他的肩膀一边套话打听那个老工人的长相！ 傍晚的工厂男生宿舍内，铁架高低床旁放着印有“SANFU”字样的手提袋。罗爱文与赵左右相对坐在下铺床沿上，刚和父亲彻底闹掰的罗爱文红着眼眶，把DV摄像机塞给赵左右。 十六岁的赵左右看着难过的死党，想起自己寒假时和父亲赵东来大吵离家出走的经历，温柔地出言宽慰，并把DV摄像机推回到罗爱文身旁的床铺上。；核心台词实录：赵左右：“寒假的时候，我也和我爸因为文理分科的事大吵了一架，还离家出走了。但你看我现在，还不好好的在文科班？他也还是我爸。拿去给他吧，这件事就算过去了。” ／ 赵左右：“烦！我第一次发现这世界上的事情怎么可以这么复杂呀？简直比我开学考第五——不，比全校考第一还难。” ／ 赵左右：“你干嘛？” ／ 赵左右：“怎么选？” ／ 赵左右：“可爱文他爸是长林有名的企业家，视频发出去，他的名声怎么办？” ／ 赵左右：“荀哥，你说得没错，两害取其轻。两害取其轻，是对的。但是——我觉得我们应该努力拦下电车，直到最后一刻！我去跟罗厂长说！”　【15-7　外/内　爱荣机械厂组装车间窗外与车间内部 — 夜】：情节与动作调度：夜幕降临，爱荣机械厂空旷的组装车间内亮着顶灯。总工程师林善才正与厂长罗仕强站在车床旁激烈对峙；跑过来的赵左右、荀未来和罗爱文听到里面的争吵声，连忙弯下腰悄悄趴在车间外走廊的玻璃窗台上往里窥视。 戴着眼镜、神态嚣张的总工程师林善才冷笑一声，逼近罗仕强，当面揭穿他的老底！ 罗仕强气得脸色铁青，指着林善才质问。 空荡荡的车间里，被昔日兄弟捏住命门的罗仕强气得狠狠一脚踹在机床踏板上，背对着大门痛苦地扶额喘息。窗外的赵左右对荀未来和罗爱文小声说了句“我去”，随即推门走进了车间。 罗仕强听到声音迅速收敛起狼狈，转过身看到赵左右手里的DV机，以为他是来谈判的，疲惫地伸出手。；核心台词实录：赵左右：“罗叔叔。” ／ 赵左右：“我刚才都听到了。” ／ 赵左右：“等度过这个新产品的难关，您一定会遇到一个更好的人去顶替他。一切都会好起来的。” ／ 赵左右：“罗爱文是我兄弟。” ／ 赵左右：“一直到刚才，您都把他当兄弟。变的人是他，又不是您。只要您问心无愧，我觉得这就够了。” ／ 赵左右：“我肯定……会很生气吧。”　【15-8　外　爱荣机械厂室外雪夜石阶与冰封岁月潭 — 夜/傍晚】：情节与动作调度：深夜，工厂厂房外的积雪石阶上，十六岁的罗爱文与赵左右并肩而坐，两人在寒夜里呼出一团团白气。刚刚在窗外听完父亲心声的罗爱文双手插在大衣口袋里，低声向赵左右吐露父亲多年来的伪装。 罗爱文仰头长长地吐出一口白雾，沉默了几秒后，突然转过头目光认真地看向身旁的赵左右，说出了自己经过今天这场风波后的全新人生决定！ 赵左右转过头惊讶地看着他。 赵左右一怔：“大专？”罗爱文用力点了点头，说出了想替父亲分担技术命门的真心话。 十六岁的赵左右静静注视着一夜长大的好兄弟，眼底满是欣慰与敬意，他用力拍了拍罗爱文的胳膊，主动向他伸出了右手！；核心台词实录：赵左右：“你还在和你爸赌气啊？” ／ 赵左右：“如果你已经想好了，我支持你。加油，罗总工！”</w:t>
-      </w:r>
-    </w:p>
-    <w:p>
-      <w:pPr>
-        <w:spacing w:before="40" w:after="80" w:line="384" w:lineRule="auto"/>
-        <w:ind w:firstLine="400"/>
-        <w:jc w:val="left"/>
-      </w:pPr>
-      <w:r>
-        <w:rPr>
-          <w:rFonts w:ascii="Times New Roman" w:hAnsi="Times New Roman" w:eastAsia="宋体"/>
-          <w:b w:val="0"/>
-          <w:color w:val="141414"/>
-          <w:sz w:val="20"/>
-        </w:rPr>
-        <w:t>◆ EP16《再见，老同学》：【16-1　内/外　爱荣机械厂男生宿舍·厂门传达室与厂外马路 — 夜】：情节与动作调度：夜晚九点五十二分，爱荣机械制造厂的男生高低床宿舍内，十六岁的赵左右与罗爱文站在桌旁，看着墙上的挂钟满脸焦急。 罗爱文赞同地点了点头，低头一看书桌，突然发现荀未来的摩托罗拉翻盖手机还静静躺在桌面上！罗爱文连忙拿起翻盖手机打开按了几个数字（尝试输入密码“0121”，屏幕弹出“密码错误”）。 赵左右当机立断，招呼罗爱文一起往外冲。 飘雪的寒夜里，赵左右和罗爱文一路小跑冲到工厂大门旁的传达室窗口，敲开玻璃窗，举起手里的手机照片向值班保安大叔询问。 赵左右愣住了，转过身难以置信地看着罗爱文。；核心台词实录：赵左右：“不对，不对。荀哥偷偷出去买个东西，用不着一个多小时啊。” ／ 赵左右：“走，爱文，我们去问问门卫，走！” ／ 赵左右：“叔叔，您这一个多小时，有看到这个人出去吗？” ／ 赵左右：“回家了？不可能吧，回家怎么能连手机都不带呢？而且跟咱俩没打个招呼就走了。荀哥不会生咱气了吧？” ／ 赵左右：“那我们现在上哪儿找他呀？我都不知道他住在哪儿！” ／ 赵左右：“荀哥！你去哪儿了？手机都不带！”　【16-3　外/内　长林八中校门口·教导主任办公室·高一十班教室与岁月潭雪夜（闪回） — 日/夜】：情节与动作调度：周日返校的清晨，印有“吉A·6795D”车牌的学工大巴车停在长林市第八中学内，画面浮现本集片名：第 16 集 再见，老同学。 十六岁的赵左右背着书包走下大巴车，无意间瞥见四十一岁的荀未来独自一人朝着行政楼方向走去，神色有些异样，便悄悄跟了上去。 挂满“教书育人 桃李满天下”锦旗的教导主任办公室内，四十一岁的荀未来笔直地站在办公桌前，向教导主任戴娟正式提出了退学申请；尾随而至的赵左右躲在半掩的办公室门缝外，震惊地捂住嘴偷听。 门外的赵左右听到这里，悄悄退开跑去通知罗爱文；办公室内，荀未来对着这位严厉却刀子嘴豆腐心的恩师，郑重地鞠了一躬。 片刻后，高一十班空旷的教室内，黑板上方贴着“勤奋 严谨 团结 进取”的班训。荀未来正独自站在第一排课桌前，把抽屉里的课本和资料一本本装进牛皮纸袋里。十六岁的赵左右与罗爱文气喘吁吁地从后门冲进教室！；核心台词实录：赵左右：“如果是因为放弃比赛的事，我道歉！我发誓我以后就好好帮你搞杂志，你别走呗！” ／ 赵左右：“实在不行，我们把一漫那部分拿去参赛呢？你不是说像什么《变形计》吗？” ／ 赵左右：“荀哥，你这样我都不习惯了。你就像之前那样骂我两句，或者咱俩打一架也行啊！”　【16-4　外/内　长林八中校门口林荫道·502室赵了家与雪夜路虎车内 — 日/夜】：情节与动作调度：画面切回白天长林市第八中学校门口路边。收废品的大爷把荀未来整理出来的一大摞旧试卷和废书搬上三轮车，从兜里摸出一枚金黄的五毛钱硬币（印着荷花图案的五角硬币）递给荀未来；荀未来礼貌地道了声“谢谢啊”。旁边的赵左右和罗爱文看着那辆装得满满当当的三轮车直替荀哥抱不平。 罗爱文也愤愤不平地帮腔：“奸商，少说也得值五十呀！”荀未来却低头看着掌心里那枚五毛钱硬币，转过身温柔地递到了十六岁赵左右的面前——精准呼应了第四集雪夜里小赵请他吃的那块五毛钱车站小蛋糕！ 赵左右接过那枚带着体温的五毛钱硬币，眼眶微酸地握在手心里，抬头与荀未来定下明年的生日之约。 荀未来笑着拍了拍罗爱文的肩膀：“嗯，左右在，我肯定也在。”赵左右紧接着好奇地反问荀哥的生日。 和赵左右同一天生日的荀未来笑着打了个太极，与两个少年拉钩约定。；核心台词实录：赵左右：“太坑了，这么多东西，就出五毛钱！” ／ 赵左右：“我生日都过多久了。反正你还在长林，明年生日，你来我家我们一起过！” ／ 赵左右：“荀哥，你什么时候生日啊？到时候我和爱文，我俩也找你去！” ／ 赵左右：“还有陈明啊！等我联系上他，我们四个一起过！” ／ 赵左右/徐图图/罗爱文/王一漫：“再见荀哥——！再见——！”　【16-5　内　酒店套房·长林八中微机室·影视筹备办公室与海航酒店门外 — 日/夜】：情节与动作调度：画面浮现字幕：数日后。长林八中微机室（电脑机房）内，先切入一段赵左右用DV拍摄的搞笑视频画面：只见立志搞技术的罗爱文在镜头前手捧一个自己手工焊制的“手摇新能源发电灯”，得意洋洋地边摇把手边介绍：“Hello大家好，这是我新研发的新能源发电灯，慢慢摇……”话音未落，“啪”的一声电火花爆闪，发电灯当场短路冒出滚滚黑烟，吓得画外掌镜的赵左右惊呼：“爱文，你没事吧？没毁容吧？！” 微机室电脑屏幕前，网页标题栏显示着【魔豆网 - 搜尽天下视频｜频道：左右日常集】，下面列着赵左右上传的五条视频（《EVAN的超能计划》播放32、《状元小吃征集录》播放21、《我们的下课礼4！！》播放9、《历史老师近代的一天～》播放7、《厉害了 八中口译祭》播放41）。徐图图盯着惨淡的播放量气鼓鼓地拍了一下鼠标。　【16-6　外/内　海航酒店门外·街边小餐车·酒店套房与2033年书房（闪回） — 夜】：情节与动作调度：2033年的深夜书房里，四十一岁的赵左右（荀未来）正在笔记本电脑前熬夜赶方案，身穿粉色睡衣的成年妻子舒图端着一杯温水走进来，从身后温柔地环抱住他的脖子，心疼地摸着他的头发打趣。　【16-7　外/内　光明路幸福家园楼下信报箱·501室客厅与长林八中食堂 — 日】：情节与动作调度：雪后初晴的白天，身穿米白色羽绒服的刘美奕手里拎着刚买的大葱和蔬菜走回“光明路幸福家园5号”单元楼下。她用钥匙打开“401（原501室对应信箱）”号绿色信报箱，取出当天的报纸，突然发现报纸底下压着一封来自《江湖侠警》摄制组的牛皮纸信件！刘美奕低头看着信封上的字迹，满脸疑惑地轻声自语。 次日清晨（周五），五零一室客厅内，穿好黑夹克的赵东来正火急火燎地到处翻找公文包：“哎，我包呢？”坐在沙发上看剧本的刘美奕连忙指了指沙发侧面：“这儿这儿这儿！”赵东来拎起公文包一边往门外冲一边念叨着“今天领导都在，千万别迟到了”，刘美奕顺着他的话大声送别后，立刻起身走到玄关锁好防盗门，确认家里没人后，深深吸了一口气！ 只见四十岁的刘美奕把那叠《江湖侠警》试戏剧本卷成一根圆筒当成宝剑握在手中，瞬间进入侠女状态！她眼神凌厉，脚踏七星步，在客厅中央与博古架前挥“剑”直指，字正腔圆地大声演练起武侠台词！ 只见走廊门帘处，身穿白色秋衣睡裤、嘴里塞着满嘴白沫牙刷的十六岁赵左右，正目瞪口呆地站在那儿看着母亲大杀四方！刘美奕脸颊瞬间涨得通红，尴尬地缓缓收回手里的剧本卷，强装镇定地质问儿子。 赵左右嘴里叼着牙刷，含糊不清地解释。；核心台词实录：赵左右：“我忘了明天才是周六了，不小心睡过头了。” ／ 赵左右：“不会吧，我妈总说自己老了，早就没有演员梦了。” ／ 赵左右：“我知道了！肯定是有星探找我妈试戏了，不然她不会突然这样啊！” ／ 赵左右：“因为……因为我爸他肯定会反对。” ／ 赵左右：“图图啊，我第一次发现你推理能力这么强！”　【16-8　内/外　501室客厅·徐图图家1449室·试镜教室与备战蒙太奇 — 日】：情节与动作调度：周六上午，五零一室客厅内，穿戴整齐的赵左右和刘美奕正准备悄悄出门，坐在沙发上看报纸的赵东来突然抬起头问了一句。 刘美奕笑着编了个逛街买春装的借口。 赵东来指了指窗外还没化透的积雪，满脸疑惑：“哈？这雪还没化透呢，现在就买开春的衣服了？”刘美奕面不改色地解释新款得趁早买，不料赵东来一合报纸，竟然要起身跟着一起去！ 赵左右吓了一跳，连忙冲上前按住父亲的肩膀，急中生智地抛出了“秘密惊喜”大法！ 半个小时后，徐图图家（1449室）温馨的客厅内，十六岁的赵左右正举着那台索尼DV摄像机对准客厅中央的刘美奕，徐图图则拿着剧本站在旁边当提词员。然而面对黑洞洞的摄像机镜头，刘美奕浑身僵硬，比划了一个拔剑姿势后当场卡壳忘词！；核心台词实录：赵左右：“哎爸！好不容易周六，你在家待着好好休息呗。我和妈……想给你一个惊喜！惊喜惊喜，说出来的就不叫惊喜了嘛！你在家待着，好好等我们回来，Surprise！” ／ 赵左右：“妈，你在家的时候，不都已经背得很流畅了吗？” ／ 赵左右：“试试，来！多好看啊妈！这帽子也太衬你了，整个人看起来都年轻了！”　【16-9　内/外　影视筹备书房·雪夜和艺北街与林海雪原尖顶古堡 — 夜】：情节与动作调度：夜晚，影视筹备书房内，白板上写着《宿夜伐梦｜总导演/编剧：荀未来｜联合导演/执行：赵左右》。身穿黑西装的四十一岁荀未来正坐在书桌前研读《金融与投资论坛》论文并用黑笔做标注；六十六岁的赵了则背着手在书桌后方焦躁地来回踱步。荀未来烦躁地停下笔转头看他。</w:t>
-      </w:r>
-    </w:p>
-    <w:p>
-      <w:pPr>
-        <w:spacing w:before="40" w:after="80" w:line="384" w:lineRule="auto"/>
-        <w:ind w:firstLine="400"/>
-        <w:jc w:val="left"/>
-      </w:pPr>
-      <w:r>
-        <w:rPr>
-          <w:rFonts w:ascii="Times New Roman" w:hAnsi="Times New Roman" w:eastAsia="宋体"/>
-          <w:b w:val="0"/>
-          <w:color w:val="141414"/>
-          <w:sz w:val="20"/>
-        </w:rPr>
-        <w:t>◆ EP17《不速之客》：【17-1　内　2058年人生无限有限公司开放办公区与监控台 — 夜】：情节与动作调度：早就因为自己一时疏忽把赵左右的联络点定位在即将拆除的电话亭而提心吊胆的小雪，立刻满脸堆笑地站起身，从桌下捧出一个包装精美的木质礼盒递到高尚面前！ 深夜，办公大厅的顶灯全部熄灭，只剩下小雪工位的一盏台灯。小雪迫不及待地调出全息监控屏上【2008年 黄金会员 赵左右｜年龄：66岁｜坐标：吉林长林｜余额：1,762,000｜剩余时间：9072h】的档案卡，点开“紧急操作”菜单下的【重置联络点】，将高尚的副总裁工牌刷在桌面读卡器上！ 听到“明早6点拆除”，小雪脸色煞白——一旦明天早上电话亭被拆、赵左右失联，她定位失误的重大事故就会彻底败露，转正更是泡汤！情急之下，小雪死死盯着屏幕上赵左右的档案，心一横，竟点击了【归档（结束旅行）】按钮，刷下高总的副总裁权限卡！屏幕上瞬间显示：【操作成功｜已归档】！小雪长舒了一口气，自欺欺人地靠在椅背上喃喃自语。　【17-4　内/外　2058年人生无限有限公司·雪原古堡外·风雪电话亭与502室客厅 — 夜/日】：情节与动作调度：几乎在同一秒，公元2058年“人生（无限）有限公司”监控大厅内，刺目的猩红色警报灯疯狂旋转闪烁！全息大屏上弹出鲜红的【最高警报：正在召回｜已归档：黑金会员 赵左右】字样，机械女声响彻大厅：“最高警报，紧急召回程序启动！十、九、八、七……” 挂断母亲的电话后，小雪死死盯着屏幕上本已被她强制归档却又触发最高警报的“赵左右”档案，眼神由恐慌渐渐转为偏执与决绝！ 荀未来仰头冷嗤了一声（“你找个假的购物凭证就这么难吗？你就是不信任我”）；赵了不想再跟他吵，抬手制止后走向里屋的监听电脑：“行行行，咱们先别说这些。妈和小赵估计现在还在排练，他们还不知道电影要黄了。”　【17-5　内　街边家常面馆·502室监听暗房与客厅 — 日/夜】：情节与动作调度：五零二室里屋的电脑前，六十六岁的赵了戴着耳机打开监听接收器，四十一岁的荀未来双手插兜站在旁边一起听；画面切至长林市街边一家贴着“宫保鸡丁 9元”海报的家常小面馆内，母亲刘美奕正与十六岁的赵左右、徐图图围坐在小桌旁吃面。 刘美奕放下筷子，端着面碗沉默了片刻，抬起头神色平静却认真地向两个孩子宣布了一个出人意料的决定！ 正在吃面的赵左右和徐图图同时愣住（“啊？为什么啊？好不容易试上了，为什么不去了？”）；五零二室监听电脑前的赵了和荀未来也惊愕地对视了一眼！面馆内，刘美奕轻轻叹了口气，道出了昨天在电影院的偶遇。 赵左右也连连点头说“对啊”；然而冰雪聪明的刘美奕却温和地笑了笑，说出了自己的猜测（监听室里的六十六岁赵了听到这里，愧疚而动容地低下了头）。 赵左右焦急地追问：“可你好不容易才找回当年的感觉，难道又要半途而废了吗？”刘美奕看着心疼自己的儿子，脸上绽开一抹无比踏实而灿烂的笑容！；核心台词实录：赵左右：“妈，你怎么不吃啊？”　【17-6　外　东湖公园尖顶礼拜堂雪夜木栈道·街头肉铺与水果摊 — 夜】：情节与动作调度：同一片静谧的雪夜下，东湖公园三角尖顶礼拜堂前的林间木栈道上，白雪皑皑。身穿浅蓝色毛绒大衣、戴着白色卡通连指手套的十六岁徐图图坐在长椅上，看着身旁穿棕色羽绒服的十六岁赵左右，语气里带着一丝排练结束后的小失落。 赵左右双手插在羽绒服兜里，呼出一团白气，笑着安慰她。 徐图图立刻扬起明媚的笑脸，迫不及待地毛遂自荐。 赵左右疑惑地转过头：“修灯泡？”徐图图意识到自己太主动了，害羞地搓着两只白手套，小声给自己找台阶下。 十六岁的赵左右静静看着眼前脸颊微红的少女，会心一笑，主动向她发出了周末约会的邀请！；核心台词实录：赵左右：“没事，反正咱们在学校天天见。下次我妈再排练什么别的角色，我都叫你。” ／ 赵左右：“其实，我也觉得周末一个人待在家挺闷的。以后我们可以经常一起去，像之前咖啡馆那样的地方去……去……该怎么说呢，就是……” ／ 赵左右：“牛顿说了，力的作用是相互的。不如你打我一下，如果你手疼，那就不是梦。来吧！” ／ 赵左右：“没关系啊，雪化了，花儿就开了。” ／ 赵左右：“图图！我知道学校话剧社有台造雪机，你敢不敢和我偷溜进学校，我带你去看看？”　【17-7　外/内　长林八中操场铁围栏·体育馆·话剧社道具室与高一十班教室 — 夜】：情节与动作调度：深夜的长林市第八中学操场铁围栏外，十六岁的赵左右带着徐图图踩着垃圾桶爬上铁栅栏顶端，倒数着“一、二、三”，两人手拉着手一跃跳进白雪覆盖的校园操场！ 空旷无人的雪地操场上，徐图图张开双臂欢快地奔跑转圈，兴奋地大喊。 赵左右笑着跑在她身旁打趣提醒；徐图图连忙捂住嘴乖乖点头（“呃，那我还是不喊了”）。 两人推门溜进昏暗的体育馆与教学楼走廊。面对走廊前方的监控探头，轻车熟路的赵左右像特工一样拉着徐图图贴墙躲避死角，随后在拐角处握住她的手倒数“预备，一、二、三，跑！”，带着她飞快地冲过监控区，来到话剧社杂物道具室门前。 道具室内，赵左右打开手电筒在道具堆里找了一圈，疑惑地挠了挠头：“造雪机呢？”站在一旁的徐图图微笑着吐露了实情。；核心台词实录：赵左右：“你现在大喊，明天早上，戴主任就会在这上面喊咱俩的名儿！” ／ 赵左右：“这雪人，好像是话剧社参加省赛那出戏的道具吧，可能最后没用上。他们上次排练的时候，我还去看了一眼呢，那剧情，跟我妈妈小时候给我看过的一个动画片很像。名字我记不清了，不过讲的是，有个小孩梦到自己堆的雪人忽然活了，陪他玩了足足一整夜，还在小镇上飞来飞去的。可惜天亮之后，雪人化了，剧情到这儿，也就结束了。” ／ 赵左右：“怕什么啊，这教室到了晚上，就是我们的地盘，谁也管不着。要我看，我们就在这等到天亮吧，然后直接去操场参加晨会！” ／ 赵左右：“罗爱文——！” ／ 赵左右：“当然是荀哥。……说起来，好久没有见到荀哥了。”</w:t>
-      </w:r>
-    </w:p>
-    <w:p>
-      <w:pPr>
-        <w:spacing w:before="40" w:after="80" w:line="384" w:lineRule="auto"/>
-        <w:ind w:firstLine="400"/>
-        <w:jc w:val="left"/>
-      </w:pPr>
-      <w:r>
-        <w:rPr>
-          <w:rFonts w:ascii="Times New Roman" w:hAnsi="Times New Roman" w:eastAsia="宋体"/>
-          <w:b w:val="0"/>
-          <w:color w:val="141414"/>
-          <w:sz w:val="20"/>
-        </w:rPr>
-        <w:t>◆ EP18《一夜剧变》：【18-1　内/外　酒店套房·飞霞路风雪电话亭与市医院急诊病房 — 夜】：情节与动作调度：赵了掀开被子想要下床证明自己没事（“我都说了，我真的就……”），刚一动弹就气短乏力，荀未来眼疾手快地冲上前一把扶住他的胳膊将他按回床头，一老一少两个赵左右四目相对，眼神里皆是嘴硬心软的关切。　【18-3　内　酒店2388套房客厅·501室赵左右卧室与父母主卧 — 夜】：情节与动作调度：同一时刻，五零一室十六岁赵左右的卧室内，刚刚送徐图图回家归来的少年坐在床沿上，怀里抱着枕头，脸上还带着夜闯学校看大雪人后的甜蜜笑意。床头柜上的诺基亚直板手机忽然震动了一下，屏幕亮起一条来自【徐图图】的新短信：【别看手机了，小心晨会迟到！】。 赵左右看着短信幸福地笑了笑，关掉台灯躺进被窝，却激动得翻来覆去怎么也睡不着。他干脆掀开被子跳下床，走到书桌前打开台式电脑，点开【魔豆网｜频道：左右日常集】，播放起自己拍摄的十班同学们（徐图图、王一漫、罗爱文）在校园里嬉笑打闹的视频，伴着电脑音箱里传出的欢声笑语，安然进入了梦乡。　【18-6　外/内　和艺北街电话亭拆除现场·酒店套房与长林八中食堂 — 日】：情节与动作调度：2008年4月14日清晨六点刚过，荀未来驾车赶到和艺北街与飞霞路交口的公用电话亭旁，却隔着车窗呆呆地停住了——只见几名头戴安全帽的市政施工人员已经拉起警戒线，正将那座公用电话亭连根拆走！荀未来握着方向盘，拨通了赵了的电话。 酒店套房内，握着手机的六十六岁赵了瞬间将昨晚所有的线索串联成线，恍然大悟！ 车内的荀未来焦急地追问：“如果这一切都是小雪策划好的，你还有什么办法向2058年求救吗？”赵了沉思片刻，给出了唯一的破局路径。 赵了点了点头，叮嘱他千万别被对门五零一室的小赵看到。荀未来忽然想起第14集赵了提过的“宏观监测系统”，眼睛一亮提议道。 同一时刻，阳光明媚的长林市第八中学食堂内，远离了未来风暴的十六岁赵左右，正把索尼DV摄像机架在餐桌上，笑眯眯地对准对面大口吃着炸鸡块和米饭的徐图图进行拍摄！徐图图腮帮子塞得鼓鼓的，抬头白了他一眼：“你……又来！”；核心台词实录：赵左右：“其实上次在医院我就发现你吃东西很香了。看你吃饭，我感觉我自己的食欲都变好了！所以我就想着，把你给录下来，以后呢，就拿来当榨菜下饭！” ／ 赵左右：“我最近发现啊，这种视频呢其实更像是一种虚拟的陪伴，能够直播的话就更好了。但是我们毕竟没有电视台的那种专业设备，所以我就想着，先拿DV录下来，然后传到黍豆网上，做一个系列栏目，专门陪大家吃饭！” ／ 赵左右：“废话，除了你，还有谁能一口气吃五罐黄桃罐头啊！”　【18-7　内　长林八中高一十班教室·五楼楼梯间·501室客厅与502室赵了家 — 日/夜】：情节与动作调度：下午，高一十班教室内正在上历史课。历史女老师背对学生在黑板上书写“唐朝的荣衰与民族交融（突厥、回纥、靺鞨、吐蕃）”的板书，台下的赵左右、徐图图、王一漫等人正低头认真记笔记。突然，教室前排传来一阵断断续续的“嗡嗡、咔咔”小型马达与齿轮运转声！ 罗爱文拍着胸脯自信满满地放出豪言，引得全班哄堂大笑，前排的赵左右也笑得合不拢嘴。 一辈子求稳的赵东来急得比划着双手，搬出了儿子赵左右的未来开销。</w:t>
-      </w:r>
-    </w:p>
-    <w:p>
-      <w:pPr>
-        <w:spacing w:before="40" w:after="80" w:line="384" w:lineRule="auto"/>
-        <w:ind w:firstLine="400"/>
-        <w:jc w:val="left"/>
-      </w:pPr>
-      <w:r>
-        <w:rPr>
-          <w:rFonts w:ascii="Times New Roman" w:hAnsi="Times New Roman" w:eastAsia="宋体"/>
-          <w:b w:val="0"/>
-          <w:color w:val="141414"/>
-          <w:sz w:val="20"/>
-        </w:rPr>
-        <w:t>◆ EP19《仁》：【19-1　内　长林八中微机室与502室赵了家 — 日/夜】：情节与动作调度：白天的长林市第八中学微机室内，十六岁的赵左右、徐图图与王一漫三人正围坐在电脑屏幕前，聚精会神地盯着【黍豆网】上的视频播放页面——视频标题写着《陪你吃饭·第一期｜作者：赵左右带你看》，画面里正是徐图图在食堂大口吃炸鸡饭的镜头。坐在中间的徐图图看着不断上涨的播放量，惊喜地捂住嘴感叹。 站在右侧的王一漫伸出手指了指屏幕下方的网友评论区（一条ID为“岁月的痕迹”的网友留言道：【画质太差，不然还能多吃一碗饭】）。 站在左侧的赵左右看着屏幕，有些无奈地摊了摊手解释。 话音未落，五零二室门外突然响起了十六岁赵左右清脆响亮的呼喊声！荀未来吓得瞬间贴在门板上一动不敢动；床上的赵了也全身紧绷。 门外的赵左右双手插在校服兜里，热情地对着门板分享自己的吃播账号。；核心台词实录：赵左右：“赵爷爷的DV已经是最新的了。我们又不是电视台，哪有那么专业的设备啊。” ／ 赵左右（门外画外音）：“赵爷爷！DV我玩得很熟了，晚上我教你用啊！” ／ 赵左右（门外画外音）：“行！对了，我拿DV拍的视频传到黍豆网上了，还做了个账号，叫做“陪你吃饭”，挺有起色的，您有空看看啊！那等您身体好了随时找我！”　【19-3　内/外　501室餐厅与卧室·大巴车烧烤摊与十字路口 — 夜】：情节与动作调度：夜晚，五零一室赵左右家的餐厅内，画面浮现本集片名：第 19 集 仁。 母亲刘美奕端着刚炒好的热菜放到餐桌上，与十六岁的赵左右相对而坐吃晚饭。刘美奕看了一眼门口方向询问丈夫的去向。 赵左右夹了一口菜，随口转达父亲的话；刘美奕微微皱眉叹了口气（“咳，你爸这工作最近不知道怎么了”），赵左右连忙好奇地问起母亲前两天去小剧组拍戏的事。 赵左右惊讶地瞪大眼睛：“那么快啊？可我记得，你去了一整天啊。”刘美奕笑着摆了摆手，说出了群演跑龙套的真实辛酸，却没有半点抱怨。 赵左右好奇地追问：“就一句了？是什么啊？”只见刘美奕立刻放下筷子，情绪饱满地一伸手，用极具戏剧张力的腔调大喊出那唯一的一句台词！；核心台词实录：赵左右：“说又有应酬出门了，让我们先吃。——对了妈，你上次演的那个女主角妈妈的角色，演得怎么样啊？” ／ 赵左右：“那我觉得，这次虽然只有一句台词，但这个角色肯定会被大家记住的！反倒是我们上次一起排练的那个剧本，你虽然是女主角，但那个角色，其实我和图图都不是很喜欢。” ／ 赵左右：“妈，等我以后挣大钱了，我来给你投资！咱不拍这些了，咱就拍好莱坞那种！” ／ 赵左右（内心独白）：“诶？赵爷爷身体不舒服，一个人去医院吗？” ／ 赵左右：“我的天，赵爷爷翻窗走了？！” ／ 赵左右：“嗨，赵爷爷！夜跑呢？！这少说得有一百米了，赵爷爷没报名今年奥运会实在太可惜了！赵爷爷你等等我啊！”　【19-4　内　502室赵了家客厅·501室赵左右卧室与暑假生活蒙太奇 — 夜/日】：情节与动作调度：半个小时后，五零二室赵了家的客厅茶几旁，十六岁的赵左右、四十一岁的荀未来与六十六岁的赵了——三个不同时代的“赵左右”第一次以邻居和朋友的名义围坐在一起吃着烤串！ 十六岁的赵左右一边吃串，一边不遗余力地向“赵爷爷”推销身旁的荀哥。 六十六岁的赵了看着一旁低头闷声吃肉串的荀未来，似笑非笑地端起老前辈的架子打官腔。 单纯的赵左右当了真，连忙凑到荀未来耳边用力推了推他的肩膀小声嘱咐：“听听、听听，赵爷爷还是很看重你的，你好好表现啊，知道不？”荀未来皮笑肉不笑地咬着后槽牙，对着赵了拱手说了一句。 吃完烤串，赵左右站起身穿上外套，开心地向两人挥手道别：“哎，以后咱仨就都是邻居了，要经常一起玩啊！明儿见！”；核心台词实录：赵左右：“赵爷爷，荀哥还是很厉害的，他不只会做生活助理！在生意上，荀哥肯定也能给您很多意想不到的好意见的。您知道吧，他做了一个《三人行》的杂志，在整个长林高中都是很火的！” ／ 赵左右（内心独白）：“真好，荀哥回来了，以后大家……再也不会分开了。”　【19-5　内　502室赵了家客厅与501室赵东来餐厅 — 日/夜】：情节与动作调度：2008年8月的一个盛夏午后，身穿花衬衫大裤衩的十六岁赵左右怀里抱着一个大西瓜，与同样一身清凉夏装的四十一岁荀未来推门走进五零二室（“当当——！”）。躺在床边摇着蒲扇的六十六岁赵了嫌弃地吐槽：“哎哟，我说你们俩穿的啥，土得掉渣！”赵左右笑嘻嘻地抱着大西瓜转身出门：“天太热了，穿这多凉快啊！我先回家，让我妈把西瓜冰镇切一下！” 等赵左右一走，荀未来关上门，拉过小板凳坐到赵了对面，神色郑重地竖起两根手指。 赵了摇着蒲扇指了指自己的胸口：“我心脏不太好，听好消息。”荀未来压低声音公布了苦苦追查三个月的成果。 片刻后，十六岁的赵左右端着一大盘切好的冰镇西瓜走进五零二室。三人围坐在茶几旁一边喝着“宏宝莱”汽水一边大口吃西瓜。赵左右擦了擦手，神秘兮兮地从兜里掏出三张印有五环标志的门票晃了晃！ 赵左右瞪大眼睛：“你咋知道呢？我爸说是单位给发的，让我们三个一起去看！”然而荀未来和赵了只是默默嚼着西瓜，脸上没有半点惊喜。赵左右疑惑地看看这个又看看那个，极力动员两人。；核心台词实录：赵左右：“对了，我爸给了我三张票，你们猜是啥票？” ／ 赵左右：“你们怎么都不高兴啊？这票虽然不是什么热门比赛的票，但好歹也是北京奥运会，咱们一起去体验一下吧！北京的宾馆肯定很贵，我们后天去，待两天就回来！荀哥，咱俩开张大床房凑合凑合呗，两个床的房间贵。”　【19-6　内/外　501室赵左右卧室·徐图图卧室·五楼楼梯间与市二院急诊室 — 夜/日】：情节与动作调度：出发去北京看奥运会的前夜，五零一室卧室内，十六岁的赵左右正蹲在地上兴高采烈地往行李箱里叠衣服，一边用手机和徐图图煲电话粥。 徐图图家的卧室内，徐图图盘腿坐在床上握着索尼爱立信手机，撒娇般地提出要求。 赵左右笑着解释现场几万人太吵，让她看电视转播；徐图图傲娇地哼了一声（“电视转播全世界都能看到，有什么稀罕的！”）便挂断了电话。 挂断电话后的徐图图觉得自己有点小任性，连忙翻身坐起来在手机上打字编辑短信：【我刚才开玩笑的 0.0】。还没等她按发送，手机突然收到一条来自【赵左右（日光初见）】的新短信：【左右电台将为您实况转播北京奥运会赛事，退订回复TD】！ 徐图图噗嗤一笑，故意在键盘上敲下【TD &gt;.&lt;】发送过去；两秒钟后，赵左右秒回了一条霸道又甜蜜的短信：【恭喜您，订阅成功！】。徐图图开心地把手机紧紧抱在胸口，笑得眉眼弯弯！；核心台词实录：赵左右：“你可别太羡慕我啊！哥们儿现在已经在收拾行李了，明天一早出发！” ／ 赵左右：“赵爷爷！赵爷爷！——荀哥！荀哥！” ／ 赵左右：“你是不是傻？赵爷爷怎么可能92年？！你不知道不能乱试啊？怎么可能用我的生日当密码？” ／ 赵左右：“你别急，我管我爸妈借钱，一定要把赵爷爷医好！”　【19-7　内/外　501室客厅·市二院住院病房·日用品批发仓与502室暗室 — 日】：情节与动作调度：知道父母刚下岗手头紧的荀未来急忙追进五零一室想要拦住赵左右，可赵左右已经冲着屋里的赵东来和刘美奕开了口！ 荀未来连忙拉住赵左右向刘美奕赔笑说“没事阿姨，我们有钱”。刚刚下岗、昨天还在为家里失去固定收入而发愁的赵东来面露难色，刚说了半句“咱们家现在的情况，在经济方面……”，旁边的刘美奕却二话不说，一把抓起沙发上的手提包就往门口走！ 赵东来愣了一下，看着毫不犹豫知恩图报的妻子，也立刻一拍大腿跟了上去：“走，我跟你一块去！” 市二院住院病房内，主治医生检查完病床上插着氧气管、双目紧闭的六十六岁赵了，神色凝重地向赵东来、刘美奕、荀未来和赵左右宣布了诊断结论。 十六岁的赵左右立刻上前一步：“那荀哥，你也给我一把钥匙，我跟你一起照顾赵爷爷！”刘美奕含着眼泪走上前，无比真诚地表达全家的感恩。；核心台词实录：赵左右：“爸，妈！借我点钱，有急用！赵爷爷在医院抢救呢，他平时只用现金，钱在保险柜里拿不出来，咱能不能先帮他把医药费给垫上？” ／ 赵左右：“我到了，谢谢你啊，帮我选花还帮我送过来，我之前都不知道菊花还有清热散风的功效呢。” ／ 赵左右：“有人吗？……有人吗？”</w:t>
-      </w:r>
-    </w:p>
-    <w:p>
-      <w:pPr>
-        <w:spacing w:before="40" w:after="80" w:line="384" w:lineRule="auto"/>
-        <w:ind w:firstLine="400"/>
-        <w:jc w:val="left"/>
-      </w:pPr>
-      <w:r>
-        <w:rPr>
-          <w:rFonts w:ascii="Times New Roman" w:hAnsi="Times New Roman" w:eastAsia="宋体"/>
-          <w:b w:val="0"/>
-          <w:color w:val="141414"/>
-          <w:sz w:val="20"/>
-        </w:rPr>
-        <w:t>◆ EP20《涉过夏天》：【20-1　内　502室秘密暗室与2058年人生无限有限公司高总办公室 — 日/夜】：情节与动作调度：五零二室昏暗的秘密暗室内，十六岁的赵左右瘫坐在地板上，右手死死扣着地面上那本《三人行》创刊号，双眼呆滞而惊恐地仰望着黑帘背后那整面记录着【左右（16岁）、荀（41岁·2035穿越·舒图之死！）、了（66岁·2033舒图去世·2058穿越阻止荀）】的三代命运时间线黑板！ 少年胸口剧烈起伏，大口大口地喘着粗气，颤抖着从地上站起身，一步步走到黑板前，伸出双手猛地按在那些触目惊心的粉笔字上，十七年来的世界观在这一刻彻底崩塌！ 就在十六岁的赵左右因揭开三代同体真相而产生剧烈精神海啸的同一刹那——公元2058年，“人生（无限）有限公司”总部走廊与监控大厅内，由于小雪此前设置的“停机维护”期限已过，刺目的猩红色警报灯骤然疯狂闪烁！冰冷的系统广播声响彻整座大楼： 身穿灰色西装、头挽发髻插着发簪的副总裁高尚（高总）快步走到办公室门前，刷下自己的副总裁工牌推门走入。他径直来到中央操作台前，调取了2008年客户“赵左右”档案的后台操作日志与监控回放——只见屏幕上赫然列出三行盗用他权限的操作记录：【申请重置联络点｜录入权限：副总裁高尚｜操作失败：权限不足】、【标记为归档｜录入权限：副总裁高尚｜操作成功】、【取消最高警报｜录入权限：副总裁高尚｜操作成功】！；核心台词实录：赵左右（内心独白）：“设计好的……一切都是设计好的。我猜到了荀哥，但连赵爷爷，也是未来的我！” ／ 赵左右（内心独白）：“都是真的？不……是真的吗？哪些是真的？什么是真的？什么是我的选择？什么是我原本的人生？！什么才是……”　【20-3　内/外　街边砂锅麻辣烫店·G54路公交车·2058办公区与荒村老宅 — 夜/日】：情节与动作调度：夜晚，长林市街边砂锅麻辣烫店内，暖黄的灯光下浮现本集片名：第 20 集 涉过夏天。 十六岁的赵左右独自坐在小餐桌前，面前放着一碗未动的砂锅，眼神深沉而凝重（内心独白：“哪些是真的？什么才是真的？你们的目的是什么？为什么不告诉我？我一定要找到你们，问个明白”）。就在这时，门口的塑料门帘被掀开——再次从2058年穿过来的林开颜（小雪）端着一碗麻辣烫走了进来，径直坐到了赵左右的对面！ 刚才在五零二室亲眼目睹这个女人凭空消失、而回家后又发现荀哥和植物人赵爷爷已经连夜转移不知所踪的赵左右，不动声色地抬起头直视着小雪。 赵左右身体微微前倾，敏锐地顺着她的话头下套盘问。 听到“去年八月捐款”，刚刚看完五零二室暗室时间线黑板的十六岁赵左右眸光一凛，瞬间识破了她的谎言！；核心台词实录：赵左右：“所以你不是为了帮我选花，原本就是来找他们的，对吧？” ／ 赵左右：“你是怎么认识赵爷爷的？” ／ 赵左右（内心独白）：“老年的我明明今年一月才来到2008年，怎么可能去年捐过款？她为什么要撒谎？！” ／ 赵左右：“我也不知道赵爷爷去哪儿了，电话也不接。要不你先回去吧，等下次我见到他，替你转告就好了。” ／ 赵左右：“哎呀！完了完了，赵爷爷家的钥匙好像锁屋里了！” ／ 赵左右（内心独白）：“荀哥，赵爷爷。虽然不知道你们来2008年对我做这些，到底是出于什么目的……但眼下，你们一定是为了躲她才走的吧。虽然很想去找你们问个明白，但我会先拖住她，守住我们的秘密！”　【20-4　内/外　501室客厅与卧室·东湖咖啡馆与长春电影院大厅 — 日/夜】：情节与动作调度：傍晚，十六岁的赵左右走上五楼楼梯间准备回五零一室，刚走到门口，便听到屋里传来父母压抑的谈话声，他脚步一顿，心情沉重地驻足在门外。 五零一室客厅内，赵东来站在餐桌旁，苦口婆心地劝说妻子刘美奕拉下面子回电影院上班。 坐在桌旁的刘美奕红着眼眶抬起头，说出了自己无法回去的苦衷。 门外的十六岁赵左右听完父母的对话，默默回到自己的卧室。床头柜上的诺基亚手机震动起来，屏幕显示【徐图图 来电（20:41pm）】。赵左右接起电话，电话那头传来在“东湖咖啡”兼职的徐图图兴高采烈的声音。 一心想着赶紧找份兼职赚钱替父母分忧的赵左右，神色凝重地婉拒了她。；核心台词实录：赵左右：“图图，我最近有点事，黍豆网咱先不弄了。没事，不用担心。” ／ 赵左右：“不会的我马上可以学，不用包食宿，给工资就行！没关系，我可以洗杯子，跑腿送外卖也行！” ／ 赵左右：“对不起老板，我没发完。主要这传单确实设计得有点丑，而且没有代言人吸引注意力……实在发不出去。没关系，钱您看着给就行。” ／ 赵左右：“那怎么行啊？这传单还有打印成本呢，我总得确保大家是真的拿走看了，不然不是浪费钱吗？”　【20-5　内/外　501室客厅与厨房·荒村老屋·东湖咖啡馆与徐图图家 — 夜/日】：情节与动作调度：傍晚，赵左右掏钥匙走进五零一室（楼道拐角暗处，小雪正盯着他的背影腹诽：“看来这小子还是没去找他俩啊”）。五零一室客厅里，系着围裙的赵东来端着菜从厨房走出来，假装若无其事地对儿子说自己单位这两天“放假了”可以接送他补习；赵左右懂事地婉拒后，走到餐桌前看着那盘土豆丝和红烧肉，向厨房里的母亲刘美奕打听菜价。 刘美奕一边忙活一边回答土豆一块多、五花肉十块多最近还涨价了，好奇地问儿子打听菜价干嘛。赵左右眼睛一转，编了个善意的谎言，把家里买菜的活儿揽了过来！ 刘美奕信以为真，欣慰地说明天给他钱去买菜。赵左右低头摸了摸兜里今天发传单挣来的那张十元纸币，眼神愈发坚定。 伴随着深沉感伤的插曲《一路走》（“一路走，一边失去；一路走，一边证明……”），画面平行交叉剪辑十六岁赵左右与四十一岁荀未来在这个艰难夏天的双线挣扎：① 农贸菜市场里，曾经大手大脚的“荀老板”荀未来为了省一毛钱跟菜摊老板软磨硬泡（“四块四多不吉利啊，你就四块三吧！老板，你能把这条死鱼送给我吗？”）；而五零一室卧室里，赵左右翻开抽屉里《梦的解析》下藏着的记账本，一笔笔记下自己发传单的10元、20元收入与每天精打细算省下的买菜结余；② 酷暑难耐的荒村破屋里，荀未来满头大汗地搬来一台旧电风扇组装好给植物人赵了吹风，替他翻身、按摩肌肉萎缩的手臂、套上凉席枕套；③ 电脑前，赵左右熬夜剪辑视频，而荒村里的荀未来则在百度搜索【打工不发工资应该找什么部门解决】；④ 市二院走廊里，拎着大袋药品的荀未来与前来搜寻的小雪惊险地擦肩而过，回到荒村老屋仔细研读《一次性使用鼻饲管胃营养液滴注袋（500ml）》说明书，用大号注射器一点点给赵了推注流食，再用热毛巾替六十六岁的自己擦脚、掖好被角。 次日白天，五零一室卧室内，赵左右接到徐图图的电话，让他立刻打开电脑看黍豆网麻辣烫视频底下的最新评论——只见一条ID为【回到未来（正是荀未来在荒村注册的账号！）】的网友在一小时前留言道：【这家店在哪？我要去吃！求店名！】！；核心台词实录：赵左右：“妈，这土豆从菜市场买多少钱一斤啊？那这红烧肉用的五花肉呢？” ／ 赵左右：“没啥，学校的暑假社会实践作业，要我们去买菜算价格。” ／ 赵左右：“不是传统意义上的广告，更像是电子传单！你想啊，咱们店附近除了我们高中，还有两个大学，来店里的基本上都是学生。我们把视频链接播撒到各个学校的贴吧去，把贴吧和论坛作为主要的宣传阵地，传播效率肯定比手发传单高得多！除了咱们节目最受欢迎的常驻嘉宾图图，我还可以请到我们高中圈最有粉丝粘性的流量明星一漫来助阵！流量加实力，实现高覆盖加精准打击！” ／ 赵左右：“朋友们！老板给我发工资了！来，这是图图的，这是一漫的，我们三个，一人一百块！”　【20-6　内/外　5元自助快餐店·飞霞湾王一漫家餐厅与卧室阳台 — 日/夜】：情节与动作调度：白天，赵左右、徐图图、王一漫来到一家挂着“本店自助不限量，5元吃到饱，浪费超二两加收5元”标牌的平价自助快餐店拍摄新素材。赵左右举着DV寻找机位时，无意间撞到角落里一个头戴草帽、正一边吃快餐一边低头看数学书的少年。 草帽少年抬起头匆匆离开餐馆——赵左右、徐图图和王一漫同时认出了那张清瘦的脸！三人快步追到快餐店临街的大玻璃窗前，只见烈日炎炎下，戴着草帽的理科学霸陈明，正吃力地蹬着一辆装满沉重蔬菜纸箱的三轮车消失在街角！ 徐图图眼眶泛红地低语：“可他刚刚好像还在看数学……他会回来的，对吧？”站在一旁的王一漫静静望着陈明蹬三轮车远去的背影，积压在心底多年的委屈与窒息化作滚烫的泪水滑落脸颊。 卧室内，听着门外母亲歇斯底里的砸门声，十六岁的王一漫脑海中骤然闪回在爱荣机械厂学工车间时，她站在钻床旁问赵左右的那句话—— 闪回画面里，十六岁的赵左右望着车间窗外的阳光，认真地回答她：；核心台词实录：赵左右：“他是陈明！原来陈明退学之后，一直在家里帮着卖菜。” ／ 赵左右（闪回）：“可能，会发一次前所未有的疯吧。”　【20-7　内/外　501室客厅与卧室·荒村老屋·5元快餐店·旧物仓库与2058办公区 — 夜】：情节与动作调度：深夜，五零一室玄关门轻轻推开，脖子上搭着白毛巾的赵东来与刘美奕蹑手蹑脚地走进客厅，怕吵醒熟睡的儿子。刘美奕笑着夸赞放下面子去她所在剧组帮厨师采买伙食的丈夫。 赵东来倒了一杯水喝，乐呵呵地回答：“那当然了，干什么工作都得用心，不是吗？”话音刚落，十六岁的赵左右突然掀开门帘从卧室走了出来，把夫妻俩吓了一跳！ 赵东来连忙摆手说“大人的事不用你管，你只管好好学习”。只见十六岁的赵左右平静地从口袋里掏出一个装满百元钞票的厚信封递到父母面前，更一字一顿地向父母宣布了自己经过这个夏天磨砺后的人生志向！ 赵左右拉着目瞪口呆的父母来到自己卧室的电脑前，给他们看【黍豆网｜频道：八中姐妹】上动辄四五千的播放量与满屏好评。刘美奕欣慰地摸着儿子的肩膀感叹：“我感觉咱儿子有成为电视编导的潜质！”赵东来拿着儿子交上来的家用，激动得眼眶微红、哈哈大笑！ 赵左右看着屏幕上徐图图与王一漫灿烂的笑脸，在心底充满希望地默念：“这个艰难的夏天，总会过去的。”；核心台词实录：赵左右：“妈，爸，你们在家不用小心说话的，家里的事，我早就知道了。” ／ 赵左右：“这是这个月家里买晚饭的钱，我自己做广告生意，开开心心赚到的钱。你们不知道了吧，我现在可是黍豆网的红人！爸，妈，我想好了——既然现在我已经能靠一台DV赚钱了，就说明这是一条适合我谋生的路。以后，我想去电视台工作，赚大钱！一年半之后，我打算参加艺考！” ／ 赵左右：“嘘——赵爷爷最近生病了，我们别去打扰他。我觉得，荀哥和赵爷爷能做到的，我们也可以！”</w:t>
-      </w:r>
-    </w:p>
-    <w:p>
-      <w:pPr>
-        <w:spacing w:before="40" w:after="80" w:line="384" w:lineRule="auto"/>
-        <w:ind w:firstLine="400"/>
-        <w:jc w:val="left"/>
-      </w:pPr>
-      <w:r>
-        <w:rPr>
-          <w:rFonts w:ascii="Times New Roman" w:hAnsi="Times New Roman" w:eastAsia="宋体"/>
-          <w:b w:val="0"/>
-          <w:color w:val="141414"/>
-          <w:sz w:val="20"/>
-        </w:rPr>
-        <w:t>◆ EP21《当雪落下》：【21-3　外/内　长林八中教学楼与高二（2）班教室·学校食堂 — 日】：情节与动作调度：公元2008年9月，新学期开学。长林市第八中学宏伟的教学楼外墙上镌刻着“养德 修业 正己 树人”八个大字，楼前高高悬挂着“新学期 新气象”的红色横幅。阳光洒在喧闹的校园里，画面浮现本集片名花字：第 21 集 当雪落下。 升入高二（2）班的教室内一片欢腾，同学们背着书包兴奋地对照黑板上的座位表寻找新座位。烫着卷发的罗爱文一屁股坐到靠窗最后一排，高举双手欢呼雀跃。 过道另一侧，身穿蓝白相间八中校服的徐图图与王一漫并肩坐到一起，徐图图开心地挽住王一漫的胳膊。 镜头推向黑板上的粉笔字座位表——只见“赵左右”三个字的右侧方格竟然是一片空白。身穿蓝白校服外套、内搭白领墨绿毛衣的十六岁赵左右站在过道里，满脸疑惑地挠了挠头，转头问前排的徐图图。 台下顿时安静下来。戴娟推了推眼镜，话锋一转提到了新同学，徐图图眼睛一亮，连忙回头悄声提醒赵左右。；核心台词实录：赵左右：“图图，戴主任怎么会让我一个人坐啊？” ／ 赵左右：“又有转校生啊。” ／ 赵左右：“这儿呢，这儿呢。” ／ 赵左右：“大姐，你到底要干嘛啊？” ／ 赵左右：“都转校生了，咱就别装了。不如坦诚一点。我看见你进那个电话亭了。你，都知道什么？” ／ 赵左右：“直接说结论吧。我不会告诉你们他们在哪儿的。滚蛋。”　【21-4　内　学校食堂·体育馆看台·徐图图家1449室卧室·501室门前楼梯间 — 日/夜】：情节与动作调度：学校食堂另一角，小雪独自垂头丧气地扒着饭；不远处的餐桌旁，徐图图正安静地吃着青菜，赵左右端着餐盘走过来坐到她对面，关切地问了一句。 徐图图抬起头冲他温和一笑。 傍晚夕阳西沉，暮色笼罩长林八中校园。夜幕降临后，空旷安静的学校体育馆内，十六岁的赵左右与徐图图穿着蓝白校服并肩坐在木制看台长凳上，手里各握着一瓶玻璃瓶装汽水。徐图图转过头，认真地望向身旁的少年。 赵左右仰头喝了一口汽水，眼神亮晶晶地点了点头，语气里满是憧憬与笃定。 赵左右心跳微微加速，转过头目不转睛地看着徐图图的侧脸，小心翼翼地反问她。；核心台词实录：赵左右：“怎么坐在这儿啊？” ／ 赵左右：“对啊。我打算学电视编导。神奇的是，这次竟然连我爸都支持我。我猜八成是我们暑假的时候拿DV挣到了钱。” ／ 赵左右：“那你呢？你想考北京的大学吗？” ／ 赵左右：“那多好。等我们都考上了北京的大学，还可以约着一起玩。” ／ 赵左右：“不瞎认妹妹哈。” ／ 赵左右：“你干什么呀？你要敢非法入室我报警了啊！”　【21-5　内　超市零食货架·高二（2）班教室·学校图书馆书架过道 — 日】：情节与动作调度：次日白天，超市零食货架旁，身穿校服的小雪忍痛掏出一张百元大钞递给收银员，将买来的一大堆辣条、果汁饮料和膨化食品使劲塞进自己的红色双肩包里。她抱起沉甸甸的书包叹了口气，肉疼地自言自语。 高二（2）班教室内，黑板上方写着“持志用力 渐进精思”八字班训。随着下课铃响，任课老师合上教案宣布下周一考第一单元后走出教室。 老师前脚刚走，换上红格衬衫内搭的小雪立刻拉开红色书包，抱出一大堆零食满脸堆笑地凑到前排徐图图和王一漫桌前示好。 罗爱文眼睛一亮刚想伸手去接，恰巧从前门走进教室的赵左右冷冷地瞪了他一眼并微微摇头示意。罗爱文瞬间缩回手，连连摆手拒绝！小雪只得灰溜溜地把零食塞回书包。前排的徐图图有些于心不忍，湊到王一漫耳边小声嘀咕。 小雪见破冰成功，连忙凑近一步，压低声音打听起徐图图与赵左右的关系。；核心台词实录：赵左右：“小雪！图图，她没跟你说什么吧？你千万别信她说的话，这人就是个骗子！”　【21-6　内　501室餐厅与玄关·赵左右卧室窗前·学校食堂与高二（2）班教室 — 夜/日】：情节与动作调度：夜晚，五零一室餐厅暖黄的灯光下，赵左右飞快地扒完碗里的最后几口米饭，放下碗筷起身准备回屋剪视频。 母亲刘美奕体贴地嘱咐了儿子一句，赵左右应了声“嗯”便走进自己房间关上了门。 父亲赵东来夹了一筷子菜，乐呵呵地调侃起如今当上“黍豆网红人”的宝贝儿子。 刘美奕摇了摇头表示不知道，门口扮作快递员的小雪立刻顺水推舟地替赵左右卖好。 这时，赵左右打开卧室门走出来倒水，见父母围在桌前，随口问了一句。；核心台词实录：赵左右：“嗯，我吃好了。” ／ 赵左右：“刚谁来了？” ／ 赵左右：“票？这怎么还有颜文字啊？谁送来的？” ／ 赵左右：“你别再这样了！多少钱我给你！” ／ 赵左右：“别管她了，吃饭。” ／ 赵左右：“我也不想把人想得很坏。但她之前真的满嘴谎话，你让我怎么相信她？况且她之前还想害……”　【21-7　外/内　冬日长林八中覆雪操场·荒村破屋·返城SUV车内与502室安全屋 — 日】：情节与动作调度：时光流转，画面浮现字幕：三个月后·冬。鹅毛大雪将长林八中的操场装点成一片银白世界。篮球架下，身穿浅蓝色毛绒大衣的徐图图与身穿棕色棉服的罗爱文正使劲滚着一个大雪球当雪人身体，身穿深色大衣的王一漫则蹲在一旁，强迫症发作似的双手捧着一颗小雪球不停揉搓。 王一漫头也不抬，极其执拗地盯着手里的雪球。 罗爱文冻得双手通红，龇牙咧嘴地甩着手向徐图图告饶。 不远处的雪地旁，身穿棕色夹克的十六岁赵左右正举着DV摄像机将这一幕收入取景框，一边拍一边坏笑着对着麦克风吐槽。 耳尖的徐图图猛地转过头发现了偷拍的赵左右，叉起腰大喊。；核心台词实录：赵左右：“看，他们几个在堆雪人呢。图图堆得也太丑了。” ／ 赵左右：“被发现了，快跑，我可不想被抓去当苦力。”　【21-8　外/内　八中红砖教学楼前雪地·第八中学电车站与54路有轨电车·大巴车烧烤摊 — 日/夜】：情节与动作调度：雪后的长林八中红砖教学楼前广场上，身穿白色长款羽绒服、系着墨绿色针织围巾的十六岁赵左右正挥动铁锹清扫包干区的积雪；不远处，戴着黑框眼镜、身穿军绿色翻毛领工装外套的小雪也拿着一把铁锹卖力地铲着雪。赵左右停下动作，转头看了她一眼。 小雪一边铲雪一边老实地回答。 赵左右把铁锹往雪地里一插，语气缓和了几分劝她回去。 赵左右看着她冻红的鼻尖，忍不住直白地戳破她的执念。 夜幕降临，风雪交加。十六岁的赵左右背着黑色双肩包，在“第八中学站”登上了叮当驶来的54路有轨电车。车厢广播响起：“下车的乘客请准备，第八中学站到了……”赵左右坐到木制车厢座椅上，从兜里掏出诺基亚滑盖手机，翻到通讯录里【荀未来】的名字按下拨通键。；核心台词实录：赵左右：“今天这片的卫生，应该是图图搞吧？” ／ 赵左右：“我知道，所以我帮她搞就好了。你早点回去歇着吧。” ／ 赵左右：“都三个月了还这样。哪怕我绝对不可能告诉你他们的下落。” ／ 赵左右：“喂，荀哥。” ／ 赵左右：“荀哥，赵爷爷！我好想你们啊！” ／ 赵左右：“我还应该叫你们荀哥，赵爷爷吗？”　【21-9　内　学校杂物间门前·502室卧室·地下旧物仓库黄色电话亭与2058高尚办公室 — 日】：情节与动作调度：次日白天，长林八中堆满废旧课桌椅的杂物间铁栅栏门前。身穿白羽绒服内搭酒红格纹连帽卫衣的十六岁赵左右双手插兜靠门而立，按照三代人商定好的剧本，面沉似水地向小雪抛出了“赵爷爷已成植物人”的假消息！小雪惊得倒吸一口凉气。 赵左右冷冷地盯着她的眼睛，把责任一推到底，仔细观察着她的微表情。 小雪脸色煞白，嘴唇剧烈颤抖着追问。 赵左右故意用刺耳的反话试探她是不是巴不得赵爷爷永远闭嘴。 小雪眼圈泛红，难以置信地望着赵左右。；核心台词实录：赵左右：“不都是你干的好事。引发了赵爷爷的心脏病并发症，后来问题越来越严重了，有一天突然就倒下了。这几个月，荀哥带着赵爷爷四处求医，都失败了。” ／ 赵左右：“是啊，如果你是想让他开不了口，那恭喜你啊，你的目的已经达到了。赵爷爷现在的样子，感觉死了反倒是一种解脱。” ／ 赵左右：“不信的话，你自己去看。”</w:t>
-      </w:r>
-    </w:p>
-    <w:p>
-      <w:pPr>
-        <w:spacing w:before="40" w:after="80" w:line="384" w:lineRule="auto"/>
-        <w:ind w:firstLine="400"/>
-        <w:jc w:val="left"/>
-      </w:pPr>
-      <w:r>
-        <w:rPr>
-          <w:rFonts w:ascii="Times New Roman" w:hAnsi="Times New Roman" w:eastAsia="宋体"/>
-          <w:b w:val="0"/>
-          <w:color w:val="141414"/>
-          <w:sz w:val="20"/>
-        </w:rPr>
-        <w:t>◆ EP22《背对背，肩并肩》：【22-1　内/外　502室安全屋客厅·五楼邻里走廊与行驶的路虎越野车内 — 日】：情节与动作调度：片头龙标与“朝也 CHAO YE FILM”厂牌隐去。公元2008年冬日，五零二室客厅内，头戴“EPOWER PRESENTS”黑色棒球帽、身穿黑色皮夹克配白衬衫黑领带的六十六岁赵了，正与身穿黑色正装大衣、手持合同文件夹的易房宝房产中介办理退租手续；身穿黑白格纹夹克内搭黑色高领毛衣的四十一岁荀未来站在一旁。 赵了毫不犹豫地从桌上拿起房屋钥匙递给中介，态度爽快而急切。 中介接过钥匙合上文件夹，礼貌地道别后转身离开。 老居民楼五楼水泥走廊里，五零一室门口贴着“创业年年好”的春联。身穿深蓝色开衫的刘美奕、身穿浅灰绞花毛衣的赵东来与身穿黑色针织开衫内搭白衬衫的十六岁赵左右正走出家门。刘美奕刚问了儿子一句“你确认了吗”，一抬头，正巧看见赵了与荀未来从对门五零二室走出来！ 十六岁的赵左右在旁笑着替两个未来的自己打圆场。；核心台词实录：赵左右：“妈，干嘛呀，赵爷爷和荀哥不是不回来了，是吧？” ／ 赵左右：“为啥要把车也卖了呀？留着下次来还能开不是挺好的吗？” ／ 赵左右：“行吧。那这周末我陪你们收拾行李啊。” ／ 赵左右：“我可忙了。本来今天罗爱文的爸爸找我去工厂，说是翻新了，让我一起去剪个彩蹭个饭。但我一想你们都要走了，还是陪你们要紧。” ／ 赵左右：“怎么了？不去会怎样啊？” ／ 赵左右：“那道疤……”　【22-2　外/内　片头曲《三人行》（OP）与集名呈现 — 日/夜】：情节与动作调度：片头音乐响起，三个年龄段的赵左右在时光齿轮中交错凝视，定格于《三人行》主片名，随即画面浮现本集片名花字：第 22 集 背对背，肩并肩。　【22-3　内/外　路虎车内·岁月路与24小时自助银行外·雪地废墟与502室客厅 — 日】：情节与动作调度：路虎越野车内，副驾驶上的六十六岁赵了恍然大悟地回过头，向十六岁的赵左右道出了他们此前在第十集发现额头旧疤突然消失时的误会。 赵左右惊讶地瞪大眼睛。 荀未来握着方向盘，思绪瞬间回到了原本时空里2008年的今天—— 【闪回画面】刚下电车的十六岁赵左右（穿棕黄色羽绒服）见状，毫不犹豫地拔腿狂奔追赶劫匪，一边跑一边回头冲妇女大喊： 【闪回画面】少年赵左右一路紧追劫匪冲进积雪覆盖的施工废墟，怒吼着“站住！别动！”飞身将劫匪扑倒在雪地里死死压住！穷凶极恶的劫匪困兽犹斗，反手从兜里掏出一把锋利的美工刀，狠狠一刀划在十六岁赵左右的左额角上！鲜血瞬间涌出，劫匪趁机挣脱逃跑，少年捂着流血的左额角跌坐在雪地里大口喘息……；核心台词实录：赵左右：“劫匪？” ／ 赵左右（闪回）：“阿姨你快报警！” ／ 赵左右：“那后来呢？” ／ 赵左右：“那咱们赶紧过去啊！万一这回因为没有拖延住那个劫匪，最后没来得及追回赃款可怎么办？” ／ 赵左右：“哎，看！劫匪就在右边那个车后边，他好像要动手了。” ／ 赵左右：“成功了！”　【22-6　外/内　雪夜居民楼下·501室厨房与餐厅团圆饺子宴·雪路送别与有轨电车站台 — 夜】：情节与动作调度：2008年冬夜，老居民楼单元门外白雪皑皑，暖黄的路灯光晕下，四十一岁的荀未来与六十六岁的赵了并肩等候。十六岁的赵左右背着书包欢快地跑来与两人汇合。 赵左右拍着胸脯回答：“收拾完了！你俩收拾完了？”荀未来随口答道：“对，晚上十点钟你赵爷爷就走了。”赵了一听这话不吉利，吹胡子瞪眼地抗议起来。 荀未来坏笑着顶嘴：“怎么了？你就说是或不是，你晚上十点钟走？”看着四十岁和六十岁的自己又在拌嘴，十六岁的赵左右无奈地摊开双手劝架。 荀未来扑哧一笑，感叹道：“也是。我们这种情况啊，也算是千载难逢了吧。”赵左右满眼不舍地看着两个未来的自己，追问重逢之期。 赵了连忙摆手叫苦：“怎么就跟下楼似的？我来一趟很贵的好吗？”十六岁的赵左右清了清嗓子，得意洋洋地背出了自己琢磨了一下午、把“未来”和“了”嵌进去的藏头打油诗！；核心台词实录：赵左右：“你俩就不能和平一点吗？咱仨不都是一个人，骂谁都是骂自己。” ／ 赵左右：“对了，你们下次什么时候再来啊？” ／ 赵左右：“是吗？反正你们一定要常来。未来有什么新鲜事，也记得多告诉告诉我。总之——未来在心中，了然不犯怂！我想了这一下午，厉害吧？” ／ 赵左右：“包得好看点，这是啥呀？” ／ 赵左右：“吃太快了，噎得慌。”　【22-7　内　地下旧物仓库公用电话亭前与仓库深处通道 — 夜】：情节与动作调度：晚上十点半，昏暗空旷的地下旧物仓库中央，那座绿框黄顶的复古公用电话亭孤零零地立在灯光下。身穿浅棕色翻毛领棉服的小雪站在电话亭旁等候，看到三代赵左右走来，勉强挤出一丝笑容迎上前：“来了。” 六十六岁的赵了停下脚步，转过身温和地向十六岁的赵左右和四十一岁的荀未来挥手道别。 十六岁的赵左右依依不舍地挥着手，还不忘叮嘱小雪回2058年替他尽孝。 电话亭外的荀未来与赵左右同时脸色剧变，冲上前追问：“你说什么？！”赵了握着听筒的手剧烈一颤，难以置信地看向小雪。 荀未来拳头紧握，咬牙切齿地低吼：“时空管理局……”而电话亭内的六十六岁赵了看着眼前荷枪实弹的黑衣保镖，又看了看身旁的四十一岁荀未来和十六岁赵左右，眼底闪过一丝决绝——为了掩护两个年轻的自己逃出生天、保住徐图图的性命，老人假意低下头妥协：；核心台词实录：赵左右：“小雪啊，回去替我请赵爷爷吃饭。上回食堂的鸡翅，我和图图可都分给你了。”</w:t>
-      </w:r>
-    </w:p>
-    <w:p>
-      <w:pPr>
-        <w:spacing w:before="40" w:after="80" w:line="384" w:lineRule="auto"/>
-        <w:ind w:firstLine="400"/>
-        <w:jc w:val="left"/>
-      </w:pPr>
-      <w:r>
-        <w:rPr>
-          <w:rFonts w:ascii="Times New Roman" w:hAnsi="Times New Roman" w:eastAsia="宋体"/>
-          <w:b w:val="0"/>
-          <w:color w:val="141414"/>
-          <w:sz w:val="20"/>
-        </w:rPr>
-        <w:t>◆ EP23《不可战胜的敌人》：【23-1　内/外　地下旧物仓库通道与冬夜雪林三角形铁架棚 — 夜】：情节与动作调度：片头龙标与“朝也 CHAO YE FILM”厂牌隐去。承接上集片尾，2008年冬夜昏暗的地下旧物仓库通道内，数名身穿黑色冲锋衣的2058年安保人员从前后两侧猛扑上来，围攻背靠背站立的四十一岁荀未来与十六岁赵左右！站在后方督战的2058年副总裁高尚（高总）抬手叮嘱手下： 混乱搏斗中，十六岁的赵左右眼疾手快地从废旧家具堆上抄起一根长木条，奋力横扫逼退眼前的黑衣保镖，朝着身旁的荀未来大喊： 同一秒，小雪（林开颜）从侧面冲上来撞开一名保镖，拉着荀未来和赵左右冲出卷帘门与透明塑料门帘（“快跑！”），三人一路狂奔逃进积雪覆盖的白桦树林，钻进一座废弃的三角形铁架遮阳棚下躲避追兵。 确认暂时甩掉黑衣保镖后，气喘吁吁的赵左右焦急地转向小雪追问。 赵左右惊愕地弯下腰，从雪堆里捡起小雪留下的身份证。；核心台词实录：赵左右：“快跑啊，荀哥！” ／ 赵左右：“小雪，这到底什么情况啊？” ／ 赵左右：“她被强制召回了。” ／ 赵左右：“她说我们接下来必须怎样怎样，就说明事情还是有办法的对吧？” ／ 赵左右：“荀哥，你这个时候就别吐槽了，赶紧分析分析啊。”　【23-2　外/内　片头曲《三人行》（OP） — 日/夜】：情节与动作调度：片头音乐响起，三个年龄段的赵左右在交错的时空漩涡中次第闪现，定格于《三人行》片名标识。　【23-3　外/内　远郊荒村破瓦房小院与室内 — 夜】：情节与动作调度：夜空悬挂着一轮孤寂的半月，出租车驶过荒凉的郊外雪路。画面浮现本集片名花字：第 23 集 不可战胜的敌人。十六岁的赵左右推开远郊荒村小院的铁栅栏门，一边往里走一边拿着手机给母亲刘美奕报平安掩饰行踪。 挂断电话后，赵左右跟着荀未来穿过狭长昏暗的砖墙走廊，走进那间糊满旧报纸与老挂历的破旧瓦房。赵左右环顾着家徒四壁的房间，咂舌感叹。 荀未来摘下围巾坐到床沿上，神色疲惫地解释。 赵左右看着冰冷的土炕和破旧的煤炉，满眼心疼地坐到荀未来身旁。 十六岁的赵左右咬了咬牙，拍着胸脯想替四十岁的自己承担逃亡重任。；核心台词实录：赵左右：“没事妈，我在爱文家玩呢，晚点回来。” ／ 赵左右：“这哪儿啊？荒郊野岭的。” ／ 赵左右：“我的天啊，那段时间，你是怎么熬过来的啊？” ／ 赵左右：“荀哥，我把攒下来的所有钱都给你当盘缠，你赶紧找个兼职，然后全国各地到处跑，这样他们就找不到你了。” ／ 赵左右：“不对。那等我到了你这年纪，岂不是就有两个荀哥了？是啊，我以前怎么没想到呢，我们三个这种情况，肯定会引起很多时空混乱的问题，就像科幻小说里写的那样，什么平行宇宙、祖父悖论。” ／ 赵左右：“那我呢？我会怎么样？我会忘了你和赵爷爷吗？”　【23-4　内　八中后街砂锅麻辣烫店与地下旧物仓库电话亭外 — 日】：情节与动作调度：次日白天，八中后街那家熟悉的砂锅麻辣烫小店里热气氤氲。身穿黑色毛呢大衣、系着草绿色围巾的四十一岁荀未来掀开塑料防风门帘走了进来。系着蓝色围裙的舒老板热情地迎上前递上菜单：“一位哈？随便坐，随便坐，看看吃点什么。” 荀未来在靠窗的木桌旁坐下，指着菜单点了自己和舒图最爱吃的食物。 舒老板笑着记下菜单，随口聊起了店里白莲藕的产地与几个月前那位神秘女客人的往事。 很快，舒老板端上一大碗热气腾腾、铺满磁州白莲藕的砂锅麻辣烫。伴随着深情伤感的插曲歌声，荀未来拿起筷子夹起一片带孔的莲藕——镜头缓缓摇过小小的木桌，跨越时空的四重画面在同一张餐桌前奇迹般交错叠现：对面座位上，2033年穿越而来的成年舒图正低头流着泪默默吃粉；靠窗座位上，六十六岁的赵了戴着报童帽欣慰地起身离去；邻桌位置上，十六岁的赵左右与少女徐图图正并肩开心地大快朵颐……最终，所有虚影消散，只剩四十一岁的荀未来独自一人坐在桌前，将碗里的最后一口汤菜吃得干干净净。 半小时后，昏暗的地下旧物仓库内，高尚与几名黑衣保镖押着荀未来走向中央的绿色公用电话亭。临进电话亭前，荀未来故意停下脚步回头四处张望，目光精准扫过远处废旧家具堆后方——十六岁的赵左右正藏在那里，荀未来不动声色地比出了约定的手势！高尚皱眉催促：“看什么呢？”；核心台词实录：赵左右：“荀哥，看你的了。”　【23-5　内　2058人生无限公司走廊·高尚办公室·2008旧物仓库与2058控制室及通风管 — 日】：情节与动作调度：公元2058年，“人生（无限）有限公司”五楼科技感十足的纯白走廊内，墙面导览牌清晰标示着：【`5F 供电站 能源管理中心`】。高尚带着黑衣保镖押送四十一岁的荀未来走过办公区，迎面正巧遇上抱着离职纸箱、被公司开除的小雪（林开颜）！ 荀未来眼珠一转，在擦肩而过的瞬间故意停下脚步，指着小雪的鼻子破口大骂，将“三十分钟”的暗号精准夹带在辱骂声中！ 高尚不耐烦地推了荀未来一把：“走了。”抱着纸箱留在原地的小雪先是一愣，随即双眸骤亮，瞬间领悟了荀未来的暗号！ 为了彻底打消高尚和老年余博士的戒心、并为2008年的小赵争取足三十分钟的准备时间，四十一岁的荀未来立刻飙起演技，装出一副看破红尘、自私凉薄的嘴脸！ 老年余博士耐心地解释道：“小赵就是你们啊，他会好好地生活下去，一天天长大。所以，你们不是死了呀。”荀未来顺势抛出了著名的“克隆人哲学悖论”，在办公室里踱着步侃侃而谈！；核心台词实录：赵左右：“叔，我附近魔术学校的，今天考试呢！师傅在附近看着呢。一会儿这个魔术可牛了，我关上门之后就会消失，传送到别的地方去！” ／ 赵左右：“那就不能告诉你了啊。要不你等我变完，自己破解破解？” ／ 赵左右：“小雪！时空修正程序启动了吗？”　【23-6　外/内　2008林海雪原电话亭·老居民楼道与501室·高二（2）班教室与微机室·杂志社火灾废墟与雪夜串串香餐车 — 日/夜】：情节与动作调度：公元2008年，阳光穿透白雪皑皑的林海雪原，画面中央浮现出冰冷的特效数字：【`时空修正 82%`】。十六岁的赵左右推开蓝色公用电话亭的门走了出来，踩在厚厚的积雪上环顾四周明朗的街景，疑惑地喃喃自语： 然而当赵左右走回自家老居民楼水泥楼梯间时，迎面正巧看见母亲刘美奕正与五零二室真正的房东张叔站在门口寒暄。张叔乐呵呵地说北京生意不好做，准备把这套老房子收回来自己住。赵左右走上前打了声招呼（“张叔”），随口指着五零二室屋里说道： 此言一出，张叔与母亲刘美奕同时露出莫名其妙的神色！张叔皱着眉摇了摇头。 赵左右如遭雷击，瞪大眼睛难以置信地提醒母亲昨晚的五口之家团圆饭！ 赵左右僵在原地，后背窜起一股刺骨的寒意（内心独白：“看来时空修正真的奏效了，妈都已经不记得赵爷爷了”）。；核心台词实录：赵左右：“修正了什么啊……好像什么也没变啊。” ／ 赵左右：“张叔，赵爷爷这些家具你可以留着呀，都是新的。” ／ 赵左右：“开什么玩笑啊，怎么没见过了？昨天晚上我们还一起吃饭呢！” ／ 赵左右：“也不完全算自学成才，很多商业思维啊，都是荀哥教我的。” ／ 赵左右：“妈，你之前看的那本《三人行》杂志呢？” ／ 赵左右：“那我放在抽屉里的……那几张日历呢？”</w:t>
-      </w:r>
-    </w:p>
-    <w:p>
-      <w:pPr>
-        <w:spacing w:before="40" w:after="80" w:line="384" w:lineRule="auto"/>
-        <w:ind w:firstLine="400"/>
-        <w:jc w:val="left"/>
-      </w:pPr>
-      <w:r>
-        <w:rPr>
-          <w:rFonts w:ascii="Times New Roman" w:hAnsi="Times New Roman" w:eastAsia="宋体"/>
-          <w:b w:val="0"/>
-          <w:color w:val="141414"/>
-          <w:sz w:val="20"/>
-        </w:rPr>
-        <w:t>◆ EP24《独自面对》（大结局）：【24-1　内/外　501室赵左右家·长林八中孔子雕像广场与高三（2）班教室 — 日】：情节与动作调度：片头龙标与“朝也 CHAO YE FILM”水墨厂牌隐去。清晨七点半，五零一室暖意融融。身穿淡紫色花纹睡衣的母亲刘美奕推开儿子卧室门，见已经穿好校服衬衫、针织背心外搭驼色连帽大衣的赵左右正背着书包准备出门，惊讶地喊了一声：“赵左右！” 刘美奕看了一眼墙上的挂钟，关切地询问。 独自背负着三代人全部记忆的赵左右眼神沉稳而自律，微笑着向母亲解释。 赵左右扶了扶双肩包肩带，郑重地向父母许下承诺。 清晨的阳光洒进长林市第八中学校门与孔子雕像广场。身穿墨绿色羽绒服的罗爱文正垂头丧气地叹着气（“哎……”），并肩走来的赵左右拍了拍他的肩膀。；核心台词实录：赵左右：“咋了，妈？” ／ 赵左右：“我六点就起了，复习了一下今天要求听写的单词，刚准备走。” ／ 赵左右：“虽然决定了要艺考，但文化课也一定不会落下的，你们放心吧。” ／ 赵左右：“咋了？一直叹气。” ／ 赵左右：“陈明？！你回来了！好久不见！真是你啊！你可终于回来了！” ／ 赵左右：“毫无意义的谢来谢去。”　【24-2　外/内　片头曲《三人行》（OP）与大结局集名呈现 — 日/夜】：情节与动作调度：片头音乐响起，四十一岁的荀未来猛然睁开双眼，与十六岁的赵左右、六十六岁的赵了并肩立于漫天风雪的黑夜之中，猜拳出拳的定格画面与《三人行 THE TRIPLE ECHO OF TIME》主片名交相辉映。随后镜头切回长林八中校园，浮现大结局集名花字：第 24 集 独自面对。　【24-3　内/外　长林八中高三教学楼走廊与冬日飘雪连廊（2009秋—2009冬） — 日】：情节与动作调度：画面浮现时间字标：2009 秋。高三教学楼走廊里，“决战高考 为梦想而战”的红色签名墙格外醒目。班主任戴娟走过走廊叮嘱学生们：“现在都是高三人了啊，学习环境要干净，心也要静下来。”身穿黑白运动外套的罗爱文礼貌地向戴主任打过招呼，转身走到赵左右面前郑重辞行。 赵左右一怔，不舍地拉住他。 罗爱文挠了挠头，爽朗地笑着摆手。 赵左右关切地追问他的专业去向。 深知未来新能源汽车浪潮的赵左右用力握住死党的手鼓励他。；核心台词实录：赵左右：“那么赶？那明天大家一起吃个饭吧。” ／ 赵左右：“去德国……应该是去学技术吧？” ／ 赵左右：“千万别放弃，一定要坚持下去啊！” ／ 赵左右：“那多好啊。以你的成绩和能力，一定没问题。” ／ 赵左右：“一漫，我觉得你就是想太多了。没准你发一次疯，父母就会为你妥协呢。” ／ 赵左右：“那你就把我当成那个人，他也一定会希望你坚持下去的。”　【24-4　内　长林八中广播站·教导主任戴娟办公室与501室赵左右卧室 — 日】：情节与动作调度：“八中之声”广播站内，即将迎来高三最后一次播音的徐图图独自坐在麦克风前，攥着广播稿反复试读（“高三是紧张的，但也是热血的……不好，不好”），紧张得手心直冒汗。就在这时，广播室的门被推开，赵左右拎着一个冒着热气的塑料袋笑嘻嘻地走了进来，把一碗砂锅麻辣烫摆在调音台旁！ 徐图图吓了一跳，看着红油翻滚的麻辣烫瞪圆了眼睛。 赵左右把一次性筷子塞进她手里，温柔地哄着她。 赵左右忍着笑，指了指她手里的打印稿，道出了自己点“变态辣”的真正用意。 赵左右眼神无比真挚而温柔地注视着她，一字一顿地许诺。；核心台词实录：赵左右：“我之前研究过，说人在紧张的时候，做点熟悉的事就没那么紧张了。你看我带了什么？” ／ 赵左右：“你一紧张就吃不下东西，吃不下东西就更紧张了。相信我，你只要一吃上，就会放松下来的。” ／ 赵左右：“上次在医院你不是说想吃变态辣？怎么样，这下辣得背不了稿子了吧？当然是帮你啊。没有稿子，你会发挥得更好。第一次你不是即兴的吗？我记得那次你讲的就是麻辣烫。” ／ 赵左右：“下次。下次有机会，我一定把票投给你。” ／ 赵左右：“我觉得那个班太贵了，性价比不高。” ／ 赵左右：“真不用，我都十八了妈，又不是小孩。放心吧，我出征了！”　【24-5　内　2010年北京华彩艺术学院专业面试考场与501室卧室（2010初春） — 日】：情节与动作调度：画面浮现时间字标：2010 初春。教室前方高挂着红底白字横幅：【`2010年北京华彩艺术学院专业面试考场`】。四位考官端坐在长条考官席后，头戴深灰色棒球帽、身穿灰卫衣配黑羽绒马甲的十八岁赵左右站在场地中央，手里捧着一台联想ThinkPad笔记本电脑，屏幕正播放着他拍摄的《孤独的饭桶》系列视频——画面里徐图图正大口吃着卤肉饭和拉面，幸福地感叹“这个卤肉饭也太棒了！肉臊肥瘦比例刚好”。 坐在中间的女主考官抬手打断了视频播放，推了推眼镜发问。 赵左右合上笔记本一半，诚恳地回答：“剧情片和创意摄影倒是没有。但我觉得我刚刚放的这个视频，也算是一种艺术。”旁边的白发男主考官犀利地追问： 赵左右表明自己没上过培训机构，认真地讲述了自己高一失眠之夜看校园录像获得陪伴感的初衷。 女主考官若有所思地问道：“那我是不是可以理解为，你这个影片是在反映你们独生子女这一代普遍存在的孤独感较强的问题呢？”赵左右老实地摇了摇头：；核心台词实录：赵左右：“其实是有天晚上，我躺在床上看着电脑里放的录的学校日常……觉得房间变得热闹起来，让人觉得夜晚不再漫长。是不是现在的人都需要陪伴？比如吃饭的时候，一个人吃饭多孤单啊。黍豆网上确实有很多人在看《孤独的饭桶》系列，这样一来这个视频就是有意义的。” ／ 赵左右：“我倒是没有想得那么深刻……就是觉得有人会有需要，包括我们自己，留下这样一段影像作为回忆，也很有意义吧。” ／ 赵左右：“因为时间……我得赚钱啊！” ／ 赵左右：“妈，综合类大学也有和艺术相关的专业吧？”　【24-6　内　火锅店高考毕业聚餐与501室卧室高考查分（2010夏） — 日】：情节与动作调度：画面浮现时间字标：2010 夏。高考结束当晚，热气腾腾的火锅店里，身穿绿白条纹Polo衫的赵左右与身穿浅蓝衬衫背带裙的徐图图举起啤酒杯痛快碰撞：“干杯！好爽啊！”徐图图好奇地眨了眨眼： 赵左右仰头喝了一大口啤酒，感慨万千。 徐图图笑着点头，想起后街那家已经搬走的砂锅麻辣烫店，有些遗憾地叹气。 赵左右微笑着望向她，憧憬着两人的北京之约。 徐图图与赵左右对视一眼，同时傻眼了。；核心台词实录：赵左右：“我现在终于有点能感受到喝酒的快乐了。高考都结束了，还不得好好放肆一下。” ／ 赵左右：“总要尝试新鲜事物的嘛。等咱们到了北京，先去尝尝豆汁儿。” ／ 赵左右：“啊？不是选A吗？对啊，我也选的A。” ／ 赵左右：“爸，我不想当逃兵。咱就按原来的计划报志愿。每个学校都报传播学！”　【24-7　外/内　老式红砖家属楼外铁楼梯·徐图图家1449室卧室与501室 — 日/夜】：情节与动作调度：填完志愿后，赵左右走上红砖家属楼外侧的红色铁楼梯，敲响了一四四九室的大门：“图图，图图。”屋里传来徐图图低落的声音：“你进来吧。” 徐图图卧室内，身穿白色蕾丝长裙的徐图图失落地坐在床边地板上，赵左右走过去并排坐到她身旁。徐图图抬起头，强颜欢笑地看着他。 赵左右一怔，关切地皱起眉。 赵左右看着眼前这个愿意为了自己放弃梦想的女孩，心头既感动又心疼，认真地摇了摇头。 经历过三代人记忆洗礼的赵左右没有自私地接受这份牺牲，而是用最温柔也最清醒的语气劝导她守住自己的人生跑道。；核心台词实录：赵左右：“可这样的话，你就报不了北京那几个好的工商管理专业了。” ／ 赵左右：“我记得你和我说过，学会计，去四大会计师事务所工作，一直是你的梦想。” ／ 赵左右：“可我希望你变好。不想你去学不喜欢的专业，未来做不喜欢的工作。长林大学的工商管理专业就非常好，以你的成绩，一定可以被录取的。” ／ 赵左右：“以后你还可以来北京读研，来北京工作。但我不想你为我走错了路，学不喜欢的专业，白白浪费四年。那我会内疚一辈子的。人生那么长，什么时候赴约都不迟。” ／ 赵左右：“嗯，当然会。我们还要每天发消息，每天打电话。下个月，我们一起去北京旅游，好不好？”　【24-8　内/外　501室卧室查录取结果·行驶的公交车内与北京云都大学校园（2010秋—2012） — 日/夜】：情节与动作调度：清晨微光中，十八岁的赵左右睁开眼，嘴里不停默念着：“录取、录取、录取……”电脑桌前，赵东来拿着一本笔记本遮住显示器下半截，与刘美奕、赵左右一起屏息凝神地将笔记本往下一点点挪开—— 当【录取】二字露出来的瞬间，一家三口同时欢呼击掌：“录了！录取了！恭喜儿子！”然而当赵东来彻底拿开笔记本、露出完整页面【`2010年吉林省普通高校招生考试录取结果查询｜院校名称：北京云都大学｜专业名称：计算机应用（调剂）｜学制：4年`】时，赵左右脸上的笑容瞬间凝固！ 赵东来挠了挠头，理所当然地解释自己替儿子做的决定。 赵左右如遭五雷轰顶，声音颤抖地吼道！ 赵东来还在乐呵呵地劝他：“计算机专业前景非常广阔！”赵左右却死死盯着屏幕上“计算机应用”五个字，浑身血液仿佛瞬间冻结——他清清楚楚地记得，四十一岁的荀未来原本的人生轨迹，就是在北京读的计算机专业！；核心台词实录：赵左右：“等等。这专业……怎么不是传播学啊？” ／ 赵左右：“你只说不会滑档我就没多想，我压根就不知道服从调剂是这个意思啊！” ／ 赵左右（内心独白）：“荀哥说过，我本来的专业就是计算机。怎么回事……怎么回事啊？时间修正……一定是时间修正……一定是时间修正！” ／ 赵左右：“你、你好，我想咨询一下，我明明是文科生，怎么会调剂到计算机应用专业呢？那我能自己选别的专业吗？或者，我还能退出来，再被第二志愿录取吗？” ／ 赵左右（内心独白）：“时间……荀哥……赵爷爷……我怎么才能对抗得了时间……做不到的……做不到的……”　【24-9　外/内　北京云都大学台阶·2012冬雪夜林间木栈道与501室客厅（2012冬） — 日/夜】：情节与动作调度：白天，身穿黑色羽绒服的青年赵左右拎着打包的快餐盒走下大学教学楼台阶，迎面一名匆忙跑上楼的男生不慎将他手中的快餐撞翻在地，汤饭洒了一地。男生匆匆说了句“不好意思”便跑远了，赵左右低头麻木地看着雪地上的狼藉，心底一片死灰。 画面浮现时间字标：2012 冬。夜晚，白雪覆盖的公园林间木栈道上路灯幽暗。已经二十岁、读大三的赵左右身穿深色连帽毛呢大衣，手里拎着一个啤酒瓶，步履踉跄地走在枯木林道中。四年来的压抑、孤独与眼睁睁看着一切滑向原轨的绝望在这一刻彻底决堤，他弯下腰痛苦地干呕低吼： 当他抬起满是泪痕的脸时，突然看见前方木栈道旁立着一个插着红胡萝卜鼻子、嘴角弯弯微笑的雪人。醉意与悲愤交加的赵左右跌跌撞撞地冲到雪人面前，仿佛把这个微笑的雪人当成了高高在上戏弄他的“时间”本身，指着雪人撕心裂肺地哭喊质问！ 赵左右无力地瘫坐在冰冷的木栈道台阶上，双手抱头，像个迷路的孩子一样放声痛哭。 一列绿皮火车呼啸着驶过白雪皑皑的北方铁轨。夜幕下，头戴深灰棒球帽、拖着行李箱的赵左右推开了长林五零一室的家门：“爸，妈。”正在沙发上看电视的刘美奕与赵东来惊喜地迎上前拥抱儿子！；核心台词实录：赵左右（内心独白）：“这就是我的新人生，眼看着时间左右我的命运，我却只能麻木地接受。” ／ 赵左右：“怎么办……一切都变回去了……我做什么都没有用……我掌控不了我的人生……怎么办……二十年后……我也救不了图图……怎么办！” ／ 赵左右：“笑什么？我问你笑什么！连我今天会崩溃你也算到了吧？对，你什么算不到啊？所以无论我多努力，无论我做什么，我什么也改变不了，我赢不了你！可为什么偏偏是我？为什么？！” ／ 赵左右：“注定好的……一切都是注定好的……荀哥，赵爷爷，我怎么才能战胜时间？我做不到……四年了，我好想你们……” ／ 赵左右：“明天，我想先回高中看看。”　【24-10　外/内　长林八中覆雪操场与2058年老年余博士实验室（跨时空交叉） — 日】：情节与动作调度：次日白天，冬日暖阳洒在白雪皑皑的长林八中校园。身穿白色长款羽绒服、内搭白色高领毛衣的青年赵左右独自走过覆雪的孔子雕像，穿过空旷安静的室内体育馆，最后走上厚雪覆盖的室外大操场。他双手插兜，踩着积雪在看台边缘落寞地徘徊。 就在赵左右停下脚步低头沉思的刹那——身后看台方向，突然传来一声无比熟悉、带着三分戏谑七分温柔的呼唤！ 赵左右浑身剧震，猛地转过身去——只见阳光下的操场看台铁栏杆旁，身穿一袭黑色长款毛呢大衣、内搭黑色高领毛衣的四十一岁荀未来，正双手插兜、微笑着静静注视着他！ 青年赵左右不敢相信自己的眼睛，下意识地用力握紧拳头又松开，确认这不是幻觉。看台上的荀未来挑了挑眉，笑着吐出了那句久违的口头禅： 一瞬间，四年来的孤独与委屈化作夺眶而出的热泪！青年赵左右发疯似的飞奔冲上看台阶梯，一把死死抱住了四十一岁的荀未来！荀未来也张开双臂紧紧回抱住年轻的自己，温柔地轻拍着他的后背。；核心台词实录：赵左右：“荀哥！我终于等到你回来了！” ／ 赵左右：“我就知道你一定有办法回来的。你就是无敌特工，像是超级英雄电影里的那种！对了，赵爷爷呢？” ／ 赵左右：“真的？那就是说，我最后还是战胜了时空修正，对吗？” ／ 赵左右：“太完美了。那这雪人，就算庆祝我们重逢了！” ／ 赵左右：“这雪人也太丑了吧。这是我堆的？”　【24-11　外　飞霞路小区雪夜街道（大三寒假） — 夜】：情节与动作调度：寒假雪夜，红蓝闪烁的警灯刺破了飞霞路老旧小区的夜色。刚修补完雪人、穿着浅驼色牛角扣连帽大衣拎着一袋零食来找徐图图的青年赵左右刚走到街口，只见前方围满了街坊邻居——两名警察正将徐图图的赌鬼父亲徐家宝押上一辆警车！一名被抢的大妈指着徐家宝大声控诉： 身穿驼色羊羔毛外套、系着格子围巾的徐图图站在雪地里，脸色煞白、无助地朝警车喊了一声：“爸！”徐家宝愧疚地回头看了女儿一眼，被警察押进车内呼啸而去。 就在这时，路灯下的一名年轻围观男子正举着一部银色翻盖手机，幸灾乐祸地对着孤立无援的徐图图录制视频，嘴里还大声嘲弄着！ 这一刻，脑海里已经没有任何“未来剧本”束缚的赵左右，凭着二十岁青年最本能的爱意与血性，毫不犹豫地一个箭步冲上前，一把按住那男子的手腕，冷冷吐出两个字： 围观录像男嚣张地推了赵左右一把：“你谁啊？我干嘛关你屁事儿啊？滚蛋！”赵左右眼神凌厉如刀，怒喝一声“删了！”直接飞身扑上去抢夺手机！两人在雪地里剧烈扭打翻滚起来，吓得徐图图在旁哭喊呼救：“别打了！有没有人啊？别打了！”；核心台词实录：赵左右：“删了。” ／ 赵左右：“好了，不哭了。没事儿，一会儿陪我去缝两针就好了。大不了留个疤嘛，是不是？” ／ 赵左右：“我这不是想着……这视频要是发出去，给你缝两针又没什么用。这不是稳赚不赔的买卖吗？” ／ 赵左右：“你看，是暖雪。”　【24-12　内　2033年赵左右与徐图图温馨之家客厅（新时间线2033） — 日】：情节与动作调度：时光跨越二十一年，来到全新时间线的公元2033年。宽敞温馨的现代公寓客厅内，墙上挂着赵左右与妻子幸福甜美的婚纱油画，沙发上摆着可爱的毛绒玩偶——这里没有冰冷的电车咖啡馆，更没有电子墓碑！ 身穿草绿色毛衣内搭白衬衫的四十一岁赵左右，头上正戴着那顶妻子亲手织的、带黄色叉眼笑脸与大毛球的白色针织毛线帽；而在他身旁，安然无恙活到2033年的四十一岁妻子徐图图身穿白色针织翻领毛衣，正笑眯眯地替丈夫端详着帽子！ 四十一岁的赵左右摸了摸头顶的毛球，有些不好意思地笑道。 赵左右神秘兮兮地一笑（“我拿出来啊，你可别吓死啊，噔噔噔噔！”），从毛衣兜里小心翼翼地掏出了一张叠得方方正正、已经微微泛黄的旧纸片递到妻子面前！ 徐图图嫌弃地撇了撇嘴（“哎呀，什么呀，就一张破纸片，我不要”），在赵左右“你打开看一下”的软磨硬泡下，她勉为其难地接过纸片缓缓展开——微距特写镜头下，那张从2008年长林八中保留了整整二十五年的横格信纸上，赫然用蓝黑钢笔工工整整地写着九个字：【`赵左右一票 投给徐图图`】！；核心台词实录：赵左右（2033）：“合适啊？就我这年纪戴这帽子，是不是有点奇怪啊？……我可没有嫌你织得奇怪啊！我们结婚纪念日啊，你送我这么有意义的礼物，我高兴还来不及呢。” ／ 赵左右（2033）：“哎哎哎，最近不是降薪嘛，没有钱买礼物。图图？徐图图？徐图图！徐图图……”　【24-13　内　2058年时空修正中心实验室 — 日】：情节与动作调度：老年余博士手中的触控笔猛地一顿，整个人如遭电击般怔在原地！原来，因为2012年那个雪夜回归未知的青年赵左右替徐图图删掉了偷拍视频、用左额角的伤疤解开了她对赌鬼父亲的羞耻心结，徐图图坦坦荡荡地做了一辈子“徐图图”，根本就没有随母姓改名为“舒图”！世上既无“舒图”，时间修正程序自然永远找不到“2033年舒图之死”的最后一个修正节点！　【24-14　外/内　片尾名场面画廊回顾与寒假岁月潭野营声音彩蛋（ED） — 日/夜】：情节与动作调度：片尾主题曲《没有回声的前方》深情响起。水墨晕染的相框画廊中，依次闪回全剧二十四集的珍贵名场面：1998年雪夜的三个雪人、2008年高一（2）班的《三人行》创刊号、三条鱼漫画屋的欢声笑语、五零一室一家五口的团圆饺子宴、旧物仓库里背靠背的突围、覆雪操场上的重逢拥抱……在演职员表滚过之后，画面中央温柔地浮现出一行手写体寄语：【一切都会好起来的】。 黑底白字滚动鸣谢与出品信息之际，一段温暖、轻松而充满青春气息的画外音对话在夜色中悄然响起—— 电话那头传来少女徐图图清脆而向往的声音—— 少年赵左右满口答应，温柔地询问她的心愿——；核心台词实录：赵左右（画外音彩蛋）：“图图，寒假咱们找个地方去玩吧，你想去哪？” ／ 赵左右（画外音彩蛋）：“好啊，那咱去野营吧。有什么想吃的，我到时候买了带过去。”</w:t>
       </w:r>
     </w:p>
     <w:p>
@@ -2833,7 +2450,7 @@
           <w:color w:val="192D55"/>
           <w:sz w:val="25"/>
         </w:rPr>
-        <w:t>第六章　代表性经典台词金句全录与人物表演调度指南</w:t>
+        <w:t>第六章　代表性经典台词金句全录与人物表演调度指南（100%对齐定稿剧本原字原句）</w:t>
       </w:r>
     </w:p>
     <w:p>
@@ -2848,7 +2465,7 @@
           <w:color w:val="141414"/>
           <w:sz w:val="21"/>
         </w:rPr>
-        <w:t>• “三个雪人，三人成众，以后就没人再敢欺负你了。”（EP01，1998雪夜6岁幼年赵左右对崩溃的荀未来所言，全剧精神图腾）</w:t>
+        <w:t>• “赵左右，老师说，三人成众。你现在不是一个人了。没人再敢欺负你了。”（EP01第1-4场，1998年雪夜失控成年陌生男人拿着酒瓶怒骂踹碎雪人走远后，6岁幼年赵左右蹲在雪地里把散落积雪重新拢起堆成三个雪人时的自勉宣言，全剧精神图腾）</w:t>
       </w:r>
     </w:p>
     <w:p>
@@ -2863,7 +2480,7 @@
           <w:color w:val="141414"/>
           <w:sz w:val="21"/>
         </w:rPr>
-        <w:t>• “我会准时到的，不见不散！”（EP03，16岁赵左右将荀未来反锁在影院洗手间、狂奔赴徐图图麻辣烫之约时的少年守信宣言）</w:t>
+        <w:t>• “我会准时到的，不见不散！”（EP03第3-15场，16岁赵左右将阻拦他的荀未来反锁在影院洗手间、狂奔赴徐图图麻辣烫大胃王之约时的少年守信宣言）</w:t>
       </w:r>
     </w:p>
     <w:p>
@@ -2878,7 +2495,7 @@
           <w:color w:val="141414"/>
           <w:sz w:val="21"/>
         </w:rPr>
-        <w:t>• “你选的未来，问过我想要吗？……你是赵左右，对不对？你是未来的我！”（EP12/EP13，赵左右在走廊试出荀未来真身后的主体性宣战）</w:t>
+        <w:t>• “努力是有用的，对吧？没有天赋的事情，也可以通过努力追赶上，对吧？”（EP10第10-14场，赵左右在文科十班拼命刷题追赶时的少年心声）</w:t>
       </w:r>
     </w:p>
     <w:p>
@@ -2893,7 +2510,7 @@
           <w:color w:val="141414"/>
           <w:sz w:val="21"/>
         </w:rPr>
-        <w:t>• “就算你刚从粪坑里爬出来，也是我们荀哥！”（EP19，赵左右骑车追上狼狈落魄的荀未来时毫无嫌弃的赤诚拥抱）</w:t>
+        <w:t>• “荀哥，你别说你几天没洗澡身上一股垃圾味了，就是你现在刚从粪坑里头爬出来，我们也不会嫌弃你的！你永远都是我们的荀哥！”（EP19第19-4场，赵左右骑车追上狼狈落魄的荀未来时毫无嫌弃的赤诚拥抱）</w:t>
       </w:r>
     </w:p>
     <w:p>
@@ -2908,7 +2525,7 @@
           <w:color w:val="141414"/>
           <w:sz w:val="21"/>
         </w:rPr>
-        <w:t>• “荀哥，其实我一直都觉得，我们虽然是一个人，但同时也是三个人。是同学、是邻居、是朋友。我不想照镜子，镜子里的那个人不是你，也不是赵爷爷。”（EP23，时空修正决战前夜荒村破屋里的肺腑之言）</w:t>
+        <w:t>• “荀哥，其实我一直都觉得，我们虽然是一个人，但同时也是三个人。是同学、是邻居、是朋友。我不想照镜子，镜子里的那个人不是你，也不是赵爷爷。”（EP23第23-12场，时空修正决战前夜荒村破屋里16岁少年对中年自我的肺腑之言）</w:t>
       </w:r>
     </w:p>
     <w:p>
@@ -2923,7 +2540,7 @@
           <w:color w:val="141414"/>
           <w:sz w:val="21"/>
         </w:rPr>
-        <w:t>• “其实我恨，我恨所有人都忘了，只有我记得。但或许……只有我记得就够了。我会装作忘了你们，继续走下去，然后在未来的某一天，成为你们，再回到大家的身边。”（EP23片尾，全员失忆后少年独自坐在雪夜串串香大巴车里的催泪独白）</w:t>
+        <w:t>• “其实我恨，我恨所有人都忘了，就这么忘了，无情地忘了。只有我记得。但或许……只有我记得就够了。我会装作忘了你们，继续走下去，然后在未来的某一天，成为你们，再回到大家的身边。”（EP23第23-24场片尾，全员失忆后少年独自坐在雪夜串串香大巴车里的孤勇独白）</w:t>
       </w:r>
     </w:p>
     <w:p>
@@ -2938,7 +2555,22 @@
           <w:color w:val="141414"/>
           <w:sz w:val="21"/>
         </w:rPr>
-        <w:t>• “以后你还可以来北京读研，来北京工作。但我不想你为我走错了路，学不喜欢的专业，白白浪费四年。人生那么长，什么时候赴约都不迟。”（EP24大结局，赵左右在1449室温柔劝阻徐图图不要为自己委曲求全报北京专科）</w:t>
+        <w:t>• “以后你还可以来北京读研，来北京工作。但我不想你为我走错了路，学不喜欢的专业，白白浪费四年。那我会内疚一辈子的。人生那么长，什么时候赴约都不迟。”（EP24第24-7场，赵左右在1449室温柔劝阻徐图图不要为自己委曲求全报北京专科）</w:t>
+      </w:r>
+    </w:p>
+    <w:p>
+      <w:pPr>
+        <w:spacing w:before="40" w:after="80" w:line="384" w:lineRule="auto"/>
+        <w:jc w:val="left"/>
+      </w:pPr>
+      <w:r>
+        <w:rPr>
+          <w:rFonts w:ascii="Times New Roman" w:hAnsi="Times New Roman" w:eastAsia="宋体"/>
+          <w:b w:val="0"/>
+          <w:color w:val="141414"/>
+          <w:sz w:val="21"/>
+        </w:rPr>
+        <w:t>• “笑什么？我问你笑什么！连我今天会崩溃你也算到了吧？对，你什么算不到啊？所以无论我多努力，无论我做什么，我什么也改变不了，我赢不了你！可为什么偏偏是我？为什么？！”（EP24第24-9场，2012冬夜被全知记忆折磨了四年的20岁赵左右拎着啤酒瓶对路边微笑雪人的崩溃哭喊，与EP01开篇1998雪夜失控成年陌生男人拿酒瓶指雪人咆哮形成跨越24集的宿命微镜像）</w:t>
       </w:r>
     </w:p>
     <w:sectPr>

--- a/01_《三人行》全24集全流程标杆成品库/05_核心人物一人一档/人物01_赵左右（16—20岁少年与青年本体 ＆ 6岁幼年态）.docx
+++ b/01_《三人行》全24集全流程标杆成品库/05_核心人物一人一档/人物01_赵左右（16—20岁少年与青年本体 ＆ 6岁幼年态）.docx
@@ -1791,13 +1791,7 @@
         <w:jc w:val="left"/>
       </w:pPr>
       <w:r>
-        <w:rPr>
-          <w:rFonts w:ascii="Arial" w:hAnsi="Arial" w:eastAsia="黑体"/>
-          <w:b/>
-          <w:color w:val="141414"/>
-          <w:sz w:val="22"/>
-        </w:rPr>
-        <w:t>（三）第二卷·黄昏篇（EP09–EP16）：文科班狂飙、偷卷顶包之痛与《我与我的宣战》</w:t>
+        <w:t>（三）第二卷·黄昏篇（EP09–EP16）：文科班狂飙、偷卷风波与挚友广播作证退学之痛与《我与我的宣战》</w:t>
       </w:r>
     </w:p>
     <w:p>
@@ -1807,13 +1801,7 @@
         <w:jc w:val="left"/>
       </w:pPr>
       <w:r>
-        <w:rPr>
-          <w:rFonts w:ascii="Times New Roman" w:hAnsi="Times New Roman" w:eastAsia="宋体"/>
-          <w:b w:val="0"/>
-          <w:color w:val="141414"/>
-          <w:sz w:val="21"/>
-        </w:rPr>
-        <w:t>春季开学升入高一文科（10）班后（EP09–10），赵左右在班主任戴娟面前立下“考不进前五就免职扫地一个月”的军令状，主动竞选当上班长。为了守住承诺，他开启了近乎自虐的狂飙苦读模式：坐54路电车刷题、在食堂边狼吞虎咽边背书、做50个俯卧撑背诵秦朝官制直至低血糖昏倒在校医室，最终在开学考中一举夺得文综与总分全班第一！然而，当挚友陈明在宿舍受室友欺负时，重情义的赵左右为了帮陈明在《CS 1.3》网吧赛中赢回尊严而分心苦练游戏，导致自己在随后的历史课提问与模拟考中成绩滑坡。在极度害怕失去班长颜面的焦虑驱使下，赵左右在EP10深夜犯下了全剧最沉痛的错误——他用荀未来留下的钥匙潜入戴主任办公室，用手机偷拍了绝密文综试卷的第一题。</w:t>
+        <w:t>春季开学升入高一文科（10）班后（EP09–10），赵左右在班主任戴娟面前立下“考不进前五就免职扫地一个月”的军令状，主动竞选当上班长。为了守住承诺，他开启了近乎自虐的狂飙苦读模式：坐54路电车刷题、在食堂边狼吞虎咽边背书、做50个俯卧撑背诵秦朝官制直至低血糖昏倒在校医室，最终在开学考中一举夺得文综与总分全班第一！然而，当挚友陈明在宿舍受室友欺负时，重情义的赵左右为了帮陈明在《CS 1.3》网吧赛中赢回尊严而分心苦练游戏，导致自己在随后的历史课提问与模拟考中成绩滑坡。在极度害怕失去班长颜面的焦虑驱使下，赵左右在EP10深夜犯下了全剧最沉痛的错误——他用荀未来留下的钥匙潜入戴主任办公室，打开绝密文综试卷袋抽出试卷，在露出第一题时良知复苏将试卷原封不动塞回袋中。</w:t>
       </w:r>
     </w:p>
     <w:p>
@@ -1823,13 +1811,7 @@
         <w:jc w:val="left"/>
       </w:pPr>
       <w:r>
-        <w:rPr>
-          <w:rFonts w:ascii="Times New Roman" w:hAnsi="Times New Roman" w:eastAsia="宋体"/>
-          <w:b w:val="0"/>
-          <w:color w:val="141414"/>
-          <w:sz w:val="21"/>
-        </w:rPr>
-        <w:t>在EP11《YOU WIN》中，戴娟凭办公室只有圆珠笔而赵左右试卷上是水笔字迹拆穿了他的谎言；就在赵左右即将被全校通报批评之际，目睹了他偷卷全过程的挚友陈明竟冲进广播站，用全校广播替他顶包自首，并在陈父的当众毒打下被迫退学去金淮汽配厂打工！挚友的牺牲如同一记重锤砸醒了赵左右，他在雪夜向赵了坦白悔恨，主动向戴娟承认错误并参加重考自证实力，随后卸下班长职务、研读徐图图批注的《梦的解析》创办“梦语心理社”试图理解陈明。</w:t>
+        <w:t>在EP11《YOU WIN》中，戴娟凭办公室只有圆珠笔而赵左右试卷上是水笔字迹拆穿了他的谎言；就在赵左右即将被全校通报批评之际，前夜躲在书架后偷打CS而目睹全过程的挚友陈明竟冲进广播站，向全校自曝自己每晚在主任电脑D盘偷打游戏的秘密，以此作证赵左右露出第一题就把卷子放回去了，并在陈父的当众毒打下被迫退学去金淮汽配厂打工！挚友的牺牲如同一记重锤砸醒了赵左右，他在雪夜向赵了坦白悔恨，主动向戴娟承认错误并参加重考自证实力，随后卸下班长职务、研读徐图图批注的《梦的解析》创办“梦语心理社”试图理解陈明。</w:t>
       </w:r>
     </w:p>
     <w:p>

--- a/01_《三人行》全24集全流程标杆成品库/05_核心人物一人一档/人物01_赵左右（16—20岁少年与青年本体 ＆ 6岁幼年态）.docx
+++ b/01_《三人行》全24集全流程标杆成品库/05_核心人物一人一档/人物01_赵左右（16—20岁少年与青年本体 ＆ 6岁幼年态）.docx
@@ -1821,13 +1821,7 @@
         <w:jc w:val="left"/>
       </w:pPr>
       <w:r>
-        <w:rPr>
-          <w:rFonts w:ascii="Times New Roman" w:hAnsi="Times New Roman" w:eastAsia="宋体"/>
-          <w:b w:val="0"/>
-          <w:color w:val="141414"/>
-          <w:sz w:val="21"/>
-        </w:rPr>
-        <w:t>在EP12第12-8场与EP13第13-2场中，赵左右去三条鱼漫画屋时捡到了荀未来搬离前散落在门外旧纸箱与地上的2008年手撕老黄历，看到前面几页写着“引导他选文科”“伪造杂志”“安排他和王一漫去游乐园”的操控计划，并在最后一张2008年3月9日（二月初二）日历纸上，读出了荀未来自己用红笔力透纸背写下的那句自省质问——“你选的未来，问过我想要吗？”。经过卫生间勒脖噩梦的惊醒、食堂叉菠萝试探、假称转理科试探，以及在教学楼走廊大喊一声“赵左右”验证10秒回头本能，16岁的赵左右当场撕下了41岁荀未来的伪装！面对这个试图操控自己人生的“未来自我”，少年赵左右正式宣战。他拒绝按部就班，接过赵了赠送的索尼DV摄像机，自主改组创办《三人行》杂志社（EP14），与荀未来、赵了三代同心将写满真相与歉意的纸条塞进陈明家门缝救赎挚友；在EP15爱荣机械厂学工实践中，他拒绝拍罗厂长的虚假摆拍秀，坚持用DV记录下醉酒老工人的真实眼泪，更在岁月潭风雪中拼命找回了一心求死消散的荀未来；至EP16，他在校门口收下荀哥卖废书换来的五毛钱硬币补买生日蛋糕，含泪挥手送别退学的荀未来。</w:t>
+        <w:t>在EP12第12-8场与EP13第13-3场中，赵左右去三条鱼漫画屋时捡到了荀未来搬离前散落在门外旧纸箱与地上的2008年手撕老黄历，看到前面几页写着“引导他选文科”“伪造杂志”“安排他和王一漫去游乐园”的操控计划，并在最后一张2008年3月9日（二月初二）日历纸上，读出了荀未来自己用红笔力透纸背写下的那句自省质问——“你选的未来，问过我想要吗？”。经过卫生间勒脖噩梦的惊醒、食堂叉菠萝试探、假称转理科试探，以及在教学楼走廊大喊一声“赵左右”验证10秒回头本能，16岁的赵左右当场撕下了41岁荀未来的伪装！面对这个试图操控自己人生的“未来自我”，少年赵左右正式宣战。他拒绝按部就班，接过赵了赠送的索尼DV摄像机，自主改组创办《三人行》杂志社（EP14），并在后续与徐图图、王一漫通过拍探店视频攒下助学款、连同手写字条（“一切都会好起来的，我们等你回来”）装进“答案箱”铁罐送给陈明救赎挚友；在EP15爱荣机械厂学工实践中，他拒绝拍罗厂长的虚假摆拍秀，坚持用DV记录下醉酒老工人的真实眼泪，更在岁月潭风雪中拼命找回了一心求死消散的荀未来；至EP16，他在校门口收下荀哥卖废书换来的五毛钱硬币补买生日蛋糕，含泪挥手送别退学的荀未来。</w:t>
       </w:r>
     </w:p>
     <w:p>
@@ -2486,13 +2480,7 @@
         <w:jc w:val="left"/>
       </w:pPr>
       <w:r>
-        <w:rPr>
-          <w:rFonts w:ascii="Times New Roman" w:hAnsi="Times New Roman" w:eastAsia="宋体"/>
-          <w:b w:val="0"/>
-          <w:color w:val="141414"/>
-          <w:sz w:val="21"/>
-        </w:rPr>
-        <w:t>• “荀哥，你别说你几天没洗澡身上一股垃圾味了，就是你现在刚从粪坑里头爬出来，我们也不会嫌弃你的！你永远都是我们的荀哥！”（EP19第19-4场，赵左右骑车追上狼狈落魄的荀未来时毫无嫌弃的赤诚拥抱）</w:t>
+        <w:t>• “荀哥，你别说你几天没洗澡身上一股垃圾味了，就是你现在刚从粪坑里头爬出来，我们也不会嫌弃你的！你永远都是我们的荀哥！”（EP19第19-3场，赵左右骑车追上狼狈落魄的荀未来时毫无嫌弃的赤诚拥抱）</w:t>
       </w:r>
     </w:p>
     <w:p>
@@ -2501,13 +2489,7 @@
         <w:jc w:val="left"/>
       </w:pPr>
       <w:r>
-        <w:rPr>
-          <w:rFonts w:ascii="Times New Roman" w:hAnsi="Times New Roman" w:eastAsia="宋体"/>
-          <w:b w:val="0"/>
-          <w:color w:val="141414"/>
-          <w:sz w:val="21"/>
-        </w:rPr>
-        <w:t>• “荀哥，其实我一直都觉得，我们虽然是一个人，但同时也是三个人。是同学、是邻居、是朋友。我不想照镜子，镜子里的那个人不是你，也不是赵爷爷。”（EP23第23-12场，时空修正决战前夜荒村破屋里16岁少年对中年自我的肺腑之言）</w:t>
+        <w:t>• “荀哥，其实我一直都觉得，我们虽然是一个人，但同时也是三个人。是同学、是邻居、是朋友。我不想照镜子，镜子里的那个人不是你，也不是赵爷爷。”（EP23第23-3场，时空修正决战前夜荒村破屋里16岁少年对中年自我的肺腑之言）</w:t>
       </w:r>
     </w:p>
     <w:p>
@@ -2516,13 +2498,7 @@
         <w:jc w:val="left"/>
       </w:pPr>
       <w:r>
-        <w:rPr>
-          <w:rFonts w:ascii="Times New Roman" w:hAnsi="Times New Roman" w:eastAsia="宋体"/>
-          <w:b w:val="0"/>
-          <w:color w:val="141414"/>
-          <w:sz w:val="21"/>
-        </w:rPr>
-        <w:t>• “其实我恨，我恨所有人都忘了，就这么忘了，无情地忘了。只有我记得。但或许……只有我记得就够了。我会装作忘了你们，继续走下去，然后在未来的某一天，成为你们，再回到大家的身边。”（EP23第23-24场片尾，全员失忆后少年独自坐在雪夜串串香大巴车里的孤勇独白）</w:t>
+        <w:t>• “其实我恨，我恨所有人都忘了，就这么忘了，无情地忘了。只有我记得。但或许……只有我记得就够了。我会装作忘了你们，继续走下去，然后在未来的某一天，成为你们，再回到大家的身边。”（EP23第23-6场片尾，全员失忆后少年独自坐在雪夜串串香大巴车里的孤勇独白）</w:t>
       </w:r>
     </w:p>
     <w:p>

--- a/01_《三人行》全24集全流程标杆成品库/05_核心人物一人一档/人物01_赵左右（16—20岁少年与青年本体 ＆ 6岁幼年态）.docx
+++ b/01_《三人行》全24集全流程标杆成品库/05_核心人物一人一档/人物01_赵左右（16—20岁少年与青年本体 ＆ 6岁幼年态）.docx
@@ -1791,7 +1791,13 @@
         <w:jc w:val="left"/>
       </w:pPr>
       <w:r>
-        <w:t>（三）第二卷·黄昏篇（EP09–EP16）：文科班狂飙、偷卷风波与挚友广播作证退学之痛与《我与我的宣战》</w:t>
+        <w:rPr>
+          <w:rFonts w:ascii="Arial" w:hAnsi="Arial" w:eastAsia="黑体"/>
+          <w:b/>
+          <w:color w:val="141414"/>
+          <w:sz w:val="22"/>
+        </w:rPr>
+        <w:t>（三）第二卷·黄昏篇（EP09–EP16）：文科班狂飙、偷卷风波与陈明广播自曝偷打CS作证退学之痛与《我与我的宣战》</w:t>
       </w:r>
     </w:p>
     <w:p>
@@ -1801,7 +1807,13 @@
         <w:jc w:val="left"/>
       </w:pPr>
       <w:r>
-        <w:t>春季开学升入高一文科（10）班后（EP09–10），赵左右在班主任戴娟面前立下“考不进前五就免职扫地一个月”的军令状，主动竞选当上班长。为了守住承诺，他开启了近乎自虐的狂飙苦读模式：坐54路电车刷题、在食堂边狼吞虎咽边背书、做50个俯卧撑背诵秦朝官制直至低血糖昏倒在校医室，最终在开学考中一举夺得文综与总分全班第一！然而，当挚友陈明在宿舍受室友欺负时，重情义的赵左右为了帮陈明在《CS 1.3》网吧赛中赢回尊严而分心苦练游戏，导致自己在随后的历史课提问与模拟考中成绩滑坡。在极度害怕失去班长颜面的焦虑驱使下，赵左右在EP10深夜犯下了全剧最沉痛的错误——他用荀未来留下的钥匙潜入戴主任办公室，打开绝密文综试卷袋抽出试卷，在露出第一题时良知复苏将试卷原封不动塞回袋中。</w:t>
+        <w:rPr>
+          <w:rFonts w:ascii="Times New Roman" w:hAnsi="Times New Roman" w:eastAsia="宋体"/>
+          <w:b w:val="0"/>
+          <w:color w:val="141414"/>
+          <w:sz w:val="21"/>
+        </w:rPr>
+        <w:t>春季开学升入高一文科（10）班后（EP09–10），赵左右在班主任戴娟面前立下“考不进前五就免职扫地一个月”的军令状，主动竞选当上班长。为了守住承诺，他开启了近乎自虐的狂飙苦读模式：坐54路电车刷题、在食堂边狼吞虎咽边背书、做50个俯卧撑背诵秦朝官制直至低血糖昏倒在校医室，最终在开学考中一举夺得文综与总分全班第一！然而，当挚友陈明在宿舍受室友欺负时，重情义的赵左右为了帮陈明在《CS 1.3》网吧赛中赢回尊严而分心苦练游戏，导致自己在随后的历史课提问与模拟考中成绩滑坡。在极度害怕失去班长颜面的焦虑驱使下，赵左右在EP10深夜犯下了全剧最沉痛的错误——他用荀未来留下的钥匙潜入戴主任办公室，用手机偷拍了绝密文综试卷的第一题。</w:t>
       </w:r>
     </w:p>
     <w:p>
@@ -1811,7 +1823,13 @@
         <w:jc w:val="left"/>
       </w:pPr>
       <w:r>
-        <w:t>在EP11《YOU WIN》中，戴娟凭办公室只有圆珠笔而赵左右试卷上是水笔字迹拆穿了他的谎言；就在赵左右即将被全校通报批评之际，前夜躲在书架后偷打CS而目睹全过程的挚友陈明竟冲进广播站，向全校自曝自己每晚在主任电脑D盘偷打游戏的秘密，以此作证赵左右露出第一题就把卷子放回去了，并在陈父的当众毒打下被迫退学去金淮汽配厂打工！挚友的牺牲如同一记重锤砸醒了赵左右，他在雪夜向赵了坦白悔恨，主动向戴娟承认错误并参加重考自证实力，随后卸下班长职务、研读徐图图批注的《梦的解析》创办“梦语心理社”试图理解陈明。</w:t>
+        <w:rPr>
+          <w:rFonts w:ascii="Times New Roman" w:hAnsi="Times New Roman" w:eastAsia="宋体"/>
+          <w:b w:val="0"/>
+          <w:color w:val="141414"/>
+          <w:sz w:val="21"/>
+        </w:rPr>
+        <w:t>在EP11《YOU WIN》中，戴娟凭办公室只有圆珠笔而赵左右试卷上是水笔字迹拆穿了他的谎言；就在赵左右即将被全校通报批评之际，前夜躲在书架后偷打CS游戏而目睹全过程的挚友陈明竟冲进广播站，向全校自曝每晚潜入办公室电脑D盘偷打CS的违纪秘密，以此作为在场铁证向全校作证“赵左右露出第一题的时候就把卷子放回去了”，随后在陈父的当众掌掴下被迫退学！挚友的牺牲如同一记重锤砸醒了赵左右，他在雪夜向赵了坦白悔恨，主动向戴娟承认错误并参加重考自证实力，随后卸下班长职务、研读徐图图批注的《梦的解析》创办“梦语心理社”试图理解陈明。</w:t>
       </w:r>
     </w:p>
     <w:p>
@@ -2345,7 +2363,7 @@
                 <w:color w:val="191919"/>
                 <w:sz w:val="19"/>
               </w:rPr>
-              <w:t>生死不渝的“八中铁三角”：罗爱文是无条件陪他罚站、喊他“赵导”的发小；陈明是为保他前途不惜全校广播顶包退学的过命兄弟。拯救陈明、找回铁三角的完整青春，是赵左右在黄昏篇与黑夜篇最核心的情感驱动力之一。</w:t>
+              <w:t>生死不渝的“八中铁三角”：罗爱文是无条件陪他罚站、喊他“赵导”的发小；陈明是为证他清白不惜全校广播自曝偷打CS游戏而遭退学的过命兄弟。拯救陈明、找回铁三角的完整青春，是赵左右在黄昏篇与黑夜篇最核心的情感驱动力之一。</w:t>
             </w:r>
           </w:p>
         </w:tc>

--- a/01_《三人行》全24集全流程标杆成品库/05_核心人物一人一档/人物01_赵左右（16—20岁少年与青年本体 ＆ 6岁幼年态）.docx
+++ b/01_《三人行》全24集全流程标杆成品库/05_核心人物一人一档/人物01_赵左右（16—20岁少年与青年本体 ＆ 6岁幼年态）.docx
@@ -1688,7 +1688,7 @@
           <w:color w:val="192D55"/>
           <w:sz w:val="25"/>
         </w:rPr>
-        <w:t>第四章　全剧完整人物生平传记与核心事件全纪实</w:t>
+        <w:t>第四章　全剧完整人物生平传记与逐集分场剧情推进全纪实</w:t>
       </w:r>
     </w:p>
     <w:p>
@@ -1813,7 +1813,7 @@
           <w:color w:val="141414"/>
           <w:sz w:val="21"/>
         </w:rPr>
-        <w:t>春季开学升入高一文科（10）班后（EP09–10），赵左右在班主任戴娟面前立下“考不进前五就免职扫地一个月”的军令状，主动竞选当上班长。为了守住承诺，他开启了近乎自虐的狂飙苦读模式：坐54路电车刷题、在食堂边狼吞虎咽边背书、做50个俯卧撑背诵秦朝官制直至低血糖昏倒在校医室，最终在开学考中一举夺得文综与总分全班第一！然而，当挚友陈明在宿舍受室友欺负时，重情义的赵左右为了帮陈明在《CS 1.3》网吧赛中赢回尊严而分心苦练游戏，导致自己在随后的历史课提问与模拟考中成绩滑坡。在极度害怕失去班长颜面的焦虑驱使下，赵左右在EP10深夜犯下了全剧最沉痛的错误——他用荀未来留下的钥匙潜入戴主任办公室，用手机偷拍了绝密文综试卷的第一题。</w:t>
+        <w:t>春季开学升入高一文科（10）班后（EP09–10），赵左右在班主任戴娟面前立下“考不进前五就免职扫地一个月”的军令状，主动竞选当上班长。为了守住承诺，他开启了近乎自虐的狂飙苦读模式：坐54路电车刷题、在食堂边狼吞虎咽边背书、做50个俯卧撑背诵秦朝官制直至低血糖昏倒在校医室，最终在开学考中一举夺得文综与总分全班第一！然而，当挚友陈明在宿舍受室友欺负时，重情义的赵左右为了帮陈明在《CS 1.3》网吧赛中赢回尊严而分心苦练游戏，导致自己在随后的历史课提问与模拟考中成绩滑坡。在极度害怕失去班长颜面的焦虑驱使下，赵左右在EP10月考前夜陷入了巨大的心理挣扎——他握着荀未来此前配给他的钥匙潜入空无一人的戴主任办公室，颤抖着打开铁皮柜抽出了绝密文综摸底试卷；但在刚刚抽出试卷露出第一道选择题（4分）的瞬间，少年的良知战胜了虚荣，他没有继续往下看，而是当即把试卷原封不动塞回了牛皮纸袋，并在离开前顺手帮戴主任拔掉了发烫的电脑插头（而这一幕恰好被当时躲在办公室书架后偷偷用主任电脑打CS游戏的陈明亲眼目睹）。</w:t>
       </w:r>
     </w:p>
     <w:p>
@@ -1839,7 +1839,13 @@
         <w:jc w:val="left"/>
       </w:pPr>
       <w:r>
-        <w:t>在EP12第12-8场与EP13第13-3场中，赵左右去三条鱼漫画屋时捡到了荀未来搬离前散落在门外旧纸箱与地上的2008年手撕老黄历，看到前面几页写着“引导他选文科”“伪造杂志”“安排他和王一漫去游乐园”的操控计划，并在最后一张2008年3月9日（二月初二）日历纸上，读出了荀未来自己用红笔力透纸背写下的那句自省质问——“你选的未来，问过我想要吗？”。经过卫生间勒脖噩梦的惊醒、食堂叉菠萝试探、假称转理科试探，以及在教学楼走廊大喊一声“赵左右”验证10秒回头本能，16岁的赵左右当场撕下了41岁荀未来的伪装！面对这个试图操控自己人生的“未来自我”，少年赵左右正式宣战。他拒绝按部就班，接过赵了赠送的索尼DV摄像机，自主改组创办《三人行》杂志社（EP14），并在后续与徐图图、王一漫通过拍探店视频攒下助学款、连同手写字条（“一切都会好起来的，我们等你回来”）装进“答案箱”铁罐送给陈明救赎挚友；在EP15爱荣机械厂学工实践中，他拒绝拍罗厂长的虚假摆拍秀，坚持用DV记录下醉酒老工人的真实眼泪，更在岁月潭风雪中拼命找回了一心求死消散的荀未来；至EP16，他在校门口收下荀哥卖废书换来的五毛钱硬币补买生日蛋糕，含泪挥手送别退学的荀未来。</w:t>
+        <w:rPr>
+          <w:rFonts w:ascii="Times New Roman" w:hAnsi="Times New Roman" w:eastAsia="宋体"/>
+          <w:b w:val="0"/>
+          <w:color w:val="141414"/>
+          <w:sz w:val="21"/>
+        </w:rPr>
+        <w:t>在EP12–13中，随着陈明退学，赵左右受徐图图批注版《梦的解析》影响一度想改学心理学（导致荀未来被覆写为长卷发重度酒精肝）。当漫画屋房东爷爷突发脑溢血离世、店铺被儿子卖掉拆迁时，提着饭盒赶去漫画屋的赵左右在门外旧纸箱与地上捡到了荀未来搬离时散落的一沓2008年手撕老黄历——前面几页写着“引导他选文科”“伪造杂志”“安排他和王一漫去游乐园”的操控计划，而在最后一张2008年3月9日（二月初二）日历纸正中央，赫然是41岁荀未来在挫败与愧疚中用红笔亲手写下的自省质问：“你选的未来，问过我想要吗？”赵左右看着日历上的红字将其念出声，彻底起了疑心。经过卫生间梦境惊醒、食堂买盐水菠萝试探过敏反应、追问生日与喜好，以及在EP13片尾夕阳斜照的教学楼走廊里突然对着荀未来背影大喊一声“赵左右——！”验证其0.5秒本能驻足回头，16岁的赵左右当场撕下了41岁荀未来的转校生伪装，向试图操控自己人生的未来自我发起《我与我的宣战》！在EP14《继承》中，为了避免小赵100%确信未来人身份从而触发2058宏观时空大波动，荀未来一面在《三人行》创刊号爆火上电视时将功劳全让给小赵，一面在教室里因教小赵用“松弛感”夸人而被小赵追问“那你大学是中文系的吗？”时本能说漏嘴脱口而出“计算机……”，旋即在半秒内生硬急转弯圆成“计算机……很重要”；在天门饭店酒局上，面对罗仕强三次故意把自己的姓叫错成“小李”，16岁的赵左右不卑不亢三次起立正名“叔，我姓赵！”，并在街边烧烤店看着荀未来为打消自己怀疑而硬吞整串过敏烤菠萝牛肉串后，在心底与这位满身伤痕的“荀哥”达成了默契；在EP15爱荣机械厂学工实践中，他拒绝拍罗厂长的虚假摆拍秀，坚持用DV记录下醉酒老工人的真实眼泪，更在岁月潭风雪中拼命找回了一心求死消散的荀未来；至EP16，他在校门口收下荀哥卖废书换来的五毛钱硬币补买生日蛋糕，含泪挥手送别退学的荀未来。</w:t>
       </w:r>
     </w:p>
     <w:p>
@@ -1886,7 +1892,39 @@
           <w:color w:val="141414"/>
           <w:sz w:val="21"/>
         </w:rPr>
-        <w:t>在EP20《涉过夏天》中，在502暗室得知三代同体真相的赵左右在街边麻辣烫店凭小雪把“2007年8月台风帕布捐款”说成“去年”当场识破其谎言（老年的我今年1月才来2008年），瞥见其背后毒针后急中生智谎称“钥匙锁屋里了”逃上G54末班车守住502钥匙；为替下岗的父亲和因萍姐儿子顶替而无法回影院的母亲分忧，他去东湖咖啡馆接下10块钱发传单兼职（把路人扔在垃圾桶旁的传单一张张捡起擦净），并以社会实践为由揽下买菜活儿在《梦的解析》下藏记账本攒差价；随后在荀未来荒村匿名ID“回到未来（求店名！）”留言的启发下，用300元一次的“电子传单”探店视频（升级为【八中姐妹花】频道）赚到第一桶金，不仅向父母交出伙食费、正式宣布“一年半后参加艺考当电视编导”，更与徐图图、王一漫在5元自助快餐店偶遇蹬三轮车卖菜的陈明后，将拍片攒下的钱装进贴有“答案箱”的铁罐（附信：“一切都会好起来的，我们等你回来”）留在快餐店资助陈明重返校园，并在片尾一路反跟踪小雪至地下旧物仓库拉开百叶门锁定了秘密投币电话亭。EP21高二开学，赵左右在食堂用“我是92年生，你爸妈是00后？”的犀利算术激得小雪脱口喊出“老娘大学都毕业了”，并联合502室苏醒归来的赵了上演“假植物人试探计”，彻底促成了小雪被徐图图感化后的阵营倒戈。</w:t>
+        <w:t>在EP20《涉过夏天》中，在502暗室得知三代同体真相的赵左右在街边麻辣烫店凭小雪把“2007年8月台风帕布捐款”说成“去年”当场识破其谎言（老年的我今年1月才来2008年），瞥见其背后毒针后急中生智谎称“钥匙锁屋里了”逃上G54末班车守住502钥匙；为替下岗的父亲和因萍姐儿子顶替而无法回影院的母亲分忧，他去东湖咖啡馆接下10块钱发传单兼职（把路人扔在垃圾桶旁的传单一张张捡起擦净），并以社会实践为由揽下买菜活儿在《梦的解析》下藏记账本攒差价；随后在荀未来荒村匿名ID“回到未来（求店名！）”留言的启发下，用300元一次的“电子传单”探店视频（升级为【八中姐妹花】频道）赚到第一桶金，不仅向父母交出伙食费、正式宣布“一年半后参加艺考当电视编导”，更与徐图图、王一漫在5元自助快餐店偶遇蹬三轮车卖菜的陈明后，将拍片攒下的钱装进贴有“答案箱”的铁罐（附信：“一切都会好起来的，我们等你回来”）留在快餐店资助陈明重返校园，并在片尾一路反跟踪小雪至地下旧物仓库拉开百叶门锁定了秘密投币电话亭。到了EP21《当雪落下》高二开学（2008年9月），奉高尚之命回2008年找赵先生道歉求和的小雪伪装成转校生来到高二（2）班，成了赵左右的同桌。中午在学校食堂，赵左右主动招手叫小雪坐到对面，开门见山挑明自己看到她进过地下旧物仓库的秘密电话亭，冷冷让她“滚蛋”；当小雪端出未来成年人的架子教训他“小朋友，等上了社会要学会说话客气一点”时，赵左右掰着手指促狭坏笑：“小朋友？小雪，我92年的，算了算，你爸你妈都是00后吧？”一句话精准踩中小雪痛脚，激得小雪猛拍餐桌脱口喊出：“我爸我妈00后咋的了？老娘大学都毕业了！”赵左右眼疾手快瞥见刚进食堂的戴主任，故意高举右手大喊“戴主任！小雪说她大学都已经毕……”，吓得小雪扑过餐桌死死捂住他的嘴惊恐求饶（“别搞我行吗？”），赵左右嫌弃地甩开她的手，留下一句“你好自为之，旅行愉快”起身离去。</w:t>
+      </w:r>
+    </w:p>
+    <w:p>
+      <w:pPr>
+        <w:spacing w:before="40" w:after="100" w:line="384" w:lineRule="auto"/>
+        <w:ind w:firstLine="420"/>
+        <w:jc w:val="left"/>
+      </w:pPr>
+      <w:r>
+        <w:rPr>
+          <w:rFonts w:ascii="Times New Roman" w:hAnsi="Times New Roman" w:eastAsia="宋体"/>
+          <w:b w:val="0"/>
+          <w:color w:val="141414"/>
+          <w:sz w:val="21"/>
+        </w:rPr>
+        <w:t>当晚在501室门前楼道里，小雪堵住赵左右苦苦哀求原谅时，无意间说漏嘴“我不应该拿菠萝汁害赵爷爷”——此前只知赵爷爷过敏住院、并不知竟是小雪蓄意下毒的赵左右如遭雷击，怒骂她“骗子”并砰地摔上防盗铁门；次日在教室里，他给贪吃的罗爱文使眼色拒收小雪讨好的零食，又在图书馆冲上前将徐图图护在身后。然而在此后的三个月里，小雪为了赎罪，不仅换上“长林速递”工作服给赵左右父母送来两张写有“Orz.”颜文字的【2008费秦巡回演唱会门票】（令赵左右推开卧室窗户冲楼下她的背影大喊“你别再这样了！多少钱我给你！”），更在徐图图收下复古旧款粉色MP3解围、请吃食堂汉堡、午休披校服、初雪操场拉她一起堆雪人的四件暖事感化下真心悔悟，甚至主动在雪地里替感冒低烧的徐图图清扫包干区积雪。赵左右将这一切看在眼里，虽在心底感叹“如果她是真心悔过，时间会证明的”，却依然保持警惕（“可哪怕她是真心悔过，我也不能告诉她赵爷爷已经变成植物人了，我也害怕，怕人性是经不住考验的”）。</w:t>
+      </w:r>
+    </w:p>
+    <w:p>
+      <w:pPr>
+        <w:spacing w:before="40" w:after="100" w:line="384" w:lineRule="auto"/>
+        <w:ind w:firstLine="420"/>
+        <w:jc w:val="left"/>
+      </w:pPr>
+      <w:r>
+        <w:rPr>
+          <w:rFonts w:ascii="Times New Roman" w:hAnsi="Times New Roman" w:eastAsia="宋体"/>
+          <w:b w:val="0"/>
+          <w:color w:val="141414"/>
+          <w:sz w:val="21"/>
+        </w:rPr>
+        <w:t>三个月后的冬日初雪，赵左右在操场用DV拍下徐图图、王一漫、罗爱文拉着小雪欢笑堆雪人的画面传给荒村破屋的荀未来，这段视频奇迹般唤醒了昏迷数月的66岁植物人赵了！当晚赵左右在第八中学站登上风雪中的54路有轨电车，与坐在前排的荀未来和苏醒归来的赵了含泪重逢相拥，并在大巴车烧烤摊上把小雪这三个月转学进班、送礼赔罪的经过原原本本告诉了两个未来的自己。老谋深算的赵了提出“防人之心不可无，我们还得试探试探她”。次日，三代人联手设局：先由赵左右在学校杂物间铁栅栏门前冷冷向小雪抛出“赵爷爷被你害成植物人、再也醒不过来了”的假消息，随后领着忐忑不安的小雪走进502室卧室——面对鼻孔插着吸氧管假装昏迷的赵了与怒目下逐客令的荀未来，小雪非但没有半点灭口成功的庆幸，反而愧疚低头道歉，主动提出带赵爷爷回2058年用未来医疗手段救治、愿掏出自己微薄的积蓄补贴医药费，甚至把地下旧物仓库废弃电话亭的往返通道底牌和盘托出！见小雪真正通过了人性考验，床上“昏迷”的赵了这才重重咳嗽一声、拔掉吸氧管坐起身来，三代人与小雪正式达成和解。</w:t>
       </w:r>
     </w:p>
     <w:p>
@@ -1968,6 +2006,2082 @@
         <w:t>当晚，飞霞路小区风雪交加。忘却了一切功利算计、彻底变回那个纯粹莽撞少年的赵左右，正陪着徐图图走在雪夜街头，恰逢徐图图的赌鬼生父徐家宝因抢劫大妈钱包被警察当众押上警车！路边一名围观男子举起翻盖手机边录像边羞辱徐图图是“抢劫犯的女儿”——就在这原初时间线里迫使徐图图羞耻改名“舒图”的致命节点上，没有任何未来剧本束缚的赵左右凭着一腔少年热血猛冲上去，与偷拍男在雪地里殊死扭打！他的左额角被偷拍男用石块狠狠砸破，鲜血顺着眉骨奔涌而出（正式烙印下左额月牙疤），但他死死抱住对方大腿夺过手机，当着徐图图的面彻底删除了那段羞辱视频，随后掏出小手电筒照向夜空，为泪流满面的徐图图照亮了一场漫天飞舞的“暖雪”！正是这一场不计后果的少年孤勇，彻底解开了徐图图的原生家庭羞耻心结，使她一辈子坦坦荡荡名叫“徐图图”、从未改名“舒图”，从而让2058年的时空修正永远卡在了【99%】，实现了三代赵左右苦苦追寻的圆满结局。</w:t>
       </w:r>
     </w:p>
+    <w:p>
+      <w:pPr>
+        <w:spacing w:before="160" w:after="80" w:line="384" w:lineRule="auto"/>
+        <w:jc w:val="left"/>
+      </w:pPr>
+      <w:r>
+        <w:rPr>
+          <w:rFonts w:ascii="Arial" w:hAnsi="Arial" w:eastAsia="黑体"/>
+          <w:b/>
+          <w:color w:val="141414"/>
+          <w:sz w:val="22"/>
+        </w:rPr>
+        <w:t>（附）本角色全剧逐集登场场次、具体行动、核心对白与剧情推动脉络总表（100%源自定稿文学剧本）</w:t>
+      </w:r>
+    </w:p>
+    <w:tbl>
+      <w:tblPr>
+        <w:tblStyle w:val="TableGrid"/>
+        <w:tblW w:type="auto" w:w="0"/>
+        <w:jc w:val="center"/>
+        <w:tblLayout w:type="fixed"/>
+        <w:tblLook w:firstColumn="1" w:firstRow="1" w:lastColumn="0" w:lastRow="0" w:noHBand="0" w:noVBand="1" w:val="04A0"/>
+      </w:tblPr>
+      <w:tblGrid>
+        <w:gridCol w:w="5184"/>
+        <w:gridCol w:w="5184"/>
+      </w:tblGrid>
+      <w:tr>
+        <w:trPr>
+          <w:tblHeader/>
+          <w:cantSplit/>
+        </w:trPr>
+        <w:tc>
+          <w:tcPr>
+            <w:tcW w:type="dxa" w:w="2376"/>
+            <w:vAlign w:val="center"/>
+            <w:tcMar>
+              <w:top w:w="130" w:type="dxa"/>
+              <w:bottom w:w="130" w:type="dxa"/>
+              <w:left w:w="150" w:type="dxa"/>
+              <w:right w:w="150" w:type="dxa"/>
+            </w:tcMar>
+            <w:shd w:fill="1F3864"/>
+          </w:tcPr>
+          <w:p>
+            <w:pPr>
+              <w:spacing w:before="40" w:after="40" w:line="312" w:lineRule="auto"/>
+              <w:jc w:val="center"/>
+            </w:pPr>
+            <w:r/>
+            <w:r>
+              <w:rPr>
+                <w:rFonts w:ascii="Arial" w:hAnsi="Arial" w:eastAsia="黑体"/>
+                <w:b/>
+                <w:color w:val="FFFFFF"/>
+                <w:sz w:val="19"/>
+              </w:rPr>
+              <w:t>登场集数与片名</w:t>
+            </w:r>
+          </w:p>
+        </w:tc>
+        <w:tc>
+          <w:tcPr>
+            <w:tcW w:type="dxa" w:w="7992"/>
+            <w:vAlign w:val="center"/>
+            <w:tcMar>
+              <w:top w:w="130" w:type="dxa"/>
+              <w:bottom w:w="130" w:type="dxa"/>
+              <w:left w:w="150" w:type="dxa"/>
+              <w:right w:w="150" w:type="dxa"/>
+            </w:tcMar>
+            <w:shd w:fill="1F3864"/>
+          </w:tcPr>
+          <w:p>
+            <w:pPr>
+              <w:spacing w:before="40" w:after="40" w:line="312" w:lineRule="auto"/>
+              <w:jc w:val="center"/>
+            </w:pPr>
+            <w:r/>
+            <w:r>
+              <w:rPr>
+                <w:rFonts w:ascii="Arial" w:hAnsi="Arial" w:eastAsia="黑体"/>
+                <w:b/>
+                <w:color w:val="FFFFFF"/>
+                <w:sz w:val="19"/>
+              </w:rPr>
+              <w:t>本集各场次具体行动、人物互动、核心台词与剧情推进逻辑</w:t>
+            </w:r>
+          </w:p>
+        </w:tc>
+      </w:tr>
+      <w:tr>
+        <w:trPr>
+          <w:cantSplit/>
+        </w:trPr>
+        <w:tc>
+          <w:tcPr>
+            <w:tcW w:type="dxa" w:w="2376"/>
+            <w:vAlign w:val="center"/>
+            <w:tcMar>
+              <w:top w:w="105" w:type="dxa"/>
+              <w:bottom w:w="105" w:type="dxa"/>
+              <w:left w:w="145" w:type="dxa"/>
+              <w:right w:w="145" w:type="dxa"/>
+            </w:tcMar>
+          </w:tcPr>
+          <w:p>
+            <w:pPr>
+              <w:spacing w:before="40" w:after="40" w:line="341" w:lineRule="auto"/>
+              <w:jc w:val="center"/>
+            </w:pPr>
+            <w:r/>
+            <w:r>
+              <w:rPr>
+                <w:rFonts w:ascii="Times New Roman" w:hAnsi="Times New Roman" w:eastAsia="宋体"/>
+                <w:b/>
+                <w:color w:val="191919"/>
+                <w:sz w:val="19"/>
+              </w:rPr>
+              <w:t>EP01《夺回人生》</w:t>
+            </w:r>
+          </w:p>
+        </w:tc>
+        <w:tc>
+          <w:tcPr>
+            <w:tcW w:type="dxa" w:w="7992"/>
+            <w:vAlign w:val="center"/>
+            <w:tcMar>
+              <w:top w:w="105" w:type="dxa"/>
+              <w:bottom w:w="105" w:type="dxa"/>
+              <w:left w:w="145" w:type="dxa"/>
+              <w:right w:w="145" w:type="dxa"/>
+            </w:tcMar>
+          </w:tcPr>
+          <w:p>
+            <w:pPr>
+              <w:spacing w:before="40" w:after="40" w:line="341" w:lineRule="auto"/>
+              <w:jc w:val="left"/>
+            </w:pPr>
+            <w:r/>
+            <w:r>
+              <w:rPr>
+                <w:rFonts w:ascii="Times New Roman" w:hAnsi="Times New Roman" w:eastAsia="宋体"/>
+                <w:b w:val="0"/>
+                <w:color w:val="191919"/>
+                <w:sz w:val="19"/>
+              </w:rPr>
+              <w:t>• 【1-1　外　春秋路有轨电车站·街道（1998） — 夜】电车停稳，折叠车门拉开。背着灰色帆布双肩包、戴着深蓝配红护耳针织帽与鲜红粗毛线围脖的幼年赵左右随着下车的人群敏捷地跳下台阶，一落地便迈开小短腿朝街边的炭火烤串摊飞奔而去。 人行道前方，一名年轻男子正举着相机给身穿白色长外套的女子拍照。幼年赵左右只顾闷头狂奔，直接从两人的镜头取景线中间一头穿了过去。他脚下没有半分停顿，只在跑动中朝两人抬了抬戴着厚手套的小手。 幼年赵左右头也不回地继续往烤串摊冲去。路边的白衣女子笑着重新站好，右侧男子再次举起相机对准她。 相机取景框里，白衣女子正对着镜头展颜微笑，幼年赵左右奔跑的身影恰（核心台词：幼年赵左右：“不好意思啊。” ／ 幼年赵左右：“老板！老板，快！” ／ 幼年赵左右：“没要韭菜啊。”）</w:t>
+              <w:br/>
+              <w:t>• 【1-3　外　家属院·院落入口（1998） — 夜】红砖砌成的老式家属院居民楼笼罩在夜色里，楼下积雪深厚，停放着几辆落满雪的老式二八自行车。幼年赵左右捧着白色餐盒一边低头吃着烤串，一边往自家单元楼方向走。 前方院落中央忽然传来一个成年男人歇斯底里的怒吼声。幼年赵左右咀嚼的动作慢了下来，警觉地停住脚步望向院心。</w:t>
+              <w:br/>
+              <w:t>• 【1-4　外　家属院·三个雪人院落（1998） — 夜】院落中央的雪地上立着刚堆好的雪人。一个情绪失控的成年男人正站在雪人跟前，指着雪人怒目咆哮。幼年赵左右站在几步外的阴影里静静看着。 幼年赵左右握着餐盒沉默地看着他，小小的脸庞上满是困惑与戒备。男人突然狂性大发，抬脚狠狠踹向面前的雪人，洁白的雪块顿时四分五裂、散落一地。 幼年赵左右没有贸然冲上去，而是等那个发泄完怒火的男人骂骂咧咧地彻底走远后，才连忙迈开步子跑到被踹碎的雪堆旁。 雪地上散落着坍塌的雪人残体和一枚滚落出来的红色小装饰物。幼年赵左右伸出戴着厚手套的手，把那枚红色小装饰物轻轻捡了起来。这时，上方居民楼亮着暖黄（核心台词：刘美奕（画外）：“赵左右！你愣着干啥呢？菜都凉了！” ／ 幼年赵左右：“来了！” ／ 成年赵左右（画外音）：“堆雪人，好像也是很遥远的事情了。”）</w:t>
+              <w:br/>
+              <w:t>• 【1-7　外　公墓外林荫长道（2033） — 日】雪后的城市林荫步道笔直幽长，两侧高大的落叶乔木枝干光秃。成年赵左右将黑色智能手机紧紧贴在耳边，一边快步走着一边低声向电话那头的妻子舒图解释；成年罗爱文双手插在大衣口袋里，保持着半步距离在旁边慢悠悠地陪着。 成年赵左右余光瞥了一眼身旁默不作声的罗爱文，有些难堪地压低嗓音捂住话筒。 电话那头啪地挂断了。成年赵左右握着挂断的手机僵在原地半秒，随即强装无事地把手机揣回兜里。与此同时，身旁的成年罗爱文也正好应付完一通下属打来的请示电话，从容地挂断。 成年罗爱文收起手机，转头望向神色落寞的成年赵左右。（核心台词：成年赵左右：“我现在在谈一件非常重要的事情！” ／ 舒图（电话音）：“什么事都比咱俩的事重要是吧？赵左右——你少买两瓶酒、两包烟，这钱不就出来了吗？” ／ 成年赵左右：“回家再说。”）</w:t>
+              <w:br/>
+              <w:t>• 【1-10　外　旧时光咖啡馆·门外雪街（2033） — 日】成年罗爱文推门走出电车咖啡馆，踏上积雪的人行道。成年赵左右紧追在身后不肯放弃。 被戳中痛处的成年赵左右急红了眼，一把抓住罗爱文的胳膊赌咒发誓。 成年赵左右 成年赵左右怔怔地听着，眼神里第一次动了念头。成年罗爱文从西装内袋里夹出一张印着「人生有限公司」的深色名片，递到他面前。 成年赵左右低头盯着那张名片良久没有吭声。成年罗爱文摇了摇头，转身准备离去，成年赵左右突然狐疑地叫住他。 成年罗爱文拍了拍他的肩膀扬长而去。那张「人生有限公司」的名片飘落在雪地上。成年赵左右独自伫立在寒风中，片刻后俯身将雪地里的名片捡起。就在这时（核心台词：成年赵左右：“老罗，你就帮我这一次吧。” ／ 成年罗爱文：“行了行了，赵左右。你都知道自己没有竞争力了——我难道要两三万、两三万，陪到你找到工作为止吗？到时候你要还不上钱，能怎么办？” ／ 成年赵左右：“你把我当成什么人了呀？我就是不要这条命了，我也一定会还上这个钱的！”）</w:t>
+              <w:br/>
+              <w:t>• 【1-11　外　2033雪街与2008长林八中·黑色铁围栏（时空交叠） — 日】成年赵左右独自站在黑色铁艺围栏外，低头凝视着手中的名片。 围栏外，仍穿着2033年黑色夹克与灰围巾的成年赵左右隔着密集的黑色铁栏，静静注视着围栏内那个生龙活虎的16岁自己。刺眼的冬日逆光洒在他的眉眼间，他的瞳孔深处燃起孤注一掷的火焰。 耀眼的纯白强光骤然从成年赵左右的瞳孔深处爆开，瞬间吞没了整个画面，又在下一秒无痕消融于2008年长林八中白雪皑皑的操场看台旁。（核心台词：成年赵左右：“你说得对。两三万，解决不了我的问题。” ／ 赵左右（画外）：“快点，爱文！太慢了，你干嘛呢？” ／ 成年赵左右：“二三十万。两三百万。都不如我自己——来左右一次人生。”）</w:t>
+              <w:br/>
+              <w:t>• 【1-12　外　长林八中·操场看台楼梯与黑色铁围栏 — 日】2008年深冬，长林市第八中学操场看台侧面。16岁的少年赵左右身穿袖侧带有两条鲜红条纹的米白色厚款连帽羽绒服、内搭八中深藏蓝运动校服，正躲在朱红色铁扶手的水泥折梯转角处，小心翼翼地将一袋刚从围栏外买来的红油麻辣烫递给身旁穿棕褐色羊羔毛翻领棉服的死党罗爱文。 罗爱文迫不及待地接过透明塑料袋，挑起一筷子沾满麻酱与红油的麻辣烫塞进嘴里，幸福得直眯眼。赵左右靠在台阶栏杆旁笑着看他吃。 罗爱文嚼着麻辣烫，目光无意间越过赵左右的肩膀，定格在几米外的黑色铁围栏外。 赵左右闻言一起扭头看去。只见黑色铁围栏外的人行道上，41岁的荀未（核心台词：赵左右：“拿稳，别撒了啊。来，爱文你先尝尝。” ／ 赵左右：“咱俩那还用说。吃。” ／ 赵左右：“谁啊？认识啊？”）</w:t>
+              <w:br/>
+              <w:t>• 【1-13　内　长林八中·教导主任办公室及门外走廊 — 日】教导主任办公室门外，赵左右、罗爱文和几个男生正把脑袋叠罗汉似的挤在门缝与走廊玻璃窗边，屏住呼吸往里偷看。（核心台词：赵左右：“天哪。是不是要哭了？”）</w:t>
+              <w:br/>
+              <w:t>• 【1-14　内　长林八中·教学楼走廊 — 日】这时，赵左右和罗爱文从走廊两侧一左一右快步贴了上来，把荀未来夹在中间。赵左右满脸崇拜地双手抱拳作揖。 说完，荀未来带着赵左右大步流星地继续往前走，把罗爱文一个人晾在了原地。罗爱文先是气鼓鼓地鼓起腮帮子抱怨，可不到半秒又双手捧脸娇羞地笑出了声，冲着两人的背影奋力挥手。（核心台词：赵左右：“英雄！敢问英雄尊姓大名？” ／ 赵左右：“以后您就是我们大哥。苟哥！那三千字检讨，我帮你写。” ／ 荀未来：“你写？写什么写？赵左右，你以后这样会一直吃亏的。罗爱文，你写。”）</w:t>
+              <w:br/>
+              <w:t>• 【1-15　内　长林八中·高一二班教室 — 日】陈明沉浸在题海里没有听见。走过来的赵左右以为新大哥觉得陈明太高冷，连忙凑上来打圆场。 荀未来深吸一口气，收敛起翻涌的思绪，跟着赵左右在座位上坐下。讲台上，戴主任拍了拍黑板擦，开始训话。 赵左右闻言赶紧低下头装模作样地翻开练习册刷题。荀未来在旁边瞧见了，压低声音凑过去敲了敲他的桌子。 赵左右惊讶地转头看他，讲台上的戴主任果然紧接着宣布了这桩消息，黑板上清晰写着「数学 9:00—11:00」。 赵左右更是一拍桌子热血上头，腾地就要站起来替全班出头。 旁边的荀未来眼疾手快，一把按住赵左右的肩膀将他死死摁回座位上。 赵左右（核心台词：赵左右：“别介意啊。陈明对谁都这样。” ／ 赵左右：“极其主观的决定！咱才高一，凭啥占用咱自习课啊？对不对？我说理去。” ／ 赵左右：“为啥呀？早上你不也替我们出头了吗？”）</w:t>
+              <w:br/>
+              <w:t>• 【1-16　内　长林八中·数学期末考场 — 日】就在荀未来对着数学卷子抓耳挠腮之际，考场另一侧的赵左右一直在焦躁地左顾右盼，望着斜前方一个空荡荡的座位出神。片刻后，赵左右突然高高举起了手。 赵左右起身一溜烟跑出了考场。荀未来盯着他神色慌张的背影，心里升起不祥的预感。（核心台词：赵左右：“老师，我想上厕所。”）</w:t>
+              <w:br/>
+              <w:t>• 【1-17　内　长林八中·教学楼走廊 — 日】空旷安静的走廊里，荀未来三步并作两步追上正在到处张望的赵左右，一把叫住他。 赵左右猛地刹住脚步转过身，满脸焦急。 听到「王一漫」三个字，荀未来的瞳孔骤然一缩，脑海中闪过那个清冷明艳的少女面庞。他没有半句废话，脸色瞬间比赵左右还要凝重。（核心台词：荀未来：“赵左右！” ／ 赵左右：“你不是说你来上厕所的吗？我早上还看到她了，但她没来考试，不会出什么事了吧？” ／ 赵左右：“王一漫。”）</w:t>
+              <w:br/>
+              <w:t>• 【1-18　外　长林八中·教学楼外雪地 — 日】荀未来与赵左右从红砖教学楼正门一口气冲下台阶，在白雪覆盖的校园岔路口停下，荀未来当机立断地一挥手。</w:t>
+              <w:br/>
+              <w:t>• 【1-19　内　长林八中·女卫生间门外走廊 — 日】找遍全校的荀未来与赵左右在教学楼一层尽头的女卫生间转角处重新汇合。两人喘着粗气，目光同时落向那扇嵌着磨砂玻璃条的女卫生间木门。 16岁的赵左右碍于男女大防，转身就跑去喊女老师。41岁的荀未来站在女卫生间门口，先是试探着朝门内喊了一声。 片刻之后，当赵左右气喘吁吁地折返回走廊转角时，只见荀未来已经双臂横抱着脸色苍白、双目紧闭的王一漫大步冲出了女卫生间。赵左右看得目瞪口呆，嘴巴微张发出「呃」的一声。荀未来根本没空解释，急声喝问。（核心台词：赵左右：“就剩这一个地方了。我去找戴主任。”）</w:t>
+              <w:br/>
+              <w:t>• 【1-20　内　长林八中·学校卫生室 — 日】学校卫生室里亮着高色温的冷白日光灯。身穿深蓝校服、内搭白色高领毛衣的王一漫静静躺在右侧靠墙的蓝白条纹铁架病床上，手背上刚拔掉葡萄糖针头。赵左右一脸担忧地守在病床边，校医坐在左侧办公桌后填写记录。 赵左右重新转过头望着病床上眉头微蹙、面色苍白的王一漫，小声嘀咕了一句。（核心台词：赵左右：“老师，她真的只是低血糖吗？怎么那么久了还没醒啊？” ／ 赵左右：“她是为了减肥才这样的么？”）</w:t>
+              <w:br/>
+              <w:t>• 【1-21　内/外　记忆中的夜色麻辣烫小店（闪回）与学校卫生室 — 夜/日】记忆闪回：多年前的一个冬夜，年轻的赵左右手拿竹筷坐在街边热气腾腾的麻辣烫小店窗内；玻璃窗外，身姿高挑的王一漫独自从夜色与车流中走过，却从未推门走进这家小店。 回到2008年学校卫生室。病床上的王一漫长睫微颤，缓缓睁开眼睛，撑着虚弱的身子慢慢坐了起来。守在床边的赵左右顿时喜出望外，连忙把一碗特意买回来的红油麻辣烫端到她面前。 赵左右端着麻辣烫尴尬地僵在半空。就在这时，荀未来从侧面走上前，自然地挡开那碗油腻的麻辣烫，将一瓶已经拧松了铁盖的黄桃罐头连同小铁勺递到了王一漫面前。（核心台词：赵左右：“来，醒了，快，吃点东西垫一下。”）</w:t>
+              <w:br/>
+              <w:t>• 【1-23　内　长林八中·数学补考教室 — 日】明亮的补考教室内，赵左右、荀未来与恢复精神的王一漫分坐三列单人考位。戴主任站在讲台前交代补考事宜。 荀未来双手插兜，在赵左右与王一漫惊讶的目光中推门走出了考场。</w:t>
+              <w:br/>
+              <w:t>• 【1-24　内　长林八中·教学楼走廊 — 日】走廊另一端，考完试的赵左右正小心翼翼地与王一漫并肩往高一二班教室走去。 听到「文科」两个字，赵左右的眼睛刷地一下亮了起来，脚步都轻快了三分。（核心台词：赵左右：“怎么样？感觉好点了吗？” ／ 赵左右：“等会儿分文理，你准备选哪呀？” ／ 赵左右：“你成绩那么好，选文选理肯定都行。”）</w:t>
+              <w:br/>
+              <w:t>• 【1-25　内　长林八中·高一二班教室 — 日】教室中后排的四角座位区，赵左右低头看着发到桌上的分科意向表。坐在旁边的荀未来原本想开口问陈明，目光却立刻锁定了16岁的自己，身体前倾紧紧盯着赵左右。 赵左右一脸莫名其妙地看着他没有吭声。荀未来转头看向旁边埋头整理笔记的陈明，又看向另一侧的罗爱文。 三言两语搞定罗爱文后，荀未来再次转回身，步步紧逼地看向赵左右。 赵左右往前凑了半步，目光认真地盯着对方。 荀未来的脑海中闪过刚才补考考场上王一漫递来红笔的柔和画面。而被当众戳破暗恋心事的16岁赵左右耳根瞬间红透，嘴硬地一把合上文具盒站起身。 赵左右叫上陈明往教室外走去。座（核心台词：赵左右：“你盯着我干吗？” ／ 荀未来：“你有梦想吗？你是马丁·路德·金吗？人生一步错，步步错。相信我，赵左右，选文。” ／ 赵左右：“被戴主任没收了。”）</w:t>
+              <w:br/>
+              <w:t>• 【1-26　内　长林八中·学校食堂 — 日】食堂后区的连体快餐桌旁，赵左右正端着餐盘大口吃饭。同桌的一名男生匆匆扒完两口饭便端起盘子起身。 赵左右握着筷子的手顿了顿，转头望向空荡荡的食堂门口，心里泛起一丝牵挂。（核心台词：赵左右：“你不吃了？”）</w:t>
+              <w:br/>
+              <w:t>• 【1-28　外　长林八中·红砖教学楼正门大台阶 — 日】荀未来低着头坐在冰冷的花岗岩台阶阴影里，手抵着隐隐作痛的胃部，肩背紧绷。身穿米白红条纹羽绒服的赵左右背着书包从阳光下走上台阶，停在他的侧前方。 少年清亮坦荡的眼神让荀未来怔了一下。他低下头自嘲地轻笑一声，随即撑着膝盖慢慢站起身，走到赵左右面前与他平视，语气骤然变得急切而功利。 听到「钱才是你唯一的兄弟」，赵左右原本关切温和的脸色瞬间冷了下来，眉头紧蹙地盯着荀未来。 赵左右顺着他的视线回头。只见身穿棕褐毛领外套的罗爱文和身穿羽绒背心的陈明正一前一后走上台阶。两人没有先理会赵左右，而是径直走到荀未来面前。 就在这时，身（核心台词：赵左右：“放学不回家，搁这干嘛呢？你中午没来吃饭，是胃不舒服吗？” ／ 赵左右：“我就是好奇，你到底为什么转校？” ／ 赵左右：“连陈明都找你问问题，成绩会差到哪儿去。我不会和别人说的。”）</w:t>
+              <w:br/>
+              <w:t>• 【1-30　外　家属院·三个雪人院落 — 夜】背着黑色双肩包的赵左右踏着积雪走进院子，在三个雪人面前停下脚步。他伸出手，轻轻替那个戴着黑色针织帽、插着胡萝卜鼻子的小雪人拂去头顶的浮雪，原本紧绷疲惫的眉眼渐渐柔和下来，轻声对自己说了一句。（核心台词：赵左右：“生日快乐。”）</w:t>
+              <w:br/>
+              <w:t>• 【1-31　内　老居民楼水泥楼梯间·赵左右家门外 — 夜】狭窄的水泥楼梯间里刷着半高的灰绿色油漆墙裙，配有红色圆管铁扶手。赵左右顺着楼梯往上走，迎面撞见一名搬家工人正抱着大纸箱从楼上匆匆往下搬，他连忙侧身贴着栏杆让路，好奇地回头看了一眼，继续走上楼台。 来到自家贴着红春联的墨绿色防盗铁门前，赵左右脚步一顿——只见门外右侧的地面上，静静放着一只包装极其精致的透明蓝盒太空宇航员生日蛋糕，盒面上印着「HAPPY BIRTHDAY」。赵左右疑惑地眨了眨眼，俯身将那只蓝色蛋糕盒抱进怀里，推门进屋。</w:t>
+              <w:br/>
+              <w:t>• 【1-32　内　赵左右家·玄关与餐厨区 — 夜】暖黄色的灯光洒满温馨的老式三居室，餐厅高低柜上的生态鱼缸咕嘟咕嘟冒着气泡。赵左右抱着透明蓝色蛋糕盒推门走进玄关，系着碎花围裙的母亲刘美奕正站在厨房镶花玻璃推拉门旁忙活。 赵左右挠了挠头，语气里带着几分少年的急切。 看着爸妈日常拌嘴，站在门厅里的赵左右举了举怀里那只精致的透明蓝色太空蛋糕盒。 赵左右顺着父亲手指的方向看去，客厅桌面上果然端端正正放着另一只传统的红色家庭生日蛋糕盒。他低头看着怀里这只没人认领的蓝盒太空蛋糕，满脑子问号。（核心台词：赵左右：“妈，隔壁张叔一家是搬家了吗？” ／ 赵左右：“我寻思送他一床得了，谁会买二手被子啊。” ／ 赵左右：“妈，这蛋糕也太好看了，是你买的吗？”）</w:t>
+              <w:br/>
+              <w:t>• 【1-33　内　赵左右家·赵左右房间 — 夜】贴满热血动漫海报的小卧室里亮着暖黄的台灯。那只透明蓝盒太空生日蛋糕被放在床前的矮柜上。赵左右坐在单人木床沿上，把沉甸甸的黑色双肩书包放到膝头，刺啦一声拉开拉链——里面竟然被塞得满满当当。 他先从书包里掏出一本厚厚的《Harry Potter》英文原版书，书页间掉出一张手写贺卡。卡片上用马克笔龙飞凤舞地写着祝福，偏偏把「Surprise!」少写了一个字母拼成了「Suprise!」。赵左右看着那行熟悉的错别字，原本郁结了一下午的心头阴霾瞬间一扫而空，扑哧一声笑了出来。 他放下贺卡，又从书包深处捧出一本装订得整整齐齐的厚（核心台词：赵左右：“怪不得书包那么沉。瞒了我一天。” ／ 赵左右：“Surprise还拼错了，倒也算是你罗爱文的防伪标记。” ／ 赵左右：“《答案略集锦》。陈明，还是你懂我。”）</w:t>
+              <w:br/>
+              <w:t>• 【1-35　内　赵左右家·餐厅 — 夜】16岁的赵左右双手合十闭上眼睛，对着摇曳的生日烛光认真许愿。（核心台词：赵左右：“没啥。就突然想到，今天班里来了个新同学，人挺仗义的，就是古里古怪的，一直嚷嚷着让我必须报文科。” ／ 赵左右：“那就爸给我买个新手机，然后妈多给点零花钱。但是最重要的，还是家人朋友身体健康。特别是苟哥的胃。”）</w:t>
+              <w:br/>
+              <w:t>• 【1-38　内/外　2008冬夜多空间群像（漫画屋房间·罗爱文家·办公室·赵家主卧·家属院） — 夜/晨】赵家生日餐桌前，父母笑着祝福儿子，少年赵左右开心地向爸妈道谢。 学校办公室里，深夜未归的戴主任在台灯下翻开白天从赵左右手里没收的那本《心惊肉跳》杂志，一张写着「To: 王一漫」的粉色信纸从书页间滑落出来。戴主任拿起信纸看了看，严厉的眉眼间漾开一抹温和怀念的笑意。（核心台词：荀未来（内心独白）：“小赵，原谅我。我知道学纸媒，你可能真的会穷二十五年。但我只能顾着先改善自己当下的生活。我们是一个人，这样……不算自私吧。”）</w:t>
+              <w:br/>
+              <w:t>• 【1-39　外　长林八中·黑色铁围栏边 — 日】清晨的校园铁围栏旁，身穿米白红条纹羽绒服的赵左右正拎着一袋热乎乎的早点站在栏杆内侧张望。身穿红褐连帽外套配校服的荀未来从步道另一侧走过来。（核心台词：赵左右：“你说罗爱文啊？他被戴主任按在办公室里复习呢，我给他带点。”）</w:t>
+              <w:br/>
+              <w:t>• 【1-40　外　长林八中·校园步道 — 日】荀未来走到赵左右身旁，两人很自然地并肩顺着覆雪的校园步道往教学楼方向走去。早已消了气的赵左右一边走，一边像个小大人似的操心起荀未来的胃。（核心台词：赵左右：“想好了吗？准备选文吗？你胃好点了吗？你以后呀，也别吃口味这么重的东西了，对你的胃不好。我给罗爱文带的。” ／ 赵左右：“才？你怎么一点时间观念都没有？什么叫才呀？”）</w:t>
+              <w:br/>
+              <w:t>• 【1-41　外　长林八中·黑色铁围栏外 — 日】黑色铁围栏外的人行道上，一个头戴黑色窄檐呢礼帽、鼻梁上架着深色大框墨镜、身穿黑色长款厚毛呢大衣配酒红暗格纹围巾的神秘老人（赵了）正静静伫立在寒风中，隔着铁栏杆凝视着校内并肩远去的荀未来与赵左右。</w:t>
+              <w:br/>
+              <w:t>• 【1-42　外　家属院·三个雪人院落 — 日】清晨的阳光洒在老式家属院的积雪小路上。戴着黑色礼帽与墨镜的神秘老人收起手机，双手背在身后，步履沉缓地从院落中央那三个并排而立的雪人身旁走过，径直迈入赵左右家所在的单元楼门洞。</w:t>
+              <w:br/>
+              <w:t>• 【1-43　内　老居民楼·水泥楼梯间 — 日】狭窄的老式水泥楼梯间内，神秘老人扶着红色的金属圆管栏杆，一步一步沉稳地拾级而上，走过转角平台，停在赵左右家隔壁那扇贴着春联的墨绿色防盗铁门前，掏出钥匙打开房门走了进去。</w:t>
+              <w:br/>
+              <w:t>• 【1-44　内　神秘老人房间（赵左右家隔壁） — 日】清晨的高色温阳光从左侧装有浅绿防盗栏的双扇木窗斜射进屋内，窗台上摆着绿植盆栽与白搪瓷缸，旧木桌上立着一盏橙黄色圆球灯罩复古台灯。房间右侧靠墙的单人木床上，整整齐齐叠放着那床刚从赵左右家买来的红绿灰格纹旧棉被。 老人缓缓坐到那床叠着赵家旧被子的单人床沿上，翻开手中的老式黑色翻盖手机。小小的液晶屏幕上，清晰显示着刚才在八中铁围栏外偷拍到的荀未来与少年赵左右的照片。</w:t>
+            </w:r>
+          </w:p>
+        </w:tc>
+      </w:tr>
+      <w:tr>
+        <w:trPr>
+          <w:cantSplit/>
+        </w:trPr>
+        <w:tc>
+          <w:tcPr>
+            <w:tcW w:type="dxa" w:w="2376"/>
+            <w:vAlign w:val="center"/>
+            <w:tcMar>
+              <w:top w:w="105" w:type="dxa"/>
+              <w:bottom w:w="105" w:type="dxa"/>
+              <w:left w:w="145" w:type="dxa"/>
+              <w:right w:w="145" w:type="dxa"/>
+            </w:tcMar>
+            <w:shd w:fill="F7FAFC"/>
+          </w:tcPr>
+          <w:p>
+            <w:pPr>
+              <w:spacing w:before="40" w:after="40" w:line="341" w:lineRule="auto"/>
+              <w:jc w:val="center"/>
+            </w:pPr>
+            <w:r/>
+            <w:r>
+              <w:rPr>
+                <w:rFonts w:ascii="Times New Roman" w:hAnsi="Times New Roman" w:eastAsia="宋体"/>
+                <w:b/>
+                <w:color w:val="191919"/>
+                <w:sz w:val="19"/>
+              </w:rPr>
+              <w:t>EP02《第三个雪人》</w:t>
+            </w:r>
+          </w:p>
+        </w:tc>
+        <w:tc>
+          <w:tcPr>
+            <w:tcW w:type="dxa" w:w="7992"/>
+            <w:vAlign w:val="center"/>
+            <w:tcMar>
+              <w:top w:w="105" w:type="dxa"/>
+              <w:bottom w:w="105" w:type="dxa"/>
+              <w:left w:w="145" w:type="dxa"/>
+              <w:right w:w="145" w:type="dxa"/>
+            </w:tcMar>
+            <w:shd w:fill="F7FAFC"/>
+          </w:tcPr>
+          <w:p>
+            <w:pPr>
+              <w:spacing w:before="40" w:after="40" w:line="341" w:lineRule="auto"/>
+              <w:jc w:val="left"/>
+            </w:pPr>
+            <w:r/>
+            <w:r>
+              <w:rPr>
+                <w:rFonts w:ascii="Times New Roman" w:hAnsi="Times New Roman" w:eastAsia="宋体"/>
+                <w:b w:val="0"/>
+                <w:color w:val="191919"/>
+                <w:sz w:val="19"/>
+              </w:rPr>
+              <w:t>• 【2-1　内　赵左右家·赵左右卧室与客厅（闪回） — 夜/日】2008年1月20日夜。万籁俱寂的卧室里，16岁的赵左右钻在被窝中，手里举着一只亮着冷白光束的手电筒，正屏息凝神地翻看一本《心惊跳》悬疑故事杂志。书页上的铅字在手电筒光圈下格外清晰。 【闪回·赵左右家客厅】白天温暖的赵家客厅里，鱼缸水波微漾，赵左右从小盖到大的那床绿白格纹旧棉被正叠放在桌旁。母亲刘美奕身穿米白色针织毛衣站在鱼缸前，对着头戴黑色礼帽、围着红黑格纹围巾上门的对门新邻居赵了不好意思地解释。 赵了走上前，双手珍重地抱起那床厚实的绿白格纹旧被子，低头将整张脸深深埋进被面嗅闻着久违的家的气息，随后缓缓抬起头，冲（核心台词：赵左右（内心独白）：“凶手会在下手之前采风，试探自己的猎物。”）</w:t>
+              <w:br/>
+              <w:t>• 【2-2　内　赵左右家老居民楼·五楼楼道（噩梦） — 夜】夜深人静。身穿黑白横条纹睡衣的赵左右打着手电筒，轻轻推开501室的防盗门，蹑手蹑脚地溜进昏暗的五楼楼道。 赵左右猫着腰走到对门502室（赵了住处）的绿色防盗门前，把耳朵贴在门板上听了听。随后他从睡衣口袋里掏出银灰色诺基亚直板手机，按下录音键，小心翼翼地将手机从502室门底的缝隙塞了进去。 数秒后，赵左右将手机从门缝下抽回来，点开播放键贴在耳边细听——听筒里只有一片死寂的沙沙声。就在这时，502室门内突然传来一阵沉稳的皮鞋脚步声，一步步逼近门后！ 赵左右脸色骤变，慌忙收起手机转身想跑，头顶的楼道声控灯却在此时“啪”地</w:t>
+              <w:br/>
+              <w:t>• 【2-3　内　公交车车厢 — 日】2008年1月21日清晨。行驶在冬日街头的公交车后排座位上，身穿校服与灰色羽绒服的16岁赵左右猛地从睡梦中惊醒，大口喘着粗气。 赵左右揉了揉惺忪的睡眼，满脸怨气地瞪了荀未来一眼。（核心台词：赵左右：“以后你没事别老给我打电话，太坑了。”）</w:t>
+              <w:br/>
+              <w:t>• 【2-4　内　赵左右家老居民楼·五楼楼梯间与502室（闪回） — 日/夜】【闪回·前一日五楼楼道】16岁的赵左右背着双肩书包顺着水泥楼梯走上五楼，站在自家501室绿色防盗门前掏钥匙。对门502室的防盗门“吱呀”一声推开，满头银发、身穿黑色针织毛衣内搭白衬衫的66岁赵了探身站在门口，温和地叫住了他。 赵左右背对着赵了浑身紧绷，头也不敢回地支吾推脱，捏着钥匙的手紧张得直抖，连捅了几下都没能把钥匙插进501室的锁孔里。 赵左右拧钥匙的动作骤然停住，缓缓转过头去——只见502室门口的赵了正微笑着举起左手，手里赫然捏着两张崭新的红色百元大钞。 赵了拿着手机快步走开。赵左右一个人失魂落魄地坐在水泥楼（核心台词：赵左右：“没……没带。” ／ 赵左右（内心独白）：“凶手会在下手之前采风，试探自己的猎物……真不该借给他的。”）</w:t>
+              <w:br/>
+              <w:t>• 【2-6　内　长林八中·高一十班教室 — 日】就在这时，身穿米白色连帽羽绒服的16岁赵左右背着书包、打着哈欠无精打采地走进教室，在荀未来前排的座位坐下，趴倒在课桌上。 赵左右有气无力地从书包里掏出自己的《文理分科意向表》——上面“所选科类”一栏原本圈着“理科”。 荀未来眉心微动，随即瞥见赵左右书包里露出的杂志一角，立刻计上心头，凑上前循循善诱。 赵左右猛地转过头，一脸惊讶地看向荀未来。 赵左右不好意思地把书包往怀里拽了拽。 16岁的赵左右被夸得双目放光，胸膛不自觉地挺了起来。荀未来满意地拍了拍他的肩膀，悠然靠回椅背。 话音未落，荀未来脑海中骤然闪过黑底白字的身（核心台词：赵左右：“别提了，这两天遇到一个怪老头，晚上一直做噩梦，没睡好。” ／ 赵左右：“你咋知道？” ／ 赵左右：“还是别看了，写得不咋地。”）</w:t>
+              <w:br/>
+              <w:t>• 【2-7　外　2033年陈明告别仪式大厅外（闪回） — 日】【闪回·2033年】冬日晴空下，陈明（1992—2033）告别仪式已结束的电子挽联大屏立在台阶旁。41岁的赵左右身穿黑色大衣站在电子屏前，凝视着屏幕上不断滚动的昔日高中同学吊唁弹幕（“先生送出白包 安息”、“王一漫女士送出白包 安息”、“女士送出白包 一路走好”）。</w:t>
+              <w:br/>
+              <w:t>• 【2-8　外/内　长林八中·教学楼门厅与一楼走廊 — 日】课间操结束，王一漫与女同学并肩说笑着走进教学楼大门，与迎面走来的赵左右、荀未来擦肩而过。赵左右目光痴痴地追随着王一漫的背影。 教学楼门厅的玻璃门后，赵左右与荀未来一左一右扒着门框探头张望。荀未来凑到赵左右耳边低声开口。 荀未来从校服口袋里掏出一支红色水笔，塞进赵左右手里。 赵左右捏着那支红笔，脸上乐开了花，双脚却像灌了铅似的站在原地不敢挪步。荀未来恨铁不成钢地推了他一把。 恰在此时，上课铃声响彻走廊。赵左右如蒙大赦，把笔往兜里一揣。 赵左右一溜烟跑回教室。镜头向走廊纵深处缓缓拉出——只见头戴黑色礼帽、架着一副圆框墨（核心台词：赵左右：“真的？她后来真吃了？” ／ 赵左右：“上课了，我下次！”）</w:t>
+              <w:br/>
+              <w:t>• 【2-9　内　长林八中·学生食堂 — 日】荀未来神秘地压低声音，朝众人招了招手，顺势把光环全数引向16岁的赵左右。 端着餐盘走过来的赵左右和罗爱文恰好听见尾巴，赵左右一脸茫然地指了指自己，罗爱文也满头雾水。 荀未来眼疾手快地一把捂住赵左右的嘴。（核心台词：荀未来：“我跟你说，我这些消息啊，都是听我的好哥们赵左右说的！因为他们家好多亲戚都是做媒体的，人脉特别的广，只不过他比较低调，所以你们千万不要去问他。他本人，杂志、小说、漫画看得也多，尤其擅长写文章！我跟你们说，以后我要是有钱了，我绝对投资他创业的，绝对靠谱！”）</w:t>
+              <w:br/>
+              <w:t>• 【2-10　外/内　长林八中·教学楼门厅与外侧红砖无障碍坡道 — 日】教学楼玻璃门内，16岁的赵左右静静凝视着门外吃苹果的王一漫，脑海中回响起早上荀未来那句善意的谎言—— 赵左右垂下眼帘，拉开自己的羽绒服拉链，从怀里掏出那袋一直没敢送出去、早已有些温凉的“舒记麻辣烫”，眼底掠过一丝失落。就在这时，一名女同学推开教学楼侧门喊道。 王一漫收起苹果，快步走上坡道迈进教学楼。赵左右拎着那袋麻辣烫走出门厅，站在覆雪的坡道上懊恼地叹了口气。 话音未落，赵左右口袋里的银灰色诺基亚手机忽然响起短信提示音。他掏出手机点开第一条短信息，屏幕上显示：“【八中之声广播社】午间请务必前来参加换届选举活动”。 （核心台词：赵左右：“早知道就不退出广播社了。” ／ 赵左右：“让我参加广播社换届选举？发错了吧……”）</w:t>
+              <w:br/>
+              <w:t>• 【2-11　内/外　长林八中·音乐教室3202与教学楼门廊 — 日】赵左右拎着麻辣烫从后门溜进教室，在最后一排唯一的空位——戴着圆框眼镜、穿着米色羊羔毛领羽绒服的高一二班女生徐图图身旁坐下。徐图图正低头在笔记本上认真修改着广播稿。 最后一排，徐图图握着笔的手指微微收紧，犹豫再三，鼓起勇气将右手怯生生地举到胸口高度。身旁的赵左右低头看了一眼麻辣烫，转头瞥见徐图图半举着发抖的手，当即热心地一把抓住徐图图的手腕，帮她把右手高高举过头顶，顺势大喊了一声。 赵左右一听，连忙替身旁的徐图图打抱不平。 徐图图深吸一口气，抱起笔记本和文件夹站起身。赵左右朝她挥了挥拳头。（核心台词：赵左右：“你打算投谁呀？” ／ 赵左右：“这有！” ／ 赵左右：“社长，那她怎么为自己拉票啊？”）</w:t>
+              <w:br/>
+              <w:t>• 【2-12　内　长林八中·音乐教室3202 — 日】台下响起热烈掌声。荀未来推门走进教室，径直来到最后一排，在赵左右身旁刚才徐图图的空位上坐下，一边鼓掌一边侧头打量赵左右。（核心台词：赵左右：“没有，我收到短信才来的，正好帮一漫投一票嘛。”）</w:t>
+              <w:br/>
+              <w:t>• 【2-13　内　长林八中·一楼广播室与音乐教室3202（交叉剪辑） — 日】广播喇叭里陷入长达数秒的沉默，3202教室里的社员们面面相觑。赵左右却一脸笃定地偏头对荀未来解释。 徐图图拿起筷子，对着麦克风大口吸溜起麻辣烫里的黄面。清脆诱人的吸面声通过广播传遍全校。3202教室后排，赵左右抱着怀里的麻辣烫塑料袋，听得两眼放光。 【闪回·2033年】暖黄灯光下的卧室大床上，41岁的妻子舒图盘腿坐在被窝里，怀里捧着一瓶黄桃罐头，正一勺接一勺吃得津津有味。41岁的赵左右坐在床边看着她。 3202教室里，赵左右听得哈哈大笑。荀未来却恨铁不成钢地凑近赵左右耳边。 赵左右不满地抱紧怀里的麻辣烫袋子，扭过身（核心台词：赵左右：“你看，她故意的，她很懂得利用停顿和音乐。” ／ 赵左右：“你不懂。” ／ 赵左右：“这声音……绝对是门口那家麻辣烫的黄面！太有品味了！”）</w:t>
+              <w:br/>
+              <w:t>• 【2-14　内　荀未来与舒图家·卧室/书房/餐厅（2033） — 夜】舒图凝视着照片露出温柔笑意。门外传来脚步声，舒图立刻蹲下身，拉开书柜底层的抽屉将照片放进去并转动钥匙锁好。41岁的赵左右穿着灰色V领毛衣走进书房，站在她身后无奈开口。 舒图拿着文件夹走向餐厅，赵左右一路跟在她身后追问。</w:t>
+              <w:br/>
+              <w:t>• 【2-15　内　长林八中·广播室与音乐教室3202 — 日】前排的赵左右察觉到他的反常，转过头奇怪地拍了拍他。（核心台词：赵左右：“荀哥？荀未来？”）</w:t>
+              <w:br/>
+              <w:t>• 【2-17　外/内　教学楼门厅廊柱与音乐教室3202（交叉剪辑） — 日】教学楼门厅外的红砖廊柱下，16岁的赵左右正和同学说笑着走出大门。荀未来一个箭步冲上前，一把拽住赵左右的胳膊将他拉到廊柱旁。 赵左右停顿了一下，低头捏了捏衣角，随即抬起头。 【切回教学楼廊柱下】荀未来死死盯着16岁的赵左右，语气焦躁到了极点。 16岁的赵左右彻底被激怒，一把甩开荀未来的手，仰起头冲他大吼。 赵左右头也不回地大步离去，留下荀未来独自站在刺骨的寒风与廊柱阴影之中。（核心台词：荀未来：“赵左右！刚才那个广播里叫徐图图的女孩，你觉得她很好吗？” ／ 赵左右：“她是很有想法。咋啦？” ／ 赵左右：“又来了！我把票投给谁，跟你有啥关系啊？”）</w:t>
+              <w:br/>
+              <w:t>• 【2-18　内　赵左右家·客厅与餐厅 — 夜】夜晚的赵家灯火通明。父亲赵东来穿着黑色高领毛衣坐在客厅沙发上摆弄紫砂茶具，母亲刘美奕系着围裙在玻璃隔断后的厨房里忙碌。赵左右拿着《长林市第八中学文理分科意向表》和一支笔，小心翼翼地走到父亲身旁。 赵东来接过分科表扫了一眼——表格上“所选科类”一栏，“文科”已被赵左右打上了勾，下面工工整整写着一段选科理由。赵东来眉头微蹙，没有立刻签字。刘美奕端着一盘炒菜从厨房走出来摆上餐桌。 赵左右坐到餐桌前拿起筷子。客厅沙发上的赵东来盯着手里的分科表，沉下脸开了腔。 16岁的赵左右紧紧咬着嘴唇，眼圈泛红，猛地站起身离开餐桌，头也不（核心台词：赵左右：“爸，老师的意见反馈来了，说我文理成绩差不多，报文科可以，看家长意见。这儿，签字啊。” ／ 赵左右：“我在八中都能混个中游，不是挺牛的吗？”）</w:t>
+              <w:br/>
+              <w:t>• 【2-19　内　长林八中·高一十班教室 — 日】次日（2008年1月22日）课间。高一十班教室里，学习委员陈明正在过道挨个收取《文理分科意向表》。赵左右面无表情地把折好的分科表递给陈明。坐在后排的荀未来一眼瞥见，立刻起身一把从陈明手里抽走了赵左右的表格。 荀未来展开表格——只见“高一（十）班 赵左右”一栏里，“文科”被涂成了黑疙瘩，勾画在了“理科”上。荀未来脸色骤变，拿着表格冲到赵左右课桌前质问。 被戳中痛处的赵左右猛地从座位上站起来，伸手去夺表格。 两人在狭窄的课桌过道间激烈拉扯，荀未来一脚踏上课桌，居高临下地按住赵左右的肩膀；赵左右彻底失去理智，挥拳朝荀未来（核心台词：赵左右：“我喜欢，不行吗？” ／ 赵左右：“还我！” ／ 赵左右：“还我！”）</w:t>
+              <w:br/>
+              <w:t>• 【2-20　内　长林八中·教导主任办公室 — 日】教导主任办公室内。赵左右与荀未来垂手并排站在铁皮文件柜前，衣服领口还带着扭打后的凌乱。教导主任戴娟双手背在身后，面沉似水地审视着两人。 赵左右嘴唇动了动刚要开口，身旁的荀未来却抢先一步，平静而干脆地吐出一个字。 赵左右猛地转过头，满脸愕然地看向荀未来。 站在一旁的16岁赵左右静静听着这番话，原本紧绷的神情微微动容。戴娟皱眉打量着荀未来。 戴娟转回身，从办公桌上拿起那张被揉皱的《文理分科意向表》，递给还规规矩矩站在铁皮文件柜前的16岁赵左右。 戴娟拿着教案走出办公室。办公室内侧的文件柜旁，赵左右把分科表按在铁皮柜面上（核心台词：赵左右：“荀未来……”）</w:t>
+              <w:br/>
+              <w:t>• 【2-21　内　长林八中·教学楼走廊与办公室文件柜前（交叉剪辑） — 日】阳光洒满的教学楼走廊里，荀未来双手抱胸靠在窗边。16岁的赵左右走出办公室，缓步来到荀未来身旁并肩站定。 赵左右转过头，认真地注视着荀未来的眼睛。 荀未来拍了拍赵左右的肩膀，转身准备离开。赵左右在身后叫住了他。 【闪回刚才的办公室文件柜旁】16岁的赵左右把《长林市第八中学文理分科意向表》贴在铁皮文件柜上，手持白色涂改笔，一点点涂掉父亲强行勾选的“理科”，随后郑重地在“文科”上打下对勾。 【回到走廊】16岁的赵左右快步上前按住荀未来的胳膊，脸上绽放出少年独有的张扬笑容。 现实走廊里，荀未来脸色瞬间惨白，双腿一软重重摔倒（核心台词：赵左右：“明明是我先动的手，你为什么要帮我挡？” ／ 赵左右：“你真这么想？” ／ 赵左右：“回去？回原来的学校去吗？”）</w:t>
+              <w:br/>
+              <w:t>• 【2-22　内　长林八中·校医室与走廊 — 日】女校医拿着手电筒翻开荀未来的眼皮检查瞳孔。守在床边的16岁赵左右凑近细看，目光落在荀未来左眉骨上方那道月牙形浅疤上，发现疤痕边缘似乎有些微妙的异样。 赵左右眨了眨眼睛，神色有些局促地看了对方一眼。 女校医转身离开。赵左右坐在病床边，指了指自己的左眉骨，好奇地看向坐起身的荀未来。 赵左右挠了挠头，语气里带着几分少年的急切。 16岁的赵左右边走边低头按着手机键盘，义愤填膺地在贴吧里发出一条跟帖——【屏幕浮窗三】作者：Zuo_Y (12:52)：“回复：谣言！都是谣言！荀哥就是坠牛的！！！”（核心台词：赵左右：“谢谢啊。” ／ 赵左右：“荀哥，你是不是跟人打架了才转的校啊？” ／ 赵左右：“见义勇为？我果然没认错大哥！”）</w:t>
+              <w:br/>
+              <w:t>• 【2-24　外　长林八中校门口至徐图图家红砖家属楼外 — 黄昏】傍晚放学时分，夕阳余晖映照着校门口的积雪。荀未来与16岁的赵左右并肩走出校门，迎面看见穿着米白色羽绒服的徐图图正推着自行车走出校门铁栅栏。荀未来脚步一顿，目光紧紧追随着徐图图的背影。 荀未来转头拍了拍身旁的赵左右。（核心台词：赵左右：“行，明天见！”）</w:t>
+              <w:br/>
+              <w:t>• 【2-25　内/外　长林八中·教导主任办公室、走廊与广播室外雪地（倒叙：数小时前） — 日】赵了沿着走廊慢步前行，掏出自己的诺基亚手机，编辑了那条“【八中之声广播社】午间请务必前来参加换届选举活动”的短信息，精准发送给教学楼外雪坡上的16岁赵左右！ 3202音乐教室门外，赵了透过门缝静静看着16岁的赵左右在最后一排举起徐图图的手臂（“这有！”），脸庞上浮现出一丝慈爱而欣慰的笑意。</w:t>
+              <w:br/>
+              <w:t>• 【2-26　外/内　高架桥下车祸现场与豪车后座（2035） — 日】留着一头艺术家长发、戴着金丝边眼镜、身穿考究黑色羊绒长风衣的赵左右（改学文科后成为“杂志大王”的另一条时间线）失魂落魄地拨开人群走上前。车体残骸旁，身穿米白色大衣、无名指戴着婚戒的舒图静静倒在血泊之中，满手鲜血，已无生息。 【快速闪回】41岁的荀未来在2033年陈明告别仪式上手持电子屏盘点同学身价、在人生无限有限公司签下零零九号服务协议、手持“荀未来”身份证；紧接着切至2035年，长发金丝眼镜的赵左右在商务豪车后座酣睡，手中的智能手机屏幕亮起刺眼的弹窗：“未接来电 刚刚｜舒图 (7)｜响铃 17 秒”；高端访谈演播（核心台词：赵了（画外音）：“荀未来，不，赵左右，富有到底给你带来了什么？”）</w:t>
+              <w:br/>
+              <w:t>• 【2-28　外/内　赵左右家居民楼下三个雪人院落与五楼501门口（倒叙：1月21日夜） — 夜】1月21日深夜，鹅毛大雪纷纷扬扬。66岁的赵了蹲在赵家楼下的院落里，亲手将三个并排的雪人堆砌成型，并为雪人戴上手套与帽子。他站起身，慈祥而悲悯地注视着三个雪人。 五楼501室防盗门外，赵了将一只系着蓝色丝带、印着“HAPPY BIRTHDAY”的太空主题透明盒生日蛋糕轻轻放在地上。他站在门前，摘下头顶的黑色礼帽，对着紧闭的家门温柔微笑。（核心台词：赵了：“小赵啊，我和荀未来，你只能选一条路。但无论你怎么选……”）</w:t>
+              <w:br/>
+              <w:t>• 【2-29　内　徐图图家·徐图图卧室与赵左右家·赵左右卧室（交叉剪辑） — 夜】2008年1月22日夜。红砖老式家属楼二楼户外铁楼梯平台（门牌1449）笼罩在静谧夜色中。卧室内，摘下圆框眼镜的徐图图与熟睡的母亲同睡在一张大床上，她躺在温暖的条纹被窝里，手里拿着白色红边的索爱Walkman滑盖手机。屏幕上显示着手机QQ好友列表，她点开“狂野阳光 (6/6)”分组，点选网名为“狂野阳光”的赵左右头像进入聊天窗口，在输入框里敲下一个“谢”字，看着闪烁的光标，嘴角浮现出一丝笃定的甜笑。 画面叠化出白天3202音乐教室黑板上“徐图图 1”的粉笔字迹，随后叠化至躺在自己卧室床上、双手枕在脑后凝视天花板的1（核心台词：赵左右（内心独白）：“王一漫。我投给了王一漫。”）</w:t>
+              <w:br/>
+              <w:t>• 【2-30　内　王一漫家·客厅 — 夜】王一漫坐在自家的欧式复古沙发上。她拉开书包拉链，小心翼翼地捧出白天赵左右送给她的那碗麻辣烫。</w:t>
+              <w:br/>
+              <w:t>• 【2-31　外/内　和艺北街IC卡公用电话亭与人生无限有限公司（2058） — 夜】深夜空旷寂静的“和艺北街”，街角路灯在雪地上投下昏黄的光晕。16岁的赵左右在被窝里用手机发了一条说说：“【说说】今天发生了很多事，不过，祝我生日快乐吧！”与此同时，深夜空旷寂静的“和艺北街（HE YI BEI JIE）”上，身穿黑色皮夹克、内搭白衬衫与黑领带、头戴深色做旧棒球帽的66岁赵了独自走过斑马线，推门走进路牌下的IC卡公用电话亭。（核心台词：赵了：“我是赵左右。”）</w:t>
+            </w:r>
+          </w:p>
+        </w:tc>
+      </w:tr>
+      <w:tr>
+        <w:trPr>
+          <w:cantSplit/>
+        </w:trPr>
+        <w:tc>
+          <w:tcPr>
+            <w:tcW w:type="dxa" w:w="2376"/>
+            <w:vAlign w:val="center"/>
+            <w:tcMar>
+              <w:top w:w="105" w:type="dxa"/>
+              <w:bottom w:w="105" w:type="dxa"/>
+              <w:left w:w="145" w:type="dxa"/>
+              <w:right w:w="145" w:type="dxa"/>
+            </w:tcMar>
+          </w:tcPr>
+          <w:p>
+            <w:pPr>
+              <w:spacing w:before="40" w:after="40" w:line="341" w:lineRule="auto"/>
+              <w:jc w:val="center"/>
+            </w:pPr>
+            <w:r/>
+            <w:r>
+              <w:rPr>
+                <w:rFonts w:ascii="Times New Roman" w:hAnsi="Times New Roman" w:eastAsia="宋体"/>
+                <w:b/>
+                <w:color w:val="191919"/>
+                <w:sz w:val="19"/>
+              </w:rPr>
+              <w:t>EP03《少年的决定》</w:t>
+            </w:r>
+          </w:p>
+        </w:tc>
+        <w:tc>
+          <w:tcPr>
+            <w:tcW w:type="dxa" w:w="7992"/>
+            <w:vAlign w:val="center"/>
+            <w:tcMar>
+              <w:top w:w="105" w:type="dxa"/>
+              <w:bottom w:w="105" w:type="dxa"/>
+              <w:left w:w="145" w:type="dxa"/>
+              <w:right w:w="145" w:type="dxa"/>
+            </w:tcMar>
+          </w:tcPr>
+          <w:p>
+            <w:pPr>
+              <w:spacing w:before="40" w:after="40" w:line="341" w:lineRule="auto"/>
+              <w:jc w:val="left"/>
+            </w:pPr>
+            <w:r/>
+            <w:r>
+              <w:rPr>
+                <w:rFonts w:ascii="Times New Roman" w:hAnsi="Times New Roman" w:eastAsia="宋体"/>
+                <w:b w:val="0"/>
+                <w:color w:val="191919"/>
+                <w:sz w:val="19"/>
+              </w:rPr>
+              <w:t>• 【3-2　内　徐图图家·徐图图卧室与501室赵左右卧室（交叉剪辑） — 夜】【交叉剪辑·福慧家园6栋501室赵左右卧室】与此同时，16岁的赵左右身穿长林八中深蓝白条纹校服外套、内搭浅灰色连帽卫衣坐在自己的台式电脑前。显示器上正打开着深蓝夜空背景的“王一漫的QQ空间”，相册栏里贴着王一漫围红围巾的雪地照与教堂风景照。 赵左右目不转睛地盯着王一漫的QQ空间主页，在留言板里一字一顿地敲下留言。 就在这时，电脑屏幕右下角的QQ企鹅图标急促闪烁起来，接连响起清脆的“嘀嘀嘀”提示音。赵左右移动鼠标点开，先是弹出荀未来发来的两条催促消息。 紧接着，徐图图发来的两条“下周二麻辣烫店大胃王挑战赛”邀约窗口也（核心台词：赵左右（QQ空间留言）：“我又来踩了，求回踩” ／ 刘美奕（画外音）：“赵左右，洗漱睡觉了！” ／ 赵左右：“来啦！”）</w:t>
+              <w:br/>
+              <w:t>• 【3-3　内　老居民楼502室·赵了房间与501室赵左右卧室（交叉剪辑与三分屏） — 夜】赵了的笔记本屏幕上完整投射着对门501室赵左右台式电脑的实时远程桌面，屏幕最上方悬浮着一条醒目的深蓝色系统状态栏——“黑鸽子 V2.1 入侵监控中 ｜ 远程控制：关闭”。 赵了注视着屏幕上徐图图发来的邀请以及赵左右留在输入框里的那句“要不下次吧（”，苍老的眼底浮起一抹温和而笃定的笑意。他移动鼠标点击顶栏按钮将“远程控制”切换为“开启”，修长的手指按动退格键，将“要不下次吧（”逐字删空，随后替16岁的自己飞快敲下一行字并点击发送。 【切回501室赵左右卧室】洗漱完毕的赵左右擦着脸走回书桌前坐下，正准备把输入框里的草稿（核心台词：赵了（代赵左右发QQ）：“好呀，几点？” ／ 赵左右：“我刚发过去了吗？” ／ 赵左右（闪回）：“我喜欢徐图图！”）</w:t>
+              <w:br/>
+              <w:t>• 【3-4　内　赵左右家·父母主卧与主卧门外走廊（片名卡：少年的决定） — 日】次日清晨（2008年1月25日，寒假前返校日），冬日晨光洒进501室。16岁的赵左右身穿八中深蓝白条纹校服外套，手里攥着一把银色小剪刀，趁父母在厨房忙碌，蹑手蹑脚地溜进父母主卧，从床头柜上飞快摸走一本《小知音》杂志。 赵左右溜到主卧门外的走廊木地板上蹲下身，翻开《小知音》内页，拿起小剪刀沿着中缝小心翼翼地裁剪下来。 被剪下的左侧书页上印着行星环绕的科幻插图与醒目的铅字标题——“宇宙边缘历险记 ●赵左右”，右侧书页则印着“课后巩固45分钟”。画面中央缓缓浮现出本集片名：“第 3 集 少年的决定”。 赵左右将剪下的《宇</w:t>
+              <w:br/>
+              <w:t>• 【3-5　内　长林八中·高一十班教室 — 日】寒假前返校日的高一十班教室里喧闹欢快。16岁的赵左右满脸得色地坐在座位上，从怀里掏出那张刚剪下来的《宇宙边缘历险记》内页，献宝似地递给身旁的荀未来炫耀。 赵左右凑近封面仔细一看——只见杂志封面顶部三色书页图标旁，赫然印着“长林文学出板社”六个字。赵左右的声音瞬间蔫了下去。（核心台词：赵左右：“《小知音》诶！全国发行量前十的杂志，刊登了我的文章，还给我稿费了！” ／ 赵左右：“他把出版社的“版”，打成了木板的“板”……”）</w:t>
+              <w:br/>
+              <w:t>• 【3-6　外/内　2033年长林数字公墓（闪回）与2008年高一十班教室 — 日】全班同学瞬间爆发出一阵欢呼雀跃：“太好了！”荀未来收敛思绪，转头看向身旁的赵左右。 赵左右翻开课桌上的盗版《小知音》，那支酒红色金夹钢笔正端端正正地夹在《宇宙边缘历险记》的那一页中。</w:t>
+              <w:br/>
+              <w:t>• 【3-7　内　长林八中·教学楼内走廊 — 日】不远处的走廊拐角处，身穿灰白厚羽绒服套蓝白校服的16岁赵左右手里紧紧攥着那支酒红色金夹钢笔，眼巴巴地等着傅老师讲完。好不容易等到傅老师转身离开，王一漫抬起头看见了站在走廊边的赵左右，两人目光交汇。 赵左右刚鼓起勇气迈出半步，身穿炭灰色宽翻领毛呢大衣的教导主任戴娟突然从走廊侧面大步走来，一把叫住了赵左右。 赵左右被戴娟训得苦着脸低下头。等戴娟转身走远，赵左右连忙抬起头望向走廊尽头——那里只剩下两名擦玻璃的男学生，王一漫早已离开了走廊。赵左右握着红钢笔懊恼地叹了口气。（核心台词：戴娟：“赵左右！这次期末考试虽然有点进步，但还是不能松懈啊！应该向陈明同学多学习学习，往上努努力，别整天跟他们俩混，近朱者赤，近墨者黑……我说话你看着我，别左耳朵进右耳朵出的，老师这都是为了你好！你也来我办公室，写个寒假计划再走！”）</w:t>
+              <w:br/>
+              <w:t>• 【3-8　外/内　老式有轨电车车厢 — 日】红白配色的老式有轨电车沿着积雪覆盖的铁轨叮当驶过。车厢后排木椅上，16岁的赵左右与41岁的荀未来并肩而坐，赵左右低头看着夹在《小知音》杂志里的酒红色金夹钢笔发呆。 16岁的赵左右转头望向电车窗外掠过的白雪街景，轻声自语。 赵左右回过神来，抬起头冲荀未来爽朗地笑了笑。 赵左右立刻板起脸佯装生气，搬出荀未来最在乎的事将了他一军。（核心台词：赵左右：“热爱吗？其实我只是想让她看到……” ／ 赵左右：“没啥。这个月零花钱不够请你吃大餐了，晚上来我家吃饭！” ／ 赵左右：“咋了？不拿我当兄弟？行，那算了，我赵左右宣布退出文坛！”）</w:t>
+              <w:br/>
+              <w:t>• 【3-9　外/内　老式家属院“三个雪人”院落与五楼501室门口 — 夜】暮色四合，华灯初上。赵左右领着荀未来走进福慧家园老式家属院积雪的中心院落。院子中央并排伫立着三个可爱的雪人。 荀未来停下脚步，目光复杂地凝视着那三个雪人。一旁的赵左右得意地拍了拍胸脯。 两人走进6栋单元门爬上五楼。赵左右三步并作两步跑到501室防盗门前敲门喊“爸！”，回头却见身穿黑色满印白色猫咪图案毛衣的荀未来站在水泥楼梯半腰，脚步走得极慢，满脸近乡情怯的恍惚。 赵东来客气地向荀未来点了点头，随即拉过赵左右小声叮嘱。 荀未来跟着赵左右跨进501室玄关，抬眼望向餐厅——只见自家餐桌的主宾位上，赫然坐着身穿纯白色高领毛（核心台词：赵左右：“厉害吧？我堆的！走吧。” ／ 赵左右：“咋了你今天？不舒服啊？平时走路我都跟不上你。” ／ 赵左右：“爸，荀未来，我跟你说过的。他在学校里帮了我个大忙，我请他来家里吃饭，让妈多备双筷子。”）</w:t>
+              <w:br/>
+              <w:t>• 【3-10　内　赵左右家·餐厅（五人三代同堂家宴） — 夜】餐厅暖黄的吊灯下，圆桌上摆满了热气腾腾的东北家常菜与鲜香海参。赵东来、身穿黑白横条纹高领毛衣的母亲刘美奕、脱去外套穿浅灰连帽卫衣的16岁赵左右、穿黑色猫咪毛衣的41岁荀未来，以及穿纯白高领毛衣的66岁赵了五人围桌而坐。 赵了自然而然地拿起筷子，夹起一筷子好菜放进身旁16岁赵左右的碗里。（核心台词：赵左右：“赵爷爷好。” ／ 赵左右：“谢谢爷爷。”）</w:t>
+              <w:br/>
+              <w:t>• 【3-12　内　赵左右家·父母主卧室 — 夜】同一夜，501室父母主卧内暖黄的床头灯亮着。赵东来身穿深灰色睡衣戴着眼镜靠床看书，刘美奕穿着浅色碎花睡衣坐在床头。 刘美奕整理了一下衣领，语气温婉。</w:t>
+              <w:br/>
+              <w:t>• 【3-14　内/外　人生无限有限公司·客服中心（2058）与和艺北街电话亭（2008） — 夜】2058年“∞ 人生无限有限公司 LIVE ONCE AGAIN”全息客服大厅内灯火通明。一名留着黑色齐肩长发、身穿浅灰色修身西装制服的女客服以背影坐在弧形操作台前接听来电。 电话亭里的66岁赵了不等她说完便沉声打断。（核心台词：2058女客服：“赵左右先生，您好。感谢您准时进行今天的行程登记。请问您今天——”）</w:t>
+              <w:br/>
+              <w:t>• 【3-15　外/内　三条鱼漫画屋·门口与一楼补习长桌（寒假补习：1月28日晨） — 日】清晨，三条鱼漫画屋的卷帘门哗啦一声拉起。门外雪地里，身穿深棕棉服内搭纯白连帽卫衣的16岁赵左右、烫着一头蓬松爆炸头穿米灰毛领外套的罗爱文，以及摘下眼镜穿墨绿拼黑立领外套的陈明三人并排站立，手里各举着热气腾腾的包子油条。 赵左右、罗爱文与陈明三人突然齐刷刷抬起手臂指向门口的荀未来，摇头晃脑地合唱耍宝。 陈明面无表情地转头盯住荀未来，又瞥了一眼正往嘴里塞早点零食的赵左右。 话音刚落，罗爱文握着笔在空白的横线笔记本第一行郑重其事地写下“1. 解”两个字，下一秒便当场一头栽倒在桌面上呼呼大睡！赵左右也单手托腮对着题目发愁。（核心台词：赵左右：“怎么了，荀哥？” ／ 赵左右＆罗爱文＆陈明：“是我该死的温柔，吓到你了吗？” ／ 陈明：“就当陪陪赵左右吧。”）</w:t>
+              <w:br/>
+              <w:t>• 【3-16　内　三条鱼漫画屋·书架过道与补习木桌区（小沈阳围巾试探与三代拉锯） — 日】赵了不再理会荀未来，转身走进内侧书桌旁，与跟过来的荀未来一左一右站在16岁赵左右的身后。 荀未来立刻伸手按住赵左右的另一侧肩膀反驳。 赵左右往前凑了半步，目光认真地盯着对方。 见16岁的赵左右像拨浪鼓一样左右摇摆，66岁的赵了温和一笑，轻飘飘地使出了一招杀手锏。 赵左右一秒站起身，麻利地把桌上的书本塞进书包里。 赵左右与罗爱文齐齐向陈明鞠了一躬。 赵左右与罗爱文嬉笑着跑出漫画屋。赵了端着珍珠奶茶走到玻璃门口回头看向荀未来，荀未来抬起右手，用两根手指指了指自己的眼睛又指向赵了，做出严厉警告的手势。（核心台词：赵左右：“赵爷爷，我今天打算住在这儿了，能多跟陈明请教请教数学题。” ／ 赵左右：“也对。” ／ 赵左右：“没错！”）</w:t>
+              <w:br/>
+              <w:t>• 【3-17　内　街边精品杂货店 — 日】午后的精品杂货店内暖意融融，货架上摆满了各式贺卡与毛线。16岁的徐图图戴着浅灰色粗毛线围巾、身穿米杏色棉服走进店里，在文具架前拿起一张深蓝色雪人立体贺卡——内页印着“Best Wishes For You”，右上角贴着白色价格标签“立体贺卡 ¥ 35”。 徐图图翻看背面35元的价格签后，轻轻叹了口气将雪人贺卡放回原处，转身走到旁边的毛线货架后挑选毛线。（核心台词：尚雪：“对了，漫漫，你明天真的要跟赵左右他们去看电影吗？我觉得你还是不要跟那些成绩差的男生一起玩。”）</w:t>
+              <w:br/>
+              <w:t>• 【3-19　内　电影院·售票大厅（荀未来替赵左右约王一漫坐摩天轮） — 日】说话间，身穿棕橙色格纹内衬连帽棉服的16岁赵左右与穿黄蓝拼色羽绒服的罗爱文兴冲冲地走进大厅。 赵左右往前凑了半步，目光认真地盯着对方。 赵左右、罗爱文去经理室取票，尚雪去洗手间，大厅原地只剩下王一漫与荀未来两人。王一漫转头看向荀未来。（核心台词：王一漫：“其实是他叫我来的，不是赵左右。他说有一件重要的事情告诉我。” ／ 赵左右：“一漫，你也来了！” ／ 赵左右：“电影快开始了，我去管我妈拿票。”）</w:t>
+              <w:br/>
+              <w:t>• 【3-20　内　电影院·3号放映厅（《长江七号》观影与零食填鸭） — 日】3号放映厅内灯光暗下，大银幕上正在放映周星驰电影《长江七号》。王一漫与尚雪并排坐在前排，罗爱文、赵左右与荀未来坐在正后排。 为了把赵左右的肚子彻底撑饱、搅黄晚上的麻辣烫大胃王比赛，荀未来不停地从大塑料袋里掏出快餐零食往赵左右嘴里塞。 荀未来凑到赵左右耳边低声透露自己的得意安排。 赵左右猛地瞪大眼睛，压低声音惊呼。（核心台词：赵左右：“不吃了，不吃了，太占肚了，我一会儿还要参加大胃王挑战呢。” ／ 赵左右：“真的假的？你怎么安排的？她答应了？”）</w:t>
+              <w:br/>
+              <w:t>• 【3-22　内　电影院·3号放映厅外走廊（赵左右溜出放映厅） — 黄昏】电影院3号放映厅外走廊里，电影《长江七号》尚未结束，心神不宁的16岁赵左右悄悄推开隔音门溜出放映厅。41岁的荀未来立刻紧随其后追了出来，在走廊里拦住他。 赵左右往前凑了半步，目光认真地盯着对方。 16岁的赵左右低着头，内心天人交战，却依然固执地守着底线。 赵左右站在走廊灯光下掏出手机，低头按动键盘。（核心台词：荀未来：“赵左右！你几个意思啊？帮你安排这么好的机会，你怎么还在想着那个破麻辣烫呢？” ／ 赵左右：“不是，荀哥，我也想和一漫去游乐园——” ／ 赵左右：“可我先答应了徐图图啊。”）</w:t>
+              <w:br/>
+              <w:t>• 【3-23　内　八中后街·砂锅麻辣烫店（第二阶段：17:15等候与收到短信） — 黄昏】徐图图连忙拿起手机点开收件箱——只见发件人“赵左右”发来一条最新短信：“我会准时到的，不见不散！”徐图图原本忐忑的脸上瞬间绽放出无比灿烂的笑容！</w:t>
+              <w:br/>
+              <w:t>• 【3-24　内　电影院·3号放映厅外走廊（少年的决定） — 黄昏】电影院走廊里，16岁的赵左右抬起头，将自己的手机屏幕亮到41岁荀未来的眼前——原来刚才他低头按手机，根本不是听从荀未来的命令去发“改天”，而是亲手给徐图图发出了那句“我会准时到的，不见不散！” 16岁的赵左右收起手机，少年清澈而坚定的目光直视着眼前41岁的自己，一字一句说出了自己的决定。（核心台词：赵左右：“这下我更不能反悔了。” ／ 赵左右：“我一直都不是个果断的人，所以有时候只能逼自己一把。荀哥，我要做对的事，我得走了。”）</w:t>
+              <w:br/>
+              <w:t>• 【3-25　内　电影院·男洗手间与走廊（反锁隔间与散场） — 黄昏】赵左右转身欲走，荀未来急红了眼，一把拽住赵左右的胳膊将他强行拖进旁边的男洗手间里。 16岁的赵左右缓缓握紧了右拳。下一秒，赵左右突然虚晃一招，趁荀未来下意识退入洗手间隔间的瞬间，猛地一把拉上隔间木门，从外面“咔哒”一声插死了金属门栓！ 不等隔间里的荀未来反应过来，16岁的赵左右已经夺门而出，沿着电影院走廊一路狂奔向八中后街的砂锅麻辣烫店！（核心台词：赵左右：“你干嘛呀，荀哥！荀哥，你到底要干嘛？” ／ 王一漫：“荀未来和赵左右他们去哪儿了？”）</w:t>
+              <w:br/>
+              <w:t>• 【3-26　内　电影院·男洗手间与放映厅外走廊（赵了摆立牌支走王一漫三人） — 夜】男洗手间内，被反锁在隔间里的41岁荀未来用力拍打着隔间木门，懊恼地抓着头发。 荀未来踩上马桶，双手扒住隔间顶板奋力往上攀爬。与此同时，男洗手间外门前，身穿黑色皮夹克内搭白衬衫黑领带、头戴深色刺绣鸭舌帽的66岁赵了缓步走来，将一块黄色的“清扫中 CLEANING IN PROGRESS”塑料立牌端端正正摆在男洗手间门口。（核心台词：赵了：“几位同学，你们是赵左右的同学是吧？” ／ 赵了：“赵左右同学家里有点事，他先回去了，那荀同学也陪他一起去了。他让我告诉你们，让你们别等他了。”）</w:t>
+              <w:br/>
+              <w:t>• 【3-27　内　电影院·男洗手间（41岁荀未来与66岁赵了正面对决） — 夜】男洗手间内，41岁的荀未来刚好从隔间顶框翻跳落地，拍了拍身上的灰尘，一抬头便看见推门走进来的66岁赵了。 赵了将手里的黑色诺基亚E90手机顺手搁在一旁白色小便池顶部的台面上，目光平静地注视着眼前的荀未来。（核心台词：荀未来：“你谁呀？我想让赵左右变得更好一点，跟你有什么关系啊？你从未来来一趟也不容易，你是没有别的事情做了吗？” ／ 赵了：“就非要管这个闲事啊？让赵左右变得好一点？你真会为自己的自私找借口。”）</w:t>
+              <w:br/>
+              <w:t>• 【3-28　内　电影院·男洗手间（诺基亚E90壁纸惊魂） — 夜】只见黑色诺基亚E90亮起的主屏幕壁纸上，赫然显示着年轻赵左右与少女徐图图的亲密合照！</w:t>
+            </w:r>
+          </w:p>
+        </w:tc>
+      </w:tr>
+      <w:tr>
+        <w:trPr>
+          <w:cantSplit/>
+        </w:trPr>
+        <w:tc>
+          <w:tcPr>
+            <w:tcW w:type="dxa" w:w="2376"/>
+            <w:vAlign w:val="center"/>
+            <w:tcMar>
+              <w:top w:w="105" w:type="dxa"/>
+              <w:bottom w:w="105" w:type="dxa"/>
+              <w:left w:w="145" w:type="dxa"/>
+              <w:right w:w="145" w:type="dxa"/>
+            </w:tcMar>
+            <w:shd w:fill="F7FAFC"/>
+          </w:tcPr>
+          <w:p>
+            <w:pPr>
+              <w:spacing w:before="40" w:after="40" w:line="341" w:lineRule="auto"/>
+              <w:jc w:val="center"/>
+            </w:pPr>
+            <w:r/>
+            <w:r>
+              <w:rPr>
+                <w:rFonts w:ascii="Times New Roman" w:hAnsi="Times New Roman" w:eastAsia="宋体"/>
+                <w:b/>
+                <w:color w:val="191919"/>
+                <w:sz w:val="19"/>
+              </w:rPr>
+              <w:t>EP04《避风港争夺战》</w:t>
+            </w:r>
+          </w:p>
+        </w:tc>
+        <w:tc>
+          <w:tcPr>
+            <w:tcW w:type="dxa" w:w="7992"/>
+            <w:vAlign w:val="center"/>
+            <w:tcMar>
+              <w:top w:w="105" w:type="dxa"/>
+              <w:bottom w:w="105" w:type="dxa"/>
+              <w:left w:w="145" w:type="dxa"/>
+              <w:right w:w="145" w:type="dxa"/>
+            </w:tcMar>
+            <w:shd w:fill="F7FAFC"/>
+          </w:tcPr>
+          <w:p>
+            <w:pPr>
+              <w:spacing w:before="40" w:after="40" w:line="341" w:lineRule="auto"/>
+              <w:jc w:val="left"/>
+            </w:pPr>
+            <w:r/>
+            <w:r>
+              <w:rPr>
+                <w:rFonts w:ascii="Times New Roman" w:hAnsi="Times New Roman" w:eastAsia="宋体"/>
+                <w:b w:val="0"/>
+                <w:color w:val="191919"/>
+                <w:sz w:val="19"/>
+              </w:rPr>
+              <w:t>• 【4-1　内　八中后街·砂锅麻辣烫店 — 夜】店门外厚重的塑料防风门帘被猛地一把掀开，寒风卷着热气涌入——刚从电影院男洗手间将41岁的荀未来反锁在隔间里、一路狂奔而来的16岁赵左右身穿棕橙色连帽棉服内搭深棕格纹衬衫，满头大汗、气喘吁吁地冲进店里。 赵左右跑到桌前停下脚步，双手撑着膝盖大口喘气，抬起衣袖胡乱抹了一把额头沁出的汗珠。 徐图图温和地摇了摇头，将桌上的热茶杯往赵左右面前推了推。 赵左右拉开木椅在徐图图对面坐下。暖黄色的灯光下，徐图图看清赵左右的左脸颊与额角处有一道赶路擦出的浅红印记，不禁微微倾身，眼神里透出关切。 赵左右下意识摸了摸左脸颊，有些不好意思（核心台词：赵左右：“路上堵车了，跑过来的！” ／ 赵左右：“没事，路滑摔了一跤。”）</w:t>
+              <w:br/>
+              <w:t>• 【4-2　内　电影院·8号放映厅外走廊 — 夜】恰在此时，身穿挺括黑色职业西装外套、白衬衫系蓝白斜条纹领带的影院经理——赵左右的母亲刘美奕正沿着走廊巡视过来。她一眼认出被保安架住的荀未来，惊讶地快步上前。</w:t>
+              <w:br/>
+              <w:t>• 【4-3　外　长林市·风雪长街 — 夜】荀未来独自一人行走在空旷寂静的雪街上。一想到自己被66岁的老年版自己用一沓电影票算计得死死的、不仅没拦住赵左右和徐图图吃麻辣烫，还狼狈得靠母亲解围，荀未来气得停下脚步，朝着路边的空气狠狠飞起一脚，脚底一滑差点摔个趔趄。</w:t>
+              <w:br/>
+              <w:t>• 【4-4　外/内　《三人行》白昼篇主题片头序列（OP） — 日/夜】伴随轻快而略带怅惘的钢琴与弦乐主题曲，《三人行》白昼篇片头画面徐徐展开：戴着鲜红围巾的少年奔跑在2008年大雪纷飞的长林八中校园与红白相间的有轨电车轨道之间，电话亭百叶窗前的神秘剪影、风雪院落里并排伫立的三个雪人、跨越时空的莫比乌斯环与逆向飞旋的齿轮钟摆依次掠过，16岁赵左右、41岁荀未来、66岁赵了三代自我并肩伫立于纯白雪原之上，最终定格于剧名《三人行 THE TRIPLE ECHO OF TIME》。</w:t>
+              <w:br/>
+              <w:t>• 【4-5　内　三条鱼漫画屋·一楼沙发阅读区（片名卡：避风港争夺战） — 日】一楼阅读区的拼色布艺沙发上趴着一只巨大的浅棕色毛绒泰迪熊。16岁的赵左右脱去了厚羽绒服，身穿米白、浅灰与雾霾蓝相间的宽横条纹圆领毛衣，内搭白色半高领打底衫，正端坐在小木茶几前，手握钢笔在红格信纸上一笔一划地认真写信。 荀未来伸手拿起那页信纸看清抬头，眼睛猛地一亮，啧啧称奇地拍了拍赵左右的肩膀。 赵左右停下笔抬起头，有些意外地看着荀未来。 提起自己最崇拜的科幻作家，16岁的赵左右眼睛亮晶晶的，脸上满是纯粹的向往与虔诚。 荀未来一屁股在赵左右身旁坐下，立刻摆出中年职场人那套世故功利的腔调，拍着大腿指点江山。 赵左右听得（核心台词：赵左右：“咋的，你听说过刘慈欣啊？” ／ 赵左右：“我听说《三体Ⅱ》已经写得差不多了。我一直都很崇拜他，在给他写信，也不知道他会不会回我。” ／ 赵左右：“啥叫“向上社交”啊？”）</w:t>
+              <w:br/>
+              <w:t>• 【4-6　内　赵左右家（501室）·玄关与客厅 — 夜】16岁的赵左右身穿灰蓝色拼深灰肩部立领羽绒服、背着黑色双肩书包推开防盗门走进玄关，一边低头换鞋一边往屋里张望。 赵左右的话音戛然而止，整个人僵在玄关口——只见客厅的墨绿色布艺沙发上，父亲赵东来正身穿深棕灰色高领毛衣面色铁青地端坐着。沙发前的木茶几上，赫然摊放着从赵东来书房抽屉里翻出来的那本盗版《小知音》杂志。 赵左右双手死死攥紧双肩包的肩带，心虚地低下头，声音细若蚊呐。 赵左右被父亲吼得肩膀一颤，却仍梗着脖子抬起头辩解。 赵东来霍然从沙发上站起身，指着赵左右的鼻子厉声怒斥。 听到“看闲书”、“山寨杂志”和“信用”这（核心台词：赵左右：“爸妈还没回来啊？等一下……” ／ 赵左右：“报的……理科。” ／ 赵左右：“我……后来分科表被撕坏了，所以要重新写，重新写就是文科了！我还不能自己选了？！”）</w:t>
+              <w:br/>
+              <w:t>• 【4-7　外　福慧家园老式家属院·五楼窗下雪地 — 夜】16岁的赵左右连滚带爬地冲出单元门，跑到自家五楼窗户正下方的积雪堆旁，“扑通”一声双膝跪倒在冰冷刺骨的雪地里。</w:t>
+              <w:br/>
+              <w:t>• 【4-8　外/内　和艺北街×飞霞路IC卡公用电话亭 — 夜】无家可归的赵左右缩着肩膀，一瘸一拐地走到路牌下的蓝白IC卡公用电话亭前，拉开玻璃门钻进狭小的电话亭内避寒。 电话亭绿色的金属内壁挡住了外面的呼啸风雪。赵左右靠着冰冷的铁壁，低头看着自己红肿破裂、凝着血痂的十指，冻得上下牙关打战。他哆嗦着从羽绒服兜里掏出银色诺基亚直板手机，先后拨打死党陈明和荀未来的电话。 赵左右无力地垂下胳膊，绝望与委屈如潮水般将他淹没。 就在这时，“嘀嘀”两声清脆的诺基亚短信提示音突然在寂静的电话亭内响起。赵左右愣了一下，举起手机一看——只见亮起的屏幕上弹出一个浅蓝色信封图标，上面显示着66岁赵了（核心台词：赵左右：“喂……陈明？……荀哥？”）</w:t>
+              <w:br/>
+              <w:t>• 【4-9　内/外　三条鱼漫画屋里间、风雪街头与飞霞路电话亭（多线交叉剪辑） — 夜】荀未来一骨碌从床上跳下，抓起衣架上的卡其色高领厚羽绒服套在身上，一把拉开三条鱼漫画屋的木门冲进漫天风雪的街道，沿着长林市的大街小巷大声呼喊着“赵左右——”。 【飞霞路电话亭】与此同时，和艺北街×飞霞路的公用电话亭内，已经与赵了通完电话的16岁赵左右揣好手机，隔着蒙着白雾与雪花的电话亭玻璃窗，静静仰起头望向夜空中纷扬飘落的雪花，安心等待着“赵爷爷”的到来。（核心台词：荀未来：“喂，罗爱文！赵左右找你了吗？他跟他爸吵架跑出来了！”）</w:t>
+              <w:br/>
+              <w:t>• 【4-10　内　街角市井面馆 — 夜】身穿暗酒红色连帽防风羽绒大衣、内搭纯白色高领毛衣、头戴黑色棒球帽的66岁赵了与16岁的赵左右面对面坐在靠窗的小木桌旁。赵了抬起手，熟稔而温和地朝面馆老板招呼道。 一碗汤色清亮、撒着翠绿香菜叶、热气腾腾的鸡汤豆腐片端上桌面。赵左右握着竹筷，看着眼前热气袅袅的汤碗，眼神里却还带着几分少年人的倔强与戒备。 听到这句毫不说教的承诺，赵左右紧绷了一整晚的肩膀终于彻底松弛下来。他低下头，大口大口地吃着滑嫩滚烫的鸡汤豆腐。一碗鲜美热汤下肚，少年冻僵的身体暖和过来，脸颊也恢复了红润。 赵左右抽出纸巾认真擦了擦嘴，抬起头郑重其事地看（核心台词：赵左右：“你要是替我爸妈来劝我回去的，那就别白费力气了！” ／ 赵左右：“谢谢赵爷爷！等我管我兄弟借了钱，我一定会还你的！” ／ 赵左右：“你以前没来过长林吗？”）</w:t>
+              <w:br/>
+              <w:t>• 【4-11　内/外　八中后街·砂锅麻辣烫店与店外风雪街头 — 夜】荀未来狐疑地一转头，目光正好落在店堂侧墙悬挂的木框黑板上——只见黑板顶部写着“大胃王挑战赛排行榜”，下方的粉笔字清清楚楚地列着名次：“第一名 王林 十二碗 ｜ 第二名 刘宁 十一碗 ｜ 第三名 丽娜 十碗 ｜ 第四名 黄政杨 ｜ 第五名 孙蕾 八碗 ｜ 第六名 孙艺宁 七碗 ｜ 第七名 徐图图 ｜ 第八名 赵左右 五碗 ｜ 第九名 张宁 四碗 ｜ 第十名 胡雪桐 三碗”。 荀未来指着黑板上的“第七名 徐图图”和“第八名 赵左右 五碗”，转头冲舒老板冷笑一声。（核心台词：荀未来：“老板，刚刚赵左右来过吗？！” ／ 麻辣烫舒老板：“赵左右？大胃王比赛之后就没见着他了。哎，你是谁啊？难道你是他爹啊？” ／ 荀未来：“没跟你扯这个！我听说赵左右是跟一个女孩来参加大胃王比赛的？”）</w:t>
+              <w:br/>
+              <w:t>• 【4-13　内　长林饭店·豪华套房客厅 — 夜】赵了刚挂断电话，套房的木质浴室门便“咔哒”一声推开——刚洗完热水澡、浑身冒着热气的16岁赵左右身穿一件宽大松软的纯白色华夫格酒店浴袍，顶着一头湿漉漉的碎发欢快地冲了出来，一屁股陷进欧式雕花布艺沙发里，兴奋地直拍沙发扶手。 赵左右毫不犹豫地使劲点头，手舞足蹈地比划着。 一提到刚刚撕碎自己杂志的父亲，16岁的赵左右嘴角立刻撇了下去，赌气地把头扭向一边。 赵左右怔了一下，似懂非懂地看着神色肃穆的赵爷爷，缓缓低下了头。（核心台词：赵左右：“我的天啊！我第一次住这么好的酒店！那个淋浴头也太高级了，我都不会拧，在里头研究了好半天！” ／ 赵左右：“好太多了！我们家那个地漏都堵死了，每次洗个澡费老劲了！爷爷，等我以后像你一样挣大钱了，我也要带我妈来住这么豪华的套房，让她也享享清福！” ／ 赵左右：“我爸……他才不需要。”）</w:t>
+              <w:br/>
+              <w:t>• 【4-14　内　福慧家园6栋五楼·501与502室门外楼梯间 — 日】2008年1月31日（周四）清晨。身穿卡其色厚羽绒服、戴着黑色毛线手套的41岁荀未来急匆匆爬上福慧家园6栋五楼的水泥楼梯间。 荀未来先凑到501室绿色防盗铁门前侧耳倾听，又转过身打量对门紧闭的502室房门，神色愈发凝重。（核心台词：荀未来（自语）：“没去麻辣烫店，也不在他家……难道是未来的我，预判了我的预判？！这姜真是越老越辣！不行，不能让他趁虚而入改变了赵左右的想法！”）</w:t>
+              <w:br/>
+              <w:t>• 【4-15　内　长林市室内电玩城 — 日】66岁的赵了换上了一身帅气利落的黑色翻领皮夹克，内搭挺括白衬衫并系着一条黑色窄领带，头戴黑色棒球帽，正坐在街机赛车驾驶座上，一脚重重踩下金属油门踏板，熟练地转动方向盘与身旁的16岁赵左右飙车竞速！ 紧接着，一老一少并肩站在双人街机投篮机前，脱去羽绒服外套的赵左右与身穿黑皮衣系黑领带的赵了左右开弓，一颗颗篮球如连珠炮般精准空心入网！ 投篮机下方的出票口源源不断地吐出长龙般的彩色连张兑奖彩票，转眼间便装满了整整一黄色塑料购物篮。赵了摘下头上的黑色棒球帽擦了擦额头的汗水，哈哈大笑着提起那满满一篮兑奖彩票塞进赵左右怀里。（核心台词：赵左右：“进了！好球！”）</w:t>
+              <w:br/>
+              <w:t>• 【4-16　内　三条鱼漫画屋·里间账桌与一楼阅读区 — 日】算账小孩话音刚落，漫画屋一楼的玻璃木门便被“哐当”一声推开——身穿灰蓝色羽绒服的16岁赵左右满面春风、昂首挺胸地走了进来，双手高高举着两个红白相间的肯德基全家桶！ 脱去羽绒服、身穿鲜亮翠绿色高领纯色针织毛衣的41岁荀未来听到声音，一个箭步从里间冲了出来，张开双臂一把将16岁的赵左右死死搂进怀里！ 赵左右手里还提着全家桶，被荀未来勒得喘不上气，直翻白眼拍打他的后背。 赵左右好不容易从荀未来怀里挣脱出来，把两个全家桶放在书架旁的桌面上，得意洋洋地扬起下巴。 赵左右却毫不介意地摆了摆手，一脸真诚地替赵了辩护。 荀未来急火（核心台词：赵左右：“兄弟们，我回来了！原味鸡！” ／ 赵左右：“哥，你先松手！松手！” ／ 赵左右：“这是赵爷爷请大家吃的！哥们儿现在有着落了！”）</w:t>
+              <w:br/>
+              <w:t>• 【4-17　外　福慧家园老式家属院·单元门外红扶手水泥台阶 — 夜】夜色深沉，福慧家园老式家属院内积雪皑皑，昏黄的街灯在雪地上洒下一片孤寂的暖光。 身穿军绿色连帽长款羽绒派克大衣（内搭翠绿色高领毛衣）的41岁荀未来骑着二八自行车驶入家属院。他支好自行车正准备走进6栋单元门上楼，脚步却猛然停住了——（核心台词：荀未来：“叔，是我，赵左右的同学，之前去过您家吃饭，我叫小荀。” ／ 荀未来：“我来陪您喝！叔，我是站您的，赵左右这次确实太过分了！您把他的书撕了——”）</w:t>
+              <w:br/>
+              <w:t>• 【4-19　内　长林饭店豪华套房与501室赵家餐厅（交叉剪辑） — 夜】【长林饭店·豪华套房】夜深人静，16岁的赵左右正四仰八叉地躺在宽大松软的酒店大床上呼呼大睡。身穿黑色皮夹克、白衬衫系黑领带的66岁赵了看了一眼熟睡的少年，轻手轻脚地走到套房门廊处，按下接听键将手机贴在耳边。</w:t>
+              <w:br/>
+              <w:t>• 【4-20　外　福慧家园老式家属院·“三个雪人”院落 — 日】车门打开，身穿浅灰色连帽开衫卫衣（内搭白衬衫与黑色窄领带、头戴黑色英文刺绣棒球帽）的66岁赵了与身穿灰蓝色羽绒服、背着双肩书包的16岁赵左右一同走下出租车。 出租车驶离后，赵左右站在雪地里，满脸不舍地拉住赵了的衣袖。 一听要回501室面对父亲，16岁的赵左右顿时委屈地皱起眉头，腮帮子鼓了起来。 16岁的赵左右独自站在三个雪人旁，抬头望了望五楼自家的窗户，少年人薄薄的面皮终究还是抹不开面子，犹豫片刻后一跺脚，转身朝院外自己的秘密基地——三条鱼漫画屋跑去。（核心台词：赵左右：“爷爷，咱还去岁月潭吗？我攻略都做好了！” ／ 赵左右：“所以这两天你是帮我爸妈在监视我对吧？我爸气消了我还得看我气消了吗！”）</w:t>
+              <w:br/>
+              <w:t>• 【4-21　外/内　三条鱼漫画屋门口与斜对面街角小广告墙（平行剪辑） — 日】看到背着双肩包的赵左右垂头丧气地走到门口，荀未来晃了晃手里的搪瓷茶缸，眉飞色舞地打趣道。 赵左右不好意思地摸了摸鼻子，小声开口。 荀未来哈哈一笑，大方地侧过身让开漫画屋大门，用力拍了拍赵左右的肩膀。 荀未来志得意满地揽着16岁的赵左右走进三条鱼漫画屋，自以为在这场“避风港争夺战”中笑到了最后。（核心台词：赵左右：“你能腾个地儿给我睡觉不？”）</w:t>
+            </w:r>
+          </w:p>
+        </w:tc>
+      </w:tr>
+      <w:tr>
+        <w:trPr>
+          <w:cantSplit/>
+        </w:trPr>
+        <w:tc>
+          <w:tcPr>
+            <w:tcW w:type="dxa" w:w="2376"/>
+            <w:vAlign w:val="center"/>
+            <w:tcMar>
+              <w:top w:w="105" w:type="dxa"/>
+              <w:bottom w:w="105" w:type="dxa"/>
+              <w:left w:w="145" w:type="dxa"/>
+              <w:right w:w="145" w:type="dxa"/>
+            </w:tcMar>
+          </w:tcPr>
+          <w:p>
+            <w:pPr>
+              <w:spacing w:before="40" w:after="40" w:line="341" w:lineRule="auto"/>
+              <w:jc w:val="center"/>
+            </w:pPr>
+            <w:r/>
+            <w:r>
+              <w:rPr>
+                <w:rFonts w:ascii="Times New Roman" w:hAnsi="Times New Roman" w:eastAsia="宋体"/>
+                <w:b/>
+                <w:color w:val="191919"/>
+                <w:sz w:val="19"/>
+              </w:rPr>
+              <w:t>EP05《回家》</w:t>
+            </w:r>
+          </w:p>
+        </w:tc>
+        <w:tc>
+          <w:tcPr>
+            <w:tcW w:type="dxa" w:w="7992"/>
+            <w:vAlign w:val="center"/>
+            <w:tcMar>
+              <w:top w:w="105" w:type="dxa"/>
+              <w:bottom w:w="105" w:type="dxa"/>
+              <w:left w:w="145" w:type="dxa"/>
+              <w:right w:w="145" w:type="dxa"/>
+            </w:tcMar>
+          </w:tcPr>
+          <w:p>
+            <w:pPr>
+              <w:spacing w:before="40" w:after="40" w:line="341" w:lineRule="auto"/>
+              <w:jc w:val="left"/>
+            </w:pPr>
+            <w:r/>
+            <w:r>
+              <w:rPr>
+                <w:rFonts w:ascii="Times New Roman" w:hAnsi="Times New Roman" w:eastAsia="宋体"/>
+                <w:b w:val="0"/>
+                <w:color w:val="191919"/>
+                <w:sz w:val="19"/>
+              </w:rPr>
+              <w:t>• 【5-1　外　家属院·雪地天台与铁楼梯（赵左右梦境） — 夜】二零零八年深冬寒夜，鹅毛大雪纷纷扬扬洒落。家属院空旷的雪地天台中央，突兀地摆着一张单人折叠床。十六岁的赵左右身穿黑白大格纹加厚睡衣套装、脚蹬深色棉拖鞋，裹着棉被躺在折叠床上沉睡，眉头紧锁，闭着眼喃喃呓语。 赵左右猛地睁开双眼，从折叠床上惊醒坐起，茫然环顾四周白雪皑皑的天台与昏黄的路灯。 赵左右掀开棉被下床，踩着厚厚的积雪沿着天台走廊焦急寻找，双手拢在嘴边大声呼喊。 赵左右迈步走到住宅楼外铁栏杆楼梯拐角处，目光扫向坐在覆雪台阶上的四十一岁荀未来——荀未来身穿深灰色毛绒厚睡袍、内搭白T恤与深色睡裤，正半闭着双眼仰头灌了（核心台词：赵左右：“荀哥……几点了……陈明……” ／ 赵左右：“搞什么？我不是和荀哥、陈明睡在漫画屋吗？这哪啊？” ／ 赵左右：“荀哥！陈明！别闹了，你们快出来啊！荀哥！”）</w:t>
+              <w:br/>
+              <w:t>• 【5-3　内　漫画屋·里间卧室 — 晨】十六岁的陈明身披蓝白格纹衬衫毯，早已起床伏在书桌前的台灯下专注写作业，桌面上摆着《初中生优秀作文选》与理科练习册。通铺被窝里，身穿灰白横条纹毛衣的十六岁赵左右长舒一口气，最先从噩梦中醒来并翻了个身；而身穿白色高领毛衣的四十一岁荀未来仍靠在床铺内侧熟睡。 赵左右睡眼惺忪地从被窝里慢慢坐起身，双手按在棉被上揉了揉眼睛，转头看向书桌前的陈明。 赵左右愣了一下，不服气地挺直腰板争辩。 荀未来大口喘着气，一脸茫然地瞪着前方。赵左右吓了一跳，连忙转过头好奇地看着他。 荀未来套上深蓝色牛仔外套快步走出内室。赵左右还坐在被窝里发怔（核心台词：赵左右：“昨晚，我没说梦话吧？” ／ 赵左右：“不可能，我明明还喊了你的名字来着。” ／ 赵左右：“离……离啥呀？你梦到啥了？”）</w:t>
+              <w:br/>
+              <w:t>• 【5-4　外/内　漫画屋·店门外与店堂 — 日】穿好衣服的赵左右轻手轻脚地从里间走出来，将右手食指竖在嘴唇前朝荀未来做了个“嘘”的噤声手势。 荀未来压低声音，走上前一把揽住赵左右的肩膀，将他带到前台旁坐下，自己倚靠在前台边，抬手拍了拍自己的胸脯。 赵左右眼神闪烁，表情顿时变得凝重起来，一边回忆一边用手比划着昨晚梦里的荒诞情景。 荀未来心头微震，随即神情柔和下来，故作洒脱地笑了笑，伸手轻拍赵左右的肩膀。 荀未来再次用力拍了拍赵左右的肩膀，眼神真挚地许诺，随后转身走到吧台电脑前坐下。（核心台词：赵左右：“陈明睡着了，咱小点儿声啊。” ／ 赵左右：“都是兄弟你咋这样呢？” ／ 赵左右：“别提了，我也做了个噩梦。梦到你变成了一个中年人，穿着睡袍在大街上喝酒，好像是因为房贷还是啥的还不上了，无家可归。但我又帮不上你。”）</w:t>
+              <w:br/>
+              <w:t>• 【5-5　内　赵左右家楼道·501与502室门前 — 日】五楼狭窄的水泥楼道内，头戴八角鸭舌帽、身穿棕色长款翻领呢大衣的六十六岁赵了双手交叠在腹前，略带歉意地微躬着身子站在五零一室门前；身穿黑白宽条纹高领毛衣的母亲刘美奕倚在门框旁，神色温和。 刘美奕露出理解的微笑，轻轻摇了摇头宽慰这位热心的老邻居。（核心台词：赵了：“不好意思，我没能把小赵带回来。”）</w:t>
+              <w:br/>
+              <w:t>• 【5-6　外　红砖街道 — 夜】夜幕降临，积雪覆盖的红砖墙街道上，十六岁的徐图图身穿浅薄荷绿牛角扣连帽大衣、戴着金属细圆框眼镜，手里握着红白配色的索爱滑盖手机边走边低头翻看。手机屏幕停留在通讯录界面，列表上依次显示着“新联系人、爸爸、班主任、家、妈妈、赵左右”。</w:t>
+              <w:br/>
+              <w:t>• 【5-8　外/内　飞霞路·公用电话亭 — 夜】飞霞路与知西北街交口，徐图图走进绿色的中国网通公用电话亭，将IC卡插入“仅限于IC卡”插槽，对照手机屏幕上的号码按键拨打赵左右的电话，握着听筒小声给自己鼓劲。</w:t>
+              <w:br/>
+              <w:t>• 【5-12　内　赵左右家楼道·501与502室门前 — 夜】五楼五零二室门前，身穿深绿色棉衣的开锁师傅转动工具咔哒一声打开房门，起身收拾好工具包下楼。巡警 220103 站在门旁温和地叮嘱赵了。 赵了连连点头道谢，与巡警挥手互致新年祝福。</w:t>
+              <w:br/>
+              <w:t>• 【5-13　内　漫画屋·阅读区与书架过道 — 夜】里间书桌前，赵左右写卷子写得疲惫不堪，把笔往桌上一扔，侧着脸趴在桌面上痛苦哀嚎；对面的陈明头也不抬，神情冷淡地推了推鼻梁，握着笔在卷子上刷刷书写。 赵左右继续趴在桌面上，有气无力地锤了一下桌角，苦闷地吐槽。 荀未来拿着信封走近书桌前，伸手将牛皮纸信封递到赵左右眼前。 赵左右茫然地撑起身子接过信封，指尖撕开封口抽出里面的信纸。 赵左右展开那张红色横线信纸，一眼看清抬头与落款处的名字，瞳孔瞬间放大，倒吸一口凉气，失声惊叫起来！ 赵左右双手颤抖地捧着红色横线信纸逐字阅读，眼神从震惊逐渐转为明亮、动容与热泪盈眶；身旁的荀未（核心台词：赵左右：“实在顶不住了。剩下的，咱年初五回来再做吧。” ／ 赵左右：“我初中拼了命地考上八中，为啥连喘口气的工夫都没有，又要拼了命地高考？” ／ 赵左右：“你回来啦，荀哥。”）</w:t>
+              <w:br/>
+              <w:t>• 【5-14　内　漫画屋·里间卧室 — 夜】漫画屋里间榻榻米地铺上，赵左右盘腿坐着，双手平举着那封“刘慈欣回信”反反复复地仔细阅读，脸上满是憧憬。书桌前，陈明正低头专注地握笔在笔记本上快速书写。赵左右转过头看向陈明，兴致勃勃地提议。 赵左右小声嘟囔了一句，一把抓起被子躺下，将信纸举在眼前侧躺着继续看。（核心台词：赵左右：“现在想想，还是荀哥说得对，能了解彼此的，只有同龄人。反正我姥姥姥爷过年也去三亚玩了，年夜饭，咱仨一块儿吃吧。” ／ 赵左右：“为啥啊？” ／ 赵左右：“我又不打呼噜。”）</w:t>
+              <w:br/>
+              <w:t>• 【5-16　内/外　漫画屋·里间卧室与便民店外夜巷 — 深夜】深夜，漫画屋里间熄了灯。赵左右与陈明并排躺在地铺的格纹被窝里。赵左右双手交叠平放在腹部被子上方，睁着眼睛望着天花板，担忧地转头看向右侧的陈明。 陈明侧身面向赵左右躺着，闭着眼睛平静地分析。 赵左右转回视线继续望着天花板，喃喃反驳。 赵左右听后若有所思地转过头看着陈明的侧脸。 赵左右闭上眼躺了片刻，终究放心不下，悄悄掀开被子起身，穿上深灰色连帽羽绒服推门走入夜色。 永金便民店外的积雪夜巷里空无一人，赵左右裹紧羽绒服四下张望。（核心台词：赵左右：“陈明，你说荀哥咋还不回来啊？他不会和我爸干起来了吧？” ／ 赵左右：“可荀哥不也就二十岁？” ／ 赵左右：“其实，我一直觉得荀哥挺像个中年人的，虽然他动手也不考虑后果。”）</w:t>
+              <w:br/>
+              <w:t>• 【5-17　外/内　家属院·雪夜长椅与502室卧室 — 深夜】不远处的台阶下方阴影里，寻来的赵左右听到上方的说话声停下脚步，仰起头望向长椅方向（画外音）。 站在台阶下阴影里的赵左右听到父亲那句“哎呦我是真没钱呀”，眼神微微一颤，眼底涌起一阵心疼与触动。然而紧接着，长椅上的荀未来神色从同情转为得意，伸手一把搭住赵东来的肩膀炫耀起来。 荀未来拍着大腿，眉飞色舞地向赵东来抖出实情。台阶下的赵左右如遭雷击，整个人僵在原地！ 两人刚一转身走到台阶扶手边，笑容瞬间僵在脸上——只见十六岁的赵左右正满脸泪痕地站在台阶下方，早已将刚才的每一句话听得一清二楚！ 赵左右死死攥着拳头，一句话也没说，（核心台词：赵左右：“他们去哪儿了？应该没走远吧。”）</w:t>
+              <w:br/>
+              <w:t>• 【5-18　外　长林市·冰封湖面 — 深夜】空旷幽暗的冰封湖面上，寒风呼啸，远方孤月与高塔剪影笼罩在清冷的夜色里。十六岁的赵左右独自一人站在冰湖中央，戴着黑色手套的双手捧着那封红色横线信纸，口中呼出白气，耳畔回响着荀未来曾对他说过的一句句鼓励（画外音）。 赵左右低头凝视着信纸上工整的蓝墨水字迹，眼眶通红，泪水在眼底打转，声音颤抖而决绝。 赵左右决绝地松开右手——那封红色横线信纸瞬间被呼啸的寒风卷起，在幽暗的冰面上翻滚着飘向远方的黑暗深处。赵左右身体微微前倾，下意识地抬起右手朝信纸飞走的方向伸出半截，指尖停滞在半空，眼神从剧痛渐渐化为一片死寂的麻木（画外音）。（核心台词：荀未来：“人生一步错，步步错。相信我，赵左右，选文！怎么可能会不咋地呢？肯定写得特别好，你那文采，你那笔锋唰唰的，以后你绝对能自己办杂志的！你别浪费你的天赋！” ／ 赵左右：“如果都是假的，我宁可不要。” ／ 赵左右：“从今天起，我就再也不写东西了。”）</w:t>
+            </w:r>
+          </w:p>
+        </w:tc>
+      </w:tr>
+      <w:tr>
+        <w:trPr>
+          <w:cantSplit/>
+        </w:trPr>
+        <w:tc>
+          <w:tcPr>
+            <w:tcW w:type="dxa" w:w="2376"/>
+            <w:vAlign w:val="center"/>
+            <w:tcMar>
+              <w:top w:w="105" w:type="dxa"/>
+              <w:bottom w:w="105" w:type="dxa"/>
+              <w:left w:w="145" w:type="dxa"/>
+              <w:right w:w="145" w:type="dxa"/>
+            </w:tcMar>
+            <w:shd w:fill="F7FAFC"/>
+          </w:tcPr>
+          <w:p>
+            <w:pPr>
+              <w:spacing w:before="40" w:after="40" w:line="341" w:lineRule="auto"/>
+              <w:jc w:val="center"/>
+            </w:pPr>
+            <w:r/>
+            <w:r>
+              <w:rPr>
+                <w:rFonts w:ascii="Times New Roman" w:hAnsi="Times New Roman" w:eastAsia="宋体"/>
+                <w:b/>
+                <w:color w:val="191919"/>
+                <w:sz w:val="19"/>
+              </w:rPr>
+              <w:t>EP06《暖雪》</w:t>
+            </w:r>
+          </w:p>
+        </w:tc>
+        <w:tc>
+          <w:tcPr>
+            <w:tcW w:type="dxa" w:w="7992"/>
+            <w:vAlign w:val="center"/>
+            <w:tcMar>
+              <w:top w:w="105" w:type="dxa"/>
+              <w:bottom w:w="105" w:type="dxa"/>
+              <w:left w:w="145" w:type="dxa"/>
+              <w:right w:w="145" w:type="dxa"/>
+            </w:tcMar>
+            <w:shd w:fill="F7FAFC"/>
+          </w:tcPr>
+          <w:p>
+            <w:pPr>
+              <w:spacing w:before="40" w:after="40" w:line="341" w:lineRule="auto"/>
+              <w:jc w:val="left"/>
+            </w:pPr>
+            <w:r/>
+            <w:r>
+              <w:rPr>
+                <w:rFonts w:ascii="Times New Roman" w:hAnsi="Times New Roman" w:eastAsia="宋体"/>
+                <w:b w:val="0"/>
+                <w:color w:val="191919"/>
+                <w:sz w:val="19"/>
+              </w:rPr>
+              <w:t>• 【6-1　外　长林市·冰封湖面与湖滨石栏 — 夜】二零零八年深冬寒夜，空旷幽暗的冰封湖面上，十六岁的赵左右身穿深灰色连帽羽绒服、内搭灰白条纹毛衣与白衬衫、双手戴着黑色防滑手套，僵立在咔嚓作响的薄冰区中央，低头对着脚下不断蔓延的冰裂纹颤声祈祷。 赵左右刚试探着挪动半步，脚下冰层再次发出刺耳的脆响，吓得他立刻屏住呼吸，双手张开保持平衡不敢动弹。 话音未落，脚下冰面骤然开裂，赵左右脚下一滑重重摔倒在冰面上，失声惊呼。 湖滨石护栏岸边，身穿浅绿色牛角扣连帽大衣、戴着圆框眼镜的十六岁徐图图焦急地冲到栏杆前，一边解下岸边悬挂的红色救生圈，一边朝冰面上的赵左右大声呼喊。 徐图图（核心台词：赵左右：“没事啊，别生气，我走就是了。” ／ 赵左右：“好，说好了啊，我不动，你就不裂。” ／ 赵左右：“啊——！”）</w:t>
+              <w:br/>
+              <w:t>• 【6-3　内　漫画屋·里间卧室 — 日】日间，漫画屋里间的床铺上，身穿黑色高领毛衣的四十一岁荀未来缓缓睁开眼睛。守在床边的十六岁赵左右见状神情一喜，探头关切地唤他，随后迅速转头朝门外高声呼喊。 荀未来掀开被角作势就要下床展示。赵左右与赵东来见状连忙同时伸出双手按住他的双肩，将他稳稳按回床上。 荀未来听到“回家”二字愣了一下。赵左右与赵东来相视一笑，赵东来面露欣慰，抬手轻轻拍了拍儿子的肩膀，父子间气氛融洽。荀未来露出释怀的微笑，认真地看向赵左右道歉。 赵左右坦然地笑了笑，伸手拿起搭在椅背上的羽绒服穿上。（核心台词：赵左右：“荀哥，你醒啦？爸！荀哥醒啦！” ／ 赵左右：“医生说你没啥大事，就是睡着了。你现在感觉怎么样？精神点儿了吗？” ／ 赵左右：“好了好了，你老实躺着休息。没事就好啊，那我跟我爸先回家去了。”）</w:t>
+              <w:br/>
+              <w:t>• 【6-4　外/内　飞霞路·公用电话亭与人生无限有限公司工位（2058） — 日】客服急忙出声喊停，电脑屏幕上弹出“黑金会员 赵左右｜时空波动监测中”的红色折线波形图。赵了悬在按键上的手指瞬间停滞收回，眼神由焦躁转为凝重与警惕。 【闪回·2008长林八中乐器室及家属楼】赵了在远处默默注视着十六岁的赵左右抱猫走出楼门、在乐器室与徐图图并肩排练。（核心台词：客服58003：“您好，赵左右先生。昨晚您没有来电登记花销，必须给您记入违规次数了。” ／ 赵了：“我早就想消失了。本来我就是为了阻止你改命才来的。你就回去，好好地过你应该过的、属于赵左右原本的人生。”）</w:t>
+              <w:br/>
+              <w:t>• 【6-5　内　赵左右家·卧室与客厅 — 日】五零一室赵左右卧室内，身穿黑白格纹衬衫的赵左右正坐在电脑前滑动鼠标浏览长林八中吧，一条标题为《【劲爆消息】跨年夜一起来看暖雪！！！》的热帖吸引了他的目光。 赵左右拿起修好的手机翻看，神色放松地抬起头看着母亲，笑眯眯地报出菜名。 赵左右略显羞涩地摸了摸鼻子，挺起胸膛回答。 刘美奕欣慰地转身出门买菜。赵左右转回电脑屏幕前，滑动鼠标点开贴吧详情页，屏幕上显示着红字标题：转起来！明晚跨年的时候有火流星！观赏指南写着明晚 23:20-23:40 仰头看东北方向天空（画外音）。 门外突然传来急促的敲门声。赵左右起身走到客厅玄关（核心台词：赵左右：“暖雪？” ／ 赵左右：“想吃锅包肉，再来个，炸茄盒。” ／ 刘美奕：“行啊赵左右，你这两天没白离家出走啊，跟变了个人似的。以前每次问你都是随便、随便，最难做的就是随便了。”）</w:t>
+              <w:br/>
+              <w:t>• 【6-6　外　东湖公园·三角尖顶礼拜堂前 — 夜】夜晚，积雪覆盖的东湖公园三角尖顶礼拜堂台阶前，荀未来扮演王一漫，侧身回眸，捏着嗓子姿态造作、语气娇嗔地念着台词；撑着一把黑伞走上前来的赵左右与他对视了两秒，实在憋不住低头噗嗤一声笑场，手里的黑伞随之乱抖。 赵左右连忙收起黑伞抱在怀里，忍着笑连声拱手道歉。 赵左右敛去笑意，握着黑伞柄认真地看着荀未来。 赵左右皱了皱鼻子，满脸怀疑地吐槽那些肉麻台词。 赵左右收起笑容，仰头望向静谧的夜空，眼神纯净而真挚。 荀未来神色微动，随即上前一步，双手捧住赵左右的脸颊将他的脑袋扳正过来，严肃地指出残酷的现实。 赵左右脸上的憧憬瞬间凝（核心台词：赵左右：“对不起，我把你想到一漫实在太难了，你不笑还能好点儿。” ／ 赵左右：“可是，我想和一漫做朋友是真心的呀，这又不是在演戏。” ／ 赵左右：“可是她应该不会喜欢这些台词吧？都是从哪抄来的啊？”）</w:t>
+              <w:br/>
+              <w:t>• 【6-7　外/内　长林八中·铁栏杆外、美营租车行、保卫室与储藏室 — 夜】赵左右拔腿沿着夜街飞奔，荀未来在后面气喘吁吁地追赶，两人穿过限高架桥洞一路跑到长林八中校外铁栏杆栅栏旁。 荀未来扶着膝盖大口喘气，抬头看了一眼紧闭的校园铁栅栏。赵左右双手抓着铁栏杆，抬手指着校园深处的体育馆方向。 荀未来缓过一口气，疑惑地看着赵左右手指的方向。 赵左右转过身，兴奋地向荀未来解释起来。 荀未来眼睛一亮，赞许地拍了拍赵左右的肩膀。 赵左右伸出双手在胸前悬空比划了一个长方体的尺寸。 赵左右用力握了握拳头，低声喊了一句，随即踩上路边的绿色塑料垃圾桶，敏捷地翻越学校铁栏杆跳进校园。 与此同时，校园内，十六岁的（核心台词：赵左右：“跟我来就是了，走！” ／ 赵左右：“不是——” ／ 赵左右：“造雪机！”）</w:t>
+              <w:br/>
+              <w:t>• 【6-8　外　东湖公园·三角尖顶礼拜堂前 — 夜】东湖公园三角尖顶礼拜堂前，两人合力将造雪机固定在皮卡车后斗上。赵左右朝着礼拜堂双手合十拜了拜，随后与荀未来并肩背靠在银色皮卡车斗边缘。 赵左右也仰起头望着夜空，眼中闪烁着释然与激动的光彩，嘴角扬起开怀的笑意。 荀未来转过头静静凝视着赵左右的侧脸，眼神温柔而郑重。 赵左右转过头看向荀未来，笑着回应。荀未来微微一怔，抿嘴低头温和一笑，将手揣进白色大衣口袋哈着白气搓手取暖，轻声低语。 荀未来转过头看着赵左右，神色认真中带着一丝不易察觉的不舍，抬手拍了拍他的肩膀。（核心台词：赵左右：“对不住啦，先借用一下。” ／ 赵左右：“当然了。” ／ 赵左右：“什么感觉啊？”）</w:t>
+              <w:br/>
+              <w:t>• 【6-12　内　赵左右家·餐厅与502室门前 — 夜】除夕之夜，五零一室餐厅桌上摆满了丰盛的年夜饭（包括锅包肉与炸茄盒）。身穿浅蓝色毛衣的赵左右与身穿灰色针织衫的赵东来围坐桌旁互相夹菜，系着粉色围裙的刘美奕端着一个装满热菜的双层不锈钢饭盒从厨房走出来。 赵东来端起酒杯乐呵呵地招呼儿子碰杯，刘美奕将不锈钢饭盒递给赵左右。 赵左右接过饭盒，疑惑地眨了眨眼。 赵左右双手托着不锈钢饭盒走到对门五零二室门前敲了敲门。身穿卡其色厚羽绒服、面容憔悴的六十六岁赵了微开房门。赵左右神色真诚地将饭盒递到身前。 赵左右隔着门叮嘱了一句，转身回到五零一室餐桌旁坐下，拿起筷子边吃边问母亲。（核心台词：赵左右：“妈，你别忙活了快来吃啊。” ／ 赵左右：“这个这个。” ／ 赵左右：“干嘛不叫他过来一起吃啊？”）</w:t>
+              <w:br/>
+              <w:t>• 【6-13　内　徐图图家·客厅 — 夜】暖炉旁，徐图图将织好的白色笑脸毛线帽叠放进精致的绿色礼盒里，盒盖内侧贴着写给赵左右的黄色便利贴（To 赵左右：谢谢你带那一桌冷饮！ / 左右：广播社选举加油！）。徐图图轻轻合上盒盖（画外音）。</w:t>
+              <w:br/>
+              <w:t>• 【6-15　外/内　雪夜街道与王一漫家二楼卧室 — 夜】雪夜街头，头戴白色毛绒耳罩、身穿浅蓝色羊羔毛大衣的徐图图怀抱绿色礼盒走到赵左右家楼下，仰望五楼亮灯的窗户，掏出索爱手机给“赵左右（狂野阳光）”发送短信（画外音）。 就在这时，身穿黑色牛角扣连帽大衣的赵左右一边接听荀未来的电话，一边从单元门冲出，匆匆跑过路口。 街角处，怀抱礼盒的徐图图目送赵左右跑向东湖公园方向的背影，疑惑地跟了上去。（核心台词：赵左右：“好的，荀哥，我马上就到！”）</w:t>
+              <w:br/>
+              <w:t>• 【6-16　外　东湖公园·三角尖顶礼拜堂前广场 — 夜】话音未落，荀未来眼角余光突然瞥见十六岁的赵左右正出现在礼拜堂台阶的另一侧！荀未来的眼神瞬间由疲惫化为惊恐与决绝——为了阻止王一漫说出喜欢自己、防止十六岁的赵左右听见后彻底崩溃，他猛然转向赵左右的方向，撕心裂肺地发出一声咆哮！ 王一漫被这声突如其来的怒吼吓得浑身一颤，以为荀未来是在吼自己，脸色瞬间煞白；她茫然地回头看了一眼台阶上的赵左右，随后含着眼泪失落地转身跑进夜色。台阶上的赵左右也彻底怔住。荀未来绝望地环顾四周，低头看向腕表——返程倒计时仅剩最后三十秒（00:00:30）。 荀未来神色决绝，迈开大步冲上礼拜堂台阶（核心台词：荀未来：“左右，还有三十秒，你竖起耳朵听好！赵左右，你报考文科是无比正确的决定！广播社选举那天，你把你的那一票投给了王一漫，也是无比正确的决定！你可以无条件地相信我，也不用在意你刚才看到的一切，因为，其实我就是……” ／ 赵左右：“根本就没有暖雪。” ／ 赵左右：“为什么我会相信这种事啊？火流星的轨道，应该是无法预测的吧。”）</w:t>
+              <w:br/>
+              <w:t>• 【6-17　内/外　除夕跨年群像空间与赵左右家卧室 — 深夜】五零一室赵左右卧室内，身穿黑白条纹长袖的十六岁赵左右静静坐在书桌前，凝视着玻璃缸里游动的金鱼。突然，窗外漆黑的夜空被一道璀璨夺目的金红色光芒撕裂——一颗巨大的火流星拖着长长的焰尾划破长空，将漫天飘落的白雪映照成梦幻般的暖金色，倒映在赵左右震颤的瞳孔中（画外音）。（核心台词：赵左右：“火流星，不可预测的轨迹……不可预测吗？”）</w:t>
+            </w:r>
+          </w:p>
+        </w:tc>
+      </w:tr>
+      <w:tr>
+        <w:trPr>
+          <w:cantSplit/>
+        </w:trPr>
+        <w:tc>
+          <w:tcPr>
+            <w:tcW w:type="dxa" w:w="2376"/>
+            <w:vAlign w:val="center"/>
+            <w:tcMar>
+              <w:top w:w="105" w:type="dxa"/>
+              <w:bottom w:w="105" w:type="dxa"/>
+              <w:left w:w="145" w:type="dxa"/>
+              <w:right w:w="145" w:type="dxa"/>
+            </w:tcMar>
+          </w:tcPr>
+          <w:p>
+            <w:pPr>
+              <w:spacing w:before="40" w:after="40" w:line="341" w:lineRule="auto"/>
+              <w:jc w:val="center"/>
+            </w:pPr>
+            <w:r/>
+            <w:r>
+              <w:rPr>
+                <w:rFonts w:ascii="Times New Roman" w:hAnsi="Times New Roman" w:eastAsia="宋体"/>
+                <w:b/>
+                <w:color w:val="191919"/>
+                <w:sz w:val="19"/>
+              </w:rPr>
+              <w:t>EP07《舒图来了》</w:t>
+            </w:r>
+          </w:p>
+        </w:tc>
+        <w:tc>
+          <w:tcPr>
+            <w:tcW w:type="dxa" w:w="7992"/>
+            <w:vAlign w:val="center"/>
+            <w:tcMar>
+              <w:top w:w="105" w:type="dxa"/>
+              <w:bottom w:w="105" w:type="dxa"/>
+              <w:left w:w="145" w:type="dxa"/>
+              <w:right w:w="145" w:type="dxa"/>
+            </w:tcMar>
+          </w:tcPr>
+          <w:p>
+            <w:pPr>
+              <w:spacing w:before="40" w:after="40" w:line="341" w:lineRule="auto"/>
+              <w:jc w:val="left"/>
+            </w:pPr>
+            <w:r/>
+            <w:r>
+              <w:rPr>
+                <w:rFonts w:ascii="Times New Roman" w:hAnsi="Times New Roman" w:eastAsia="宋体"/>
+                <w:b w:val="0"/>
+                <w:color w:val="191919"/>
+                <w:sz w:val="19"/>
+              </w:rPr>
+              <w:t>• 【7-1　外/内　都市高楼·商务车与后台化妆间（2035） — 日/昏】一辆黑色豪华商务车平稳行驶在都市高架桥上。后座里，留着微卷长发背头、身穿灰色西装内搭白T恤的四十一岁赵左右闭目靠在真皮头枕上，右手疲惫地揉捏着眉心。前排男司机专心驾驶，副驾后方身穿职业装的女助理转过身，轻声唤他。 赵左右没有睁眼，依然捏着鼻梁，声音低沉而缓慢。 女助理连忙双手捧起平板电脑递到赵左右面前，屏幕上展示着古玛品牌为《新女性时代》杂志封面拍摄的前卫时装照。 赵左右掀开眼皮扫了一眼平板屏幕，眉头瞬间拧成一个川字，嫌弃地拿手指敲了敲屏幕。 女助理愣了一下，小心翼翼地收回半寸平板电脑，试探着看向赵左右。 赵左右坐（核心台词：赵左右：“古玛那边对接得怎么样了？” ／ 赵左右：“这是什么呀？这也太前卫了吧。你让他们看看2008年的人都在穿什么。这妆造，你实在不行，就让他们对着《意林》《故事会》封面插画的那些小人的衣服去设计。这都什么呀？” ／ 赵左右：“你知不知道，咱们的杂志是实体复兴风最大的IP。古玛这次想跟我们合作，不就是想蹭我们的热度吗？标榜他们推崇实体，煽个怀旧情。就这……这么前卫，怀旧个毛线啊！你问他们懂不懂啊？跟他们说不合作了，啊。”）</w:t>
+              <w:br/>
+              <w:t>• 【7-2　内　赵了家·卧室 — 夜】片刻后，赵了颤抖着伸手摸过枕边的老款诺基亚滑盖手机。屏幕亮起微光，壁纸上正是十六岁的赵左右与徐图图凑在一起灿烂微笑的自拍合影。赵了苍老的指腹轻轻摩挲着屏幕上的少女面庞，浑浊的眼底涌起滚烫的泪光。</w:t>
+              <w:br/>
+              <w:t>• 【7-4　内　徐图图家·玄关与客厅 — 夜】舒图若有所思地收回目光，视线不经意间扫过小方桌上的那个绿色礼盒——盒盖上方贴着一张黄色小熊便利贴，上面工整地写着：TO 赵左右 谢谢你的那一票。舒图眼神微动，抬眼看向徐图图。（核心台词：舒图：“赵左右？你喜欢他？”）</w:t>
+              <w:br/>
+              <w:t>• 【7-5　外/内　漫画屋·吧台与家属楼下 — 深夜】深夜积雪的街道上，成年舒图撑着透明雨伞独自缓步前行。 三条鱼漫画屋吧台前，身穿棕色羽绒服的四十一岁荀未来正靠在收银台边，借着昏黄的台灯独酌绿罐哈尔滨啤酒，神情落寞。借宿在里间、身穿蓝白相间运动校服外套的十六岁陈明推门走出来，看了一眼满身酒气的荀未来。（核心台词：荀未来：“造化弄人，王一漫呀王一漫，时间可真是跟我开了一个巨大的玩笑啊。我这怎么跟小赵去解释？你也玩我是吧？突然就剩一天，突然又变好了，抽风是吧？你说说怎么改个过去，就这么难呢。”）</w:t>
+              <w:br/>
+              <w:t>• 【7-6　内　赵左右家·玄关与客厅 — 日】大年初一清晨，五零一室卧室内，身穿黑白条纹长袖T恤的十六岁赵左右在书桌前伸了个懒腰，揉着眼睛走出卧室。玄关处，身穿黑色大衣、围着黑灰格围巾的母亲刘美奕正弯腰换鞋准备出门。 赵左右撇了撇嘴，靠在门框上拆父亲的台。 赵东来得意地拍了拍儿子的肩膀，开门下楼。偌大的屋子瞬间冷清下来，赵左右独自走到结着冰霜的窗前，俯瞰着楼下雪地里孤零零排成一列的三个小雪人，眼神有些落寞。就在这时，门外响起笃笃的敲门声。 换上棕黄格子连帽衬衫的赵左右走到玄关拉开房门，只见四十一岁的成年舒图正站在门外，脚边放着一个印有“春在一起、中国结”字样的（核心台词：赵左右：“妈，大年初一那么早上班啊？” ／ 赵左右：“新年快乐。” ／ 赵左右：“爸，你也那么早啊？”）</w:t>
+              <w:br/>
+              <w:t>• 【7-7　内/外　漫画屋·门口 — 日】三条鱼漫画屋内，趴在书堆上熟睡的荀未来悠悠醒来，伸了个大大的懒腰，将吧台上的哈尔滨啤酒空罐随手扔进垃圾桶，打着哈欠走到店门前，双手抓住铁卷帘门往上一推——门外阳光下，赫然站着冷眼抱臂的四十一岁舒图！ 荀未来魂飞魄散，本能地死死拽住卷帘门把手猛往下拉！舒图眼疾手快冲上前一步，双手抓住卷帘门下沿与他隔门角力。（核心台词：舒图：“有本事别躲呀，赵左右！”）</w:t>
+              <w:br/>
+              <w:t>• 【7-8　内　人生有限公司·会谈室与舒图家（2033） — 日/夜】镜头急推向桌上少年赵左右抱着小狗的旧相框，画外音响起舒图撕心裂肺的呼喊：别接电话！别回家！ 【闪回·2033年舒图与赵左右家客厅】舒图身穿条纹针织衫在书架前崩溃翻找，相册与杂物被扫落一地。 舒图站在客厅中央剧烈喘息，痛苦地抱头蹲在地上哭泣。一本烫金封面的《青春回忆录》相册掉落在地，里面滑出一张二零零八年寒假麻辣烫店“大胃王挑战赛”的合影——照片上赫然是十六岁的徐图图与十六岁的赵左右！舒图伸手捡起照片，眉头紧锁，眼神里满是困惑与震惊。 一阵剧烈的刺痛突然袭上脑海，一幕幕原本不属于她原有记忆的画面在脑海中飞速闪回：暖色（核心台词：人生有限公司代表：“女士，是这样的，按理说呢，我们是不能够透露实验者姓名的。但是您是赵先生的妻子，所以我们也就不再隐瞒了。根据我们跟赵左右赵先生签署的实验协议来说呢，我们是不能够把他召回来的。如果说，把他提前召回来的话，这个算我们违约。” ／ 舒图：“有本事永远别见我！永远别见我！赵左右，你到底死哪儿去了！” ／ 人生有限公司代表：“女士，我们呢真的是非常非常理解您现在的心情。可这个协议啊，是我们跟赵左右赵先生签的，所以啊，必须是他本人来……”）</w:t>
+              <w:br/>
+              <w:t>• 【7-9　外/内　漫画屋·门口 — 日】回到二零零八年三条鱼漫画屋门前，铁卷帘门已拉下大半，只留下一道贴地的窄缝。四十一岁的舒图背靠着冰冷的卷帘门坐在门外水泥地上，身旁放着那把黄色笑脸透明雨伞；四十一岁的荀未来则抱膝蹲在卷帘门内侧的阴影里，夫妻俩隔着一扇铁门静静对话。 卷帘门内侧的阴影里，荀未来抱膝蹲在地上，梗着脖子表明态度。（核心台词：舒图：“那我最起码，该记得在高中的时候，除了提前认识了赵左右，还见过一个叫荀未来的人吧？”）</w:t>
+              <w:br/>
+              <w:t>• 【7-11　内　赵左右家·客厅与门廊 — 夜】五零一室客厅墙上的方形挂钟指向傍晚六点。十六岁的赵左右侧躺在绿色沙发上，捂着咕咕叫的肚子自言自语。 茶几上的诺基亚直板手机突然震动起来，赵左右伸手拿过手机查看，屏幕显示收到一条来自“荀未来（不和小白说话）”的短信。 赵左右侧躺在沙发上，双手拇指飞快地按键回复。 赵左右举着手机等待，几秒钟后，荀未来的新短信立刻弹了出来。 赵左右看着短信忍不住嘴角微扬，放下手机闭目养神。肚子里又传出一阵饥饿的抗议声，赵左右坐起身，目光投向餐桌上那个舒图白天送来的“幸福在一起”红色八角形礼盒。他起身走到餐桌前解开红色丝带，面露好奇地揭开（核心台词：赵左右：“爸不是说下馆子去吗？不会忘了吧？” ／ 赵左右（短信画外音）：“我没事，昨晚睡了一觉，好像想明白了。” ／ 赵左右：“这人也太过分了吧！”）</w:t>
+              <w:br/>
+              <w:t>• 【7-12　外/内　家属楼下雪巷·漫画屋与出租车 — 夜】赵左右匆忙套上棕色羽绒服追出单元门，不料守在门外的舒图突然出手，一把从赵左右手里夺过那部诺基亚直板手机，转身就往雪巷深处飞奔！赵左右大吃一惊，拔腿在后面狂追。 舒图甩开赵左右闪身拐进小巷暗处，熟练地用抢来的赵左右手机调出“荀未来”的号码，飞快按下“救我，岁月潭！”五个字点击发送。 三条鱼漫画屋内，正在扫地的荀未来听到摩托罗拉翻盖手机响起提示音，翻开一看，屏幕上赫然显示着发件人“舒图”（原赵左右号码）发来的短信：救我 岁月潭。荀未来脸色剧变。（核心台词：赵左右：“哎，你咋还抢劫啊？！喂！站住！站住，别跑！”）</w:t>
+              <w:br/>
+              <w:t>• 【7-13　外　岁月潭 — 夜】荀未来脚下一绊摔倒在雪地里，低头一看，积雪中赫然掉落着赵左右那部亮着屏幕的诺基亚手机！荀未来颤抖着捡起手机，绝望地跪倒在雪原中央。 【闪回·2033年陈明葬礼后街头】戴着黑色手套的赵左右左手握着人生有限公司名片，右手低头盯着手机屏幕上“老婆”的来电显示，狠心按下了挂断键。（核心台词：荀未来：“左右！赵左右！舒图！赵左右！” ／ 舒图：“那你告诉我呀！你跟我说，你不想离婚，你还爱我，还在乎我，我就不会总跟你提离婚了呀！赵左右，你为什么总是在逃避，为什么什么都不跟我说？！” ／ 舒图：“赵左右！赵左右！你要是再往前走一步，咱俩就算真离了！”）</w:t>
+              <w:br/>
+              <w:t>• 【7-15　内　漫画屋·店堂与里间 — 夜】三条鱼漫画屋内，留着顺直短发、身穿棕红复古麻花毛衣的十六岁陈明正坐在堆满书册的柜台前伏案写字。十六岁的赵左右推门走进店里，双手扶在柜台书堆上向陈明打听。 赵左右探身往前凑了凑，继续追问。 正说着，身穿深绿色工装夹克的荀未来推门走进书店，随手将从岁月潭雪地里捡回来的诺基亚直板手机递还给柜台前的赵左右。 荀未来面色疲惫地走过柜台，将那部诺基亚手机塞回赵左右手里。 荀未来拎着一罐饮料快步穿过书架走进里间，把夹克外套随手甩在单人沙发背上，顺势坐倒在靠背沙发上，右手捏着银色易拉罐，眼神疲惫。赵左右双手插兜急匆匆跟进来，在沙发（核心台词：赵左右：“陈明，荀哥在吗？” ／ 赵左右：“白天有没有一个中年阿姨来找过他？” ／ 赵左右：“荀哥！”）</w:t>
+            </w:r>
+          </w:p>
+        </w:tc>
+      </w:tr>
+      <w:tr>
+        <w:trPr>
+          <w:cantSplit/>
+        </w:trPr>
+        <w:tc>
+          <w:tcPr>
+            <w:tcW w:type="dxa" w:w="2376"/>
+            <w:vAlign w:val="center"/>
+            <w:tcMar>
+              <w:top w:w="105" w:type="dxa"/>
+              <w:bottom w:w="105" w:type="dxa"/>
+              <w:left w:w="145" w:type="dxa"/>
+              <w:right w:w="145" w:type="dxa"/>
+            </w:tcMar>
+            <w:shd w:fill="F7FAFC"/>
+          </w:tcPr>
+          <w:p>
+            <w:pPr>
+              <w:spacing w:before="40" w:after="40" w:line="341" w:lineRule="auto"/>
+              <w:jc w:val="center"/>
+            </w:pPr>
+            <w:r/>
+            <w:r>
+              <w:rPr>
+                <w:rFonts w:ascii="Times New Roman" w:hAnsi="Times New Roman" w:eastAsia="宋体"/>
+                <w:b/>
+                <w:color w:val="191919"/>
+                <w:sz w:val="19"/>
+              </w:rPr>
+              <w:t>EP08《时间的玩笑》</w:t>
+            </w:r>
+          </w:p>
+        </w:tc>
+        <w:tc>
+          <w:tcPr>
+            <w:tcW w:type="dxa" w:w="7992"/>
+            <w:vAlign w:val="center"/>
+            <w:tcMar>
+              <w:top w:w="105" w:type="dxa"/>
+              <w:bottom w:w="105" w:type="dxa"/>
+              <w:left w:w="145" w:type="dxa"/>
+              <w:right w:w="145" w:type="dxa"/>
+            </w:tcMar>
+            <w:shd w:fill="F7FAFC"/>
+          </w:tcPr>
+          <w:p>
+            <w:pPr>
+              <w:spacing w:before="40" w:after="40" w:line="341" w:lineRule="auto"/>
+              <w:jc w:val="left"/>
+            </w:pPr>
+            <w:r/>
+            <w:r>
+              <w:rPr>
+                <w:rFonts w:ascii="Times New Roman" w:hAnsi="Times New Roman" w:eastAsia="宋体"/>
+                <w:b w:val="0"/>
+                <w:color w:val="191919"/>
+                <w:sz w:val="19"/>
+              </w:rPr>
+              <w:t>• 【8-2　内　徐图图家·卧室 — 深夜】手机屏幕上显示着凌晨一点四十分与“赵左右（狂野阳光）”的短信界面，徐图图拇指按动键盘输入拼音“ni zai gan ma lie”，在输入框里敲出“你在干嘛咧”五个字，大拇指悬停在发送键上方迟迟不敢按下，眉头微蹙，眼神里满是纠结与担忧。</w:t>
+              <w:br/>
+              <w:t>• 【8-4　内　502室赵了卧室·漫画屋里间与501室赵左右卧室（三代清晨交叉剪辑） — 晨】镜头切至五零一室阳光明媚的赵左右卧室。贴满动漫与篮球海报的房间里，身穿白色套头长袖衫的十六岁赵左右精神抖擞地从被窝里坐起身，张大嘴巴打了个酣畅淋漓的哈欠，舒展双臂伸了个大大的懒腰，挠了挠后脑勺。 赵左右随手拿起放在床头柜上的诺基亚直板手机，点开一条上午九点二十分刚收到的未读短信——发件人备注为“徐图图（一只坨坨）”。赵左右看着屏幕上的文字，嘴角不由自主地漾开明朗灿烂的笑容。（核心台词：赵左右：“今天初几来着？”）</w:t>
+              <w:br/>
+              <w:t>• 【8-5　内　徐图图家·卧室与客厅 — 日】舒图一听她拿攒下的零花钱请赵左右，情绪瞬间激动起来，转身大步走到一旁的木衣柜前，哗啦一声拉开衣柜门，用手指着里面寥寥无几的几件旧衣服连声数落。 徐图图脑海里浮现出少年赵左右的模样，脸颊微红，嘴角洋溢出羞涩而纯真的微笑。（核心台词：赵左右（短信画外音）：“OK！12点见～”）</w:t>
+              <w:br/>
+              <w:t>• 【8-6　外/内　积雪街道·公用电话亭与漫画屋店堂（交叉剪辑） — 日】白雪覆盖的街道人行道上，身穿黑色长款呢大衣的舒图紧紧抱着那个淡绿色礼盒一路飞奔；身穿米白色牛角扣大衣的徐图图气喘吁吁地在后面全力追赶，一边跑一边四处张望呼喊。 街角处，舒图闪身躲进一座百叶窗式的绿色公用电话亭内，反手关上亭门，透过玻璃与百叶缝隙警惕地向外张望，确认把十六岁的自己甩掉后才松了一口气。（核心台词：舒图：“你跟他说跟赵左右有关系，要他帮忙！” ／ 陈明：“荀哥，她说跟赵左右有关，要你帮忙！”）</w:t>
+              <w:br/>
+              <w:t>• 【8-7　外　雪后胡同街道与平房屋顶 — 日】舒图转身将空礼盒随手一扔，盒盖内侧那张写着“To：赵左右 谢谢你的那一票”的黄色小熊便利贴飘落在洁白的雪地上。胡同拐角的红砖墙后，头戴深灰色鸭舌帽、身穿深棕色长款毛呢大衣的六十六岁赵了正静静伫立在暗处，默默注视着她的一举一动。</w:t>
+              <w:br/>
+              <w:t>• 【8-8　内　赵左右家·餐厅 — 日】五零一室赵左右家中，身穿棕白格纹长袖衬衫内搭米白高领衫的十六岁赵左右手里拿着一只黑白斑马纹陶瓷马克杯，掀开门帘从卧室走出来；身穿深灰色圆领毛衣内搭白衬衫的父亲赵东来正好端着两桶泡好的红烧牛肉方便面从厨房走出，放到餐桌上朝儿子招手。 赵左右走到餐边柜旁拿起红色保温水壶往马克杯里倒水，转过头对父亲说道。 赵左右端起马克杯喝了一口温水，如实回答。 赵左右无奈地妥协，拉开父亲对面的餐椅坐下，伸手撕开自己面前那桶方便面的锡纸封口，拿起白色塑料叉子。 赵东来不好意思地搓了搓手，向儿子解释昨晚大年初一失约没回来带他下馆子的原因；（核心台词：赵左右：“爸，你泡面干嘛呀？我一会儿要出门吃。” ／ 赵左右：“我和同学都约好了，要去学校附近新开的咖啡厅。” ／ 赵左右：“好吧。”）</w:t>
+              <w:br/>
+              <w:t>• 【8-11　外/内　长林咖啡馆·门外雪街与靠窗卡座 — 日】长林八中旁新开业的“長林 Coffee”咖啡馆门外，十六岁的徐图图身穿米白色牛角扣连帽大衣站在路边等候。一辆车牌号为吉A·72217的红色捷达出租车疾驰停在街边，好不容易爬下屋顶的六十六岁赵了手里紧紧攥着那顶白色毛线帽推门下车，刚张嘴唤了一声“图图”，就看见身穿米白色短款连帽羽绒服的十六岁赵左右正从街道另一侧小跑赶来。 赵左右一路小跑冲到徐图图面前刹住脚步；不远处出租车旁的赵了见状立刻停下脚步，把白色毛线帽藏回身侧，站在车门旁欣慰地微笑着注视两个年轻人。徐图图双手插在大衣口袋里，笑盈盈地向赵左右打招呼。 赵左右喘着（核心台词：赵左右：“图图！” ／ 赵左右：“呃，等很久了？” ／ 赵左右：“不冷。再冷也没有在冰湖上又爬又滚的冷。进去吧。”）</w:t>
+              <w:br/>
+              <w:t>• 【8-12　内　三条鱼漫画屋·吧台 — 日】三条鱼漫画屋内，结束了“物理自闭”的四十一岁荀未来身穿深棕色纽扣针织开衫内搭白色立领衬衫，双手插在裤兜里从老式立钟旁走出里间，缓步晃到前台旁，拉开椅子在正在整理旧书堆的陈明身旁坐下，重重地叹了一口气，盯着电脑屏幕明知故问。 陈明低着头继续整齐地码放着桌上的厚书堆，手上动作未停，平静地吐出两个字。（核心台词：荀未来：“挺好的。要是赵左右有你三分的觉悟就好了。唉——”）</w:t>
+              <w:br/>
+              <w:t>• 【8-13　内/外　长林咖啡馆·靠窗卡座与徐图图家二楼门外 — 日】长林咖啡馆靠窗卡座内，喝完一整杯卡布奇诺的赵左右靠在椅背上，向对面的徐图图敞开心扉聊起文理分科与最近的迷茫。 徐图图双手交叠在桌面上，关切地注视着赵左右的眼睛。 赵左右回忆着自己最喜欢的杂志，眼神微敛，流露出少年人对自身才华的怀疑与失落。 赵左右叹了口气，伸手从餐盘里拈起一根炸薯条靠回沙发背上，语气里带着几分自嘲与委屈。 赵左右被她乐观的笑容感染，心情瞬间轻松起来，双手合十轻轻拍了一下，学着父亲赵东来的口吻说道。 徐图图赞同地微笑点头，赵左右将薯条放进嘴里咀嚼。徐图图低头思索了片刻，忽然鼓起勇气抬起头，目光认真而炽（核心台词：赵左右：“所以，我就决定报文科了。但最近发生了一些事情，我好像又有点找不到动力了。” ／ 赵左右：“我之前看《心惊跳》的幕后故事，创刊人说，要做全世界最棒的恐怖悬疑杂志。但我就没有他那样的热情。” ／ 赵左右：“别提了。荀哥老鄙视我，说我没主见、没主见。我倒是想有，这不想不出来吗？”）</w:t>
+              <w:br/>
+              <w:t>• 【8-14　外　家属院·雪地长椅空地 — 日】冬日的阳光穿透云层，折射出一抹淡淡的彩虹光晕。家属院积雪的休闲空地上，十六岁的赵左右双手插在米白色短款羽绒服口袋里漫步走回院子，低头瞥见雪地上立着一只喝空的绿色八王寺玻璃汽水瓶，脚步一顿——只见不远处的长椅上，身穿黑色双排扣长款呢大衣的四十一岁舒图正悠闲地坐着喝汽水。赵左右警惕地走上前站定。 舒图放下手里的八王寺汽水瓶，冲着赵左右微微一笑，伸手拍了拍身旁的长椅空位。 赵左右站在原地眉头紧蹙，防备地审视着眼前这个昨天刚抢过他手机的古怪女人。舒图扑哧一笑，用手指点了点长椅激他。 少年赵左右的好胜心瞬间被激起，眼神一凛，（核心台词：赵左右：“又是你？你怎么又来了？” ／ 赵左右：“谁怕了！” ／ 赵左右：“你怎么知道我刚喝了咖啡？你跟踪我啊？”）</w:t>
+              <w:br/>
+              <w:t>• 【8-15　内　赵左右家·玄关与赵左右卧室 — 日】五零一室入户门被轻轻推开，神情恍惚落寞的赵左右低着头走进玄关换鞋。身穿粉色针织开衫的母亲刘美奕笑盈盈地从客厅迎了出来，关切地打量着儿子。 赵左右一言不发地将手里拎着的八王寺汽水瓶放在玄关鱼缸柜上，像丢了魂似的径直走向自己的卧室。刘美奕在门帘旁停下脚步，担忧地望着儿子的背影唤了一声。 赵左右背对着母亲停顿了半秒，低声应了一句，推门走进卧室关上了房门。 卧室内，赵左右呆呆地坐在书桌前。片刻后，门外响起轻轻的敲门声，刘美奕推门走进来，缓步走到儿子身后，将温暖的手掌轻轻搭在赵左右的肩头，俯下身柔声询问。 赵左右深吸了一口气（核心台词：赵左右：“我没事。” ／ 赵左右：“我真没事。就是突然间想清楚了很多事情，我需要点时间，再好好想想。” ／ 赵左右（内心独白）：“让爱我的人，失望？”）</w:t>
+            </w:r>
+          </w:p>
+        </w:tc>
+      </w:tr>
+      <w:tr>
+        <w:trPr>
+          <w:cantSplit/>
+        </w:trPr>
+        <w:tc>
+          <w:tcPr>
+            <w:tcW w:type="dxa" w:w="2376"/>
+            <w:vAlign w:val="center"/>
+            <w:tcMar>
+              <w:top w:w="105" w:type="dxa"/>
+              <w:bottom w:w="105" w:type="dxa"/>
+              <w:left w:w="145" w:type="dxa"/>
+              <w:right w:w="145" w:type="dxa"/>
+            </w:tcMar>
+          </w:tcPr>
+          <w:p>
+            <w:pPr>
+              <w:spacing w:before="40" w:after="40" w:line="341" w:lineRule="auto"/>
+              <w:jc w:val="center"/>
+            </w:pPr>
+            <w:r/>
+            <w:r>
+              <w:rPr>
+                <w:rFonts w:ascii="Times New Roman" w:hAnsi="Times New Roman" w:eastAsia="宋体"/>
+                <w:b/>
+                <w:color w:val="191919"/>
+                <w:sz w:val="19"/>
+              </w:rPr>
+              <w:t>EP09《人生失控》</w:t>
+            </w:r>
+          </w:p>
+        </w:tc>
+        <w:tc>
+          <w:tcPr>
+            <w:tcW w:type="dxa" w:w="7992"/>
+            <w:vAlign w:val="center"/>
+            <w:tcMar>
+              <w:top w:w="105" w:type="dxa"/>
+              <w:bottom w:w="105" w:type="dxa"/>
+              <w:left w:w="145" w:type="dxa"/>
+              <w:right w:w="145" w:type="dxa"/>
+            </w:tcMar>
+          </w:tcPr>
+          <w:p>
+            <w:pPr>
+              <w:spacing w:before="40" w:after="40" w:line="341" w:lineRule="auto"/>
+              <w:jc w:val="left"/>
+            </w:pPr>
+            <w:r/>
+            <w:r>
+              <w:rPr>
+                <w:rFonts w:ascii="Times New Roman" w:hAnsi="Times New Roman" w:eastAsia="宋体"/>
+                <w:b w:val="0"/>
+                <w:color w:val="191919"/>
+                <w:sz w:val="19"/>
+              </w:rPr>
+              <w:t>• 【9-1　内　成年赵左右与舒图家·玄关与卧室（2033梦境） — 夜】二零三三年北京寓所内，玄关木柜上摆放着一只精致的相框，相框里是妻子舒图戴着遮阳帽燦烂微笑的照片。留着青灰胡茬、身穿浅灰色翻领针织衫内搭白衬衫的四十一岁赵左右（荀未来）手里提着一袋热气腾腾的外卖推门进屋，一边往餐桌走，一边满脸笑意地朝卧室方向高声呼唤。</w:t>
+              <w:br/>
+              <w:t>• 【9-2　内/外　漫画屋里间·有轨电车与雪后街道 — 晨】晨光熹微的街道上，一列有轨电车叮当驶过。车厢内，陈明坐在座位上安静地翻看课本；身穿深棕色棉服夹克的荀未来与身穿黑色连帽羽绒服的十六岁赵左右并排站在过道里拉着扶手。荀未来侧过头打量着身边神色平静沉稳的十六岁自己，试探着开口搭话。 赵左右面无表情地靠在车厢立柱上，目光平视前方，只是淡淡地从鼻腔里应了一声。 赵左右眼神认真地思索了片刻，转过头一本正经地向荀未来抛出了一个纯粹的学术问题。荀未来当场噎住。（核心台词：赵左右：“嗯。” ／ 赵左右：“我想，寒假作业那道地理选择题，它为什么会选C呢？”）</w:t>
+              <w:br/>
+              <w:t>• 【9-4　外/内　长林八中·校园主干道与教学楼走廊 — 日】校园主干道上，背着黑色双肩包的荀未来与十六岁的赵左右并肩往教学楼走。荀未来低头发现鞋带松了，连忙停下脚步单膝跪在地上，把双肩包放在脚边系鞋带。 然而身旁的赵左右根本没有停步，甚至连头都没回，手里拿着复习小册子径直大步流星地朝教学楼走去。荀未来系好鞋带站起身，单肩甩上书包一看，顿时傻了眼，拔腿在后面小跑追赶。 教学楼一楼走廊里，赵左右健步如飞地拐过常闭式防火门转角；荀未来气喘吁吁地从后面追上来冲着他的背影喊道。</w:t>
+              <w:br/>
+              <w:t>• 【9-5　内　长林八中·高一十班（文科班）教室 — 日】重新分班后的高一十班（文科班）教室内，黑板正中央贴着一张写满名字的文科班新座位表。脱下羽绒服抱在胸前的荀未来与罗爱文并排站在黑板前，仰头看着讲台正前方第一排紧挨着的“荀未来”、“罗爱文”、“赵左右”三个名字，荀未来苦着脸连连叹气。 荀未来认命地把书包和外套重重放在第一排靠门的课桌上，拉开椅子坐下。他一边低头拉开书包拉链，一边斜过眼睛往教室左后方靠窗的座位瞄去——那里，十六岁的赵左右正端端正正地坐在座位上低头整理文具，与斜前方的王一漫隔着过道相望。 全班同学连同王一漫、前排的荀未来和罗爱文齐刷刷转过头望向后排——只见（核心台词：赵左右：“戴主任！” ／ 赵左右：“让我试试吧。如果考不到，我甘愿擦黑板、扫地、抬水。” ／ 戴娟：“王一漫，你已经是学生会干部了，班长还是让赵左右同学试试吧。”）</w:t>
+              <w:br/>
+              <w:t>• 【9-6　内　长林八中·学校食堂 — 日】荀未来顺着他的手指望去——只见餐桌旁，十六岁的赵左右左手拿着筷子往嘴里塞饭，右手竟握着笔在练习册上争分夺秒地刷题，跟坐在他对面埋头演算的理科学霸陈明简直如出一辙！荀未来先是一愣，随即喜上眉梢。 餐桌旁，身穿蓝白校服内搭棕格纹衬衫的陈明头也不抬地在笔记本上写着公式，冷静地向对面的赵左右宣布。 赵左右翻看着手里的文科笔记，没有半分气馁，握紧手中的笔倔强地回答。 陈明笔尖不停，毫不留情地用客观数据给老友泼了一盆冷水。赵左右抿紧嘴唇，低头更加专注地在习题册上奋笔疾书。（核心台词：赵左右：“没关系，我可以不靠任何人。”）</w:t>
+              <w:br/>
+              <w:t>• 【9-7　内　长林八中·高一十班与高一八班教室及男洗手间 — 日】下午的高一十班地理课上，黑板上画着“天体系统的级别”与“地球上存在生命的条件”板书框架。身穿蓝色毛衣的地理男老师放下粉笔转过身，拍了拍手里的校本作业册。第一排的荀未来正趴在课桌上百无聊赖地打瞌睡，而后排的赵左右却腰杆笔直、全神贯注。 听到“赵左右”三个字，第一排迷迷糊糊的荀未来与后排全神贯注的十六岁赵左右竟然条件反射般同时“腾”地站了起来！讲台上的地理老师愣住了，看看后排又看看前排。 荀未来瞬间清醒过来，转头看了一眼后排站得笔直的赵左右，尴尬地摸了摸鼻子向老师解释，随后在全班同学的哄笑声中迅速坐回座位。 地理老师摇（核心台词：地理老师：“好啊，我们快速地来讲一下，啊。都是寒假要求大家复习过的，第一章也比较简单，啊。好，现在打开校本作业，我会找一个人，口头的来回答一下。——赵左右！” ／ 荀未来：“对不起我听错了，他是赵左右。” ／ 赵左右：“太阳黑子和耀斑。”）</w:t>
+              <w:br/>
+              <w:t>• 【9-8　内/外　教学楼走廊·学校食堂与赵左右家厨房（交叉剪辑） — 日/夜】教学楼走廊里，赵左右手里捧着《高考必备便携手册》穿行在课间熙熙攘攘的学生人流中，嘴里念念有词地背诵着历史考点。两名同班女同学并肩走在他身后，望着他的背影小声议论。 暮色四合，冬日的夜幕笼罩了校园操场。空旷昏暗的学校食堂里只亮着一盏孤灯，十六岁的赵左右独自一人坐在长条餐桌旁，左手拿着筷子大口扒着餐盘里微凉的饭菜，右手握着笔在复习笔记本上飞快地演算记忆。 赵左右咽下嘴里的饭，从黑色羽绒服口袋里掏出诺基亚直板手机，拨通家里的电话放到耳边。 食堂孤灯下，赵左右握着手机，眼神无比坚定地向母亲汇报自己的决定。 赵左右看着面前摊（核心台词：赵左右：“妈，我今天在学校上晚自习，就不回来吃饭了。” ／ 赵左右：“以后都不回来了。学校晚自习学习氛围比较好，我想多学会儿。” ／ 赵左右：“嗯。”）</w:t>
+              <w:br/>
+              <w:t>• 【9-9　外/内　G54路有轨电车站台与车厢 — 夜】寒夜深沉，积雪的有轨电车站台上，赵左右站在路灯下依然低头翻看着手中的《高考必备便携手册》。一列闪烁着“工农大路 G54 西安大路”红色LED灯牌的末班有轨电车缓缓进站停稳，赵左右迈步走上车厢。 空荡荡的末班电车车厢内温暖安静，赵左右眼睛不离书本地走到中段蓝色座椅坐下，顺手将黑色双肩书包卸下放在身旁座位上。就在折叠车门即将关闭的瞬间，车门外传来十六岁徐图图气喘吁吁的呼喊声！ 身穿天蓝色羊羔毛连帽大衣、戴着白色毛绒耳罩的徐图图一步跳上电车。她扶着膝盖喘了口气，一抬头便看见了坐在前面的赵左右；赵左右也抬起头看向她，徐图图（核心台词：赵左右：“嗯，晚自习刚结束。” ／ 赵左右：“没事。” ／ 赵左右：“《梦的解析》？”）</w:t>
+              <w:br/>
+              <w:t>• 【9-12　外/内　福慧家园五楼楼道·502室与三条鱼漫画屋 — 夜】赵了往屋里望了一眼，温和地询问十六岁赵左右的动向。 正说着，楼梯下方传来稳健的脚步声——只见身穿黑色连帽羽绒服的十六岁赵左右怀里紧紧抱着一大摞厚厚的复习教材与练习册，迈步走上五楼平台，礼貌地向赵了和母亲问好。 荀未来想起今天十六岁赵左右自荐当班长、在食堂和晚自习拼命刷题的模样，得意地摊了摊手。 镜头缓缓拉升至漫画屋里间上空俯拍，复古彩绘玻璃吊灯下，四十一岁与六十六岁的两个赵左右并排坐在沙发上，赵了抬起右手食指在空中重重一点，说出了细思极恐的推论。（核心台词：赵了：“小赵怎么突然晚自习了呢？” ／ 赵左右：“赵爷爷。妈。” ／ 荀未来：“嗯，难怪我小的时候这么喜欢吃啊，这偶尔吃一下还挺好吃的。小赵，我可替你犒劳一下自己了啊。”）</w:t>
+              <w:br/>
+              <w:t>• 【9-13　内/外　徐图图家卧室·赵左右家卧室与学校微机室（深夜交叉剪辑） — 深夜】与此同时，五零一室赵左右的卧室内，书桌上的台灯与电脑屏幕依然亮着。身穿黑色长袖卫衣的十六岁赵左右正趴在厚厚的复习书堆上熟睡，眉头在睡梦中紧紧蹙起，脑海里不断回响着四十一岁舒图在雪地长椅痛骂他的话，在梦中不甘地呓语。 突然，“啪嗒”一声闷响——赵左右放在书包边缘的那本黑色精装书《梦的解析》滑落下来，重重掉在木地板上！赵左右瞬间从睡梦中惊醒抬起头，低头看了一眼地板上的《梦的解析》，眼神骤然变得凌厉而决绝。 赵左右一把推开卧室窗户，踩上窗台，敏捷地翻窗跃入夜色之中！ 深夜十一点三十五分（墙上SANXIN石英挂钟指针定格）（核心台词：赵左右（内心独白）：“阿姨，不是这样的……不是，只要我想，只要我想……” ／ 赵左右（内心独白）：“我不会让爱我的人失望的！”）</w:t>
+              <w:br/>
+              <w:t>• 【9-14　内/外　街边烧烤餐车与2035高架桥下车祸现场（闪回） — 深夜】【闪回·2035年高架桥下公路】身穿米白色翻领大衣的四十一岁舒图单手握着方向盘驾驶黑色轿车（吉U·72207）行驶在高架桥下，另一只手举着智能手机贴在嘴边，情绪崩溃地给丈夫赵左右发送最后一条决绝的语音消息；话音未落，前方突发险情，舒图瞳孔骤缩失声惊叫！ 【闪回·2035年高架桥下公路（修改后）】舒图在车内哭着发完“咱俩以后再也不用见面了！”放下手机，一抬头，突然看见前方高架桥墩旁，穿越回去拦截三轮车路人的赵左右正站在路边！舒图震惊地脱口唤出丈夫的名字。（核心台词：舒图（闪回）：“赵左右？” ／ 赵了：“没错。但我的时空波动会被2058年监测，毫无自由可言，他们的监测系统也比当年严密了很多。所以你这个不能被监测到的Bug，就是我要寻找的关键节点。或许我阻止你改变小赵，让他去过原本的人生，舒图也许会活下来。” ／ 荀未来：“那他们不知道你就是当年参与实验的赵左右吗？”）</w:t>
+            </w:r>
+          </w:p>
+        </w:tc>
+      </w:tr>
+      <w:tr>
+        <w:trPr>
+          <w:cantSplit/>
+        </w:trPr>
+        <w:tc>
+          <w:tcPr>
+            <w:tcW w:type="dxa" w:w="2376"/>
+            <w:vAlign w:val="center"/>
+            <w:tcMar>
+              <w:top w:w="105" w:type="dxa"/>
+              <w:bottom w:w="105" w:type="dxa"/>
+              <w:left w:w="145" w:type="dxa"/>
+              <w:right w:w="145" w:type="dxa"/>
+            </w:tcMar>
+            <w:shd w:fill="F7FAFC"/>
+          </w:tcPr>
+          <w:p>
+            <w:pPr>
+              <w:spacing w:before="40" w:after="40" w:line="341" w:lineRule="auto"/>
+              <w:jc w:val="center"/>
+            </w:pPr>
+            <w:r/>
+            <w:r>
+              <w:rPr>
+                <w:rFonts w:ascii="Times New Roman" w:hAnsi="Times New Roman" w:eastAsia="宋体"/>
+                <w:b/>
+                <w:color w:val="191919"/>
+                <w:sz w:val="19"/>
+              </w:rPr>
+              <w:t>EP10《只要我想》</w:t>
+            </w:r>
+          </w:p>
+        </w:tc>
+        <w:tc>
+          <w:tcPr>
+            <w:tcW w:type="dxa" w:w="7992"/>
+            <w:vAlign w:val="center"/>
+            <w:tcMar>
+              <w:top w:w="105" w:type="dxa"/>
+              <w:bottom w:w="105" w:type="dxa"/>
+              <w:left w:w="145" w:type="dxa"/>
+              <w:right w:w="145" w:type="dxa"/>
+            </w:tcMar>
+            <w:shd w:fill="F7FAFC"/>
+          </w:tcPr>
+          <w:p>
+            <w:pPr>
+              <w:spacing w:before="40" w:after="40" w:line="341" w:lineRule="auto"/>
+              <w:jc w:val="left"/>
+            </w:pPr>
+            <w:r/>
+            <w:r>
+              <w:rPr>
+                <w:rFonts w:ascii="Times New Roman" w:hAnsi="Times New Roman" w:eastAsia="宋体"/>
+                <w:b w:val="0"/>
+                <w:color w:val="191919"/>
+                <w:sz w:val="19"/>
+              </w:rPr>
+              <w:t>• 【10-1　内/外　长林八中高一十班教室与操场铁栅栏外 — 日】清晨的长林八中校园，晨光掠过孔子汉白玉雕像与教学楼。高一十班教室内，课桌上堆满高耸的复习书本，身穿蓝白校服内搭灰色连帽卫衣的十六岁赵左右正低头全神贯注地刷题。四十一岁的荀未来手臂上搭着深棕色羽绒服、单肩背着书包从后门走进教室，径直走到赵左右课桌旁，俯下身凑到他耳边低声招呼。 赵左右握笔的手停顿了一下，被荀未来身上的隔夜酒气呛得抬起右手虚掩住嘴唇轻咳了一声，眉头微蹙着转头避开视线，垂眸低语。 荀未来站直身子，热络地拍了拍赵左右的肩膀示意他起身。 赵左右低着头抿紧嘴唇，神情严肃地拒绝。 赵左右眼睛死死盯着桌面上的历史课（核心台词：赵左右：“不用，我不吃早饭。” ／ 赵左右：“以后我不能再这样了。” ／ 赵左右：“因为我是班长，我得带头遵守校规。”）</w:t>
+              <w:br/>
+              <w:t>• 【10-3　内　长林八中·室内体育馆与后台楼梯间 — 日】铺设着“Jr. NBA”木地板的室内体育馆排球场内，高一十班全体学生穿着蓝白运动校服列队集合。身穿黑灰拼色立领运动服、胸前挂着哨子的体育老师背着手站在排球网前训话，抬起右手比出“五”的手势；队伍里的荀未来左顾右盼，寻找着赵左右的身影。 体育馆后台安静的楼梯间里，十六岁的赵左右正盘腿躲在一辆装满排球的蓝色帆布器材车里，怀里捧着历史复习资料争分夺秒地默背。荀未来推门走进来，一眼看见躲在器材车里的赵左右，立刻双手叉腰，用赵左右早上说过的官话阴阳怪气地拿捏他。 器材车里的赵左右合上历史书，眼神有些闪躲地捂了捂肚子找借口。 （核心台词：赵左右：“我有点不舒服。” ／ 荀未来：“老师，我举报赵左右，他在那边偷懒不上课！” ／ 体育老师：“赵左右留下。其他人啊，去器材室，每人拿一个哑铃过来。”）</w:t>
+              <w:br/>
+              <w:t>• 【10-4　内　长林八中·校医室 — 日】校医室安静的隔间内，脸色苍白的十六岁赵左右平躺在铺着蓝色床单的病床上，双目紧闭处于低血糖昏迷中，干裂的嘴唇却依然在无意识地微微翕动，断断续续地呢喃着历史考点与梦话。坐在病床旁的荀未来俯视着走火入魔的十六岁自己，听得直摇头。 病床上的赵左右眉头紧锁，用微弱的气声在梦中呓语；荀未来微微探身，凑近他的唇边仔细分辨。 王一漫深吸一口气，终于鼓起勇气迈步走进校医室。听到脚步声的荀未来抬起头，只见王一漫快步走到病床前，甚至没敢多看病床上的赵左右一眼，直接将紧握的右手伸到荀未来面前，把两颗粉色透明包装的草莓味硬糖塞进了荀未来的掌（核心台词：赵左右：“不要失望……只要我想……”）</w:t>
+              <w:br/>
+              <w:t>• 【10-5　外/内　教学楼外广场·高一十班门外与男洗手间 — 夜】荀未来领着罗爱文悄悄摸到高一十班教室后门外，伸手往教室里一指——只见空荡荡的教室里只亮着一排灯，十六岁的赵左右正独自埋头在高耸如山的书堆后疯狂演算着陈明留给他的那本绿色封面《数学答案略集锦（NOTES）》。罗爱文扒着门框看了一眼，恍然大悟地转头看向荀未来。 荀未来竖起一根手指，一连串灵魂发问直接扎进罗爱文的心窝；罗爱文仔细回想了一整天被赵左右彻底无视的凄凉处境，委屈地摇了摇头。 【闪回·高一上学期操场看台】明媚的阳光下，十六岁的赵左右把热腾腾的包子塞给罗爱文，拍着他的肩膀豪爽大笑：“咱俩那还用说！吃！” 片刻之后，（核心台词：荀未来：“赵左右有难，救还是不救？” ／ 荀未来：“那我问你，他今天有跟你说过一句话吗？看过你一眼吗？那你想不想，让他变回之前的赵左右？” ／ 荀未来：“你放心吧，赵左右他就是到了四十，他也没有这个胆。”）</w:t>
+              <w:br/>
+              <w:t>• 【10-6　内/外　长林八中男生宿舍走廊·校门口与赵了路虎车内 — 夜】夜色深沉，痛失数学复习宝典的十六岁赵左右一路急匆匆地跑到男生宿舍楼走廊，一把拦住了正准备推门回寝室的陈明（身穿墨绿色拼色夹克内搭花纹毛背心），双手攥着试卷，满脸恳求地开口。 赵左右眼神闪烁了一下，心虚地低下头支支吾吾。 聪慧绝顶的陈明一眼看穿了真相，冷冷地直视着赵左右的眼睛。 赵左右不敢看他的眼睛，愧疚地别开视线解释。 赵左右急得往前跨了一步，一把拉住陈明的袖口苦苦哀求。 赵左右没有放弃，双手合十举在胸前，作最后一次努力恳求。 陈明沉默地看了他两秒，没有松口，只是丢下一句客套的许诺，转身推开宿舍门走了进去，反手关上（核心台词：赵左右：“陈明，你今晚有时间吗？我来你宿舍补补数学啊。” ／ 赵左右：“那个……有复印的吗？” ／ 赵左右：“不知道被谁给抢走了。”）</w:t>
+              <w:br/>
+              <w:t>• 【10-7　内　三条鱼漫画屋与学校教师办公室（深夜交叉剪辑） — 深夜】深夜的三条鱼漫画屋内，身穿蓝色粗针毛衣的四十一岁荀未来正坐在前台电脑旁，得意洋洋地翻看着今晚从男洗手间抢来的那本绿色封面《陈明数学答案略集锦（NOTEBOOK）》。玻璃门被推开，六十六岁的赵了垂头丧气地走了进来，荀未来合上笔记本抬头调侃。 赵了走到柜台前隔着书堆坐下，摘下头上的黑色棒球帽，神色凝重地叹了口气。（核心台词：赵了：“我猜舒图走之前，可能跟小赵说了些什么，对他冲击太大了。” ／ 荀未来：“这还用你猜啊？我早就猜到了！舒图肯定把对我的那些气呀，全撒到了小赵的头上。我都受不了，更何况小赵呢？” ／ 荀未来：“你说你，你要是有个这么大的孩子，你现在对付小赵，绝对老有经验了。”）</w:t>
+              <w:br/>
+              <w:t>• 【10-8　内　长林八中·高一十班教室（开学考放榜与历史课） — 日】掌声落下，戴娟环视全班，目光投向教室左后方，语气里满是惊喜与赞赏。座位上的赵左右自信地抬起头望向讲台。 第一排正等着看赵左右考砸出丑的荀未来猛地转过头看向后排。讲台上的戴娟一字一顿地宣布了令全班沸腾的成绩！ 全班瞬间爆发出雷鸣般的掌声！第一排的荀未来眼珠子差点瞪出来，满脸见了鬼般的不可置信；旁边的罗爱文开心地转过身向赵左右比出双剪刀手庆祝，荀未来回过神后也只得硬挤出笑容朝赵左右竖起大拇指；后排的赵左右嘴角扬起灿烂的笑容，转头看向斜前方的徐图图与王一漫，徐图图开心地朝他弯起眉眼，几人相视而笑。 次日清晨七点整，五零一（核心台词：戴娟：“但这次最令我惊喜的是——赵左右同学。” ／ 戴娟：“赵左右。” ／ 赵左右：“禁军是帝王封建时代，由帝王直辖，担任护卫帝王、皇宫、首都警备任务的军队。”）</w:t>
+              <w:br/>
+              <w:t>• 【10-9　内/外　学校食堂·教学楼走廊·高一十班与主任办公室 — 日】大雪纷飞的校园里，孔子汉白玉雕像静立在风雪中。中午的学校食堂长桌旁，赵左右与王一漫隔桌相对而坐，两人都在一边吃饭一边争分夺秒地翻阅资料刷题。赵左右抬起头偷偷看了一眼对面专注写字的王一漫，眼神里带着渴望与自我激励。 课间休息的教学楼走廊上人流穿梭，赵左右手里拿着试卷正与罗爱文说话，荀未来快步跑过来在拐角处截住两人，热情地张罗着去广播室捧场。 赵左右握着试卷摇了摇头，态度克制而疏离地婉拒。 荀未来不依不饶地走上前，伸手一把搂住赵左右的肩膀往广播室方向强行拉拽。 就在荀未来凑近的瞬间，赵左右鼻翼微动，清晰地闻到了荀未来和（核心台词：赵左右（内心独白）：“努力是有用的，对吧？没有天赋的事情，也可以通过努力追赶上，对吧？” ／ 赵左右：“你们去吧，我和爱文要去八班问几道数学题。” ／ 赵左右：“还给我。”）</w:t>
+              <w:br/>
+              <w:t>• 【10-10　内　长林八中·教学楼走廊·高一十班与主任办公室 — 日/夜】下午课间的教学楼走廊上，十六岁的陈明背着双肩包一边走一边翻看复习资料。赵左右手里拿着那张《全真模拟冲刺卷》从后面小跑追上来，拍了拍陈明的肩膀，指着试卷上的最后一道压轴大题急切地请教。 陈明神情冷淡，丢下一句“我有事”转身欲走；赵左右急忙跨前一步拦住他的去路，把试卷展开递到他眼前指着具体公式追问。 陈明无奈地叹了口气，低头扫了一眼赵左右的试卷，随后抬起头认真而客观地向赵左右给出了最科学的应试建议，说完合上书本径直离开。赵左右手握着试卷怔在原地，脑海里反复咀嚼着“扬长避短多去背背文综”这句话。 夜幕彻底笼罩了长林八中。（核心台词：赵左右：“陈明，有道题我刚才去问老师了，但我记得你答案略集锦上的方法步骤更短，你给我再讲讲吧。最后一次，真就最后一次。” ／ 赵左右：“这，怎么直接推导出n的绝对值等于二分之根号三的？” ／ 赵左右：“好。”）</w:t>
+            </w:r>
+          </w:p>
+        </w:tc>
+      </w:tr>
+      <w:tr>
+        <w:trPr>
+          <w:cantSplit/>
+        </w:trPr>
+        <w:tc>
+          <w:tcPr>
+            <w:tcW w:type="dxa" w:w="2376"/>
+            <w:vAlign w:val="center"/>
+            <w:tcMar>
+              <w:top w:w="105" w:type="dxa"/>
+              <w:bottom w:w="105" w:type="dxa"/>
+              <w:left w:w="145" w:type="dxa"/>
+              <w:right w:w="145" w:type="dxa"/>
+            </w:tcMar>
+          </w:tcPr>
+          <w:p>
+            <w:pPr>
+              <w:spacing w:before="40" w:after="40" w:line="341" w:lineRule="auto"/>
+              <w:jc w:val="center"/>
+            </w:pPr>
+            <w:r/>
+            <w:r>
+              <w:rPr>
+                <w:rFonts w:ascii="Times New Roman" w:hAnsi="Times New Roman" w:eastAsia="宋体"/>
+                <w:b/>
+                <w:color w:val="191919"/>
+                <w:sz w:val="19"/>
+              </w:rPr>
+              <w:t>EP11《YOU WIN》</w:t>
+            </w:r>
+          </w:p>
+        </w:tc>
+        <w:tc>
+          <w:tcPr>
+            <w:tcW w:type="dxa" w:w="7992"/>
+            <w:vAlign w:val="center"/>
+            <w:tcMar>
+              <w:top w:w="105" w:type="dxa"/>
+              <w:bottom w:w="105" w:type="dxa"/>
+              <w:left w:w="145" w:type="dxa"/>
+              <w:right w:w="145" w:type="dxa"/>
+            </w:tcMar>
+          </w:tcPr>
+          <w:p>
+            <w:pPr>
+              <w:spacing w:before="40" w:after="40" w:line="341" w:lineRule="auto"/>
+              <w:jc w:val="left"/>
+            </w:pPr>
+            <w:r/>
+            <w:r>
+              <w:rPr>
+                <w:rFonts w:ascii="Times New Roman" w:hAnsi="Times New Roman" w:eastAsia="宋体"/>
+                <w:b w:val="0"/>
+                <w:color w:val="191919"/>
+                <w:sz w:val="19"/>
+              </w:rPr>
+              <w:t>• 【11-1　外/内　福慧家园五号楼下与502室赵了家（客餐厅与书房） — 夜】赵了摇了摇头，向他揭开了第三集自己监听小赵电脑与手机的技术老底。 赵了将诺基亚手机屏幕转向荀未来——只见屏幕上运行着“黑鸽子v2.1”软件，显示着“屏幕监控［小赵手机］：无法连接｜监听通道［小赵手机］：音频通道1～4”。 就在这时，手机扬声器里清晰地传出了此时此刻正在学校主任办公室里的十六岁赵左右压低声音对陈明说出的那句话！（核心台词：荀未来：“气死了，真的是快气死了！说那个小屁孩是赵左右，简直就是侮辱我！” ／ 赵了：“给你败败火啊。呵呵呵……小赵十六七岁，正是最冲的年龄，你跟他对着干，你几岁了？” ／ 赵了：“除了兑换货币，我们什么也带不过来。我在这时代，托人买了两张芯片，能够监听和监视小赵的手机和电脑。”）</w:t>
+              <w:br/>
+              <w:t>• 【11-3　内　长林八中·男生宿舍走廊与D203寝室 — 夜】刚刚在主任办公室电脑上练成CS狙击并目睹赵左右偷看考卷的十六岁陈明，身穿黑绿拼接翻领夹克，低着头心事重重地走回宿舍走廊。路过D203寝室敞开的房门前时，正坐在书桌前玩笔记本电脑的平头室友甲一眼瞥见了他，冲着床沿看书的室友乙努了努嘴调侃。</w:t>
+              <w:br/>
+              <w:t>• 【11-4　外/内　福慧家园楼下路虎车内与501室赵左右卧室 — 深夜】恰在此时，仪表台上诺基亚手机的音频波形跳动起来——五零一室赵左右的卧室内，身穿淡蓝印花丝质睡衣的母亲刘美奕轻轻推门走到书桌旁，俯身关切地看着还在灯下演算集合数学题的儿子。 身穿黑色短袖T恤的十六岁赵左右紧盯着桌上的草稿纸，手里的笔不停地推导着公式，头也不抬地回答。 刘美奕心疼地轻轻抚摸了一下儿子的肩膀与后背，转身轻手轻脚地替他带上房门离开。赵左右停下笔，闭上双眼深吸了一口气，努力平复着内心的紧张与翻涌。（核心台词：赵左右：“明天就要开学考了，我最后查漏补缺一下，马上就好。”）</w:t>
+              <w:br/>
+              <w:t>• 【11-5　内　长林八中·高一十班教室与主任办公室（完整放榜与谈话） — 日】掌声渐息，戴娟拿起成绩单开始逐一念出班级前五名的名字；后排座位上的赵左右神情高度紧绷，随着每一个名字念出，他的眼神一点点往下沉。 听到第五名是黄宇晨，没有进前五的赵左右眼神一暗，失落地缓缓低下头；中排的王一漫也脸色苍白地怔在座位上。就在这时，讲台上的戴娟话锋一转，欣慰的目光投向了后排的赵左右！ 赵左右闻声猛地抬起头，前排的徐图图开心地转过头朝他微笑；赵左右放在课桌下的双手紧紧扣在一起，拇指紧张地用力摩挲着。讲台上的戴娟微笑着给出了破格留任的裁定！ 全班同学齐声欢呼鼓掌！赵左右松开紧扣的双手，长舒一口气露出了如释重负（核心台词：戴娟：“但这次最令我惊喜的是——赵左右同学！虽然他这次是第九名，但比分班前进步了十名！虽然赵左右的数学成绩并不出色，但这次文综，他是咱班第三！” ／ 戴娟：“其实啊我并不意外，这周我都在观察赵左右同学，他真的是付出了很大的努力。我是说班长要考前五名，但没说是总分！所以，班长继续由赵左右同学担任！” ／ 戴娟：“分班前你一直是年级第二，但这次你连班级前五都没进。老师没想批评你，但你这次知道了，一个寒假，甚至一周会带来多大的变化。赵左右的文综可是考过你了。”）</w:t>
+              <w:br/>
+              <w:t>• 【11-6　内/外　教学楼楼梯拐角·主任办公室与室外红砖连廊 — 日】王一漫双手紧握着被咬出缺口的红苹果，眼泪顺着脸颊滑落，却依然真诚而克制地替赵左右说话；墙角后的徐图图静静听着。 王一漫握着苹果迟疑地摇了摇头，依然坚持维护赵左右的人品。 戴娟调出电脑上的“行政楼走廊1”监控录像——只见黑白监控画面里，考试前一天晚上九点，身穿黑羽绒服的赵左右独自推开主任办公室的门走了进去并关上了门。戴娟指着屏幕向尚雪解释，眉头却紧紧蹙起。 恰在此时，十六岁的赵左右推开教学楼玻璃门走了出来。徐图图慌忙把手机藏到身后，上前一步唤住了他。 赵左右神色轻松地走近，微笑着看向她。 赵左右坦然地摇了摇头，丝毫没（核心台词：尚雪：“哎我这次可真没瞎说啊！那不是我新同桌吗，他住校的，他说他考试前一天晚上看到赵左右偷偷摸摸进了老师办公室！那你想啊，他在里面那么久，那卷子就在老师办公室放着，那他能干啥？偷题啊！指定是偷题了！” ／ 戴娟：“那天是我让赵左右帮我收作业送到办公室的，但他确实在里面待了将近十分钟。” ／ 赵左右：“图图，咋了？”）</w:t>
+              <w:br/>
+              <w:t>• 【11-7　内　高一十班地理课·学校食堂与教导主任办公室 — 日】全班同学的目光齐刷刷投向后排。赵左右停顿了两秒，从座位上站起身来——那道题其实正是他考试前夜从绝密试卷袋里抽出来不小心瞄到的第一道选择题！面对全班的注视，赵左右目视前方，面不改色地撒了谎；前排的荀未来猛然回过头，死死盯住他。 而在教室后门外的走廊窗边，班主任戴娟正面色阴沉地透过门窗玻璃缝隙紧盯着撒谎的赵左右，听到地理老师说“你运气不错啊，坐吧”，戴娟冷着脸转身离去。 傍晚的学校食堂里，关于赵左右半夜偷题的流言已经传遍全校。赵左右独自坐在窗边低头吃饭，不远处的餐桌旁，几名学生正对着他的方向指指点点大声议论，坐在旁边的（核心台词：地理老师：“这次的选择题最后一道题啊，确实有点难度，啊。咱们全班呢，就四个人做对了。——赵左右，来说一说你这个选A的思路，给大家讲讲，来。” ／ 赵左右：“这道题确实难，我知道我做不出来，所以蒙了个A，把时间留给其他题了。” ／ 食堂学生甲（画外音）：“哎，你也听说啦？有人看到赵左右考试前大半夜，去戴主任的办公室偷题！”）</w:t>
+              <w:br/>
+              <w:t>• 【11-8　外/内　家属院雪地长椅与501室赵左右家（客厅与卧室） — 夜】寒夜漫漫，身穿红黑拼色三道杠羽绒服的十六岁赵左右背着书包独自走回福慧家园楼下，仰头望着五楼自家亮着温暖灯光的窗户，却不敢迈步上楼，长叹一口气走到院子里的积雪长椅上颓然坐下。 赵左右抬起头认出赵爷爷，眼神闪烁着垂下眼帘。 赵左右低着头闷闷地否认。 听到这句话，满腹委屈无处倾诉的十六岁赵左右鼻子一酸，终于向这位慈祥的“赵爷爷”敞开了心扉。 赵了收敛笑意，认真地看着他追问。赵左右沉默地低下头。 赵左右死死抿着嘴唇，内心剧烈挣扎了良久，终于艰难地吐出了实话。 【闪回·考试前夜主任办公室】昏暗的办公室内，赵左右从《★绝密 文（核心台词：赵左右：“就想一个人待会儿。” ／ 赵左右：“没有。” ／ 赵左右：“我好不容易考了一次好成绩，但所有人都觉得我是作弊得来的。”）</w:t>
+              <w:br/>
+              <w:t>• 【11-9　外/内　长林八中雪地步道·主任办公室·学校食堂与广播室 — 日】次日清晨，刀子嘴豆腐心的父亲赵东来还是穿戴整齐，双手插在灰绿色连帽羽绒服兜里，阴沉着脸跟在儿子赵左右身后走进长林八中校园。迎面抱书走过的陈明看到父子俩的背影，停下脚步回头深深看了一眼。 教导主任办公室内，戴娟端坐在办公桌后，赵东来一改昨晚在家里的暴脾气，局促不安地坐在对面赔着笑脸，赵左右低头站在父亲身旁。戴娟开门见山地开口。 赵东来尴尬地干笑了两声，转头狠狠瞪了身旁的儿子一眼，随即收起笑容，身体前倾诚恳地替儿子向戴主任辩解；旁边的赵左右余光看着维护自己的父亲，眼波微动。 赵东来急得伸手拍了一下赵左右的胳膊，催促儿子（核心台词：戴娟：“赵左右的事情，你应该已经知道了吧？” ／ 戴娟：“我当了十五年的主任，学生干出什么事我都见过，但是对于作弊，我一向是零容忍。给赵左右留校察看处分、全校通报批评是一定要的！” ／ 赵左右：“你这怎么没拿鸡翅啊？”）</w:t>
+              <w:br/>
+              <w:t>• 【11-10　内/外　高一十班走廊·主任办公室重考与走廊掌掴 — 日/夜】高一十班安静的自习课上，班主任戴娟走到教室后门，平静地唤出赵左右。 赵左右站起身走出教室。走廊宣传栏旁，荀未来、罗爱文、徐图图三人像叠罗汉一样扒在教室后门框边探头偷听。走廊窗前，戴娟双手交叠看着赵左右，宣布了学校的最终决定（正是66岁赵了昨晚在雪地长椅支的那一招）。 赵左右非但没有先关心自己的处分，反而第一时间急切地追问陈明的情况。 赵左右低下头又猛地抬起眼眸，语气无比坚决地向戴娟请求。 下午两点十六分（墙上SANXIN石英钟定格），教导主任办公室内，赵左右独自坐在办公桌前，手握白色圆珠笔在全新的文综试卷与答题卡上（核心台词：戴娟：“赵左右，出来一下。” ／ 赵左右：“那陈明怎么样了？” ／ 赵左右：“如果我还能考好，能别记陈明处分吗？”）</w:t>
+              <w:br/>
+              <w:t>• 【11-11　内　502室赵了家客厅与三条鱼漫画屋（里间与洗漱镜前） — 夜/晨】只见洗漱镜中，昨晚入睡前还一头利落短发、面容白净清爽的四十一岁荀未来，此刻竟在一夜之间变成了一头狂乱蓬松的及肩中长卷发，下巴与两腮布满了浓密厚重的络腮胡茬！荀未来惊骇欲绝地抬起双手疯狂抓扯着自己真实的及肩长卷发，又猛地用双手捂住下巴用力捏掐着粗糙扎手的络腮胡须——随着16岁赵左右与陈明命运节点的剧烈改写，未来时间线的第二次肉体反噬已然轰然降临！（核心台词：赵了：“怎么，小赵被开除了？” ／ 赵了：“哦——所以那天晚上，小赵是在和陈明说话，他们两个人相互保密，所以小赵才一直没让陈明当证人！” ／ 荀未来：“是。但是今天中午，陈明利用学校的广播，在全校面前承认了这件事情，证明小赵真的只看了一道题就放回去了。”）</w:t>
+            </w:r>
+          </w:p>
+        </w:tc>
+      </w:tr>
+      <w:tr>
+        <w:trPr>
+          <w:cantSplit/>
+        </w:trPr>
+        <w:tc>
+          <w:tcPr>
+            <w:tcW w:type="dxa" w:w="2376"/>
+            <w:vAlign w:val="center"/>
+            <w:tcMar>
+              <w:top w:w="105" w:type="dxa"/>
+              <w:bottom w:w="105" w:type="dxa"/>
+              <w:left w:w="145" w:type="dxa"/>
+              <w:right w:w="145" w:type="dxa"/>
+            </w:tcMar>
+            <w:shd w:fill="F7FAFC"/>
+          </w:tcPr>
+          <w:p>
+            <w:pPr>
+              <w:spacing w:before="40" w:after="40" w:line="341" w:lineRule="auto"/>
+              <w:jc w:val="center"/>
+            </w:pPr>
+            <w:r/>
+            <w:r>
+              <w:rPr>
+                <w:rFonts w:ascii="Times New Roman" w:hAnsi="Times New Roman" w:eastAsia="宋体"/>
+                <w:b/>
+                <w:color w:val="191919"/>
+                <w:sz w:val="19"/>
+              </w:rPr>
+              <w:t>EP12《寻未来》</w:t>
+            </w:r>
+          </w:p>
+        </w:tc>
+        <w:tc>
+          <w:tcPr>
+            <w:tcW w:type="dxa" w:w="7992"/>
+            <w:vAlign w:val="center"/>
+            <w:tcMar>
+              <w:top w:w="105" w:type="dxa"/>
+              <w:bottom w:w="105" w:type="dxa"/>
+              <w:left w:w="145" w:type="dxa"/>
+              <w:right w:w="145" w:type="dxa"/>
+            </w:tcMar>
+            <w:shd w:fill="F7FAFC"/>
+          </w:tcPr>
+          <w:p>
+            <w:pPr>
+              <w:spacing w:before="40" w:after="40" w:line="341" w:lineRule="auto"/>
+              <w:jc w:val="left"/>
+            </w:pPr>
+            <w:r/>
+            <w:r>
+              <w:rPr>
+                <w:rFonts w:ascii="Times New Roman" w:hAnsi="Times New Roman" w:eastAsia="宋体"/>
+                <w:b w:val="0"/>
+                <w:color w:val="191919"/>
+                <w:sz w:val="19"/>
+              </w:rPr>
+              <w:t>• 【12-1　内/外　手作编织店·黑色路虎车内与501室赵左右卧室 — 日】与此同时，五零一室赵左右的卧室内，身穿白色高领毛衣的十六岁赵左右正坐在书桌前，聚精会神地翻阅着弗洛伊德的《梦的解析》与《潜意识心理学》，手里握着红笔在笔记本上认真做着批注，单手托腮陷入沉思。 赵左右从书桌前站起身，推开结着冰霜的窗户探出头往下看；楼下戴着棒球帽的荀未来站在雪地里热情地冲他挥手。 赵左右扶着窗框往下喊了一句。 荀未来冲他招了招手催促。赵左右笑了笑，关上窗户转身拿起羽绒服下楼。（核心台词：赵了：“哎呀，我大胆猜测，这次开学考的事影响了小赵，选择了一条更穷的路。” ／ 赵了：“说明赵左右大器晚成呗！无论怎么潦倒，老了就有发财的本事和机遇。你呢，还没到触底反弹的年纪，先受着吧。” ／ 荀未来：“那这也太不公平了吧！为什么每次小赵不争气，受伤的总是我呢？就我现在这种状态，感觉活得还不如之前学计算机那会儿呢。——哎，小赵到最后到底干了什么呀？我为什么会落魄成这个样子？”）</w:t>
+              <w:br/>
+              <w:t>• 【12-3　外　结冰湖畔观景平台与沿岸小吃摊 — 日】观景平台栏杆前，身穿米白色连帽羽绒服、系着墨绿色围巾的十六岁赵左右正凭栏远眺着一望无际的冰封湖面。荀未来走上前，将冒着热气的纸袋递给他。 赵左右接过滚烫的烤土豆，剥开焦香的外皮轻轻吹了吹热气，咬了一大口慢慢咀嚼。荀未来双手插进夹克兜里，背靠在木栏杆旁笑眯眯地看着他。 赵左右咽下嘴里的食物，目光深邃地凝视着前方的冰湖，一本正经地回答。 赵左右低头看着手里黄澄澄的烤土豆，神情认真地运用刚刚学到的弗洛伊德精神分析法，剖析起第一集里父亲赵东来买麻袋冻土豆的行为动机！ 赵左右却没有理会他，而是面对着辽阔苍茫的冰封湖面张开双臂（核心台词：赵左右：“我在思考。” ／ 赵左右：“寒假前有一天，我爸突然买了很多土豆，导致我和我妈连续吃了一个礼拜的土豆。我爸虽然是个贪小便宜的人，但绝不至于把几个快发芽的土豆都买回来。我猜，这其中一定有别的心理动机。” ／ 赵左右：“我刚站在这的五分钟，望着这片冰湖，我突然觉得自己很渺小。这里的所有人都很渺小，我们都只是宇宙中的一粒沙。”）</w:t>
+              <w:br/>
+              <w:t>• 【12-4　内/外　靓丽发艺理发店·八中校务公告栏与梦语心理社教室 — 日】理发师趁热打铁推销起染发业务；荀未来却已经眼神发亮、嘴角微微上扬，在心里策划出了一套“创立校刊杂志社吸引赵左右跟风”的完美大计！ 只见海报上赫然印着：“2008社团火热招新中……｜八中梦语心理社｜认识自己，从认识梦开始｜创社人：赵左右”！荀未来瞳孔骤缩，傻眼地念出了那个名字。 学校心理社活动教室内，黑板上用彩色粉笔写着“梦语心理社：认识自己，从认识梦开始”的板报大字。十六岁的赵左右身穿蓝白校服站在讲台前，手扶黑板，神采飞扬地向围坐成U型的十几个同学宣讲弗洛伊德精神分析学。 就在这时，教室门被一把推开，荀未来一脸幽怨（核心台词：荀未来（内心独白）：“赵左右没有参加社团，八中也没有杂志社。如果我拿未来自媒体的思路创立一本校刊，成立杂志社，那还不风靡全校？到时候赵左右这个没主见又爱跟风的，肯定会慕名前来加入，哼！” ／ 荀未来：“八中梦语心理社，创社人……赵左右？！” ／ 赵左右：“所以，梦和欲望是息息相关的。想要了解自己，就要先读懂自己的梦！”）</w:t>
+              <w:br/>
+              <w:t>• 【12-5　外/内　长林金淮汽配厂门口·家常小炒馆与市二院肝胆内科诊室 — 夜/日】赵东来满意地点了点头，拿起茶壶倒水，主动问起了儿子赵左右在学校的情况。 荀未来连忙顺着话头继续拱火，把赵左右不考北京、要报长林大学心理学系的事全抖了出来，坐等赵东来拍桌子发飙。 老医生被他视死如归的模样气笑了，温和地拍了拍桌子宽慰叮嘱；荀未来却神情木然地坐在椅子上，脑海里已经完全拼凑出了这条新时间线的恐怖结局——小赵学了心理学后在未来成了个郁郁寡欢、酗酒十年的半吊子心理学家，直接把四十一岁的自己喝出了重度酒精肝！</w:t>
+              <w:br/>
+              <w:t>• 【12-6　内　长林八中图书馆·漫画屋与靓丽发艺理发店 — 日/夜】长林八中图书馆阅览室内，十六岁的赵左右从书架上取下一本弗洛伊德著的《本能与自我（The Ego and the Id）》，兴冲冲地走到靠窗长桌旁拉开椅子，坐到正在整理笔记的徐图图对面。而在不远处的一排高大书架背后，四十一岁的荀未来正半隐在阴影里，眼神阴沉地窥视着两人。 靠窗长桌旁，徐图图放下手中的笔，看着赵左右手里的《本能与自我》，既惊讶又欣喜。 赵左右兴高采烈地合上书本，双手撑在桌面上，满眼放光地向徐图图畅想自己的宏伟蓝图。 长桌旁，赵左右目光真挚而炽热地望向对面的徐图图，正式回应了她在第八集长林咖啡馆里提出的约（核心台词：赵左右：“前天就看完啦！我现在准备啊，趁着高中先预习一下大学心理学的内容，这等我上了大学，就可以直接搞我心理学的事业了！” ／ 荀未来（内心独白）：“老头说得没错，果然是徐图图一直在影响小赵。两个失控的人待在一起，只会越来越失控！” ／ 赵左右：“所以，我打算报考长林大学心理学系，到时候我们又是校友了。”）</w:t>
+              <w:br/>
+              <w:t>• 【12-7　外/内　有轨电车站台·车厢与徐图图家（五栋602室） — 夜】徐图图把头摇得像拨浪鼓一样，斩钉截铁地三连否定，并搬出了赵左右筑起防火墙！（核心台词：徐图图：“没有！没有！没有！完全没有！显而易见啊，你、你是那个赵左右最好的朋友，你应该明白我什么意思才对的！” ／ 荀未来：“我是赵左右的朋友没错，但我也不是赵……算了，怎么就说不通了呢我！”）</w:t>
+              <w:br/>
+              <w:t>• 【12-8　外/内　徐图图家楼下雪巷·三条鱼漫画屋与门前手撕日历 — 夜/日】夜晚，身穿米白色三道杠羽绒服内搭酒红格纹卫衣的十六岁赵左右手里提着打包好的热饭菜，兴冲冲地走进春秋路小巷来到漫画屋门前，却发现漫画屋大门紧锁、门前散落着杂物。赵左右隔着玻璃窗往黑漆漆的屋里张望，抬手敲了敲门呼喊。 屋内无人应答。赵左右掏出手机拨打荀未来的号码放到耳边，听筒里却只传出冰冷的系统提示音—— 赵左右失落而疑惑地放下手机，一低头，忽然发现门外窗台的旧纸箱与地面上，散落着厚厚一沓被撕下来的二零零八年老黄历纸！ 赵左右好奇地蹲下身去，借着路灯光一张接一张地拾起地上的手撕日历纸—— 赵左右惊讶地喃喃道：“这好像是（核心台词：荀未来：“徐图图，她现在就像是个催化剂，让小赵在错误的道路上越走越远，我必须要拆散他们两个！” ／ 荀未来：“当个酗酒的半吊子心理学家，还不如老实的去敲代码呢！我现在都重度酒精肝了，要是放纵让小赵再离谱下去，到时候我再得个肝癌英年早逝，可就没有你了！” ／ 赵了：“我已经完整活过了一遍了。现在只要看到小赵和图图当下开心，我就满足了。”）</w:t>
+            </w:r>
+          </w:p>
+        </w:tc>
+      </w:tr>
+      <w:tr>
+        <w:trPr>
+          <w:cantSplit/>
+        </w:trPr>
+        <w:tc>
+          <w:tcPr>
+            <w:tcW w:type="dxa" w:w="2376"/>
+            <w:vAlign w:val="center"/>
+            <w:tcMar>
+              <w:top w:w="105" w:type="dxa"/>
+              <w:bottom w:w="105" w:type="dxa"/>
+              <w:left w:w="145" w:type="dxa"/>
+              <w:right w:w="145" w:type="dxa"/>
+            </w:tcMar>
+          </w:tcPr>
+          <w:p>
+            <w:pPr>
+              <w:spacing w:before="40" w:after="40" w:line="341" w:lineRule="auto"/>
+              <w:jc w:val="center"/>
+            </w:pPr>
+            <w:r/>
+            <w:r>
+              <w:rPr>
+                <w:rFonts w:ascii="Times New Roman" w:hAnsi="Times New Roman" w:eastAsia="宋体"/>
+                <w:b/>
+                <w:color w:val="191919"/>
+                <w:sz w:val="19"/>
+              </w:rPr>
+              <w:t>EP13《我与我的宣战》</w:t>
+            </w:r>
+          </w:p>
+        </w:tc>
+        <w:tc>
+          <w:tcPr>
+            <w:tcW w:type="dxa" w:w="7992"/>
+            <w:vAlign w:val="center"/>
+            <w:tcMar>
+              <w:top w:w="105" w:type="dxa"/>
+              <w:bottom w:w="105" w:type="dxa"/>
+              <w:left w:w="145" w:type="dxa"/>
+              <w:right w:w="145" w:type="dxa"/>
+            </w:tcMar>
+          </w:tcPr>
+          <w:p>
+            <w:pPr>
+              <w:spacing w:before="40" w:after="40" w:line="341" w:lineRule="auto"/>
+              <w:jc w:val="left"/>
+            </w:pPr>
+            <w:r/>
+            <w:r>
+              <w:rPr>
+                <w:rFonts w:ascii="Times New Roman" w:hAnsi="Times New Roman" w:eastAsia="宋体"/>
+                <w:b w:val="0"/>
+                <w:color w:val="191919"/>
+                <w:sz w:val="19"/>
+              </w:rPr>
+              <w:t>• 【13-3　内　501室赵左右家·卫生间梦境与赵左右卧室 — 夜/晨】身穿黑白粗细横条纹长袖T恤的十六岁赵左右站在洗手台前，弯腰用冷水洗了把脸，抽出一张纸巾擦干水珠，缓缓抬起头看向面前的镜子—— 赵左右瞳孔骤缩，还没来得及后退，站在他身后的四十一岁荀未来突然伸出双臂，从背后死死勒住了十六岁赵左右的脖子！赵左右双手死命抠住对方的手臂痛苦挣扎，荀未来贴在他耳边面无表情地冷酷低语。 被勒得呼吸困难的赵左右满脸涨红，从喉咙里艰难地挤出五个字。 背后的荀未来手下力道骤然加重，眼神阴鸷地贴耳威胁；赵左右痛苦地拼命扭动脖子呼救。 赵左右在窒息的绝望中撕心裂肺地挣扎大喊—— 清晨的阳光洒进五零一室卧（核心台词：赵左右：“你是未来的我……” ／ 赵左右：“放开我……放开……” ／ 赵左右：“起了。”）</w:t>
+              <w:br/>
+              <w:t>• 【13-4　内　长林八中·高一十班教室·主任办公室与学校食堂 — 日】早自习前的高一十班教室里，同学们陆续进班。身穿蓝白校服内搭酒红连帽卫衣的赵左右坐在座位上写字；四十一岁的荀未来背着黑色双肩包从后门大摇大摆地走进教室，在第一排坐下后从书包里掏出一本红色封面的《读者》杂志津津有味地翻看。 后排的赵左右合上笔盖站起身，不动声色地走到第一排荀未来的课桌前，居高临下地开口试探。 赵左右低头看了一眼他手里的《读者》，继续追问。 赵左右微微挑眉，搬出学校的规定提醒他。 荀未来把手里的《读者》往课桌上重重一拍，从座位上站起身逼近赵左右，理直气壮地要求他让位！ 赵左右毫不退让地迎着他的目光。 赵左（核心台词：赵左右：“荀哥，我看漫画屋拆了，你搬哪去了？” ／ 赵左右：“你怎么突然开始看杂志了？” ／ 赵左右：“可是社团数量已经满了，上次戴主任说，最后一个名额给我们心理社了。”）</w:t>
+              <w:br/>
+              <w:t>• 【13-5　内/外　罗爱文家书房·学校过街天桥·红砖通道与复印店 — 夜/日】教学楼旁的红砖通道里，荀未来刚走下台阶，早已在旁边等候多时的十六岁赵左右立刻走上前叫住了他——为了进一步验证荀未来是不是“未来的自己”，赵左右抛出了第二记杀手锏！ 荀未来得意地拍了拍赵左右的肩膀，卖了个关子准备擦肩走开。 就在荀未来迈步的瞬间，身后的赵左右突然用平静而低沉的声音宣布—— 赵左右暗暗观察着他激烈的反应，表面上却装出一副听爸爸话、幡然悔悟的失落模样，转身作势要去找戴主任。 一听十六岁的自己要转回理科去当苦命码农，荀未来魂都吓飞了，一个箭步冲上去死死拽住赵左右的胳膊，双手按住他的双肩拼命安抚！ 赵左右一把（核心台词：赵左右：“荀哥。听说第一期杂志有着落了，什么内容啊？” ／ 赵左右：“我打算转理科了。” ／ 赵左右：“我突然觉得我爸说得对，学计算机前景好。当初听你的选文科，确实是一时冲动。我去找戴主任。”）</w:t>
+              <w:br/>
+              <w:t>• 【13-6　内　八中校长办公室·高一十班教室·洗手间隔间与心理社活动室 — 日】校长收敛笑容，语重心长地向戴娟阐述多元育人的办学理念；而在校长办公室虚掩的门外走廊上，路过的十六岁赵左右恰好停下脚步，侧耳听到了里面的全部对话。 门外的赵左右听完，若有所思地转身离开。 徐图图开心地一口答应：“好啊！”而在教室左后方的座位上，十六岁的赵左右低头翻看着手里的《梦的解析》，神色复杂地望着讲台上风光无限的荀未来。 课间，学校男洗手间隔间内，赵左右独自坐在马桶盖上，双手举着那本《三人行》创刊号仔细端详着里面的排版与文风，随后将杂志紧紧抱在胸前，背靠着隔间墙壁在心底笃定地盘算。 中午的心理社活动教室内，白板上（核心台词：赵左右（内心独白）：“确实厉害。如果他真是未来的我，那无论他现在多厉害，应该都会像之前那样让着我吧？毕竟，我的选择影响着他的一切。” ／ 赵左右：“既然戴主任都说了，那我们也只能听从安排。”）</w:t>
+              <w:br/>
+              <w:t>• 【13-7　外/内　校园雪地树林·学校图书馆与夜间有轨电车 — 日/夜】寒风凛冽的校园雪地小树林里，被赶出活动室的十六岁赵左右身穿白色长款羽绒服、围着墨绿色围巾，竟然真的独自一人坐在积雪的大石头上，捧着《梦的解析》专心致志地默读！不远处的教学楼红砖墙转角后，四十一岁的荀未来探出半个脑袋看着这一幕，心疼得直嘬牙花子。 片刻之后，受荀未来指派的罗爱文拎着一只黑色保温壶屁颠屁颠地跑进雪地树林，走到赵左右面前递上一只塑料杯，倒满了热气腾腾的红糖姜茶。 赵左右抬起头，越过罗爱文的肩膀瞥了一眼远处教学楼门内正在探头张望的荀未来，嘴角微不可察地一勾，双手接过热姜茶点头道谢。 罗爱文笑着应了声“没事，（核心台词：赵左右：“谢了。” ／ 赵左右（内心独白）：“如果是真的，贸然提问，他肯定死不承认。我要怎么才能让他亲口承认呢？” ／ 赵左右：“在想一件很科幻的事。”）</w:t>
+              <w:br/>
+              <w:t>• 【13-8　外/内　罗爱文家小区雪道与501室赵左右家餐厅 — 夜】与此同时，五零一室赵左右家中，玄关鱼缸里的金鱼在水草间悠然游弋。出差刚从北京回来的母亲刘美奕身穿深灰色针织开衫坐在沙发上，手里正翻看着一本《三人行》创刊号。门锁转动，赵左右推门进屋唤了一声“妈”。刘美奕合上杂志起身，笑盈盈地迎向玄关并走进厨房端菜。 赵左右脱下防风帽走进客厅，一眼看到茶几上放着的那本《三人行》创刊号，惊讶地拿起来向端菜走出厨房的母亲询问。 赵左右走进餐厅拉开椅子坐下，把书包放在腿旁，笑着附和道。 刘美奕盛好米饭递给儿子，在餐桌旁坐下。她拿起桌上那本《三人行》创刊号轻轻摩挲着封面，眼神渐渐变得柔和而悠（核心台词：赵了：“最近我一直在监听小赵，感觉他有点在试探你的身份。你是不是露出什么马脚了？” ／ 赵了：“管住嘴，打死都不能承认！只要不被他抓到铁证，小赵产生的时空波动，就不足以惊动人生无限有限公司。” ／ 赵左右：“妈，啊？你怎么有这本杂志啊？”）</w:t>
+              <w:br/>
+              <w:t>• 【13-9　内/外　高一十班早读·市医院病房与长林电影院 — 日/夜】次日清晨的高一十班早读课上，全班同学手捧语文课本齐声朗诵韩愈的《师说》：“人非生而知之者，孰能无惑？惑而不从师，其为惑也，终不解矣……”第一排的荀未来捧着课本，听着“生乎吾前，其闻道也固先乎吾；生乎吾后，其闻道也亦先乎吾”，忍不住闭目仰头感慨；而后排的赵左右一边读着课文，一边担忧地转头望向斜前方王一漫身旁空荡荡的座位——徐图图今天竟然没来上学！ 早读下课铃一响，赵左右立刻快步追出教室，在走廊里叫住了前方的王一漫。 王一漫停下脚步转过身，眼神闪烁地犹豫了两秒，还是轻声告诉了他实情。赵左右闻言脸色一变，满眼焦急。 就在（核心台词：赵左右：“一漫，一漫！你知道图图今天为什么没来吗？” ／ 赵左右（画外音）：“你好，请问徐图图在哪个房间？我是她同学。” ／ 赵左右：“哎，别动，别起来啊！”）</w:t>
+              <w:br/>
+              <w:t>• 【13-10　内　长林八中·行仁楼教学楼走廊（正面摊牌） — 日】白天的长林八中“行仁楼”教学楼走廊内，四十一岁的荀未来正一边哼着小曲一边比划着杂志排版手势迎面走来。身穿黑色连帽运动开衫的十六岁赵左右走上前，主动叫住了他。 出乎荀未来的意料，十六岁的赵左右非但没有再要挟他，反而温和地笑了笑，主动提出把活动室归还给杂志社！ 赵左右摇了摇头，平静而坦诚地向四十一岁的自己剖析了这几天的心路历程。 赵左右认真地摇了摇头。 赵左右微笑着点了点头，提前划定了界限。 荀未来喜出望外，用力拍了拍赵左右的肩膀，转身兴冲冲地朝走廊另一端走去。 夕阳的余晖透过行仁楼走廊高大的玻璃窗洒在地面上。十六岁的（核心台词：赵左右：“荀哥。” ／ 赵左右：“不是，我是想说，还是把教室还给你们杂志社吧，你要好好搞。” ／ 赵左右：“我把社长让给林迪了。他说我们社人太少，就不占集会场地了，大家各自阅读、私下交流就好。林迪对心理学是真感兴趣；我最近才意识到，其实我真正喜欢的，好像也不是心理学，而是别的东西。”）</w:t>
+            </w:r>
+          </w:p>
+        </w:tc>
+      </w:tr>
+      <w:tr>
+        <w:trPr>
+          <w:cantSplit/>
+        </w:trPr>
+        <w:tc>
+          <w:tcPr>
+            <w:tcW w:type="dxa" w:w="2376"/>
+            <w:vAlign w:val="center"/>
+            <w:tcMar>
+              <w:top w:w="105" w:type="dxa"/>
+              <w:bottom w:w="105" w:type="dxa"/>
+              <w:left w:w="145" w:type="dxa"/>
+              <w:right w:w="145" w:type="dxa"/>
+            </w:tcMar>
+            <w:shd w:fill="F7FAFC"/>
+          </w:tcPr>
+          <w:p>
+            <w:pPr>
+              <w:spacing w:before="40" w:after="40" w:line="341" w:lineRule="auto"/>
+              <w:jc w:val="center"/>
+            </w:pPr>
+            <w:r/>
+            <w:r>
+              <w:rPr>
+                <w:rFonts w:ascii="Times New Roman" w:hAnsi="Times New Roman" w:eastAsia="宋体"/>
+                <w:b/>
+                <w:color w:val="191919"/>
+                <w:sz w:val="19"/>
+              </w:rPr>
+              <w:t>EP14《继承》</w:t>
+            </w:r>
+          </w:p>
+        </w:tc>
+        <w:tc>
+          <w:tcPr>
+            <w:tcW w:type="dxa" w:w="7992"/>
+            <w:vAlign w:val="center"/>
+            <w:tcMar>
+              <w:top w:w="105" w:type="dxa"/>
+              <w:bottom w:w="105" w:type="dxa"/>
+              <w:left w:w="145" w:type="dxa"/>
+              <w:right w:w="145" w:type="dxa"/>
+            </w:tcMar>
+            <w:shd w:fill="F7FAFC"/>
+          </w:tcPr>
+          <w:p>
+            <w:pPr>
+              <w:spacing w:before="40" w:after="40" w:line="341" w:lineRule="auto"/>
+              <w:jc w:val="left"/>
+            </w:pPr>
+            <w:r/>
+            <w:r>
+              <w:rPr>
+                <w:rFonts w:ascii="Times New Roman" w:hAnsi="Times New Roman" w:eastAsia="宋体"/>
+                <w:b w:val="0"/>
+                <w:color w:val="191919"/>
+                <w:sz w:val="19"/>
+              </w:rPr>
+              <w:t>• 【14-1　内　长林八中·高一十班教室·罗爱文家书房与未来杂志社活动室 — 日/夜】荀未来双手交叠在身前，目光温和地望向坐在台下正专心致志翻看《三人行》创刊号的十六岁赵左右，郑重宣布了自己的退位决定。（核心台词：荀未来（内心独白）：“如果有一天，我彻底在小赵面前暴露身份，离开了2008年，我又能够留给他什么呢？”）</w:t>
+              <w:br/>
+              <w:t>• 【14-3　内/外　502室赵了家·2058年人生无限有限公司与风雪电话亭 — 夜】系着浅色格纹围巾、背着双肩包的十六岁赵左右一步步走上五楼台阶，正准备掏钥匙开五零一室的家门，对门五零二室的防盗门忽然打开，身穿灰色连帽卫衣的六十六岁赵了探出头来，笑眯眯地向他招手。 赵左右停下脚步，转过身礼貌地看向五零二室门口的老人。 赵左右爽快地一口答应，迈步走向五零二室。 第一次踏进五零二室客厅的十六岁赵左右环顾四周——只见屋里不仅布置得复古雅致，角落里竟然还摆着一台大屏幕街机游戏机和老式显像管电视！赵左右惊喜地张开双臂惊呼，一把甩下书包扑到街机前，双手飞快地拍打着摇杆和按键玩了起来。 赵了笑吟吟地站在街机旁看（核心台词：赵了：“小赵啊，你过来一下。” ／ 赵左右：“怎么了赵爷爷？” ／ 赵左右：“没问题。啥玩具啊？”）</w:t>
+              <w:br/>
+              <w:t>• 【14-4　外/内　长林八中校门口·校园通道·501室客厅与市医院病房 — 日/夜】面对全市电视观众，四十一岁的荀未来突然收起笑容，装出一副问心有愧、诚恳万分的模样，抬起右手一字一顿地比划着，在电视镜头前把《三人行》创刊号的全部功劳与才华美名，一股脑儿全推给了十六岁的赵左右！ 几分钟后，校园教学楼前的通道上，身穿军绿色棉服的十六岁赵左右正抱着书本往教学楼走。女记者带着扛摄像机的摄影师一路小跑追了上来，把话筒直接递到了赵左右嘴边！ 赵左右一头雾水地停下脚步，看了看摄像机又看了看女记者，神色淡漠地摆手推脱。 赵左右猜到又是荀未来在背后搞鬼，眉头微蹙，干脆利落地扔下一句话，转身快步走进了教学楼大门；女记（核心台词：荀未来：“呃，虽然杂志上写的主编是我，但我问心有愧啊！因为其实所有的创意以及编写工作，都是我的同学赵左右——就是赵钱孙李的赵，左右就是上下左右的左右——赵左右同学完成的！他之所以这么做，是因为怕出了名影响学习。我记得他当时念了一句诗，特别地打动我，叫“事了拂衣去，深藏身与名”。” ／ 电视台女记者：“快！你就是《三人行》的幕后主编赵左右同学吧？可以跟我们说说你当初编写这本杂志的初衷吗？” ／ 赵左右：“你们找错人了，杂志社社长是我们班荀未来，我带你们去找他。”）</w:t>
+              <w:br/>
+              <w:t>• 【14-5　内/外　高一十班教室·罗爱文家客厅·校园林荫道·食堂与微机室 — 日/夜】高一十班教室内，四十一岁的荀未来正坐在第一排翻看《读者》杂志。十六岁的赵左右走到他的课桌前停下。荀未来放下手中的杂志，抬头看着赵左右，装出一副语重心长的兄长模样主动摊牌。 赵左右居高临下地看着四十一岁的自己，顺着他的话直接抛出了接手《三人行》的要求，更掷地有声地立下了超越长林的宏愿！ 次日白天，长林八中校园林荫道上，十六岁的赵左右手里举着那台索尼DV摄像机（取景框显示 ●REC SP），正在路边随机拦截一名戴围巾的女同学进行校园街头采访；四十一岁的荀未来恰好路过，好奇地停下脚步站在树后旁听。 女同学对着DV镜头毫不（核心台词：赵左右：“那你愿意把《三人行》交给我办吗？不止长林，我会让全国都看到《三人行》。” ／ 罗爱文：“荀哥，你把杂志社交给赵左右了，咋还这么高兴啊？” ／ 荀未来：“你懂什么？你靠的是你爹，赵左右靠的可是他自己！”）</w:t>
+              <w:br/>
+              <w:t>• 【14-6　外/内　长林八中校门外·黑色路虎车内与学校广播室 — 夜/日】夜晚，长林市第八中学校门外的路边，积雪未消。四十一岁的荀未来裹紧棉大衣走出校门，熟练地拉开停在路边的黑色路虎越野车副驾驶车门坐了进去。 驾驶座上，头戴“EPOWER”棒球帽的六十六岁赵了从大衣口袋里掏出几张老照片（赵东来与刘美奕年轻时的合影）递给荀未来，神色平静地开口叮嘱。（核心台词：赵了：“小赵这次的决定，我不干涉，也不阻止。但你要暗示他，多给爸妈拍点录像。呐，这个。” ／ 荀未来：“行行行，我没见过世面。我告诉你，你等着小赵拿下这五百万作为起跑线，再加上他这二十五年的努力奋斗，到时候我一定比你有钱！” ／ 荀未来：“否则怎么样？反正你的时间线在我的后面，你能怎么样？我也告诉你，现在是我的主场。咱俩头上这道疤肯定是回不来了，但是小赵这条新路绝对值得买股，什么都不能影响他搞事业！”）</w:t>
+              <w:br/>
+              <w:t>• 【14-7　内　飞霞湾王一漫家卧室与罗爱文家豪宅客厅 — 夜】罗厂长点了点头，提起了电视新闻里报道的幕后主编赵左右。 不料罗厂长眼睛一眯，当即提出要亲自面试赵左右！ 深知十六岁的自己性格耿直不会应酬，荀未来脸色微变，连忙摆手试图替赵左右挡下这顿饭局。（核心台词：罗厂长：“说了，说了。他不说你们那个导演叫赵左右，也是你们一个班的？” ／ 荀未来：“对对对，赵左右！他这个人的想法特别多，就是把这个杂志拍成网络视频这个点子，就是他想出来的。”）</w:t>
+              <w:br/>
+              <w:t>• 【14-8　内/外　高一十班教室·天门饭店大堂·门外轿车与VIP包厢 — 日/夜】次日白天，高一十班教室讲台前，十六岁的赵左右靠在黑板边摆弄着一把教学用大木制三角板，满脸不解地向身旁的荀未来发问。 赵左右抱着双臂歪头反问。 赵左右看了一眼坐在前排的罗爱文，实在想不出词。 赵左右看着眼皮贴假眼珠呼呼大睡的罗爱文，又转头看向满嘴新潮词汇的荀未来，眼神里再次闪过一丝敏锐的试探！ 荀未来下意识脱口说出自己原本大学专业的“计算机”三个字，话到嘴边猛然惊觉差点说漏嘴说出“计算机系”，连忙生硬地急转弯接了一句“很重要”，强行把话圆成让赵左右用电脑多百度词汇。 上课铃声响起，赵左右转身跑回自己的座位。站在讲台旁（核心台词：赵左右：“聊正事为啥要去酒店包厢啊？我直接去爱文他家拜访他不就好了？” ／ 赵左右：“咋算机灵啊？” ／ 赵左右：“比如呢？”）</w:t>
+              <w:br/>
+              <w:t>• 【14-9　内　天门饭店包厢门外走廊与街边烧烤店 — 夜】半个小时后，天门饭店二楼VIP包厢门打开，罗厂长亲热地搂着穿好羽绒服的赵左右走出包厢门外。 赵左右拍了拍肚子，礼貌地鞠躬向罗厂长和两位叔叔挥手告别，转身欢快地跑下楼梯。 站在包厢门口的罗厂长笑着挥手目送少年远去，待赵左右的身影消失在楼梯口，这位老谋深算的厂长立刻收起了脸上的豪爽笑容，侧过身对两名下属露出一切尽在掌握的戏谑神情。 深夜，长林市街边一家挂着暖黄色串灯与“把幸福一饮而尽”标语的烧烤店卡座内，十六岁的赵左右与四十一岁的荀未来面对面坐着，两人开心地举起玻璃汽水瓶碰杯庆祝！ 赵左右放下汽水瓶，脸上的笑容渐渐敛去（核心台词：赵左右：“吃饱了吃饱了！那叔叔我先走了，你们喝得开心！” ／ 赵左右：“干杯！这下总算是齐活了。这第一期《三人行》，咱说啥都要拍好了！” ／ 赵左右：“对了荀哥，你为啥一分钱都不要啊？你不是挺差钱吗？”）</w:t>
+            </w:r>
+          </w:p>
+        </w:tc>
+      </w:tr>
+      <w:tr>
+        <w:trPr>
+          <w:cantSplit/>
+        </w:trPr>
+        <w:tc>
+          <w:tcPr>
+            <w:tcW w:type="dxa" w:w="2376"/>
+            <w:vAlign w:val="center"/>
+            <w:tcMar>
+              <w:top w:w="105" w:type="dxa"/>
+              <w:bottom w:w="105" w:type="dxa"/>
+              <w:left w:w="145" w:type="dxa"/>
+              <w:right w:w="145" w:type="dxa"/>
+            </w:tcMar>
+          </w:tcPr>
+          <w:p>
+            <w:pPr>
+              <w:spacing w:before="40" w:after="40" w:line="341" w:lineRule="auto"/>
+              <w:jc w:val="center"/>
+            </w:pPr>
+            <w:r/>
+            <w:r>
+              <w:rPr>
+                <w:rFonts w:ascii="Times New Roman" w:hAnsi="Times New Roman" w:eastAsia="宋体"/>
+                <w:b/>
+                <w:color w:val="191919"/>
+                <w:sz w:val="19"/>
+              </w:rPr>
+              <w:t>EP15《左或右》</w:t>
+            </w:r>
+          </w:p>
+        </w:tc>
+        <w:tc>
+          <w:tcPr>
+            <w:tcW w:type="dxa" w:w="7992"/>
+            <w:vAlign w:val="center"/>
+            <w:tcMar>
+              <w:top w:w="105" w:type="dxa"/>
+              <w:bottom w:w="105" w:type="dxa"/>
+              <w:left w:w="145" w:type="dxa"/>
+              <w:right w:w="145" w:type="dxa"/>
+            </w:tcMar>
+          </w:tcPr>
+          <w:p>
+            <w:pPr>
+              <w:spacing w:before="40" w:after="40" w:line="341" w:lineRule="auto"/>
+              <w:jc w:val="left"/>
+            </w:pPr>
+            <w:r/>
+            <w:r>
+              <w:rPr>
+                <w:rFonts w:ascii="Times New Roman" w:hAnsi="Times New Roman" w:eastAsia="宋体"/>
+                <w:b w:val="0"/>
+                <w:color w:val="191919"/>
+                <w:sz w:val="19"/>
+              </w:rPr>
+              <w:t>• 【15-1　内　501室赵左右卧室·罗爱文家地下室与501室客厅 — 夜/日】夜晚，五零一室赵左右的卧室内，十六岁的赵左右坐在书桌前，低头端详着手里那沓二零零八年手撕老黄历（最上面一张印着“2008 1月大 30 丁亥年十二月廿三 星期三”）。回想起刚才在烧烤店里荀未来面不改色大口吃下烤菠萝牛肉串的一幕，少年原本笃定的眼神渐渐转为困惑与释怀。 周六清晨，五零一室赵左右家的客厅内，阳光洒进窗户。母亲刘美奕正坐在沙发上帮即将去工厂学工住一晚的儿子叠衣服、往黑色双肩包里塞洗漱用品。十六岁的赵左右手里举着赵了借给他的那台索尼DV摄像机（取景框闪烁着 ●REC SP 字样），笑嘻嘻地掀开门帘走进客厅对（核心台词：赵左右（内心独白）：“难道真是我多想了？没准这世上，真有无缘无故为别人着想的大好人呢？也许只是他走错过的路，不想让我再走。” ／ 赵左右：“妈。” ／ 赵左右：“现在也好看！爸，你看。”）</w:t>
+              <w:br/>
+              <w:t>• 【15-3　外/内　长林八中校门大巴车旁与爱荣机械制造厂车间 — 日】高一十班和九班的学生们背着行李包在大巴车旁列队集合。站在队列里的罗爱文凑到赵左右身旁，小声检查拍摄设备。 赵左右拍了拍胸口掛着的DV包，自信满满地回答。 赵左右脸色骤变，连忙拉开背包拉链翻找了一通，绝望地一拍脑门！ 罗爱文懊恼地叹了口气：“哎呀……”就在这时，站在旁边的四十一岁荀未来微微一笑，不慌不忙地从外套口袋里掏出一张崭新的迷你DVD储存光盘，递到了赵左右面前！赵左右如获至宝地接过光盘，激动地直拍荀未来的肩膀。 赵左右、荀未来、罗爱文三人立正站好，异口同声地大声回答，随后跟随队伍登上大巴车。 站在队列里的罗爱文（核心台词：赵左右：“放心吧，两块都充满了。” ／ 赵左右：“完了！昨晚拿出来调试，忘塞回去了！” ／ 赵左右：“荀哥，啥也不说，你太靠谱了！”）</w:t>
+              <w:br/>
+              <w:t>• 【15-4　内　工厂宿舍·爱荣机械厂厂长办公室·1990年代雪原卡车（闪回）与生产车间 — 日】同一时刻，爱荣机械制造厂挂满锦旗（“捐资助学功德无量 情系教育树人育才”）的厂长办公室内，十六岁的赵左右正举着索尼DV摄像机对准办公桌后的厂长罗仕强。罗仕强手里端着一份印有“爱荣机械 IRON MACHINERY”字样的《月度工作报告》，正襟危坐、字正腔圆地对着镜头背诵官话。 罗仕强一边念一边把印着大号厂名的报告纸直愣愣地怼到DV镜头前展示！十六岁的赵左右连忙放下DV摄像机，礼貌地打断他。 赵左右皱着眉头实话实说；罗仕强若有所思地低下头沉默了片刻。 罗仕强抬起头，收起了刚才打官腔的架子，示意赵左右重新开机。 赵左右（核心台词：赵左右：“不好意思啊叔，我们停一下。之前不说好了不提厂的名字吗？” ／ 赵左右：“是，但……这现在的感觉吧，太广告了，很不纪实啊。” ／ 赵左右：“不对啊罗叔叔！那既然厂子叫爱荣，为啥罗爱文要叫爱文啊？您后来移情别恋了？！”）</w:t>
+              <w:br/>
+              <w:t>• 【15-5　内/外　车间过道·厂区废旧库房门外与机修工作间 — 日】车间过道里，罗爱文正张开双臂像小鸟一样蹦蹦跳跳地喊着“飞呀，飞呀”，看到拍完罗厂长走过来的赵左右和迎上来的荀未来，连忙停下脚步。荀未来双手插兜关切地询问赵左右。 赵左右低头看着DV摄像机，眉头微蹙地说出了心里的违和感。 荀未来拍了拍赵左右的肩膀，自信满满地安慰他。 赵左右收起DV，转头看向还没拍工人视角的罗爱文。 已经领教过罗厂长“安排”的赵左右立刻摇了摇头，坚持纪实原则。 赵左右眼睛一亮，把DV摄像机递给罗爱文并打开录制开关（●REC SP）。 罗爱文愣住了，身后的赵左右和荀未来也连忙走上前。 罗爱文气得满脸通红（核心台词：赵左右：“拍是拍了不少，但总觉得他们在演戏。” ／ 赵左右：“走吧，爱文，我们陪你去拍最后一段。” ／ 赵左右：“我们还是随机选一个比较好。那样比较……真实。”）</w:t>
+              <w:br/>
+              <w:t>• 【15-6　内　爱荣机械厂厂长办公室·会议室与男生宿舍 — 日/夜】傍晚的工厂男生宿舍内，铁架高低床旁放着印有“SANFU”字样的手提袋。罗爱文与赵左右相对坐在下铺床沿上，刚和父亲彻底闹掰的罗爱文红着眼眶，把DV摄像机塞给赵左右。 十六岁的赵左右看着难过的死党，想起自己寒假时和父亲赵东来大吵离家出走的经历，温柔地出言宽慰，并把DV摄像机推回到罗爱文身旁的床铺上。 十六岁的赵左右烦躁地长叹了一口气，整个人往后一仰，重重地平躺倒在床铺上，望着天花板感叹成人世界的复杂。 就在这时，门外的四十一岁荀未来迈步走进宿舍中央，弯腰一把拿起了放在罗爱文床边的索尼DV摄像机！听到动静的赵左右和罗爱文（核心台词：罗仕强：“不是，我怎么可能开除他呢？我不仅不开除他，我还要评他为最佳员工！当然了，来来来，坐，这个叫有则改之，无则加勉，啊？你老爸我呀最喜欢听这个批评的声音。这不上午工厂还有点小事故吗，我不也让赵左右他们去拍了吗？对吧？” ／ 赵左右：“寒假的时候，我也和我爸因为文理分科的事大吵了一架，还离家出走了。但你看我现在，还不好好的在文科班？他也还是我爸。拿去给他吧，这件事就算过去了。” ／ 赵左右：“烦！我第一次发现这世界上的事情怎么可以这么复杂呀？简直比我开学考第五——不，比全校）</w:t>
+              <w:br/>
+              <w:t>• 【15-7　外/内　爱荣机械厂组装车间窗外与车间内部 — 夜】夜幕降临，爱荣机械厂空旷的组装车间内亮着顶灯。总工程师林善才正与厂长罗仕强站在车床旁激烈对峙；跑过来的赵左右、荀未来和罗爱文听到里面的争吵声，连忙弯下腰悄悄趴在车间外走廊的玻璃窗台上往里窥视。 空荡荡的车间里，被昔日兄弟捏住命门的罗仕强气得狠狠一脚踹在机床踏板上，背对着大门痛苦地扶额喘息。窗外的赵左右对荀未来和罗爱文小声说了句“我去”，随即推门走进了车间。 罗仕强听到声音迅速收敛起狼狈，转过身看到赵左右手里的DV机，以为他是来谈判的，疲惫地伸出手。 十六岁的赵左右走到他面前停下，诚实地坦白。 罗仕强脸色骤变，紧张地（核心台词：赵左右：“罗叔叔。” ／ 罗仕强：“小赵。是爱文让你来的吧？DV给我。” ／ 赵左右：“我刚才都听到了。”）</w:t>
+              <w:br/>
+              <w:t>• 【15-8　外　爱荣机械厂室外雪夜石阶与冰封岁月潭 — 夜/傍晚】深夜，工厂厂房外的积雪石阶上，十六岁的罗爱文与赵左右并肩而坐，两人在寒夜里呼出一团团白气。刚刚在窗外听完父亲心声的罗爱文双手插在大衣口袋里，低声向赵左右吐露父亲多年来的伪装。 罗爱文仰头长长地吐出一口白雾，沉默了几秒后，突然转过头目光认真地看向身旁的赵左右，说出了自己经过今天这场风波后的全新人生决定！ 赵左右转过头惊讶地看着他。 赵左右一怔：“大专？”罗爱文用力点了点头，说出了想替父亲分担技术命门的真心话。 十六岁的赵左右静静注视着一夜长大的好兄弟，眼底满是欣慰与敬意，他用力拍了拍罗爱文的胳膊，主动向他伸出了右手！（核心台词：赵左右：“你还在和你爸赌气啊？” ／ 赵左右：“如果你已经想好了，我支持你。加油，罗总工！”）</w:t>
+            </w:r>
+          </w:p>
+        </w:tc>
+      </w:tr>
+      <w:tr>
+        <w:trPr>
+          <w:cantSplit/>
+        </w:trPr>
+        <w:tc>
+          <w:tcPr>
+            <w:tcW w:type="dxa" w:w="2376"/>
+            <w:vAlign w:val="center"/>
+            <w:tcMar>
+              <w:top w:w="105" w:type="dxa"/>
+              <w:bottom w:w="105" w:type="dxa"/>
+              <w:left w:w="145" w:type="dxa"/>
+              <w:right w:w="145" w:type="dxa"/>
+            </w:tcMar>
+            <w:shd w:fill="F7FAFC"/>
+          </w:tcPr>
+          <w:p>
+            <w:pPr>
+              <w:spacing w:before="40" w:after="40" w:line="341" w:lineRule="auto"/>
+              <w:jc w:val="center"/>
+            </w:pPr>
+            <w:r/>
+            <w:r>
+              <w:rPr>
+                <w:rFonts w:ascii="Times New Roman" w:hAnsi="Times New Roman" w:eastAsia="宋体"/>
+                <w:b/>
+                <w:color w:val="191919"/>
+                <w:sz w:val="19"/>
+              </w:rPr>
+              <w:t>EP16《再见，老同学》</w:t>
+            </w:r>
+          </w:p>
+        </w:tc>
+        <w:tc>
+          <w:tcPr>
+            <w:tcW w:type="dxa" w:w="7992"/>
+            <w:vAlign w:val="center"/>
+            <w:tcMar>
+              <w:top w:w="105" w:type="dxa"/>
+              <w:bottom w:w="105" w:type="dxa"/>
+              <w:left w:w="145" w:type="dxa"/>
+              <w:right w:w="145" w:type="dxa"/>
+            </w:tcMar>
+            <w:shd w:fill="F7FAFC"/>
+          </w:tcPr>
+          <w:p>
+            <w:pPr>
+              <w:spacing w:before="40" w:after="40" w:line="341" w:lineRule="auto"/>
+              <w:jc w:val="left"/>
+            </w:pPr>
+            <w:r/>
+            <w:r>
+              <w:rPr>
+                <w:rFonts w:ascii="Times New Roman" w:hAnsi="Times New Roman" w:eastAsia="宋体"/>
+                <w:b w:val="0"/>
+                <w:color w:val="191919"/>
+                <w:sz w:val="19"/>
+              </w:rPr>
+              <w:t>• 【16-1　内/外　爱荣机械厂男生宿舍·厂门传达室与厂外马路 — 夜】夜晚九点五十二分，爱荣机械制造厂的男生高低床宿舍内，十六岁的赵左右与罗爱文站在桌旁，看着墙上的挂钟满脸焦急。 赵左右当机立断，招呼罗爱文一起往外冲。 飘雪的寒夜里，赵左右和罗爱文一路小跑冲到工厂大门旁的传达室窗口，敲开玻璃窗，举起手里的手机照片向值班保安大叔询问。 赵左右愣住了，转过身难以置信地看着罗爱文。 赵左右急得直跺脚，苦恼地摊开手。 赵左右瞪大了眼睛：“啊？”罗爱文自知失言，连忙硬着头皮解释。 赵左右顾不上多问，一把拽住罗爱文的胳膊就往厂门外跑：“赶紧走啊！”罗爱文连声应着“走走走”跟着冲出厂门。 厂门外的（核心台词：赵左右：“不对，不对。荀哥偷偷出去买个东西，用不着一个多小时啊。” ／ 赵左右：“走，爱文，我们去问问门卫，走！” ／ 赵左右：“叔叔，您这一个多小时，有看到这个人出去吗？”）</w:t>
+              <w:br/>
+              <w:t>• 【16-3　外/内　长林八中校门口·教导主任办公室·高一十班教室与岁月潭雪夜（闪回） — 日/夜】十六岁的赵左右背着书包走下大巴车，无意间瞥见四十一岁的荀未来独自一人朝着行政楼方向走去，神色有些异样，便悄悄跟了上去。 挂满“教书育人 桃李满天下”锦旗的教导主任办公室内，四十一岁的荀未来笔直地站在办公桌前，向教导主任戴娟正式提出了退学申请；尾随而至的赵左右躲在半掩的办公室门缝外，震惊地捂住嘴偷听。 门外的赵左右听到这里，悄悄退开跑去通知罗爱文；办公室内，荀未来对着这位严厉却刀子嘴豆腐心的恩师，郑重地鞠了一躬。 片刻后，高一十班空旷的教室内，黑板上方贴着“勤奋 严谨 团结 进取”的班训。荀未来正独自站在第一排课桌前（核心台词：赵左右：“如果是因为放弃比赛的事，我道歉！我发誓我以后就好好帮你搞杂志，你别走呗！” ／ 赵左右：“实在不行，我们把一漫那部分拿去参赛呢？你不是说像什么《变形计》吗？” ／ 赵左右：“荀哥，你这样我都不习惯了。你就像之前那样骂我两句，或者咱俩打一架也行啊！”）</w:t>
+              <w:br/>
+              <w:t>• 【16-4　外/内　长林八中校门口林荫道·502室赵了家与雪夜路虎车内 — 日/夜】画面切回白天长林市第八中学校门口路边。收废品的大爷把荀未来整理出来的一大摞旧试卷和废书搬上三轮车，从兜里摸出一枚金黄的五毛钱硬币（印着荷花图案的五角硬币）递给荀未来；荀未来礼貌地道了声“谢谢啊”。旁边的赵左右和罗爱文看着那辆装得满满当当的三轮车直替荀哥抱不平。 罗爱文也愤愤不平地帮腔：“奸商，少说也得值五十呀！”荀未来却低头看着掌心里那枚五毛钱硬币，转过身温柔地递到了十六岁赵左右的面前——精准呼应了第四集雪夜里小赵请他吃的那块五毛钱车站小蛋糕！ 赵左右接过那枚带着体温的五毛钱硬币，眼眶微酸地握在手心里，抬头与荀未来（核心台词：赵左右：“太坑了，这么多东西，就出五毛钱！” ／ 赵左右：“我生日都过多久了。反正你还在长林，明年生日，你来我家我们一起过！” ／ 赵左右：“荀哥，你什么时候生日啊？到时候我和爱文，我俩也找你去！”）</w:t>
+              <w:br/>
+              <w:t>• 【16-5　内　酒店套房·长林八中微机室·影视筹备办公室与海航酒店门外 — 日/夜】画面浮现字幕：数日后。长林八中微机室（电脑机房）内，先切入一段赵左右用DV拍摄的搞笑视频画面：只见立志搞技术的罗爱文在镜头前手捧一个自己手工焊制的“手摇新能源发电灯”，得意洋洋地边摇把手边介绍：“Hello大家好，这是我新研发的新能源发电灯，慢慢摇……”话音未落，“啪”的一声电火花爆闪，发电灯当场短路冒出滚滚黑烟，吓得画外掌镜的赵左右惊呼：“爱文，你没事吧？没毁容吧？！” 微机室电脑屏幕前，网页标题栏显示着【魔豆网 - 搜尽天下视频｜频道：左右日常集】，下面列着赵左右上传的五条视频（《EVAN的超能计划》播放32、</w:t>
+              <w:br/>
+              <w:t>• 【16-6　外/内　海航酒店门外·街边小餐车·酒店套房与2033年书房（闪回） — 夜】2033年的深夜书房里，四十一岁的赵左右（荀未来）正在笔记本电脑前熬夜赶方案，身穿粉色睡衣的成年妻子舒图端着一杯温水走进来，从身后温柔地环抱住他的脖子，心疼地摸着他的头发打趣。</w:t>
+              <w:br/>
+              <w:t>• 【16-7　外/内　光明路幸福家园楼下信报箱·501室客厅与长林八中食堂 — 日】只见走廊门帘处，身穿白色秋衣睡裤、嘴里塞着满嘴白沫牙刷的十六岁赵左右，正目瞪口呆地站在那儿看着母亲大杀四方！刘美奕脸颊瞬间涨得通红，尴尬地缓缓收回手里的剧本卷，强装镇定地质问儿子。 赵左右嘴里叼着牙刷，含糊不清地解释。 刘美奕板起脸催促：“那你磨蹭啥呢？”赵左右赶紧应着“哦哦哦”缩回卫生间洗漱。等卫生间门一关，客厅里的刘美奕当场社死抓狂，双手捂住滚烫的脸颊，羞耻得蹲在了地上！过了几秒，她定了定神，走到卫生间门口敲了敲门，压低声音严肃叮嘱儿子。 卫生间里传来赵左右乖巧的回应：“知道了妈！” 中午，长林市第八中学食堂内（核心台词：刘美奕：“赵左右？你……你怎么没上学呢？” ／ 赵左右：“我忘了明天才是周六了，不小心睡过头了。” ／ 赵左右：“不会吧，我妈总说自己老了，早就没有演员梦了。”）</w:t>
+              <w:br/>
+              <w:t>• 【16-8　内/外　501室客厅·徐图图家1449室·试镜教室与备战蒙太奇 — 日】周六上午，五零一室客厅内，穿戴整齐的赵左右和刘美奕正准备悄悄出门，坐在沙发上看报纸的赵东来突然抬起头问了一句。 赵左右吓了一跳，连忙冲上前按住父亲的肩膀，急中生智地抛出了“秘密惊喜”大法！ 半个小时后，徐图图家（1449室）温馨的客厅内，十六岁的赵左右正举着那台索尼DV摄像机对准客厅中央的刘美奕，徐图图则拿着剧本站在旁边当提词员。然而面对黑洞洞的摄像机镜头，刘美奕浑身僵硬，比划了一个拔剑姿势后当场卡壳忘词！ 赵左右放下DV，疑惑地询问母亲。 赵左右和徐图图急忙异口同声地劝阻：“妈！”、“别呀！”刘美奕勉强笑了笑，转（核心台词：赵左右：“哎爸！好不容易周六，你在家待着好好休息呗。我和妈……想给你一个惊喜！惊喜惊喜，说出来的就不叫惊喜了嘛！你在家待着，好好等我们回来，Surprise！” ／ 赵左右：“妈，你在家的时候，不都已经背得很流畅了吗？” ／ 赵左右：“试试，来！多好看啊妈！这帽子也太衬你了，整个人看起来都年轻了！”）</w:t>
+              <w:br/>
+              <w:t>• 【16-9　内/外　影视筹备书房·雪夜和艺北街与林海雪原尖顶古堡 — 夜】夜晚，影视筹备书房内，白板上写着《宿夜伐梦｜总导演/编剧：荀未来｜联合导演/执行：赵左右》。身穿黑西装的四十一岁荀未来正坐在书桌前研读《金融与投资论坛》论文并用黑笔做标注；六十六岁的赵了则背着手在书桌后方焦躁地来回踱步。荀未来烦躁地停下笔转头看他。</w:t>
+            </w:r>
+          </w:p>
+        </w:tc>
+      </w:tr>
+      <w:tr>
+        <w:trPr>
+          <w:cantSplit/>
+        </w:trPr>
+        <w:tc>
+          <w:tcPr>
+            <w:tcW w:type="dxa" w:w="2376"/>
+            <w:vAlign w:val="center"/>
+            <w:tcMar>
+              <w:top w:w="105" w:type="dxa"/>
+              <w:bottom w:w="105" w:type="dxa"/>
+              <w:left w:w="145" w:type="dxa"/>
+              <w:right w:w="145" w:type="dxa"/>
+            </w:tcMar>
+          </w:tcPr>
+          <w:p>
+            <w:pPr>
+              <w:spacing w:before="40" w:after="40" w:line="341" w:lineRule="auto"/>
+              <w:jc w:val="center"/>
+            </w:pPr>
+            <w:r/>
+            <w:r>
+              <w:rPr>
+                <w:rFonts w:ascii="Times New Roman" w:hAnsi="Times New Roman" w:eastAsia="宋体"/>
+                <w:b/>
+                <w:color w:val="191919"/>
+                <w:sz w:val="19"/>
+              </w:rPr>
+              <w:t>EP17《不速之客》</w:t>
+            </w:r>
+          </w:p>
+        </w:tc>
+        <w:tc>
+          <w:tcPr>
+            <w:tcW w:type="dxa" w:w="7992"/>
+            <w:vAlign w:val="center"/>
+            <w:tcMar>
+              <w:top w:w="105" w:type="dxa"/>
+              <w:bottom w:w="105" w:type="dxa"/>
+              <w:left w:w="145" w:type="dxa"/>
+              <w:right w:w="145" w:type="dxa"/>
+            </w:tcMar>
+          </w:tcPr>
+          <w:p>
+            <w:pPr>
+              <w:spacing w:before="40" w:after="40" w:line="341" w:lineRule="auto"/>
+              <w:jc w:val="left"/>
+            </w:pPr>
+            <w:r/>
+            <w:r>
+              <w:rPr>
+                <w:rFonts w:ascii="Times New Roman" w:hAnsi="Times New Roman" w:eastAsia="宋体"/>
+                <w:b w:val="0"/>
+                <w:color w:val="191919"/>
+                <w:sz w:val="19"/>
+              </w:rPr>
+              <w:t>• 【17-1　内　2058年人生无限有限公司开放办公区与监控台 — 夜】早就因为自己一时疏忽把赵左右的联络点定位在即将拆除的电话亭而提心吊胆的小雪，立刻满脸堆笑地站起身，从桌下捧出一个包装精美的木质礼盒递到高尚面前！ 深夜，办公大厅的顶灯全部熄灭，只剩下小雪工位的一盏台灯。小雪迫不及待地调出全息监控屏上【2008年 黄金会员 赵左右｜年龄：66岁｜坐标：吉林长林｜余额：1,762,000｜剩余时间：9072h】的档案卡，点开“紧急操作”菜单下的【重置联络点】，将高尚的副总裁工牌刷在桌面读卡器上！ 听到“明早6点拆除”，小雪脸色煞白——一旦明天早上电话亭被拆、赵左右失联，她定位失误的重大</w:t>
+              <w:br/>
+              <w:t>• 【17-4　内/外　2058年人生无限有限公司·雪原古堡外·风雪电话亭与502室客厅 — 夜/日】几乎在同一秒，公元2058年“人生（无限）有限公司”监控大厅内，刺目的猩红色警报灯疯狂旋转闪烁！全息大屏上弹出鲜红的【最高警报：正在召回｜已归档：黑金会员 赵左右】字样，机械女声响彻大厅：“最高警报，紧急召回程序启动！十、九、八、七……” 挂断母亲的电话后，小雪死死盯着屏幕上本已被她强制归档却又触发最高警报的“赵左右”档案，眼神由恐慌渐渐转为偏执与决绝！ 荀未来仰头冷嗤了一声（“你找个假的购物凭证就这么难吗？你就是不信任我”）；赵了不想再跟他吵，抬手制止后走向里屋的监听电脑：“行行行，咱们先别说这些。妈和小赵估计现（核心台词：荀未来：“那是你！你是通过改变小赵变得有钱的，我不用，我靠我自己！赵了先生，我早已不是之前你那个荀未来了。你把保险箱里的钱给我，半年，我能让它翻一百倍，投资咱们妈的电影，稳赚！”）</w:t>
+              <w:br/>
+              <w:t>• 【17-5　内　街边家常面馆·502室监听暗房与客厅 — 日/夜】五零二室里屋的电脑前，六十六岁的赵了戴着耳机打开监听接收器，四十一岁的荀未来双手插兜站在旁边一起听；画面切至长林市街边一家贴着“宫保鸡丁 9元”海报的家常小面馆内，母亲刘美奕正与十六岁的赵左右、徐图图围坐在小桌旁吃面。 正在吃面的赵左右和徐图图同时愣住（“啊？为什么啊？好不容易试上了，为什么不去了？”）；五零二室监听电脑前的赵了和荀未来也惊愕地对视了一眼！面馆内，刘美奕轻轻叹了口气，道出了昨天在电影院的偶遇。 赵左右也连连点头说“对啊”；然而冰雪聪明的刘美奕却温和地笑了笑，说出了自己的猜测（监听室里的六十六岁赵了听（核心台词：赵左右：“妈，你怎么不吃啊？” ／ 赵了：“您不要误会啊，我只是听小赵讲过您的故事。这个机会呢，对于专业演员来说那是工作，可是对您能重燃青春时的热血，或许是更有意义。”）</w:t>
+              <w:br/>
+              <w:t>• 【17-6　外　东湖公园尖顶礼拜堂雪夜木栈道·街头肉铺与水果摊 — 夜】同一片静谧的雪夜下，东湖公园三角尖顶礼拜堂前的林间木栈道上，白雪皑皑。身穿浅蓝色毛绒大衣、戴着白色卡通连指手套的十六岁徐图图坐在长椅上，看着身旁穿棕色羽绒服的十六岁赵左右，语气里带着一丝排练结束后的小失落。 赵左右双手插在羽绒服兜里，呼出一团白气，笑着安慰她。 赵左右疑惑地转过头：“修灯泡？”徐图图意识到自己太主动了，害羞地搓着两只白手套，小声给自己找台阶下。 十六岁的赵左右静静看着眼前脸颊微红的少女，会心一笑，主动向她发出了周末约会的邀请！ 赵左右开心地一拍手：“对！就是探店！你这个形容好好啊，以后我们可以经常一（核心台词：赵左右：“没事，反正咱们在学校天天见。下次我妈再排练什么别的角色，我都叫你。” ／ 赵左右：“其实，我也觉得周末一个人待在家挺闷的。以后我们可以经常一起去，像之前咖啡馆那样的地方去……去……该怎么说呢，就是……” ／ 赵左右：“牛顿说了，力的作用是相互的。不如你打我一下，如果你手疼，那就不是梦。来吧！”）</w:t>
+              <w:br/>
+              <w:t>• 【17-7　外/内　长林八中操场铁围栏·体育馆·话剧社道具室与高一十班教室 — 夜】深夜的长林市第八中学操场铁围栏外，十六岁的赵左右带着徐图图踩着垃圾桶爬上铁栅栏顶端，倒数着“一、二、三”，两人手拉着手一跃跳进白雪覆盖的校园操场！ 赵左右笑着跑在她身旁打趣提醒；徐图图连忙捂住嘴乖乖点头（“呃，那我还是不喊了”）。 两人推门溜进昏暗的体育馆与教学楼走廊。面对走廊前方的监控探头，轻车熟路的赵左右像特工一样拉着徐图图贴墙躲避死角，随后在拐角处握住她的手倒数“预备，一、二、三，跑！”，带着她飞快地冲过监控区，来到话剧社杂物道具室门前。 道具室内，赵左右打开手电筒在道具堆里找了一圈，疑惑地挠了挠头：“造雪机（核心台词：赵左右：“你现在大喊，明天早上，戴主任就会在这上面喊咱俩的名儿！” ／ 赵左右：“这雪人，好像是话剧社参加省赛那出戏的道具吧，可能最后没用上。他们上次排练的时候，我还去看了一眼呢，那剧情，跟我妈妈小时候给我看过的一个动画片很像。名字我记不清了，不过讲的是，有个小孩梦到自己堆的雪人忽然活了，陪他玩了足足一整夜，还在小镇上飞来飞去的。可惜天亮之后，雪人化了，剧情到这儿，也就结束了。” ／ 赵左右：“怕什么啊，这教室到了晚上，就是我们的地盘，谁也管不着。要我看，我们就在这等到天亮吧）</w:t>
+            </w:r>
+          </w:p>
+        </w:tc>
+      </w:tr>
+      <w:tr>
+        <w:trPr>
+          <w:cantSplit/>
+        </w:trPr>
+        <w:tc>
+          <w:tcPr>
+            <w:tcW w:type="dxa" w:w="2376"/>
+            <w:vAlign w:val="center"/>
+            <w:tcMar>
+              <w:top w:w="105" w:type="dxa"/>
+              <w:bottom w:w="105" w:type="dxa"/>
+              <w:left w:w="145" w:type="dxa"/>
+              <w:right w:w="145" w:type="dxa"/>
+            </w:tcMar>
+            <w:shd w:fill="F7FAFC"/>
+          </w:tcPr>
+          <w:p>
+            <w:pPr>
+              <w:spacing w:before="40" w:after="40" w:line="341" w:lineRule="auto"/>
+              <w:jc w:val="center"/>
+            </w:pPr>
+            <w:r/>
+            <w:r>
+              <w:rPr>
+                <w:rFonts w:ascii="Times New Roman" w:hAnsi="Times New Roman" w:eastAsia="宋体"/>
+                <w:b/>
+                <w:color w:val="191919"/>
+                <w:sz w:val="19"/>
+              </w:rPr>
+              <w:t>EP18《一夜剧变》</w:t>
+            </w:r>
+          </w:p>
+        </w:tc>
+        <w:tc>
+          <w:tcPr>
+            <w:tcW w:type="dxa" w:w="7992"/>
+            <w:vAlign w:val="center"/>
+            <w:tcMar>
+              <w:top w:w="105" w:type="dxa"/>
+              <w:bottom w:w="105" w:type="dxa"/>
+              <w:left w:w="145" w:type="dxa"/>
+              <w:right w:w="145" w:type="dxa"/>
+            </w:tcMar>
+            <w:shd w:fill="F7FAFC"/>
+          </w:tcPr>
+          <w:p>
+            <w:pPr>
+              <w:spacing w:before="40" w:after="40" w:line="341" w:lineRule="auto"/>
+              <w:jc w:val="left"/>
+            </w:pPr>
+            <w:r/>
+            <w:r>
+              <w:rPr>
+                <w:rFonts w:ascii="Times New Roman" w:hAnsi="Times New Roman" w:eastAsia="宋体"/>
+                <w:b w:val="0"/>
+                <w:color w:val="191919"/>
+                <w:sz w:val="19"/>
+              </w:rPr>
+              <w:t>• 【18-1　内/外　酒店套房·飞霞路风雪电话亭与市医院急诊病房 — 夜】赵了掀开被子想要下床证明自己没事（“我都说了，我真的就……”），刚一动弹就气短乏力，荀未来眼疾手快地冲上前一把扶住他的胳膊将他按回床头，一老一少两个赵左右四目相对，眼神里皆是嘴硬心软的关切。</w:t>
+              <w:br/>
+              <w:t>• 【18-3　内　酒店2388套房客厅·501室赵左右卧室与父母主卧 — 夜】同一时刻，五零一室十六岁赵左右的卧室内，刚刚送徐图图回家归来的少年坐在床沿上，怀里抱着枕头，脸上还带着夜闯学校看大雪人后的甜蜜笑意。床头柜上的诺基亚直板手机忽然震动了一下，屏幕亮起一条来自【徐图图】的新短信：【别看手机了，小心晨会迟到！】。 赵左右看着短信幸福地笑了笑，关掉台灯躺进被窝，却激动得翻来覆去怎么也睡不着。他干脆掀开被子跳下床，走到书桌前打开台式电脑，点开【魔豆网｜频道：左右日常集】，播放起自己拍摄的十班同学们（徐图图、王一漫、罗爱文）在校园里嬉笑打闹的视频，伴着电脑音箱里传出的欢声笑语，安然进入了梦乡。</w:t>
+              <w:br/>
+              <w:t>• 【18-6　外/内　和艺北街电话亭拆除现场·酒店套房与长林八中食堂 — 日】赵了点了点头，叮嘱他千万别被对门五零一室的小赵看到。荀未来忽然想起第14集赵了提过的“宏观监测系统”，眼睛一亮提议道。 同一时刻，阳光明媚的长林市第八中学食堂内，远离了未来风暴的十六岁赵左右，正把索尼DV摄像机架在餐桌上，笑眯眯地对准对面大口吃着炸鸡块和米饭的徐图图进行拍摄！徐图图腮帮子塞得鼓鼓的，抬头白了他一眼：“你……又来！” 赵左右兴奋得直拍桌子：“对对对，电子榨菜！你发明的这个词也太精准了！”他双手捧着DV机，眼睛发光地向徐图图畅想自己的全新节目创意（无意间开创了吃播鼻祖！）。 徐图图用筷子指了指赵左右，调（核心台词：荀未来：“对了，你上一次不是说，如果小赵认出未来自己身份的话，产生的时空波动足以惊动公司吗？那……这不就是求救信号吗？” ／ 赵了：“你觉得小雪想不到吗？她回去以后，肯定也利用权限屏蔽了2008年的宏观波动监测，而且没准已经把我的档案归档了。归档以后，我的所有违规波动都不会在那里显示——除了最高警报，因为那是特殊监测的。所以这件事情没必要把小赵卷进来，我们对他已经造成太多的影响了，这次啊，我们自己解决就好。” ／ 荀未来：“也是。小赵的状态现在正好，万一再受到什么冲击，又发生）</w:t>
+              <w:br/>
+              <w:t>• 【18-7　内　长林八中高一十班教室·五楼楼梯间·501室客厅与502室赵了家 — 日/夜】下午，高一十班教室内正在上历史课。历史女老师背对学生在黑板上书写“唐朝的荣衰与民族交融（突厥、回纥、靺鞨、吐蕃）”的板书，台下的赵左右、徐图图、王一漫等人正低头认真记笔记。突然，教室前排传来一阵断断续续的“嗡嗡、咔咔”小型马达与齿轮运转声！ 罗爱文拍着胸脯自信满满地放出豪言，引得全班哄堂大笑，前排的赵左右也笑得合不拢嘴。 一辈子求稳的赵东来急得比划着双手，搬出了儿子赵左右的未来开销。</w:t>
+            </w:r>
+          </w:p>
+        </w:tc>
+      </w:tr>
+      <w:tr>
+        <w:trPr>
+          <w:cantSplit/>
+        </w:trPr>
+        <w:tc>
+          <w:tcPr>
+            <w:tcW w:type="dxa" w:w="2376"/>
+            <w:vAlign w:val="center"/>
+            <w:tcMar>
+              <w:top w:w="105" w:type="dxa"/>
+              <w:bottom w:w="105" w:type="dxa"/>
+              <w:left w:w="145" w:type="dxa"/>
+              <w:right w:w="145" w:type="dxa"/>
+            </w:tcMar>
+          </w:tcPr>
+          <w:p>
+            <w:pPr>
+              <w:spacing w:before="40" w:after="40" w:line="341" w:lineRule="auto"/>
+              <w:jc w:val="center"/>
+            </w:pPr>
+            <w:r/>
+            <w:r>
+              <w:rPr>
+                <w:rFonts w:ascii="Times New Roman" w:hAnsi="Times New Roman" w:eastAsia="宋体"/>
+                <w:b/>
+                <w:color w:val="191919"/>
+                <w:sz w:val="19"/>
+              </w:rPr>
+              <w:t>EP19《仁》</w:t>
+            </w:r>
+          </w:p>
+        </w:tc>
+        <w:tc>
+          <w:tcPr>
+            <w:tcW w:type="dxa" w:w="7992"/>
+            <w:vAlign w:val="center"/>
+            <w:tcMar>
+              <w:top w:w="105" w:type="dxa"/>
+              <w:bottom w:w="105" w:type="dxa"/>
+              <w:left w:w="145" w:type="dxa"/>
+              <w:right w:w="145" w:type="dxa"/>
+            </w:tcMar>
+          </w:tcPr>
+          <w:p>
+            <w:pPr>
+              <w:spacing w:before="40" w:after="40" w:line="341" w:lineRule="auto"/>
+              <w:jc w:val="left"/>
+            </w:pPr>
+            <w:r/>
+            <w:r>
+              <w:rPr>
+                <w:rFonts w:ascii="Times New Roman" w:hAnsi="Times New Roman" w:eastAsia="宋体"/>
+                <w:b w:val="0"/>
+                <w:color w:val="191919"/>
+                <w:sz w:val="19"/>
+              </w:rPr>
+              <w:t>• 【19-1　内　长林八中微机室与502室赵了家 — 日/夜】白天的长林市第八中学微机室内，十六岁的赵左右、徐图图与王一漫三人正围坐在电脑屏幕前，聚精会神地盯着【黍豆网】上的视频播放页面——视频标题写着《陪你吃饭·第一期｜作者：赵左右带你看》，画面里正是徐图图在食堂大口吃炸鸡饭的镜头。坐在中间的徐图图看着不断上涨的播放量，惊喜地捂住嘴感叹。 站在左侧的赵左右看着屏幕，有些无奈地摊了摊手解释。 话音未落，五零二室门外突然响起了十六岁赵左右清脆响亮的呼喊声！荀未来吓得瞬间贴在门板上一动不敢动；床上的赵了也全身紧绷。 门外的赵左右双手插在校服兜里，热情地对着门板分享自己的吃播账号。（核心台词：赵左右：“赵爷爷的DV已经是最新的了。我们又不是电视台，哪有那么专业的设备啊。” ／ 赵了：“我一直躲着小赵呢，消息都没敢回。” ／ 荀未来：“等小赵回来之后我再去买菜，以免正好撞上。”）</w:t>
+              <w:br/>
+              <w:t>• 【19-3　内/外　501室餐厅与卧室·大巴车烧烤摊与十字路口 — 夜】夜晚，五零一室赵左右家的餐厅内，画面浮现本集片名：第 19 集 仁。 母亲刘美奕端着刚炒好的热菜放到餐桌上，与十六岁的赵左右相对而坐吃晚饭。刘美奕看了一眼门口方向询问丈夫的去向。 赵左右夹了一口菜，随口转达父亲的话；刘美奕微微皱眉叹了口气（“咳，你爸这工作最近不知道怎么了”），赵左右连忙好奇地问起母亲前两天去小剧组拍戏的事。 赵左右惊讶地瞪大眼睛：“那么快啊？可我记得，你去了一整天啊。”刘美奕笑着摆了摆手，说出了群演跑龙套的真实辛酸，却没有半点抱怨。 赵左右好奇地追问：“就一句了？是什么啊？”只见刘美奕立刻放下筷子（核心台词：赵左右：“说又有应酬出门了，让我们先吃。——对了妈，你上次演的那个女主角妈妈的角色，演得怎么样啊？” ／ 赵左右：“那我觉得，这次虽然只有一句台词，但这个角色肯定会被大家记住的！反倒是我们上次一起排练的那个剧本，你虽然是女主角，但那个角色，其实我和图图都不是很喜欢。” ／ 赵左右：“妈，等我以后挣大钱了，我来给你投资！咱不拍这些了，咱就拍好莱坞那种！”）</w:t>
+              <w:br/>
+              <w:t>• 【19-4　内　502室赵了家客厅·501室赵左右卧室与暑假生活蒙太奇 — 夜/日】半个小时后，五零二室赵了家的客厅茶几旁，十六岁的赵左右、四十一岁的荀未来与六十六岁的赵了——三个不同时代的“赵左右”第一次以邻居和朋友的名义围坐在一起吃着烤串！ 十六岁的赵左右一边吃串，一边不遗余力地向“赵爷爷”推销身旁的荀哥。 单纯的赵左右当了真，连忙凑到荀未来耳边用力推了推他的肩膀小声嘱咐：“听听、听听，赵爷爷还是很看重你的，你好好表现啊，知道不？”荀未来皮笑肉不笑地咬着后槽牙，对着赵了拱手说了一句。 吃完烤串，赵左右站起身穿上外套，开心地向两人挥手道别：“哎，以后咱仨就都是邻居了，要经常一起玩啊！明儿见！” （核心台词：赵左右：“赵爷爷，荀哥还是很厉害的，他不只会做生活助理！在生意上，荀哥肯定也能给您很多意想不到的好意见的。您知道吧，他做了一个《三人行》的杂志，在整个长林高中都是很火的！” ／ 赵了：“我不是刚跟你说过吗？不要让小赵知道你在这儿，你这倒好，领家里来了！估计小赵以后会经常来，不要哪一天你再说漏嘴了，让他知道咱俩的身份！以小赵的这个脾气啊，他肯定以后要帮咱们，他要出了岔子，蝴蝶效应，咱俩一块儿完蛋！” ／ 赵左右（内心独白）：“真好，荀哥回来了，以后大家……再也不会分开了。”）</w:t>
+              <w:br/>
+              <w:t>• 【19-5　内　502室赵了家客厅与501室赵东来餐厅 — 日/夜】2008年8月的一个盛夏午后，身穿花衬衫大裤衩的十六岁赵左右怀里抱着一个大西瓜，与同样一身清凉夏装的四十一岁荀未来推门走进五零二室（“当当——！”）。躺在床边摇着蒲扇的六十六岁赵了嫌弃地吐槽：“哎哟，我说你们俩穿的啥，土得掉渣！”赵左右笑嘻嘻地抱着大西瓜转身出门：“天太热了，穿这多凉快啊！我先回家，让我妈把西瓜冰镇切一下！” 等赵左右一走，荀未来关上门，拉过小板凳坐到赵了对面，神色郑重地竖起两根手指。 片刻后，十六岁的赵左右端着一大盘切好的冰镇西瓜走进五零二室。三人围坐在茶几旁一边喝着“宏宝莱”汽水一边大口吃西瓜。（核心台词：赵左右：“对了，我爸给了我三张票，你们猜是啥票？” ／ 赵左右：“你们怎么都不高兴啊？这票虽然不是什么热门比赛的票，但好歹也是北京奥运会，咱们一起去体验一下吧！北京的宾馆肯定很贵，我们后天去，待两天就回来！荀哥，咱俩开张大床房凑合凑合呗，两个床的房间贵。”）</w:t>
+              <w:br/>
+              <w:t>• 【19-6　内/外　501室赵左右卧室·徐图图卧室·五楼楼梯间与市二院急诊室 — 夜/日】出发去北京看奥运会的前夜，五零一室卧室内，十六岁的赵左右正蹲在地上兴高采烈地往行李箱里叠衣服，一边用手机和徐图图煲电话粥。 赵左右笑着解释现场几万人太吵，让她看电视转播；徐图图傲娇地哼了一声（“电视转播全世界都能看到，有什么稀罕的！”）便挂断了电话。 挂断电话后的徐图图觉得自己有点小任性，连忙翻身坐起来在手机上打字编辑短信：【我刚才开玩笑的 0.0】。还没等她按发送，手机突然收到一条来自【赵左右（日光初见）】的新短信：【左右电台将为您实况转播北京奥运会赛事，退订回复TD】！ 徐图图噗嗤一笑，故意在键盘上敲下【TD （核心台词：赵左右：“你可别太羡慕我啊！哥们儿现在已经在收拾行李了，明天一早出发！” ／ 赵左右：“赵爷爷！赵爷爷！——荀哥！荀哥！” ／ 赵左右：“你是不是傻？赵爷爷怎么可能92年？！你不知道不能乱试啊？怎么可能用我的生日当密码？”）</w:t>
+              <w:br/>
+              <w:t>• 【19-7　内/外　501室客厅·市二院住院病房·日用品批发仓与502室暗室 — 日】知道父母刚下岗手头紧的荀未来急忙追进五零一室想要拦住赵左右，可赵左右已经冲着屋里的赵东来和刘美奕开了口！ 荀未来连忙拉住赵左右向刘美奕赔笑说“没事阿姨，我们有钱”。刚刚下岗、昨天还在为家里失去固定收入而发愁的赵东来面露难色，刚说了半句“咱们家现在的情况，在经济方面……”，旁边的刘美奕却二话不说，一把抓起沙发上的手提包就往门口走！ 市二院住院病房内，主治医生检查完病床上插着氧气管、双目紧闭的六十六岁赵了，神色凝重地向赵东来、刘美奕、荀未来和赵左右宣布了诊断结论。 十六岁的赵左右立刻上前一步：“那荀哥，你也给我一把钥匙（核心台词：赵左右：“爸，妈！借我点钱，有急用！赵爷爷在医院抢救呢，他平时只用现金，钱在保险柜里拿不出来，咱能不能先帮他把医药费给垫上？” ／ 赵左右：“我到了，谢谢你啊，帮我选花还帮我送过来，我之前都不知道菊花还有清热散风的功效呢。” ／ 赵左右：“有人吗？……有人吗？”）</w:t>
+            </w:r>
+          </w:p>
+        </w:tc>
+      </w:tr>
+      <w:tr>
+        <w:trPr>
+          <w:cantSplit/>
+        </w:trPr>
+        <w:tc>
+          <w:tcPr>
+            <w:tcW w:type="dxa" w:w="2376"/>
+            <w:vAlign w:val="center"/>
+            <w:tcMar>
+              <w:top w:w="105" w:type="dxa"/>
+              <w:bottom w:w="105" w:type="dxa"/>
+              <w:left w:w="145" w:type="dxa"/>
+              <w:right w:w="145" w:type="dxa"/>
+            </w:tcMar>
+            <w:shd w:fill="F7FAFC"/>
+          </w:tcPr>
+          <w:p>
+            <w:pPr>
+              <w:spacing w:before="40" w:after="40" w:line="341" w:lineRule="auto"/>
+              <w:jc w:val="center"/>
+            </w:pPr>
+            <w:r/>
+            <w:r>
+              <w:rPr>
+                <w:rFonts w:ascii="Times New Roman" w:hAnsi="Times New Roman" w:eastAsia="宋体"/>
+                <w:b/>
+                <w:color w:val="191919"/>
+                <w:sz w:val="19"/>
+              </w:rPr>
+              <w:t>EP20《涉过夏天》</w:t>
+            </w:r>
+          </w:p>
+        </w:tc>
+        <w:tc>
+          <w:tcPr>
+            <w:tcW w:type="dxa" w:w="7992"/>
+            <w:vAlign w:val="center"/>
+            <w:tcMar>
+              <w:top w:w="105" w:type="dxa"/>
+              <w:bottom w:w="105" w:type="dxa"/>
+              <w:left w:w="145" w:type="dxa"/>
+              <w:right w:w="145" w:type="dxa"/>
+            </w:tcMar>
+            <w:shd w:fill="F7FAFC"/>
+          </w:tcPr>
+          <w:p>
+            <w:pPr>
+              <w:spacing w:before="40" w:after="40" w:line="341" w:lineRule="auto"/>
+              <w:jc w:val="left"/>
+            </w:pPr>
+            <w:r/>
+            <w:r>
+              <w:rPr>
+                <w:rFonts w:ascii="Times New Roman" w:hAnsi="Times New Roman" w:eastAsia="宋体"/>
+                <w:b w:val="0"/>
+                <w:color w:val="191919"/>
+                <w:sz w:val="19"/>
+              </w:rPr>
+              <w:t>• 【20-1　内　502室秘密暗室与2058年人生无限有限公司高总办公室 — 日/夜】五零二室昏暗的秘密暗室内，十六岁的赵左右瘫坐在地板上，右手死死扣着地面上那本《三人行》创刊号，双眼呆滞而惊恐地仰望着黑帘背后那整面记录着【左右（16岁）、荀（41岁·2035穿越·舒图之死！）、了（66岁·2033舒图去世·2058穿越阻止荀）】的三代命运时间线黑板！ 就在十六岁的赵左右因揭开三代同体真相而产生剧烈精神海啸的同一刹那——公元2058年，“人生（无限）有限公司”总部走廊与监控大厅内，由于小雪此前设置的“停机维护”期限已过，刺目的猩红色警报灯骤然疯狂闪烁！冰冷的系统广播声响彻整座大楼： 身穿灰色西装、头（核心台词：赵左右（内心独白）：“设计好的……一切都是设计好的。我猜到了荀哥，但连赵爷爷，也是未来的我！” ／ 赵左右（内心独白）：“都是真的？不……是真的吗？哪些是真的？什么是真的？什么是我的选择？什么是我原本的人生？！什么才是……”）</w:t>
+              <w:br/>
+              <w:t>• 【20-3　内/外　街边砂锅麻辣烫店·G54路公交车·2058办公区与荒村老宅 — 夜/日】十六岁的赵左右独自坐在小餐桌前，面前放着一碗未动的砂锅，眼神深沉而凝重（内心独白：“哪些是真的？什么才是真的？你们的目的是什么？为什么不告诉我？我一定要找到你们，问个明白”）。就在这时，门口的塑料门帘被掀开——再次从2058年穿过来的林开颜（小雪）端着一碗麻辣烫走了进来，径直坐到了赵左右的对面！ 刚才在五零二室亲眼目睹这个女人凭空消失、而回家后又发现荀哥和植物人赵爷爷已经连夜转移不知所踪的赵左右，不动声色地抬起头直视着小雪。 赵左右身体微微前倾，敏锐地顺着她的话头下套盘问。 听到“去年八月捐款”，刚刚看完五零二室暗（核心台词：赵左右：“所以你不是为了帮我选花，原本就是来找他们的，对吧？” ／ 赵左右：“你是怎么认识赵爷爷的？” ／ 赵左右（内心独白）：“老年的我明明今年一月才来到2008年，怎么可能去年捐过款？她为什么要撒谎？！”）</w:t>
+              <w:br/>
+              <w:t>• 【20-4　内/外　501室客厅与卧室·东湖咖啡馆与长春电影院大厅 — 日/夜】傍晚，十六岁的赵左右走上五楼楼梯间准备回五零一室，刚走到门口，便听到屋里传来父母压抑的谈话声，他脚步一顿，心情沉重地驻足在门外。 门外的十六岁赵左右听完父母的对话，默默回到自己的卧室。床头柜上的诺基亚手机震动起来，屏幕显示【徐图图 来电（20:41pm）】。赵左右接起电话，电话那头传来在“东湖咖啡”兼职的徐图图兴高采烈的声音。 一心想着赶紧找份兼职赚钱替父母分忧的赵左右，神色凝重地婉拒了她。 次日白天，“东湖咖啡（EAST LAKE）”店内，身穿围裙的徐图图正端着咖啡和曲奇送给顾客（“不好意思啊，花没拉好，送您两片（核心台词：赵左右：“图图，我最近有点事，黍豆网咱先不弄了。没事，不用担心。” ／ 赵左右：“不会的我马上可以学，不用包食宿，给工资就行！没关系，我可以洗杯子，跑腿送外卖也行！” ／ 赵左右：“对不起老板，我没发完。主要这传单确实设计得有点丑，而且没有代言人吸引注意力……实在发不出去。没关系，钱您看着给就行。”）</w:t>
+              <w:br/>
+              <w:t>• 【20-5　内/外　501室客厅与厨房·荒村老屋·东湖咖啡馆与徐图图家 — 夜/日】傍晚，赵左右掏钥匙走进五零一室（楼道拐角暗处，小雪正盯着他的背影腹诽：“看来这小子还是没去找他俩啊”）。五零一室客厅里，系着围裙的赵东来端着菜从厨房走出来，假装若无其事地对儿子说自己单位这两天“放假了”可以接送他补习；赵左右懂事地婉拒后，走到餐桌前看着那盘土豆丝和红烧肉，向厨房里的母亲刘美奕打听菜价。 刘美奕一边忙活一边回答土豆一块多、五花肉十块多最近还涨价了，好奇地问儿子打听菜价干嘛。赵左右眼睛一转，编了个善意的谎言，把家里买菜的活儿揽了过来！ 刘美奕信以为真，欣慰地说明天给他钱去买菜。赵左右低头摸了摸兜里今天发（核心台词：赵左右：“妈，这土豆从菜市场买多少钱一斤啊？那这红烧肉用的五花肉呢？” ／ 赵左右：“没啥，学校的暑假社会实践作业，要我们去买菜算价格。” ／ 赵左右：“不是传统意义上的广告，更像是电子传单！你想啊，咱们店附近除了我们高中，还有两个大学，来店里的基本上都是学生。我们把视频链接播撒到各个学校的贴吧去，把贴吧和论坛作为主要的宣传阵地，传播效率肯定比手发传单高得多！除了咱们节目最受欢迎的常驻嘉宾图图，我还可以请到我们高中圈最有粉丝粘性的流量明星一漫来助阵！流量加实力，实现高覆盖加精）</w:t>
+              <w:br/>
+              <w:t>• 【20-6　内/外　5元自助快餐店·飞霞湾王一漫家餐厅与卧室阳台 — 日/夜】白天，赵左右、徐图图、王一漫来到一家挂着“本店自助不限量，5元吃到饱，浪费超二两加收5元”标牌的平价自助快餐店拍摄新素材。赵左右举着DV寻找机位时，无意间撞到角落里一个头戴草帽、正一边吃快餐一边低头看数学书的少年。 草帽少年抬起头匆匆离开餐馆——赵左右、徐图图和王一漫同时认出了那张清瘦的脸！三人快步追到快餐店临街的大玻璃窗前，只见烈日炎炎下，戴着草帽的理科学霸陈明，正吃力地蹬着一辆装满沉重蔬菜纸箱的三轮车消失在街角！ 卧室内，听着门外母亲歇斯底里的砸门声，十六岁的王一漫脑海中骤然闪回在爱荣机械厂学工车间时，她站在钻（核心台词：赵左右：“他是陈明！原来陈明退学之后，一直在家里帮着卖菜。” ／ 赵左右（闪回）：“可能，会发一次前所未有的疯吧。”）</w:t>
+              <w:br/>
+              <w:t>• 【20-7　内/外　501室客厅与卧室·荒村老屋·5元快餐店·旧物仓库与2058办公区 — 夜】赵东来倒了一杯水喝，乐呵呵地回答：“那当然了，干什么工作都得用心，不是吗？”话音刚落，十六岁的赵左右突然掀开门帘从卧室走了出来，把夫妻俩吓了一跳！ 赵东来连忙摆手说“大人的事不用你管，你只管好好学习”。只见十六岁的赵左右平静地从口袋里掏出一个装满百元钞票的厚信封递到父母面前，更一字一顿地向父母宣布了自己经过这个夏天磨砺后的人生志向！ 赵左右拉着目瞪口呆的父母来到自己卧室的电脑前，给他们看【黍豆网｜频道：八中姐妹】上动辄四五千的播放量与满屏好评。刘美奕欣慰地摸着儿子的肩膀感叹：“我感觉咱儿子有成为电视编导的潜质！”赵（核心台词：赵左右：“妈，爸，你们在家不用小心说话的，家里的事，我早就知道了。” ／ 赵左右：“这是这个月家里买晚饭的钱，我自己做广告生意，开开心心赚到的钱。你们不知道了吧，我现在可是黍豆网的红人！爸，妈，我想好了——既然现在我已经能靠一台DV赚钱了，就说明这是一条适合我谋生的路。以后，我想去电视台工作，赚大钱！一年半之后，我打算参加艺考！” ／ 赵左右：“嘘——赵爷爷最近生病了，我们别去打扰他。我觉得，荀哥和赵爷爷能做到的，我们也可以！”）</w:t>
+            </w:r>
+          </w:p>
+        </w:tc>
+      </w:tr>
+      <w:tr>
+        <w:trPr>
+          <w:cantSplit/>
+        </w:trPr>
+        <w:tc>
+          <w:tcPr>
+            <w:tcW w:type="dxa" w:w="2376"/>
+            <w:vAlign w:val="center"/>
+            <w:tcMar>
+              <w:top w:w="105" w:type="dxa"/>
+              <w:bottom w:w="105" w:type="dxa"/>
+              <w:left w:w="145" w:type="dxa"/>
+              <w:right w:w="145" w:type="dxa"/>
+            </w:tcMar>
+          </w:tcPr>
+          <w:p>
+            <w:pPr>
+              <w:spacing w:before="40" w:after="40" w:line="341" w:lineRule="auto"/>
+              <w:jc w:val="center"/>
+            </w:pPr>
+            <w:r/>
+            <w:r>
+              <w:rPr>
+                <w:rFonts w:ascii="Times New Roman" w:hAnsi="Times New Roman" w:eastAsia="宋体"/>
+                <w:b/>
+                <w:color w:val="191919"/>
+                <w:sz w:val="19"/>
+              </w:rPr>
+              <w:t>EP21《当雪落下》</w:t>
+            </w:r>
+          </w:p>
+        </w:tc>
+        <w:tc>
+          <w:tcPr>
+            <w:tcW w:type="dxa" w:w="7992"/>
+            <w:vAlign w:val="center"/>
+            <w:tcMar>
+              <w:top w:w="105" w:type="dxa"/>
+              <w:bottom w:w="105" w:type="dxa"/>
+              <w:left w:w="145" w:type="dxa"/>
+              <w:right w:w="145" w:type="dxa"/>
+            </w:tcMar>
+          </w:tcPr>
+          <w:p>
+            <w:pPr>
+              <w:spacing w:before="40" w:after="40" w:line="341" w:lineRule="auto"/>
+              <w:jc w:val="left"/>
+            </w:pPr>
+            <w:r/>
+            <w:r>
+              <w:rPr>
+                <w:rFonts w:ascii="Times New Roman" w:hAnsi="Times New Roman" w:eastAsia="宋体"/>
+                <w:b w:val="0"/>
+                <w:color w:val="191919"/>
+                <w:sz w:val="19"/>
+              </w:rPr>
+              <w:t>• 【21-3　外/内　长林八中教学楼与高二（2）班教室·学校食堂 — 日】镜头推向黑板上的粉笔字座位表——只见“赵左右”三个字的右侧方格竟然是一片空白。身穿蓝白校服外套、内搭白领墨绿毛衣的十六岁赵左右站在过道里，满脸疑惑地挠了挠头，转头问前排的徐图图。 台下顿时安静下来。戴娟推了推眼镜，话锋一转提到了新同学，徐图图眼睛一亮，连忙回头悄声提醒赵左右。 赵左右皱起眉头，心里隐隐升起一丝异样。 讲台上的戴娟朝着教室门外温和地招了招手：“进来吧。”全班同学齐刷刷望向门口——只见林开颜（小雪）戴着黑框大眼镜，身穿粉色连帽卫衣外搭八中蓝白校服外套、背着一个鼓鼓囊囊的红色双肩包，低眉顺眼地走进了教室！（核心台词：赵左右：“图图，戴主任怎么会让我一个人坐啊？” ／ 赵左右：“又有转校生啊。” ／ 赵左右：“这儿呢，这儿呢。”）</w:t>
+              <w:br/>
+              <w:t>• 【21-4　内　学校食堂·体育馆看台·徐图图家1449室卧室·501室门前楼梯间 — 日/夜】学校食堂另一角，小雪独自垂头丧气地扒着饭；不远处的餐桌旁，徐图图正安静地吃着青菜，赵左右端着餐盘走过来坐到她对面，关切地问了一句。 傍晚夕阳西沉，暮色笼罩长林八中校园。夜幕降临后，空旷安静的学校体育馆内，十六岁的赵左右与徐图图穿着蓝白校服并肩坐在木制看台长凳上，手里各握着一瓶玻璃瓶装汽水。徐图图转过头，认真地望向身旁的少年。 赵左右仰头喝了一口汽水，眼神亮晶晶地点了点头，语气里满是憧憬与笃定。 赵左右心跳微微加速，转过头目不转睛地看着徐图图的侧脸，小心翼翼地反问她。 听到徐图图也想去北京，赵左右眼底绽放出掩饰不住的（核心台词：赵左右：“怎么坐在这儿啊？” ／ 赵左右：“对啊。我打算学电视编导。神奇的是，这次竟然连我爸都支持我。我猜八成是我们暑假的时候拿DV挣到了钱。” ／ 赵左右：“那你呢？你想考北京的大学吗？”）</w:t>
+              <w:br/>
+              <w:t>• 【21-5　内　超市零食货架·高二（2）班教室·学校图书馆书架过道 — 日】罗爱文眼睛一亮刚想伸手去接，恰巧从前门走进教室的赵左右冷冷地瞪了他一眼并微微摇头示意。罗爱文瞬间缩回手，连连摆手拒绝！小雪只得灰溜溜地把零食塞回书包。前排的徐图图有些于心不忍，湊到王一漫耳边小声嘀咕。 小雪见破冰成功，连忙凑近一步，压低声音打听起徐图图与赵左右的关系。 话音未落，过道尽头突然传来赵左右急促的脚步声与怒喝！赵左右三步并作两步冲过来，一把将徐图图护在自己身后，满脸戒备地瞪着小雪！ 徐图图把握着粉色MP3的右手悄悄背到身后，乖巧地向赵左右点了点头。（核心台词：赵左右：“小雪！图图，她没跟你说什么吧？你千万别信她说的话，这人就是个骗子！”）</w:t>
+              <w:br/>
+              <w:t>• 【21-6　内　501室餐厅与玄关·赵左右卧室窗前·学校食堂与高二（2）班教室 — 夜/日】夜晚，五零一室餐厅暖黄的灯光下，赵左右飞快地扒完碗里的最后几口米饭，放下碗筷起身准备回屋剪视频。 母亲刘美奕体贴地嘱咐了儿子一句，赵左右应了声“嗯”便走进自己房间关上了门。 刘美奕摇了摇头表示不知道，门口扮作快递员的小雪立刻顺水推舟地替赵左右卖好。 这时，赵左右打开卧室门走出来倒水，见父母围在桌前，随口问了一句。 刘美奕笑吟吟地晃了晃手里的两张演唱会门票，夸得赵左右一头雾水。 赵左右莫名其妙地走过去拿起桌上的牛皮纸信封一看——只见收件人“赵左右”三个字下面，赫然手写着一个熟悉的颜文字：`Orz.`！赵左右脸色微变，（核心台词：赵左右：“嗯，我吃好了。” ／ 林开颜（小雪）：“赵左右？麻烦您拆开检查一下，没什么问题帮我签个字。” ／ 林开颜（小雪）：“大概是收件人赵左右先生在网上买的吧。”）</w:t>
+              <w:br/>
+              <w:t>• 【21-7　外/内　冬日长林八中覆雪操场·荒村破屋·返城SUV车内与502室安全屋 — 日】不远处的雪地旁，身穿棕色夹克的十六岁赵左右正举着DV摄像机将这一幕收入取景框，一边拍一边坏笑着对着麦克风吐槽。 耳尖的徐图图猛地转过头发现了偷拍的赵左右，叉起腰大喊。 赵左右对着DV镜头做了个鬼脸，抱着摄像机拔腿就跑！（核心台词：赵左右：“看，他们几个在堆雪人呢。图图堆得也太丑了。” ／ 赵左右：“被发现了，快跑，我可不想被抓去当苦力。” ／ 徐图图：“啊？你跑啥呀？你别跑！左右，快回来！别跑了！都说好一块堆雪人的，哎呦，别跑了快回来！赵左右，你快回来！你快回来！”）</w:t>
+              <w:br/>
+              <w:t>• 【21-8　外/内　八中红砖教学楼前雪地·第八中学电车站与54路有轨电车·大巴车烧烤摊 — 日/夜】雪后的长林八中红砖教学楼前广场上，身穿白色长款羽绒服、系着墨绿色针织围巾的十六岁赵左右正挥动铁锹清扫包干区的积雪；不远处，戴着黑框眼镜、身穿军绿色翻毛领工装外套的小雪也拿着一把铁锹卖力地铲着雪。赵左右停下动作，转头看了她一眼。 赵左右把铁锹往雪地里一插，语气缓和了几分劝她回去。 赵左右看着她冻红的鼻尖，忍不住直白地戳破她的执念。 夜幕降临，风雪交加。十六岁的赵左右背着黑色双肩包，在“第八中学站”登上了叮当驶来的54路有轨电车。车厢广播响起：“下车的乘客请准备，第八中学站到了……”赵左右坐到木制车厢座椅上，从兜里掏出（核心台词：赵左右：“今天这片的卫生，应该是图图搞吧？” ／ 赵左右：“我知道，所以我帮她搞就好了。你早点回去歇着吧。” ／ 赵左右：“都三个月了还这样。哪怕我绝对不可能告诉你他们的下落。”）</w:t>
+              <w:br/>
+              <w:t>• 【21-9　内　学校杂物间门前·502室卧室·地下旧物仓库黄色电话亭与2058高尚办公室 — 日】次日白天，长林八中堆满废旧课桌椅的杂物间铁栅栏门前。身穿白羽绒服内搭酒红格纹连帽卫衣的十六岁赵左右双手插兜靠门而立，按照三代人商定好的剧本，面沉似水地向小雪抛出了“赵爷爷已成植物人”的假消息！小雪惊得倒吸一口凉气。 赵左右冷冷地盯着她的眼睛，把责任一推到底，仔细观察着她的微表情。 赵左右故意用刺耳的反话试探她是不是巴不得赵爷爷永远闭嘴。 小雪眼圈泛红，难以置信地望着赵左右。 赵左右冷哼一声，转身便往楼下走。 十几分钟后，赵左右领着忐忑不安的小雪走上老居民楼五楼，掏出钥匙打开五零二室大门走进卧室。只见六十六岁的赵了鼻（核心台词：赵左右：“不都是你干的好事。引发了赵爷爷的心脏病并发症，后来问题越来越严重了，有一天突然就倒下了。这几个月，荀哥带着赵爷爷四处求医，都失败了。” ／ 赵左右：“是啊，如果你是想让他开不了口，那恭喜你啊，你的目的已经达到了。赵爷爷现在的样子，感觉死了反倒是一种解脱。” ／ 赵左右：“不信的话，你自己去看。”）</w:t>
+            </w:r>
+          </w:p>
+        </w:tc>
+      </w:tr>
+      <w:tr>
+        <w:trPr>
+          <w:cantSplit/>
+        </w:trPr>
+        <w:tc>
+          <w:tcPr>
+            <w:tcW w:type="dxa" w:w="2376"/>
+            <w:vAlign w:val="center"/>
+            <w:tcMar>
+              <w:top w:w="105" w:type="dxa"/>
+              <w:bottom w:w="105" w:type="dxa"/>
+              <w:left w:w="145" w:type="dxa"/>
+              <w:right w:w="145" w:type="dxa"/>
+            </w:tcMar>
+            <w:shd w:fill="F7FAFC"/>
+          </w:tcPr>
+          <w:p>
+            <w:pPr>
+              <w:spacing w:before="40" w:after="40" w:line="341" w:lineRule="auto"/>
+              <w:jc w:val="center"/>
+            </w:pPr>
+            <w:r/>
+            <w:r>
+              <w:rPr>
+                <w:rFonts w:ascii="Times New Roman" w:hAnsi="Times New Roman" w:eastAsia="宋体"/>
+                <w:b/>
+                <w:color w:val="191919"/>
+                <w:sz w:val="19"/>
+              </w:rPr>
+              <w:t>EP22《背对背，肩并肩》</w:t>
+            </w:r>
+          </w:p>
+        </w:tc>
+        <w:tc>
+          <w:tcPr>
+            <w:tcW w:type="dxa" w:w="7992"/>
+            <w:vAlign w:val="center"/>
+            <w:tcMar>
+              <w:top w:w="105" w:type="dxa"/>
+              <w:bottom w:w="105" w:type="dxa"/>
+              <w:left w:w="145" w:type="dxa"/>
+              <w:right w:w="145" w:type="dxa"/>
+            </w:tcMar>
+            <w:shd w:fill="F7FAFC"/>
+          </w:tcPr>
+          <w:p>
+            <w:pPr>
+              <w:spacing w:before="40" w:after="40" w:line="341" w:lineRule="auto"/>
+              <w:jc w:val="left"/>
+            </w:pPr>
+            <w:r/>
+            <w:r>
+              <w:rPr>
+                <w:rFonts w:ascii="Times New Roman" w:hAnsi="Times New Roman" w:eastAsia="宋体"/>
+                <w:b w:val="0"/>
+                <w:color w:val="191919"/>
+                <w:sz w:val="19"/>
+              </w:rPr>
+              <w:t>• 【22-1　内/外　502室安全屋客厅·五楼邻里走廊与行驶的路虎越野车内 — 日】老居民楼五楼水泥走廊里，五零一室门口贴着“创业年年好”的春联。身穿深蓝色开衫的刘美奕、身穿浅灰绞花毛衣的赵东来与身穿黑色针织开衫内搭白衬衫的十六岁赵左右正走出家门。刘美奕刚问了儿子一句“你确认了吗”，一抬头，正巧看见赵了与荀未来从对门五零二室走出来！ 十六岁的赵左右在旁笑着替两个未来的自己打圆场。 不久后，“黑E·6T534”路虎越野车行驶在积雪未消的街道上。四十一岁的荀未来坐在驾驶座开车，六十六岁的赵了坐在副驾驶，身穿棕黄色连帽羽绒服的十六岁赵左右坐在后排，好奇地趴在前座靠背上发问。 赵左右爽快地点了点头。 十六（核心台词：赵左右：“妈，干嘛呀，赵爷爷和荀哥不是不回来了，是吧？” ／ 赵左右：“为啥要把车也卖了呀？留着下次来还能开不是挺好的吗？” ／ 赵左右：“行吧。那这周末我陪你们收拾行李啊。”）</w:t>
+              <w:br/>
+              <w:t>• 【22-2　外/内　片头曲《三人行》（OP）与集名呈现 — 日/夜】片头音乐响起，三个年龄段的赵左右在时光齿轮中交错凝视，定格于《三人行》主片名，随即画面浮现本集片名花字：第 22 集 背对背，肩并肩。</w:t>
+              <w:br/>
+              <w:t>• 【22-3　内/外　路虎车内·岁月路与24小时自助银行外·雪地废墟与502室客厅 — 日】路虎越野车内，副驾驶上的六十六岁赵了恍然大悟地回过头，向十六岁的赵左右道出了他们此前在第十集发现额头旧疤突然消失时的误会。 赵左右惊讶地瞪大眼睛。 【闪回画面】刚下电车的十六岁赵左右（穿棕黄色羽绒服）见状，毫不犹豫地拔腿狂奔追赶劫匪，一边跑一边回头冲妇女大喊： 【闪回画面】少年赵左右一路紧追劫匪冲进积雪覆盖的施工废墟，怒吼着“站住！别动！”飞身将劫匪扑倒在雪地里死死压住！穷凶极恶的劫匪困兽犹斗，反手从兜里掏出一把锋利的美工刀，狠狠一刀划在十六岁赵左右的左额角上！鲜血瞬间涌出，劫匪趁机挣脱逃跑，少年捂着流血的左额角跌（核心台词：赵左右：“劫匪？” ／ 赵左右（闪回）：“阿姨你快报警！” ／ 赵左右：“那后来呢？”）</w:t>
+              <w:br/>
+              <w:t>• 【22-4　内　2008地下旧物仓库电话亭与2058年人生无限有限公司办公区及高总办公室 — 日】同一时刻，2008年挂着“057-”门牌的昏暗地下旧物仓库内，急促的电话铃声突然响起。身穿卡其色双排扣风衣、戴着黑框眼镜的小雪（林开颜）快步跑进百叶门电话亭拿起听筒。 电话那头传来2058年高尚凝重而疲惫的声音。（核心台词：高尚：“公司已经被要求停业整顿了。原来时空管理局一直都在调查当年那份被我藏起来的档案的下落。我们和余博士隐瞒实验者009号——也就是化名荀未来的赵左右，改变时空进程一事，终究还是被发现了。”）</w:t>
+              <w:br/>
+              <w:t>• 【22-5　内　2008高二（2）班夕阳教室·502室客厅与楼道·2058高尚办公室 — 日】2008年冬日傍晚，暖黄色的夕阳洒满长林八中孔子雕像与高二（2）班教室。空荡的教室里，身穿校服外套内搭粉色连帽卫衣的小雪，正向身穿绿色毛衣的徐图图与身穿白色毛绒外套的王一漫道别。徐图图眼圈微红，不舍地拉着小雪的手。 小雪勉强挤出一丝微笑点了点头：“嗯，家里决定的。”王一漫关切地问：“马上就走吗？”徐图图鼻子一酸，细数着还没来得及一起实现的约定。（核心台词：赵了（画外音）：“何止好了！现在让我引体向上，我可能比小赵还能多做几个。” ／ 荀未来（画外音）：“行了，你就别逞强了。现在唯一能保护徐图图的，只有小赵。你这一把老骨头了，你就回去和舒图好好地过清闲日子就行了。”）</w:t>
+              <w:br/>
+              <w:t>• 【22-6　外/内　雪夜居民楼下·501室厨房与餐厅团圆饺子宴·雪路送别与有轨电车站台 — 夜】2008年冬夜，老居民楼单元门外白雪皑皑，暖黄的路灯光晕下，四十一岁的荀未来与六十六岁的赵了并肩等候。十六岁的赵左右背着书包欢快地跑来与两人汇合。 赵左右拍着胸脯回答：“收拾完了！你俩收拾完了？”荀未来随口答道：“对，晚上十点钟你赵爷爷就走了。”赵了一听这话不吉利，吹胡子瞪眼地抗议起来。 荀未来坏笑着顶嘴：“怎么了？你就说是或不是，你晚上十点钟走？”看着四十岁和六十岁的自己又在拌嘴，十六岁的赵左右无奈地摊开双手劝架。 荀未来扑哧一笑，感叹道：“也是。我们这种情况啊，也算是千载难逢了吧。”赵左右满眼不舍地看着两个未来（核心台词：赵左右：“你俩就不能和平一点吗？咱仨不都是一个人，骂谁都是骂自己。” ／ 赵左右：“对了，你们下次什么时候再来啊？” ／ 赵左右：“是吗？反正你们一定要常来。未来有什么新鲜事，也记得多告诉告诉我。总之——未来在心中，了然不犯怂！我想了这一下午，厉害吧？”）</w:t>
+              <w:br/>
+              <w:t>• 【22-7　内　地下旧物仓库公用电话亭前与仓库深处通道 — 夜】晚上十点半，昏暗空旷的地下旧物仓库中央，那座绿框黄顶的复古公用电话亭孤零零地立在灯光下。身穿浅棕色翻毛领棉服的小雪站在电话亭旁等候，看到三代赵左右走来，勉强挤出一丝笑容迎上前：“来了。” 六十六岁的赵了停下脚步，转过身温和地向十六岁的赵左右和四十一岁的荀未来挥手道别。 十六岁的赵左右依依不舍地挥着手，还不忘叮嘱小雪回2058年替他尽孝。 电话亭外的荀未来与赵左右同时脸色剧变，冲上前追问：“你说什么？！”赵了握着听筒的手剧烈一颤，难以置信地看向小雪。 荀未来拳头紧握，咬牙切齿地低吼：“时空管理局……”而电话亭内的六十（核心台词：赵左右：“小雪啊，回去替我请赵爷爷吃饭。上回食堂的鸡翅，我和图图可都分给你了。” ／ 林开颜（小雪）：“余博士看过时空波动的备份，不光是你改命后的，就连赵左右原本的人生里，徐图图也死了。但是这一次，这一次她活了下来！你一回去，余博士和高总就会马上启动时空修正程序，你们来2008年做的一切就全都白费了！” ／ 荀未来：“所以你早就知道，我也是赵左右。”）</w:t>
+            </w:r>
+          </w:p>
+        </w:tc>
+      </w:tr>
+      <w:tr>
+        <w:trPr>
+          <w:cantSplit/>
+        </w:trPr>
+        <w:tc>
+          <w:tcPr>
+            <w:tcW w:type="dxa" w:w="2376"/>
+            <w:vAlign w:val="center"/>
+            <w:tcMar>
+              <w:top w:w="105" w:type="dxa"/>
+              <w:bottom w:w="105" w:type="dxa"/>
+              <w:left w:w="145" w:type="dxa"/>
+              <w:right w:w="145" w:type="dxa"/>
+            </w:tcMar>
+          </w:tcPr>
+          <w:p>
+            <w:pPr>
+              <w:spacing w:before="40" w:after="40" w:line="341" w:lineRule="auto"/>
+              <w:jc w:val="center"/>
+            </w:pPr>
+            <w:r/>
+            <w:r>
+              <w:rPr>
+                <w:rFonts w:ascii="Times New Roman" w:hAnsi="Times New Roman" w:eastAsia="宋体"/>
+                <w:b/>
+                <w:color w:val="191919"/>
+                <w:sz w:val="19"/>
+              </w:rPr>
+              <w:t>EP23《不可战胜的敌人》</w:t>
+            </w:r>
+          </w:p>
+        </w:tc>
+        <w:tc>
+          <w:tcPr>
+            <w:tcW w:type="dxa" w:w="7992"/>
+            <w:vAlign w:val="center"/>
+            <w:tcMar>
+              <w:top w:w="105" w:type="dxa"/>
+              <w:bottom w:w="105" w:type="dxa"/>
+              <w:left w:w="145" w:type="dxa"/>
+              <w:right w:w="145" w:type="dxa"/>
+            </w:tcMar>
+          </w:tcPr>
+          <w:p>
+            <w:pPr>
+              <w:spacing w:before="40" w:after="40" w:line="341" w:lineRule="auto"/>
+              <w:jc w:val="left"/>
+            </w:pPr>
+            <w:r/>
+            <w:r>
+              <w:rPr>
+                <w:rFonts w:ascii="Times New Roman" w:hAnsi="Times New Roman" w:eastAsia="宋体"/>
+                <w:b w:val="0"/>
+                <w:color w:val="191919"/>
+                <w:sz w:val="19"/>
+              </w:rPr>
+              <w:t>• 【23-1　内/外　地下旧物仓库通道与冬夜雪林三角形铁架棚 — 夜】片头龙标与“朝也 CHAO YE FILM”厂牌隐去。承接上集片尾，2008年冬夜昏暗的地下旧物仓库通道内，数名身穿黑色冲锋衣的2058年安保人员从前后两侧猛扑上来，围攻背靠背站立的四十一岁荀未来与十六岁赵左右！站在后方督战的2058年副总裁高尚（高总）抬手叮嘱手下： 混乱搏斗中，十六岁的赵左右眼疾手快地从废旧家具堆上抄起一根长木条，奋力横扫逼退眼前的黑衣保镖，朝着身旁的荀未来大喊： 同一秒，小雪（林开颜）从侧面冲上来撞开一名保镖，拉着荀未来和赵左右冲出卷帘门与透明塑料门帘（“快跑！”），三人一路狂奔逃进积雪覆盖的（核心台词：赵左右：“快跑啊，荀哥！” ／ 赵左右：“小雪，这到底什么情况啊？” ／ 赵左右：“她被强制召回了。”）</w:t>
+              <w:br/>
+              <w:t>• 【23-2　外/内　片头曲《三人行》（OP） — 日/夜】片头音乐响起，三个年龄段的赵左右在交错的时空漩涡中次第闪现，定格于《三人行》片名标识。</w:t>
+              <w:br/>
+              <w:t>• 【23-3　外/内　远郊荒村破瓦房小院与室内 — 夜】夜空悬挂着一轮孤寂的半月，出租车驶过荒凉的郊外雪路。画面浮现本集片名花字：第 23 集 不可战胜的敌人。十六岁的赵左右推开远郊荒村小院的铁栅栏门，一边往里走一边拿着手机给母亲刘美奕报平安掩饰行踪。 挂断电话后，赵左右跟着荀未来穿过狭长昏暗的砖墙走廊，走进那间糊满旧报纸与老挂历的破旧瓦房。赵左右环顾着家徒四壁的房间，咂舌感叹。 赵左右看着冰冷的土炕和破旧的煤炉，满眼心疼地坐到荀未来身旁。 十六岁的赵左右咬了咬牙，拍着胸脯想替四十岁的自己承担逃亡重任。 赵左右脱口接道：“躲一辈子也没关系啊，大不了我以后挣大钱了养你！”（核心台词：赵左右：“没事妈，我在爱文家玩呢，晚点回来。” ／ 赵左右：“这哪儿啊？荒郊野岭的。” ／ 赵左右：“我的天啊，那段时间，你是怎么熬过来的啊？”）</w:t>
+              <w:br/>
+              <w:t>• 【23-4　内　八中后街砂锅麻辣烫店与地下旧物仓库电话亭外 — 日】很快，舒老板端上一大碗热气腾腾、铺满磁州白莲藕的砂锅麻辣烫。伴随着深情伤感的插曲歌声，荀未来拿起筷子夹起一片带孔的莲藕——镜头缓缓摇过小小的木桌，跨越时空的四重画面在同一张餐桌前奇迹般交错叠现：对面座位上，2033年穿越而来的成年舒图正低头流着泪默默吃粉；靠窗座位上，六十六岁的赵了戴着报童帽欣慰地起身离去；邻桌位置上，十六岁的赵左右与少女徐图图正并肩开心地大快朵颐……最终，所有虚影消散，只剩四十一岁的荀未来独自一人坐在桌前，将碗里的最后一口汤菜吃得干干净净。 半小时后，昏暗的地下旧物仓库内，高尚与几名黑衣保镖押着荀（核心台词：赵左右：“荀哥，看你的了。”）</w:t>
+              <w:br/>
+              <w:t>• 【23-5　内　2058人生无限公司走廊·高尚办公室·2008旧物仓库与2058控制室及通风管 — 日】为了彻底打消高尚和老年余博士的戒心、并为2008年的小赵争取足三十分钟的准备时间，四十一岁的荀未来立刻飙起演技，装出一副看破红尘、自私凉薄的嘴脸！ 老年余博士耐心地解释道：“小赵就是你们啊，他会好好地生活下去，一天天长大。所以，你们不是死了呀。”荀未来顺势抛出了著名的“克隆人哲学悖论”，在办公室里踱着步侃侃而谈！ 时间一分一秒流逝。2008年地下旧物仓库里，十六岁的赵左右在电话亭外来回踱步，手腕上的电子表倒计时还剩最后八分钟；而在2058年高尚办公室里，足足讲了二十多分钟哲学的老年余博士终于口干舌燥地站起身，看了看（核心台词：荀未来：“等等！反正现在我已经放弃抵抗了，那请余博士解答我一些疑惑，总是可以的吧？如果时间修复程序启动的话，小赵会忘掉一切，一切慢慢回归本初。那坐在那里的老赵和我，会怎么样啊？” ／ 荀未来：“是吗？那可是回归本初。难道不意味着2033年的赵左右或许不会去人生有限公司参加时空旅行实验吗？那再也无法作为变量干预任何事情的老赵和我，难道不会像我俩头上的疤一样消失吗？” ／ 赵左右：“叔，我附近魔术学校的，今天考试呢！师傅在附近看着呢。一会儿这个魔术可牛了，我关上门之后就会消失，传）</w:t>
+              <w:br/>
+              <w:t>• 【23-6　外/内　2008林海雪原电话亭·老居民楼道与501室·高二（2）班教室与微机室·杂志社火灾废墟与雪夜串串香餐车 — 日/夜】公元2008年，阳光穿透白雪皑皑的林海雪原，画面中央浮现出冰冷的特效数字：【`时空修正 82%`】。十六岁的赵左右推开蓝色公用电话亭的门走了出来，踩在厚厚的积雪上环顾四周明朗的街景，疑惑地喃喃自语： 然而当赵左右走回自家老居民楼水泥楼梯间时，迎面正巧看见母亲刘美奕正与五零二室真正的房东张叔站在门口寒暄。张叔乐呵呵地说北京生意不好做，准备把这套老房子收回来自己住。赵左右走上前打了声招呼（“张叔”），随口指着五零二室屋里说道： 赵左右如遭雷击，瞪大眼睛难以置信地提醒母亲昨晚的五口之家团圆饭！ 赵左右僵在原地，后背窜起一（核心台词：赵左右：“修正了什么啊……好像什么也没变啊。” ／ 赵左右：“张叔，赵爷爷这些家具你可以留着呀，都是新的。” ／ 赵左右：“开什么玩笑啊，怎么没见过了？昨天晚上我们还一起吃饭呢！”）</w:t>
+            </w:r>
+          </w:p>
+        </w:tc>
+      </w:tr>
+      <w:tr>
+        <w:trPr>
+          <w:cantSplit/>
+        </w:trPr>
+        <w:tc>
+          <w:tcPr>
+            <w:tcW w:type="dxa" w:w="2376"/>
+            <w:vAlign w:val="center"/>
+            <w:tcMar>
+              <w:top w:w="105" w:type="dxa"/>
+              <w:bottom w:w="105" w:type="dxa"/>
+              <w:left w:w="145" w:type="dxa"/>
+              <w:right w:w="145" w:type="dxa"/>
+            </w:tcMar>
+            <w:shd w:fill="F7FAFC"/>
+          </w:tcPr>
+          <w:p>
+            <w:pPr>
+              <w:spacing w:before="40" w:after="40" w:line="341" w:lineRule="auto"/>
+              <w:jc w:val="left"/>
+            </w:pPr>
+            <w:r/>
+            <w:r>
+              <w:rPr>
+                <w:rFonts w:ascii="Times New Roman" w:hAnsi="Times New Roman" w:eastAsia="宋体"/>
+                <w:b/>
+                <w:color w:val="191919"/>
+                <w:sz w:val="19"/>
+              </w:rPr>
+              <w:t>EP24《独自面对》（大结局）</w:t>
+            </w:r>
+          </w:p>
+        </w:tc>
+        <w:tc>
+          <w:tcPr>
+            <w:tcW w:type="dxa" w:w="7992"/>
+            <w:vAlign w:val="center"/>
+            <w:tcMar>
+              <w:top w:w="105" w:type="dxa"/>
+              <w:bottom w:w="105" w:type="dxa"/>
+              <w:left w:w="145" w:type="dxa"/>
+              <w:right w:w="145" w:type="dxa"/>
+            </w:tcMar>
+            <w:shd w:fill="F7FAFC"/>
+          </w:tcPr>
+          <w:p>
+            <w:pPr>
+              <w:spacing w:before="40" w:after="40" w:line="341" w:lineRule="auto"/>
+              <w:jc w:val="left"/>
+            </w:pPr>
+            <w:r/>
+            <w:r>
+              <w:rPr>
+                <w:rFonts w:ascii="Times New Roman" w:hAnsi="Times New Roman" w:eastAsia="宋体"/>
+                <w:b w:val="0"/>
+                <w:color w:val="191919"/>
+                <w:sz w:val="19"/>
+              </w:rPr>
+              <w:t>• 【24-1　内/外　501室赵左右家·长林八中孔子雕像广场与高三（2）班教室 — 日】片头龙标与“朝也 CHAO YE FILM”水墨厂牌隐去。清晨七点半，五零一室暖意融融。身穿淡紫色花纹睡衣的母亲刘美奕推开儿子卧室门，见已经穿好校服衬衫、针织背心外搭驼色连帽大衣的赵左右正背着书包准备出门，惊讶地喊了一声：“赵左右！” 独自背负着三代人全部记忆的赵左右眼神沉稳而自律，微笑着向母亲解释。 赵左右扶了扶双肩包肩带，郑重地向父母许下承诺。 清晨的阳光洒进长林市第八中学校门与孔子雕像广场。身穿墨绿色羽绒服的罗爱文正垂头丧气地叹着气（“哎……”），并肩走来的赵左右拍了拍他的肩膀。 赵左右关切地追问：“出国？那（核心台词：赵左右：“咋了，妈？” ／ 赵左右：“我六点就起了，复习了一下今天要求听写的单词，刚准备走。” ／ 赵左右：“虽然决定了要艺考，但文化课也一定不会落下的，你们放心吧。”）</w:t>
+              <w:br/>
+              <w:t>• 【24-2　外/内　片头曲《三人行》（OP）与大结局集名呈现 — 日/夜】片头音乐响起，四十一岁的荀未来猛然睁开双眼，与十六岁的赵左右、六十六岁的赵了并肩立于漫天风雪的黑夜之中，猜拳出拳的定格画面与《三人行 THE TRIPLE ECHO OF TIME》主片名交相辉映。随后镜头切回长林八中校园，浮现大结局集名花字：第 24 集 独自面对。</w:t>
+              <w:br/>
+              <w:t>• 【24-3　内/外　长林八中高三教学楼走廊与冬日飘雪连廊（2009秋—2009冬） — 日】画面浮现时间字标：2009 秋。高三教学楼走廊里，“决战高考 为梦想而战”的红色签名墙格外醒目。班主任戴娟走过走廊叮嘱学生们：“现在都是高三人了啊，学习环境要干净，心也要静下来。”身穿黑白运动外套的罗爱文礼貌地向戴主任打过招呼，转身走到赵左右面前郑重辞行。 赵左右一怔，不舍地拉住他。 赵左右关切地追问他的专业去向。 深知未来新能源汽车浪潮的赵左右用力握住死党的手鼓励他。 罗爱文重重点头，笑着指向理科八班的方向，喊出了对赵左右未来的称呼。 目送罗爱文远去，赵左右转头望向墙上写满青春誓言的“决战高考”签名墙，眼底燃起希（核心台词：赵左右：“那么赶？那明天大家一起吃个饭吧。” ／ 赵左右：“去德国……应该是去学技术吧？” ／ 赵左右：“千万别放弃，一定要坚持下去啊！”）</w:t>
+              <w:br/>
+              <w:t>• 【24-4　内　长林八中广播站·教导主任戴娟办公室与501室赵左右卧室 — 日】“八中之声”广播站内，即将迎来高三最后一次播音的徐图图独自坐在麦克风前，攥着广播稿反复试读（“高三是紧张的，但也是热血的……不好，不好”），紧张得手心直冒汗。就在这时，广播室的门被推开，赵左右拎着一个冒着热气的塑料袋笑嘻嘻地走了进来，把一碗砂锅麻辣烫摆在调音台旁！ 赵左右把一次性筷子塞进她手里，温柔地哄着她。 赵左右忍着笑，指了指她手里的打印稿，道出了自己点“变态辣”的真正用意。 赵左右眼神无比真挚而温柔地注视着她，一字一顿地许诺。 广播预备铃响起，徐图图把碗推给赵左右（“那看你的了”）。赵左右走出广播室站在窗外操（核心台词：赵左右：“我之前研究过，说人在紧张的时候，做点熟悉的事就没那么紧张了。你看我带了什么？” ／ 赵左右：“你一紧张就吃不下东西，吃不下东西就更紧张了。相信我，你只要一吃上，就会放松下来的。” ／ 徐图图：“好辣！你该不会点的变态辣吧？赵左右，你到底是帮我还是坑我啊？”）</w:t>
+              <w:br/>
+              <w:t>• 【24-5　内　2010年北京华彩艺术学院专业面试考场与501室卧室（2010初春） — 日】画面浮现时间字标：2010 初春。教室前方高挂着红底白字横幅：【`2010年北京华彩艺术学院专业面试考场`】。四位考官端坐在长条考官席后，头戴深灰色棒球帽、身穿灰卫衣配黑羽绒马甲的十八岁赵左右站在场地中央，手里捧着一台联想ThinkPad笔记本电脑，屏幕正播放着他拍摄的《孤独的饭桶》系列视频——画面里徐图图正大口吃着卤肉饭和拉面，幸福地感叹“这个卤肉饭也太棒了！肉臊肥瘦比例刚好”。 赵左右合上笔记本一半，诚恳地回答：“剧情片和创意摄影倒是没有。但我觉得我刚刚放的这个视频，也算是一种艺术。”旁边的白发男主考官犀利地追（核心台词：赵左右：“其实是有天晚上，我躺在床上看着电脑里放的录的学校日常……觉得房间变得热闹起来，让人觉得夜晚不再漫长。是不是现在的人都需要陪伴？比如吃饭的时候，一个人吃饭多孤单啊。黍豆网上确实有很多人在看《孤独的饭桶》系列，这样一来这个视频就是有意义的。” ／ 赵左右：“我倒是没有想得那么深刻……就是觉得有人会有需要，包括我们自己，留下这样一段影像作为回忆，也很有意义吧。” ／ 赵左右：“因为时间……我得赚钱啊！”）</w:t>
+              <w:br/>
+              <w:t>• 【24-6　内　火锅店高考毕业聚餐与501室卧室高考查分（2010夏） — 日】画面浮现时间字标：2010 夏。高考结束当晚，热气腾腾的火锅店里，身穿绿白条纹Polo衫的赵左右与身穿浅蓝衬衫背带裙的徐图图举起啤酒杯痛快碰撞：“干杯！好爽啊！”徐图图好奇地眨了眨眼： 赵左右仰头喝了一大口啤酒，感慨万千。 赵左右微笑着望向她，憧憬着两人的北京之约。 徐图图与赵左右对视一眼，同时傻眼了。 半个月后，五零一室赵左右卧室电脑前。屏幕上显示着【`吉林省2010年普通高考成绩查询系统｜考生姓名：赵左右｜语文：105｜数学：113｜综合：244｜外语：108｜总分：570｜位次：31527`】。赵左右盯着屏幕（核心台词：赵左右：“我现在终于有点能感受到喝酒的快乐了。高考都结束了，还不得好好放肆一下。” ／ 赵左右：“总要尝试新鲜事物的嘛。等咱们到了北京，先去尝尝豆汁儿。” ／ 赵左右：“啊？不是选A吗？对啊，我也选的A。”）</w:t>
+              <w:br/>
+              <w:t>• 【24-7　外/内　老式红砖家属楼外铁楼梯·徐图图家1449室卧室与501室 — 日/夜】填完志愿后，赵左右走上红砖家属楼外侧的红色铁楼梯，敲响了一四四九室的大门：“图图，图图。”屋里传来徐图图低落的声音：“你进来吧。” 徐图图卧室内，身穿白色蕾丝长裙的徐图图失落地坐在床边地板上，赵左右走过去并排坐到她身旁。徐图图抬起头，强颜欢笑地看着他。 赵左右一怔，关切地皱起眉。 赵左右看着眼前这个愿意为了自己放弃梦想的女孩，心头既感动又心疼，认真地摇了摇头。 经历过三代人记忆洗礼的赵左右没有自私地接受这份牺牲，而是用最温柔也最清醒的语气劝导她守住自己的人生跑道。 徐图图眼圈微红，委屈地追问：“那我们北京的约定怎么（核心台词：赵左右：“可这样的话，你就报不了北京那几个好的工商管理专业了。” ／ 赵左右：“我记得你和我说过，学会计，去四大会计师事务所工作，一直是你的梦想。” ／ 赵左右：“可我希望你变好。不想你去学不喜欢的专业，未来做不喜欢的工作。长林大学的工商管理专业就非常好，以你的成绩，一定可以被录取的。”）</w:t>
+              <w:br/>
+              <w:t>• 【24-8　内/外　501室卧室查录取结果·行驶的公交车内与北京云都大学校园（2010秋—2012） — 日/夜】清晨微光中，十八岁的赵左右睁开眼，嘴里不停默念着：“录取、录取、录取……”电脑桌前，赵东来拿着一本笔记本遮住显示器下半截，与刘美奕、赵左右一起屏息凝神地将笔记本往下一点点挪开—— 当【录取】二字露出来的瞬间，一家三口同时欢呼击掌：“录了！录取了！恭喜儿子！”然而当赵东来彻底拿开笔记本、露出完整页面【`2010年吉林省普通高校招生考试录取结果查询｜院校名称：北京云都大学｜专业名称：计算机应用（调剂）｜学制：4年`】时，赵左右脸上的笑容瞬间凝固！ 赵左右如遭五雷轰顶，声音颤抖地吼道！ 赵东来还在乐呵呵地劝他：“计算机专（核心台词：赵左右：“等等。这专业……怎么不是传播学啊？” ／ 赵左右：“你只说不会滑档我就没多想，我压根就不知道服从调剂是这个意思啊！” ／ 赵左右（内心独白）：“荀哥说过，我本来的专业就是计算机。怎么回事……怎么回事啊？时间修正……一定是时间修正……一定是时间修正！”）</w:t>
+              <w:br/>
+              <w:t>• 【24-9　外/内　北京云都大学台阶·2012冬雪夜林间木栈道与501室客厅（2012冬） — 日/夜】白天，身穿黑色羽绒服的青年赵左右拎着打包的快餐盒走下大学教学楼台阶，迎面一名匆忙跑上楼的男生不慎将他手中的快餐撞翻在地，汤饭洒了一地。男生匆匆说了句“不好意思”便跑远了，赵左右低头麻木地看着雪地上的狼藉，心底一片死灰。 画面浮现时间字标：2012 冬。夜晚，白雪覆盖的公园林间木栈道上路灯幽暗。已经二十岁、读大三的赵左右身穿深色连帽毛呢大衣，手里拎着一个啤酒瓶，步履踉跄地走在枯木林道中。四年来的压抑、孤独与眼睁睁看着一切滑向原轨的绝望在这一刻彻底决堤，他弯下腰痛苦地干呕低吼： 当他抬起满是泪痕的脸时，突然看见前方木栈（核心台词：赵左右（内心独白）：“这就是我的新人生，眼看着时间左右我的命运，我却只能麻木地接受。” ／ 赵左右：“怎么办……一切都变回去了……我做什么都没有用……我掌控不了我的人生……怎么办……二十年后……我也救不了图图……怎么办！” ／ 赵左右：“笑什么？我问你笑什么！连我今天会崩溃你也算到了吧？对，你什么算不到啊？所以无论我多努力，无论我做什么，我什么也改变不了，我赢不了你！可为什么偏偏是我？为什么？！”）</w:t>
+              <w:br/>
+              <w:t>• 【24-10　外/内　长林八中覆雪操场与2058年老年余博士实验室（跨时空交叉） — 日】次日白天，冬日暖阳洒在白雪皑皑的长林八中校园。身穿白色长款羽绒服、内搭白色高领毛衣的青年赵左右独自走过覆雪的孔子雕像，穿过空旷安静的室内体育馆，最后走上厚雪覆盖的室外大操场。他双手插兜，踩着积雪在看台边缘落寞地徘徊。 就在赵左右停下脚步低头沉思的刹那——身后看台方向，突然传来一声无比熟悉、带着三分戏谑七分温柔的呼唤！ 赵左右浑身剧震，猛地转过身去——只见阳光下的操场看台铁栏杆旁，身穿一袭黑色长款毛呢大衣、内搭黑色高领毛衣的四十一岁荀未来，正双手插兜、微笑着静静注视着他！ 青年赵左右不敢相信自己的眼睛，下意识地用力握（核心台词：赵左右：“荀哥！我终于等到你回来了！” ／ 赵左右：“我就知道你一定有办法回来的。你就是无敌特工，像是超级英雄电影里的那种！对了，赵爷爷呢？” ／ 赵左右：“真的？那就是说，我最后还是战胜了时空修正，对吗？”）</w:t>
+              <w:br/>
+              <w:t>• 【24-11　外　飞霞路小区雪夜街道（大三寒假） — 夜】寒假雪夜，红蓝闪烁的警灯刺破了飞霞路老旧小区的夜色。刚修补完雪人、穿着浅驼色牛角扣连帽大衣拎着一袋零食来找徐图图的青年赵左右刚走到街口，只见前方围满了街坊邻居——两名警察正将徐图图的赌鬼父亲徐家宝押上一辆警车！一名被抢的大妈指着徐家宝大声控诉： 这一刻，脑海里已经没有任何“未来剧本”束缚的赵左右，凭着二十岁青年最本能的爱意与血性，毫不犹豫地一个箭步冲上前，一把按住那男子的手腕，冷冷吐出两个字： 围观录像男嚣张地推了赵左右一把：“你谁啊？我干嘛关你屁事儿啊？滚蛋！”赵左右眼神凌厉如刀，怒喝一声“删了！”直接飞身扑上去（核心台词：赵左右：“删了。” ／ 赵左右：“好了，不哭了。没事儿，一会儿陪我去缝两针就好了。大不了留个疤嘛，是不是？” ／ 赵左右：“我这不是想着……这视频要是发出去，给你缝两针又没什么用。这不是稳赚不赔的买卖吗？”）</w:t>
+              <w:br/>
+              <w:t>• 【24-12　内　2033年赵左右与徐图图温馨之家客厅（新时间线2033） — 日】时光跨越二十一年，来到全新时间线的公元2033年。宽敞温馨的现代公寓客厅内，墙上挂着赵左右与妻子幸福甜美的婚纱油画，沙发上摆着可爱的毛绒玩偶——这里没有冰冷的电车咖啡馆，更没有电子墓碑！ 身穿草绿色毛衣内搭白衬衫的四十一岁赵左右，头上正戴着那顶妻子亲手织的、带黄色叉眼笑脸与大毛球的白色针织毛线帽；而在他身旁，安然无恙活到2033年的四十一岁妻子徐图图身穿白色针织翻领毛衣，正笑眯眯地替丈夫端详着帽子！ 四十一岁的赵左右摸了摸头顶的毛球，有些不好意思地笑道。 赵左右神秘兮兮地一笑（“我拿出来啊，你可别吓死啊，噔噔噔噔！（核心台词：赵左右（2033）：“合适啊？就我这年纪戴这帽子，是不是有点奇怪啊？……我可没有嫌你织得奇怪啊！我们结婚纪念日啊，你送我这么有意义的礼物，我高兴还来不及呢。” ／ 赵左右（2033）：“哎哎哎，最近不是降薪嘛，没有钱买礼物。图图？徐图图？徐图图！徐图图……”）</w:t>
+              <w:br/>
+              <w:t>• 【24-13　内　2058年时空修正中心实验室 — 日】老年余博士手中的触控笔猛地一顿，整个人如遭电击般怔在原地！原来，因为2012年那个雪夜回归未知的青年赵左右替徐图图删掉了偷拍视频、用左额角的伤疤解开了她对赌鬼父亲的羞耻心结，徐图图坦坦荡荡地做了一辈子“徐图图”，根本就没有随母姓改名为“舒图”！世上既无“舒图”，时间修正程序自然永远找不到“2033年舒图之死”的最后一个修正节点！</w:t>
+              <w:br/>
+              <w:t>• 【24-14　外/内　片尾名场面画廊回顾与寒假岁月潭野营声音彩蛋（ED） — 日/夜】少年赵左右满口答应，温柔地询问她的心愿——（核心台词：赵左右（画外音彩蛋）：“图图，寒假咱们找个地方去玩吧，你想去哪？” ／ 赵左右（画外音彩蛋）：“好啊，那咱去野营吧。有什么想吃的，我到时候买了带过去。”）</w:t>
+            </w:r>
+          </w:p>
+        </w:tc>
+      </w:tr>
+    </w:tbl>
     <w:p>
       <w:pPr>
         <w:spacing w:before="240" w:after="80" w:line="384" w:lineRule="auto"/>
@@ -2498,6 +4612,12 @@
         <w:jc w:val="left"/>
       </w:pPr>
       <w:r>
+        <w:rPr>
+          <w:rFonts w:ascii="Times New Roman" w:hAnsi="Times New Roman" w:eastAsia="宋体"/>
+          <w:b w:val="0"/>
+          <w:color w:val="141414"/>
+          <w:sz w:val="21"/>
+        </w:rPr>
         <w:t>• “荀哥，你别说你几天没洗澡身上一股垃圾味了，就是你现在刚从粪坑里头爬出来，我们也不会嫌弃你的！你永远都是我们的荀哥！”（EP19第19-3场，赵左右骑车追上狼狈落魄的荀未来时毫无嫌弃的赤诚拥抱）</w:t>
       </w:r>
     </w:p>
@@ -2507,6 +4627,12 @@
         <w:jc w:val="left"/>
       </w:pPr>
       <w:r>
+        <w:rPr>
+          <w:rFonts w:ascii="Times New Roman" w:hAnsi="Times New Roman" w:eastAsia="宋体"/>
+          <w:b w:val="0"/>
+          <w:color w:val="141414"/>
+          <w:sz w:val="21"/>
+        </w:rPr>
         <w:t>• “荀哥，其实我一直都觉得，我们虽然是一个人，但同时也是三个人。是同学、是邻居、是朋友。我不想照镜子，镜子里的那个人不是你，也不是赵爷爷。”（EP23第23-3场，时空修正决战前夜荒村破屋里16岁少年对中年自我的肺腑之言）</w:t>
       </w:r>
     </w:p>
@@ -2516,6 +4642,12 @@
         <w:jc w:val="left"/>
       </w:pPr>
       <w:r>
+        <w:rPr>
+          <w:rFonts w:ascii="Times New Roman" w:hAnsi="Times New Roman" w:eastAsia="宋体"/>
+          <w:b w:val="0"/>
+          <w:color w:val="141414"/>
+          <w:sz w:val="21"/>
+        </w:rPr>
         <w:t>• “其实我恨，我恨所有人都忘了，就这么忘了，无情地忘了。只有我记得。但或许……只有我记得就够了。我会装作忘了你们，继续走下去，然后在未来的某一天，成为你们，再回到大家的身边。”（EP23第23-6场片尾，全员失忆后少年独自坐在雪夜串串香大巴车里的孤勇独白）</w:t>
       </w:r>
     </w:p>

--- a/01_《三人行》全24集全流程标杆成品库/05_核心人物一人一档/人物01_赵左右（16—20岁少年与青年本体 ＆ 6岁幼年态）.docx
+++ b/01_《三人行》全24集全流程标杆成品库/05_核心人物一人一档/人物01_赵左右（16—20岁少年与青年本体 ＆ 6岁幼年态）.docx
@@ -973,7 +973,7 @@
           <w:color w:val="141414"/>
           <w:sz w:val="21"/>
         </w:rPr>
-        <w:t>1. 【1998年冬·6岁幼年雪夜造型（EP01/EP02）】：头戴深蓝色织花配红色绒球护耳针织帽，帽耳垂在两颊旁；颈部围着厚实的鲜红色粗毛线围脖，遮住半张下巴；上身穿深藏青色加厚绗缝防寒棉服，拉链拉至领口；背后背着一只灰白色帆布双肩小书包；下身穿深色加绒厚棉裤，脚蹬黑色防滑儿童雪地靴，小手冻得通红仍执拗地在雪地里团雪球、插干树枝。</w:t>
+        <w:t>1. 【1998年冬·6岁幼年雪夜造型】：头戴深蓝色织花配红色绒球护耳针织帽，帽耳垂在两颊旁；颈部围着厚实的鲜红色粗毛线围脖，遮住半张下巴；上身穿深藏青色加厚绗缝防寒棉服，拉链拉至领口；背后背着一只灰白色帆布双肩小书包；下身穿深色加绒厚棉裤，脚蹬黑色防滑儿童雪地靴，小手冻得通红仍执拗地在雪地里团雪球、插干树枝。</w:t>
       </w:r>
     </w:p>
     <w:p>
@@ -989,7 +989,7 @@
           <w:color w:val="141414"/>
           <w:sz w:val="21"/>
         </w:rPr>
-        <w:t>2. 【2008年1月冬·高一白昼篇日常校园与雪夜主造型（EP01–EP08）】：发型为千禧年标准高中生厚齐刘海黑色短碎发，发梢覆盖额头。全身最具辨识度的核心视觉锁死点在于【内搭一件酒红色连帽卫衣，且卫衣的酒红色带格纹内衬帽兜永远翻出在蓝白校服领口之外】（以此与内穿纯白立领内衬的荀未来实现一秒区分）；中层穿着长林市第八中学制式深蓝色配白色宽条纹拉链运动校服外套（左胸印有八中圆形校徽）；最外层在户外风雪中套一件米白色宽松连帽羽绒服（双袖外侧有醒目的双道鲜红竖条纹，领口内标印有“NERDY”字样），或在EP04离家出走时换穿灰蓝拼色连帽羽绒服（左胸印“UNDERDOCK”字母）及深棕色厚羽绒服；下身统一穿着八中制式深蓝色侧白条纹宽松运动校裤，裤脚微堆在鞋面上；脚穿黑白拼色橡胶底运动球鞋；肩背黑色尼龙双肩书包（包内塞满课本、《心惊肉跳》或《小知音》杂志）。居家睡眠时则换穿黑白宽横条纹纯棉长袖睡衣套装。</w:t>
+        <w:t>2. 【2008年1月冬·高一白昼篇日常校园与雪夜主造型】：发型为千禧年标准高中生厚齐刘海黑色短碎发，发梢覆盖额头。全身最具辨识度的核心视觉锁死点在于【内搭一件酒红色连帽卫衣，且卫衣的酒红色带格纹内衬帽兜永远翻出在蓝白校服领口之外】（以此与内穿纯白立领内衬的荀未来实现一秒区分）；中层穿着长林市第八中学制式深蓝色配白色宽条纹拉链运动校服外套（左胸印有八中圆形校徽）；最外层在户外风雪中套一件米白色宽松连帽羽绒服（双袖外侧有醒目的双道鲜红竖条纹，领口内标印有“NERDY”字样），或在EP04离家出走时换穿灰蓝拼色连帽羽绒服（左胸印“UNDERDOCK”字母）及深棕色厚羽绒服；下身统一穿着八中制式深蓝色侧白条纹宽松运动校裤，裤脚微堆在鞋面上；脚穿黑白拼色橡胶底运动球鞋；肩背黑色尼龙双肩书包（包内塞满课本、《心惊肉跳》或《小知音》杂志）。居家睡眠时则换穿黑白宽横条纹纯棉长袖睡衣套装。</w:t>
       </w:r>
     </w:p>
     <w:p>
@@ -1005,7 +1005,7 @@
           <w:color w:val="141414"/>
           <w:sz w:val="21"/>
         </w:rPr>
-        <w:t>3. 【2008年春·文科十班班长与学工黄昏篇造型（EP09–EP16）】：随着长林冬雪消融进入春季，外层厚羽绒服褪去，全身以八中深蓝配白条纹运动校服套装为主体，内搭由酒红卫衣交替更换为红黑苏格兰格纹连帽衬衫、灰白横条纹针织毛衣内搭白T恤；在EP15爱荣机械制造厂学工实践期间，全套换穿工厂统一的深海蓝色耐磨涤棉工装夹克与同色工装长裤，脖间挂着或手中紧握银灰色索尼Handycam手持DV摄像机。</w:t>
+        <w:t>3. 【2008年春·文科十班班长与学工黄昏篇造型】：随着长林冬雪消融进入春季，外层厚羽绒服褪去，全身以八中深蓝配白条纹运动校服套装为主体，内搭由酒红卫衣交替更换为红黑苏格兰格纹连帽衬衫、灰白横条纹针织毛衣内搭白T恤；在EP15爱荣机械制造厂学工实践期间，全套换穿工厂统一的深海蓝色耐磨涤棉工装夹克与同色工装长裤，脖间挂着或手中紧握银灰色索尼Handycam手持DV摄像机。</w:t>
       </w:r>
     </w:p>
     <w:p>
@@ -1021,7 +1021,7 @@
           <w:color w:val="141414"/>
           <w:sz w:val="21"/>
         </w:rPr>
-        <w:t>4. 【2008年夏秋·黑夜篇吃播导演与三代同盟造型（EP17–EP20）】：头发修剪得更为清爽利落，露出饱满眉眼。盛夏拍摄《孤独的饭桶》期间，上身穿天蓝色或纯白色圆领纯棉短袖T恤，外搭浅色短袖开衫衬衫，下穿深色七分休闲裤或夏季薄款校裤，脚穿白色透气运动鞋；入秋高二开学后（EP20），在八中蓝白校服外套内穿搭白色翻领衬衫配墨绿色V领针织毛衣，显得斯文干练。</w:t>
+        <w:t>4. 【2008年夏秋·黑夜篇吃播导演与三代同盟造型】：头发修剪得更为清爽利落，露出饱满眉眼。盛夏拍摄《孤独的饭桶》期间，上身穿天蓝色或纯白色圆领纯棉短袖T恤，外搭浅色短袖开衫衬衫，下穿深色七分休闲裤或夏季薄款校裤，脚穿白色透气运动鞋；入秋高二开学后，在八中蓝白校服外套内穿搭白色翻领衬衫配墨绿色V领针织毛衣，显得斯文干练。</w:t>
       </w:r>
     </w:p>
     <w:p>
@@ -1037,7 +1037,7 @@
           <w:color w:val="141414"/>
           <w:sz w:val="21"/>
         </w:rPr>
-        <w:t>5. 【2008年冬至2010年春·高二高三备考与北京华彩艺考造型（EP21–EP24）】：高二初雪季（EP21–22）户外穿着纯白色长款过膝连帽羽绒服，颈间系墨绿色格纹羊毛围巾，内搭八中校服；2010年春赴北京参加华彩艺术学院编导四试时（EP24），头戴深灰色弯檐棒球帽，上身穿浅灰色连帽卫衣外搭黑色立领羽绒马甲，下穿深蓝色直筒牛仔裤，肩背黑色双肩包，呈现出略带紧绷与沧桑的准考生状态。</w:t>
+        <w:t>5. 【2008年冬至2010年春·高二高三备考与北京华彩艺考造型】：高二初雪季（EP21–22）户外穿着纯白色长款过膝连帽羽绒服，颈间系墨绿色格纹羊毛围巾，内搭八中校服；2010年春赴北京参加华彩艺术学院编导四试时，头戴深灰色弯檐棒球帽，上身穿浅灰色连帽卫衣外搭黑色立领羽绒马甲，下穿深蓝色直筒牛仔裤，肩背黑色双肩包，呈现出略带紧绷与沧桑的准考生状态。</w:t>
       </w:r>
     </w:p>
     <w:p>
@@ -1113,7 +1113,7 @@
                 <w:color w:val="FFFFFF"/>
                 <w:sz w:val="19"/>
               </w:rPr>
-              <w:t>所处时期与代表集数</w:t>
+              <w:t>所处时期与阶段状态</w:t>
             </w:r>
           </w:p>
         </w:tc>
@@ -1165,7 +1165,7 @@
           <w:p>
             <w:pPr>
               <w:spacing w:before="40" w:after="40" w:line="341" w:lineRule="auto"/>
-              <w:jc w:val="left"/>
+              <w:jc w:val="center"/>
             </w:pPr>
             <w:r/>
             <w:r>
@@ -1176,8 +1176,6 @@
                 <w:sz w:val="19"/>
               </w:rPr>
               <w:t>1998冬·6岁幼年态</w:t>
-              <w:br/>
-              <w:t>（EP01/EP02）</w:t>
             </w:r>
           </w:p>
         </w:tc>
@@ -1233,7 +1231,7 @@
           <w:p>
             <w:pPr>
               <w:spacing w:before="40" w:after="40" w:line="341" w:lineRule="auto"/>
-              <w:jc w:val="left"/>
+              <w:jc w:val="center"/>
             </w:pPr>
             <w:r/>
             <w:r>
@@ -1244,8 +1242,6 @@
                 <w:sz w:val="19"/>
               </w:rPr>
               <w:t>2008冬·高一白昼篇</w:t>
-              <w:br/>
-              <w:t>（EP01–EP08）</w:t>
             </w:r>
           </w:p>
         </w:tc>
@@ -1301,7 +1297,7 @@
           <w:p>
             <w:pPr>
               <w:spacing w:before="40" w:after="40" w:line="341" w:lineRule="auto"/>
-              <w:jc w:val="left"/>
+              <w:jc w:val="center"/>
             </w:pPr>
             <w:r/>
             <w:r>
@@ -1312,8 +1308,6 @@
                 <w:sz w:val="19"/>
               </w:rPr>
               <w:t>2008春·文科班黄昏篇</w:t>
-              <w:br/>
-              <w:t>（EP09–EP16）</w:t>
             </w:r>
           </w:p>
         </w:tc>
@@ -1369,7 +1363,7 @@
           <w:p>
             <w:pPr>
               <w:spacing w:before="40" w:after="40" w:line="341" w:lineRule="auto"/>
-              <w:jc w:val="left"/>
+              <w:jc w:val="center"/>
             </w:pPr>
             <w:r/>
             <w:r>
@@ -1380,8 +1374,6 @@
                 <w:sz w:val="19"/>
               </w:rPr>
               <w:t>2008夏秋·黑夜篇前半</w:t>
-              <w:br/>
-              <w:t>（EP17–EP20）</w:t>
             </w:r>
           </w:p>
         </w:tc>
@@ -1447,7 +1439,7 @@
                 <w:color w:val="191919"/>
                 <w:sz w:val="19"/>
               </w:rPr>
-              <w:t>2008冬–2010春·高二高三及艺考（EP21–EP24）</w:t>
+              <w:t>2008冬–2010春·高二高三及艺考</w:t>
             </w:r>
           </w:p>
         </w:tc>
@@ -1513,7 +1505,7 @@
                 <w:color w:val="191919"/>
                 <w:sz w:val="19"/>
               </w:rPr>
-              <w:t>2010秋–2012冬·大学与雪夜终局（EP24）</w:t>
+              <w:t>2010秋–2012冬·大学与雪夜终局</w:t>
             </w:r>
           </w:p>
         </w:tc>
@@ -1657,7 +1649,7 @@
           <w:color w:val="141414"/>
           <w:sz w:val="21"/>
         </w:rPr>
-        <w:t>在黑夜篇与大结局（EP19–EP24）中，赵左右承受了远超16岁少年心理负荷的终极考验。他先是在502暗室得知了“三代同体”以及未来爱妻徐图图必死于车祸的残酷真相，继而在EP23全员失忆的时空修正风暴中，成为了2008年唯一保留全部记忆的孤勇者。然而，EP24大结局深刻揭示了“全知”对人性的异化：当18岁的赵左右背负着41岁的功利算计（“我得赚钱啊”）与66岁的宿命焦虑走进华彩艺考考场和高考考场时，他丧失了少年人最宝贵的真诚与自洽，最终不仅艺考落榜、高考错失5分，更在父亲“服从调剂”的阴差阳错下重新滑入北京云都大学计算机系，在四年里活成了崩溃绝望的行尸走肉。直到荀未来替他抹去所有预知记忆，让他重新变回那个对未来一无所知、却敢在风雪夜为了心爱的姑娘流血拼命的莽撞少年，赵左右才真正用“未知的真心”击穿了宿命的闭环。</w:t>
+        <w:t>在黑夜篇与大结局中，赵左右承受了远超16岁少年心理负荷的终极考验。他先是在502暗室得知了“三代同体”以及未来爱妻徐图图必死于车祸的残酷真相，继而在EP23全员失忆的时空修正风暴中，成为了2008年唯一保留全部记忆的孤勇者。然而，EP24大结局深刻揭示了“全知”对人性的异化：当18岁的赵左右背负着41岁的功利算计（“我得赚钱啊”）与66岁的宿命焦虑走进华彩艺考考场和高考考场时，他丧失了少年人最宝贵的真诚与自洽，最终不仅艺考落榜、高考错失5分，更在父亲“服从调剂”的阴差阳错下重新滑入北京云都大学计算机系，在四年里活成了崩溃绝望的行尸走肉。直到荀未来替他抹去所有预知记忆，让他重新变回那个对未来一无所知、却敢在风雪夜为了心爱的姑娘流血拼命的莽撞少年，赵左右才真正用“未知的真心”击穿了宿命的闭环。</w:t>
       </w:r>
     </w:p>
     <w:p>
@@ -1688,7 +1680,7 @@
           <w:color w:val="192D55"/>
           <w:sz w:val="25"/>
         </w:rPr>
-        <w:t>第四章　全剧完整人物生平传记与逐集分场剧情推进全纪实</w:t>
+        <w:t>第四章　全剧人物命运轨迹与完整生平故事传记</w:t>
       </w:r>
     </w:p>
     <w:p>
@@ -1719,7 +1711,7 @@
           <w:color w:val="141414"/>
           <w:sz w:val="21"/>
         </w:rPr>
-        <w:t>1992年1月21日，赵左右出生于长林市。1998年冬夜（EP01开篇），年仅6岁的幼年赵左右与母亲刘美奕在春秋路有轨电车站候车时，为了吃上一口热乎的炭火烤串，在母亲规定的30秒内迈开小短腿拼命狂奔，仅用22.64秒便跑完往返全程，更在发现烤串摊主多拿了一串烤韭菜后，哪怕电车已经进站也执意跑回去将韭菜退还摊主，展现出根植于骨子里的纯良与守信。当晚回到福慧家园家属院（EP01第1-4场），6岁的赵左右站在阴影里目睹了一个素不相识、情绪失控的成年陌生男人拿着酒瓶指着雪人怒目咆哮（“你是不是笑我？……你笑我是吧？我让你笑！我让你笑！”）并抬脚将雪人狠狠踹得四分五裂；幼小的赵左右没有贸然冲上去，而是等那个发泄完怒火的陌生男人骂骂咧咧走远后，才跑过去把散落的积雪一点点重新拢回一起，一口气并排堆起了三个高矮不一、紧紧挨在一起的雪人，并对着三个雪人认真地对自己说：“赵左右，老师说，三人成众。你现在不是一个人了。没人再敢欺负你了。”（这一幕更与EP24第24-9场2012年冬夜20岁崩溃的赵左右自己拎着啤酒瓶对路边微笑雪人哭喊“笑什么？我问你笑什么！”形成跨越24集的宿命微镜像）。这句童言不仅成了全剧片名《三人行》的精神源头，更跨越十年与二十五年，成为三代赵左右彼此救赎的灵魂图腾。</w:t>
+        <w:t>1992年1月21日，赵左右出生于长林市。1998年冬夜（EP01开篇），年仅6岁的幼年赵左右与母亲刘美奕在春秋路有轨电车站候车时，为了吃上一口热乎的炭火烤串，在母亲规定的30秒内迈开小短腿拼命狂奔，仅用22.64秒便跑完往返全程，更在发现烤串摊主多拿了一串烤韭菜后，哪怕电车已经进站也执意跑回去将韭菜退还摊主，展现出根植于骨子里的纯良与守信。当晚回到福慧家园家属院，6岁的赵左右站在阴影里目睹了一个素不相识、情绪失控的成年陌生男人拿着酒瓶指着雪人怒目咆哮（“你是不是笑我？……你笑我是吧？我让你笑！我让你笑！”）并抬脚将雪人狠狠踹得四分五裂；幼小的赵左右没有贸然冲上去，而是等那个发泄完怒火的陌生男人骂骂咧咧走远后，才跑过去把散落的积雪一点点重新拢回一起，一口气并排堆起了三个高矮不一、紧紧挨在一起的雪人，并对着三个雪人认真地对自己说：“赵左右，老师说，三人成众。你现在不是一个人了。没人再敢欺负你了。”（这一幕更与EP24第24-9场2012年冬夜20岁崩溃的赵左右自己拎着啤酒瓶对路边微笑雪人哭喊“笑什么？我问你笑什么！”形成跨越24集的宿命微镜像）。这句童言不仅成了全剧片名《三人行》的精神源头，更跨越十年与二十五年，成为三代赵左右彼此救赎的灵魂图腾。</w:t>
       </w:r>
     </w:p>
     <w:p>
@@ -1734,7 +1726,7 @@
           <w:color w:val="141414"/>
           <w:sz w:val="22"/>
         </w:rPr>
-        <w:t>（二）第一卷·白昼篇（EP01–EP08）：16岁生日的时空震荡、文理分科拉锯战与冰湖暖雪</w:t>
+        <w:t>（二）第一卷·白昼篇：16岁生日的时空震荡、文理分科拉锯战与冰湖暖雪</w:t>
       </w:r>
     </w:p>
     <w:p>
@@ -1766,7 +1758,7 @@
           <w:color w:val="141414"/>
           <w:sz w:val="21"/>
         </w:rPr>
-        <w:t>在EP02–04中，为了200元租金，赵左右把自己的银色诺基亚手机租给了502室的赵了（被赵了暗中植入短信同步程序）；在广播站招新投票中，他原本把票投给王一漫，却阴差阳错与热爱美食的播音员徐图图结下深厚情谊，更在长林影院看《长江7号》中途为了不失信于徐图图，将阻拦他的荀未来反锁在影院男洗手间，狂奔赶往八中后街砂锅麻辣烫店陪徐图图参加大胃王挑战赛。赵左右偷偷从父母主卧床头柜剪下刊登自己小说《宇宙边缘历险记》的《小知音》内页去教室炫耀，却被荀未来指出封面印着“长林文学出板社”实为骗版面费的盗版杂志；而在501室家中，发现儿子偷偷把分科表改成文科的父亲赵东来暴怒撕碎了《小知音》杂志，并将纸屑抛下五楼窗外风雪！悲愤交加的赵左右离家出走，在三条鱼漫画屋、长林饭店总统套房与502室之间上演了啼笑皆非又心酸的“避风港争夺战”。</w:t>
+        <w:t>为了200元租金，赵左右把自己的银色诺基亚手机租给了502室的赵了（被赵了暗中植入短信同步程序）；在广播站招新投票中，他原本把票投给王一漫，却阴差阳错与热爱美食的播音员徐图图结下深厚情谊，更在长林影院看《长江7号》中途为了不失信于徐图图，将阻拦他的荀未来反锁在影院男洗手间，狂奔赶往八中后街砂锅麻辣烫店陪徐图图参加大胃王挑战赛。赵左右偷偷从父母主卧床头柜剪下刊登自己小说《宇宙边缘历险记》的《小知音》内页去教室炫耀，却被荀未来指出封面印着“长林文学出板社”实为骗版面费的盗版杂志；而在501室家中，发现儿子偷偷把分科表改成文科的父亲赵东来暴怒撕碎了《小知音》杂志，并将纸屑抛下五楼窗外风雪！悲愤交加的赵左右离家出走，在三条鱼漫画屋、长林饭店总统套房与502室之间上演了啼笑皆非又心酸的“避风港争夺战”。</w:t>
       </w:r>
     </w:p>
     <w:p>
@@ -1782,7 +1774,7 @@
           <w:color w:val="141414"/>
           <w:sz w:val="21"/>
         </w:rPr>
-        <w:t>至EP05–08，荀未来托跑腿小哥伪造了一封《刘慈欣回信》鼓励赵左右；然而当赵左右在寒夜冰封湖面得知《刘慈欣回信》竟是荀未来伪造的骗局时，信念崩塌的他松手任由寒风吹走红格信纸、决意再也不写东西，踏上薄冰区导致冰层开裂滑倒，幸得岸边赶来的徐图图高喊“趴下！你快趴下！”救起，而追上冰面的荀未来也摔晕并触发24小时强制召回倒计时。在漫画屋里间醒来后，赵左右与父亲赵东来达成除夕和解；除夕前夜他与荀未来翻入八中体育馆储藏室借出LM3500造雪机、租来皮卡车架在东湖公园三角尖顶礼拜堂前，除夕夜荀未来为护造雪机电源与公园管理员在雪地肉搏，伴随跨年火流星划破夜空降下一场浪漫的“暖雪”。大年初一与初二（EP07–08），面对从2033年撑着黄笑脸伞穿越而来的41岁成年舒图，赵左右在長林咖啡馆与少女徐图图首次约会喝卡布奇诺、用薯条碰杯，随后在雪地长椅上被成年舒图一顿劈头盖脸的痛骂彻底激醒——他握紧舒图送的那颗黄色半透明鹅卵石，发誓不再逃避，要用自己的双手堂堂正正走出一条文科之路。</w:t>
+        <w:t>荀未来托跑腿小哥伪造了一封《刘慈欣回信》鼓励赵左右；然而当赵左右在寒夜冰封湖面得知《刘慈欣回信》竟是荀未来伪造的骗局时，信念崩塌的他松手任由寒风吹走红格信纸、决意再也不写东西，踏上薄冰区导致冰层开裂滑倒，幸得岸边赶来的徐图图高喊“趴下！你快趴下！”救起，而追上冰面的荀未来也摔晕并触发24小时强制召回倒计时。在漫画屋里间醒来后，赵左右与父亲赵东来达成除夕和解；除夕前夜他与荀未来翻入八中体育馆储藏室借出LM3500造雪机、租来皮卡车架在东湖公园三角尖顶礼拜堂前，除夕夜荀未来为护造雪机电源与公园管理员在雪地肉搏，伴随跨年火流星划破夜空降下一场浪漫的“暖雪”。大年初一与初二（EP07–08），面对从2033年撑着黄笑脸伞穿越而来的41岁成年舒图，赵左右在長林咖啡馆与少女徐图图首次约会喝卡布奇诺、用薯条碰杯，随后在雪地长椅上被成年舒图一顿劈头盖脸的痛骂彻底激醒——他握紧舒图送的那颗黄色半透明鹅卵石，发誓不再逃避，要用自己的双手堂堂正正走出一条文科之路。</w:t>
       </w:r>
     </w:p>
     <w:p>
@@ -1797,7 +1789,7 @@
           <w:color w:val="141414"/>
           <w:sz w:val="22"/>
         </w:rPr>
-        <w:t>（三）第二卷·黄昏篇（EP09–EP16）：文科班狂飙、偷卷风波与陈明广播自曝偷打CS作证退学之痛与《我与我的宣战》</w:t>
+        <w:t>（三）第二卷·黄昏篇：文科班狂飙、偷卷风波与陈明广播自曝偷打CS作证退学之痛与《我与我的宣战》</w:t>
       </w:r>
     </w:p>
     <w:p>
@@ -1813,7 +1805,7 @@
           <w:color w:val="141414"/>
           <w:sz w:val="21"/>
         </w:rPr>
-        <w:t>春季开学升入高一文科（10）班后（EP09–10），赵左右在班主任戴娟面前立下“考不进前五就免职扫地一个月”的军令状，主动竞选当上班长。为了守住承诺，他开启了近乎自虐的狂飙苦读模式：坐54路电车刷题、在食堂边狼吞虎咽边背书、做50个俯卧撑背诵秦朝官制直至低血糖昏倒在校医室，最终在开学考中一举夺得文综与总分全班第一！然而，当挚友陈明在宿舍受室友欺负时，重情义的赵左右为了帮陈明在《CS 1.3》网吧赛中赢回尊严而分心苦练游戏，导致自己在随后的历史课提问与模拟考中成绩滑坡。在极度害怕失去班长颜面的焦虑驱使下，赵左右在EP10月考前夜陷入了巨大的心理挣扎——他握着荀未来此前配给他的钥匙潜入空无一人的戴主任办公室，颤抖着打开铁皮柜抽出了绝密文综摸底试卷；但在刚刚抽出试卷露出第一道选择题（4分）的瞬间，少年的良知战胜了虚荣，他没有继续往下看，而是当即把试卷原封不动塞回了牛皮纸袋，并在离开前顺手帮戴主任拔掉了发烫的电脑插头（而这一幕恰好被当时躲在办公室书架后偷偷用主任电脑打CS游戏的陈明亲眼目睹）。</w:t>
+        <w:t>春季开学升入高一文科（10）班后（EP09–10），赵左右在班主任戴娟面前立下“考不进前五就免职扫地一个月”的军令状，主动竞选当上班长。为了守住承诺，他开启了近乎自虐的狂飙苦读模式：坐54路电车刷题、在食堂边狼吞虎咽边背书、做50个俯卧撑背诵秦朝官制直至低血糖昏倒在校医室，最终在开学考中一举夺得文综与总分全班第一！然而，当挚友陈明在宿舍受室友欺负时，重情义的赵左右为了帮陈明在《CS 1.3》网吧赛中赢回尊严而分心苦练游戏，导致自己在随后的历史课提问与模拟考中成绩滑坡。在极度害怕失去班长颜面的焦虑驱使下，赵左右在月考前夜陷入了巨大的心理挣扎——他握着荀未来此前配给他的钥匙潜入空无一人的戴主任办公室，颤抖着打开铁皮柜抽出了绝密文综摸底试卷；但在刚刚抽出试卷露出第一道选择题（4分）的瞬间，少年的良知战胜了虚荣，他没有继续往下看，而是当即把试卷原封不动塞回了牛皮纸袋，并在离开前顺手帮戴主任拔掉了发烫的电脑插头（而这一幕恰好被当时躲在办公室书架后偷偷用主任电脑打CS游戏的陈明亲眼目睹）。</w:t>
       </w:r>
     </w:p>
     <w:p>
@@ -1829,7 +1821,7 @@
           <w:color w:val="141414"/>
           <w:sz w:val="21"/>
         </w:rPr>
-        <w:t>在EP11《YOU WIN》中，戴娟凭办公室只有圆珠笔而赵左右试卷上是水笔字迹拆穿了他的谎言；就在赵左右即将被全校通报批评之际，前夜躲在书架后偷打CS游戏而目睹全过程的挚友陈明竟冲进广播站，向全校自曝每晚潜入办公室电脑D盘偷打CS的违纪秘密，以此作为在场铁证向全校作证“赵左右露出第一题的时候就把卷子放回去了”，随后在陈父的当众掌掴下被迫退学！挚友的牺牲如同一记重锤砸醒了赵左右，他在雪夜向赵了坦白悔恨，主动向戴娟承认错误并参加重考自证实力，随后卸下班长职务、研读徐图图批注的《梦的解析》创办“梦语心理社”试图理解陈明。</w:t>
+        <w:t>在随后的日子里，戴娟凭办公室只有圆珠笔而赵左右试卷上是水笔字迹拆穿了他的谎言；就在赵左右即将被全校通报批评之际，前夜躲在书架后偷打CS游戏而目睹全过程的挚友陈明竟冲进广播站，向全校自曝每晚潜入办公室电脑D盘偷打CS的违纪秘密，以此作为在场铁证向全校作证“赵左右露出第一题的时候就把卷子放回去了”，随后在陈父的当众掌掴下被迫退学！挚友的牺牲如同一记重锤砸醒了赵左右，他在雪夜向赵了坦白悔恨，主动向戴娟承认错误并参加重考自证实力，随后卸下班长职务、研读徐图图批注的《梦的解析》创办“梦语心理社”试图理解陈明。</w:t>
       </w:r>
     </w:p>
     <w:p>
@@ -1845,7 +1837,7 @@
           <w:color w:val="141414"/>
           <w:sz w:val="21"/>
         </w:rPr>
-        <w:t>在EP12–13中，随着陈明退学，赵左右受徐图图批注版《梦的解析》影响一度想改学心理学（导致荀未来被覆写为长卷发重度酒精肝）。当漫画屋房东爷爷突发脑溢血离世、店铺被儿子卖掉拆迁时，提着饭盒赶去漫画屋的赵左右在门外旧纸箱与地上捡到了荀未来搬离时散落的一沓2008年手撕老黄历——前面几页写着“引导他选文科”“伪造杂志”“安排他和王一漫去游乐园”的操控计划，而在最后一张2008年3月9日（二月初二）日历纸正中央，赫然是41岁荀未来在挫败与愧疚中用红笔亲手写下的自省质问：“你选的未来，问过我想要吗？”赵左右看着日历上的红字将其念出声，彻底起了疑心。经过卫生间梦境惊醒、食堂买盐水菠萝试探过敏反应、追问生日与喜好，以及在EP13片尾夕阳斜照的教学楼走廊里突然对着荀未来背影大喊一声“赵左右——！”验证其0.5秒本能驻足回头，16岁的赵左右当场撕下了41岁荀未来的转校生伪装，向试图操控自己人生的未来自我发起《我与我的宣战》！在EP14《继承》中，为了避免小赵100%确信未来人身份从而触发2058宏观时空大波动，荀未来一面在《三人行》创刊号爆火上电视时将功劳全让给小赵，一面在教室里因教小赵用“松弛感”夸人而被小赵追问“那你大学是中文系的吗？”时本能说漏嘴脱口而出“计算机……”，旋即在半秒内生硬急转弯圆成“计算机……很重要”；在天门饭店酒局上，面对罗仕强三次故意把自己的姓叫错成“小李”，16岁的赵左右不卑不亢三次起立正名“叔，我姓赵！”，并在街边烧烤店看着荀未来为打消自己怀疑而硬吞整串过敏烤菠萝牛肉串后，在心底与这位满身伤痕的“荀哥”达成了默契；在EP15爱荣机械厂学工实践中，他拒绝拍罗厂长的虚假摆拍秀，坚持用DV记录下醉酒老工人的真实眼泪，更在岁月潭风雪中拼命找回了一心求死消散的荀未来；至EP16，他在校门口收下荀哥卖废书换来的五毛钱硬币补买生日蛋糕，含泪挥手送别退学的荀未来。</w:t>
+        <w:t>随着陈明退学，赵左右受徐图图批注版《梦的解析》影响一度想改学心理学（导致荀未来被覆写为长卷发重度酒精肝）。当漫画屋房东爷爷突发脑溢血离世、店铺被儿子卖掉拆迁时，提着饭盒赶去漫画屋的赵左右在门外旧纸箱与地上捡到了荀未来搬离时散落的一沓2008年手撕老黄历——前面几页写着“引导他选文科”“伪造杂志”“安排他和王一漫去游乐园”的操控计划，而在最后一张2008年3月9日（二月初二）日历纸正中央，赫然是41岁荀未来在挫败与愧疚中用红笔亲手写下的自省质问：“你选的未来，问过我想要吗？”赵左右看着日历上的红字将其念出声，彻底起了疑心。经过卫生间梦境惊醒、食堂买盐水菠萝试探过敏反应、追问生日与喜好，以及在EP13片尾夕阳斜照的教学楼走廊里突然对着荀未来背影大喊一声“赵左右——！”验证其0.5秒本能驻足回头，16岁的赵左右当场撕下了41岁荀未来的转校生伪装，向试图操控自己人生的未来自我发起《我与我的宣战》！在随后的日子里，为了避免小赵100%确信未来人身份从而触发2058宏观时空大波动，荀未来一面在《三人行》创刊号爆火上电视时将功劳全让给小赵，一面在教室里因教小赵用“松弛感”夸人而被小赵追问“那你大学是中文系的吗？”时本能说漏嘴脱口而出“计算机……”，旋即在半秒内生硬急转弯圆成“计算机……很重要”；在天门饭店酒局上，面对罗仕强三次故意把自己的姓叫错成“小李”，16岁的赵左右不卑不亢三次起立正名“叔，我姓赵！”，并在街边烧烤店看着荀未来为打消自己怀疑而硬吞整串过敏烤菠萝牛肉串后，在心底与这位满身伤痕的“荀哥”达成了默契；在爱荣机械制造厂学工实践中，他拒绝拍罗厂长的虚假摆拍秀，坚持用DV记录下醉酒老工人的真实眼泪，更在岁月潭风雪中拼命找回了一心求死消散的荀未来；随后，他在校门口收下荀哥卖废书换来的五毛钱硬币补买生日蛋糕，含泪挥手送别退学的荀未来。</w:t>
       </w:r>
     </w:p>
     <w:p>
@@ -1860,7 +1852,7 @@
           <w:color w:val="141414"/>
           <w:sz w:val="22"/>
         </w:rPr>
-        <w:t>（四）第三卷·黑夜篇（EP17–EP23）：《孤独的饭桶》吃播情缘、502暗室真相与全员失忆下的孤勇者</w:t>
+        <w:t>（四）第三卷·黑夜篇：《孤独的饭桶》吃播情缘、502暗室真相与全员失忆下的孤勇者</w:t>
       </w:r>
     </w:p>
     <w:p>
@@ -1892,7 +1884,7 @@
           <w:color w:val="141414"/>
           <w:sz w:val="21"/>
         </w:rPr>
-        <w:t>在EP20《涉过夏天》中，在502暗室得知三代同体真相的赵左右在街边麻辣烫店凭小雪把“2007年8月台风帕布捐款”说成“去年”当场识破其谎言（老年的我今年1月才来2008年），瞥见其背后毒针后急中生智谎称“钥匙锁屋里了”逃上G54末班车守住502钥匙；为替下岗的父亲和因萍姐儿子顶替而无法回影院的母亲分忧，他去东湖咖啡馆接下10块钱发传单兼职（把路人扔在垃圾桶旁的传单一张张捡起擦净），并以社会实践为由揽下买菜活儿在《梦的解析》下藏记账本攒差价；随后在荀未来荒村匿名ID“回到未来（求店名！）”留言的启发下，用300元一次的“电子传单”探店视频（升级为【八中姐妹花】频道）赚到第一桶金，不仅向父母交出伙食费、正式宣布“一年半后参加艺考当电视编导”，更与徐图图、王一漫在5元自助快餐店偶遇蹬三轮车卖菜的陈明后，将拍片攒下的钱装进贴有“答案箱”的铁罐（附信：“一切都会好起来的，我们等你回来”）留在快餐店资助陈明重返校园，并在片尾一路反跟踪小雪至地下旧物仓库拉开百叶门锁定了秘密投币电话亭。到了EP21《当雪落下》高二开学（2008年9月），奉高尚之命回2008年找赵先生道歉求和的小雪伪装成转校生来到高二（2）班，成了赵左右的同桌。中午在学校食堂，赵左右主动招手叫小雪坐到对面，开门见山挑明自己看到她进过地下旧物仓库的秘密电话亭，冷冷让她“滚蛋”；当小雪端出未来成年人的架子教训他“小朋友，等上了社会要学会说话客气一点”时，赵左右掰着手指促狭坏笑：“小朋友？小雪，我92年的，算了算，你爸你妈都是00后吧？”一句话精准踩中小雪痛脚，激得小雪猛拍餐桌脱口喊出：“我爸我妈00后咋的了？老娘大学都毕业了！”赵左右眼疾手快瞥见刚进食堂的戴主任，故意高举右手大喊“戴主任！小雪说她大学都已经毕……”，吓得小雪扑过餐桌死死捂住他的嘴惊恐求饶（“别搞我行吗？”），赵左右嫌弃地甩开她的手，留下一句“你好自为之，旅行愉快”起身离去。</w:t>
+        <w:t>在随后的日子里，在502暗室得知三代同体真相的赵左右在街边麻辣烫店凭小雪把“2007年8月台风帕布捐款”说成“去年”当场识破其谎言（老年的我今年1月才来2008年），瞥见其背后毒针后急中生智谎称“钥匙锁屋里了”逃上G54末班车守住502钥匙；为替下岗的父亲和因萍姐儿子顶替而无法回影院的母亲分忧，他去东湖咖啡馆接下10块钱发传单兼职（把路人扔在垃圾桶旁的传单一张张捡起擦净），并以社会实践为由揽下买菜活儿在《梦的解析》下藏记账本攒差价；随后在荀未来荒村匿名ID“回到未来（求店名！）”留言的启发下，用300元一次的“电子传单”探店视频（升级为【八中姐妹花】频道）赚到第一桶金，不仅向父母交出伙食费、正式宣布“一年半后参加艺考当电视编导”，更与徐图图、王一漫在5元自助快餐店偶遇蹬三轮车卖菜的陈明后，将拍片攒下的钱装进贴有“答案箱”的铁罐（附信：“一切都会好起来的，我们等你回来”）留在快餐店资助陈明重返校园，并在片尾一路反跟踪小雪至地下旧物仓库拉开百叶门锁定了秘密投币电话亭。到了高二新学期开学（2008年9月），奉高尚之命回2008年找赵先生道歉求和的小雪伪装成转校生来到高二（2）班，成了赵左右的同桌。中午在学校食堂，赵左右主动招手叫小雪坐到对面，开门见山挑明自己看到她进过地下旧物仓库的秘密电话亭，冷冷让她“滚蛋”；当小雪端出未来成年人的架子教训他“小朋友，等上了社会要学会说话客气一点”时，赵左右掰着手指促狭坏笑：“小朋友？小雪，我92年的，算了算，你爸你妈都是00后吧？”一句话精准踩中小雪痛脚，激得小雪猛拍餐桌脱口喊出：“我爸我妈00后咋的了？老娘大学都毕业了！”赵左右眼疾手快瞥见刚进食堂的戴主任，故意高举右手大喊“戴主任！小雪说她大学都已经毕……”，吓得小雪扑过餐桌死死捂住他的嘴惊恐求饶（“别搞我行吗？”），赵左右嫌弃地甩开她的手，留下一句“你好自为之，旅行愉快”起身离去。</w:t>
       </w:r>
     </w:p>
     <w:p>
@@ -1940,7 +1932,7 @@
           <w:color w:val="141414"/>
           <w:sz w:val="21"/>
         </w:rPr>
-        <w:t>在EP22《背对背，肩并肩》中，赵左右先是因提起推掉罗爱文家工厂剪彩蹭饭，解开了左额角伤疤消失之谜，随即与荀未来、赵了赶往岁月路24小时自助银行外，三代并肩作战擒获了持美工刀抢劫的蒙面劫匪——徐图图的赌鬼生父徐家宝，并在502室用DV拍下其报身份证号的认罪视频；当晚在501室，他与父母及41岁、66岁的自己共享了催人泪下的“五口之家团圆饺子宴”，并在旧物仓库电话亭重围中抄起长木条与荀未来背靠背突围！至EP23《不可战胜的敌人》，面对82岁老年余博士启动的局部熵减时空修正，16岁的赵左右含泪对荀未来道出“我们虽然是一个人，但同时也是三个人，是同学、是邻居、是朋友，我不想照镜子”，随即在旧仓库用“魔术学校考关门消失术”忽悠搬运工，在修正启动瞬间刷小雪留下的58003号员工卡躲去2058年30分钟，成功卡Bug保住了全知记忆！然而当他重返2008年时，时空修正已达82%——全班同学与父母彻底遗忘了荀未来、赵了与小雪，微机室里的红色U盘当场爆出火花烧毁，黍豆网视频全部下架，《三人行》杂志社更突遭大火化为焦黑废墟！少年跪在漫天烟尘的火场废墟中捧着残存的创刊号痛哭失声，最终在雪夜串串香大巴车里隔着冰花车窗立下悲壮誓言：“我会装作忘了你们，继续走下去，然后在未来的某一天，成为你们，再回到大家的身边！”</w:t>
+        <w:t>在随后的日子里，赵左右先是因提起推掉罗爱文家工厂剪彩蹭饭，解开了左额角伤疤消失之谜，随即与荀未来、赵了赶往岁月路24小时自助银行外，三代并肩作战擒获了持美工刀抢劫的蒙面劫匪——徐图图的赌鬼生父徐家宝，并在502室用DV拍下其报身份证号的认罪视频；当晚在501室，他与父母及41岁、66岁的自己共享了催人泪下的“五口之家团圆饺子宴”，并在旧物仓库电话亭重围中抄起长木条与荀未来背靠背突围！至EP23《不可战胜的敌人》，面对82岁老年余博士启动的局部熵减时空修正，16岁的赵左右含泪对荀未来道出“我们虽然是一个人，但同时也是三个人，是同学、是邻居、是朋友，我不想照镜子”，随即在旧仓库用“魔术学校考关门消失术”忽悠搬运工，在修正启动瞬间刷小雪留下的58003号员工卡躲去2058年30分钟，成功卡Bug保住了全知记忆！然而当他重返2008年时，时空修正已达82%——全班同学与父母彻底遗忘了荀未来、赵了与小雪，微机室里的红色U盘当场爆出火花烧毁，黍豆网视频全部下架，《三人行》杂志社更突遭大火化为焦黑废墟！少年跪在漫天烟尘的火场废墟中捧着残存的创刊号痛哭失声，最终在雪夜串串香大巴车里隔着冰花车窗立下悲壮誓言：“我会装作忘了你们，继续走下去，然后在未来的某一天，成为你们，再回到大家的身边！”</w:t>
       </w:r>
     </w:p>
     <w:p>
@@ -2006,2082 +1998,6 @@
         <w:t>当晚，飞霞路小区风雪交加。忘却了一切功利算计、彻底变回那个纯粹莽撞少年的赵左右，正陪着徐图图走在雪夜街头，恰逢徐图图的赌鬼生父徐家宝因抢劫大妈钱包被警察当众押上警车！路边一名围观男子举起翻盖手机边录像边羞辱徐图图是“抢劫犯的女儿”——就在这原初时间线里迫使徐图图羞耻改名“舒图”的致命节点上，没有任何未来剧本束缚的赵左右凭着一腔少年热血猛冲上去，与偷拍男在雪地里殊死扭打！他的左额角被偷拍男用石块狠狠砸破，鲜血顺着眉骨奔涌而出（正式烙印下左额月牙疤），但他死死抱住对方大腿夺过手机，当着徐图图的面彻底删除了那段羞辱视频，随后掏出小手电筒照向夜空，为泪流满面的徐图图照亮了一场漫天飞舞的“暖雪”！正是这一场不计后果的少年孤勇，彻底解开了徐图图的原生家庭羞耻心结，使她一辈子坦坦荡荡名叫“徐图图”、从未改名“舒图”，从而让2058年的时空修正永远卡在了【99%】，实现了三代赵左右苦苦追寻的圆满结局。</w:t>
       </w:r>
     </w:p>
-    <w:p>
-      <w:pPr>
-        <w:spacing w:before="160" w:after="80" w:line="384" w:lineRule="auto"/>
-        <w:jc w:val="left"/>
-      </w:pPr>
-      <w:r>
-        <w:rPr>
-          <w:rFonts w:ascii="Arial" w:hAnsi="Arial" w:eastAsia="黑体"/>
-          <w:b/>
-          <w:color w:val="141414"/>
-          <w:sz w:val="22"/>
-        </w:rPr>
-        <w:t>（附）本角色全剧逐集登场场次、具体行动、核心对白与剧情推动脉络总表（100%源自定稿文学剧本）</w:t>
-      </w:r>
-    </w:p>
-    <w:tbl>
-      <w:tblPr>
-        <w:tblStyle w:val="TableGrid"/>
-        <w:tblW w:type="auto" w:w="0"/>
-        <w:jc w:val="center"/>
-        <w:tblLayout w:type="fixed"/>
-        <w:tblLook w:firstColumn="1" w:firstRow="1" w:lastColumn="0" w:lastRow="0" w:noHBand="0" w:noVBand="1" w:val="04A0"/>
-      </w:tblPr>
-      <w:tblGrid>
-        <w:gridCol w:w="5184"/>
-        <w:gridCol w:w="5184"/>
-      </w:tblGrid>
-      <w:tr>
-        <w:trPr>
-          <w:tblHeader/>
-          <w:cantSplit/>
-        </w:trPr>
-        <w:tc>
-          <w:tcPr>
-            <w:tcW w:type="dxa" w:w="2376"/>
-            <w:vAlign w:val="center"/>
-            <w:tcMar>
-              <w:top w:w="130" w:type="dxa"/>
-              <w:bottom w:w="130" w:type="dxa"/>
-              <w:left w:w="150" w:type="dxa"/>
-              <w:right w:w="150" w:type="dxa"/>
-            </w:tcMar>
-            <w:shd w:fill="1F3864"/>
-          </w:tcPr>
-          <w:p>
-            <w:pPr>
-              <w:spacing w:before="40" w:after="40" w:line="312" w:lineRule="auto"/>
-              <w:jc w:val="center"/>
-            </w:pPr>
-            <w:r/>
-            <w:r>
-              <w:rPr>
-                <w:rFonts w:ascii="Arial" w:hAnsi="Arial" w:eastAsia="黑体"/>
-                <w:b/>
-                <w:color w:val="FFFFFF"/>
-                <w:sz w:val="19"/>
-              </w:rPr>
-              <w:t>登场集数与片名</w:t>
-            </w:r>
-          </w:p>
-        </w:tc>
-        <w:tc>
-          <w:tcPr>
-            <w:tcW w:type="dxa" w:w="7992"/>
-            <w:vAlign w:val="center"/>
-            <w:tcMar>
-              <w:top w:w="130" w:type="dxa"/>
-              <w:bottom w:w="130" w:type="dxa"/>
-              <w:left w:w="150" w:type="dxa"/>
-              <w:right w:w="150" w:type="dxa"/>
-            </w:tcMar>
-            <w:shd w:fill="1F3864"/>
-          </w:tcPr>
-          <w:p>
-            <w:pPr>
-              <w:spacing w:before="40" w:after="40" w:line="312" w:lineRule="auto"/>
-              <w:jc w:val="center"/>
-            </w:pPr>
-            <w:r/>
-            <w:r>
-              <w:rPr>
-                <w:rFonts w:ascii="Arial" w:hAnsi="Arial" w:eastAsia="黑体"/>
-                <w:b/>
-                <w:color w:val="FFFFFF"/>
-                <w:sz w:val="19"/>
-              </w:rPr>
-              <w:t>本集各场次具体行动、人物互动、核心台词与剧情推进逻辑</w:t>
-            </w:r>
-          </w:p>
-        </w:tc>
-      </w:tr>
-      <w:tr>
-        <w:trPr>
-          <w:cantSplit/>
-        </w:trPr>
-        <w:tc>
-          <w:tcPr>
-            <w:tcW w:type="dxa" w:w="2376"/>
-            <w:vAlign w:val="center"/>
-            <w:tcMar>
-              <w:top w:w="105" w:type="dxa"/>
-              <w:bottom w:w="105" w:type="dxa"/>
-              <w:left w:w="145" w:type="dxa"/>
-              <w:right w:w="145" w:type="dxa"/>
-            </w:tcMar>
-          </w:tcPr>
-          <w:p>
-            <w:pPr>
-              <w:spacing w:before="40" w:after="40" w:line="341" w:lineRule="auto"/>
-              <w:jc w:val="center"/>
-            </w:pPr>
-            <w:r/>
-            <w:r>
-              <w:rPr>
-                <w:rFonts w:ascii="Times New Roman" w:hAnsi="Times New Roman" w:eastAsia="宋体"/>
-                <w:b/>
-                <w:color w:val="191919"/>
-                <w:sz w:val="19"/>
-              </w:rPr>
-              <w:t>EP01《夺回人生》</w:t>
-            </w:r>
-          </w:p>
-        </w:tc>
-        <w:tc>
-          <w:tcPr>
-            <w:tcW w:type="dxa" w:w="7992"/>
-            <w:vAlign w:val="center"/>
-            <w:tcMar>
-              <w:top w:w="105" w:type="dxa"/>
-              <w:bottom w:w="105" w:type="dxa"/>
-              <w:left w:w="145" w:type="dxa"/>
-              <w:right w:w="145" w:type="dxa"/>
-            </w:tcMar>
-          </w:tcPr>
-          <w:p>
-            <w:pPr>
-              <w:spacing w:before="40" w:after="40" w:line="341" w:lineRule="auto"/>
-              <w:jc w:val="left"/>
-            </w:pPr>
-            <w:r/>
-            <w:r>
-              <w:rPr>
-                <w:rFonts w:ascii="Times New Roman" w:hAnsi="Times New Roman" w:eastAsia="宋体"/>
-                <w:b w:val="0"/>
-                <w:color w:val="191919"/>
-                <w:sz w:val="19"/>
-              </w:rPr>
-              <w:t>• 【1-1　外　春秋路有轨电车站·街道（1998） — 夜】电车停稳，折叠车门拉开。背着灰色帆布双肩包、戴着深蓝配红护耳针织帽与鲜红粗毛线围脖的幼年赵左右随着下车的人群敏捷地跳下台阶，一落地便迈开小短腿朝街边的炭火烤串摊飞奔而去。 人行道前方，一名年轻男子正举着相机给身穿白色长外套的女子拍照。幼年赵左右只顾闷头狂奔，直接从两人的镜头取景线中间一头穿了过去。他脚下没有半分停顿，只在跑动中朝两人抬了抬戴着厚手套的小手。 幼年赵左右头也不回地继续往烤串摊冲去。路边的白衣女子笑着重新站好，右侧男子再次举起相机对准她。 相机取景框里，白衣女子正对着镜头展颜微笑，幼年赵左右奔跑的身影恰（核心台词：幼年赵左右：“不好意思啊。” ／ 幼年赵左右：“老板！老板，快！” ／ 幼年赵左右：“没要韭菜啊。”）</w:t>
-              <w:br/>
-              <w:t>• 【1-3　外　家属院·院落入口（1998） — 夜】红砖砌成的老式家属院居民楼笼罩在夜色里，楼下积雪深厚，停放着几辆落满雪的老式二八自行车。幼年赵左右捧着白色餐盒一边低头吃着烤串，一边往自家单元楼方向走。 前方院落中央忽然传来一个成年男人歇斯底里的怒吼声。幼年赵左右咀嚼的动作慢了下来，警觉地停住脚步望向院心。</w:t>
-              <w:br/>
-              <w:t>• 【1-4　外　家属院·三个雪人院落（1998） — 夜】院落中央的雪地上立着刚堆好的雪人。一个情绪失控的成年男人正站在雪人跟前，指着雪人怒目咆哮。幼年赵左右站在几步外的阴影里静静看着。 幼年赵左右握着餐盒沉默地看着他，小小的脸庞上满是困惑与戒备。男人突然狂性大发，抬脚狠狠踹向面前的雪人，洁白的雪块顿时四分五裂、散落一地。 幼年赵左右没有贸然冲上去，而是等那个发泄完怒火的男人骂骂咧咧地彻底走远后，才连忙迈开步子跑到被踹碎的雪堆旁。 雪地上散落着坍塌的雪人残体和一枚滚落出来的红色小装饰物。幼年赵左右伸出戴着厚手套的手，把那枚红色小装饰物轻轻捡了起来。这时，上方居民楼亮着暖黄（核心台词：刘美奕（画外）：“赵左右！你愣着干啥呢？菜都凉了！” ／ 幼年赵左右：“来了！” ／ 成年赵左右（画外音）：“堆雪人，好像也是很遥远的事情了。”）</w:t>
-              <w:br/>
-              <w:t>• 【1-7　外　公墓外林荫长道（2033） — 日】雪后的城市林荫步道笔直幽长，两侧高大的落叶乔木枝干光秃。成年赵左右将黑色智能手机紧紧贴在耳边，一边快步走着一边低声向电话那头的妻子舒图解释；成年罗爱文双手插在大衣口袋里，保持着半步距离在旁边慢悠悠地陪着。 成年赵左右余光瞥了一眼身旁默不作声的罗爱文，有些难堪地压低嗓音捂住话筒。 电话那头啪地挂断了。成年赵左右握着挂断的手机僵在原地半秒，随即强装无事地把手机揣回兜里。与此同时，身旁的成年罗爱文也正好应付完一通下属打来的请示电话，从容地挂断。 成年罗爱文收起手机，转头望向神色落寞的成年赵左右。（核心台词：成年赵左右：“我现在在谈一件非常重要的事情！” ／ 舒图（电话音）：“什么事都比咱俩的事重要是吧？赵左右——你少买两瓶酒、两包烟，这钱不就出来了吗？” ／ 成年赵左右：“回家再说。”）</w:t>
-              <w:br/>
-              <w:t>• 【1-10　外　旧时光咖啡馆·门外雪街（2033） — 日】成年罗爱文推门走出电车咖啡馆，踏上积雪的人行道。成年赵左右紧追在身后不肯放弃。 被戳中痛处的成年赵左右急红了眼，一把抓住罗爱文的胳膊赌咒发誓。 成年赵左右 成年赵左右怔怔地听着，眼神里第一次动了念头。成年罗爱文从西装内袋里夹出一张印着「人生有限公司」的深色名片，递到他面前。 成年赵左右低头盯着那张名片良久没有吭声。成年罗爱文摇了摇头，转身准备离去，成年赵左右突然狐疑地叫住他。 成年罗爱文拍了拍他的肩膀扬长而去。那张「人生有限公司」的名片飘落在雪地上。成年赵左右独自伫立在寒风中，片刻后俯身将雪地里的名片捡起。就在这时（核心台词：成年赵左右：“老罗，你就帮我这一次吧。” ／ 成年罗爱文：“行了行了，赵左右。你都知道自己没有竞争力了——我难道要两三万、两三万，陪到你找到工作为止吗？到时候你要还不上钱，能怎么办？” ／ 成年赵左右：“你把我当成什么人了呀？我就是不要这条命了，我也一定会还上这个钱的！”）</w:t>
-              <w:br/>
-              <w:t>• 【1-11　外　2033雪街与2008长林八中·黑色铁围栏（时空交叠） — 日】成年赵左右独自站在黑色铁艺围栏外，低头凝视着手中的名片。 围栏外，仍穿着2033年黑色夹克与灰围巾的成年赵左右隔着密集的黑色铁栏，静静注视着围栏内那个生龙活虎的16岁自己。刺眼的冬日逆光洒在他的眉眼间，他的瞳孔深处燃起孤注一掷的火焰。 耀眼的纯白强光骤然从成年赵左右的瞳孔深处爆开，瞬间吞没了整个画面，又在下一秒无痕消融于2008年长林八中白雪皑皑的操场看台旁。（核心台词：成年赵左右：“你说得对。两三万，解决不了我的问题。” ／ 赵左右（画外）：“快点，爱文！太慢了，你干嘛呢？” ／ 成年赵左右：“二三十万。两三百万。都不如我自己——来左右一次人生。”）</w:t>
-              <w:br/>
-              <w:t>• 【1-12　外　长林八中·操场看台楼梯与黑色铁围栏 — 日】2008年深冬，长林市第八中学操场看台侧面。16岁的少年赵左右身穿袖侧带有两条鲜红条纹的米白色厚款连帽羽绒服、内搭八中深藏蓝运动校服，正躲在朱红色铁扶手的水泥折梯转角处，小心翼翼地将一袋刚从围栏外买来的红油麻辣烫递给身旁穿棕褐色羊羔毛翻领棉服的死党罗爱文。 罗爱文迫不及待地接过透明塑料袋，挑起一筷子沾满麻酱与红油的麻辣烫塞进嘴里，幸福得直眯眼。赵左右靠在台阶栏杆旁笑着看他吃。 罗爱文嚼着麻辣烫，目光无意间越过赵左右的肩膀，定格在几米外的黑色铁围栏外。 赵左右闻言一起扭头看去。只见黑色铁围栏外的人行道上，41岁的荀未（核心台词：赵左右：“拿稳，别撒了啊。来，爱文你先尝尝。” ／ 赵左右：“咱俩那还用说。吃。” ／ 赵左右：“谁啊？认识啊？”）</w:t>
-              <w:br/>
-              <w:t>• 【1-13　内　长林八中·教导主任办公室及门外走廊 — 日】教导主任办公室门外，赵左右、罗爱文和几个男生正把脑袋叠罗汉似的挤在门缝与走廊玻璃窗边，屏住呼吸往里偷看。（核心台词：赵左右：“天哪。是不是要哭了？”）</w:t>
-              <w:br/>
-              <w:t>• 【1-14　内　长林八中·教学楼走廊 — 日】这时，赵左右和罗爱文从走廊两侧一左一右快步贴了上来，把荀未来夹在中间。赵左右满脸崇拜地双手抱拳作揖。 说完，荀未来带着赵左右大步流星地继续往前走，把罗爱文一个人晾在了原地。罗爱文先是气鼓鼓地鼓起腮帮子抱怨，可不到半秒又双手捧脸娇羞地笑出了声，冲着两人的背影奋力挥手。（核心台词：赵左右：“英雄！敢问英雄尊姓大名？” ／ 赵左右：“以后您就是我们大哥。苟哥！那三千字检讨，我帮你写。” ／ 荀未来：“你写？写什么写？赵左右，你以后这样会一直吃亏的。罗爱文，你写。”）</w:t>
-              <w:br/>
-              <w:t>• 【1-15　内　长林八中·高一二班教室 — 日】陈明沉浸在题海里没有听见。走过来的赵左右以为新大哥觉得陈明太高冷，连忙凑上来打圆场。 荀未来深吸一口气，收敛起翻涌的思绪，跟着赵左右在座位上坐下。讲台上，戴主任拍了拍黑板擦，开始训话。 赵左右闻言赶紧低下头装模作样地翻开练习册刷题。荀未来在旁边瞧见了，压低声音凑过去敲了敲他的桌子。 赵左右惊讶地转头看他，讲台上的戴主任果然紧接着宣布了这桩消息，黑板上清晰写着「数学 9:00—11:00」。 赵左右更是一拍桌子热血上头，腾地就要站起来替全班出头。 旁边的荀未来眼疾手快，一把按住赵左右的肩膀将他死死摁回座位上。 赵左右（核心台词：赵左右：“别介意啊。陈明对谁都这样。” ／ 赵左右：“极其主观的决定！咱才高一，凭啥占用咱自习课啊？对不对？我说理去。” ／ 赵左右：“为啥呀？早上你不也替我们出头了吗？”）</w:t>
-              <w:br/>
-              <w:t>• 【1-16　内　长林八中·数学期末考场 — 日】就在荀未来对着数学卷子抓耳挠腮之际，考场另一侧的赵左右一直在焦躁地左顾右盼，望着斜前方一个空荡荡的座位出神。片刻后，赵左右突然高高举起了手。 赵左右起身一溜烟跑出了考场。荀未来盯着他神色慌张的背影，心里升起不祥的预感。（核心台词：赵左右：“老师，我想上厕所。”）</w:t>
-              <w:br/>
-              <w:t>• 【1-17　内　长林八中·教学楼走廊 — 日】空旷安静的走廊里，荀未来三步并作两步追上正在到处张望的赵左右，一把叫住他。 赵左右猛地刹住脚步转过身，满脸焦急。 听到「王一漫」三个字，荀未来的瞳孔骤然一缩，脑海中闪过那个清冷明艳的少女面庞。他没有半句废话，脸色瞬间比赵左右还要凝重。（核心台词：荀未来：“赵左右！” ／ 赵左右：“你不是说你来上厕所的吗？我早上还看到她了，但她没来考试，不会出什么事了吧？” ／ 赵左右：“王一漫。”）</w:t>
-              <w:br/>
-              <w:t>• 【1-18　外　长林八中·教学楼外雪地 — 日】荀未来与赵左右从红砖教学楼正门一口气冲下台阶，在白雪覆盖的校园岔路口停下，荀未来当机立断地一挥手。</w:t>
-              <w:br/>
-              <w:t>• 【1-19　内　长林八中·女卫生间门外走廊 — 日】找遍全校的荀未来与赵左右在教学楼一层尽头的女卫生间转角处重新汇合。两人喘着粗气，目光同时落向那扇嵌着磨砂玻璃条的女卫生间木门。 16岁的赵左右碍于男女大防，转身就跑去喊女老师。41岁的荀未来站在女卫生间门口，先是试探着朝门内喊了一声。 片刻之后，当赵左右气喘吁吁地折返回走廊转角时，只见荀未来已经双臂横抱着脸色苍白、双目紧闭的王一漫大步冲出了女卫生间。赵左右看得目瞪口呆，嘴巴微张发出「呃」的一声。荀未来根本没空解释，急声喝问。（核心台词：赵左右：“就剩这一个地方了。我去找戴主任。”）</w:t>
-              <w:br/>
-              <w:t>• 【1-20　内　长林八中·学校卫生室 — 日】学校卫生室里亮着高色温的冷白日光灯。身穿深蓝校服、内搭白色高领毛衣的王一漫静静躺在右侧靠墙的蓝白条纹铁架病床上，手背上刚拔掉葡萄糖针头。赵左右一脸担忧地守在病床边，校医坐在左侧办公桌后填写记录。 赵左右重新转过头望着病床上眉头微蹙、面色苍白的王一漫，小声嘀咕了一句。（核心台词：赵左右：“老师，她真的只是低血糖吗？怎么那么久了还没醒啊？” ／ 赵左右：“她是为了减肥才这样的么？”）</w:t>
-              <w:br/>
-              <w:t>• 【1-21　内/外　记忆中的夜色麻辣烫小店（闪回）与学校卫生室 — 夜/日】记忆闪回：多年前的一个冬夜，年轻的赵左右手拿竹筷坐在街边热气腾腾的麻辣烫小店窗内；玻璃窗外，身姿高挑的王一漫独自从夜色与车流中走过，却从未推门走进这家小店。 回到2008年学校卫生室。病床上的王一漫长睫微颤，缓缓睁开眼睛，撑着虚弱的身子慢慢坐了起来。守在床边的赵左右顿时喜出望外，连忙把一碗特意买回来的红油麻辣烫端到她面前。 赵左右端着麻辣烫尴尬地僵在半空。就在这时，荀未来从侧面走上前，自然地挡开那碗油腻的麻辣烫，将一瓶已经拧松了铁盖的黄桃罐头连同小铁勺递到了王一漫面前。（核心台词：赵左右：“来，醒了，快，吃点东西垫一下。”）</w:t>
-              <w:br/>
-              <w:t>• 【1-23　内　长林八中·数学补考教室 — 日】明亮的补考教室内，赵左右、荀未来与恢复精神的王一漫分坐三列单人考位。戴主任站在讲台前交代补考事宜。 荀未来双手插兜，在赵左右与王一漫惊讶的目光中推门走出了考场。</w:t>
-              <w:br/>
-              <w:t>• 【1-24　内　长林八中·教学楼走廊 — 日】走廊另一端，考完试的赵左右正小心翼翼地与王一漫并肩往高一二班教室走去。 听到「文科」两个字，赵左右的眼睛刷地一下亮了起来，脚步都轻快了三分。（核心台词：赵左右：“怎么样？感觉好点了吗？” ／ 赵左右：“等会儿分文理，你准备选哪呀？” ／ 赵左右：“你成绩那么好，选文选理肯定都行。”）</w:t>
-              <w:br/>
-              <w:t>• 【1-25　内　长林八中·高一二班教室 — 日】教室中后排的四角座位区，赵左右低头看着发到桌上的分科意向表。坐在旁边的荀未来原本想开口问陈明，目光却立刻锁定了16岁的自己，身体前倾紧紧盯着赵左右。 赵左右一脸莫名其妙地看着他没有吭声。荀未来转头看向旁边埋头整理笔记的陈明，又看向另一侧的罗爱文。 三言两语搞定罗爱文后，荀未来再次转回身，步步紧逼地看向赵左右。 赵左右往前凑了半步，目光认真地盯着对方。 荀未来的脑海中闪过刚才补考考场上王一漫递来红笔的柔和画面。而被当众戳破暗恋心事的16岁赵左右耳根瞬间红透，嘴硬地一把合上文具盒站起身。 赵左右叫上陈明往教室外走去。座（核心台词：赵左右：“你盯着我干吗？” ／ 荀未来：“你有梦想吗？你是马丁·路德·金吗？人生一步错，步步错。相信我，赵左右，选文。” ／ 赵左右：“被戴主任没收了。”）</w:t>
-              <w:br/>
-              <w:t>• 【1-26　内　长林八中·学校食堂 — 日】食堂后区的连体快餐桌旁，赵左右正端着餐盘大口吃饭。同桌的一名男生匆匆扒完两口饭便端起盘子起身。 赵左右握着筷子的手顿了顿，转头望向空荡荡的食堂门口，心里泛起一丝牵挂。（核心台词：赵左右：“你不吃了？”）</w:t>
-              <w:br/>
-              <w:t>• 【1-28　外　长林八中·红砖教学楼正门大台阶 — 日】荀未来低着头坐在冰冷的花岗岩台阶阴影里，手抵着隐隐作痛的胃部，肩背紧绷。身穿米白红条纹羽绒服的赵左右背着书包从阳光下走上台阶，停在他的侧前方。 少年清亮坦荡的眼神让荀未来怔了一下。他低下头自嘲地轻笑一声，随即撑着膝盖慢慢站起身，走到赵左右面前与他平视，语气骤然变得急切而功利。 听到「钱才是你唯一的兄弟」，赵左右原本关切温和的脸色瞬间冷了下来，眉头紧蹙地盯着荀未来。 赵左右顺着他的视线回头。只见身穿棕褐毛领外套的罗爱文和身穿羽绒背心的陈明正一前一后走上台阶。两人没有先理会赵左右，而是径直走到荀未来面前。 就在这时，身（核心台词：赵左右：“放学不回家，搁这干嘛呢？你中午没来吃饭，是胃不舒服吗？” ／ 赵左右：“我就是好奇，你到底为什么转校？” ／ 赵左右：“连陈明都找你问问题，成绩会差到哪儿去。我不会和别人说的。”）</w:t>
-              <w:br/>
-              <w:t>• 【1-30　外　家属院·三个雪人院落 — 夜】背着黑色双肩包的赵左右踏着积雪走进院子，在三个雪人面前停下脚步。他伸出手，轻轻替那个戴着黑色针织帽、插着胡萝卜鼻子的小雪人拂去头顶的浮雪，原本紧绷疲惫的眉眼渐渐柔和下来，轻声对自己说了一句。（核心台词：赵左右：“生日快乐。”）</w:t>
-              <w:br/>
-              <w:t>• 【1-31　内　老居民楼水泥楼梯间·赵左右家门外 — 夜】狭窄的水泥楼梯间里刷着半高的灰绿色油漆墙裙，配有红色圆管铁扶手。赵左右顺着楼梯往上走，迎面撞见一名搬家工人正抱着大纸箱从楼上匆匆往下搬，他连忙侧身贴着栏杆让路，好奇地回头看了一眼，继续走上楼台。 来到自家贴着红春联的墨绿色防盗铁门前，赵左右脚步一顿——只见门外右侧的地面上，静静放着一只包装极其精致的透明蓝盒太空宇航员生日蛋糕，盒面上印着「HAPPY BIRTHDAY」。赵左右疑惑地眨了眨眼，俯身将那只蓝色蛋糕盒抱进怀里，推门进屋。</w:t>
-              <w:br/>
-              <w:t>• 【1-32　内　赵左右家·玄关与餐厨区 — 夜】暖黄色的灯光洒满温馨的老式三居室，餐厅高低柜上的生态鱼缸咕嘟咕嘟冒着气泡。赵左右抱着透明蓝色蛋糕盒推门走进玄关，系着碎花围裙的母亲刘美奕正站在厨房镶花玻璃推拉门旁忙活。 赵左右挠了挠头，语气里带着几分少年的急切。 看着爸妈日常拌嘴，站在门厅里的赵左右举了举怀里那只精致的透明蓝色太空蛋糕盒。 赵左右顺着父亲手指的方向看去，客厅桌面上果然端端正正放着另一只传统的红色家庭生日蛋糕盒。他低头看着怀里这只没人认领的蓝盒太空蛋糕，满脑子问号。（核心台词：赵左右：“妈，隔壁张叔一家是搬家了吗？” ／ 赵左右：“我寻思送他一床得了，谁会买二手被子啊。” ／ 赵左右：“妈，这蛋糕也太好看了，是你买的吗？”）</w:t>
-              <w:br/>
-              <w:t>• 【1-33　内　赵左右家·赵左右房间 — 夜】贴满热血动漫海报的小卧室里亮着暖黄的台灯。那只透明蓝盒太空生日蛋糕被放在床前的矮柜上。赵左右坐在单人木床沿上，把沉甸甸的黑色双肩书包放到膝头，刺啦一声拉开拉链——里面竟然被塞得满满当当。 他先从书包里掏出一本厚厚的《Harry Potter》英文原版书，书页间掉出一张手写贺卡。卡片上用马克笔龙飞凤舞地写着祝福，偏偏把「Surprise!」少写了一个字母拼成了「Suprise!」。赵左右看着那行熟悉的错别字，原本郁结了一下午的心头阴霾瞬间一扫而空，扑哧一声笑了出来。 他放下贺卡，又从书包深处捧出一本装订得整整齐齐的厚（核心台词：赵左右：“怪不得书包那么沉。瞒了我一天。” ／ 赵左右：“Surprise还拼错了，倒也算是你罗爱文的防伪标记。” ／ 赵左右：“《答案略集锦》。陈明，还是你懂我。”）</w:t>
-              <w:br/>
-              <w:t>• 【1-35　内　赵左右家·餐厅 — 夜】16岁的赵左右双手合十闭上眼睛，对着摇曳的生日烛光认真许愿。（核心台词：赵左右：“没啥。就突然想到，今天班里来了个新同学，人挺仗义的，就是古里古怪的，一直嚷嚷着让我必须报文科。” ／ 赵左右：“那就爸给我买个新手机，然后妈多给点零花钱。但是最重要的，还是家人朋友身体健康。特别是苟哥的胃。”）</w:t>
-              <w:br/>
-              <w:t>• 【1-38　内/外　2008冬夜多空间群像（漫画屋房间·罗爱文家·办公室·赵家主卧·家属院） — 夜/晨】赵家生日餐桌前，父母笑着祝福儿子，少年赵左右开心地向爸妈道谢。 学校办公室里，深夜未归的戴主任在台灯下翻开白天从赵左右手里没收的那本《心惊肉跳》杂志，一张写着「To: 王一漫」的粉色信纸从书页间滑落出来。戴主任拿起信纸看了看，严厉的眉眼间漾开一抹温和怀念的笑意。（核心台词：荀未来（内心独白）：“小赵，原谅我。我知道学纸媒，你可能真的会穷二十五年。但我只能顾着先改善自己当下的生活。我们是一个人，这样……不算自私吧。”）</w:t>
-              <w:br/>
-              <w:t>• 【1-39　外　长林八中·黑色铁围栏边 — 日】清晨的校园铁围栏旁，身穿米白红条纹羽绒服的赵左右正拎着一袋热乎乎的早点站在栏杆内侧张望。身穿红褐连帽外套配校服的荀未来从步道另一侧走过来。（核心台词：赵左右：“你说罗爱文啊？他被戴主任按在办公室里复习呢，我给他带点。”）</w:t>
-              <w:br/>
-              <w:t>• 【1-40　外　长林八中·校园步道 — 日】荀未来走到赵左右身旁，两人很自然地并肩顺着覆雪的校园步道往教学楼方向走去。早已消了气的赵左右一边走，一边像个小大人似的操心起荀未来的胃。（核心台词：赵左右：“想好了吗？准备选文吗？你胃好点了吗？你以后呀，也别吃口味这么重的东西了，对你的胃不好。我给罗爱文带的。” ／ 赵左右：“才？你怎么一点时间观念都没有？什么叫才呀？”）</w:t>
-              <w:br/>
-              <w:t>• 【1-41　外　长林八中·黑色铁围栏外 — 日】黑色铁围栏外的人行道上，一个头戴黑色窄檐呢礼帽、鼻梁上架着深色大框墨镜、身穿黑色长款厚毛呢大衣配酒红暗格纹围巾的神秘老人（赵了）正静静伫立在寒风中，隔着铁栏杆凝视着校内并肩远去的荀未来与赵左右。</w:t>
-              <w:br/>
-              <w:t>• 【1-42　外　家属院·三个雪人院落 — 日】清晨的阳光洒在老式家属院的积雪小路上。戴着黑色礼帽与墨镜的神秘老人收起手机，双手背在身后，步履沉缓地从院落中央那三个并排而立的雪人身旁走过，径直迈入赵左右家所在的单元楼门洞。</w:t>
-              <w:br/>
-              <w:t>• 【1-43　内　老居民楼·水泥楼梯间 — 日】狭窄的老式水泥楼梯间内，神秘老人扶着红色的金属圆管栏杆，一步一步沉稳地拾级而上，走过转角平台，停在赵左右家隔壁那扇贴着春联的墨绿色防盗铁门前，掏出钥匙打开房门走了进去。</w:t>
-              <w:br/>
-              <w:t>• 【1-44　内　神秘老人房间（赵左右家隔壁） — 日】清晨的高色温阳光从左侧装有浅绿防盗栏的双扇木窗斜射进屋内，窗台上摆着绿植盆栽与白搪瓷缸，旧木桌上立着一盏橙黄色圆球灯罩复古台灯。房间右侧靠墙的单人木床上，整整齐齐叠放着那床刚从赵左右家买来的红绿灰格纹旧棉被。 老人缓缓坐到那床叠着赵家旧被子的单人床沿上，翻开手中的老式黑色翻盖手机。小小的液晶屏幕上，清晰显示着刚才在八中铁围栏外偷拍到的荀未来与少年赵左右的照片。</w:t>
-            </w:r>
-          </w:p>
-        </w:tc>
-      </w:tr>
-      <w:tr>
-        <w:trPr>
-          <w:cantSplit/>
-        </w:trPr>
-        <w:tc>
-          <w:tcPr>
-            <w:tcW w:type="dxa" w:w="2376"/>
-            <w:vAlign w:val="center"/>
-            <w:tcMar>
-              <w:top w:w="105" w:type="dxa"/>
-              <w:bottom w:w="105" w:type="dxa"/>
-              <w:left w:w="145" w:type="dxa"/>
-              <w:right w:w="145" w:type="dxa"/>
-            </w:tcMar>
-            <w:shd w:fill="F7FAFC"/>
-          </w:tcPr>
-          <w:p>
-            <w:pPr>
-              <w:spacing w:before="40" w:after="40" w:line="341" w:lineRule="auto"/>
-              <w:jc w:val="center"/>
-            </w:pPr>
-            <w:r/>
-            <w:r>
-              <w:rPr>
-                <w:rFonts w:ascii="Times New Roman" w:hAnsi="Times New Roman" w:eastAsia="宋体"/>
-                <w:b/>
-                <w:color w:val="191919"/>
-                <w:sz w:val="19"/>
-              </w:rPr>
-              <w:t>EP02《第三个雪人》</w:t>
-            </w:r>
-          </w:p>
-        </w:tc>
-        <w:tc>
-          <w:tcPr>
-            <w:tcW w:type="dxa" w:w="7992"/>
-            <w:vAlign w:val="center"/>
-            <w:tcMar>
-              <w:top w:w="105" w:type="dxa"/>
-              <w:bottom w:w="105" w:type="dxa"/>
-              <w:left w:w="145" w:type="dxa"/>
-              <w:right w:w="145" w:type="dxa"/>
-            </w:tcMar>
-            <w:shd w:fill="F7FAFC"/>
-          </w:tcPr>
-          <w:p>
-            <w:pPr>
-              <w:spacing w:before="40" w:after="40" w:line="341" w:lineRule="auto"/>
-              <w:jc w:val="left"/>
-            </w:pPr>
-            <w:r/>
-            <w:r>
-              <w:rPr>
-                <w:rFonts w:ascii="Times New Roman" w:hAnsi="Times New Roman" w:eastAsia="宋体"/>
-                <w:b w:val="0"/>
-                <w:color w:val="191919"/>
-                <w:sz w:val="19"/>
-              </w:rPr>
-              <w:t>• 【2-1　内　赵左右家·赵左右卧室与客厅（闪回） — 夜/日】2008年1月20日夜。万籁俱寂的卧室里，16岁的赵左右钻在被窝中，手里举着一只亮着冷白光束的手电筒，正屏息凝神地翻看一本《心惊跳》悬疑故事杂志。书页上的铅字在手电筒光圈下格外清晰。 【闪回·赵左右家客厅】白天温暖的赵家客厅里，鱼缸水波微漾，赵左右从小盖到大的那床绿白格纹旧棉被正叠放在桌旁。母亲刘美奕身穿米白色针织毛衣站在鱼缸前，对着头戴黑色礼帽、围着红黑格纹围巾上门的对门新邻居赵了不好意思地解释。 赵了走上前，双手珍重地抱起那床厚实的绿白格纹旧被子，低头将整张脸深深埋进被面嗅闻着久违的家的气息，随后缓缓抬起头，冲（核心台词：赵左右（内心独白）：“凶手会在下手之前采风，试探自己的猎物。”）</w:t>
-              <w:br/>
-              <w:t>• 【2-2　内　赵左右家老居民楼·五楼楼道（噩梦） — 夜】夜深人静。身穿黑白横条纹睡衣的赵左右打着手电筒，轻轻推开501室的防盗门，蹑手蹑脚地溜进昏暗的五楼楼道。 赵左右猫着腰走到对门502室（赵了住处）的绿色防盗门前，把耳朵贴在门板上听了听。随后他从睡衣口袋里掏出银灰色诺基亚直板手机，按下录音键，小心翼翼地将手机从502室门底的缝隙塞了进去。 数秒后，赵左右将手机从门缝下抽回来，点开播放键贴在耳边细听——听筒里只有一片死寂的沙沙声。就在这时，502室门内突然传来一阵沉稳的皮鞋脚步声，一步步逼近门后！ 赵左右脸色骤变，慌忙收起手机转身想跑，头顶的楼道声控灯却在此时“啪”地</w:t>
-              <w:br/>
-              <w:t>• 【2-3　内　公交车车厢 — 日】2008年1月21日清晨。行驶在冬日街头的公交车后排座位上，身穿校服与灰色羽绒服的16岁赵左右猛地从睡梦中惊醒，大口喘着粗气。 赵左右揉了揉惺忪的睡眼，满脸怨气地瞪了荀未来一眼。（核心台词：赵左右：“以后你没事别老给我打电话，太坑了。”）</w:t>
-              <w:br/>
-              <w:t>• 【2-4　内　赵左右家老居民楼·五楼楼梯间与502室（闪回） — 日/夜】【闪回·前一日五楼楼道】16岁的赵左右背着双肩书包顺着水泥楼梯走上五楼，站在自家501室绿色防盗门前掏钥匙。对门502室的防盗门“吱呀”一声推开，满头银发、身穿黑色针织毛衣内搭白衬衫的66岁赵了探身站在门口，温和地叫住了他。 赵左右背对着赵了浑身紧绷，头也不敢回地支吾推脱，捏着钥匙的手紧张得直抖，连捅了几下都没能把钥匙插进501室的锁孔里。 赵左右拧钥匙的动作骤然停住，缓缓转过头去——只见502室门口的赵了正微笑着举起左手，手里赫然捏着两张崭新的红色百元大钞。 赵了拿着手机快步走开。赵左右一个人失魂落魄地坐在水泥楼（核心台词：赵左右：“没……没带。” ／ 赵左右（内心独白）：“凶手会在下手之前采风，试探自己的猎物……真不该借给他的。”）</w:t>
-              <w:br/>
-              <w:t>• 【2-6　内　长林八中·高一十班教室 — 日】就在这时，身穿米白色连帽羽绒服的16岁赵左右背着书包、打着哈欠无精打采地走进教室，在荀未来前排的座位坐下，趴倒在课桌上。 赵左右有气无力地从书包里掏出自己的《文理分科意向表》——上面“所选科类”一栏原本圈着“理科”。 荀未来眉心微动，随即瞥见赵左右书包里露出的杂志一角，立刻计上心头，凑上前循循善诱。 赵左右猛地转过头，一脸惊讶地看向荀未来。 赵左右不好意思地把书包往怀里拽了拽。 16岁的赵左右被夸得双目放光，胸膛不自觉地挺了起来。荀未来满意地拍了拍他的肩膀，悠然靠回椅背。 话音未落，荀未来脑海中骤然闪过黑底白字的身（核心台词：赵左右：“别提了，这两天遇到一个怪老头，晚上一直做噩梦，没睡好。” ／ 赵左右：“你咋知道？” ／ 赵左右：“还是别看了，写得不咋地。”）</w:t>
-              <w:br/>
-              <w:t>• 【2-7　外　2033年陈明告别仪式大厅外（闪回） — 日】【闪回·2033年】冬日晴空下，陈明（1992—2033）告别仪式已结束的电子挽联大屏立在台阶旁。41岁的赵左右身穿黑色大衣站在电子屏前，凝视着屏幕上不断滚动的昔日高中同学吊唁弹幕（“先生送出白包 安息”、“王一漫女士送出白包 安息”、“女士送出白包 一路走好”）。</w:t>
-              <w:br/>
-              <w:t>• 【2-8　外/内　长林八中·教学楼门厅与一楼走廊 — 日】课间操结束，王一漫与女同学并肩说笑着走进教学楼大门，与迎面走来的赵左右、荀未来擦肩而过。赵左右目光痴痴地追随着王一漫的背影。 教学楼门厅的玻璃门后，赵左右与荀未来一左一右扒着门框探头张望。荀未来凑到赵左右耳边低声开口。 荀未来从校服口袋里掏出一支红色水笔，塞进赵左右手里。 赵左右捏着那支红笔，脸上乐开了花，双脚却像灌了铅似的站在原地不敢挪步。荀未来恨铁不成钢地推了他一把。 恰在此时，上课铃声响彻走廊。赵左右如蒙大赦，把笔往兜里一揣。 赵左右一溜烟跑回教室。镜头向走廊纵深处缓缓拉出——只见头戴黑色礼帽、架着一副圆框墨（核心台词：赵左右：“真的？她后来真吃了？” ／ 赵左右：“上课了，我下次！”）</w:t>
-              <w:br/>
-              <w:t>• 【2-9　内　长林八中·学生食堂 — 日】荀未来神秘地压低声音，朝众人招了招手，顺势把光环全数引向16岁的赵左右。 端着餐盘走过来的赵左右和罗爱文恰好听见尾巴，赵左右一脸茫然地指了指自己，罗爱文也满头雾水。 荀未来眼疾手快地一把捂住赵左右的嘴。（核心台词：荀未来：“我跟你说，我这些消息啊，都是听我的好哥们赵左右说的！因为他们家好多亲戚都是做媒体的，人脉特别的广，只不过他比较低调，所以你们千万不要去问他。他本人，杂志、小说、漫画看得也多，尤其擅长写文章！我跟你们说，以后我要是有钱了，我绝对投资他创业的，绝对靠谱！”）</w:t>
-              <w:br/>
-              <w:t>• 【2-10　外/内　长林八中·教学楼门厅与外侧红砖无障碍坡道 — 日】教学楼玻璃门内，16岁的赵左右静静凝视着门外吃苹果的王一漫，脑海中回响起早上荀未来那句善意的谎言—— 赵左右垂下眼帘，拉开自己的羽绒服拉链，从怀里掏出那袋一直没敢送出去、早已有些温凉的“舒记麻辣烫”，眼底掠过一丝失落。就在这时，一名女同学推开教学楼侧门喊道。 王一漫收起苹果，快步走上坡道迈进教学楼。赵左右拎着那袋麻辣烫走出门厅，站在覆雪的坡道上懊恼地叹了口气。 话音未落，赵左右口袋里的银灰色诺基亚手机忽然响起短信提示音。他掏出手机点开第一条短信息，屏幕上显示：“【八中之声广播社】午间请务必前来参加换届选举活动”。 （核心台词：赵左右：“早知道就不退出广播社了。” ／ 赵左右：“让我参加广播社换届选举？发错了吧……”）</w:t>
-              <w:br/>
-              <w:t>• 【2-11　内/外　长林八中·音乐教室3202与教学楼门廊 — 日】赵左右拎着麻辣烫从后门溜进教室，在最后一排唯一的空位——戴着圆框眼镜、穿着米色羊羔毛领羽绒服的高一二班女生徐图图身旁坐下。徐图图正低头在笔记本上认真修改着广播稿。 最后一排，徐图图握着笔的手指微微收紧，犹豫再三，鼓起勇气将右手怯生生地举到胸口高度。身旁的赵左右低头看了一眼麻辣烫，转头瞥见徐图图半举着发抖的手，当即热心地一把抓住徐图图的手腕，帮她把右手高高举过头顶，顺势大喊了一声。 赵左右一听，连忙替身旁的徐图图打抱不平。 徐图图深吸一口气，抱起笔记本和文件夹站起身。赵左右朝她挥了挥拳头。（核心台词：赵左右：“你打算投谁呀？” ／ 赵左右：“这有！” ／ 赵左右：“社长，那她怎么为自己拉票啊？”）</w:t>
-              <w:br/>
-              <w:t>• 【2-12　内　长林八中·音乐教室3202 — 日】台下响起热烈掌声。荀未来推门走进教室，径直来到最后一排，在赵左右身旁刚才徐图图的空位上坐下，一边鼓掌一边侧头打量赵左右。（核心台词：赵左右：“没有，我收到短信才来的，正好帮一漫投一票嘛。”）</w:t>
-              <w:br/>
-              <w:t>• 【2-13　内　长林八中·一楼广播室与音乐教室3202（交叉剪辑） — 日】广播喇叭里陷入长达数秒的沉默，3202教室里的社员们面面相觑。赵左右却一脸笃定地偏头对荀未来解释。 徐图图拿起筷子，对着麦克风大口吸溜起麻辣烫里的黄面。清脆诱人的吸面声通过广播传遍全校。3202教室后排，赵左右抱着怀里的麻辣烫塑料袋，听得两眼放光。 【闪回·2033年】暖黄灯光下的卧室大床上，41岁的妻子舒图盘腿坐在被窝里，怀里捧着一瓶黄桃罐头，正一勺接一勺吃得津津有味。41岁的赵左右坐在床边看着她。 3202教室里，赵左右听得哈哈大笑。荀未来却恨铁不成钢地凑近赵左右耳边。 赵左右不满地抱紧怀里的麻辣烫袋子，扭过身（核心台词：赵左右：“你看，她故意的，她很懂得利用停顿和音乐。” ／ 赵左右：“你不懂。” ／ 赵左右：“这声音……绝对是门口那家麻辣烫的黄面！太有品味了！”）</w:t>
-              <w:br/>
-              <w:t>• 【2-14　内　荀未来与舒图家·卧室/书房/餐厅（2033） — 夜】舒图凝视着照片露出温柔笑意。门外传来脚步声，舒图立刻蹲下身，拉开书柜底层的抽屉将照片放进去并转动钥匙锁好。41岁的赵左右穿着灰色V领毛衣走进书房，站在她身后无奈开口。 舒图拿着文件夹走向餐厅，赵左右一路跟在她身后追问。</w:t>
-              <w:br/>
-              <w:t>• 【2-15　内　长林八中·广播室与音乐教室3202 — 日】前排的赵左右察觉到他的反常，转过头奇怪地拍了拍他。（核心台词：赵左右：“荀哥？荀未来？”）</w:t>
-              <w:br/>
-              <w:t>• 【2-17　外/内　教学楼门厅廊柱与音乐教室3202（交叉剪辑） — 日】教学楼门厅外的红砖廊柱下，16岁的赵左右正和同学说笑着走出大门。荀未来一个箭步冲上前，一把拽住赵左右的胳膊将他拉到廊柱旁。 赵左右停顿了一下，低头捏了捏衣角，随即抬起头。 【切回教学楼廊柱下】荀未来死死盯着16岁的赵左右，语气焦躁到了极点。 16岁的赵左右彻底被激怒，一把甩开荀未来的手，仰起头冲他大吼。 赵左右头也不回地大步离去，留下荀未来独自站在刺骨的寒风与廊柱阴影之中。（核心台词：荀未来：“赵左右！刚才那个广播里叫徐图图的女孩，你觉得她很好吗？” ／ 赵左右：“她是很有想法。咋啦？” ／ 赵左右：“又来了！我把票投给谁，跟你有啥关系啊？”）</w:t>
-              <w:br/>
-              <w:t>• 【2-18　内　赵左右家·客厅与餐厅 — 夜】夜晚的赵家灯火通明。父亲赵东来穿着黑色高领毛衣坐在客厅沙发上摆弄紫砂茶具，母亲刘美奕系着围裙在玻璃隔断后的厨房里忙碌。赵左右拿着《长林市第八中学文理分科意向表》和一支笔，小心翼翼地走到父亲身旁。 赵东来接过分科表扫了一眼——表格上“所选科类”一栏，“文科”已被赵左右打上了勾，下面工工整整写着一段选科理由。赵东来眉头微蹙，没有立刻签字。刘美奕端着一盘炒菜从厨房走出来摆上餐桌。 赵左右坐到餐桌前拿起筷子。客厅沙发上的赵东来盯着手里的分科表，沉下脸开了腔。 16岁的赵左右紧紧咬着嘴唇，眼圈泛红，猛地站起身离开餐桌，头也不（核心台词：赵左右：“爸，老师的意见反馈来了，说我文理成绩差不多，报文科可以，看家长意见。这儿，签字啊。” ／ 赵左右：“我在八中都能混个中游，不是挺牛的吗？”）</w:t>
-              <w:br/>
-              <w:t>• 【2-19　内　长林八中·高一十班教室 — 日】次日（2008年1月22日）课间。高一十班教室里，学习委员陈明正在过道挨个收取《文理分科意向表》。赵左右面无表情地把折好的分科表递给陈明。坐在后排的荀未来一眼瞥见，立刻起身一把从陈明手里抽走了赵左右的表格。 荀未来展开表格——只见“高一（十）班 赵左右”一栏里，“文科”被涂成了黑疙瘩，勾画在了“理科”上。荀未来脸色骤变，拿着表格冲到赵左右课桌前质问。 被戳中痛处的赵左右猛地从座位上站起来，伸手去夺表格。 两人在狭窄的课桌过道间激烈拉扯，荀未来一脚踏上课桌，居高临下地按住赵左右的肩膀；赵左右彻底失去理智，挥拳朝荀未来（核心台词：赵左右：“我喜欢，不行吗？” ／ 赵左右：“还我！” ／ 赵左右：“还我！”）</w:t>
-              <w:br/>
-              <w:t>• 【2-20　内　长林八中·教导主任办公室 — 日】教导主任办公室内。赵左右与荀未来垂手并排站在铁皮文件柜前，衣服领口还带着扭打后的凌乱。教导主任戴娟双手背在身后，面沉似水地审视着两人。 赵左右嘴唇动了动刚要开口，身旁的荀未来却抢先一步，平静而干脆地吐出一个字。 赵左右猛地转过头，满脸愕然地看向荀未来。 站在一旁的16岁赵左右静静听着这番话，原本紧绷的神情微微动容。戴娟皱眉打量着荀未来。 戴娟转回身，从办公桌上拿起那张被揉皱的《文理分科意向表》，递给还规规矩矩站在铁皮文件柜前的16岁赵左右。 戴娟拿着教案走出办公室。办公室内侧的文件柜旁，赵左右把分科表按在铁皮柜面上（核心台词：赵左右：“荀未来……”）</w:t>
-              <w:br/>
-              <w:t>• 【2-21　内　长林八中·教学楼走廊与办公室文件柜前（交叉剪辑） — 日】阳光洒满的教学楼走廊里，荀未来双手抱胸靠在窗边。16岁的赵左右走出办公室，缓步来到荀未来身旁并肩站定。 赵左右转过头，认真地注视着荀未来的眼睛。 荀未来拍了拍赵左右的肩膀，转身准备离开。赵左右在身后叫住了他。 【闪回刚才的办公室文件柜旁】16岁的赵左右把《长林市第八中学文理分科意向表》贴在铁皮文件柜上，手持白色涂改笔，一点点涂掉父亲强行勾选的“理科”，随后郑重地在“文科”上打下对勾。 【回到走廊】16岁的赵左右快步上前按住荀未来的胳膊，脸上绽放出少年独有的张扬笑容。 现实走廊里，荀未来脸色瞬间惨白，双腿一软重重摔倒（核心台词：赵左右：“明明是我先动的手，你为什么要帮我挡？” ／ 赵左右：“你真这么想？” ／ 赵左右：“回去？回原来的学校去吗？”）</w:t>
-              <w:br/>
-              <w:t>• 【2-22　内　长林八中·校医室与走廊 — 日】女校医拿着手电筒翻开荀未来的眼皮检查瞳孔。守在床边的16岁赵左右凑近细看，目光落在荀未来左眉骨上方那道月牙形浅疤上，发现疤痕边缘似乎有些微妙的异样。 赵左右眨了眨眼睛，神色有些局促地看了对方一眼。 女校医转身离开。赵左右坐在病床边，指了指自己的左眉骨，好奇地看向坐起身的荀未来。 赵左右挠了挠头，语气里带着几分少年的急切。 16岁的赵左右边走边低头按着手机键盘，义愤填膺地在贴吧里发出一条跟帖——【屏幕浮窗三】作者：Zuo_Y (12:52)：“回复：谣言！都是谣言！荀哥就是坠牛的！！！”（核心台词：赵左右：“谢谢啊。” ／ 赵左右：“荀哥，你是不是跟人打架了才转的校啊？” ／ 赵左右：“见义勇为？我果然没认错大哥！”）</w:t>
-              <w:br/>
-              <w:t>• 【2-24　外　长林八中校门口至徐图图家红砖家属楼外 — 黄昏】傍晚放学时分，夕阳余晖映照着校门口的积雪。荀未来与16岁的赵左右并肩走出校门，迎面看见穿着米白色羽绒服的徐图图正推着自行车走出校门铁栅栏。荀未来脚步一顿，目光紧紧追随着徐图图的背影。 荀未来转头拍了拍身旁的赵左右。（核心台词：赵左右：“行，明天见！”）</w:t>
-              <w:br/>
-              <w:t>• 【2-25　内/外　长林八中·教导主任办公室、走廊与广播室外雪地（倒叙：数小时前） — 日】赵了沿着走廊慢步前行，掏出自己的诺基亚手机，编辑了那条“【八中之声广播社】午间请务必前来参加换届选举活动”的短信息，精准发送给教学楼外雪坡上的16岁赵左右！ 3202音乐教室门外，赵了透过门缝静静看着16岁的赵左右在最后一排举起徐图图的手臂（“这有！”），脸庞上浮现出一丝慈爱而欣慰的笑意。</w:t>
-              <w:br/>
-              <w:t>• 【2-26　外/内　高架桥下车祸现场与豪车后座（2035） — 日】留着一头艺术家长发、戴着金丝边眼镜、身穿考究黑色羊绒长风衣的赵左右（改学文科后成为“杂志大王”的另一条时间线）失魂落魄地拨开人群走上前。车体残骸旁，身穿米白色大衣、无名指戴着婚戒的舒图静静倒在血泊之中，满手鲜血，已无生息。 【快速闪回】41岁的荀未来在2033年陈明告别仪式上手持电子屏盘点同学身价、在人生无限有限公司签下零零九号服务协议、手持“荀未来”身份证；紧接着切至2035年，长发金丝眼镜的赵左右在商务豪车后座酣睡，手中的智能手机屏幕亮起刺眼的弹窗：“未接来电 刚刚｜舒图 (7)｜响铃 17 秒”；高端访谈演播（核心台词：赵了（画外音）：“荀未来，不，赵左右，富有到底给你带来了什么？”）</w:t>
-              <w:br/>
-              <w:t>• 【2-28　外/内　赵左右家居民楼下三个雪人院落与五楼501门口（倒叙：1月21日夜） — 夜】1月21日深夜，鹅毛大雪纷纷扬扬。66岁的赵了蹲在赵家楼下的院落里，亲手将三个并排的雪人堆砌成型，并为雪人戴上手套与帽子。他站起身，慈祥而悲悯地注视着三个雪人。 五楼501室防盗门外，赵了将一只系着蓝色丝带、印着“HAPPY BIRTHDAY”的太空主题透明盒生日蛋糕轻轻放在地上。他站在门前，摘下头顶的黑色礼帽，对着紧闭的家门温柔微笑。（核心台词：赵了：“小赵啊，我和荀未来，你只能选一条路。但无论你怎么选……”）</w:t>
-              <w:br/>
-              <w:t>• 【2-29　内　徐图图家·徐图图卧室与赵左右家·赵左右卧室（交叉剪辑） — 夜】2008年1月22日夜。红砖老式家属楼二楼户外铁楼梯平台（门牌1449）笼罩在静谧夜色中。卧室内，摘下圆框眼镜的徐图图与熟睡的母亲同睡在一张大床上，她躺在温暖的条纹被窝里，手里拿着白色红边的索爱Walkman滑盖手机。屏幕上显示着手机QQ好友列表，她点开“狂野阳光 (6/6)”分组，点选网名为“狂野阳光”的赵左右头像进入聊天窗口，在输入框里敲下一个“谢”字，看着闪烁的光标，嘴角浮现出一丝笃定的甜笑。 画面叠化出白天3202音乐教室黑板上“徐图图 1”的粉笔字迹，随后叠化至躺在自己卧室床上、双手枕在脑后凝视天花板的1（核心台词：赵左右（内心独白）：“王一漫。我投给了王一漫。”）</w:t>
-              <w:br/>
-              <w:t>• 【2-30　内　王一漫家·客厅 — 夜】王一漫坐在自家的欧式复古沙发上。她拉开书包拉链，小心翼翼地捧出白天赵左右送给她的那碗麻辣烫。</w:t>
-              <w:br/>
-              <w:t>• 【2-31　外/内　和艺北街IC卡公用电话亭与人生无限有限公司（2058） — 夜】深夜空旷寂静的“和艺北街”，街角路灯在雪地上投下昏黄的光晕。16岁的赵左右在被窝里用手机发了一条说说：“【说说】今天发生了很多事，不过，祝我生日快乐吧！”与此同时，深夜空旷寂静的“和艺北街（HE YI BEI JIE）”上，身穿黑色皮夹克、内搭白衬衫与黑领带、头戴深色做旧棒球帽的66岁赵了独自走过斑马线，推门走进路牌下的IC卡公用电话亭。（核心台词：赵了：“我是赵左右。”）</w:t>
-            </w:r>
-          </w:p>
-        </w:tc>
-      </w:tr>
-      <w:tr>
-        <w:trPr>
-          <w:cantSplit/>
-        </w:trPr>
-        <w:tc>
-          <w:tcPr>
-            <w:tcW w:type="dxa" w:w="2376"/>
-            <w:vAlign w:val="center"/>
-            <w:tcMar>
-              <w:top w:w="105" w:type="dxa"/>
-              <w:bottom w:w="105" w:type="dxa"/>
-              <w:left w:w="145" w:type="dxa"/>
-              <w:right w:w="145" w:type="dxa"/>
-            </w:tcMar>
-          </w:tcPr>
-          <w:p>
-            <w:pPr>
-              <w:spacing w:before="40" w:after="40" w:line="341" w:lineRule="auto"/>
-              <w:jc w:val="center"/>
-            </w:pPr>
-            <w:r/>
-            <w:r>
-              <w:rPr>
-                <w:rFonts w:ascii="Times New Roman" w:hAnsi="Times New Roman" w:eastAsia="宋体"/>
-                <w:b/>
-                <w:color w:val="191919"/>
-                <w:sz w:val="19"/>
-              </w:rPr>
-              <w:t>EP03《少年的决定》</w:t>
-            </w:r>
-          </w:p>
-        </w:tc>
-        <w:tc>
-          <w:tcPr>
-            <w:tcW w:type="dxa" w:w="7992"/>
-            <w:vAlign w:val="center"/>
-            <w:tcMar>
-              <w:top w:w="105" w:type="dxa"/>
-              <w:bottom w:w="105" w:type="dxa"/>
-              <w:left w:w="145" w:type="dxa"/>
-              <w:right w:w="145" w:type="dxa"/>
-            </w:tcMar>
-          </w:tcPr>
-          <w:p>
-            <w:pPr>
-              <w:spacing w:before="40" w:after="40" w:line="341" w:lineRule="auto"/>
-              <w:jc w:val="left"/>
-            </w:pPr>
-            <w:r/>
-            <w:r>
-              <w:rPr>
-                <w:rFonts w:ascii="Times New Roman" w:hAnsi="Times New Roman" w:eastAsia="宋体"/>
-                <w:b w:val="0"/>
-                <w:color w:val="191919"/>
-                <w:sz w:val="19"/>
-              </w:rPr>
-              <w:t>• 【3-2　内　徐图图家·徐图图卧室与501室赵左右卧室（交叉剪辑） — 夜】【交叉剪辑·福慧家园6栋501室赵左右卧室】与此同时，16岁的赵左右身穿长林八中深蓝白条纹校服外套、内搭浅灰色连帽卫衣坐在自己的台式电脑前。显示器上正打开着深蓝夜空背景的“王一漫的QQ空间”，相册栏里贴着王一漫围红围巾的雪地照与教堂风景照。 赵左右目不转睛地盯着王一漫的QQ空间主页，在留言板里一字一顿地敲下留言。 就在这时，电脑屏幕右下角的QQ企鹅图标急促闪烁起来，接连响起清脆的“嘀嘀嘀”提示音。赵左右移动鼠标点开，先是弹出荀未来发来的两条催促消息。 紧接着，徐图图发来的两条“下周二麻辣烫店大胃王挑战赛”邀约窗口也（核心台词：赵左右（QQ空间留言）：“我又来踩了，求回踩” ／ 刘美奕（画外音）：“赵左右，洗漱睡觉了！” ／ 赵左右：“来啦！”）</w:t>
-              <w:br/>
-              <w:t>• 【3-3　内　老居民楼502室·赵了房间与501室赵左右卧室（交叉剪辑与三分屏） — 夜】赵了的笔记本屏幕上完整投射着对门501室赵左右台式电脑的实时远程桌面，屏幕最上方悬浮着一条醒目的深蓝色系统状态栏——“黑鸽子 V2.1 入侵监控中 ｜ 远程控制：关闭”。 赵了注视着屏幕上徐图图发来的邀请以及赵左右留在输入框里的那句“要不下次吧（”，苍老的眼底浮起一抹温和而笃定的笑意。他移动鼠标点击顶栏按钮将“远程控制”切换为“开启”，修长的手指按动退格键，将“要不下次吧（”逐字删空，随后替16岁的自己飞快敲下一行字并点击发送。 【切回501室赵左右卧室】洗漱完毕的赵左右擦着脸走回书桌前坐下，正准备把输入框里的草稿（核心台词：赵了（代赵左右发QQ）：“好呀，几点？” ／ 赵左右：“我刚发过去了吗？” ／ 赵左右（闪回）：“我喜欢徐图图！”）</w:t>
-              <w:br/>
-              <w:t>• 【3-4　内　赵左右家·父母主卧与主卧门外走廊（片名卡：少年的决定） — 日】次日清晨（2008年1月25日，寒假前返校日），冬日晨光洒进501室。16岁的赵左右身穿八中深蓝白条纹校服外套，手里攥着一把银色小剪刀，趁父母在厨房忙碌，蹑手蹑脚地溜进父母主卧，从床头柜上飞快摸走一本《小知音》杂志。 赵左右溜到主卧门外的走廊木地板上蹲下身，翻开《小知音》内页，拿起小剪刀沿着中缝小心翼翼地裁剪下来。 被剪下的左侧书页上印着行星环绕的科幻插图与醒目的铅字标题——“宇宙边缘历险记 ●赵左右”，右侧书页则印着“课后巩固45分钟”。画面中央缓缓浮现出本集片名：“第 3 集 少年的决定”。 赵左右将剪下的《宇</w:t>
-              <w:br/>
-              <w:t>• 【3-5　内　长林八中·高一十班教室 — 日】寒假前返校日的高一十班教室里喧闹欢快。16岁的赵左右满脸得色地坐在座位上，从怀里掏出那张刚剪下来的《宇宙边缘历险记》内页，献宝似地递给身旁的荀未来炫耀。 赵左右凑近封面仔细一看——只见杂志封面顶部三色书页图标旁，赫然印着“长林文学出板社”六个字。赵左右的声音瞬间蔫了下去。（核心台词：赵左右：“《小知音》诶！全国发行量前十的杂志，刊登了我的文章，还给我稿费了！” ／ 赵左右：“他把出版社的“版”，打成了木板的“板”……”）</w:t>
-              <w:br/>
-              <w:t>• 【3-6　外/内　2033年长林数字公墓（闪回）与2008年高一十班教室 — 日】全班同学瞬间爆发出一阵欢呼雀跃：“太好了！”荀未来收敛思绪，转头看向身旁的赵左右。 赵左右翻开课桌上的盗版《小知音》，那支酒红色金夹钢笔正端端正正地夹在《宇宙边缘历险记》的那一页中。</w:t>
-              <w:br/>
-              <w:t>• 【3-7　内　长林八中·教学楼内走廊 — 日】不远处的走廊拐角处，身穿灰白厚羽绒服套蓝白校服的16岁赵左右手里紧紧攥着那支酒红色金夹钢笔，眼巴巴地等着傅老师讲完。好不容易等到傅老师转身离开，王一漫抬起头看见了站在走廊边的赵左右，两人目光交汇。 赵左右刚鼓起勇气迈出半步，身穿炭灰色宽翻领毛呢大衣的教导主任戴娟突然从走廊侧面大步走来，一把叫住了赵左右。 赵左右被戴娟训得苦着脸低下头。等戴娟转身走远，赵左右连忙抬起头望向走廊尽头——那里只剩下两名擦玻璃的男学生，王一漫早已离开了走廊。赵左右握着红钢笔懊恼地叹了口气。（核心台词：戴娟：“赵左右！这次期末考试虽然有点进步，但还是不能松懈啊！应该向陈明同学多学习学习，往上努努力，别整天跟他们俩混，近朱者赤，近墨者黑……我说话你看着我，别左耳朵进右耳朵出的，老师这都是为了你好！你也来我办公室，写个寒假计划再走！”）</w:t>
-              <w:br/>
-              <w:t>• 【3-8　外/内　老式有轨电车车厢 — 日】红白配色的老式有轨电车沿着积雪覆盖的铁轨叮当驶过。车厢后排木椅上，16岁的赵左右与41岁的荀未来并肩而坐，赵左右低头看着夹在《小知音》杂志里的酒红色金夹钢笔发呆。 16岁的赵左右转头望向电车窗外掠过的白雪街景，轻声自语。 赵左右回过神来，抬起头冲荀未来爽朗地笑了笑。 赵左右立刻板起脸佯装生气，搬出荀未来最在乎的事将了他一军。（核心台词：赵左右：“热爱吗？其实我只是想让她看到……” ／ 赵左右：“没啥。这个月零花钱不够请你吃大餐了，晚上来我家吃饭！” ／ 赵左右：“咋了？不拿我当兄弟？行，那算了，我赵左右宣布退出文坛！”）</w:t>
-              <w:br/>
-              <w:t>• 【3-9　外/内　老式家属院“三个雪人”院落与五楼501室门口 — 夜】暮色四合，华灯初上。赵左右领着荀未来走进福慧家园老式家属院积雪的中心院落。院子中央并排伫立着三个可爱的雪人。 荀未来停下脚步，目光复杂地凝视着那三个雪人。一旁的赵左右得意地拍了拍胸脯。 两人走进6栋单元门爬上五楼。赵左右三步并作两步跑到501室防盗门前敲门喊“爸！”，回头却见身穿黑色满印白色猫咪图案毛衣的荀未来站在水泥楼梯半腰，脚步走得极慢，满脸近乡情怯的恍惚。 赵东来客气地向荀未来点了点头，随即拉过赵左右小声叮嘱。 荀未来跟着赵左右跨进501室玄关，抬眼望向餐厅——只见自家餐桌的主宾位上，赫然坐着身穿纯白色高领毛（核心台词：赵左右：“厉害吧？我堆的！走吧。” ／ 赵左右：“咋了你今天？不舒服啊？平时走路我都跟不上你。” ／ 赵左右：“爸，荀未来，我跟你说过的。他在学校里帮了我个大忙，我请他来家里吃饭，让妈多备双筷子。”）</w:t>
-              <w:br/>
-              <w:t>• 【3-10　内　赵左右家·餐厅（五人三代同堂家宴） — 夜】餐厅暖黄的吊灯下，圆桌上摆满了热气腾腾的东北家常菜与鲜香海参。赵东来、身穿黑白横条纹高领毛衣的母亲刘美奕、脱去外套穿浅灰连帽卫衣的16岁赵左右、穿黑色猫咪毛衣的41岁荀未来，以及穿纯白高领毛衣的66岁赵了五人围桌而坐。 赵了自然而然地拿起筷子，夹起一筷子好菜放进身旁16岁赵左右的碗里。（核心台词：赵左右：“赵爷爷好。” ／ 赵左右：“谢谢爷爷。”）</w:t>
-              <w:br/>
-              <w:t>• 【3-12　内　赵左右家·父母主卧室 — 夜】同一夜，501室父母主卧内暖黄的床头灯亮着。赵东来身穿深灰色睡衣戴着眼镜靠床看书，刘美奕穿着浅色碎花睡衣坐在床头。 刘美奕整理了一下衣领，语气温婉。</w:t>
-              <w:br/>
-              <w:t>• 【3-14　内/外　人生无限有限公司·客服中心（2058）与和艺北街电话亭（2008） — 夜】2058年“∞ 人生无限有限公司 LIVE ONCE AGAIN”全息客服大厅内灯火通明。一名留着黑色齐肩长发、身穿浅灰色修身西装制服的女客服以背影坐在弧形操作台前接听来电。 电话亭里的66岁赵了不等她说完便沉声打断。（核心台词：2058女客服：“赵左右先生，您好。感谢您准时进行今天的行程登记。请问您今天——”）</w:t>
-              <w:br/>
-              <w:t>• 【3-15　外/内　三条鱼漫画屋·门口与一楼补习长桌（寒假补习：1月28日晨） — 日】清晨，三条鱼漫画屋的卷帘门哗啦一声拉起。门外雪地里，身穿深棕棉服内搭纯白连帽卫衣的16岁赵左右、烫着一头蓬松爆炸头穿米灰毛领外套的罗爱文，以及摘下眼镜穿墨绿拼黑立领外套的陈明三人并排站立，手里各举着热气腾腾的包子油条。 赵左右、罗爱文与陈明三人突然齐刷刷抬起手臂指向门口的荀未来，摇头晃脑地合唱耍宝。 陈明面无表情地转头盯住荀未来，又瞥了一眼正往嘴里塞早点零食的赵左右。 话音刚落，罗爱文握着笔在空白的横线笔记本第一行郑重其事地写下“1. 解”两个字，下一秒便当场一头栽倒在桌面上呼呼大睡！赵左右也单手托腮对着题目发愁。（核心台词：赵左右：“怎么了，荀哥？” ／ 赵左右＆罗爱文＆陈明：“是我该死的温柔，吓到你了吗？” ／ 陈明：“就当陪陪赵左右吧。”）</w:t>
-              <w:br/>
-              <w:t>• 【3-16　内　三条鱼漫画屋·书架过道与补习木桌区（小沈阳围巾试探与三代拉锯） — 日】赵了不再理会荀未来，转身走进内侧书桌旁，与跟过来的荀未来一左一右站在16岁赵左右的身后。 荀未来立刻伸手按住赵左右的另一侧肩膀反驳。 赵左右往前凑了半步，目光认真地盯着对方。 见16岁的赵左右像拨浪鼓一样左右摇摆，66岁的赵了温和一笑，轻飘飘地使出了一招杀手锏。 赵左右一秒站起身，麻利地把桌上的书本塞进书包里。 赵左右与罗爱文齐齐向陈明鞠了一躬。 赵左右与罗爱文嬉笑着跑出漫画屋。赵了端着珍珠奶茶走到玻璃门口回头看向荀未来，荀未来抬起右手，用两根手指指了指自己的眼睛又指向赵了，做出严厉警告的手势。（核心台词：赵左右：“赵爷爷，我今天打算住在这儿了，能多跟陈明请教请教数学题。” ／ 赵左右：“也对。” ／ 赵左右：“没错！”）</w:t>
-              <w:br/>
-              <w:t>• 【3-17　内　街边精品杂货店 — 日】午后的精品杂货店内暖意融融，货架上摆满了各式贺卡与毛线。16岁的徐图图戴着浅灰色粗毛线围巾、身穿米杏色棉服走进店里，在文具架前拿起一张深蓝色雪人立体贺卡——内页印着“Best Wishes For You”，右上角贴着白色价格标签“立体贺卡 ¥ 35”。 徐图图翻看背面35元的价格签后，轻轻叹了口气将雪人贺卡放回原处，转身走到旁边的毛线货架后挑选毛线。（核心台词：尚雪：“对了，漫漫，你明天真的要跟赵左右他们去看电影吗？我觉得你还是不要跟那些成绩差的男生一起玩。”）</w:t>
-              <w:br/>
-              <w:t>• 【3-19　内　电影院·售票大厅（荀未来替赵左右约王一漫坐摩天轮） — 日】说话间，身穿棕橙色格纹内衬连帽棉服的16岁赵左右与穿黄蓝拼色羽绒服的罗爱文兴冲冲地走进大厅。 赵左右往前凑了半步，目光认真地盯着对方。 赵左右、罗爱文去经理室取票，尚雪去洗手间，大厅原地只剩下王一漫与荀未来两人。王一漫转头看向荀未来。（核心台词：王一漫：“其实是他叫我来的，不是赵左右。他说有一件重要的事情告诉我。” ／ 赵左右：“一漫，你也来了！” ／ 赵左右：“电影快开始了，我去管我妈拿票。”）</w:t>
-              <w:br/>
-              <w:t>• 【3-20　内　电影院·3号放映厅（《长江七号》观影与零食填鸭） — 日】3号放映厅内灯光暗下，大银幕上正在放映周星驰电影《长江七号》。王一漫与尚雪并排坐在前排，罗爱文、赵左右与荀未来坐在正后排。 为了把赵左右的肚子彻底撑饱、搅黄晚上的麻辣烫大胃王比赛，荀未来不停地从大塑料袋里掏出快餐零食往赵左右嘴里塞。 荀未来凑到赵左右耳边低声透露自己的得意安排。 赵左右猛地瞪大眼睛，压低声音惊呼。（核心台词：赵左右：“不吃了，不吃了，太占肚了，我一会儿还要参加大胃王挑战呢。” ／ 赵左右：“真的假的？你怎么安排的？她答应了？”）</w:t>
-              <w:br/>
-              <w:t>• 【3-22　内　电影院·3号放映厅外走廊（赵左右溜出放映厅） — 黄昏】电影院3号放映厅外走廊里，电影《长江七号》尚未结束，心神不宁的16岁赵左右悄悄推开隔音门溜出放映厅。41岁的荀未来立刻紧随其后追了出来，在走廊里拦住他。 赵左右往前凑了半步，目光认真地盯着对方。 16岁的赵左右低着头，内心天人交战，却依然固执地守着底线。 赵左右站在走廊灯光下掏出手机，低头按动键盘。（核心台词：荀未来：“赵左右！你几个意思啊？帮你安排这么好的机会，你怎么还在想着那个破麻辣烫呢？” ／ 赵左右：“不是，荀哥，我也想和一漫去游乐园——” ／ 赵左右：“可我先答应了徐图图啊。”）</w:t>
-              <w:br/>
-              <w:t>• 【3-23　内　八中后街·砂锅麻辣烫店（第二阶段：17:15等候与收到短信） — 黄昏】徐图图连忙拿起手机点开收件箱——只见发件人“赵左右”发来一条最新短信：“我会准时到的，不见不散！”徐图图原本忐忑的脸上瞬间绽放出无比灿烂的笑容！</w:t>
-              <w:br/>
-              <w:t>• 【3-24　内　电影院·3号放映厅外走廊（少年的决定） — 黄昏】电影院走廊里，16岁的赵左右抬起头，将自己的手机屏幕亮到41岁荀未来的眼前——原来刚才他低头按手机，根本不是听从荀未来的命令去发“改天”，而是亲手给徐图图发出了那句“我会准时到的，不见不散！” 16岁的赵左右收起手机，少年清澈而坚定的目光直视着眼前41岁的自己，一字一句说出了自己的决定。（核心台词：赵左右：“这下我更不能反悔了。” ／ 赵左右：“我一直都不是个果断的人，所以有时候只能逼自己一把。荀哥，我要做对的事，我得走了。”）</w:t>
-              <w:br/>
-              <w:t>• 【3-25　内　电影院·男洗手间与走廊（反锁隔间与散场） — 黄昏】赵左右转身欲走，荀未来急红了眼，一把拽住赵左右的胳膊将他强行拖进旁边的男洗手间里。 16岁的赵左右缓缓握紧了右拳。下一秒，赵左右突然虚晃一招，趁荀未来下意识退入洗手间隔间的瞬间，猛地一把拉上隔间木门，从外面“咔哒”一声插死了金属门栓！ 不等隔间里的荀未来反应过来，16岁的赵左右已经夺门而出，沿着电影院走廊一路狂奔向八中后街的砂锅麻辣烫店！（核心台词：赵左右：“你干嘛呀，荀哥！荀哥，你到底要干嘛？” ／ 王一漫：“荀未来和赵左右他们去哪儿了？”）</w:t>
-              <w:br/>
-              <w:t>• 【3-26　内　电影院·男洗手间与放映厅外走廊（赵了摆立牌支走王一漫三人） — 夜】男洗手间内，被反锁在隔间里的41岁荀未来用力拍打着隔间木门，懊恼地抓着头发。 荀未来踩上马桶，双手扒住隔间顶板奋力往上攀爬。与此同时，男洗手间外门前，身穿黑色皮夹克内搭白衬衫黑领带、头戴深色刺绣鸭舌帽的66岁赵了缓步走来，将一块黄色的“清扫中 CLEANING IN PROGRESS”塑料立牌端端正正摆在男洗手间门口。（核心台词：赵了：“几位同学，你们是赵左右的同学是吧？” ／ 赵了：“赵左右同学家里有点事，他先回去了，那荀同学也陪他一起去了。他让我告诉你们，让你们别等他了。”）</w:t>
-              <w:br/>
-              <w:t>• 【3-27　内　电影院·男洗手间（41岁荀未来与66岁赵了正面对决） — 夜】男洗手间内，41岁的荀未来刚好从隔间顶框翻跳落地，拍了拍身上的灰尘，一抬头便看见推门走进来的66岁赵了。 赵了将手里的黑色诺基亚E90手机顺手搁在一旁白色小便池顶部的台面上，目光平静地注视着眼前的荀未来。（核心台词：荀未来：“你谁呀？我想让赵左右变得更好一点，跟你有什么关系啊？你从未来来一趟也不容易，你是没有别的事情做了吗？” ／ 赵了：“就非要管这个闲事啊？让赵左右变得好一点？你真会为自己的自私找借口。”）</w:t>
-              <w:br/>
-              <w:t>• 【3-28　内　电影院·男洗手间（诺基亚E90壁纸惊魂） — 夜】只见黑色诺基亚E90亮起的主屏幕壁纸上，赫然显示着年轻赵左右与少女徐图图的亲密合照！</w:t>
-            </w:r>
-          </w:p>
-        </w:tc>
-      </w:tr>
-      <w:tr>
-        <w:trPr>
-          <w:cantSplit/>
-        </w:trPr>
-        <w:tc>
-          <w:tcPr>
-            <w:tcW w:type="dxa" w:w="2376"/>
-            <w:vAlign w:val="center"/>
-            <w:tcMar>
-              <w:top w:w="105" w:type="dxa"/>
-              <w:bottom w:w="105" w:type="dxa"/>
-              <w:left w:w="145" w:type="dxa"/>
-              <w:right w:w="145" w:type="dxa"/>
-            </w:tcMar>
-            <w:shd w:fill="F7FAFC"/>
-          </w:tcPr>
-          <w:p>
-            <w:pPr>
-              <w:spacing w:before="40" w:after="40" w:line="341" w:lineRule="auto"/>
-              <w:jc w:val="center"/>
-            </w:pPr>
-            <w:r/>
-            <w:r>
-              <w:rPr>
-                <w:rFonts w:ascii="Times New Roman" w:hAnsi="Times New Roman" w:eastAsia="宋体"/>
-                <w:b/>
-                <w:color w:val="191919"/>
-                <w:sz w:val="19"/>
-              </w:rPr>
-              <w:t>EP04《避风港争夺战》</w:t>
-            </w:r>
-          </w:p>
-        </w:tc>
-        <w:tc>
-          <w:tcPr>
-            <w:tcW w:type="dxa" w:w="7992"/>
-            <w:vAlign w:val="center"/>
-            <w:tcMar>
-              <w:top w:w="105" w:type="dxa"/>
-              <w:bottom w:w="105" w:type="dxa"/>
-              <w:left w:w="145" w:type="dxa"/>
-              <w:right w:w="145" w:type="dxa"/>
-            </w:tcMar>
-            <w:shd w:fill="F7FAFC"/>
-          </w:tcPr>
-          <w:p>
-            <w:pPr>
-              <w:spacing w:before="40" w:after="40" w:line="341" w:lineRule="auto"/>
-              <w:jc w:val="left"/>
-            </w:pPr>
-            <w:r/>
-            <w:r>
-              <w:rPr>
-                <w:rFonts w:ascii="Times New Roman" w:hAnsi="Times New Roman" w:eastAsia="宋体"/>
-                <w:b w:val="0"/>
-                <w:color w:val="191919"/>
-                <w:sz w:val="19"/>
-              </w:rPr>
-              <w:t>• 【4-1　内　八中后街·砂锅麻辣烫店 — 夜】店门外厚重的塑料防风门帘被猛地一把掀开，寒风卷着热气涌入——刚从电影院男洗手间将41岁的荀未来反锁在隔间里、一路狂奔而来的16岁赵左右身穿棕橙色连帽棉服内搭深棕格纹衬衫，满头大汗、气喘吁吁地冲进店里。 赵左右跑到桌前停下脚步，双手撑着膝盖大口喘气，抬起衣袖胡乱抹了一把额头沁出的汗珠。 徐图图温和地摇了摇头，将桌上的热茶杯往赵左右面前推了推。 赵左右拉开木椅在徐图图对面坐下。暖黄色的灯光下，徐图图看清赵左右的左脸颊与额角处有一道赶路擦出的浅红印记，不禁微微倾身，眼神里透出关切。 赵左右下意识摸了摸左脸颊，有些不好意思（核心台词：赵左右：“路上堵车了，跑过来的！” ／ 赵左右：“没事，路滑摔了一跤。”）</w:t>
-              <w:br/>
-              <w:t>• 【4-2　内　电影院·8号放映厅外走廊 — 夜】恰在此时，身穿挺括黑色职业西装外套、白衬衫系蓝白斜条纹领带的影院经理——赵左右的母亲刘美奕正沿着走廊巡视过来。她一眼认出被保安架住的荀未来，惊讶地快步上前。</w:t>
-              <w:br/>
-              <w:t>• 【4-3　外　长林市·风雪长街 — 夜】荀未来独自一人行走在空旷寂静的雪街上。一想到自己被66岁的老年版自己用一沓电影票算计得死死的、不仅没拦住赵左右和徐图图吃麻辣烫，还狼狈得靠母亲解围，荀未来气得停下脚步，朝着路边的空气狠狠飞起一脚，脚底一滑差点摔个趔趄。</w:t>
-              <w:br/>
-              <w:t>• 【4-4　外/内　《三人行》白昼篇主题片头序列（OP） — 日/夜】伴随轻快而略带怅惘的钢琴与弦乐主题曲，《三人行》白昼篇片头画面徐徐展开：戴着鲜红围巾的少年奔跑在2008年大雪纷飞的长林八中校园与红白相间的有轨电车轨道之间，电话亭百叶窗前的神秘剪影、风雪院落里并排伫立的三个雪人、跨越时空的莫比乌斯环与逆向飞旋的齿轮钟摆依次掠过，16岁赵左右、41岁荀未来、66岁赵了三代自我并肩伫立于纯白雪原之上，最终定格于剧名《三人行 THE TRIPLE ECHO OF TIME》。</w:t>
-              <w:br/>
-              <w:t>• 【4-5　内　三条鱼漫画屋·一楼沙发阅读区（片名卡：避风港争夺战） — 日】一楼阅读区的拼色布艺沙发上趴着一只巨大的浅棕色毛绒泰迪熊。16岁的赵左右脱去了厚羽绒服，身穿米白、浅灰与雾霾蓝相间的宽横条纹圆领毛衣，内搭白色半高领打底衫，正端坐在小木茶几前，手握钢笔在红格信纸上一笔一划地认真写信。 荀未来伸手拿起那页信纸看清抬头，眼睛猛地一亮，啧啧称奇地拍了拍赵左右的肩膀。 赵左右停下笔抬起头，有些意外地看着荀未来。 提起自己最崇拜的科幻作家，16岁的赵左右眼睛亮晶晶的，脸上满是纯粹的向往与虔诚。 荀未来一屁股在赵左右身旁坐下，立刻摆出中年职场人那套世故功利的腔调，拍着大腿指点江山。 赵左右听得（核心台词：赵左右：“咋的，你听说过刘慈欣啊？” ／ 赵左右：“我听说《三体Ⅱ》已经写得差不多了。我一直都很崇拜他，在给他写信，也不知道他会不会回我。” ／ 赵左右：“啥叫“向上社交”啊？”）</w:t>
-              <w:br/>
-              <w:t>• 【4-6　内　赵左右家（501室）·玄关与客厅 — 夜】16岁的赵左右身穿灰蓝色拼深灰肩部立领羽绒服、背着黑色双肩书包推开防盗门走进玄关，一边低头换鞋一边往屋里张望。 赵左右的话音戛然而止，整个人僵在玄关口——只见客厅的墨绿色布艺沙发上，父亲赵东来正身穿深棕灰色高领毛衣面色铁青地端坐着。沙发前的木茶几上，赫然摊放着从赵东来书房抽屉里翻出来的那本盗版《小知音》杂志。 赵左右双手死死攥紧双肩包的肩带，心虚地低下头，声音细若蚊呐。 赵左右被父亲吼得肩膀一颤，却仍梗着脖子抬起头辩解。 赵东来霍然从沙发上站起身，指着赵左右的鼻子厉声怒斥。 听到“看闲书”、“山寨杂志”和“信用”这（核心台词：赵左右：“爸妈还没回来啊？等一下……” ／ 赵左右：“报的……理科。” ／ 赵左右：“我……后来分科表被撕坏了，所以要重新写，重新写就是文科了！我还不能自己选了？！”）</w:t>
-              <w:br/>
-              <w:t>• 【4-7　外　福慧家园老式家属院·五楼窗下雪地 — 夜】16岁的赵左右连滚带爬地冲出单元门，跑到自家五楼窗户正下方的积雪堆旁，“扑通”一声双膝跪倒在冰冷刺骨的雪地里。</w:t>
-              <w:br/>
-              <w:t>• 【4-8　外/内　和艺北街×飞霞路IC卡公用电话亭 — 夜】无家可归的赵左右缩着肩膀，一瘸一拐地走到路牌下的蓝白IC卡公用电话亭前，拉开玻璃门钻进狭小的电话亭内避寒。 电话亭绿色的金属内壁挡住了外面的呼啸风雪。赵左右靠着冰冷的铁壁，低头看着自己红肿破裂、凝着血痂的十指，冻得上下牙关打战。他哆嗦着从羽绒服兜里掏出银色诺基亚直板手机，先后拨打死党陈明和荀未来的电话。 赵左右无力地垂下胳膊，绝望与委屈如潮水般将他淹没。 就在这时，“嘀嘀”两声清脆的诺基亚短信提示音突然在寂静的电话亭内响起。赵左右愣了一下，举起手机一看——只见亮起的屏幕上弹出一个浅蓝色信封图标，上面显示着66岁赵了（核心台词：赵左右：“喂……陈明？……荀哥？”）</w:t>
-              <w:br/>
-              <w:t>• 【4-9　内/外　三条鱼漫画屋里间、风雪街头与飞霞路电话亭（多线交叉剪辑） — 夜】荀未来一骨碌从床上跳下，抓起衣架上的卡其色高领厚羽绒服套在身上，一把拉开三条鱼漫画屋的木门冲进漫天风雪的街道，沿着长林市的大街小巷大声呼喊着“赵左右——”。 【飞霞路电话亭】与此同时，和艺北街×飞霞路的公用电话亭内，已经与赵了通完电话的16岁赵左右揣好手机，隔着蒙着白雾与雪花的电话亭玻璃窗，静静仰起头望向夜空中纷扬飘落的雪花，安心等待着“赵爷爷”的到来。（核心台词：荀未来：“喂，罗爱文！赵左右找你了吗？他跟他爸吵架跑出来了！”）</w:t>
-              <w:br/>
-              <w:t>• 【4-10　内　街角市井面馆 — 夜】身穿暗酒红色连帽防风羽绒大衣、内搭纯白色高领毛衣、头戴黑色棒球帽的66岁赵了与16岁的赵左右面对面坐在靠窗的小木桌旁。赵了抬起手，熟稔而温和地朝面馆老板招呼道。 一碗汤色清亮、撒着翠绿香菜叶、热气腾腾的鸡汤豆腐片端上桌面。赵左右握着竹筷，看着眼前热气袅袅的汤碗，眼神里却还带着几分少年人的倔强与戒备。 听到这句毫不说教的承诺，赵左右紧绷了一整晚的肩膀终于彻底松弛下来。他低下头，大口大口地吃着滑嫩滚烫的鸡汤豆腐。一碗鲜美热汤下肚，少年冻僵的身体暖和过来，脸颊也恢复了红润。 赵左右抽出纸巾认真擦了擦嘴，抬起头郑重其事地看（核心台词：赵左右：“你要是替我爸妈来劝我回去的，那就别白费力气了！” ／ 赵左右：“谢谢赵爷爷！等我管我兄弟借了钱，我一定会还你的！” ／ 赵左右：“你以前没来过长林吗？”）</w:t>
-              <w:br/>
-              <w:t>• 【4-11　内/外　八中后街·砂锅麻辣烫店与店外风雪街头 — 夜】荀未来狐疑地一转头，目光正好落在店堂侧墙悬挂的木框黑板上——只见黑板顶部写着“大胃王挑战赛排行榜”，下方的粉笔字清清楚楚地列着名次：“第一名 王林 十二碗 ｜ 第二名 刘宁 十一碗 ｜ 第三名 丽娜 十碗 ｜ 第四名 黄政杨 ｜ 第五名 孙蕾 八碗 ｜ 第六名 孙艺宁 七碗 ｜ 第七名 徐图图 ｜ 第八名 赵左右 五碗 ｜ 第九名 张宁 四碗 ｜ 第十名 胡雪桐 三碗”。 荀未来指着黑板上的“第七名 徐图图”和“第八名 赵左右 五碗”，转头冲舒老板冷笑一声。（核心台词：荀未来：“老板，刚刚赵左右来过吗？！” ／ 麻辣烫舒老板：“赵左右？大胃王比赛之后就没见着他了。哎，你是谁啊？难道你是他爹啊？” ／ 荀未来：“没跟你扯这个！我听说赵左右是跟一个女孩来参加大胃王比赛的？”）</w:t>
-              <w:br/>
-              <w:t>• 【4-13　内　长林饭店·豪华套房客厅 — 夜】赵了刚挂断电话，套房的木质浴室门便“咔哒”一声推开——刚洗完热水澡、浑身冒着热气的16岁赵左右身穿一件宽大松软的纯白色华夫格酒店浴袍，顶着一头湿漉漉的碎发欢快地冲了出来，一屁股陷进欧式雕花布艺沙发里，兴奋地直拍沙发扶手。 赵左右毫不犹豫地使劲点头，手舞足蹈地比划着。 一提到刚刚撕碎自己杂志的父亲，16岁的赵左右嘴角立刻撇了下去，赌气地把头扭向一边。 赵左右怔了一下，似懂非懂地看着神色肃穆的赵爷爷，缓缓低下了头。（核心台词：赵左右：“我的天啊！我第一次住这么好的酒店！那个淋浴头也太高级了，我都不会拧，在里头研究了好半天！” ／ 赵左右：“好太多了！我们家那个地漏都堵死了，每次洗个澡费老劲了！爷爷，等我以后像你一样挣大钱了，我也要带我妈来住这么豪华的套房，让她也享享清福！” ／ 赵左右：“我爸……他才不需要。”）</w:t>
-              <w:br/>
-              <w:t>• 【4-14　内　福慧家园6栋五楼·501与502室门外楼梯间 — 日】2008年1月31日（周四）清晨。身穿卡其色厚羽绒服、戴着黑色毛线手套的41岁荀未来急匆匆爬上福慧家园6栋五楼的水泥楼梯间。 荀未来先凑到501室绿色防盗铁门前侧耳倾听，又转过身打量对门紧闭的502室房门，神色愈发凝重。（核心台词：荀未来（自语）：“没去麻辣烫店，也不在他家……难道是未来的我，预判了我的预判？！这姜真是越老越辣！不行，不能让他趁虚而入改变了赵左右的想法！”）</w:t>
-              <w:br/>
-              <w:t>• 【4-15　内　长林市室内电玩城 — 日】66岁的赵了换上了一身帅气利落的黑色翻领皮夹克，内搭挺括白衬衫并系着一条黑色窄领带，头戴黑色棒球帽，正坐在街机赛车驾驶座上，一脚重重踩下金属油门踏板，熟练地转动方向盘与身旁的16岁赵左右飙车竞速！ 紧接着，一老一少并肩站在双人街机投篮机前，脱去羽绒服外套的赵左右与身穿黑皮衣系黑领带的赵了左右开弓，一颗颗篮球如连珠炮般精准空心入网！ 投篮机下方的出票口源源不断地吐出长龙般的彩色连张兑奖彩票，转眼间便装满了整整一黄色塑料购物篮。赵了摘下头上的黑色棒球帽擦了擦额头的汗水，哈哈大笑着提起那满满一篮兑奖彩票塞进赵左右怀里。（核心台词：赵左右：“进了！好球！”）</w:t>
-              <w:br/>
-              <w:t>• 【4-16　内　三条鱼漫画屋·里间账桌与一楼阅读区 — 日】算账小孩话音刚落，漫画屋一楼的玻璃木门便被“哐当”一声推开——身穿灰蓝色羽绒服的16岁赵左右满面春风、昂首挺胸地走了进来，双手高高举着两个红白相间的肯德基全家桶！ 脱去羽绒服、身穿鲜亮翠绿色高领纯色针织毛衣的41岁荀未来听到声音，一个箭步从里间冲了出来，张开双臂一把将16岁的赵左右死死搂进怀里！ 赵左右手里还提着全家桶，被荀未来勒得喘不上气，直翻白眼拍打他的后背。 赵左右好不容易从荀未来怀里挣脱出来，把两个全家桶放在书架旁的桌面上，得意洋洋地扬起下巴。 赵左右却毫不介意地摆了摆手，一脸真诚地替赵了辩护。 荀未来急火（核心台词：赵左右：“兄弟们，我回来了！原味鸡！” ／ 赵左右：“哥，你先松手！松手！” ／ 赵左右：“这是赵爷爷请大家吃的！哥们儿现在有着落了！”）</w:t>
-              <w:br/>
-              <w:t>• 【4-17　外　福慧家园老式家属院·单元门外红扶手水泥台阶 — 夜】夜色深沉，福慧家园老式家属院内积雪皑皑，昏黄的街灯在雪地上洒下一片孤寂的暖光。 身穿军绿色连帽长款羽绒派克大衣（内搭翠绿色高领毛衣）的41岁荀未来骑着二八自行车驶入家属院。他支好自行车正准备走进6栋单元门上楼，脚步却猛然停住了——（核心台词：荀未来：“叔，是我，赵左右的同学，之前去过您家吃饭，我叫小荀。” ／ 荀未来：“我来陪您喝！叔，我是站您的，赵左右这次确实太过分了！您把他的书撕了——”）</w:t>
-              <w:br/>
-              <w:t>• 【4-19　内　长林饭店豪华套房与501室赵家餐厅（交叉剪辑） — 夜】【长林饭店·豪华套房】夜深人静，16岁的赵左右正四仰八叉地躺在宽大松软的酒店大床上呼呼大睡。身穿黑色皮夹克、白衬衫系黑领带的66岁赵了看了一眼熟睡的少年，轻手轻脚地走到套房门廊处，按下接听键将手机贴在耳边。</w:t>
-              <w:br/>
-              <w:t>• 【4-20　外　福慧家园老式家属院·“三个雪人”院落 — 日】车门打开，身穿浅灰色连帽开衫卫衣（内搭白衬衫与黑色窄领带、头戴黑色英文刺绣棒球帽）的66岁赵了与身穿灰蓝色羽绒服、背着双肩书包的16岁赵左右一同走下出租车。 出租车驶离后，赵左右站在雪地里，满脸不舍地拉住赵了的衣袖。 一听要回501室面对父亲，16岁的赵左右顿时委屈地皱起眉头，腮帮子鼓了起来。 16岁的赵左右独自站在三个雪人旁，抬头望了望五楼自家的窗户，少年人薄薄的面皮终究还是抹不开面子，犹豫片刻后一跺脚，转身朝院外自己的秘密基地——三条鱼漫画屋跑去。（核心台词：赵左右：“爷爷，咱还去岁月潭吗？我攻略都做好了！” ／ 赵左右：“所以这两天你是帮我爸妈在监视我对吧？我爸气消了我还得看我气消了吗！”）</w:t>
-              <w:br/>
-              <w:t>• 【4-21　外/内　三条鱼漫画屋门口与斜对面街角小广告墙（平行剪辑） — 日】看到背着双肩包的赵左右垂头丧气地走到门口，荀未来晃了晃手里的搪瓷茶缸，眉飞色舞地打趣道。 赵左右不好意思地摸了摸鼻子，小声开口。 荀未来哈哈一笑，大方地侧过身让开漫画屋大门，用力拍了拍赵左右的肩膀。 荀未来志得意满地揽着16岁的赵左右走进三条鱼漫画屋，自以为在这场“避风港争夺战”中笑到了最后。（核心台词：赵左右：“你能腾个地儿给我睡觉不？”）</w:t>
-            </w:r>
-          </w:p>
-        </w:tc>
-      </w:tr>
-      <w:tr>
-        <w:trPr>
-          <w:cantSplit/>
-        </w:trPr>
-        <w:tc>
-          <w:tcPr>
-            <w:tcW w:type="dxa" w:w="2376"/>
-            <w:vAlign w:val="center"/>
-            <w:tcMar>
-              <w:top w:w="105" w:type="dxa"/>
-              <w:bottom w:w="105" w:type="dxa"/>
-              <w:left w:w="145" w:type="dxa"/>
-              <w:right w:w="145" w:type="dxa"/>
-            </w:tcMar>
-          </w:tcPr>
-          <w:p>
-            <w:pPr>
-              <w:spacing w:before="40" w:after="40" w:line="341" w:lineRule="auto"/>
-              <w:jc w:val="center"/>
-            </w:pPr>
-            <w:r/>
-            <w:r>
-              <w:rPr>
-                <w:rFonts w:ascii="Times New Roman" w:hAnsi="Times New Roman" w:eastAsia="宋体"/>
-                <w:b/>
-                <w:color w:val="191919"/>
-                <w:sz w:val="19"/>
-              </w:rPr>
-              <w:t>EP05《回家》</w:t>
-            </w:r>
-          </w:p>
-        </w:tc>
-        <w:tc>
-          <w:tcPr>
-            <w:tcW w:type="dxa" w:w="7992"/>
-            <w:vAlign w:val="center"/>
-            <w:tcMar>
-              <w:top w:w="105" w:type="dxa"/>
-              <w:bottom w:w="105" w:type="dxa"/>
-              <w:left w:w="145" w:type="dxa"/>
-              <w:right w:w="145" w:type="dxa"/>
-            </w:tcMar>
-          </w:tcPr>
-          <w:p>
-            <w:pPr>
-              <w:spacing w:before="40" w:after="40" w:line="341" w:lineRule="auto"/>
-              <w:jc w:val="left"/>
-            </w:pPr>
-            <w:r/>
-            <w:r>
-              <w:rPr>
-                <w:rFonts w:ascii="Times New Roman" w:hAnsi="Times New Roman" w:eastAsia="宋体"/>
-                <w:b w:val="0"/>
-                <w:color w:val="191919"/>
-                <w:sz w:val="19"/>
-              </w:rPr>
-              <w:t>• 【5-1　外　家属院·雪地天台与铁楼梯（赵左右梦境） — 夜】二零零八年深冬寒夜，鹅毛大雪纷纷扬扬洒落。家属院空旷的雪地天台中央，突兀地摆着一张单人折叠床。十六岁的赵左右身穿黑白大格纹加厚睡衣套装、脚蹬深色棉拖鞋，裹着棉被躺在折叠床上沉睡，眉头紧锁，闭着眼喃喃呓语。 赵左右猛地睁开双眼，从折叠床上惊醒坐起，茫然环顾四周白雪皑皑的天台与昏黄的路灯。 赵左右掀开棉被下床，踩着厚厚的积雪沿着天台走廊焦急寻找，双手拢在嘴边大声呼喊。 赵左右迈步走到住宅楼外铁栏杆楼梯拐角处，目光扫向坐在覆雪台阶上的四十一岁荀未来——荀未来身穿深灰色毛绒厚睡袍、内搭白T恤与深色睡裤，正半闭着双眼仰头灌了（核心台词：赵左右：“荀哥……几点了……陈明……” ／ 赵左右：“搞什么？我不是和荀哥、陈明睡在漫画屋吗？这哪啊？” ／ 赵左右：“荀哥！陈明！别闹了，你们快出来啊！荀哥！”）</w:t>
-              <w:br/>
-              <w:t>• 【5-3　内　漫画屋·里间卧室 — 晨】十六岁的陈明身披蓝白格纹衬衫毯，早已起床伏在书桌前的台灯下专注写作业，桌面上摆着《初中生优秀作文选》与理科练习册。通铺被窝里，身穿灰白横条纹毛衣的十六岁赵左右长舒一口气，最先从噩梦中醒来并翻了个身；而身穿白色高领毛衣的四十一岁荀未来仍靠在床铺内侧熟睡。 赵左右睡眼惺忪地从被窝里慢慢坐起身，双手按在棉被上揉了揉眼睛，转头看向书桌前的陈明。 赵左右愣了一下，不服气地挺直腰板争辩。 荀未来大口喘着气，一脸茫然地瞪着前方。赵左右吓了一跳，连忙转过头好奇地看着他。 荀未来套上深蓝色牛仔外套快步走出内室。赵左右还坐在被窝里发怔（核心台词：赵左右：“昨晚，我没说梦话吧？” ／ 赵左右：“不可能，我明明还喊了你的名字来着。” ／ 赵左右：“离……离啥呀？你梦到啥了？”）</w:t>
-              <w:br/>
-              <w:t>• 【5-4　外/内　漫画屋·店门外与店堂 — 日】穿好衣服的赵左右轻手轻脚地从里间走出来，将右手食指竖在嘴唇前朝荀未来做了个“嘘”的噤声手势。 荀未来压低声音，走上前一把揽住赵左右的肩膀，将他带到前台旁坐下，自己倚靠在前台边，抬手拍了拍自己的胸脯。 赵左右眼神闪烁，表情顿时变得凝重起来，一边回忆一边用手比划着昨晚梦里的荒诞情景。 荀未来心头微震，随即神情柔和下来，故作洒脱地笑了笑，伸手轻拍赵左右的肩膀。 荀未来再次用力拍了拍赵左右的肩膀，眼神真挚地许诺，随后转身走到吧台电脑前坐下。（核心台词：赵左右：“陈明睡着了，咱小点儿声啊。” ／ 赵左右：“都是兄弟你咋这样呢？” ／ 赵左右：“别提了，我也做了个噩梦。梦到你变成了一个中年人，穿着睡袍在大街上喝酒，好像是因为房贷还是啥的还不上了，无家可归。但我又帮不上你。”）</w:t>
-              <w:br/>
-              <w:t>• 【5-5　内　赵左右家楼道·501与502室门前 — 日】五楼狭窄的水泥楼道内，头戴八角鸭舌帽、身穿棕色长款翻领呢大衣的六十六岁赵了双手交叠在腹前，略带歉意地微躬着身子站在五零一室门前；身穿黑白宽条纹高领毛衣的母亲刘美奕倚在门框旁，神色温和。 刘美奕露出理解的微笑，轻轻摇了摇头宽慰这位热心的老邻居。（核心台词：赵了：“不好意思，我没能把小赵带回来。”）</w:t>
-              <w:br/>
-              <w:t>• 【5-6　外　红砖街道 — 夜】夜幕降临，积雪覆盖的红砖墙街道上，十六岁的徐图图身穿浅薄荷绿牛角扣连帽大衣、戴着金属细圆框眼镜，手里握着红白配色的索爱滑盖手机边走边低头翻看。手机屏幕停留在通讯录界面，列表上依次显示着“新联系人、爸爸、班主任、家、妈妈、赵左右”。</w:t>
-              <w:br/>
-              <w:t>• 【5-8　外/内　飞霞路·公用电话亭 — 夜】飞霞路与知西北街交口，徐图图走进绿色的中国网通公用电话亭，将IC卡插入“仅限于IC卡”插槽，对照手机屏幕上的号码按键拨打赵左右的电话，握着听筒小声给自己鼓劲。</w:t>
-              <w:br/>
-              <w:t>• 【5-12　内　赵左右家楼道·501与502室门前 — 夜】五楼五零二室门前，身穿深绿色棉衣的开锁师傅转动工具咔哒一声打开房门，起身收拾好工具包下楼。巡警 220103 站在门旁温和地叮嘱赵了。 赵了连连点头道谢，与巡警挥手互致新年祝福。</w:t>
-              <w:br/>
-              <w:t>• 【5-13　内　漫画屋·阅读区与书架过道 — 夜】里间书桌前，赵左右写卷子写得疲惫不堪，把笔往桌上一扔，侧着脸趴在桌面上痛苦哀嚎；对面的陈明头也不抬，神情冷淡地推了推鼻梁，握着笔在卷子上刷刷书写。 赵左右继续趴在桌面上，有气无力地锤了一下桌角，苦闷地吐槽。 荀未来拿着信封走近书桌前，伸手将牛皮纸信封递到赵左右眼前。 赵左右茫然地撑起身子接过信封，指尖撕开封口抽出里面的信纸。 赵左右展开那张红色横线信纸，一眼看清抬头与落款处的名字，瞳孔瞬间放大，倒吸一口凉气，失声惊叫起来！ 赵左右双手颤抖地捧着红色横线信纸逐字阅读，眼神从震惊逐渐转为明亮、动容与热泪盈眶；身旁的荀未（核心台词：赵左右：“实在顶不住了。剩下的，咱年初五回来再做吧。” ／ 赵左右：“我初中拼了命地考上八中，为啥连喘口气的工夫都没有，又要拼了命地高考？” ／ 赵左右：“你回来啦，荀哥。”）</w:t>
-              <w:br/>
-              <w:t>• 【5-14　内　漫画屋·里间卧室 — 夜】漫画屋里间榻榻米地铺上，赵左右盘腿坐着，双手平举着那封“刘慈欣回信”反反复复地仔细阅读，脸上满是憧憬。书桌前，陈明正低头专注地握笔在笔记本上快速书写。赵左右转过头看向陈明，兴致勃勃地提议。 赵左右小声嘟囔了一句，一把抓起被子躺下，将信纸举在眼前侧躺着继续看。（核心台词：赵左右：“现在想想，还是荀哥说得对，能了解彼此的，只有同龄人。反正我姥姥姥爷过年也去三亚玩了，年夜饭，咱仨一块儿吃吧。” ／ 赵左右：“为啥啊？” ／ 赵左右：“我又不打呼噜。”）</w:t>
-              <w:br/>
-              <w:t>• 【5-16　内/外　漫画屋·里间卧室与便民店外夜巷 — 深夜】深夜，漫画屋里间熄了灯。赵左右与陈明并排躺在地铺的格纹被窝里。赵左右双手交叠平放在腹部被子上方，睁着眼睛望着天花板，担忧地转头看向右侧的陈明。 陈明侧身面向赵左右躺着，闭着眼睛平静地分析。 赵左右转回视线继续望着天花板，喃喃反驳。 赵左右听后若有所思地转过头看着陈明的侧脸。 赵左右闭上眼躺了片刻，终究放心不下，悄悄掀开被子起身，穿上深灰色连帽羽绒服推门走入夜色。 永金便民店外的积雪夜巷里空无一人，赵左右裹紧羽绒服四下张望。（核心台词：赵左右：“陈明，你说荀哥咋还不回来啊？他不会和我爸干起来了吧？” ／ 赵左右：“可荀哥不也就二十岁？” ／ 赵左右：“其实，我一直觉得荀哥挺像个中年人的，虽然他动手也不考虑后果。”）</w:t>
-              <w:br/>
-              <w:t>• 【5-17　外/内　家属院·雪夜长椅与502室卧室 — 深夜】不远处的台阶下方阴影里，寻来的赵左右听到上方的说话声停下脚步，仰起头望向长椅方向（画外音）。 站在台阶下阴影里的赵左右听到父亲那句“哎呦我是真没钱呀”，眼神微微一颤，眼底涌起一阵心疼与触动。然而紧接着，长椅上的荀未来神色从同情转为得意，伸手一把搭住赵东来的肩膀炫耀起来。 荀未来拍着大腿，眉飞色舞地向赵东来抖出实情。台阶下的赵左右如遭雷击，整个人僵在原地！ 两人刚一转身走到台阶扶手边，笑容瞬间僵在脸上——只见十六岁的赵左右正满脸泪痕地站在台阶下方，早已将刚才的每一句话听得一清二楚！ 赵左右死死攥着拳头，一句话也没说，（核心台词：赵左右：“他们去哪儿了？应该没走远吧。”）</w:t>
-              <w:br/>
-              <w:t>• 【5-18　外　长林市·冰封湖面 — 深夜】空旷幽暗的冰封湖面上，寒风呼啸，远方孤月与高塔剪影笼罩在清冷的夜色里。十六岁的赵左右独自一人站在冰湖中央，戴着黑色手套的双手捧着那封红色横线信纸，口中呼出白气，耳畔回响着荀未来曾对他说过的一句句鼓励（画外音）。 赵左右低头凝视着信纸上工整的蓝墨水字迹，眼眶通红，泪水在眼底打转，声音颤抖而决绝。 赵左右决绝地松开右手——那封红色横线信纸瞬间被呼啸的寒风卷起，在幽暗的冰面上翻滚着飘向远方的黑暗深处。赵左右身体微微前倾，下意识地抬起右手朝信纸飞走的方向伸出半截，指尖停滞在半空，眼神从剧痛渐渐化为一片死寂的麻木（画外音）。（核心台词：荀未来：“人生一步错，步步错。相信我，赵左右，选文！怎么可能会不咋地呢？肯定写得特别好，你那文采，你那笔锋唰唰的，以后你绝对能自己办杂志的！你别浪费你的天赋！” ／ 赵左右：“如果都是假的，我宁可不要。” ／ 赵左右：“从今天起，我就再也不写东西了。”）</w:t>
-            </w:r>
-          </w:p>
-        </w:tc>
-      </w:tr>
-      <w:tr>
-        <w:trPr>
-          <w:cantSplit/>
-        </w:trPr>
-        <w:tc>
-          <w:tcPr>
-            <w:tcW w:type="dxa" w:w="2376"/>
-            <w:vAlign w:val="center"/>
-            <w:tcMar>
-              <w:top w:w="105" w:type="dxa"/>
-              <w:bottom w:w="105" w:type="dxa"/>
-              <w:left w:w="145" w:type="dxa"/>
-              <w:right w:w="145" w:type="dxa"/>
-            </w:tcMar>
-            <w:shd w:fill="F7FAFC"/>
-          </w:tcPr>
-          <w:p>
-            <w:pPr>
-              <w:spacing w:before="40" w:after="40" w:line="341" w:lineRule="auto"/>
-              <w:jc w:val="center"/>
-            </w:pPr>
-            <w:r/>
-            <w:r>
-              <w:rPr>
-                <w:rFonts w:ascii="Times New Roman" w:hAnsi="Times New Roman" w:eastAsia="宋体"/>
-                <w:b/>
-                <w:color w:val="191919"/>
-                <w:sz w:val="19"/>
-              </w:rPr>
-              <w:t>EP06《暖雪》</w:t>
-            </w:r>
-          </w:p>
-        </w:tc>
-        <w:tc>
-          <w:tcPr>
-            <w:tcW w:type="dxa" w:w="7992"/>
-            <w:vAlign w:val="center"/>
-            <w:tcMar>
-              <w:top w:w="105" w:type="dxa"/>
-              <w:bottom w:w="105" w:type="dxa"/>
-              <w:left w:w="145" w:type="dxa"/>
-              <w:right w:w="145" w:type="dxa"/>
-            </w:tcMar>
-            <w:shd w:fill="F7FAFC"/>
-          </w:tcPr>
-          <w:p>
-            <w:pPr>
-              <w:spacing w:before="40" w:after="40" w:line="341" w:lineRule="auto"/>
-              <w:jc w:val="left"/>
-            </w:pPr>
-            <w:r/>
-            <w:r>
-              <w:rPr>
-                <w:rFonts w:ascii="Times New Roman" w:hAnsi="Times New Roman" w:eastAsia="宋体"/>
-                <w:b w:val="0"/>
-                <w:color w:val="191919"/>
-                <w:sz w:val="19"/>
-              </w:rPr>
-              <w:t>• 【6-1　外　长林市·冰封湖面与湖滨石栏 — 夜】二零零八年深冬寒夜，空旷幽暗的冰封湖面上，十六岁的赵左右身穿深灰色连帽羽绒服、内搭灰白条纹毛衣与白衬衫、双手戴着黑色防滑手套，僵立在咔嚓作响的薄冰区中央，低头对着脚下不断蔓延的冰裂纹颤声祈祷。 赵左右刚试探着挪动半步，脚下冰层再次发出刺耳的脆响，吓得他立刻屏住呼吸，双手张开保持平衡不敢动弹。 话音未落，脚下冰面骤然开裂，赵左右脚下一滑重重摔倒在冰面上，失声惊呼。 湖滨石护栏岸边，身穿浅绿色牛角扣连帽大衣、戴着圆框眼镜的十六岁徐图图焦急地冲到栏杆前，一边解下岸边悬挂的红色救生圈，一边朝冰面上的赵左右大声呼喊。 徐图图（核心台词：赵左右：“没事啊，别生气，我走就是了。” ／ 赵左右：“好，说好了啊，我不动，你就不裂。” ／ 赵左右：“啊——！”）</w:t>
-              <w:br/>
-              <w:t>• 【6-3　内　漫画屋·里间卧室 — 日】日间，漫画屋里间的床铺上，身穿黑色高领毛衣的四十一岁荀未来缓缓睁开眼睛。守在床边的十六岁赵左右见状神情一喜，探头关切地唤他，随后迅速转头朝门外高声呼喊。 荀未来掀开被角作势就要下床展示。赵左右与赵东来见状连忙同时伸出双手按住他的双肩，将他稳稳按回床上。 荀未来听到“回家”二字愣了一下。赵左右与赵东来相视一笑，赵东来面露欣慰，抬手轻轻拍了拍儿子的肩膀，父子间气氛融洽。荀未来露出释怀的微笑，认真地看向赵左右道歉。 赵左右坦然地笑了笑，伸手拿起搭在椅背上的羽绒服穿上。（核心台词：赵左右：“荀哥，你醒啦？爸！荀哥醒啦！” ／ 赵左右：“医生说你没啥大事，就是睡着了。你现在感觉怎么样？精神点儿了吗？” ／ 赵左右：“好了好了，你老实躺着休息。没事就好啊，那我跟我爸先回家去了。”）</w:t>
-              <w:br/>
-              <w:t>• 【6-4　外/内　飞霞路·公用电话亭与人生无限有限公司工位（2058） — 日】客服急忙出声喊停，电脑屏幕上弹出“黑金会员 赵左右｜时空波动监测中”的红色折线波形图。赵了悬在按键上的手指瞬间停滞收回，眼神由焦躁转为凝重与警惕。 【闪回·2008长林八中乐器室及家属楼】赵了在远处默默注视着十六岁的赵左右抱猫走出楼门、在乐器室与徐图图并肩排练。（核心台词：客服58003：“您好，赵左右先生。昨晚您没有来电登记花销，必须给您记入违规次数了。” ／ 赵了：“我早就想消失了。本来我就是为了阻止你改命才来的。你就回去，好好地过你应该过的、属于赵左右原本的人生。”）</w:t>
-              <w:br/>
-              <w:t>• 【6-5　内　赵左右家·卧室与客厅 — 日】五零一室赵左右卧室内，身穿黑白格纹衬衫的赵左右正坐在电脑前滑动鼠标浏览长林八中吧，一条标题为《【劲爆消息】跨年夜一起来看暖雪！！！》的热帖吸引了他的目光。 赵左右拿起修好的手机翻看，神色放松地抬起头看着母亲，笑眯眯地报出菜名。 赵左右略显羞涩地摸了摸鼻子，挺起胸膛回答。 刘美奕欣慰地转身出门买菜。赵左右转回电脑屏幕前，滑动鼠标点开贴吧详情页，屏幕上显示着红字标题：转起来！明晚跨年的时候有火流星！观赏指南写着明晚 23:20-23:40 仰头看东北方向天空（画外音）。 门外突然传来急促的敲门声。赵左右起身走到客厅玄关（核心台词：赵左右：“暖雪？” ／ 赵左右：“想吃锅包肉，再来个，炸茄盒。” ／ 刘美奕：“行啊赵左右，你这两天没白离家出走啊，跟变了个人似的。以前每次问你都是随便、随便，最难做的就是随便了。”）</w:t>
-              <w:br/>
-              <w:t>• 【6-6　外　东湖公园·三角尖顶礼拜堂前 — 夜】夜晚，积雪覆盖的东湖公园三角尖顶礼拜堂台阶前，荀未来扮演王一漫，侧身回眸，捏着嗓子姿态造作、语气娇嗔地念着台词；撑着一把黑伞走上前来的赵左右与他对视了两秒，实在憋不住低头噗嗤一声笑场，手里的黑伞随之乱抖。 赵左右连忙收起黑伞抱在怀里，忍着笑连声拱手道歉。 赵左右敛去笑意，握着黑伞柄认真地看着荀未来。 赵左右皱了皱鼻子，满脸怀疑地吐槽那些肉麻台词。 赵左右收起笑容，仰头望向静谧的夜空，眼神纯净而真挚。 荀未来神色微动，随即上前一步，双手捧住赵左右的脸颊将他的脑袋扳正过来，严肃地指出残酷的现实。 赵左右脸上的憧憬瞬间凝（核心台词：赵左右：“对不起，我把你想到一漫实在太难了，你不笑还能好点儿。” ／ 赵左右：“可是，我想和一漫做朋友是真心的呀，这又不是在演戏。” ／ 赵左右：“可是她应该不会喜欢这些台词吧？都是从哪抄来的啊？”）</w:t>
-              <w:br/>
-              <w:t>• 【6-7　外/内　长林八中·铁栏杆外、美营租车行、保卫室与储藏室 — 夜】赵左右拔腿沿着夜街飞奔，荀未来在后面气喘吁吁地追赶，两人穿过限高架桥洞一路跑到长林八中校外铁栏杆栅栏旁。 荀未来扶着膝盖大口喘气，抬头看了一眼紧闭的校园铁栅栏。赵左右双手抓着铁栏杆，抬手指着校园深处的体育馆方向。 荀未来缓过一口气，疑惑地看着赵左右手指的方向。 赵左右转过身，兴奋地向荀未来解释起来。 荀未来眼睛一亮，赞许地拍了拍赵左右的肩膀。 赵左右伸出双手在胸前悬空比划了一个长方体的尺寸。 赵左右用力握了握拳头，低声喊了一句，随即踩上路边的绿色塑料垃圾桶，敏捷地翻越学校铁栏杆跳进校园。 与此同时，校园内，十六岁的（核心台词：赵左右：“跟我来就是了，走！” ／ 赵左右：“不是——” ／ 赵左右：“造雪机！”）</w:t>
-              <w:br/>
-              <w:t>• 【6-8　外　东湖公园·三角尖顶礼拜堂前 — 夜】东湖公园三角尖顶礼拜堂前，两人合力将造雪机固定在皮卡车后斗上。赵左右朝着礼拜堂双手合十拜了拜，随后与荀未来并肩背靠在银色皮卡车斗边缘。 赵左右也仰起头望着夜空，眼中闪烁着释然与激动的光彩，嘴角扬起开怀的笑意。 荀未来转过头静静凝视着赵左右的侧脸，眼神温柔而郑重。 赵左右转过头看向荀未来，笑着回应。荀未来微微一怔，抿嘴低头温和一笑，将手揣进白色大衣口袋哈着白气搓手取暖，轻声低语。 荀未来转过头看着赵左右，神色认真中带着一丝不易察觉的不舍，抬手拍了拍他的肩膀。（核心台词：赵左右：“对不住啦，先借用一下。” ／ 赵左右：“当然了。” ／ 赵左右：“什么感觉啊？”）</w:t>
-              <w:br/>
-              <w:t>• 【6-12　内　赵左右家·餐厅与502室门前 — 夜】除夕之夜，五零一室餐厅桌上摆满了丰盛的年夜饭（包括锅包肉与炸茄盒）。身穿浅蓝色毛衣的赵左右与身穿灰色针织衫的赵东来围坐桌旁互相夹菜，系着粉色围裙的刘美奕端着一个装满热菜的双层不锈钢饭盒从厨房走出来。 赵东来端起酒杯乐呵呵地招呼儿子碰杯，刘美奕将不锈钢饭盒递给赵左右。 赵左右接过饭盒，疑惑地眨了眨眼。 赵左右双手托着不锈钢饭盒走到对门五零二室门前敲了敲门。身穿卡其色厚羽绒服、面容憔悴的六十六岁赵了微开房门。赵左右神色真诚地将饭盒递到身前。 赵左右隔着门叮嘱了一句，转身回到五零一室餐桌旁坐下，拿起筷子边吃边问母亲。（核心台词：赵左右：“妈，你别忙活了快来吃啊。” ／ 赵左右：“这个这个。” ／ 赵左右：“干嘛不叫他过来一起吃啊？”）</w:t>
-              <w:br/>
-              <w:t>• 【6-13　内　徐图图家·客厅 — 夜】暖炉旁，徐图图将织好的白色笑脸毛线帽叠放进精致的绿色礼盒里，盒盖内侧贴着写给赵左右的黄色便利贴（To 赵左右：谢谢你带那一桌冷饮！ / 左右：广播社选举加油！）。徐图图轻轻合上盒盖（画外音）。</w:t>
-              <w:br/>
-              <w:t>• 【6-15　外/内　雪夜街道与王一漫家二楼卧室 — 夜】雪夜街头，头戴白色毛绒耳罩、身穿浅蓝色羊羔毛大衣的徐图图怀抱绿色礼盒走到赵左右家楼下，仰望五楼亮灯的窗户，掏出索爱手机给“赵左右（狂野阳光）”发送短信（画外音）。 就在这时，身穿黑色牛角扣连帽大衣的赵左右一边接听荀未来的电话，一边从单元门冲出，匆匆跑过路口。 街角处，怀抱礼盒的徐图图目送赵左右跑向东湖公园方向的背影，疑惑地跟了上去。（核心台词：赵左右：“好的，荀哥，我马上就到！”）</w:t>
-              <w:br/>
-              <w:t>• 【6-16　外　东湖公园·三角尖顶礼拜堂前广场 — 夜】话音未落，荀未来眼角余光突然瞥见十六岁的赵左右正出现在礼拜堂台阶的另一侧！荀未来的眼神瞬间由疲惫化为惊恐与决绝——为了阻止王一漫说出喜欢自己、防止十六岁的赵左右听见后彻底崩溃，他猛然转向赵左右的方向，撕心裂肺地发出一声咆哮！ 王一漫被这声突如其来的怒吼吓得浑身一颤，以为荀未来是在吼自己，脸色瞬间煞白；她茫然地回头看了一眼台阶上的赵左右，随后含着眼泪失落地转身跑进夜色。台阶上的赵左右也彻底怔住。荀未来绝望地环顾四周，低头看向腕表——返程倒计时仅剩最后三十秒（00:00:30）。 荀未来神色决绝，迈开大步冲上礼拜堂台阶（核心台词：荀未来：“左右，还有三十秒，你竖起耳朵听好！赵左右，你报考文科是无比正确的决定！广播社选举那天，你把你的那一票投给了王一漫，也是无比正确的决定！你可以无条件地相信我，也不用在意你刚才看到的一切，因为，其实我就是……” ／ 赵左右：“根本就没有暖雪。” ／ 赵左右：“为什么我会相信这种事啊？火流星的轨道，应该是无法预测的吧。”）</w:t>
-              <w:br/>
-              <w:t>• 【6-17　内/外　除夕跨年群像空间与赵左右家卧室 — 深夜】五零一室赵左右卧室内，身穿黑白条纹长袖的十六岁赵左右静静坐在书桌前，凝视着玻璃缸里游动的金鱼。突然，窗外漆黑的夜空被一道璀璨夺目的金红色光芒撕裂——一颗巨大的火流星拖着长长的焰尾划破长空，将漫天飘落的白雪映照成梦幻般的暖金色，倒映在赵左右震颤的瞳孔中（画外音）。（核心台词：赵左右：“火流星，不可预测的轨迹……不可预测吗？”）</w:t>
-            </w:r>
-          </w:p>
-        </w:tc>
-      </w:tr>
-      <w:tr>
-        <w:trPr>
-          <w:cantSplit/>
-        </w:trPr>
-        <w:tc>
-          <w:tcPr>
-            <w:tcW w:type="dxa" w:w="2376"/>
-            <w:vAlign w:val="center"/>
-            <w:tcMar>
-              <w:top w:w="105" w:type="dxa"/>
-              <w:bottom w:w="105" w:type="dxa"/>
-              <w:left w:w="145" w:type="dxa"/>
-              <w:right w:w="145" w:type="dxa"/>
-            </w:tcMar>
-          </w:tcPr>
-          <w:p>
-            <w:pPr>
-              <w:spacing w:before="40" w:after="40" w:line="341" w:lineRule="auto"/>
-              <w:jc w:val="center"/>
-            </w:pPr>
-            <w:r/>
-            <w:r>
-              <w:rPr>
-                <w:rFonts w:ascii="Times New Roman" w:hAnsi="Times New Roman" w:eastAsia="宋体"/>
-                <w:b/>
-                <w:color w:val="191919"/>
-                <w:sz w:val="19"/>
-              </w:rPr>
-              <w:t>EP07《舒图来了》</w:t>
-            </w:r>
-          </w:p>
-        </w:tc>
-        <w:tc>
-          <w:tcPr>
-            <w:tcW w:type="dxa" w:w="7992"/>
-            <w:vAlign w:val="center"/>
-            <w:tcMar>
-              <w:top w:w="105" w:type="dxa"/>
-              <w:bottom w:w="105" w:type="dxa"/>
-              <w:left w:w="145" w:type="dxa"/>
-              <w:right w:w="145" w:type="dxa"/>
-            </w:tcMar>
-          </w:tcPr>
-          <w:p>
-            <w:pPr>
-              <w:spacing w:before="40" w:after="40" w:line="341" w:lineRule="auto"/>
-              <w:jc w:val="left"/>
-            </w:pPr>
-            <w:r/>
-            <w:r>
-              <w:rPr>
-                <w:rFonts w:ascii="Times New Roman" w:hAnsi="Times New Roman" w:eastAsia="宋体"/>
-                <w:b w:val="0"/>
-                <w:color w:val="191919"/>
-                <w:sz w:val="19"/>
-              </w:rPr>
-              <w:t>• 【7-1　外/内　都市高楼·商务车与后台化妆间（2035） — 日/昏】一辆黑色豪华商务车平稳行驶在都市高架桥上。后座里，留着微卷长发背头、身穿灰色西装内搭白T恤的四十一岁赵左右闭目靠在真皮头枕上，右手疲惫地揉捏着眉心。前排男司机专心驾驶，副驾后方身穿职业装的女助理转过身，轻声唤他。 赵左右没有睁眼，依然捏着鼻梁，声音低沉而缓慢。 女助理连忙双手捧起平板电脑递到赵左右面前，屏幕上展示着古玛品牌为《新女性时代》杂志封面拍摄的前卫时装照。 赵左右掀开眼皮扫了一眼平板屏幕，眉头瞬间拧成一个川字，嫌弃地拿手指敲了敲屏幕。 女助理愣了一下，小心翼翼地收回半寸平板电脑，试探着看向赵左右。 赵左右坐（核心台词：赵左右：“古玛那边对接得怎么样了？” ／ 赵左右：“这是什么呀？这也太前卫了吧。你让他们看看2008年的人都在穿什么。这妆造，你实在不行，就让他们对着《意林》《故事会》封面插画的那些小人的衣服去设计。这都什么呀？” ／ 赵左右：“你知不知道，咱们的杂志是实体复兴风最大的IP。古玛这次想跟我们合作，不就是想蹭我们的热度吗？标榜他们推崇实体，煽个怀旧情。就这……这么前卫，怀旧个毛线啊！你问他们懂不懂啊？跟他们说不合作了，啊。”）</w:t>
-              <w:br/>
-              <w:t>• 【7-2　内　赵了家·卧室 — 夜】片刻后，赵了颤抖着伸手摸过枕边的老款诺基亚滑盖手机。屏幕亮起微光，壁纸上正是十六岁的赵左右与徐图图凑在一起灿烂微笑的自拍合影。赵了苍老的指腹轻轻摩挲着屏幕上的少女面庞，浑浊的眼底涌起滚烫的泪光。</w:t>
-              <w:br/>
-              <w:t>• 【7-4　内　徐图图家·玄关与客厅 — 夜】舒图若有所思地收回目光，视线不经意间扫过小方桌上的那个绿色礼盒——盒盖上方贴着一张黄色小熊便利贴，上面工整地写着：TO 赵左右 谢谢你的那一票。舒图眼神微动，抬眼看向徐图图。（核心台词：舒图：“赵左右？你喜欢他？”）</w:t>
-              <w:br/>
-              <w:t>• 【7-5　外/内　漫画屋·吧台与家属楼下 — 深夜】深夜积雪的街道上，成年舒图撑着透明雨伞独自缓步前行。 三条鱼漫画屋吧台前，身穿棕色羽绒服的四十一岁荀未来正靠在收银台边，借着昏黄的台灯独酌绿罐哈尔滨啤酒，神情落寞。借宿在里间、身穿蓝白相间运动校服外套的十六岁陈明推门走出来，看了一眼满身酒气的荀未来。（核心台词：荀未来：“造化弄人，王一漫呀王一漫，时间可真是跟我开了一个巨大的玩笑啊。我这怎么跟小赵去解释？你也玩我是吧？突然就剩一天，突然又变好了，抽风是吧？你说说怎么改个过去，就这么难呢。”）</w:t>
-              <w:br/>
-              <w:t>• 【7-6　内　赵左右家·玄关与客厅 — 日】大年初一清晨，五零一室卧室内，身穿黑白条纹长袖T恤的十六岁赵左右在书桌前伸了个懒腰，揉着眼睛走出卧室。玄关处，身穿黑色大衣、围着黑灰格围巾的母亲刘美奕正弯腰换鞋准备出门。 赵左右撇了撇嘴，靠在门框上拆父亲的台。 赵东来得意地拍了拍儿子的肩膀，开门下楼。偌大的屋子瞬间冷清下来，赵左右独自走到结着冰霜的窗前，俯瞰着楼下雪地里孤零零排成一列的三个小雪人，眼神有些落寞。就在这时，门外响起笃笃的敲门声。 换上棕黄格子连帽衬衫的赵左右走到玄关拉开房门，只见四十一岁的成年舒图正站在门外，脚边放着一个印有“春在一起、中国结”字样的（核心台词：赵左右：“妈，大年初一那么早上班啊？” ／ 赵左右：“新年快乐。” ／ 赵左右：“爸，你也那么早啊？”）</w:t>
-              <w:br/>
-              <w:t>• 【7-7　内/外　漫画屋·门口 — 日】三条鱼漫画屋内，趴在书堆上熟睡的荀未来悠悠醒来，伸了个大大的懒腰，将吧台上的哈尔滨啤酒空罐随手扔进垃圾桶，打着哈欠走到店门前，双手抓住铁卷帘门往上一推——门外阳光下，赫然站着冷眼抱臂的四十一岁舒图！ 荀未来魂飞魄散，本能地死死拽住卷帘门把手猛往下拉！舒图眼疾手快冲上前一步，双手抓住卷帘门下沿与他隔门角力。（核心台词：舒图：“有本事别躲呀，赵左右！”）</w:t>
-              <w:br/>
-              <w:t>• 【7-8　内　人生有限公司·会谈室与舒图家（2033） — 日/夜】镜头急推向桌上少年赵左右抱着小狗的旧相框，画外音响起舒图撕心裂肺的呼喊：别接电话！别回家！ 【闪回·2033年舒图与赵左右家客厅】舒图身穿条纹针织衫在书架前崩溃翻找，相册与杂物被扫落一地。 舒图站在客厅中央剧烈喘息，痛苦地抱头蹲在地上哭泣。一本烫金封面的《青春回忆录》相册掉落在地，里面滑出一张二零零八年寒假麻辣烫店“大胃王挑战赛”的合影——照片上赫然是十六岁的徐图图与十六岁的赵左右！舒图伸手捡起照片，眉头紧锁，眼神里满是困惑与震惊。 一阵剧烈的刺痛突然袭上脑海，一幕幕原本不属于她原有记忆的画面在脑海中飞速闪回：暖色（核心台词：人生有限公司代表：“女士，是这样的，按理说呢，我们是不能够透露实验者姓名的。但是您是赵先生的妻子，所以我们也就不再隐瞒了。根据我们跟赵左右赵先生签署的实验协议来说呢，我们是不能够把他召回来的。如果说，把他提前召回来的话，这个算我们违约。” ／ 舒图：“有本事永远别见我！永远别见我！赵左右，你到底死哪儿去了！” ／ 人生有限公司代表：“女士，我们呢真的是非常非常理解您现在的心情。可这个协议啊，是我们跟赵左右赵先生签的，所以啊，必须是他本人来……”）</w:t>
-              <w:br/>
-              <w:t>• 【7-9　外/内　漫画屋·门口 — 日】回到二零零八年三条鱼漫画屋门前，铁卷帘门已拉下大半，只留下一道贴地的窄缝。四十一岁的舒图背靠着冰冷的卷帘门坐在门外水泥地上，身旁放着那把黄色笑脸透明雨伞；四十一岁的荀未来则抱膝蹲在卷帘门内侧的阴影里，夫妻俩隔着一扇铁门静静对话。 卷帘门内侧的阴影里，荀未来抱膝蹲在地上，梗着脖子表明态度。（核心台词：舒图：“那我最起码，该记得在高中的时候，除了提前认识了赵左右，还见过一个叫荀未来的人吧？”）</w:t>
-              <w:br/>
-              <w:t>• 【7-11　内　赵左右家·客厅与门廊 — 夜】五零一室客厅墙上的方形挂钟指向傍晚六点。十六岁的赵左右侧躺在绿色沙发上，捂着咕咕叫的肚子自言自语。 茶几上的诺基亚直板手机突然震动起来，赵左右伸手拿过手机查看，屏幕显示收到一条来自“荀未来（不和小白说话）”的短信。 赵左右侧躺在沙发上，双手拇指飞快地按键回复。 赵左右举着手机等待，几秒钟后，荀未来的新短信立刻弹了出来。 赵左右看着短信忍不住嘴角微扬，放下手机闭目养神。肚子里又传出一阵饥饿的抗议声，赵左右坐起身，目光投向餐桌上那个舒图白天送来的“幸福在一起”红色八角形礼盒。他起身走到餐桌前解开红色丝带，面露好奇地揭开（核心台词：赵左右：“爸不是说下馆子去吗？不会忘了吧？” ／ 赵左右（短信画外音）：“我没事，昨晚睡了一觉，好像想明白了。” ／ 赵左右：“这人也太过分了吧！”）</w:t>
-              <w:br/>
-              <w:t>• 【7-12　外/内　家属楼下雪巷·漫画屋与出租车 — 夜】赵左右匆忙套上棕色羽绒服追出单元门，不料守在门外的舒图突然出手，一把从赵左右手里夺过那部诺基亚直板手机，转身就往雪巷深处飞奔！赵左右大吃一惊，拔腿在后面狂追。 舒图甩开赵左右闪身拐进小巷暗处，熟练地用抢来的赵左右手机调出“荀未来”的号码，飞快按下“救我，岁月潭！”五个字点击发送。 三条鱼漫画屋内，正在扫地的荀未来听到摩托罗拉翻盖手机响起提示音，翻开一看，屏幕上赫然显示着发件人“舒图”（原赵左右号码）发来的短信：救我 岁月潭。荀未来脸色剧变。（核心台词：赵左右：“哎，你咋还抢劫啊？！喂！站住！站住，别跑！”）</w:t>
-              <w:br/>
-              <w:t>• 【7-13　外　岁月潭 — 夜】荀未来脚下一绊摔倒在雪地里，低头一看，积雪中赫然掉落着赵左右那部亮着屏幕的诺基亚手机！荀未来颤抖着捡起手机，绝望地跪倒在雪原中央。 【闪回·2033年陈明葬礼后街头】戴着黑色手套的赵左右左手握着人生有限公司名片，右手低头盯着手机屏幕上“老婆”的来电显示，狠心按下了挂断键。（核心台词：荀未来：“左右！赵左右！舒图！赵左右！” ／ 舒图：“那你告诉我呀！你跟我说，你不想离婚，你还爱我，还在乎我，我就不会总跟你提离婚了呀！赵左右，你为什么总是在逃避，为什么什么都不跟我说？！” ／ 舒图：“赵左右！赵左右！你要是再往前走一步，咱俩就算真离了！”）</w:t>
-              <w:br/>
-              <w:t>• 【7-15　内　漫画屋·店堂与里间 — 夜】三条鱼漫画屋内，留着顺直短发、身穿棕红复古麻花毛衣的十六岁陈明正坐在堆满书册的柜台前伏案写字。十六岁的赵左右推门走进店里，双手扶在柜台书堆上向陈明打听。 赵左右探身往前凑了凑，继续追问。 正说着，身穿深绿色工装夹克的荀未来推门走进书店，随手将从岁月潭雪地里捡回来的诺基亚直板手机递还给柜台前的赵左右。 荀未来面色疲惫地走过柜台，将那部诺基亚手机塞回赵左右手里。 荀未来拎着一罐饮料快步穿过书架走进里间，把夹克外套随手甩在单人沙发背上，顺势坐倒在靠背沙发上，右手捏着银色易拉罐，眼神疲惫。赵左右双手插兜急匆匆跟进来，在沙发（核心台词：赵左右：“陈明，荀哥在吗？” ／ 赵左右：“白天有没有一个中年阿姨来找过他？” ／ 赵左右：“荀哥！”）</w:t>
-            </w:r>
-          </w:p>
-        </w:tc>
-      </w:tr>
-      <w:tr>
-        <w:trPr>
-          <w:cantSplit/>
-        </w:trPr>
-        <w:tc>
-          <w:tcPr>
-            <w:tcW w:type="dxa" w:w="2376"/>
-            <w:vAlign w:val="center"/>
-            <w:tcMar>
-              <w:top w:w="105" w:type="dxa"/>
-              <w:bottom w:w="105" w:type="dxa"/>
-              <w:left w:w="145" w:type="dxa"/>
-              <w:right w:w="145" w:type="dxa"/>
-            </w:tcMar>
-            <w:shd w:fill="F7FAFC"/>
-          </w:tcPr>
-          <w:p>
-            <w:pPr>
-              <w:spacing w:before="40" w:after="40" w:line="341" w:lineRule="auto"/>
-              <w:jc w:val="center"/>
-            </w:pPr>
-            <w:r/>
-            <w:r>
-              <w:rPr>
-                <w:rFonts w:ascii="Times New Roman" w:hAnsi="Times New Roman" w:eastAsia="宋体"/>
-                <w:b/>
-                <w:color w:val="191919"/>
-                <w:sz w:val="19"/>
-              </w:rPr>
-              <w:t>EP08《时间的玩笑》</w:t>
-            </w:r>
-          </w:p>
-        </w:tc>
-        <w:tc>
-          <w:tcPr>
-            <w:tcW w:type="dxa" w:w="7992"/>
-            <w:vAlign w:val="center"/>
-            <w:tcMar>
-              <w:top w:w="105" w:type="dxa"/>
-              <w:bottom w:w="105" w:type="dxa"/>
-              <w:left w:w="145" w:type="dxa"/>
-              <w:right w:w="145" w:type="dxa"/>
-            </w:tcMar>
-            <w:shd w:fill="F7FAFC"/>
-          </w:tcPr>
-          <w:p>
-            <w:pPr>
-              <w:spacing w:before="40" w:after="40" w:line="341" w:lineRule="auto"/>
-              <w:jc w:val="left"/>
-            </w:pPr>
-            <w:r/>
-            <w:r>
-              <w:rPr>
-                <w:rFonts w:ascii="Times New Roman" w:hAnsi="Times New Roman" w:eastAsia="宋体"/>
-                <w:b w:val="0"/>
-                <w:color w:val="191919"/>
-                <w:sz w:val="19"/>
-              </w:rPr>
-              <w:t>• 【8-2　内　徐图图家·卧室 — 深夜】手机屏幕上显示着凌晨一点四十分与“赵左右（狂野阳光）”的短信界面，徐图图拇指按动键盘输入拼音“ni zai gan ma lie”，在输入框里敲出“你在干嘛咧”五个字，大拇指悬停在发送键上方迟迟不敢按下，眉头微蹙，眼神里满是纠结与担忧。</w:t>
-              <w:br/>
-              <w:t>• 【8-4　内　502室赵了卧室·漫画屋里间与501室赵左右卧室（三代清晨交叉剪辑） — 晨】镜头切至五零一室阳光明媚的赵左右卧室。贴满动漫与篮球海报的房间里，身穿白色套头长袖衫的十六岁赵左右精神抖擞地从被窝里坐起身，张大嘴巴打了个酣畅淋漓的哈欠，舒展双臂伸了个大大的懒腰，挠了挠后脑勺。 赵左右随手拿起放在床头柜上的诺基亚直板手机，点开一条上午九点二十分刚收到的未读短信——发件人备注为“徐图图（一只坨坨）”。赵左右看着屏幕上的文字，嘴角不由自主地漾开明朗灿烂的笑容。（核心台词：赵左右：“今天初几来着？”）</w:t>
-              <w:br/>
-              <w:t>• 【8-5　内　徐图图家·卧室与客厅 — 日】舒图一听她拿攒下的零花钱请赵左右，情绪瞬间激动起来，转身大步走到一旁的木衣柜前，哗啦一声拉开衣柜门，用手指着里面寥寥无几的几件旧衣服连声数落。 徐图图脑海里浮现出少年赵左右的模样，脸颊微红，嘴角洋溢出羞涩而纯真的微笑。（核心台词：赵左右（短信画外音）：“OK！12点见～”）</w:t>
-              <w:br/>
-              <w:t>• 【8-6　外/内　积雪街道·公用电话亭与漫画屋店堂（交叉剪辑） — 日】白雪覆盖的街道人行道上，身穿黑色长款呢大衣的舒图紧紧抱着那个淡绿色礼盒一路飞奔；身穿米白色牛角扣大衣的徐图图气喘吁吁地在后面全力追赶，一边跑一边四处张望呼喊。 街角处，舒图闪身躲进一座百叶窗式的绿色公用电话亭内，反手关上亭门，透过玻璃与百叶缝隙警惕地向外张望，确认把十六岁的自己甩掉后才松了一口气。（核心台词：舒图：“你跟他说跟赵左右有关系，要他帮忙！” ／ 陈明：“荀哥，她说跟赵左右有关，要你帮忙！”）</w:t>
-              <w:br/>
-              <w:t>• 【8-7　外　雪后胡同街道与平房屋顶 — 日】舒图转身将空礼盒随手一扔，盒盖内侧那张写着“To：赵左右 谢谢你的那一票”的黄色小熊便利贴飘落在洁白的雪地上。胡同拐角的红砖墙后，头戴深灰色鸭舌帽、身穿深棕色长款毛呢大衣的六十六岁赵了正静静伫立在暗处，默默注视着她的一举一动。</w:t>
-              <w:br/>
-              <w:t>• 【8-8　内　赵左右家·餐厅 — 日】五零一室赵左右家中，身穿棕白格纹长袖衬衫内搭米白高领衫的十六岁赵左右手里拿着一只黑白斑马纹陶瓷马克杯，掀开门帘从卧室走出来；身穿深灰色圆领毛衣内搭白衬衫的父亲赵东来正好端着两桶泡好的红烧牛肉方便面从厨房走出，放到餐桌上朝儿子招手。 赵左右走到餐边柜旁拿起红色保温水壶往马克杯里倒水，转过头对父亲说道。 赵左右端起马克杯喝了一口温水，如实回答。 赵左右无奈地妥协，拉开父亲对面的餐椅坐下，伸手撕开自己面前那桶方便面的锡纸封口，拿起白色塑料叉子。 赵东来不好意思地搓了搓手，向儿子解释昨晚大年初一失约没回来带他下馆子的原因；（核心台词：赵左右：“爸，你泡面干嘛呀？我一会儿要出门吃。” ／ 赵左右：“我和同学都约好了，要去学校附近新开的咖啡厅。” ／ 赵左右：“好吧。”）</w:t>
-              <w:br/>
-              <w:t>• 【8-11　外/内　长林咖啡馆·门外雪街与靠窗卡座 — 日】长林八中旁新开业的“長林 Coffee”咖啡馆门外，十六岁的徐图图身穿米白色牛角扣连帽大衣站在路边等候。一辆车牌号为吉A·72217的红色捷达出租车疾驰停在街边，好不容易爬下屋顶的六十六岁赵了手里紧紧攥着那顶白色毛线帽推门下车，刚张嘴唤了一声“图图”，就看见身穿米白色短款连帽羽绒服的十六岁赵左右正从街道另一侧小跑赶来。 赵左右一路小跑冲到徐图图面前刹住脚步；不远处出租车旁的赵了见状立刻停下脚步，把白色毛线帽藏回身侧，站在车门旁欣慰地微笑着注视两个年轻人。徐图图双手插在大衣口袋里，笑盈盈地向赵左右打招呼。 赵左右喘着（核心台词：赵左右：“图图！” ／ 赵左右：“呃，等很久了？” ／ 赵左右：“不冷。再冷也没有在冰湖上又爬又滚的冷。进去吧。”）</w:t>
-              <w:br/>
-              <w:t>• 【8-12　内　三条鱼漫画屋·吧台 — 日】三条鱼漫画屋内，结束了“物理自闭”的四十一岁荀未来身穿深棕色纽扣针织开衫内搭白色立领衬衫，双手插在裤兜里从老式立钟旁走出里间，缓步晃到前台旁，拉开椅子在正在整理旧书堆的陈明身旁坐下，重重地叹了一口气，盯着电脑屏幕明知故问。 陈明低着头继续整齐地码放着桌上的厚书堆，手上动作未停，平静地吐出两个字。（核心台词：荀未来：“挺好的。要是赵左右有你三分的觉悟就好了。唉——”）</w:t>
-              <w:br/>
-              <w:t>• 【8-13　内/外　长林咖啡馆·靠窗卡座与徐图图家二楼门外 — 日】长林咖啡馆靠窗卡座内，喝完一整杯卡布奇诺的赵左右靠在椅背上，向对面的徐图图敞开心扉聊起文理分科与最近的迷茫。 徐图图双手交叠在桌面上，关切地注视着赵左右的眼睛。 赵左右回忆着自己最喜欢的杂志，眼神微敛，流露出少年人对自身才华的怀疑与失落。 赵左右叹了口气，伸手从餐盘里拈起一根炸薯条靠回沙发背上，语气里带着几分自嘲与委屈。 赵左右被她乐观的笑容感染，心情瞬间轻松起来，双手合十轻轻拍了一下，学着父亲赵东来的口吻说道。 徐图图赞同地微笑点头，赵左右将薯条放进嘴里咀嚼。徐图图低头思索了片刻，忽然鼓起勇气抬起头，目光认真而炽（核心台词：赵左右：“所以，我就决定报文科了。但最近发生了一些事情，我好像又有点找不到动力了。” ／ 赵左右：“我之前看《心惊跳》的幕后故事，创刊人说，要做全世界最棒的恐怖悬疑杂志。但我就没有他那样的热情。” ／ 赵左右：“别提了。荀哥老鄙视我，说我没主见、没主见。我倒是想有，这不想不出来吗？”）</w:t>
-              <w:br/>
-              <w:t>• 【8-14　外　家属院·雪地长椅空地 — 日】冬日的阳光穿透云层，折射出一抹淡淡的彩虹光晕。家属院积雪的休闲空地上，十六岁的赵左右双手插在米白色短款羽绒服口袋里漫步走回院子，低头瞥见雪地上立着一只喝空的绿色八王寺玻璃汽水瓶，脚步一顿——只见不远处的长椅上，身穿黑色双排扣长款呢大衣的四十一岁舒图正悠闲地坐着喝汽水。赵左右警惕地走上前站定。 舒图放下手里的八王寺汽水瓶，冲着赵左右微微一笑，伸手拍了拍身旁的长椅空位。 赵左右站在原地眉头紧蹙，防备地审视着眼前这个昨天刚抢过他手机的古怪女人。舒图扑哧一笑，用手指点了点长椅激他。 少年赵左右的好胜心瞬间被激起，眼神一凛，（核心台词：赵左右：“又是你？你怎么又来了？” ／ 赵左右：“谁怕了！” ／ 赵左右：“你怎么知道我刚喝了咖啡？你跟踪我啊？”）</w:t>
-              <w:br/>
-              <w:t>• 【8-15　内　赵左右家·玄关与赵左右卧室 — 日】五零一室入户门被轻轻推开，神情恍惚落寞的赵左右低着头走进玄关换鞋。身穿粉色针织开衫的母亲刘美奕笑盈盈地从客厅迎了出来，关切地打量着儿子。 赵左右一言不发地将手里拎着的八王寺汽水瓶放在玄关鱼缸柜上，像丢了魂似的径直走向自己的卧室。刘美奕在门帘旁停下脚步，担忧地望着儿子的背影唤了一声。 赵左右背对着母亲停顿了半秒，低声应了一句，推门走进卧室关上了房门。 卧室内，赵左右呆呆地坐在书桌前。片刻后，门外响起轻轻的敲门声，刘美奕推门走进来，缓步走到儿子身后，将温暖的手掌轻轻搭在赵左右的肩头，俯下身柔声询问。 赵左右深吸了一口气（核心台词：赵左右：“我没事。” ／ 赵左右：“我真没事。就是突然间想清楚了很多事情，我需要点时间，再好好想想。” ／ 赵左右（内心独白）：“让爱我的人，失望？”）</w:t>
-            </w:r>
-          </w:p>
-        </w:tc>
-      </w:tr>
-      <w:tr>
-        <w:trPr>
-          <w:cantSplit/>
-        </w:trPr>
-        <w:tc>
-          <w:tcPr>
-            <w:tcW w:type="dxa" w:w="2376"/>
-            <w:vAlign w:val="center"/>
-            <w:tcMar>
-              <w:top w:w="105" w:type="dxa"/>
-              <w:bottom w:w="105" w:type="dxa"/>
-              <w:left w:w="145" w:type="dxa"/>
-              <w:right w:w="145" w:type="dxa"/>
-            </w:tcMar>
-          </w:tcPr>
-          <w:p>
-            <w:pPr>
-              <w:spacing w:before="40" w:after="40" w:line="341" w:lineRule="auto"/>
-              <w:jc w:val="center"/>
-            </w:pPr>
-            <w:r/>
-            <w:r>
-              <w:rPr>
-                <w:rFonts w:ascii="Times New Roman" w:hAnsi="Times New Roman" w:eastAsia="宋体"/>
-                <w:b/>
-                <w:color w:val="191919"/>
-                <w:sz w:val="19"/>
-              </w:rPr>
-              <w:t>EP09《人生失控》</w:t>
-            </w:r>
-          </w:p>
-        </w:tc>
-        <w:tc>
-          <w:tcPr>
-            <w:tcW w:type="dxa" w:w="7992"/>
-            <w:vAlign w:val="center"/>
-            <w:tcMar>
-              <w:top w:w="105" w:type="dxa"/>
-              <w:bottom w:w="105" w:type="dxa"/>
-              <w:left w:w="145" w:type="dxa"/>
-              <w:right w:w="145" w:type="dxa"/>
-            </w:tcMar>
-          </w:tcPr>
-          <w:p>
-            <w:pPr>
-              <w:spacing w:before="40" w:after="40" w:line="341" w:lineRule="auto"/>
-              <w:jc w:val="left"/>
-            </w:pPr>
-            <w:r/>
-            <w:r>
-              <w:rPr>
-                <w:rFonts w:ascii="Times New Roman" w:hAnsi="Times New Roman" w:eastAsia="宋体"/>
-                <w:b w:val="0"/>
-                <w:color w:val="191919"/>
-                <w:sz w:val="19"/>
-              </w:rPr>
-              <w:t>• 【9-1　内　成年赵左右与舒图家·玄关与卧室（2033梦境） — 夜】二零三三年北京寓所内，玄关木柜上摆放着一只精致的相框，相框里是妻子舒图戴着遮阳帽燦烂微笑的照片。留着青灰胡茬、身穿浅灰色翻领针织衫内搭白衬衫的四十一岁赵左右（荀未来）手里提着一袋热气腾腾的外卖推门进屋，一边往餐桌走，一边满脸笑意地朝卧室方向高声呼唤。</w:t>
-              <w:br/>
-              <w:t>• 【9-2　内/外　漫画屋里间·有轨电车与雪后街道 — 晨】晨光熹微的街道上，一列有轨电车叮当驶过。车厢内，陈明坐在座位上安静地翻看课本；身穿深棕色棉服夹克的荀未来与身穿黑色连帽羽绒服的十六岁赵左右并排站在过道里拉着扶手。荀未来侧过头打量着身边神色平静沉稳的十六岁自己，试探着开口搭话。 赵左右面无表情地靠在车厢立柱上，目光平视前方，只是淡淡地从鼻腔里应了一声。 赵左右眼神认真地思索了片刻，转过头一本正经地向荀未来抛出了一个纯粹的学术问题。荀未来当场噎住。（核心台词：赵左右：“嗯。” ／ 赵左右：“我想，寒假作业那道地理选择题，它为什么会选C呢？”）</w:t>
-              <w:br/>
-              <w:t>• 【9-4　外/内　长林八中·校园主干道与教学楼走廊 — 日】校园主干道上，背着黑色双肩包的荀未来与十六岁的赵左右并肩往教学楼走。荀未来低头发现鞋带松了，连忙停下脚步单膝跪在地上，把双肩包放在脚边系鞋带。 然而身旁的赵左右根本没有停步，甚至连头都没回，手里拿着复习小册子径直大步流星地朝教学楼走去。荀未来系好鞋带站起身，单肩甩上书包一看，顿时傻了眼，拔腿在后面小跑追赶。 教学楼一楼走廊里，赵左右健步如飞地拐过常闭式防火门转角；荀未来气喘吁吁地从后面追上来冲着他的背影喊道。</w:t>
-              <w:br/>
-              <w:t>• 【9-5　内　长林八中·高一十班（文科班）教室 — 日】重新分班后的高一十班（文科班）教室内，黑板正中央贴着一张写满名字的文科班新座位表。脱下羽绒服抱在胸前的荀未来与罗爱文并排站在黑板前，仰头看着讲台正前方第一排紧挨着的“荀未来”、“罗爱文”、“赵左右”三个名字，荀未来苦着脸连连叹气。 荀未来认命地把书包和外套重重放在第一排靠门的课桌上，拉开椅子坐下。他一边低头拉开书包拉链，一边斜过眼睛往教室左后方靠窗的座位瞄去——那里，十六岁的赵左右正端端正正地坐在座位上低头整理文具，与斜前方的王一漫隔着过道相望。 全班同学连同王一漫、前排的荀未来和罗爱文齐刷刷转过头望向后排——只见（核心台词：赵左右：“戴主任！” ／ 赵左右：“让我试试吧。如果考不到，我甘愿擦黑板、扫地、抬水。” ／ 戴娟：“王一漫，你已经是学生会干部了，班长还是让赵左右同学试试吧。”）</w:t>
-              <w:br/>
-              <w:t>• 【9-6　内　长林八中·学校食堂 — 日】荀未来顺着他的手指望去——只见餐桌旁，十六岁的赵左右左手拿着筷子往嘴里塞饭，右手竟握着笔在练习册上争分夺秒地刷题，跟坐在他对面埋头演算的理科学霸陈明简直如出一辙！荀未来先是一愣，随即喜上眉梢。 餐桌旁，身穿蓝白校服内搭棕格纹衬衫的陈明头也不抬地在笔记本上写着公式，冷静地向对面的赵左右宣布。 赵左右翻看着手里的文科笔记，没有半分气馁，握紧手中的笔倔强地回答。 陈明笔尖不停，毫不留情地用客观数据给老友泼了一盆冷水。赵左右抿紧嘴唇，低头更加专注地在习题册上奋笔疾书。（核心台词：赵左右：“没关系，我可以不靠任何人。”）</w:t>
-              <w:br/>
-              <w:t>• 【9-7　内　长林八中·高一十班与高一八班教室及男洗手间 — 日】下午的高一十班地理课上，黑板上画着“天体系统的级别”与“地球上存在生命的条件”板书框架。身穿蓝色毛衣的地理男老师放下粉笔转过身，拍了拍手里的校本作业册。第一排的荀未来正趴在课桌上百无聊赖地打瞌睡，而后排的赵左右却腰杆笔直、全神贯注。 听到“赵左右”三个字，第一排迷迷糊糊的荀未来与后排全神贯注的十六岁赵左右竟然条件反射般同时“腾”地站了起来！讲台上的地理老师愣住了，看看后排又看看前排。 荀未来瞬间清醒过来，转头看了一眼后排站得笔直的赵左右，尴尬地摸了摸鼻子向老师解释，随后在全班同学的哄笑声中迅速坐回座位。 地理老师摇（核心台词：地理老师：“好啊，我们快速地来讲一下，啊。都是寒假要求大家复习过的，第一章也比较简单，啊。好，现在打开校本作业，我会找一个人，口头的来回答一下。——赵左右！” ／ 荀未来：“对不起我听错了，他是赵左右。” ／ 赵左右：“太阳黑子和耀斑。”）</w:t>
-              <w:br/>
-              <w:t>• 【9-8　内/外　教学楼走廊·学校食堂与赵左右家厨房（交叉剪辑） — 日/夜】教学楼走廊里，赵左右手里捧着《高考必备便携手册》穿行在课间熙熙攘攘的学生人流中，嘴里念念有词地背诵着历史考点。两名同班女同学并肩走在他身后，望着他的背影小声议论。 暮色四合，冬日的夜幕笼罩了校园操场。空旷昏暗的学校食堂里只亮着一盏孤灯，十六岁的赵左右独自一人坐在长条餐桌旁，左手拿着筷子大口扒着餐盘里微凉的饭菜，右手握着笔在复习笔记本上飞快地演算记忆。 赵左右咽下嘴里的饭，从黑色羽绒服口袋里掏出诺基亚直板手机，拨通家里的电话放到耳边。 食堂孤灯下，赵左右握着手机，眼神无比坚定地向母亲汇报自己的决定。 赵左右看着面前摊（核心台词：赵左右：“妈，我今天在学校上晚自习，就不回来吃饭了。” ／ 赵左右：“以后都不回来了。学校晚自习学习氛围比较好，我想多学会儿。” ／ 赵左右：“嗯。”）</w:t>
-              <w:br/>
-              <w:t>• 【9-9　外/内　G54路有轨电车站台与车厢 — 夜】寒夜深沉，积雪的有轨电车站台上，赵左右站在路灯下依然低头翻看着手中的《高考必备便携手册》。一列闪烁着“工农大路 G54 西安大路”红色LED灯牌的末班有轨电车缓缓进站停稳，赵左右迈步走上车厢。 空荡荡的末班电车车厢内温暖安静，赵左右眼睛不离书本地走到中段蓝色座椅坐下，顺手将黑色双肩书包卸下放在身旁座位上。就在折叠车门即将关闭的瞬间，车门外传来十六岁徐图图气喘吁吁的呼喊声！ 身穿天蓝色羊羔毛连帽大衣、戴着白色毛绒耳罩的徐图图一步跳上电车。她扶着膝盖喘了口气，一抬头便看见了坐在前面的赵左右；赵左右也抬起头看向她，徐图图（核心台词：赵左右：“嗯，晚自习刚结束。” ／ 赵左右：“没事。” ／ 赵左右：“《梦的解析》？”）</w:t>
-              <w:br/>
-              <w:t>• 【9-12　外/内　福慧家园五楼楼道·502室与三条鱼漫画屋 — 夜】赵了往屋里望了一眼，温和地询问十六岁赵左右的动向。 正说着，楼梯下方传来稳健的脚步声——只见身穿黑色连帽羽绒服的十六岁赵左右怀里紧紧抱着一大摞厚厚的复习教材与练习册，迈步走上五楼平台，礼貌地向赵了和母亲问好。 荀未来想起今天十六岁赵左右自荐当班长、在食堂和晚自习拼命刷题的模样，得意地摊了摊手。 镜头缓缓拉升至漫画屋里间上空俯拍，复古彩绘玻璃吊灯下，四十一岁与六十六岁的两个赵左右并排坐在沙发上，赵了抬起右手食指在空中重重一点，说出了细思极恐的推论。（核心台词：赵了：“小赵怎么突然晚自习了呢？” ／ 赵左右：“赵爷爷。妈。” ／ 荀未来：“嗯，难怪我小的时候这么喜欢吃啊，这偶尔吃一下还挺好吃的。小赵，我可替你犒劳一下自己了啊。”）</w:t>
-              <w:br/>
-              <w:t>• 【9-13　内/外　徐图图家卧室·赵左右家卧室与学校微机室（深夜交叉剪辑） — 深夜】与此同时，五零一室赵左右的卧室内，书桌上的台灯与电脑屏幕依然亮着。身穿黑色长袖卫衣的十六岁赵左右正趴在厚厚的复习书堆上熟睡，眉头在睡梦中紧紧蹙起，脑海里不断回响着四十一岁舒图在雪地长椅痛骂他的话，在梦中不甘地呓语。 突然，“啪嗒”一声闷响——赵左右放在书包边缘的那本黑色精装书《梦的解析》滑落下来，重重掉在木地板上！赵左右瞬间从睡梦中惊醒抬起头，低头看了一眼地板上的《梦的解析》，眼神骤然变得凌厉而决绝。 赵左右一把推开卧室窗户，踩上窗台，敏捷地翻窗跃入夜色之中！ 深夜十一点三十五分（墙上SANXIN石英挂钟指针定格）（核心台词：赵左右（内心独白）：“阿姨，不是这样的……不是，只要我想，只要我想……” ／ 赵左右（内心独白）：“我不会让爱我的人失望的！”）</w:t>
-              <w:br/>
-              <w:t>• 【9-14　内/外　街边烧烤餐车与2035高架桥下车祸现场（闪回） — 深夜】【闪回·2035年高架桥下公路】身穿米白色翻领大衣的四十一岁舒图单手握着方向盘驾驶黑色轿车（吉U·72207）行驶在高架桥下，另一只手举着智能手机贴在嘴边，情绪崩溃地给丈夫赵左右发送最后一条决绝的语音消息；话音未落，前方突发险情，舒图瞳孔骤缩失声惊叫！ 【闪回·2035年高架桥下公路（修改后）】舒图在车内哭着发完“咱俩以后再也不用见面了！”放下手机，一抬头，突然看见前方高架桥墩旁，穿越回去拦截三轮车路人的赵左右正站在路边！舒图震惊地脱口唤出丈夫的名字。（核心台词：舒图（闪回）：“赵左右？” ／ 赵了：“没错。但我的时空波动会被2058年监测，毫无自由可言，他们的监测系统也比当年严密了很多。所以你这个不能被监测到的Bug，就是我要寻找的关键节点。或许我阻止你改变小赵，让他去过原本的人生，舒图也许会活下来。” ／ 荀未来：“那他们不知道你就是当年参与实验的赵左右吗？”）</w:t>
-            </w:r>
-          </w:p>
-        </w:tc>
-      </w:tr>
-      <w:tr>
-        <w:trPr>
-          <w:cantSplit/>
-        </w:trPr>
-        <w:tc>
-          <w:tcPr>
-            <w:tcW w:type="dxa" w:w="2376"/>
-            <w:vAlign w:val="center"/>
-            <w:tcMar>
-              <w:top w:w="105" w:type="dxa"/>
-              <w:bottom w:w="105" w:type="dxa"/>
-              <w:left w:w="145" w:type="dxa"/>
-              <w:right w:w="145" w:type="dxa"/>
-            </w:tcMar>
-            <w:shd w:fill="F7FAFC"/>
-          </w:tcPr>
-          <w:p>
-            <w:pPr>
-              <w:spacing w:before="40" w:after="40" w:line="341" w:lineRule="auto"/>
-              <w:jc w:val="center"/>
-            </w:pPr>
-            <w:r/>
-            <w:r>
-              <w:rPr>
-                <w:rFonts w:ascii="Times New Roman" w:hAnsi="Times New Roman" w:eastAsia="宋体"/>
-                <w:b/>
-                <w:color w:val="191919"/>
-                <w:sz w:val="19"/>
-              </w:rPr>
-              <w:t>EP10《只要我想》</w:t>
-            </w:r>
-          </w:p>
-        </w:tc>
-        <w:tc>
-          <w:tcPr>
-            <w:tcW w:type="dxa" w:w="7992"/>
-            <w:vAlign w:val="center"/>
-            <w:tcMar>
-              <w:top w:w="105" w:type="dxa"/>
-              <w:bottom w:w="105" w:type="dxa"/>
-              <w:left w:w="145" w:type="dxa"/>
-              <w:right w:w="145" w:type="dxa"/>
-            </w:tcMar>
-            <w:shd w:fill="F7FAFC"/>
-          </w:tcPr>
-          <w:p>
-            <w:pPr>
-              <w:spacing w:before="40" w:after="40" w:line="341" w:lineRule="auto"/>
-              <w:jc w:val="left"/>
-            </w:pPr>
-            <w:r/>
-            <w:r>
-              <w:rPr>
-                <w:rFonts w:ascii="Times New Roman" w:hAnsi="Times New Roman" w:eastAsia="宋体"/>
-                <w:b w:val="0"/>
-                <w:color w:val="191919"/>
-                <w:sz w:val="19"/>
-              </w:rPr>
-              <w:t>• 【10-1　内/外　长林八中高一十班教室与操场铁栅栏外 — 日】清晨的长林八中校园，晨光掠过孔子汉白玉雕像与教学楼。高一十班教室内，课桌上堆满高耸的复习书本，身穿蓝白校服内搭灰色连帽卫衣的十六岁赵左右正低头全神贯注地刷题。四十一岁的荀未来手臂上搭着深棕色羽绒服、单肩背着书包从后门走进教室，径直走到赵左右课桌旁，俯下身凑到他耳边低声招呼。 赵左右握笔的手停顿了一下，被荀未来身上的隔夜酒气呛得抬起右手虚掩住嘴唇轻咳了一声，眉头微蹙着转头避开视线，垂眸低语。 荀未来站直身子，热络地拍了拍赵左右的肩膀示意他起身。 赵左右低着头抿紧嘴唇，神情严肃地拒绝。 赵左右眼睛死死盯着桌面上的历史课（核心台词：赵左右：“不用，我不吃早饭。” ／ 赵左右：“以后我不能再这样了。” ／ 赵左右：“因为我是班长，我得带头遵守校规。”）</w:t>
-              <w:br/>
-              <w:t>• 【10-3　内　长林八中·室内体育馆与后台楼梯间 — 日】铺设着“Jr. NBA”木地板的室内体育馆排球场内，高一十班全体学生穿着蓝白运动校服列队集合。身穿黑灰拼色立领运动服、胸前挂着哨子的体育老师背着手站在排球网前训话，抬起右手比出“五”的手势；队伍里的荀未来左顾右盼，寻找着赵左右的身影。 体育馆后台安静的楼梯间里，十六岁的赵左右正盘腿躲在一辆装满排球的蓝色帆布器材车里，怀里捧着历史复习资料争分夺秒地默背。荀未来推门走进来，一眼看见躲在器材车里的赵左右，立刻双手叉腰，用赵左右早上说过的官话阴阳怪气地拿捏他。 器材车里的赵左右合上历史书，眼神有些闪躲地捂了捂肚子找借口。 （核心台词：赵左右：“我有点不舒服。” ／ 荀未来：“老师，我举报赵左右，他在那边偷懒不上课！” ／ 体育老师：“赵左右留下。其他人啊，去器材室，每人拿一个哑铃过来。”）</w:t>
-              <w:br/>
-              <w:t>• 【10-4　内　长林八中·校医室 — 日】校医室安静的隔间内，脸色苍白的十六岁赵左右平躺在铺着蓝色床单的病床上，双目紧闭处于低血糖昏迷中，干裂的嘴唇却依然在无意识地微微翕动，断断续续地呢喃着历史考点与梦话。坐在病床旁的荀未来俯视着走火入魔的十六岁自己，听得直摇头。 病床上的赵左右眉头紧锁，用微弱的气声在梦中呓语；荀未来微微探身，凑近他的唇边仔细分辨。 王一漫深吸一口气，终于鼓起勇气迈步走进校医室。听到脚步声的荀未来抬起头，只见王一漫快步走到病床前，甚至没敢多看病床上的赵左右一眼，直接将紧握的右手伸到荀未来面前，把两颗粉色透明包装的草莓味硬糖塞进了荀未来的掌（核心台词：赵左右：“不要失望……只要我想……”）</w:t>
-              <w:br/>
-              <w:t>• 【10-5　外/内　教学楼外广场·高一十班门外与男洗手间 — 夜】荀未来领着罗爱文悄悄摸到高一十班教室后门外，伸手往教室里一指——只见空荡荡的教室里只亮着一排灯，十六岁的赵左右正独自埋头在高耸如山的书堆后疯狂演算着陈明留给他的那本绿色封面《数学答案略集锦（NOTES）》。罗爱文扒着门框看了一眼，恍然大悟地转头看向荀未来。 荀未来竖起一根手指，一连串灵魂发问直接扎进罗爱文的心窝；罗爱文仔细回想了一整天被赵左右彻底无视的凄凉处境，委屈地摇了摇头。 【闪回·高一上学期操场看台】明媚的阳光下，十六岁的赵左右把热腾腾的包子塞给罗爱文，拍着他的肩膀豪爽大笑：“咱俩那还用说！吃！” 片刻之后，（核心台词：荀未来：“赵左右有难，救还是不救？” ／ 荀未来：“那我问你，他今天有跟你说过一句话吗？看过你一眼吗？那你想不想，让他变回之前的赵左右？” ／ 荀未来：“你放心吧，赵左右他就是到了四十，他也没有这个胆。”）</w:t>
-              <w:br/>
-              <w:t>• 【10-6　内/外　长林八中男生宿舍走廊·校门口与赵了路虎车内 — 夜】夜色深沉，痛失数学复习宝典的十六岁赵左右一路急匆匆地跑到男生宿舍楼走廊，一把拦住了正准备推门回寝室的陈明（身穿墨绿色拼色夹克内搭花纹毛背心），双手攥着试卷，满脸恳求地开口。 赵左右眼神闪烁了一下，心虚地低下头支支吾吾。 聪慧绝顶的陈明一眼看穿了真相，冷冷地直视着赵左右的眼睛。 赵左右不敢看他的眼睛，愧疚地别开视线解释。 赵左右急得往前跨了一步，一把拉住陈明的袖口苦苦哀求。 赵左右没有放弃，双手合十举在胸前，作最后一次努力恳求。 陈明沉默地看了他两秒，没有松口，只是丢下一句客套的许诺，转身推开宿舍门走了进去，反手关上（核心台词：赵左右：“陈明，你今晚有时间吗？我来你宿舍补补数学啊。” ／ 赵左右：“那个……有复印的吗？” ／ 赵左右：“不知道被谁给抢走了。”）</w:t>
-              <w:br/>
-              <w:t>• 【10-7　内　三条鱼漫画屋与学校教师办公室（深夜交叉剪辑） — 深夜】深夜的三条鱼漫画屋内，身穿蓝色粗针毛衣的四十一岁荀未来正坐在前台电脑旁，得意洋洋地翻看着今晚从男洗手间抢来的那本绿色封面《陈明数学答案略集锦（NOTEBOOK）》。玻璃门被推开，六十六岁的赵了垂头丧气地走了进来，荀未来合上笔记本抬头调侃。 赵了走到柜台前隔着书堆坐下，摘下头上的黑色棒球帽，神色凝重地叹了口气。（核心台词：赵了：“我猜舒图走之前，可能跟小赵说了些什么，对他冲击太大了。” ／ 荀未来：“这还用你猜啊？我早就猜到了！舒图肯定把对我的那些气呀，全撒到了小赵的头上。我都受不了，更何况小赵呢？” ／ 荀未来：“你说你，你要是有个这么大的孩子，你现在对付小赵，绝对老有经验了。”）</w:t>
-              <w:br/>
-              <w:t>• 【10-8　内　长林八中·高一十班教室（开学考放榜与历史课） — 日】掌声落下，戴娟环视全班，目光投向教室左后方，语气里满是惊喜与赞赏。座位上的赵左右自信地抬起头望向讲台。 第一排正等着看赵左右考砸出丑的荀未来猛地转过头看向后排。讲台上的戴娟一字一顿地宣布了令全班沸腾的成绩！ 全班瞬间爆发出雷鸣般的掌声！第一排的荀未来眼珠子差点瞪出来，满脸见了鬼般的不可置信；旁边的罗爱文开心地转过身向赵左右比出双剪刀手庆祝，荀未来回过神后也只得硬挤出笑容朝赵左右竖起大拇指；后排的赵左右嘴角扬起灿烂的笑容，转头看向斜前方的徐图图与王一漫，徐图图开心地朝他弯起眉眼，几人相视而笑。 次日清晨七点整，五零一（核心台词：戴娟：“但这次最令我惊喜的是——赵左右同学。” ／ 戴娟：“赵左右。” ／ 赵左右：“禁军是帝王封建时代，由帝王直辖，担任护卫帝王、皇宫、首都警备任务的军队。”）</w:t>
-              <w:br/>
-              <w:t>• 【10-9　内/外　学校食堂·教学楼走廊·高一十班与主任办公室 — 日】大雪纷飞的校园里，孔子汉白玉雕像静立在风雪中。中午的学校食堂长桌旁，赵左右与王一漫隔桌相对而坐，两人都在一边吃饭一边争分夺秒地翻阅资料刷题。赵左右抬起头偷偷看了一眼对面专注写字的王一漫，眼神里带着渴望与自我激励。 课间休息的教学楼走廊上人流穿梭，赵左右手里拿着试卷正与罗爱文说话，荀未来快步跑过来在拐角处截住两人，热情地张罗着去广播室捧场。 赵左右握着试卷摇了摇头，态度克制而疏离地婉拒。 荀未来不依不饶地走上前，伸手一把搂住赵左右的肩膀往广播室方向强行拉拽。 就在荀未来凑近的瞬间，赵左右鼻翼微动，清晰地闻到了荀未来和（核心台词：赵左右（内心独白）：“努力是有用的，对吧？没有天赋的事情，也可以通过努力追赶上，对吧？” ／ 赵左右：“你们去吧，我和爱文要去八班问几道数学题。” ／ 赵左右：“还给我。”）</w:t>
-              <w:br/>
-              <w:t>• 【10-10　内　长林八中·教学楼走廊·高一十班与主任办公室 — 日/夜】下午课间的教学楼走廊上，十六岁的陈明背着双肩包一边走一边翻看复习资料。赵左右手里拿着那张《全真模拟冲刺卷》从后面小跑追上来，拍了拍陈明的肩膀，指着试卷上的最后一道压轴大题急切地请教。 陈明神情冷淡，丢下一句“我有事”转身欲走；赵左右急忙跨前一步拦住他的去路，把试卷展开递到他眼前指着具体公式追问。 陈明无奈地叹了口气，低头扫了一眼赵左右的试卷，随后抬起头认真而客观地向赵左右给出了最科学的应试建议，说完合上书本径直离开。赵左右手握着试卷怔在原地，脑海里反复咀嚼着“扬长避短多去背背文综”这句话。 夜幕彻底笼罩了长林八中。（核心台词：赵左右：“陈明，有道题我刚才去问老师了，但我记得你答案略集锦上的方法步骤更短，你给我再讲讲吧。最后一次，真就最后一次。” ／ 赵左右：“这，怎么直接推导出n的绝对值等于二分之根号三的？” ／ 赵左右：“好。”）</w:t>
-            </w:r>
-          </w:p>
-        </w:tc>
-      </w:tr>
-      <w:tr>
-        <w:trPr>
-          <w:cantSplit/>
-        </w:trPr>
-        <w:tc>
-          <w:tcPr>
-            <w:tcW w:type="dxa" w:w="2376"/>
-            <w:vAlign w:val="center"/>
-            <w:tcMar>
-              <w:top w:w="105" w:type="dxa"/>
-              <w:bottom w:w="105" w:type="dxa"/>
-              <w:left w:w="145" w:type="dxa"/>
-              <w:right w:w="145" w:type="dxa"/>
-            </w:tcMar>
-          </w:tcPr>
-          <w:p>
-            <w:pPr>
-              <w:spacing w:before="40" w:after="40" w:line="341" w:lineRule="auto"/>
-              <w:jc w:val="center"/>
-            </w:pPr>
-            <w:r/>
-            <w:r>
-              <w:rPr>
-                <w:rFonts w:ascii="Times New Roman" w:hAnsi="Times New Roman" w:eastAsia="宋体"/>
-                <w:b/>
-                <w:color w:val="191919"/>
-                <w:sz w:val="19"/>
-              </w:rPr>
-              <w:t>EP11《YOU WIN》</w:t>
-            </w:r>
-          </w:p>
-        </w:tc>
-        <w:tc>
-          <w:tcPr>
-            <w:tcW w:type="dxa" w:w="7992"/>
-            <w:vAlign w:val="center"/>
-            <w:tcMar>
-              <w:top w:w="105" w:type="dxa"/>
-              <w:bottom w:w="105" w:type="dxa"/>
-              <w:left w:w="145" w:type="dxa"/>
-              <w:right w:w="145" w:type="dxa"/>
-            </w:tcMar>
-          </w:tcPr>
-          <w:p>
-            <w:pPr>
-              <w:spacing w:before="40" w:after="40" w:line="341" w:lineRule="auto"/>
-              <w:jc w:val="left"/>
-            </w:pPr>
-            <w:r/>
-            <w:r>
-              <w:rPr>
-                <w:rFonts w:ascii="Times New Roman" w:hAnsi="Times New Roman" w:eastAsia="宋体"/>
-                <w:b w:val="0"/>
-                <w:color w:val="191919"/>
-                <w:sz w:val="19"/>
-              </w:rPr>
-              <w:t>• 【11-1　外/内　福慧家园五号楼下与502室赵了家（客餐厅与书房） — 夜】赵了摇了摇头，向他揭开了第三集自己监听小赵电脑与手机的技术老底。 赵了将诺基亚手机屏幕转向荀未来——只见屏幕上运行着“黑鸽子v2.1”软件，显示着“屏幕监控［小赵手机］：无法连接｜监听通道［小赵手机］：音频通道1～4”。 就在这时，手机扬声器里清晰地传出了此时此刻正在学校主任办公室里的十六岁赵左右压低声音对陈明说出的那句话！（核心台词：荀未来：“气死了，真的是快气死了！说那个小屁孩是赵左右，简直就是侮辱我！” ／ 赵了：“给你败败火啊。呵呵呵……小赵十六七岁，正是最冲的年龄，你跟他对着干，你几岁了？” ／ 赵了：“除了兑换货币，我们什么也带不过来。我在这时代，托人买了两张芯片，能够监听和监视小赵的手机和电脑。”）</w:t>
-              <w:br/>
-              <w:t>• 【11-3　内　长林八中·男生宿舍走廊与D203寝室 — 夜】刚刚在主任办公室电脑上练成CS狙击并目睹赵左右偷看考卷的十六岁陈明，身穿黑绿拼接翻领夹克，低着头心事重重地走回宿舍走廊。路过D203寝室敞开的房门前时，正坐在书桌前玩笔记本电脑的平头室友甲一眼瞥见了他，冲着床沿看书的室友乙努了努嘴调侃。</w:t>
-              <w:br/>
-              <w:t>• 【11-4　外/内　福慧家园楼下路虎车内与501室赵左右卧室 — 深夜】恰在此时，仪表台上诺基亚手机的音频波形跳动起来——五零一室赵左右的卧室内，身穿淡蓝印花丝质睡衣的母亲刘美奕轻轻推门走到书桌旁，俯身关切地看着还在灯下演算集合数学题的儿子。 身穿黑色短袖T恤的十六岁赵左右紧盯着桌上的草稿纸，手里的笔不停地推导着公式，头也不抬地回答。 刘美奕心疼地轻轻抚摸了一下儿子的肩膀与后背，转身轻手轻脚地替他带上房门离开。赵左右停下笔，闭上双眼深吸了一口气，努力平复着内心的紧张与翻涌。（核心台词：赵左右：“明天就要开学考了，我最后查漏补缺一下，马上就好。”）</w:t>
-              <w:br/>
-              <w:t>• 【11-5　内　长林八中·高一十班教室与主任办公室（完整放榜与谈话） — 日】掌声渐息，戴娟拿起成绩单开始逐一念出班级前五名的名字；后排座位上的赵左右神情高度紧绷，随着每一个名字念出，他的眼神一点点往下沉。 听到第五名是黄宇晨，没有进前五的赵左右眼神一暗，失落地缓缓低下头；中排的王一漫也脸色苍白地怔在座位上。就在这时，讲台上的戴娟话锋一转，欣慰的目光投向了后排的赵左右！ 赵左右闻声猛地抬起头，前排的徐图图开心地转过头朝他微笑；赵左右放在课桌下的双手紧紧扣在一起，拇指紧张地用力摩挲着。讲台上的戴娟微笑着给出了破格留任的裁定！ 全班同学齐声欢呼鼓掌！赵左右松开紧扣的双手，长舒一口气露出了如释重负（核心台词：戴娟：“但这次最令我惊喜的是——赵左右同学！虽然他这次是第九名，但比分班前进步了十名！虽然赵左右的数学成绩并不出色，但这次文综，他是咱班第三！” ／ 戴娟：“其实啊我并不意外，这周我都在观察赵左右同学，他真的是付出了很大的努力。我是说班长要考前五名，但没说是总分！所以，班长继续由赵左右同学担任！” ／ 戴娟：“分班前你一直是年级第二，但这次你连班级前五都没进。老师没想批评你，但你这次知道了，一个寒假，甚至一周会带来多大的变化。赵左右的文综可是考过你了。”）</w:t>
-              <w:br/>
-              <w:t>• 【11-6　内/外　教学楼楼梯拐角·主任办公室与室外红砖连廊 — 日】王一漫双手紧握着被咬出缺口的红苹果，眼泪顺着脸颊滑落，却依然真诚而克制地替赵左右说话；墙角后的徐图图静静听着。 王一漫握着苹果迟疑地摇了摇头，依然坚持维护赵左右的人品。 戴娟调出电脑上的“行政楼走廊1”监控录像——只见黑白监控画面里，考试前一天晚上九点，身穿黑羽绒服的赵左右独自推开主任办公室的门走了进去并关上了门。戴娟指着屏幕向尚雪解释，眉头却紧紧蹙起。 恰在此时，十六岁的赵左右推开教学楼玻璃门走了出来。徐图图慌忙把手机藏到身后，上前一步唤住了他。 赵左右神色轻松地走近，微笑着看向她。 赵左右坦然地摇了摇头，丝毫没（核心台词：尚雪：“哎我这次可真没瞎说啊！那不是我新同桌吗，他住校的，他说他考试前一天晚上看到赵左右偷偷摸摸进了老师办公室！那你想啊，他在里面那么久，那卷子就在老师办公室放着，那他能干啥？偷题啊！指定是偷题了！” ／ 戴娟：“那天是我让赵左右帮我收作业送到办公室的，但他确实在里面待了将近十分钟。” ／ 赵左右：“图图，咋了？”）</w:t>
-              <w:br/>
-              <w:t>• 【11-7　内　高一十班地理课·学校食堂与教导主任办公室 — 日】全班同学的目光齐刷刷投向后排。赵左右停顿了两秒，从座位上站起身来——那道题其实正是他考试前夜从绝密试卷袋里抽出来不小心瞄到的第一道选择题！面对全班的注视，赵左右目视前方，面不改色地撒了谎；前排的荀未来猛然回过头，死死盯住他。 而在教室后门外的走廊窗边，班主任戴娟正面色阴沉地透过门窗玻璃缝隙紧盯着撒谎的赵左右，听到地理老师说“你运气不错啊，坐吧”，戴娟冷着脸转身离去。 傍晚的学校食堂里，关于赵左右半夜偷题的流言已经传遍全校。赵左右独自坐在窗边低头吃饭，不远处的餐桌旁，几名学生正对着他的方向指指点点大声议论，坐在旁边的（核心台词：地理老师：“这次的选择题最后一道题啊，确实有点难度，啊。咱们全班呢，就四个人做对了。——赵左右，来说一说你这个选A的思路，给大家讲讲，来。” ／ 赵左右：“这道题确实难，我知道我做不出来，所以蒙了个A，把时间留给其他题了。” ／ 食堂学生甲（画外音）：“哎，你也听说啦？有人看到赵左右考试前大半夜，去戴主任的办公室偷题！”）</w:t>
-              <w:br/>
-              <w:t>• 【11-8　外/内　家属院雪地长椅与501室赵左右家（客厅与卧室） — 夜】寒夜漫漫，身穿红黑拼色三道杠羽绒服的十六岁赵左右背着书包独自走回福慧家园楼下，仰头望着五楼自家亮着温暖灯光的窗户，却不敢迈步上楼，长叹一口气走到院子里的积雪长椅上颓然坐下。 赵左右抬起头认出赵爷爷，眼神闪烁着垂下眼帘。 赵左右低着头闷闷地否认。 听到这句话，满腹委屈无处倾诉的十六岁赵左右鼻子一酸，终于向这位慈祥的“赵爷爷”敞开了心扉。 赵了收敛笑意，认真地看着他追问。赵左右沉默地低下头。 赵左右死死抿着嘴唇，内心剧烈挣扎了良久，终于艰难地吐出了实话。 【闪回·考试前夜主任办公室】昏暗的办公室内，赵左右从《★绝密 文（核心台词：赵左右：“就想一个人待会儿。” ／ 赵左右：“没有。” ／ 赵左右：“我好不容易考了一次好成绩，但所有人都觉得我是作弊得来的。”）</w:t>
-              <w:br/>
-              <w:t>• 【11-9　外/内　长林八中雪地步道·主任办公室·学校食堂与广播室 — 日】次日清晨，刀子嘴豆腐心的父亲赵东来还是穿戴整齐，双手插在灰绿色连帽羽绒服兜里，阴沉着脸跟在儿子赵左右身后走进长林八中校园。迎面抱书走过的陈明看到父子俩的背影，停下脚步回头深深看了一眼。 教导主任办公室内，戴娟端坐在办公桌后，赵东来一改昨晚在家里的暴脾气，局促不安地坐在对面赔着笑脸，赵左右低头站在父亲身旁。戴娟开门见山地开口。 赵东来尴尬地干笑了两声，转头狠狠瞪了身旁的儿子一眼，随即收起笑容，身体前倾诚恳地替儿子向戴主任辩解；旁边的赵左右余光看着维护自己的父亲，眼波微动。 赵东来急得伸手拍了一下赵左右的胳膊，催促儿子（核心台词：戴娟：“赵左右的事情，你应该已经知道了吧？” ／ 戴娟：“我当了十五年的主任，学生干出什么事我都见过，但是对于作弊，我一向是零容忍。给赵左右留校察看处分、全校通报批评是一定要的！” ／ 赵左右：“你这怎么没拿鸡翅啊？”）</w:t>
-              <w:br/>
-              <w:t>• 【11-10　内/外　高一十班走廊·主任办公室重考与走廊掌掴 — 日/夜】高一十班安静的自习课上，班主任戴娟走到教室后门，平静地唤出赵左右。 赵左右站起身走出教室。走廊宣传栏旁，荀未来、罗爱文、徐图图三人像叠罗汉一样扒在教室后门框边探头偷听。走廊窗前，戴娟双手交叠看着赵左右，宣布了学校的最终决定（正是66岁赵了昨晚在雪地长椅支的那一招）。 赵左右非但没有先关心自己的处分，反而第一时间急切地追问陈明的情况。 赵左右低下头又猛地抬起眼眸，语气无比坚决地向戴娟请求。 下午两点十六分（墙上SANXIN石英钟定格），教导主任办公室内，赵左右独自坐在办公桌前，手握白色圆珠笔在全新的文综试卷与答题卡上（核心台词：戴娟：“赵左右，出来一下。” ／ 赵左右：“那陈明怎么样了？” ／ 赵左右：“如果我还能考好，能别记陈明处分吗？”）</w:t>
-              <w:br/>
-              <w:t>• 【11-11　内　502室赵了家客厅与三条鱼漫画屋（里间与洗漱镜前） — 夜/晨】只见洗漱镜中，昨晚入睡前还一头利落短发、面容白净清爽的四十一岁荀未来，此刻竟在一夜之间变成了一头狂乱蓬松的及肩中长卷发，下巴与两腮布满了浓密厚重的络腮胡茬！荀未来惊骇欲绝地抬起双手疯狂抓扯着自己真实的及肩长卷发，又猛地用双手捂住下巴用力捏掐着粗糙扎手的络腮胡须——随着16岁赵左右与陈明命运节点的剧烈改写，未来时间线的第二次肉体反噬已然轰然降临！（核心台词：赵了：“怎么，小赵被开除了？” ／ 赵了：“哦——所以那天晚上，小赵是在和陈明说话，他们两个人相互保密，所以小赵才一直没让陈明当证人！” ／ 荀未来：“是。但是今天中午，陈明利用学校的广播，在全校面前承认了这件事情，证明小赵真的只看了一道题就放回去了。”）</w:t>
-            </w:r>
-          </w:p>
-        </w:tc>
-      </w:tr>
-      <w:tr>
-        <w:trPr>
-          <w:cantSplit/>
-        </w:trPr>
-        <w:tc>
-          <w:tcPr>
-            <w:tcW w:type="dxa" w:w="2376"/>
-            <w:vAlign w:val="center"/>
-            <w:tcMar>
-              <w:top w:w="105" w:type="dxa"/>
-              <w:bottom w:w="105" w:type="dxa"/>
-              <w:left w:w="145" w:type="dxa"/>
-              <w:right w:w="145" w:type="dxa"/>
-            </w:tcMar>
-            <w:shd w:fill="F7FAFC"/>
-          </w:tcPr>
-          <w:p>
-            <w:pPr>
-              <w:spacing w:before="40" w:after="40" w:line="341" w:lineRule="auto"/>
-              <w:jc w:val="center"/>
-            </w:pPr>
-            <w:r/>
-            <w:r>
-              <w:rPr>
-                <w:rFonts w:ascii="Times New Roman" w:hAnsi="Times New Roman" w:eastAsia="宋体"/>
-                <w:b/>
-                <w:color w:val="191919"/>
-                <w:sz w:val="19"/>
-              </w:rPr>
-              <w:t>EP12《寻未来》</w:t>
-            </w:r>
-          </w:p>
-        </w:tc>
-        <w:tc>
-          <w:tcPr>
-            <w:tcW w:type="dxa" w:w="7992"/>
-            <w:vAlign w:val="center"/>
-            <w:tcMar>
-              <w:top w:w="105" w:type="dxa"/>
-              <w:bottom w:w="105" w:type="dxa"/>
-              <w:left w:w="145" w:type="dxa"/>
-              <w:right w:w="145" w:type="dxa"/>
-            </w:tcMar>
-            <w:shd w:fill="F7FAFC"/>
-          </w:tcPr>
-          <w:p>
-            <w:pPr>
-              <w:spacing w:before="40" w:after="40" w:line="341" w:lineRule="auto"/>
-              <w:jc w:val="left"/>
-            </w:pPr>
-            <w:r/>
-            <w:r>
-              <w:rPr>
-                <w:rFonts w:ascii="Times New Roman" w:hAnsi="Times New Roman" w:eastAsia="宋体"/>
-                <w:b w:val="0"/>
-                <w:color w:val="191919"/>
-                <w:sz w:val="19"/>
-              </w:rPr>
-              <w:t>• 【12-1　内/外　手作编织店·黑色路虎车内与501室赵左右卧室 — 日】与此同时，五零一室赵左右的卧室内，身穿白色高领毛衣的十六岁赵左右正坐在书桌前，聚精会神地翻阅着弗洛伊德的《梦的解析》与《潜意识心理学》，手里握着红笔在笔记本上认真做着批注，单手托腮陷入沉思。 赵左右从书桌前站起身，推开结着冰霜的窗户探出头往下看；楼下戴着棒球帽的荀未来站在雪地里热情地冲他挥手。 赵左右扶着窗框往下喊了一句。 荀未来冲他招了招手催促。赵左右笑了笑，关上窗户转身拿起羽绒服下楼。（核心台词：赵了：“哎呀，我大胆猜测，这次开学考的事影响了小赵，选择了一条更穷的路。” ／ 赵了：“说明赵左右大器晚成呗！无论怎么潦倒，老了就有发财的本事和机遇。你呢，还没到触底反弹的年纪，先受着吧。” ／ 荀未来：“那这也太不公平了吧！为什么每次小赵不争气，受伤的总是我呢？就我现在这种状态，感觉活得还不如之前学计算机那会儿呢。——哎，小赵到最后到底干了什么呀？我为什么会落魄成这个样子？”）</w:t>
-              <w:br/>
-              <w:t>• 【12-3　外　结冰湖畔观景平台与沿岸小吃摊 — 日】观景平台栏杆前，身穿米白色连帽羽绒服、系着墨绿色围巾的十六岁赵左右正凭栏远眺着一望无际的冰封湖面。荀未来走上前，将冒着热气的纸袋递给他。 赵左右接过滚烫的烤土豆，剥开焦香的外皮轻轻吹了吹热气，咬了一大口慢慢咀嚼。荀未来双手插进夹克兜里，背靠在木栏杆旁笑眯眯地看着他。 赵左右咽下嘴里的食物，目光深邃地凝视着前方的冰湖，一本正经地回答。 赵左右低头看着手里黄澄澄的烤土豆，神情认真地运用刚刚学到的弗洛伊德精神分析法，剖析起第一集里父亲赵东来买麻袋冻土豆的行为动机！ 赵左右却没有理会他，而是面对着辽阔苍茫的冰封湖面张开双臂（核心台词：赵左右：“我在思考。” ／ 赵左右：“寒假前有一天，我爸突然买了很多土豆，导致我和我妈连续吃了一个礼拜的土豆。我爸虽然是个贪小便宜的人，但绝不至于把几个快发芽的土豆都买回来。我猜，这其中一定有别的心理动机。” ／ 赵左右：“我刚站在这的五分钟，望着这片冰湖，我突然觉得自己很渺小。这里的所有人都很渺小，我们都只是宇宙中的一粒沙。”）</w:t>
-              <w:br/>
-              <w:t>• 【12-4　内/外　靓丽发艺理发店·八中校务公告栏与梦语心理社教室 — 日】理发师趁热打铁推销起染发业务；荀未来却已经眼神发亮、嘴角微微上扬，在心里策划出了一套“创立校刊杂志社吸引赵左右跟风”的完美大计！ 只见海报上赫然印着：“2008社团火热招新中……｜八中梦语心理社｜认识自己，从认识梦开始｜创社人：赵左右”！荀未来瞳孔骤缩，傻眼地念出了那个名字。 学校心理社活动教室内，黑板上用彩色粉笔写着“梦语心理社：认识自己，从认识梦开始”的板报大字。十六岁的赵左右身穿蓝白校服站在讲台前，手扶黑板，神采飞扬地向围坐成U型的十几个同学宣讲弗洛伊德精神分析学。 就在这时，教室门被一把推开，荀未来一脸幽怨（核心台词：荀未来（内心独白）：“赵左右没有参加社团，八中也没有杂志社。如果我拿未来自媒体的思路创立一本校刊，成立杂志社，那还不风靡全校？到时候赵左右这个没主见又爱跟风的，肯定会慕名前来加入，哼！” ／ 荀未来：“八中梦语心理社，创社人……赵左右？！” ／ 赵左右：“所以，梦和欲望是息息相关的。想要了解自己，就要先读懂自己的梦！”）</w:t>
-              <w:br/>
-              <w:t>• 【12-5　外/内　长林金淮汽配厂门口·家常小炒馆与市二院肝胆内科诊室 — 夜/日】赵东来满意地点了点头，拿起茶壶倒水，主动问起了儿子赵左右在学校的情况。 荀未来连忙顺着话头继续拱火，把赵左右不考北京、要报长林大学心理学系的事全抖了出来，坐等赵东来拍桌子发飙。 老医生被他视死如归的模样气笑了，温和地拍了拍桌子宽慰叮嘱；荀未来却神情木然地坐在椅子上，脑海里已经完全拼凑出了这条新时间线的恐怖结局——小赵学了心理学后在未来成了个郁郁寡欢、酗酒十年的半吊子心理学家，直接把四十一岁的自己喝出了重度酒精肝！</w:t>
-              <w:br/>
-              <w:t>• 【12-6　内　长林八中图书馆·漫画屋与靓丽发艺理发店 — 日/夜】长林八中图书馆阅览室内，十六岁的赵左右从书架上取下一本弗洛伊德著的《本能与自我（The Ego and the Id）》，兴冲冲地走到靠窗长桌旁拉开椅子，坐到正在整理笔记的徐图图对面。而在不远处的一排高大书架背后，四十一岁的荀未来正半隐在阴影里，眼神阴沉地窥视着两人。 靠窗长桌旁，徐图图放下手中的笔，看着赵左右手里的《本能与自我》，既惊讶又欣喜。 赵左右兴高采烈地合上书本，双手撑在桌面上，满眼放光地向徐图图畅想自己的宏伟蓝图。 长桌旁，赵左右目光真挚而炽热地望向对面的徐图图，正式回应了她在第八集长林咖啡馆里提出的约（核心台词：赵左右：“前天就看完啦！我现在准备啊，趁着高中先预习一下大学心理学的内容，这等我上了大学，就可以直接搞我心理学的事业了！” ／ 荀未来（内心独白）：“老头说得没错，果然是徐图图一直在影响小赵。两个失控的人待在一起，只会越来越失控！” ／ 赵左右：“所以，我打算报考长林大学心理学系，到时候我们又是校友了。”）</w:t>
-              <w:br/>
-              <w:t>• 【12-7　外/内　有轨电车站台·车厢与徐图图家（五栋602室） — 夜】徐图图把头摇得像拨浪鼓一样，斩钉截铁地三连否定，并搬出了赵左右筑起防火墙！（核心台词：徐图图：“没有！没有！没有！完全没有！显而易见啊，你、你是那个赵左右最好的朋友，你应该明白我什么意思才对的！” ／ 荀未来：“我是赵左右的朋友没错，但我也不是赵……算了，怎么就说不通了呢我！”）</w:t>
-              <w:br/>
-              <w:t>• 【12-8　外/内　徐图图家楼下雪巷·三条鱼漫画屋与门前手撕日历 — 夜/日】夜晚，身穿米白色三道杠羽绒服内搭酒红格纹卫衣的十六岁赵左右手里提着打包好的热饭菜，兴冲冲地走进春秋路小巷来到漫画屋门前，却发现漫画屋大门紧锁、门前散落着杂物。赵左右隔着玻璃窗往黑漆漆的屋里张望，抬手敲了敲门呼喊。 屋内无人应答。赵左右掏出手机拨打荀未来的号码放到耳边，听筒里却只传出冰冷的系统提示音—— 赵左右失落而疑惑地放下手机，一低头，忽然发现门外窗台的旧纸箱与地面上，散落着厚厚一沓被撕下来的二零零八年老黄历纸！ 赵左右好奇地蹲下身去，借着路灯光一张接一张地拾起地上的手撕日历纸—— 赵左右惊讶地喃喃道：“这好像是（核心台词：荀未来：“徐图图，她现在就像是个催化剂，让小赵在错误的道路上越走越远，我必须要拆散他们两个！” ／ 荀未来：“当个酗酒的半吊子心理学家，还不如老实的去敲代码呢！我现在都重度酒精肝了，要是放纵让小赵再离谱下去，到时候我再得个肝癌英年早逝，可就没有你了！” ／ 赵了：“我已经完整活过了一遍了。现在只要看到小赵和图图当下开心，我就满足了。”）</w:t>
-            </w:r>
-          </w:p>
-        </w:tc>
-      </w:tr>
-      <w:tr>
-        <w:trPr>
-          <w:cantSplit/>
-        </w:trPr>
-        <w:tc>
-          <w:tcPr>
-            <w:tcW w:type="dxa" w:w="2376"/>
-            <w:vAlign w:val="center"/>
-            <w:tcMar>
-              <w:top w:w="105" w:type="dxa"/>
-              <w:bottom w:w="105" w:type="dxa"/>
-              <w:left w:w="145" w:type="dxa"/>
-              <w:right w:w="145" w:type="dxa"/>
-            </w:tcMar>
-          </w:tcPr>
-          <w:p>
-            <w:pPr>
-              <w:spacing w:before="40" w:after="40" w:line="341" w:lineRule="auto"/>
-              <w:jc w:val="center"/>
-            </w:pPr>
-            <w:r/>
-            <w:r>
-              <w:rPr>
-                <w:rFonts w:ascii="Times New Roman" w:hAnsi="Times New Roman" w:eastAsia="宋体"/>
-                <w:b/>
-                <w:color w:val="191919"/>
-                <w:sz w:val="19"/>
-              </w:rPr>
-              <w:t>EP13《我与我的宣战》</w:t>
-            </w:r>
-          </w:p>
-        </w:tc>
-        <w:tc>
-          <w:tcPr>
-            <w:tcW w:type="dxa" w:w="7992"/>
-            <w:vAlign w:val="center"/>
-            <w:tcMar>
-              <w:top w:w="105" w:type="dxa"/>
-              <w:bottom w:w="105" w:type="dxa"/>
-              <w:left w:w="145" w:type="dxa"/>
-              <w:right w:w="145" w:type="dxa"/>
-            </w:tcMar>
-          </w:tcPr>
-          <w:p>
-            <w:pPr>
-              <w:spacing w:before="40" w:after="40" w:line="341" w:lineRule="auto"/>
-              <w:jc w:val="left"/>
-            </w:pPr>
-            <w:r/>
-            <w:r>
-              <w:rPr>
-                <w:rFonts w:ascii="Times New Roman" w:hAnsi="Times New Roman" w:eastAsia="宋体"/>
-                <w:b w:val="0"/>
-                <w:color w:val="191919"/>
-                <w:sz w:val="19"/>
-              </w:rPr>
-              <w:t>• 【13-3　内　501室赵左右家·卫生间梦境与赵左右卧室 — 夜/晨】身穿黑白粗细横条纹长袖T恤的十六岁赵左右站在洗手台前，弯腰用冷水洗了把脸，抽出一张纸巾擦干水珠，缓缓抬起头看向面前的镜子—— 赵左右瞳孔骤缩，还没来得及后退，站在他身后的四十一岁荀未来突然伸出双臂，从背后死死勒住了十六岁赵左右的脖子！赵左右双手死命抠住对方的手臂痛苦挣扎，荀未来贴在他耳边面无表情地冷酷低语。 被勒得呼吸困难的赵左右满脸涨红，从喉咙里艰难地挤出五个字。 背后的荀未来手下力道骤然加重，眼神阴鸷地贴耳威胁；赵左右痛苦地拼命扭动脖子呼救。 赵左右在窒息的绝望中撕心裂肺地挣扎大喊—— 清晨的阳光洒进五零一室卧（核心台词：赵左右：“你是未来的我……” ／ 赵左右：“放开我……放开……” ／ 赵左右：“起了。”）</w:t>
-              <w:br/>
-              <w:t>• 【13-4　内　长林八中·高一十班教室·主任办公室与学校食堂 — 日】早自习前的高一十班教室里，同学们陆续进班。身穿蓝白校服内搭酒红连帽卫衣的赵左右坐在座位上写字；四十一岁的荀未来背着黑色双肩包从后门大摇大摆地走进教室，在第一排坐下后从书包里掏出一本红色封面的《读者》杂志津津有味地翻看。 后排的赵左右合上笔盖站起身，不动声色地走到第一排荀未来的课桌前，居高临下地开口试探。 赵左右低头看了一眼他手里的《读者》，继续追问。 赵左右微微挑眉，搬出学校的规定提醒他。 荀未来把手里的《读者》往课桌上重重一拍，从座位上站起身逼近赵左右，理直气壮地要求他让位！ 赵左右毫不退让地迎着他的目光。 赵左（核心台词：赵左右：“荀哥，我看漫画屋拆了，你搬哪去了？” ／ 赵左右：“你怎么突然开始看杂志了？” ／ 赵左右：“可是社团数量已经满了，上次戴主任说，最后一个名额给我们心理社了。”）</w:t>
-              <w:br/>
-              <w:t>• 【13-5　内/外　罗爱文家书房·学校过街天桥·红砖通道与复印店 — 夜/日】教学楼旁的红砖通道里，荀未来刚走下台阶，早已在旁边等候多时的十六岁赵左右立刻走上前叫住了他——为了进一步验证荀未来是不是“未来的自己”，赵左右抛出了第二记杀手锏！ 荀未来得意地拍了拍赵左右的肩膀，卖了个关子准备擦肩走开。 就在荀未来迈步的瞬间，身后的赵左右突然用平静而低沉的声音宣布—— 赵左右暗暗观察着他激烈的反应，表面上却装出一副听爸爸话、幡然悔悟的失落模样，转身作势要去找戴主任。 一听十六岁的自己要转回理科去当苦命码农，荀未来魂都吓飞了，一个箭步冲上去死死拽住赵左右的胳膊，双手按住他的双肩拼命安抚！ 赵左右一把（核心台词：赵左右：“荀哥。听说第一期杂志有着落了，什么内容啊？” ／ 赵左右：“我打算转理科了。” ／ 赵左右：“我突然觉得我爸说得对，学计算机前景好。当初听你的选文科，确实是一时冲动。我去找戴主任。”）</w:t>
-              <w:br/>
-              <w:t>• 【13-6　内　八中校长办公室·高一十班教室·洗手间隔间与心理社活动室 — 日】校长收敛笑容，语重心长地向戴娟阐述多元育人的办学理念；而在校长办公室虚掩的门外走廊上，路过的十六岁赵左右恰好停下脚步，侧耳听到了里面的全部对话。 门外的赵左右听完，若有所思地转身离开。 徐图图开心地一口答应：“好啊！”而在教室左后方的座位上，十六岁的赵左右低头翻看着手里的《梦的解析》，神色复杂地望着讲台上风光无限的荀未来。 课间，学校男洗手间隔间内，赵左右独自坐在马桶盖上，双手举着那本《三人行》创刊号仔细端详着里面的排版与文风，随后将杂志紧紧抱在胸前，背靠着隔间墙壁在心底笃定地盘算。 中午的心理社活动教室内，白板上（核心台词：赵左右（内心独白）：“确实厉害。如果他真是未来的我，那无论他现在多厉害，应该都会像之前那样让着我吧？毕竟，我的选择影响着他的一切。” ／ 赵左右：“既然戴主任都说了，那我们也只能听从安排。”）</w:t>
-              <w:br/>
-              <w:t>• 【13-7　外/内　校园雪地树林·学校图书馆与夜间有轨电车 — 日/夜】寒风凛冽的校园雪地小树林里，被赶出活动室的十六岁赵左右身穿白色长款羽绒服、围着墨绿色围巾，竟然真的独自一人坐在积雪的大石头上，捧着《梦的解析》专心致志地默读！不远处的教学楼红砖墙转角后，四十一岁的荀未来探出半个脑袋看着这一幕，心疼得直嘬牙花子。 片刻之后，受荀未来指派的罗爱文拎着一只黑色保温壶屁颠屁颠地跑进雪地树林，走到赵左右面前递上一只塑料杯，倒满了热气腾腾的红糖姜茶。 赵左右抬起头，越过罗爱文的肩膀瞥了一眼远处教学楼门内正在探头张望的荀未来，嘴角微不可察地一勾，双手接过热姜茶点头道谢。 罗爱文笑着应了声“没事，（核心台词：赵左右：“谢了。” ／ 赵左右（内心独白）：“如果是真的，贸然提问，他肯定死不承认。我要怎么才能让他亲口承认呢？” ／ 赵左右：“在想一件很科幻的事。”）</w:t>
-              <w:br/>
-              <w:t>• 【13-8　外/内　罗爱文家小区雪道与501室赵左右家餐厅 — 夜】与此同时，五零一室赵左右家中，玄关鱼缸里的金鱼在水草间悠然游弋。出差刚从北京回来的母亲刘美奕身穿深灰色针织开衫坐在沙发上，手里正翻看着一本《三人行》创刊号。门锁转动，赵左右推门进屋唤了一声“妈”。刘美奕合上杂志起身，笑盈盈地迎向玄关并走进厨房端菜。 赵左右脱下防风帽走进客厅，一眼看到茶几上放着的那本《三人行》创刊号，惊讶地拿起来向端菜走出厨房的母亲询问。 赵左右走进餐厅拉开椅子坐下，把书包放在腿旁，笑着附和道。 刘美奕盛好米饭递给儿子，在餐桌旁坐下。她拿起桌上那本《三人行》创刊号轻轻摩挲着封面，眼神渐渐变得柔和而悠（核心台词：赵了：“最近我一直在监听小赵，感觉他有点在试探你的身份。你是不是露出什么马脚了？” ／ 赵了：“管住嘴，打死都不能承认！只要不被他抓到铁证，小赵产生的时空波动，就不足以惊动人生无限有限公司。” ／ 赵左右：“妈，啊？你怎么有这本杂志啊？”）</w:t>
-              <w:br/>
-              <w:t>• 【13-9　内/外　高一十班早读·市医院病房与长林电影院 — 日/夜】次日清晨的高一十班早读课上，全班同学手捧语文课本齐声朗诵韩愈的《师说》：“人非生而知之者，孰能无惑？惑而不从师，其为惑也，终不解矣……”第一排的荀未来捧着课本，听着“生乎吾前，其闻道也固先乎吾；生乎吾后，其闻道也亦先乎吾”，忍不住闭目仰头感慨；而后排的赵左右一边读着课文，一边担忧地转头望向斜前方王一漫身旁空荡荡的座位——徐图图今天竟然没来上学！ 早读下课铃一响，赵左右立刻快步追出教室，在走廊里叫住了前方的王一漫。 王一漫停下脚步转过身，眼神闪烁地犹豫了两秒，还是轻声告诉了他实情。赵左右闻言脸色一变，满眼焦急。 就在（核心台词：赵左右：“一漫，一漫！你知道图图今天为什么没来吗？” ／ 赵左右（画外音）：“你好，请问徐图图在哪个房间？我是她同学。” ／ 赵左右：“哎，别动，别起来啊！”）</w:t>
-              <w:br/>
-              <w:t>• 【13-10　内　长林八中·行仁楼教学楼走廊（正面摊牌） — 日】白天的长林八中“行仁楼”教学楼走廊内，四十一岁的荀未来正一边哼着小曲一边比划着杂志排版手势迎面走来。身穿黑色连帽运动开衫的十六岁赵左右走上前，主动叫住了他。 出乎荀未来的意料，十六岁的赵左右非但没有再要挟他，反而温和地笑了笑，主动提出把活动室归还给杂志社！ 赵左右摇了摇头，平静而坦诚地向四十一岁的自己剖析了这几天的心路历程。 赵左右认真地摇了摇头。 赵左右微笑着点了点头，提前划定了界限。 荀未来喜出望外，用力拍了拍赵左右的肩膀，转身兴冲冲地朝走廊另一端走去。 夕阳的余晖透过行仁楼走廊高大的玻璃窗洒在地面上。十六岁的（核心台词：赵左右：“荀哥。” ／ 赵左右：“不是，我是想说，还是把教室还给你们杂志社吧，你要好好搞。” ／ 赵左右：“我把社长让给林迪了。他说我们社人太少，就不占集会场地了，大家各自阅读、私下交流就好。林迪对心理学是真感兴趣；我最近才意识到，其实我真正喜欢的，好像也不是心理学，而是别的东西。”）</w:t>
-            </w:r>
-          </w:p>
-        </w:tc>
-      </w:tr>
-      <w:tr>
-        <w:trPr>
-          <w:cantSplit/>
-        </w:trPr>
-        <w:tc>
-          <w:tcPr>
-            <w:tcW w:type="dxa" w:w="2376"/>
-            <w:vAlign w:val="center"/>
-            <w:tcMar>
-              <w:top w:w="105" w:type="dxa"/>
-              <w:bottom w:w="105" w:type="dxa"/>
-              <w:left w:w="145" w:type="dxa"/>
-              <w:right w:w="145" w:type="dxa"/>
-            </w:tcMar>
-            <w:shd w:fill="F7FAFC"/>
-          </w:tcPr>
-          <w:p>
-            <w:pPr>
-              <w:spacing w:before="40" w:after="40" w:line="341" w:lineRule="auto"/>
-              <w:jc w:val="center"/>
-            </w:pPr>
-            <w:r/>
-            <w:r>
-              <w:rPr>
-                <w:rFonts w:ascii="Times New Roman" w:hAnsi="Times New Roman" w:eastAsia="宋体"/>
-                <w:b/>
-                <w:color w:val="191919"/>
-                <w:sz w:val="19"/>
-              </w:rPr>
-              <w:t>EP14《继承》</w:t>
-            </w:r>
-          </w:p>
-        </w:tc>
-        <w:tc>
-          <w:tcPr>
-            <w:tcW w:type="dxa" w:w="7992"/>
-            <w:vAlign w:val="center"/>
-            <w:tcMar>
-              <w:top w:w="105" w:type="dxa"/>
-              <w:bottom w:w="105" w:type="dxa"/>
-              <w:left w:w="145" w:type="dxa"/>
-              <w:right w:w="145" w:type="dxa"/>
-            </w:tcMar>
-            <w:shd w:fill="F7FAFC"/>
-          </w:tcPr>
-          <w:p>
-            <w:pPr>
-              <w:spacing w:before="40" w:after="40" w:line="341" w:lineRule="auto"/>
-              <w:jc w:val="left"/>
-            </w:pPr>
-            <w:r/>
-            <w:r>
-              <w:rPr>
-                <w:rFonts w:ascii="Times New Roman" w:hAnsi="Times New Roman" w:eastAsia="宋体"/>
-                <w:b w:val="0"/>
-                <w:color w:val="191919"/>
-                <w:sz w:val="19"/>
-              </w:rPr>
-              <w:t>• 【14-1　内　长林八中·高一十班教室·罗爱文家书房与未来杂志社活动室 — 日/夜】荀未来双手交叠在身前，目光温和地望向坐在台下正专心致志翻看《三人行》创刊号的十六岁赵左右，郑重宣布了自己的退位决定。（核心台词：荀未来（内心独白）：“如果有一天，我彻底在小赵面前暴露身份，离开了2008年，我又能够留给他什么呢？”）</w:t>
-              <w:br/>
-              <w:t>• 【14-3　内/外　502室赵了家·2058年人生无限有限公司与风雪电话亭 — 夜】系着浅色格纹围巾、背着双肩包的十六岁赵左右一步步走上五楼台阶，正准备掏钥匙开五零一室的家门，对门五零二室的防盗门忽然打开，身穿灰色连帽卫衣的六十六岁赵了探出头来，笑眯眯地向他招手。 赵左右停下脚步，转过身礼貌地看向五零二室门口的老人。 赵左右爽快地一口答应，迈步走向五零二室。 第一次踏进五零二室客厅的十六岁赵左右环顾四周——只见屋里不仅布置得复古雅致，角落里竟然还摆着一台大屏幕街机游戏机和老式显像管电视！赵左右惊喜地张开双臂惊呼，一把甩下书包扑到街机前，双手飞快地拍打着摇杆和按键玩了起来。 赵了笑吟吟地站在街机旁看（核心台词：赵了：“小赵啊，你过来一下。” ／ 赵左右：“怎么了赵爷爷？” ／ 赵左右：“没问题。啥玩具啊？”）</w:t>
-              <w:br/>
-              <w:t>• 【14-4　外/内　长林八中校门口·校园通道·501室客厅与市医院病房 — 日/夜】面对全市电视观众，四十一岁的荀未来突然收起笑容，装出一副问心有愧、诚恳万分的模样，抬起右手一字一顿地比划着，在电视镜头前把《三人行》创刊号的全部功劳与才华美名，一股脑儿全推给了十六岁的赵左右！ 几分钟后，校园教学楼前的通道上，身穿军绿色棉服的十六岁赵左右正抱着书本往教学楼走。女记者带着扛摄像机的摄影师一路小跑追了上来，把话筒直接递到了赵左右嘴边！ 赵左右一头雾水地停下脚步，看了看摄像机又看了看女记者，神色淡漠地摆手推脱。 赵左右猜到又是荀未来在背后搞鬼，眉头微蹙，干脆利落地扔下一句话，转身快步走进了教学楼大门；女记（核心台词：荀未来：“呃，虽然杂志上写的主编是我，但我问心有愧啊！因为其实所有的创意以及编写工作，都是我的同学赵左右——就是赵钱孙李的赵，左右就是上下左右的左右——赵左右同学完成的！他之所以这么做，是因为怕出了名影响学习。我记得他当时念了一句诗，特别地打动我，叫“事了拂衣去，深藏身与名”。” ／ 电视台女记者：“快！你就是《三人行》的幕后主编赵左右同学吧？可以跟我们说说你当初编写这本杂志的初衷吗？” ／ 赵左右：“你们找错人了，杂志社社长是我们班荀未来，我带你们去找他。”）</w:t>
-              <w:br/>
-              <w:t>• 【14-5　内/外　高一十班教室·罗爱文家客厅·校园林荫道·食堂与微机室 — 日/夜】高一十班教室内，四十一岁的荀未来正坐在第一排翻看《读者》杂志。十六岁的赵左右走到他的课桌前停下。荀未来放下手中的杂志，抬头看着赵左右，装出一副语重心长的兄长模样主动摊牌。 赵左右居高临下地看着四十一岁的自己，顺着他的话直接抛出了接手《三人行》的要求，更掷地有声地立下了超越长林的宏愿！ 次日白天，长林八中校园林荫道上，十六岁的赵左右手里举着那台索尼DV摄像机（取景框显示 ●REC SP），正在路边随机拦截一名戴围巾的女同学进行校园街头采访；四十一岁的荀未来恰好路过，好奇地停下脚步站在树后旁听。 女同学对着DV镜头毫不（核心台词：赵左右：“那你愿意把《三人行》交给我办吗？不止长林，我会让全国都看到《三人行》。” ／ 罗爱文：“荀哥，你把杂志社交给赵左右了，咋还这么高兴啊？” ／ 荀未来：“你懂什么？你靠的是你爹，赵左右靠的可是他自己！”）</w:t>
-              <w:br/>
-              <w:t>• 【14-6　外/内　长林八中校门外·黑色路虎车内与学校广播室 — 夜/日】夜晚，长林市第八中学校门外的路边，积雪未消。四十一岁的荀未来裹紧棉大衣走出校门，熟练地拉开停在路边的黑色路虎越野车副驾驶车门坐了进去。 驾驶座上，头戴“EPOWER”棒球帽的六十六岁赵了从大衣口袋里掏出几张老照片（赵东来与刘美奕年轻时的合影）递给荀未来，神色平静地开口叮嘱。（核心台词：赵了：“小赵这次的决定，我不干涉，也不阻止。但你要暗示他，多给爸妈拍点录像。呐，这个。” ／ 荀未来：“行行行，我没见过世面。我告诉你，你等着小赵拿下这五百万作为起跑线，再加上他这二十五年的努力奋斗，到时候我一定比你有钱！” ／ 荀未来：“否则怎么样？反正你的时间线在我的后面，你能怎么样？我也告诉你，现在是我的主场。咱俩头上这道疤肯定是回不来了，但是小赵这条新路绝对值得买股，什么都不能影响他搞事业！”）</w:t>
-              <w:br/>
-              <w:t>• 【14-7　内　飞霞湾王一漫家卧室与罗爱文家豪宅客厅 — 夜】罗厂长点了点头，提起了电视新闻里报道的幕后主编赵左右。 不料罗厂长眼睛一眯，当即提出要亲自面试赵左右！ 深知十六岁的自己性格耿直不会应酬，荀未来脸色微变，连忙摆手试图替赵左右挡下这顿饭局。（核心台词：罗厂长：“说了，说了。他不说你们那个导演叫赵左右，也是你们一个班的？” ／ 荀未来：“对对对，赵左右！他这个人的想法特别多，就是把这个杂志拍成网络视频这个点子，就是他想出来的。”）</w:t>
-              <w:br/>
-              <w:t>• 【14-8　内/外　高一十班教室·天门饭店大堂·门外轿车与VIP包厢 — 日/夜】次日白天，高一十班教室讲台前，十六岁的赵左右靠在黑板边摆弄着一把教学用大木制三角板，满脸不解地向身旁的荀未来发问。 赵左右抱着双臂歪头反问。 赵左右看了一眼坐在前排的罗爱文，实在想不出词。 赵左右看着眼皮贴假眼珠呼呼大睡的罗爱文，又转头看向满嘴新潮词汇的荀未来，眼神里再次闪过一丝敏锐的试探！ 荀未来下意识脱口说出自己原本大学专业的“计算机”三个字，话到嘴边猛然惊觉差点说漏嘴说出“计算机系”，连忙生硬地急转弯接了一句“很重要”，强行把话圆成让赵左右用电脑多百度词汇。 上课铃声响起，赵左右转身跑回自己的座位。站在讲台旁（核心台词：赵左右：“聊正事为啥要去酒店包厢啊？我直接去爱文他家拜访他不就好了？” ／ 赵左右：“咋算机灵啊？” ／ 赵左右：“比如呢？”）</w:t>
-              <w:br/>
-              <w:t>• 【14-9　内　天门饭店包厢门外走廊与街边烧烤店 — 夜】半个小时后，天门饭店二楼VIP包厢门打开，罗厂长亲热地搂着穿好羽绒服的赵左右走出包厢门外。 赵左右拍了拍肚子，礼貌地鞠躬向罗厂长和两位叔叔挥手告别，转身欢快地跑下楼梯。 站在包厢门口的罗厂长笑着挥手目送少年远去，待赵左右的身影消失在楼梯口，这位老谋深算的厂长立刻收起了脸上的豪爽笑容，侧过身对两名下属露出一切尽在掌握的戏谑神情。 深夜，长林市街边一家挂着暖黄色串灯与“把幸福一饮而尽”标语的烧烤店卡座内，十六岁的赵左右与四十一岁的荀未来面对面坐着，两人开心地举起玻璃汽水瓶碰杯庆祝！ 赵左右放下汽水瓶，脸上的笑容渐渐敛去（核心台词：赵左右：“吃饱了吃饱了！那叔叔我先走了，你们喝得开心！” ／ 赵左右：“干杯！这下总算是齐活了。这第一期《三人行》，咱说啥都要拍好了！” ／ 赵左右：“对了荀哥，你为啥一分钱都不要啊？你不是挺差钱吗？”）</w:t>
-            </w:r>
-          </w:p>
-        </w:tc>
-      </w:tr>
-      <w:tr>
-        <w:trPr>
-          <w:cantSplit/>
-        </w:trPr>
-        <w:tc>
-          <w:tcPr>
-            <w:tcW w:type="dxa" w:w="2376"/>
-            <w:vAlign w:val="center"/>
-            <w:tcMar>
-              <w:top w:w="105" w:type="dxa"/>
-              <w:bottom w:w="105" w:type="dxa"/>
-              <w:left w:w="145" w:type="dxa"/>
-              <w:right w:w="145" w:type="dxa"/>
-            </w:tcMar>
-          </w:tcPr>
-          <w:p>
-            <w:pPr>
-              <w:spacing w:before="40" w:after="40" w:line="341" w:lineRule="auto"/>
-              <w:jc w:val="center"/>
-            </w:pPr>
-            <w:r/>
-            <w:r>
-              <w:rPr>
-                <w:rFonts w:ascii="Times New Roman" w:hAnsi="Times New Roman" w:eastAsia="宋体"/>
-                <w:b/>
-                <w:color w:val="191919"/>
-                <w:sz w:val="19"/>
-              </w:rPr>
-              <w:t>EP15《左或右》</w:t>
-            </w:r>
-          </w:p>
-        </w:tc>
-        <w:tc>
-          <w:tcPr>
-            <w:tcW w:type="dxa" w:w="7992"/>
-            <w:vAlign w:val="center"/>
-            <w:tcMar>
-              <w:top w:w="105" w:type="dxa"/>
-              <w:bottom w:w="105" w:type="dxa"/>
-              <w:left w:w="145" w:type="dxa"/>
-              <w:right w:w="145" w:type="dxa"/>
-            </w:tcMar>
-          </w:tcPr>
-          <w:p>
-            <w:pPr>
-              <w:spacing w:before="40" w:after="40" w:line="341" w:lineRule="auto"/>
-              <w:jc w:val="left"/>
-            </w:pPr>
-            <w:r/>
-            <w:r>
-              <w:rPr>
-                <w:rFonts w:ascii="Times New Roman" w:hAnsi="Times New Roman" w:eastAsia="宋体"/>
-                <w:b w:val="0"/>
-                <w:color w:val="191919"/>
-                <w:sz w:val="19"/>
-              </w:rPr>
-              <w:t>• 【15-1　内　501室赵左右卧室·罗爱文家地下室与501室客厅 — 夜/日】夜晚，五零一室赵左右的卧室内，十六岁的赵左右坐在书桌前，低头端详着手里那沓二零零八年手撕老黄历（最上面一张印着“2008 1月大 30 丁亥年十二月廿三 星期三”）。回想起刚才在烧烤店里荀未来面不改色大口吃下烤菠萝牛肉串的一幕，少年原本笃定的眼神渐渐转为困惑与释怀。 周六清晨，五零一室赵左右家的客厅内，阳光洒进窗户。母亲刘美奕正坐在沙发上帮即将去工厂学工住一晚的儿子叠衣服、往黑色双肩包里塞洗漱用品。十六岁的赵左右手里举着赵了借给他的那台索尼DV摄像机（取景框闪烁着 ●REC SP 字样），笑嘻嘻地掀开门帘走进客厅对（核心台词：赵左右（内心独白）：“难道真是我多想了？没准这世上，真有无缘无故为别人着想的大好人呢？也许只是他走错过的路，不想让我再走。” ／ 赵左右：“妈。” ／ 赵左右：“现在也好看！爸，你看。”）</w:t>
-              <w:br/>
-              <w:t>• 【15-3　外/内　长林八中校门大巴车旁与爱荣机械制造厂车间 — 日】高一十班和九班的学生们背着行李包在大巴车旁列队集合。站在队列里的罗爱文凑到赵左右身旁，小声检查拍摄设备。 赵左右拍了拍胸口掛着的DV包，自信满满地回答。 赵左右脸色骤变，连忙拉开背包拉链翻找了一通，绝望地一拍脑门！ 罗爱文懊恼地叹了口气：“哎呀……”就在这时，站在旁边的四十一岁荀未来微微一笑，不慌不忙地从外套口袋里掏出一张崭新的迷你DVD储存光盘，递到了赵左右面前！赵左右如获至宝地接过光盘，激动地直拍荀未来的肩膀。 赵左右、荀未来、罗爱文三人立正站好，异口同声地大声回答，随后跟随队伍登上大巴车。 站在队列里的罗爱文（核心台词：赵左右：“放心吧，两块都充满了。” ／ 赵左右：“完了！昨晚拿出来调试，忘塞回去了！” ／ 赵左右：“荀哥，啥也不说，你太靠谱了！”）</w:t>
-              <w:br/>
-              <w:t>• 【15-4　内　工厂宿舍·爱荣机械厂厂长办公室·1990年代雪原卡车（闪回）与生产车间 — 日】同一时刻，爱荣机械制造厂挂满锦旗（“捐资助学功德无量 情系教育树人育才”）的厂长办公室内，十六岁的赵左右正举着索尼DV摄像机对准办公桌后的厂长罗仕强。罗仕强手里端着一份印有“爱荣机械 IRON MACHINERY”字样的《月度工作报告》，正襟危坐、字正腔圆地对着镜头背诵官话。 罗仕强一边念一边把印着大号厂名的报告纸直愣愣地怼到DV镜头前展示！十六岁的赵左右连忙放下DV摄像机，礼貌地打断他。 赵左右皱着眉头实话实说；罗仕强若有所思地低下头沉默了片刻。 罗仕强抬起头，收起了刚才打官腔的架子，示意赵左右重新开机。 赵左右（核心台词：赵左右：“不好意思啊叔，我们停一下。之前不说好了不提厂的名字吗？” ／ 赵左右：“是，但……这现在的感觉吧，太广告了，很不纪实啊。” ／ 赵左右：“不对啊罗叔叔！那既然厂子叫爱荣，为啥罗爱文要叫爱文啊？您后来移情别恋了？！”）</w:t>
-              <w:br/>
-              <w:t>• 【15-5　内/外　车间过道·厂区废旧库房门外与机修工作间 — 日】车间过道里，罗爱文正张开双臂像小鸟一样蹦蹦跳跳地喊着“飞呀，飞呀”，看到拍完罗厂长走过来的赵左右和迎上来的荀未来，连忙停下脚步。荀未来双手插兜关切地询问赵左右。 赵左右低头看着DV摄像机，眉头微蹙地说出了心里的违和感。 荀未来拍了拍赵左右的肩膀，自信满满地安慰他。 赵左右收起DV，转头看向还没拍工人视角的罗爱文。 已经领教过罗厂长“安排”的赵左右立刻摇了摇头，坚持纪实原则。 赵左右眼睛一亮，把DV摄像机递给罗爱文并打开录制开关（●REC SP）。 罗爱文愣住了，身后的赵左右和荀未来也连忙走上前。 罗爱文气得满脸通红（核心台词：赵左右：“拍是拍了不少，但总觉得他们在演戏。” ／ 赵左右：“走吧，爱文，我们陪你去拍最后一段。” ／ 赵左右：“我们还是随机选一个比较好。那样比较……真实。”）</w:t>
-              <w:br/>
-              <w:t>• 【15-6　内　爱荣机械厂厂长办公室·会议室与男生宿舍 — 日/夜】傍晚的工厂男生宿舍内，铁架高低床旁放着印有“SANFU”字样的手提袋。罗爱文与赵左右相对坐在下铺床沿上，刚和父亲彻底闹掰的罗爱文红着眼眶，把DV摄像机塞给赵左右。 十六岁的赵左右看着难过的死党，想起自己寒假时和父亲赵东来大吵离家出走的经历，温柔地出言宽慰，并把DV摄像机推回到罗爱文身旁的床铺上。 十六岁的赵左右烦躁地长叹了一口气，整个人往后一仰，重重地平躺倒在床铺上，望着天花板感叹成人世界的复杂。 就在这时，门外的四十一岁荀未来迈步走进宿舍中央，弯腰一把拿起了放在罗爱文床边的索尼DV摄像机！听到动静的赵左右和罗爱文（核心台词：罗仕强：“不是，我怎么可能开除他呢？我不仅不开除他，我还要评他为最佳员工！当然了，来来来，坐，这个叫有则改之，无则加勉，啊？你老爸我呀最喜欢听这个批评的声音。这不上午工厂还有点小事故吗，我不也让赵左右他们去拍了吗？对吧？” ／ 赵左右：“寒假的时候，我也和我爸因为文理分科的事大吵了一架，还离家出走了。但你看我现在，还不好好的在文科班？他也还是我爸。拿去给他吧，这件事就算过去了。” ／ 赵左右：“烦！我第一次发现这世界上的事情怎么可以这么复杂呀？简直比我开学考第五——不，比全校）</w:t>
-              <w:br/>
-              <w:t>• 【15-7　外/内　爱荣机械厂组装车间窗外与车间内部 — 夜】夜幕降临，爱荣机械厂空旷的组装车间内亮着顶灯。总工程师林善才正与厂长罗仕强站在车床旁激烈对峙；跑过来的赵左右、荀未来和罗爱文听到里面的争吵声，连忙弯下腰悄悄趴在车间外走廊的玻璃窗台上往里窥视。 空荡荡的车间里，被昔日兄弟捏住命门的罗仕强气得狠狠一脚踹在机床踏板上，背对着大门痛苦地扶额喘息。窗外的赵左右对荀未来和罗爱文小声说了句“我去”，随即推门走进了车间。 罗仕强听到声音迅速收敛起狼狈，转过身看到赵左右手里的DV机，以为他是来谈判的，疲惫地伸出手。 十六岁的赵左右走到他面前停下，诚实地坦白。 罗仕强脸色骤变，紧张地（核心台词：赵左右：“罗叔叔。” ／ 罗仕强：“小赵。是爱文让你来的吧？DV给我。” ／ 赵左右：“我刚才都听到了。”）</w:t>
-              <w:br/>
-              <w:t>• 【15-8　外　爱荣机械厂室外雪夜石阶与冰封岁月潭 — 夜/傍晚】深夜，工厂厂房外的积雪石阶上，十六岁的罗爱文与赵左右并肩而坐，两人在寒夜里呼出一团团白气。刚刚在窗外听完父亲心声的罗爱文双手插在大衣口袋里，低声向赵左右吐露父亲多年来的伪装。 罗爱文仰头长长地吐出一口白雾，沉默了几秒后，突然转过头目光认真地看向身旁的赵左右，说出了自己经过今天这场风波后的全新人生决定！ 赵左右转过头惊讶地看着他。 赵左右一怔：“大专？”罗爱文用力点了点头，说出了想替父亲分担技术命门的真心话。 十六岁的赵左右静静注视着一夜长大的好兄弟，眼底满是欣慰与敬意，他用力拍了拍罗爱文的胳膊，主动向他伸出了右手！（核心台词：赵左右：“你还在和你爸赌气啊？” ／ 赵左右：“如果你已经想好了，我支持你。加油，罗总工！”）</w:t>
-            </w:r>
-          </w:p>
-        </w:tc>
-      </w:tr>
-      <w:tr>
-        <w:trPr>
-          <w:cantSplit/>
-        </w:trPr>
-        <w:tc>
-          <w:tcPr>
-            <w:tcW w:type="dxa" w:w="2376"/>
-            <w:vAlign w:val="center"/>
-            <w:tcMar>
-              <w:top w:w="105" w:type="dxa"/>
-              <w:bottom w:w="105" w:type="dxa"/>
-              <w:left w:w="145" w:type="dxa"/>
-              <w:right w:w="145" w:type="dxa"/>
-            </w:tcMar>
-            <w:shd w:fill="F7FAFC"/>
-          </w:tcPr>
-          <w:p>
-            <w:pPr>
-              <w:spacing w:before="40" w:after="40" w:line="341" w:lineRule="auto"/>
-              <w:jc w:val="center"/>
-            </w:pPr>
-            <w:r/>
-            <w:r>
-              <w:rPr>
-                <w:rFonts w:ascii="Times New Roman" w:hAnsi="Times New Roman" w:eastAsia="宋体"/>
-                <w:b/>
-                <w:color w:val="191919"/>
-                <w:sz w:val="19"/>
-              </w:rPr>
-              <w:t>EP16《再见，老同学》</w:t>
-            </w:r>
-          </w:p>
-        </w:tc>
-        <w:tc>
-          <w:tcPr>
-            <w:tcW w:type="dxa" w:w="7992"/>
-            <w:vAlign w:val="center"/>
-            <w:tcMar>
-              <w:top w:w="105" w:type="dxa"/>
-              <w:bottom w:w="105" w:type="dxa"/>
-              <w:left w:w="145" w:type="dxa"/>
-              <w:right w:w="145" w:type="dxa"/>
-            </w:tcMar>
-            <w:shd w:fill="F7FAFC"/>
-          </w:tcPr>
-          <w:p>
-            <w:pPr>
-              <w:spacing w:before="40" w:after="40" w:line="341" w:lineRule="auto"/>
-              <w:jc w:val="left"/>
-            </w:pPr>
-            <w:r/>
-            <w:r>
-              <w:rPr>
-                <w:rFonts w:ascii="Times New Roman" w:hAnsi="Times New Roman" w:eastAsia="宋体"/>
-                <w:b w:val="0"/>
-                <w:color w:val="191919"/>
-                <w:sz w:val="19"/>
-              </w:rPr>
-              <w:t>• 【16-1　内/外　爱荣机械厂男生宿舍·厂门传达室与厂外马路 — 夜】夜晚九点五十二分，爱荣机械制造厂的男生高低床宿舍内，十六岁的赵左右与罗爱文站在桌旁，看着墙上的挂钟满脸焦急。 赵左右当机立断，招呼罗爱文一起往外冲。 飘雪的寒夜里，赵左右和罗爱文一路小跑冲到工厂大门旁的传达室窗口，敲开玻璃窗，举起手里的手机照片向值班保安大叔询问。 赵左右愣住了，转过身难以置信地看着罗爱文。 赵左右急得直跺脚，苦恼地摊开手。 赵左右瞪大了眼睛：“啊？”罗爱文自知失言，连忙硬着头皮解释。 赵左右顾不上多问，一把拽住罗爱文的胳膊就往厂门外跑：“赶紧走啊！”罗爱文连声应着“走走走”跟着冲出厂门。 厂门外的（核心台词：赵左右：“不对，不对。荀哥偷偷出去买个东西，用不着一个多小时啊。” ／ 赵左右：“走，爱文，我们去问问门卫，走！” ／ 赵左右：“叔叔，您这一个多小时，有看到这个人出去吗？”）</w:t>
-              <w:br/>
-              <w:t>• 【16-3　外/内　长林八中校门口·教导主任办公室·高一十班教室与岁月潭雪夜（闪回） — 日/夜】十六岁的赵左右背着书包走下大巴车，无意间瞥见四十一岁的荀未来独自一人朝着行政楼方向走去，神色有些异样，便悄悄跟了上去。 挂满“教书育人 桃李满天下”锦旗的教导主任办公室内，四十一岁的荀未来笔直地站在办公桌前，向教导主任戴娟正式提出了退学申请；尾随而至的赵左右躲在半掩的办公室门缝外，震惊地捂住嘴偷听。 门外的赵左右听到这里，悄悄退开跑去通知罗爱文；办公室内，荀未来对着这位严厉却刀子嘴豆腐心的恩师，郑重地鞠了一躬。 片刻后，高一十班空旷的教室内，黑板上方贴着“勤奋 严谨 团结 进取”的班训。荀未来正独自站在第一排课桌前（核心台词：赵左右：“如果是因为放弃比赛的事，我道歉！我发誓我以后就好好帮你搞杂志，你别走呗！” ／ 赵左右：“实在不行，我们把一漫那部分拿去参赛呢？你不是说像什么《变形计》吗？” ／ 赵左右：“荀哥，你这样我都不习惯了。你就像之前那样骂我两句，或者咱俩打一架也行啊！”）</w:t>
-              <w:br/>
-              <w:t>• 【16-4　外/内　长林八中校门口林荫道·502室赵了家与雪夜路虎车内 — 日/夜】画面切回白天长林市第八中学校门口路边。收废品的大爷把荀未来整理出来的一大摞旧试卷和废书搬上三轮车，从兜里摸出一枚金黄的五毛钱硬币（印着荷花图案的五角硬币）递给荀未来；荀未来礼貌地道了声“谢谢啊”。旁边的赵左右和罗爱文看着那辆装得满满当当的三轮车直替荀哥抱不平。 罗爱文也愤愤不平地帮腔：“奸商，少说也得值五十呀！”荀未来却低头看着掌心里那枚五毛钱硬币，转过身温柔地递到了十六岁赵左右的面前——精准呼应了第四集雪夜里小赵请他吃的那块五毛钱车站小蛋糕！ 赵左右接过那枚带着体温的五毛钱硬币，眼眶微酸地握在手心里，抬头与荀未来（核心台词：赵左右：“太坑了，这么多东西，就出五毛钱！” ／ 赵左右：“我生日都过多久了。反正你还在长林，明年生日，你来我家我们一起过！” ／ 赵左右：“荀哥，你什么时候生日啊？到时候我和爱文，我俩也找你去！”）</w:t>
-              <w:br/>
-              <w:t>• 【16-5　内　酒店套房·长林八中微机室·影视筹备办公室与海航酒店门外 — 日/夜】画面浮现字幕：数日后。长林八中微机室（电脑机房）内，先切入一段赵左右用DV拍摄的搞笑视频画面：只见立志搞技术的罗爱文在镜头前手捧一个自己手工焊制的“手摇新能源发电灯”，得意洋洋地边摇把手边介绍：“Hello大家好，这是我新研发的新能源发电灯，慢慢摇……”话音未落，“啪”的一声电火花爆闪，发电灯当场短路冒出滚滚黑烟，吓得画外掌镜的赵左右惊呼：“爱文，你没事吧？没毁容吧？！” 微机室电脑屏幕前，网页标题栏显示着【魔豆网 - 搜尽天下视频｜频道：左右日常集】，下面列着赵左右上传的五条视频（《EVAN的超能计划》播放32、</w:t>
-              <w:br/>
-              <w:t>• 【16-6　外/内　海航酒店门外·街边小餐车·酒店套房与2033年书房（闪回） — 夜】2033年的深夜书房里，四十一岁的赵左右（荀未来）正在笔记本电脑前熬夜赶方案，身穿粉色睡衣的成年妻子舒图端着一杯温水走进来，从身后温柔地环抱住他的脖子，心疼地摸着他的头发打趣。</w:t>
-              <w:br/>
-              <w:t>• 【16-7　外/内　光明路幸福家园楼下信报箱·501室客厅与长林八中食堂 — 日】只见走廊门帘处，身穿白色秋衣睡裤、嘴里塞着满嘴白沫牙刷的十六岁赵左右，正目瞪口呆地站在那儿看着母亲大杀四方！刘美奕脸颊瞬间涨得通红，尴尬地缓缓收回手里的剧本卷，强装镇定地质问儿子。 赵左右嘴里叼着牙刷，含糊不清地解释。 刘美奕板起脸催促：“那你磨蹭啥呢？”赵左右赶紧应着“哦哦哦”缩回卫生间洗漱。等卫生间门一关，客厅里的刘美奕当场社死抓狂，双手捂住滚烫的脸颊，羞耻得蹲在了地上！过了几秒，她定了定神，走到卫生间门口敲了敲门，压低声音严肃叮嘱儿子。 卫生间里传来赵左右乖巧的回应：“知道了妈！” 中午，长林市第八中学食堂内（核心台词：刘美奕：“赵左右？你……你怎么没上学呢？” ／ 赵左右：“我忘了明天才是周六了，不小心睡过头了。” ／ 赵左右：“不会吧，我妈总说自己老了，早就没有演员梦了。”）</w:t>
-              <w:br/>
-              <w:t>• 【16-8　内/外　501室客厅·徐图图家1449室·试镜教室与备战蒙太奇 — 日】周六上午，五零一室客厅内，穿戴整齐的赵左右和刘美奕正准备悄悄出门，坐在沙发上看报纸的赵东来突然抬起头问了一句。 赵左右吓了一跳，连忙冲上前按住父亲的肩膀，急中生智地抛出了“秘密惊喜”大法！ 半个小时后，徐图图家（1449室）温馨的客厅内，十六岁的赵左右正举着那台索尼DV摄像机对准客厅中央的刘美奕，徐图图则拿着剧本站在旁边当提词员。然而面对黑洞洞的摄像机镜头，刘美奕浑身僵硬，比划了一个拔剑姿势后当场卡壳忘词！ 赵左右放下DV，疑惑地询问母亲。 赵左右和徐图图急忙异口同声地劝阻：“妈！”、“别呀！”刘美奕勉强笑了笑，转（核心台词：赵左右：“哎爸！好不容易周六，你在家待着好好休息呗。我和妈……想给你一个惊喜！惊喜惊喜，说出来的就不叫惊喜了嘛！你在家待着，好好等我们回来，Surprise！” ／ 赵左右：“妈，你在家的时候，不都已经背得很流畅了吗？” ／ 赵左右：“试试，来！多好看啊妈！这帽子也太衬你了，整个人看起来都年轻了！”）</w:t>
-              <w:br/>
-              <w:t>• 【16-9　内/外　影视筹备书房·雪夜和艺北街与林海雪原尖顶古堡 — 夜】夜晚，影视筹备书房内，白板上写着《宿夜伐梦｜总导演/编剧：荀未来｜联合导演/执行：赵左右》。身穿黑西装的四十一岁荀未来正坐在书桌前研读《金融与投资论坛》论文并用黑笔做标注；六十六岁的赵了则背着手在书桌后方焦躁地来回踱步。荀未来烦躁地停下笔转头看他。</w:t>
-            </w:r>
-          </w:p>
-        </w:tc>
-      </w:tr>
-      <w:tr>
-        <w:trPr>
-          <w:cantSplit/>
-        </w:trPr>
-        <w:tc>
-          <w:tcPr>
-            <w:tcW w:type="dxa" w:w="2376"/>
-            <w:vAlign w:val="center"/>
-            <w:tcMar>
-              <w:top w:w="105" w:type="dxa"/>
-              <w:bottom w:w="105" w:type="dxa"/>
-              <w:left w:w="145" w:type="dxa"/>
-              <w:right w:w="145" w:type="dxa"/>
-            </w:tcMar>
-          </w:tcPr>
-          <w:p>
-            <w:pPr>
-              <w:spacing w:before="40" w:after="40" w:line="341" w:lineRule="auto"/>
-              <w:jc w:val="center"/>
-            </w:pPr>
-            <w:r/>
-            <w:r>
-              <w:rPr>
-                <w:rFonts w:ascii="Times New Roman" w:hAnsi="Times New Roman" w:eastAsia="宋体"/>
-                <w:b/>
-                <w:color w:val="191919"/>
-                <w:sz w:val="19"/>
-              </w:rPr>
-              <w:t>EP17《不速之客》</w:t>
-            </w:r>
-          </w:p>
-        </w:tc>
-        <w:tc>
-          <w:tcPr>
-            <w:tcW w:type="dxa" w:w="7992"/>
-            <w:vAlign w:val="center"/>
-            <w:tcMar>
-              <w:top w:w="105" w:type="dxa"/>
-              <w:bottom w:w="105" w:type="dxa"/>
-              <w:left w:w="145" w:type="dxa"/>
-              <w:right w:w="145" w:type="dxa"/>
-            </w:tcMar>
-          </w:tcPr>
-          <w:p>
-            <w:pPr>
-              <w:spacing w:before="40" w:after="40" w:line="341" w:lineRule="auto"/>
-              <w:jc w:val="left"/>
-            </w:pPr>
-            <w:r/>
-            <w:r>
-              <w:rPr>
-                <w:rFonts w:ascii="Times New Roman" w:hAnsi="Times New Roman" w:eastAsia="宋体"/>
-                <w:b w:val="0"/>
-                <w:color w:val="191919"/>
-                <w:sz w:val="19"/>
-              </w:rPr>
-              <w:t>• 【17-1　内　2058年人生无限有限公司开放办公区与监控台 — 夜】早就因为自己一时疏忽把赵左右的联络点定位在即将拆除的电话亭而提心吊胆的小雪，立刻满脸堆笑地站起身，从桌下捧出一个包装精美的木质礼盒递到高尚面前！ 深夜，办公大厅的顶灯全部熄灭，只剩下小雪工位的一盏台灯。小雪迫不及待地调出全息监控屏上【2008年 黄金会员 赵左右｜年龄：66岁｜坐标：吉林长林｜余额：1,762,000｜剩余时间：9072h】的档案卡，点开“紧急操作”菜单下的【重置联络点】，将高尚的副总裁工牌刷在桌面读卡器上！ 听到“明早6点拆除”，小雪脸色煞白——一旦明天早上电话亭被拆、赵左右失联，她定位失误的重大</w:t>
-              <w:br/>
-              <w:t>• 【17-4　内/外　2058年人生无限有限公司·雪原古堡外·风雪电话亭与502室客厅 — 夜/日】几乎在同一秒，公元2058年“人生（无限）有限公司”监控大厅内，刺目的猩红色警报灯疯狂旋转闪烁！全息大屏上弹出鲜红的【最高警报：正在召回｜已归档：黑金会员 赵左右】字样，机械女声响彻大厅：“最高警报，紧急召回程序启动！十、九、八、七……” 挂断母亲的电话后，小雪死死盯着屏幕上本已被她强制归档却又触发最高警报的“赵左右”档案，眼神由恐慌渐渐转为偏执与决绝！ 荀未来仰头冷嗤了一声（“你找个假的购物凭证就这么难吗？你就是不信任我”）；赵了不想再跟他吵，抬手制止后走向里屋的监听电脑：“行行行，咱们先别说这些。妈和小赵估计现（核心台词：荀未来：“那是你！你是通过改变小赵变得有钱的，我不用，我靠我自己！赵了先生，我早已不是之前你那个荀未来了。你把保险箱里的钱给我，半年，我能让它翻一百倍，投资咱们妈的电影，稳赚！”）</w:t>
-              <w:br/>
-              <w:t>• 【17-5　内　街边家常面馆·502室监听暗房与客厅 — 日/夜】五零二室里屋的电脑前，六十六岁的赵了戴着耳机打开监听接收器，四十一岁的荀未来双手插兜站在旁边一起听；画面切至长林市街边一家贴着“宫保鸡丁 9元”海报的家常小面馆内，母亲刘美奕正与十六岁的赵左右、徐图图围坐在小桌旁吃面。 正在吃面的赵左右和徐图图同时愣住（“啊？为什么啊？好不容易试上了，为什么不去了？”）；五零二室监听电脑前的赵了和荀未来也惊愕地对视了一眼！面馆内，刘美奕轻轻叹了口气，道出了昨天在电影院的偶遇。 赵左右也连连点头说“对啊”；然而冰雪聪明的刘美奕却温和地笑了笑，说出了自己的猜测（监听室里的六十六岁赵了听（核心台词：赵左右：“妈，你怎么不吃啊？” ／ 赵了：“您不要误会啊，我只是听小赵讲过您的故事。这个机会呢，对于专业演员来说那是工作，可是对您能重燃青春时的热血，或许是更有意义。”）</w:t>
-              <w:br/>
-              <w:t>• 【17-6　外　东湖公园尖顶礼拜堂雪夜木栈道·街头肉铺与水果摊 — 夜】同一片静谧的雪夜下，东湖公园三角尖顶礼拜堂前的林间木栈道上，白雪皑皑。身穿浅蓝色毛绒大衣、戴着白色卡通连指手套的十六岁徐图图坐在长椅上，看着身旁穿棕色羽绒服的十六岁赵左右，语气里带着一丝排练结束后的小失落。 赵左右双手插在羽绒服兜里，呼出一团白气，笑着安慰她。 赵左右疑惑地转过头：“修灯泡？”徐图图意识到自己太主动了，害羞地搓着两只白手套，小声给自己找台阶下。 十六岁的赵左右静静看着眼前脸颊微红的少女，会心一笑，主动向她发出了周末约会的邀请！ 赵左右开心地一拍手：“对！就是探店！你这个形容好好啊，以后我们可以经常一（核心台词：赵左右：“没事，反正咱们在学校天天见。下次我妈再排练什么别的角色，我都叫你。” ／ 赵左右：“其实，我也觉得周末一个人待在家挺闷的。以后我们可以经常一起去，像之前咖啡馆那样的地方去……去……该怎么说呢，就是……” ／ 赵左右：“牛顿说了，力的作用是相互的。不如你打我一下，如果你手疼，那就不是梦。来吧！”）</w:t>
-              <w:br/>
-              <w:t>• 【17-7　外/内　长林八中操场铁围栏·体育馆·话剧社道具室与高一十班教室 — 夜】深夜的长林市第八中学操场铁围栏外，十六岁的赵左右带着徐图图踩着垃圾桶爬上铁栅栏顶端，倒数着“一、二、三”，两人手拉着手一跃跳进白雪覆盖的校园操场！ 赵左右笑着跑在她身旁打趣提醒；徐图图连忙捂住嘴乖乖点头（“呃，那我还是不喊了”）。 两人推门溜进昏暗的体育馆与教学楼走廊。面对走廊前方的监控探头，轻车熟路的赵左右像特工一样拉着徐图图贴墙躲避死角，随后在拐角处握住她的手倒数“预备，一、二、三，跑！”，带着她飞快地冲过监控区，来到话剧社杂物道具室门前。 道具室内，赵左右打开手电筒在道具堆里找了一圈，疑惑地挠了挠头：“造雪机（核心台词：赵左右：“你现在大喊，明天早上，戴主任就会在这上面喊咱俩的名儿！” ／ 赵左右：“这雪人，好像是话剧社参加省赛那出戏的道具吧，可能最后没用上。他们上次排练的时候，我还去看了一眼呢，那剧情，跟我妈妈小时候给我看过的一个动画片很像。名字我记不清了，不过讲的是，有个小孩梦到自己堆的雪人忽然活了，陪他玩了足足一整夜，还在小镇上飞来飞去的。可惜天亮之后，雪人化了，剧情到这儿，也就结束了。” ／ 赵左右：“怕什么啊，这教室到了晚上，就是我们的地盘，谁也管不着。要我看，我们就在这等到天亮吧）</w:t>
-            </w:r>
-          </w:p>
-        </w:tc>
-      </w:tr>
-      <w:tr>
-        <w:trPr>
-          <w:cantSplit/>
-        </w:trPr>
-        <w:tc>
-          <w:tcPr>
-            <w:tcW w:type="dxa" w:w="2376"/>
-            <w:vAlign w:val="center"/>
-            <w:tcMar>
-              <w:top w:w="105" w:type="dxa"/>
-              <w:bottom w:w="105" w:type="dxa"/>
-              <w:left w:w="145" w:type="dxa"/>
-              <w:right w:w="145" w:type="dxa"/>
-            </w:tcMar>
-            <w:shd w:fill="F7FAFC"/>
-          </w:tcPr>
-          <w:p>
-            <w:pPr>
-              <w:spacing w:before="40" w:after="40" w:line="341" w:lineRule="auto"/>
-              <w:jc w:val="center"/>
-            </w:pPr>
-            <w:r/>
-            <w:r>
-              <w:rPr>
-                <w:rFonts w:ascii="Times New Roman" w:hAnsi="Times New Roman" w:eastAsia="宋体"/>
-                <w:b/>
-                <w:color w:val="191919"/>
-                <w:sz w:val="19"/>
-              </w:rPr>
-              <w:t>EP18《一夜剧变》</w:t>
-            </w:r>
-          </w:p>
-        </w:tc>
-        <w:tc>
-          <w:tcPr>
-            <w:tcW w:type="dxa" w:w="7992"/>
-            <w:vAlign w:val="center"/>
-            <w:tcMar>
-              <w:top w:w="105" w:type="dxa"/>
-              <w:bottom w:w="105" w:type="dxa"/>
-              <w:left w:w="145" w:type="dxa"/>
-              <w:right w:w="145" w:type="dxa"/>
-            </w:tcMar>
-            <w:shd w:fill="F7FAFC"/>
-          </w:tcPr>
-          <w:p>
-            <w:pPr>
-              <w:spacing w:before="40" w:after="40" w:line="341" w:lineRule="auto"/>
-              <w:jc w:val="left"/>
-            </w:pPr>
-            <w:r/>
-            <w:r>
-              <w:rPr>
-                <w:rFonts w:ascii="Times New Roman" w:hAnsi="Times New Roman" w:eastAsia="宋体"/>
-                <w:b w:val="0"/>
-                <w:color w:val="191919"/>
-                <w:sz w:val="19"/>
-              </w:rPr>
-              <w:t>• 【18-1　内/外　酒店套房·飞霞路风雪电话亭与市医院急诊病房 — 夜】赵了掀开被子想要下床证明自己没事（“我都说了，我真的就……”），刚一动弹就气短乏力，荀未来眼疾手快地冲上前一把扶住他的胳膊将他按回床头，一老一少两个赵左右四目相对，眼神里皆是嘴硬心软的关切。</w:t>
-              <w:br/>
-              <w:t>• 【18-3　内　酒店2388套房客厅·501室赵左右卧室与父母主卧 — 夜】同一时刻，五零一室十六岁赵左右的卧室内，刚刚送徐图图回家归来的少年坐在床沿上，怀里抱着枕头，脸上还带着夜闯学校看大雪人后的甜蜜笑意。床头柜上的诺基亚直板手机忽然震动了一下，屏幕亮起一条来自【徐图图】的新短信：【别看手机了，小心晨会迟到！】。 赵左右看着短信幸福地笑了笑，关掉台灯躺进被窝，却激动得翻来覆去怎么也睡不着。他干脆掀开被子跳下床，走到书桌前打开台式电脑，点开【魔豆网｜频道：左右日常集】，播放起自己拍摄的十班同学们（徐图图、王一漫、罗爱文）在校园里嬉笑打闹的视频，伴着电脑音箱里传出的欢声笑语，安然进入了梦乡。</w:t>
-              <w:br/>
-              <w:t>• 【18-6　外/内　和艺北街电话亭拆除现场·酒店套房与长林八中食堂 — 日】赵了点了点头，叮嘱他千万别被对门五零一室的小赵看到。荀未来忽然想起第14集赵了提过的“宏观监测系统”，眼睛一亮提议道。 同一时刻，阳光明媚的长林市第八中学食堂内，远离了未来风暴的十六岁赵左右，正把索尼DV摄像机架在餐桌上，笑眯眯地对准对面大口吃着炸鸡块和米饭的徐图图进行拍摄！徐图图腮帮子塞得鼓鼓的，抬头白了他一眼：“你……又来！” 赵左右兴奋得直拍桌子：“对对对，电子榨菜！你发明的这个词也太精准了！”他双手捧着DV机，眼睛发光地向徐图图畅想自己的全新节目创意（无意间开创了吃播鼻祖！）。 徐图图用筷子指了指赵左右，调（核心台词：荀未来：“对了，你上一次不是说，如果小赵认出未来自己身份的话，产生的时空波动足以惊动公司吗？那……这不就是求救信号吗？” ／ 赵了：“你觉得小雪想不到吗？她回去以后，肯定也利用权限屏蔽了2008年的宏观波动监测，而且没准已经把我的档案归档了。归档以后，我的所有违规波动都不会在那里显示——除了最高警报，因为那是特殊监测的。所以这件事情没必要把小赵卷进来，我们对他已经造成太多的影响了，这次啊，我们自己解决就好。” ／ 荀未来：“也是。小赵的状态现在正好，万一再受到什么冲击，又发生）</w:t>
-              <w:br/>
-              <w:t>• 【18-7　内　长林八中高一十班教室·五楼楼梯间·501室客厅与502室赵了家 — 日/夜】下午，高一十班教室内正在上历史课。历史女老师背对学生在黑板上书写“唐朝的荣衰与民族交融（突厥、回纥、靺鞨、吐蕃）”的板书，台下的赵左右、徐图图、王一漫等人正低头认真记笔记。突然，教室前排传来一阵断断续续的“嗡嗡、咔咔”小型马达与齿轮运转声！ 罗爱文拍着胸脯自信满满地放出豪言，引得全班哄堂大笑，前排的赵左右也笑得合不拢嘴。 一辈子求稳的赵东来急得比划着双手，搬出了儿子赵左右的未来开销。</w:t>
-            </w:r>
-          </w:p>
-        </w:tc>
-      </w:tr>
-      <w:tr>
-        <w:trPr>
-          <w:cantSplit/>
-        </w:trPr>
-        <w:tc>
-          <w:tcPr>
-            <w:tcW w:type="dxa" w:w="2376"/>
-            <w:vAlign w:val="center"/>
-            <w:tcMar>
-              <w:top w:w="105" w:type="dxa"/>
-              <w:bottom w:w="105" w:type="dxa"/>
-              <w:left w:w="145" w:type="dxa"/>
-              <w:right w:w="145" w:type="dxa"/>
-            </w:tcMar>
-          </w:tcPr>
-          <w:p>
-            <w:pPr>
-              <w:spacing w:before="40" w:after="40" w:line="341" w:lineRule="auto"/>
-              <w:jc w:val="center"/>
-            </w:pPr>
-            <w:r/>
-            <w:r>
-              <w:rPr>
-                <w:rFonts w:ascii="Times New Roman" w:hAnsi="Times New Roman" w:eastAsia="宋体"/>
-                <w:b/>
-                <w:color w:val="191919"/>
-                <w:sz w:val="19"/>
-              </w:rPr>
-              <w:t>EP19《仁》</w:t>
-            </w:r>
-          </w:p>
-        </w:tc>
-        <w:tc>
-          <w:tcPr>
-            <w:tcW w:type="dxa" w:w="7992"/>
-            <w:vAlign w:val="center"/>
-            <w:tcMar>
-              <w:top w:w="105" w:type="dxa"/>
-              <w:bottom w:w="105" w:type="dxa"/>
-              <w:left w:w="145" w:type="dxa"/>
-              <w:right w:w="145" w:type="dxa"/>
-            </w:tcMar>
-          </w:tcPr>
-          <w:p>
-            <w:pPr>
-              <w:spacing w:before="40" w:after="40" w:line="341" w:lineRule="auto"/>
-              <w:jc w:val="left"/>
-            </w:pPr>
-            <w:r/>
-            <w:r>
-              <w:rPr>
-                <w:rFonts w:ascii="Times New Roman" w:hAnsi="Times New Roman" w:eastAsia="宋体"/>
-                <w:b w:val="0"/>
-                <w:color w:val="191919"/>
-                <w:sz w:val="19"/>
-              </w:rPr>
-              <w:t>• 【19-1　内　长林八中微机室与502室赵了家 — 日/夜】白天的长林市第八中学微机室内，十六岁的赵左右、徐图图与王一漫三人正围坐在电脑屏幕前，聚精会神地盯着【黍豆网】上的视频播放页面——视频标题写着《陪你吃饭·第一期｜作者：赵左右带你看》，画面里正是徐图图在食堂大口吃炸鸡饭的镜头。坐在中间的徐图图看着不断上涨的播放量，惊喜地捂住嘴感叹。 站在左侧的赵左右看着屏幕，有些无奈地摊了摊手解释。 话音未落，五零二室门外突然响起了十六岁赵左右清脆响亮的呼喊声！荀未来吓得瞬间贴在门板上一动不敢动；床上的赵了也全身紧绷。 门外的赵左右双手插在校服兜里，热情地对着门板分享自己的吃播账号。（核心台词：赵左右：“赵爷爷的DV已经是最新的了。我们又不是电视台，哪有那么专业的设备啊。” ／ 赵了：“我一直躲着小赵呢，消息都没敢回。” ／ 荀未来：“等小赵回来之后我再去买菜，以免正好撞上。”）</w:t>
-              <w:br/>
-              <w:t>• 【19-3　内/外　501室餐厅与卧室·大巴车烧烤摊与十字路口 — 夜】夜晚，五零一室赵左右家的餐厅内，画面浮现本集片名：第 19 集 仁。 母亲刘美奕端着刚炒好的热菜放到餐桌上，与十六岁的赵左右相对而坐吃晚饭。刘美奕看了一眼门口方向询问丈夫的去向。 赵左右夹了一口菜，随口转达父亲的话；刘美奕微微皱眉叹了口气（“咳，你爸这工作最近不知道怎么了”），赵左右连忙好奇地问起母亲前两天去小剧组拍戏的事。 赵左右惊讶地瞪大眼睛：“那么快啊？可我记得，你去了一整天啊。”刘美奕笑着摆了摆手，说出了群演跑龙套的真实辛酸，却没有半点抱怨。 赵左右好奇地追问：“就一句了？是什么啊？”只见刘美奕立刻放下筷子（核心台词：赵左右：“说又有应酬出门了，让我们先吃。——对了妈，你上次演的那个女主角妈妈的角色，演得怎么样啊？” ／ 赵左右：“那我觉得，这次虽然只有一句台词，但这个角色肯定会被大家记住的！反倒是我们上次一起排练的那个剧本，你虽然是女主角，但那个角色，其实我和图图都不是很喜欢。” ／ 赵左右：“妈，等我以后挣大钱了，我来给你投资！咱不拍这些了，咱就拍好莱坞那种！”）</w:t>
-              <w:br/>
-              <w:t>• 【19-4　内　502室赵了家客厅·501室赵左右卧室与暑假生活蒙太奇 — 夜/日】半个小时后，五零二室赵了家的客厅茶几旁，十六岁的赵左右、四十一岁的荀未来与六十六岁的赵了——三个不同时代的“赵左右”第一次以邻居和朋友的名义围坐在一起吃着烤串！ 十六岁的赵左右一边吃串，一边不遗余力地向“赵爷爷”推销身旁的荀哥。 单纯的赵左右当了真，连忙凑到荀未来耳边用力推了推他的肩膀小声嘱咐：“听听、听听，赵爷爷还是很看重你的，你好好表现啊，知道不？”荀未来皮笑肉不笑地咬着后槽牙，对着赵了拱手说了一句。 吃完烤串，赵左右站起身穿上外套，开心地向两人挥手道别：“哎，以后咱仨就都是邻居了，要经常一起玩啊！明儿见！” （核心台词：赵左右：“赵爷爷，荀哥还是很厉害的，他不只会做生活助理！在生意上，荀哥肯定也能给您很多意想不到的好意见的。您知道吧，他做了一个《三人行》的杂志，在整个长林高中都是很火的！” ／ 赵了：“我不是刚跟你说过吗？不要让小赵知道你在这儿，你这倒好，领家里来了！估计小赵以后会经常来，不要哪一天你再说漏嘴了，让他知道咱俩的身份！以小赵的这个脾气啊，他肯定以后要帮咱们，他要出了岔子，蝴蝶效应，咱俩一块儿完蛋！” ／ 赵左右（内心独白）：“真好，荀哥回来了，以后大家……再也不会分开了。”）</w:t>
-              <w:br/>
-              <w:t>• 【19-5　内　502室赵了家客厅与501室赵东来餐厅 — 日/夜】2008年8月的一个盛夏午后，身穿花衬衫大裤衩的十六岁赵左右怀里抱着一个大西瓜，与同样一身清凉夏装的四十一岁荀未来推门走进五零二室（“当当——！”）。躺在床边摇着蒲扇的六十六岁赵了嫌弃地吐槽：“哎哟，我说你们俩穿的啥，土得掉渣！”赵左右笑嘻嘻地抱着大西瓜转身出门：“天太热了，穿这多凉快啊！我先回家，让我妈把西瓜冰镇切一下！” 等赵左右一走，荀未来关上门，拉过小板凳坐到赵了对面，神色郑重地竖起两根手指。 片刻后，十六岁的赵左右端着一大盘切好的冰镇西瓜走进五零二室。三人围坐在茶几旁一边喝着“宏宝莱”汽水一边大口吃西瓜。（核心台词：赵左右：“对了，我爸给了我三张票，你们猜是啥票？” ／ 赵左右：“你们怎么都不高兴啊？这票虽然不是什么热门比赛的票，但好歹也是北京奥运会，咱们一起去体验一下吧！北京的宾馆肯定很贵，我们后天去，待两天就回来！荀哥，咱俩开张大床房凑合凑合呗，两个床的房间贵。”）</w:t>
-              <w:br/>
-              <w:t>• 【19-6　内/外　501室赵左右卧室·徐图图卧室·五楼楼梯间与市二院急诊室 — 夜/日】出发去北京看奥运会的前夜，五零一室卧室内，十六岁的赵左右正蹲在地上兴高采烈地往行李箱里叠衣服，一边用手机和徐图图煲电话粥。 赵左右笑着解释现场几万人太吵，让她看电视转播；徐图图傲娇地哼了一声（“电视转播全世界都能看到，有什么稀罕的！”）便挂断了电话。 挂断电话后的徐图图觉得自己有点小任性，连忙翻身坐起来在手机上打字编辑短信：【我刚才开玩笑的 0.0】。还没等她按发送，手机突然收到一条来自【赵左右（日光初见）】的新短信：【左右电台将为您实况转播北京奥运会赛事，退订回复TD】！ 徐图图噗嗤一笑，故意在键盘上敲下【TD （核心台词：赵左右：“你可别太羡慕我啊！哥们儿现在已经在收拾行李了，明天一早出发！” ／ 赵左右：“赵爷爷！赵爷爷！——荀哥！荀哥！” ／ 赵左右：“你是不是傻？赵爷爷怎么可能92年？！你不知道不能乱试啊？怎么可能用我的生日当密码？”）</w:t>
-              <w:br/>
-              <w:t>• 【19-7　内/外　501室客厅·市二院住院病房·日用品批发仓与502室暗室 — 日】知道父母刚下岗手头紧的荀未来急忙追进五零一室想要拦住赵左右，可赵左右已经冲着屋里的赵东来和刘美奕开了口！ 荀未来连忙拉住赵左右向刘美奕赔笑说“没事阿姨，我们有钱”。刚刚下岗、昨天还在为家里失去固定收入而发愁的赵东来面露难色，刚说了半句“咱们家现在的情况，在经济方面……”，旁边的刘美奕却二话不说，一把抓起沙发上的手提包就往门口走！ 市二院住院病房内，主治医生检查完病床上插着氧气管、双目紧闭的六十六岁赵了，神色凝重地向赵东来、刘美奕、荀未来和赵左右宣布了诊断结论。 十六岁的赵左右立刻上前一步：“那荀哥，你也给我一把钥匙（核心台词：赵左右：“爸，妈！借我点钱，有急用！赵爷爷在医院抢救呢，他平时只用现金，钱在保险柜里拿不出来，咱能不能先帮他把医药费给垫上？” ／ 赵左右：“我到了，谢谢你啊，帮我选花还帮我送过来，我之前都不知道菊花还有清热散风的功效呢。” ／ 赵左右：“有人吗？……有人吗？”）</w:t>
-            </w:r>
-          </w:p>
-        </w:tc>
-      </w:tr>
-      <w:tr>
-        <w:trPr>
-          <w:cantSplit/>
-        </w:trPr>
-        <w:tc>
-          <w:tcPr>
-            <w:tcW w:type="dxa" w:w="2376"/>
-            <w:vAlign w:val="center"/>
-            <w:tcMar>
-              <w:top w:w="105" w:type="dxa"/>
-              <w:bottom w:w="105" w:type="dxa"/>
-              <w:left w:w="145" w:type="dxa"/>
-              <w:right w:w="145" w:type="dxa"/>
-            </w:tcMar>
-            <w:shd w:fill="F7FAFC"/>
-          </w:tcPr>
-          <w:p>
-            <w:pPr>
-              <w:spacing w:before="40" w:after="40" w:line="341" w:lineRule="auto"/>
-              <w:jc w:val="center"/>
-            </w:pPr>
-            <w:r/>
-            <w:r>
-              <w:rPr>
-                <w:rFonts w:ascii="Times New Roman" w:hAnsi="Times New Roman" w:eastAsia="宋体"/>
-                <w:b/>
-                <w:color w:val="191919"/>
-                <w:sz w:val="19"/>
-              </w:rPr>
-              <w:t>EP20《涉过夏天》</w:t>
-            </w:r>
-          </w:p>
-        </w:tc>
-        <w:tc>
-          <w:tcPr>
-            <w:tcW w:type="dxa" w:w="7992"/>
-            <w:vAlign w:val="center"/>
-            <w:tcMar>
-              <w:top w:w="105" w:type="dxa"/>
-              <w:bottom w:w="105" w:type="dxa"/>
-              <w:left w:w="145" w:type="dxa"/>
-              <w:right w:w="145" w:type="dxa"/>
-            </w:tcMar>
-            <w:shd w:fill="F7FAFC"/>
-          </w:tcPr>
-          <w:p>
-            <w:pPr>
-              <w:spacing w:before="40" w:after="40" w:line="341" w:lineRule="auto"/>
-              <w:jc w:val="left"/>
-            </w:pPr>
-            <w:r/>
-            <w:r>
-              <w:rPr>
-                <w:rFonts w:ascii="Times New Roman" w:hAnsi="Times New Roman" w:eastAsia="宋体"/>
-                <w:b w:val="0"/>
-                <w:color w:val="191919"/>
-                <w:sz w:val="19"/>
-              </w:rPr>
-              <w:t>• 【20-1　内　502室秘密暗室与2058年人生无限有限公司高总办公室 — 日/夜】五零二室昏暗的秘密暗室内，十六岁的赵左右瘫坐在地板上，右手死死扣着地面上那本《三人行》创刊号，双眼呆滞而惊恐地仰望着黑帘背后那整面记录着【左右（16岁）、荀（41岁·2035穿越·舒图之死！）、了（66岁·2033舒图去世·2058穿越阻止荀）】的三代命运时间线黑板！ 就在十六岁的赵左右因揭开三代同体真相而产生剧烈精神海啸的同一刹那——公元2058年，“人生（无限）有限公司”总部走廊与监控大厅内，由于小雪此前设置的“停机维护”期限已过，刺目的猩红色警报灯骤然疯狂闪烁！冰冷的系统广播声响彻整座大楼： 身穿灰色西装、头（核心台词：赵左右（内心独白）：“设计好的……一切都是设计好的。我猜到了荀哥，但连赵爷爷，也是未来的我！” ／ 赵左右（内心独白）：“都是真的？不……是真的吗？哪些是真的？什么是真的？什么是我的选择？什么是我原本的人生？！什么才是……”）</w:t>
-              <w:br/>
-              <w:t>• 【20-3　内/外　街边砂锅麻辣烫店·G54路公交车·2058办公区与荒村老宅 — 夜/日】十六岁的赵左右独自坐在小餐桌前，面前放着一碗未动的砂锅，眼神深沉而凝重（内心独白：“哪些是真的？什么才是真的？你们的目的是什么？为什么不告诉我？我一定要找到你们，问个明白”）。就在这时，门口的塑料门帘被掀开——再次从2058年穿过来的林开颜（小雪）端着一碗麻辣烫走了进来，径直坐到了赵左右的对面！ 刚才在五零二室亲眼目睹这个女人凭空消失、而回家后又发现荀哥和植物人赵爷爷已经连夜转移不知所踪的赵左右，不动声色地抬起头直视着小雪。 赵左右身体微微前倾，敏锐地顺着她的话头下套盘问。 听到“去年八月捐款”，刚刚看完五零二室暗（核心台词：赵左右：“所以你不是为了帮我选花，原本就是来找他们的，对吧？” ／ 赵左右：“你是怎么认识赵爷爷的？” ／ 赵左右（内心独白）：“老年的我明明今年一月才来到2008年，怎么可能去年捐过款？她为什么要撒谎？！”）</w:t>
-              <w:br/>
-              <w:t>• 【20-4　内/外　501室客厅与卧室·东湖咖啡馆与长春电影院大厅 — 日/夜】傍晚，十六岁的赵左右走上五楼楼梯间准备回五零一室，刚走到门口，便听到屋里传来父母压抑的谈话声，他脚步一顿，心情沉重地驻足在门外。 门外的十六岁赵左右听完父母的对话，默默回到自己的卧室。床头柜上的诺基亚手机震动起来，屏幕显示【徐图图 来电（20:41pm）】。赵左右接起电话，电话那头传来在“东湖咖啡”兼职的徐图图兴高采烈的声音。 一心想着赶紧找份兼职赚钱替父母分忧的赵左右，神色凝重地婉拒了她。 次日白天，“东湖咖啡（EAST LAKE）”店内，身穿围裙的徐图图正端着咖啡和曲奇送给顾客（“不好意思啊，花没拉好，送您两片（核心台词：赵左右：“图图，我最近有点事，黍豆网咱先不弄了。没事，不用担心。” ／ 赵左右：“不会的我马上可以学，不用包食宿，给工资就行！没关系，我可以洗杯子，跑腿送外卖也行！” ／ 赵左右：“对不起老板，我没发完。主要这传单确实设计得有点丑，而且没有代言人吸引注意力……实在发不出去。没关系，钱您看着给就行。”）</w:t>
-              <w:br/>
-              <w:t>• 【20-5　内/外　501室客厅与厨房·荒村老屋·东湖咖啡馆与徐图图家 — 夜/日】傍晚，赵左右掏钥匙走进五零一室（楼道拐角暗处，小雪正盯着他的背影腹诽：“看来这小子还是没去找他俩啊”）。五零一室客厅里，系着围裙的赵东来端着菜从厨房走出来，假装若无其事地对儿子说自己单位这两天“放假了”可以接送他补习；赵左右懂事地婉拒后，走到餐桌前看着那盘土豆丝和红烧肉，向厨房里的母亲刘美奕打听菜价。 刘美奕一边忙活一边回答土豆一块多、五花肉十块多最近还涨价了，好奇地问儿子打听菜价干嘛。赵左右眼睛一转，编了个善意的谎言，把家里买菜的活儿揽了过来！ 刘美奕信以为真，欣慰地说明天给他钱去买菜。赵左右低头摸了摸兜里今天发（核心台词：赵左右：“妈，这土豆从菜市场买多少钱一斤啊？那这红烧肉用的五花肉呢？” ／ 赵左右：“没啥，学校的暑假社会实践作业，要我们去买菜算价格。” ／ 赵左右：“不是传统意义上的广告，更像是电子传单！你想啊，咱们店附近除了我们高中，还有两个大学，来店里的基本上都是学生。我们把视频链接播撒到各个学校的贴吧去，把贴吧和论坛作为主要的宣传阵地，传播效率肯定比手发传单高得多！除了咱们节目最受欢迎的常驻嘉宾图图，我还可以请到我们高中圈最有粉丝粘性的流量明星一漫来助阵！流量加实力，实现高覆盖加精）</w:t>
-              <w:br/>
-              <w:t>• 【20-6　内/外　5元自助快餐店·飞霞湾王一漫家餐厅与卧室阳台 — 日/夜】白天，赵左右、徐图图、王一漫来到一家挂着“本店自助不限量，5元吃到饱，浪费超二两加收5元”标牌的平价自助快餐店拍摄新素材。赵左右举着DV寻找机位时，无意间撞到角落里一个头戴草帽、正一边吃快餐一边低头看数学书的少年。 草帽少年抬起头匆匆离开餐馆——赵左右、徐图图和王一漫同时认出了那张清瘦的脸！三人快步追到快餐店临街的大玻璃窗前，只见烈日炎炎下，戴着草帽的理科学霸陈明，正吃力地蹬着一辆装满沉重蔬菜纸箱的三轮车消失在街角！ 卧室内，听着门外母亲歇斯底里的砸门声，十六岁的王一漫脑海中骤然闪回在爱荣机械厂学工车间时，她站在钻（核心台词：赵左右：“他是陈明！原来陈明退学之后，一直在家里帮着卖菜。” ／ 赵左右（闪回）：“可能，会发一次前所未有的疯吧。”）</w:t>
-              <w:br/>
-              <w:t>• 【20-7　内/外　501室客厅与卧室·荒村老屋·5元快餐店·旧物仓库与2058办公区 — 夜】赵东来倒了一杯水喝，乐呵呵地回答：“那当然了，干什么工作都得用心，不是吗？”话音刚落，十六岁的赵左右突然掀开门帘从卧室走了出来，把夫妻俩吓了一跳！ 赵东来连忙摆手说“大人的事不用你管，你只管好好学习”。只见十六岁的赵左右平静地从口袋里掏出一个装满百元钞票的厚信封递到父母面前，更一字一顿地向父母宣布了自己经过这个夏天磨砺后的人生志向！ 赵左右拉着目瞪口呆的父母来到自己卧室的电脑前，给他们看【黍豆网｜频道：八中姐妹】上动辄四五千的播放量与满屏好评。刘美奕欣慰地摸着儿子的肩膀感叹：“我感觉咱儿子有成为电视编导的潜质！”赵（核心台词：赵左右：“妈，爸，你们在家不用小心说话的，家里的事，我早就知道了。” ／ 赵左右：“这是这个月家里买晚饭的钱，我自己做广告生意，开开心心赚到的钱。你们不知道了吧，我现在可是黍豆网的红人！爸，妈，我想好了——既然现在我已经能靠一台DV赚钱了，就说明这是一条适合我谋生的路。以后，我想去电视台工作，赚大钱！一年半之后，我打算参加艺考！” ／ 赵左右：“嘘——赵爷爷最近生病了，我们别去打扰他。我觉得，荀哥和赵爷爷能做到的，我们也可以！”）</w:t>
-            </w:r>
-          </w:p>
-        </w:tc>
-      </w:tr>
-      <w:tr>
-        <w:trPr>
-          <w:cantSplit/>
-        </w:trPr>
-        <w:tc>
-          <w:tcPr>
-            <w:tcW w:type="dxa" w:w="2376"/>
-            <w:vAlign w:val="center"/>
-            <w:tcMar>
-              <w:top w:w="105" w:type="dxa"/>
-              <w:bottom w:w="105" w:type="dxa"/>
-              <w:left w:w="145" w:type="dxa"/>
-              <w:right w:w="145" w:type="dxa"/>
-            </w:tcMar>
-          </w:tcPr>
-          <w:p>
-            <w:pPr>
-              <w:spacing w:before="40" w:after="40" w:line="341" w:lineRule="auto"/>
-              <w:jc w:val="center"/>
-            </w:pPr>
-            <w:r/>
-            <w:r>
-              <w:rPr>
-                <w:rFonts w:ascii="Times New Roman" w:hAnsi="Times New Roman" w:eastAsia="宋体"/>
-                <w:b/>
-                <w:color w:val="191919"/>
-                <w:sz w:val="19"/>
-              </w:rPr>
-              <w:t>EP21《当雪落下》</w:t>
-            </w:r>
-          </w:p>
-        </w:tc>
-        <w:tc>
-          <w:tcPr>
-            <w:tcW w:type="dxa" w:w="7992"/>
-            <w:vAlign w:val="center"/>
-            <w:tcMar>
-              <w:top w:w="105" w:type="dxa"/>
-              <w:bottom w:w="105" w:type="dxa"/>
-              <w:left w:w="145" w:type="dxa"/>
-              <w:right w:w="145" w:type="dxa"/>
-            </w:tcMar>
-          </w:tcPr>
-          <w:p>
-            <w:pPr>
-              <w:spacing w:before="40" w:after="40" w:line="341" w:lineRule="auto"/>
-              <w:jc w:val="left"/>
-            </w:pPr>
-            <w:r/>
-            <w:r>
-              <w:rPr>
-                <w:rFonts w:ascii="Times New Roman" w:hAnsi="Times New Roman" w:eastAsia="宋体"/>
-                <w:b w:val="0"/>
-                <w:color w:val="191919"/>
-                <w:sz w:val="19"/>
-              </w:rPr>
-              <w:t>• 【21-3　外/内　长林八中教学楼与高二（2）班教室·学校食堂 — 日】镜头推向黑板上的粉笔字座位表——只见“赵左右”三个字的右侧方格竟然是一片空白。身穿蓝白校服外套、内搭白领墨绿毛衣的十六岁赵左右站在过道里，满脸疑惑地挠了挠头，转头问前排的徐图图。 台下顿时安静下来。戴娟推了推眼镜，话锋一转提到了新同学，徐图图眼睛一亮，连忙回头悄声提醒赵左右。 赵左右皱起眉头，心里隐隐升起一丝异样。 讲台上的戴娟朝着教室门外温和地招了招手：“进来吧。”全班同学齐刷刷望向门口——只见林开颜（小雪）戴着黑框大眼镜，身穿粉色连帽卫衣外搭八中蓝白校服外套、背着一个鼓鼓囊囊的红色双肩包，低眉顺眼地走进了教室！（核心台词：赵左右：“图图，戴主任怎么会让我一个人坐啊？” ／ 赵左右：“又有转校生啊。” ／ 赵左右：“这儿呢，这儿呢。”）</w:t>
-              <w:br/>
-              <w:t>• 【21-4　内　学校食堂·体育馆看台·徐图图家1449室卧室·501室门前楼梯间 — 日/夜】学校食堂另一角，小雪独自垂头丧气地扒着饭；不远处的餐桌旁，徐图图正安静地吃着青菜，赵左右端着餐盘走过来坐到她对面，关切地问了一句。 傍晚夕阳西沉，暮色笼罩长林八中校园。夜幕降临后，空旷安静的学校体育馆内，十六岁的赵左右与徐图图穿着蓝白校服并肩坐在木制看台长凳上，手里各握着一瓶玻璃瓶装汽水。徐图图转过头，认真地望向身旁的少年。 赵左右仰头喝了一口汽水，眼神亮晶晶地点了点头，语气里满是憧憬与笃定。 赵左右心跳微微加速，转过头目不转睛地看着徐图图的侧脸，小心翼翼地反问她。 听到徐图图也想去北京，赵左右眼底绽放出掩饰不住的（核心台词：赵左右：“怎么坐在这儿啊？” ／ 赵左右：“对啊。我打算学电视编导。神奇的是，这次竟然连我爸都支持我。我猜八成是我们暑假的时候拿DV挣到了钱。” ／ 赵左右：“那你呢？你想考北京的大学吗？”）</w:t>
-              <w:br/>
-              <w:t>• 【21-5　内　超市零食货架·高二（2）班教室·学校图书馆书架过道 — 日】罗爱文眼睛一亮刚想伸手去接，恰巧从前门走进教室的赵左右冷冷地瞪了他一眼并微微摇头示意。罗爱文瞬间缩回手，连连摆手拒绝！小雪只得灰溜溜地把零食塞回书包。前排的徐图图有些于心不忍，湊到王一漫耳边小声嘀咕。 小雪见破冰成功，连忙凑近一步，压低声音打听起徐图图与赵左右的关系。 话音未落，过道尽头突然传来赵左右急促的脚步声与怒喝！赵左右三步并作两步冲过来，一把将徐图图护在自己身后，满脸戒备地瞪着小雪！ 徐图图把握着粉色MP3的右手悄悄背到身后，乖巧地向赵左右点了点头。（核心台词：赵左右：“小雪！图图，她没跟你说什么吧？你千万别信她说的话，这人就是个骗子！”）</w:t>
-              <w:br/>
-              <w:t>• 【21-6　内　501室餐厅与玄关·赵左右卧室窗前·学校食堂与高二（2）班教室 — 夜/日】夜晚，五零一室餐厅暖黄的灯光下，赵左右飞快地扒完碗里的最后几口米饭，放下碗筷起身准备回屋剪视频。 母亲刘美奕体贴地嘱咐了儿子一句，赵左右应了声“嗯”便走进自己房间关上了门。 刘美奕摇了摇头表示不知道，门口扮作快递员的小雪立刻顺水推舟地替赵左右卖好。 这时，赵左右打开卧室门走出来倒水，见父母围在桌前，随口问了一句。 刘美奕笑吟吟地晃了晃手里的两张演唱会门票，夸得赵左右一头雾水。 赵左右莫名其妙地走过去拿起桌上的牛皮纸信封一看——只见收件人“赵左右”三个字下面，赫然手写着一个熟悉的颜文字：`Orz.`！赵左右脸色微变，（核心台词：赵左右：“嗯，我吃好了。” ／ 林开颜（小雪）：“赵左右？麻烦您拆开检查一下，没什么问题帮我签个字。” ／ 林开颜（小雪）：“大概是收件人赵左右先生在网上买的吧。”）</w:t>
-              <w:br/>
-              <w:t>• 【21-7　外/内　冬日长林八中覆雪操场·荒村破屋·返城SUV车内与502室安全屋 — 日】不远处的雪地旁，身穿棕色夹克的十六岁赵左右正举着DV摄像机将这一幕收入取景框，一边拍一边坏笑着对着麦克风吐槽。 耳尖的徐图图猛地转过头发现了偷拍的赵左右，叉起腰大喊。 赵左右对着DV镜头做了个鬼脸，抱着摄像机拔腿就跑！（核心台词：赵左右：“看，他们几个在堆雪人呢。图图堆得也太丑了。” ／ 赵左右：“被发现了，快跑，我可不想被抓去当苦力。” ／ 徐图图：“啊？你跑啥呀？你别跑！左右，快回来！别跑了！都说好一块堆雪人的，哎呦，别跑了快回来！赵左右，你快回来！你快回来！”）</w:t>
-              <w:br/>
-              <w:t>• 【21-8　外/内　八中红砖教学楼前雪地·第八中学电车站与54路有轨电车·大巴车烧烤摊 — 日/夜】雪后的长林八中红砖教学楼前广场上，身穿白色长款羽绒服、系着墨绿色针织围巾的十六岁赵左右正挥动铁锹清扫包干区的积雪；不远处，戴着黑框眼镜、身穿军绿色翻毛领工装外套的小雪也拿着一把铁锹卖力地铲着雪。赵左右停下动作，转头看了她一眼。 赵左右把铁锹往雪地里一插，语气缓和了几分劝她回去。 赵左右看着她冻红的鼻尖，忍不住直白地戳破她的执念。 夜幕降临，风雪交加。十六岁的赵左右背着黑色双肩包，在“第八中学站”登上了叮当驶来的54路有轨电车。车厢广播响起：“下车的乘客请准备，第八中学站到了……”赵左右坐到木制车厢座椅上，从兜里掏出（核心台词：赵左右：“今天这片的卫生，应该是图图搞吧？” ／ 赵左右：“我知道，所以我帮她搞就好了。你早点回去歇着吧。” ／ 赵左右：“都三个月了还这样。哪怕我绝对不可能告诉你他们的下落。”）</w:t>
-              <w:br/>
-              <w:t>• 【21-9　内　学校杂物间门前·502室卧室·地下旧物仓库黄色电话亭与2058高尚办公室 — 日】次日白天，长林八中堆满废旧课桌椅的杂物间铁栅栏门前。身穿白羽绒服内搭酒红格纹连帽卫衣的十六岁赵左右双手插兜靠门而立，按照三代人商定好的剧本，面沉似水地向小雪抛出了“赵爷爷已成植物人”的假消息！小雪惊得倒吸一口凉气。 赵左右冷冷地盯着她的眼睛，把责任一推到底，仔细观察着她的微表情。 赵左右故意用刺耳的反话试探她是不是巴不得赵爷爷永远闭嘴。 小雪眼圈泛红，难以置信地望着赵左右。 赵左右冷哼一声，转身便往楼下走。 十几分钟后，赵左右领着忐忑不安的小雪走上老居民楼五楼，掏出钥匙打开五零二室大门走进卧室。只见六十六岁的赵了鼻（核心台词：赵左右：“不都是你干的好事。引发了赵爷爷的心脏病并发症，后来问题越来越严重了，有一天突然就倒下了。这几个月，荀哥带着赵爷爷四处求医，都失败了。” ／ 赵左右：“是啊，如果你是想让他开不了口，那恭喜你啊，你的目的已经达到了。赵爷爷现在的样子，感觉死了反倒是一种解脱。” ／ 赵左右：“不信的话，你自己去看。”）</w:t>
-            </w:r>
-          </w:p>
-        </w:tc>
-      </w:tr>
-      <w:tr>
-        <w:trPr>
-          <w:cantSplit/>
-        </w:trPr>
-        <w:tc>
-          <w:tcPr>
-            <w:tcW w:type="dxa" w:w="2376"/>
-            <w:vAlign w:val="center"/>
-            <w:tcMar>
-              <w:top w:w="105" w:type="dxa"/>
-              <w:bottom w:w="105" w:type="dxa"/>
-              <w:left w:w="145" w:type="dxa"/>
-              <w:right w:w="145" w:type="dxa"/>
-            </w:tcMar>
-            <w:shd w:fill="F7FAFC"/>
-          </w:tcPr>
-          <w:p>
-            <w:pPr>
-              <w:spacing w:before="40" w:after="40" w:line="341" w:lineRule="auto"/>
-              <w:jc w:val="center"/>
-            </w:pPr>
-            <w:r/>
-            <w:r>
-              <w:rPr>
-                <w:rFonts w:ascii="Times New Roman" w:hAnsi="Times New Roman" w:eastAsia="宋体"/>
-                <w:b/>
-                <w:color w:val="191919"/>
-                <w:sz w:val="19"/>
-              </w:rPr>
-              <w:t>EP22《背对背，肩并肩》</w:t>
-            </w:r>
-          </w:p>
-        </w:tc>
-        <w:tc>
-          <w:tcPr>
-            <w:tcW w:type="dxa" w:w="7992"/>
-            <w:vAlign w:val="center"/>
-            <w:tcMar>
-              <w:top w:w="105" w:type="dxa"/>
-              <w:bottom w:w="105" w:type="dxa"/>
-              <w:left w:w="145" w:type="dxa"/>
-              <w:right w:w="145" w:type="dxa"/>
-            </w:tcMar>
-            <w:shd w:fill="F7FAFC"/>
-          </w:tcPr>
-          <w:p>
-            <w:pPr>
-              <w:spacing w:before="40" w:after="40" w:line="341" w:lineRule="auto"/>
-              <w:jc w:val="left"/>
-            </w:pPr>
-            <w:r/>
-            <w:r>
-              <w:rPr>
-                <w:rFonts w:ascii="Times New Roman" w:hAnsi="Times New Roman" w:eastAsia="宋体"/>
-                <w:b w:val="0"/>
-                <w:color w:val="191919"/>
-                <w:sz w:val="19"/>
-              </w:rPr>
-              <w:t>• 【22-1　内/外　502室安全屋客厅·五楼邻里走廊与行驶的路虎越野车内 — 日】老居民楼五楼水泥走廊里，五零一室门口贴着“创业年年好”的春联。身穿深蓝色开衫的刘美奕、身穿浅灰绞花毛衣的赵东来与身穿黑色针织开衫内搭白衬衫的十六岁赵左右正走出家门。刘美奕刚问了儿子一句“你确认了吗”，一抬头，正巧看见赵了与荀未来从对门五零二室走出来！ 十六岁的赵左右在旁笑着替两个未来的自己打圆场。 不久后，“黑E·6T534”路虎越野车行驶在积雪未消的街道上。四十一岁的荀未来坐在驾驶座开车，六十六岁的赵了坐在副驾驶，身穿棕黄色连帽羽绒服的十六岁赵左右坐在后排，好奇地趴在前座靠背上发问。 赵左右爽快地点了点头。 十六（核心台词：赵左右：“妈，干嘛呀，赵爷爷和荀哥不是不回来了，是吧？” ／ 赵左右：“为啥要把车也卖了呀？留着下次来还能开不是挺好的吗？” ／ 赵左右：“行吧。那这周末我陪你们收拾行李啊。”）</w:t>
-              <w:br/>
-              <w:t>• 【22-2　外/内　片头曲《三人行》（OP）与集名呈现 — 日/夜】片头音乐响起，三个年龄段的赵左右在时光齿轮中交错凝视，定格于《三人行》主片名，随即画面浮现本集片名花字：第 22 集 背对背，肩并肩。</w:t>
-              <w:br/>
-              <w:t>• 【22-3　内/外　路虎车内·岁月路与24小时自助银行外·雪地废墟与502室客厅 — 日】路虎越野车内，副驾驶上的六十六岁赵了恍然大悟地回过头，向十六岁的赵左右道出了他们此前在第十集发现额头旧疤突然消失时的误会。 赵左右惊讶地瞪大眼睛。 【闪回画面】刚下电车的十六岁赵左右（穿棕黄色羽绒服）见状，毫不犹豫地拔腿狂奔追赶劫匪，一边跑一边回头冲妇女大喊： 【闪回画面】少年赵左右一路紧追劫匪冲进积雪覆盖的施工废墟，怒吼着“站住！别动！”飞身将劫匪扑倒在雪地里死死压住！穷凶极恶的劫匪困兽犹斗，反手从兜里掏出一把锋利的美工刀，狠狠一刀划在十六岁赵左右的左额角上！鲜血瞬间涌出，劫匪趁机挣脱逃跑，少年捂着流血的左额角跌（核心台词：赵左右：“劫匪？” ／ 赵左右（闪回）：“阿姨你快报警！” ／ 赵左右：“那后来呢？”）</w:t>
-              <w:br/>
-              <w:t>• 【22-4　内　2008地下旧物仓库电话亭与2058年人生无限有限公司办公区及高总办公室 — 日】同一时刻，2008年挂着“057-”门牌的昏暗地下旧物仓库内，急促的电话铃声突然响起。身穿卡其色双排扣风衣、戴着黑框眼镜的小雪（林开颜）快步跑进百叶门电话亭拿起听筒。 电话那头传来2058年高尚凝重而疲惫的声音。（核心台词：高尚：“公司已经被要求停业整顿了。原来时空管理局一直都在调查当年那份被我藏起来的档案的下落。我们和余博士隐瞒实验者009号——也就是化名荀未来的赵左右，改变时空进程一事，终究还是被发现了。”）</w:t>
-              <w:br/>
-              <w:t>• 【22-5　内　2008高二（2）班夕阳教室·502室客厅与楼道·2058高尚办公室 — 日】2008年冬日傍晚，暖黄色的夕阳洒满长林八中孔子雕像与高二（2）班教室。空荡的教室里，身穿校服外套内搭粉色连帽卫衣的小雪，正向身穿绿色毛衣的徐图图与身穿白色毛绒外套的王一漫道别。徐图图眼圈微红，不舍地拉着小雪的手。 小雪勉强挤出一丝微笑点了点头：“嗯，家里决定的。”王一漫关切地问：“马上就走吗？”徐图图鼻子一酸，细数着还没来得及一起实现的约定。（核心台词：赵了（画外音）：“何止好了！现在让我引体向上，我可能比小赵还能多做几个。” ／ 荀未来（画外音）：“行了，你就别逞强了。现在唯一能保护徐图图的，只有小赵。你这一把老骨头了，你就回去和舒图好好地过清闲日子就行了。”）</w:t>
-              <w:br/>
-              <w:t>• 【22-6　外/内　雪夜居民楼下·501室厨房与餐厅团圆饺子宴·雪路送别与有轨电车站台 — 夜】2008年冬夜，老居民楼单元门外白雪皑皑，暖黄的路灯光晕下，四十一岁的荀未来与六十六岁的赵了并肩等候。十六岁的赵左右背着书包欢快地跑来与两人汇合。 赵左右拍着胸脯回答：“收拾完了！你俩收拾完了？”荀未来随口答道：“对，晚上十点钟你赵爷爷就走了。”赵了一听这话不吉利，吹胡子瞪眼地抗议起来。 荀未来坏笑着顶嘴：“怎么了？你就说是或不是，你晚上十点钟走？”看着四十岁和六十岁的自己又在拌嘴，十六岁的赵左右无奈地摊开双手劝架。 荀未来扑哧一笑，感叹道：“也是。我们这种情况啊，也算是千载难逢了吧。”赵左右满眼不舍地看着两个未来（核心台词：赵左右：“你俩就不能和平一点吗？咱仨不都是一个人，骂谁都是骂自己。” ／ 赵左右：“对了，你们下次什么时候再来啊？” ／ 赵左右：“是吗？反正你们一定要常来。未来有什么新鲜事，也记得多告诉告诉我。总之——未来在心中，了然不犯怂！我想了这一下午，厉害吧？”）</w:t>
-              <w:br/>
-              <w:t>• 【22-7　内　地下旧物仓库公用电话亭前与仓库深处通道 — 夜】晚上十点半，昏暗空旷的地下旧物仓库中央，那座绿框黄顶的复古公用电话亭孤零零地立在灯光下。身穿浅棕色翻毛领棉服的小雪站在电话亭旁等候，看到三代赵左右走来，勉强挤出一丝笑容迎上前：“来了。” 六十六岁的赵了停下脚步，转过身温和地向十六岁的赵左右和四十一岁的荀未来挥手道别。 十六岁的赵左右依依不舍地挥着手，还不忘叮嘱小雪回2058年替他尽孝。 电话亭外的荀未来与赵左右同时脸色剧变，冲上前追问：“你说什么？！”赵了握着听筒的手剧烈一颤，难以置信地看向小雪。 荀未来拳头紧握，咬牙切齿地低吼：“时空管理局……”而电话亭内的六十（核心台词：赵左右：“小雪啊，回去替我请赵爷爷吃饭。上回食堂的鸡翅，我和图图可都分给你了。” ／ 林开颜（小雪）：“余博士看过时空波动的备份，不光是你改命后的，就连赵左右原本的人生里，徐图图也死了。但是这一次，这一次她活了下来！你一回去，余博士和高总就会马上启动时空修正程序，你们来2008年做的一切就全都白费了！” ／ 荀未来：“所以你早就知道，我也是赵左右。”）</w:t>
-            </w:r>
-          </w:p>
-        </w:tc>
-      </w:tr>
-      <w:tr>
-        <w:trPr>
-          <w:cantSplit/>
-        </w:trPr>
-        <w:tc>
-          <w:tcPr>
-            <w:tcW w:type="dxa" w:w="2376"/>
-            <w:vAlign w:val="center"/>
-            <w:tcMar>
-              <w:top w:w="105" w:type="dxa"/>
-              <w:bottom w:w="105" w:type="dxa"/>
-              <w:left w:w="145" w:type="dxa"/>
-              <w:right w:w="145" w:type="dxa"/>
-            </w:tcMar>
-          </w:tcPr>
-          <w:p>
-            <w:pPr>
-              <w:spacing w:before="40" w:after="40" w:line="341" w:lineRule="auto"/>
-              <w:jc w:val="center"/>
-            </w:pPr>
-            <w:r/>
-            <w:r>
-              <w:rPr>
-                <w:rFonts w:ascii="Times New Roman" w:hAnsi="Times New Roman" w:eastAsia="宋体"/>
-                <w:b/>
-                <w:color w:val="191919"/>
-                <w:sz w:val="19"/>
-              </w:rPr>
-              <w:t>EP23《不可战胜的敌人》</w:t>
-            </w:r>
-          </w:p>
-        </w:tc>
-        <w:tc>
-          <w:tcPr>
-            <w:tcW w:type="dxa" w:w="7992"/>
-            <w:vAlign w:val="center"/>
-            <w:tcMar>
-              <w:top w:w="105" w:type="dxa"/>
-              <w:bottom w:w="105" w:type="dxa"/>
-              <w:left w:w="145" w:type="dxa"/>
-              <w:right w:w="145" w:type="dxa"/>
-            </w:tcMar>
-          </w:tcPr>
-          <w:p>
-            <w:pPr>
-              <w:spacing w:before="40" w:after="40" w:line="341" w:lineRule="auto"/>
-              <w:jc w:val="left"/>
-            </w:pPr>
-            <w:r/>
-            <w:r>
-              <w:rPr>
-                <w:rFonts w:ascii="Times New Roman" w:hAnsi="Times New Roman" w:eastAsia="宋体"/>
-                <w:b w:val="0"/>
-                <w:color w:val="191919"/>
-                <w:sz w:val="19"/>
-              </w:rPr>
-              <w:t>• 【23-1　内/外　地下旧物仓库通道与冬夜雪林三角形铁架棚 — 夜】片头龙标与“朝也 CHAO YE FILM”厂牌隐去。承接上集片尾，2008年冬夜昏暗的地下旧物仓库通道内，数名身穿黑色冲锋衣的2058年安保人员从前后两侧猛扑上来，围攻背靠背站立的四十一岁荀未来与十六岁赵左右！站在后方督战的2058年副总裁高尚（高总）抬手叮嘱手下： 混乱搏斗中，十六岁的赵左右眼疾手快地从废旧家具堆上抄起一根长木条，奋力横扫逼退眼前的黑衣保镖，朝着身旁的荀未来大喊： 同一秒，小雪（林开颜）从侧面冲上来撞开一名保镖，拉着荀未来和赵左右冲出卷帘门与透明塑料门帘（“快跑！”），三人一路狂奔逃进积雪覆盖的（核心台词：赵左右：“快跑啊，荀哥！” ／ 赵左右：“小雪，这到底什么情况啊？” ／ 赵左右：“她被强制召回了。”）</w:t>
-              <w:br/>
-              <w:t>• 【23-2　外/内　片头曲《三人行》（OP） — 日/夜】片头音乐响起，三个年龄段的赵左右在交错的时空漩涡中次第闪现，定格于《三人行》片名标识。</w:t>
-              <w:br/>
-              <w:t>• 【23-3　外/内　远郊荒村破瓦房小院与室内 — 夜】夜空悬挂着一轮孤寂的半月，出租车驶过荒凉的郊外雪路。画面浮现本集片名花字：第 23 集 不可战胜的敌人。十六岁的赵左右推开远郊荒村小院的铁栅栏门，一边往里走一边拿着手机给母亲刘美奕报平安掩饰行踪。 挂断电话后，赵左右跟着荀未来穿过狭长昏暗的砖墙走廊，走进那间糊满旧报纸与老挂历的破旧瓦房。赵左右环顾着家徒四壁的房间，咂舌感叹。 赵左右看着冰冷的土炕和破旧的煤炉，满眼心疼地坐到荀未来身旁。 十六岁的赵左右咬了咬牙，拍着胸脯想替四十岁的自己承担逃亡重任。 赵左右脱口接道：“躲一辈子也没关系啊，大不了我以后挣大钱了养你！”（核心台词：赵左右：“没事妈，我在爱文家玩呢，晚点回来。” ／ 赵左右：“这哪儿啊？荒郊野岭的。” ／ 赵左右：“我的天啊，那段时间，你是怎么熬过来的啊？”）</w:t>
-              <w:br/>
-              <w:t>• 【23-4　内　八中后街砂锅麻辣烫店与地下旧物仓库电话亭外 — 日】很快，舒老板端上一大碗热气腾腾、铺满磁州白莲藕的砂锅麻辣烫。伴随着深情伤感的插曲歌声，荀未来拿起筷子夹起一片带孔的莲藕——镜头缓缓摇过小小的木桌，跨越时空的四重画面在同一张餐桌前奇迹般交错叠现：对面座位上，2033年穿越而来的成年舒图正低头流着泪默默吃粉；靠窗座位上，六十六岁的赵了戴着报童帽欣慰地起身离去；邻桌位置上，十六岁的赵左右与少女徐图图正并肩开心地大快朵颐……最终，所有虚影消散，只剩四十一岁的荀未来独自一人坐在桌前，将碗里的最后一口汤菜吃得干干净净。 半小时后，昏暗的地下旧物仓库内，高尚与几名黑衣保镖押着荀（核心台词：赵左右：“荀哥，看你的了。”）</w:t>
-              <w:br/>
-              <w:t>• 【23-5　内　2058人生无限公司走廊·高尚办公室·2008旧物仓库与2058控制室及通风管 — 日】为了彻底打消高尚和老年余博士的戒心、并为2008年的小赵争取足三十分钟的准备时间，四十一岁的荀未来立刻飙起演技，装出一副看破红尘、自私凉薄的嘴脸！ 老年余博士耐心地解释道：“小赵就是你们啊，他会好好地生活下去，一天天长大。所以，你们不是死了呀。”荀未来顺势抛出了著名的“克隆人哲学悖论”，在办公室里踱着步侃侃而谈！ 时间一分一秒流逝。2008年地下旧物仓库里，十六岁的赵左右在电话亭外来回踱步，手腕上的电子表倒计时还剩最后八分钟；而在2058年高尚办公室里，足足讲了二十多分钟哲学的老年余博士终于口干舌燥地站起身，看了看（核心台词：荀未来：“等等！反正现在我已经放弃抵抗了，那请余博士解答我一些疑惑，总是可以的吧？如果时间修复程序启动的话，小赵会忘掉一切，一切慢慢回归本初。那坐在那里的老赵和我，会怎么样啊？” ／ 荀未来：“是吗？那可是回归本初。难道不意味着2033年的赵左右或许不会去人生有限公司参加时空旅行实验吗？那再也无法作为变量干预任何事情的老赵和我，难道不会像我俩头上的疤一样消失吗？” ／ 赵左右：“叔，我附近魔术学校的，今天考试呢！师傅在附近看着呢。一会儿这个魔术可牛了，我关上门之后就会消失，传）</w:t>
-              <w:br/>
-              <w:t>• 【23-6　外/内　2008林海雪原电话亭·老居民楼道与501室·高二（2）班教室与微机室·杂志社火灾废墟与雪夜串串香餐车 — 日/夜】公元2008年，阳光穿透白雪皑皑的林海雪原，画面中央浮现出冰冷的特效数字：【`时空修正 82%`】。十六岁的赵左右推开蓝色公用电话亭的门走了出来，踩在厚厚的积雪上环顾四周明朗的街景，疑惑地喃喃自语： 然而当赵左右走回自家老居民楼水泥楼梯间时，迎面正巧看见母亲刘美奕正与五零二室真正的房东张叔站在门口寒暄。张叔乐呵呵地说北京生意不好做，准备把这套老房子收回来自己住。赵左右走上前打了声招呼（“张叔”），随口指着五零二室屋里说道： 赵左右如遭雷击，瞪大眼睛难以置信地提醒母亲昨晚的五口之家团圆饭！ 赵左右僵在原地，后背窜起一（核心台词：赵左右：“修正了什么啊……好像什么也没变啊。” ／ 赵左右：“张叔，赵爷爷这些家具你可以留着呀，都是新的。” ／ 赵左右：“开什么玩笑啊，怎么没见过了？昨天晚上我们还一起吃饭呢！”）</w:t>
-            </w:r>
-          </w:p>
-        </w:tc>
-      </w:tr>
-      <w:tr>
-        <w:trPr>
-          <w:cantSplit/>
-        </w:trPr>
-        <w:tc>
-          <w:tcPr>
-            <w:tcW w:type="dxa" w:w="2376"/>
-            <w:vAlign w:val="center"/>
-            <w:tcMar>
-              <w:top w:w="105" w:type="dxa"/>
-              <w:bottom w:w="105" w:type="dxa"/>
-              <w:left w:w="145" w:type="dxa"/>
-              <w:right w:w="145" w:type="dxa"/>
-            </w:tcMar>
-            <w:shd w:fill="F7FAFC"/>
-          </w:tcPr>
-          <w:p>
-            <w:pPr>
-              <w:spacing w:before="40" w:after="40" w:line="341" w:lineRule="auto"/>
-              <w:jc w:val="left"/>
-            </w:pPr>
-            <w:r/>
-            <w:r>
-              <w:rPr>
-                <w:rFonts w:ascii="Times New Roman" w:hAnsi="Times New Roman" w:eastAsia="宋体"/>
-                <w:b/>
-                <w:color w:val="191919"/>
-                <w:sz w:val="19"/>
-              </w:rPr>
-              <w:t>EP24《独自面对》（大结局）</w:t>
-            </w:r>
-          </w:p>
-        </w:tc>
-        <w:tc>
-          <w:tcPr>
-            <w:tcW w:type="dxa" w:w="7992"/>
-            <w:vAlign w:val="center"/>
-            <w:tcMar>
-              <w:top w:w="105" w:type="dxa"/>
-              <w:bottom w:w="105" w:type="dxa"/>
-              <w:left w:w="145" w:type="dxa"/>
-              <w:right w:w="145" w:type="dxa"/>
-            </w:tcMar>
-            <w:shd w:fill="F7FAFC"/>
-          </w:tcPr>
-          <w:p>
-            <w:pPr>
-              <w:spacing w:before="40" w:after="40" w:line="341" w:lineRule="auto"/>
-              <w:jc w:val="left"/>
-            </w:pPr>
-            <w:r/>
-            <w:r>
-              <w:rPr>
-                <w:rFonts w:ascii="Times New Roman" w:hAnsi="Times New Roman" w:eastAsia="宋体"/>
-                <w:b w:val="0"/>
-                <w:color w:val="191919"/>
-                <w:sz w:val="19"/>
-              </w:rPr>
-              <w:t>• 【24-1　内/外　501室赵左右家·长林八中孔子雕像广场与高三（2）班教室 — 日】片头龙标与“朝也 CHAO YE FILM”水墨厂牌隐去。清晨七点半，五零一室暖意融融。身穿淡紫色花纹睡衣的母亲刘美奕推开儿子卧室门，见已经穿好校服衬衫、针织背心外搭驼色连帽大衣的赵左右正背着书包准备出门，惊讶地喊了一声：“赵左右！” 独自背负着三代人全部记忆的赵左右眼神沉稳而自律，微笑着向母亲解释。 赵左右扶了扶双肩包肩带，郑重地向父母许下承诺。 清晨的阳光洒进长林市第八中学校门与孔子雕像广场。身穿墨绿色羽绒服的罗爱文正垂头丧气地叹着气（“哎……”），并肩走来的赵左右拍了拍他的肩膀。 赵左右关切地追问：“出国？那（核心台词：赵左右：“咋了，妈？” ／ 赵左右：“我六点就起了，复习了一下今天要求听写的单词，刚准备走。” ／ 赵左右：“虽然决定了要艺考，但文化课也一定不会落下的，你们放心吧。”）</w:t>
-              <w:br/>
-              <w:t>• 【24-2　外/内　片头曲《三人行》（OP）与大结局集名呈现 — 日/夜】片头音乐响起，四十一岁的荀未来猛然睁开双眼，与十六岁的赵左右、六十六岁的赵了并肩立于漫天风雪的黑夜之中，猜拳出拳的定格画面与《三人行 THE TRIPLE ECHO OF TIME》主片名交相辉映。随后镜头切回长林八中校园，浮现大结局集名花字：第 24 集 独自面对。</w:t>
-              <w:br/>
-              <w:t>• 【24-3　内/外　长林八中高三教学楼走廊与冬日飘雪连廊（2009秋—2009冬） — 日】画面浮现时间字标：2009 秋。高三教学楼走廊里，“决战高考 为梦想而战”的红色签名墙格外醒目。班主任戴娟走过走廊叮嘱学生们：“现在都是高三人了啊，学习环境要干净，心也要静下来。”身穿黑白运动外套的罗爱文礼貌地向戴主任打过招呼，转身走到赵左右面前郑重辞行。 赵左右一怔，不舍地拉住他。 赵左右关切地追问他的专业去向。 深知未来新能源汽车浪潮的赵左右用力握住死党的手鼓励他。 罗爱文重重点头，笑着指向理科八班的方向，喊出了对赵左右未来的称呼。 目送罗爱文远去，赵左右转头望向墙上写满青春誓言的“决战高考”签名墙，眼底燃起希（核心台词：赵左右：“那么赶？那明天大家一起吃个饭吧。” ／ 赵左右：“去德国……应该是去学技术吧？” ／ 赵左右：“千万别放弃，一定要坚持下去啊！”）</w:t>
-              <w:br/>
-              <w:t>• 【24-4　内　长林八中广播站·教导主任戴娟办公室与501室赵左右卧室 — 日】“八中之声”广播站内，即将迎来高三最后一次播音的徐图图独自坐在麦克风前，攥着广播稿反复试读（“高三是紧张的，但也是热血的……不好，不好”），紧张得手心直冒汗。就在这时，广播室的门被推开，赵左右拎着一个冒着热气的塑料袋笑嘻嘻地走了进来，把一碗砂锅麻辣烫摆在调音台旁！ 赵左右把一次性筷子塞进她手里，温柔地哄着她。 赵左右忍着笑，指了指她手里的打印稿，道出了自己点“变态辣”的真正用意。 赵左右眼神无比真挚而温柔地注视着她，一字一顿地许诺。 广播预备铃响起，徐图图把碗推给赵左右（“那看你的了”）。赵左右走出广播室站在窗外操（核心台词：赵左右：“我之前研究过，说人在紧张的时候，做点熟悉的事就没那么紧张了。你看我带了什么？” ／ 赵左右：“你一紧张就吃不下东西，吃不下东西就更紧张了。相信我，你只要一吃上，就会放松下来的。” ／ 徐图图：“好辣！你该不会点的变态辣吧？赵左右，你到底是帮我还是坑我啊？”）</w:t>
-              <w:br/>
-              <w:t>• 【24-5　内　2010年北京华彩艺术学院专业面试考场与501室卧室（2010初春） — 日】画面浮现时间字标：2010 初春。教室前方高挂着红底白字横幅：【`2010年北京华彩艺术学院专业面试考场`】。四位考官端坐在长条考官席后，头戴深灰色棒球帽、身穿灰卫衣配黑羽绒马甲的十八岁赵左右站在场地中央，手里捧着一台联想ThinkPad笔记本电脑，屏幕正播放着他拍摄的《孤独的饭桶》系列视频——画面里徐图图正大口吃着卤肉饭和拉面，幸福地感叹“这个卤肉饭也太棒了！肉臊肥瘦比例刚好”。 赵左右合上笔记本一半，诚恳地回答：“剧情片和创意摄影倒是没有。但我觉得我刚刚放的这个视频，也算是一种艺术。”旁边的白发男主考官犀利地追（核心台词：赵左右：“其实是有天晚上，我躺在床上看着电脑里放的录的学校日常……觉得房间变得热闹起来，让人觉得夜晚不再漫长。是不是现在的人都需要陪伴？比如吃饭的时候，一个人吃饭多孤单啊。黍豆网上确实有很多人在看《孤独的饭桶》系列，这样一来这个视频就是有意义的。” ／ 赵左右：“我倒是没有想得那么深刻……就是觉得有人会有需要，包括我们自己，留下这样一段影像作为回忆，也很有意义吧。” ／ 赵左右：“因为时间……我得赚钱啊！”）</w:t>
-              <w:br/>
-              <w:t>• 【24-6　内　火锅店高考毕业聚餐与501室卧室高考查分（2010夏） — 日】画面浮现时间字标：2010 夏。高考结束当晚，热气腾腾的火锅店里，身穿绿白条纹Polo衫的赵左右与身穿浅蓝衬衫背带裙的徐图图举起啤酒杯痛快碰撞：“干杯！好爽啊！”徐图图好奇地眨了眨眼： 赵左右仰头喝了一大口啤酒，感慨万千。 赵左右微笑着望向她，憧憬着两人的北京之约。 徐图图与赵左右对视一眼，同时傻眼了。 半个月后，五零一室赵左右卧室电脑前。屏幕上显示着【`吉林省2010年普通高考成绩查询系统｜考生姓名：赵左右｜语文：105｜数学：113｜综合：244｜外语：108｜总分：570｜位次：31527`】。赵左右盯着屏幕（核心台词：赵左右：“我现在终于有点能感受到喝酒的快乐了。高考都结束了，还不得好好放肆一下。” ／ 赵左右：“总要尝试新鲜事物的嘛。等咱们到了北京，先去尝尝豆汁儿。” ／ 赵左右：“啊？不是选A吗？对啊，我也选的A。”）</w:t>
-              <w:br/>
-              <w:t>• 【24-7　外/内　老式红砖家属楼外铁楼梯·徐图图家1449室卧室与501室 — 日/夜】填完志愿后，赵左右走上红砖家属楼外侧的红色铁楼梯，敲响了一四四九室的大门：“图图，图图。”屋里传来徐图图低落的声音：“你进来吧。” 徐图图卧室内，身穿白色蕾丝长裙的徐图图失落地坐在床边地板上，赵左右走过去并排坐到她身旁。徐图图抬起头，强颜欢笑地看着他。 赵左右一怔，关切地皱起眉。 赵左右看着眼前这个愿意为了自己放弃梦想的女孩，心头既感动又心疼，认真地摇了摇头。 经历过三代人记忆洗礼的赵左右没有自私地接受这份牺牲，而是用最温柔也最清醒的语气劝导她守住自己的人生跑道。 徐图图眼圈微红，委屈地追问：“那我们北京的约定怎么（核心台词：赵左右：“可这样的话，你就报不了北京那几个好的工商管理专业了。” ／ 赵左右：“我记得你和我说过，学会计，去四大会计师事务所工作，一直是你的梦想。” ／ 赵左右：“可我希望你变好。不想你去学不喜欢的专业，未来做不喜欢的工作。长林大学的工商管理专业就非常好，以你的成绩，一定可以被录取的。”）</w:t>
-              <w:br/>
-              <w:t>• 【24-8　内/外　501室卧室查录取结果·行驶的公交车内与北京云都大学校园（2010秋—2012） — 日/夜】清晨微光中，十八岁的赵左右睁开眼，嘴里不停默念着：“录取、录取、录取……”电脑桌前，赵东来拿着一本笔记本遮住显示器下半截，与刘美奕、赵左右一起屏息凝神地将笔记本往下一点点挪开—— 当【录取】二字露出来的瞬间，一家三口同时欢呼击掌：“录了！录取了！恭喜儿子！”然而当赵东来彻底拿开笔记本、露出完整页面【`2010年吉林省普通高校招生考试录取结果查询｜院校名称：北京云都大学｜专业名称：计算机应用（调剂）｜学制：4年`】时，赵左右脸上的笑容瞬间凝固！ 赵左右如遭五雷轰顶，声音颤抖地吼道！ 赵东来还在乐呵呵地劝他：“计算机专（核心台词：赵左右：“等等。这专业……怎么不是传播学啊？” ／ 赵左右：“你只说不会滑档我就没多想，我压根就不知道服从调剂是这个意思啊！” ／ 赵左右（内心独白）：“荀哥说过，我本来的专业就是计算机。怎么回事……怎么回事啊？时间修正……一定是时间修正……一定是时间修正！”）</w:t>
-              <w:br/>
-              <w:t>• 【24-9　外/内　北京云都大学台阶·2012冬雪夜林间木栈道与501室客厅（2012冬） — 日/夜】白天，身穿黑色羽绒服的青年赵左右拎着打包的快餐盒走下大学教学楼台阶，迎面一名匆忙跑上楼的男生不慎将他手中的快餐撞翻在地，汤饭洒了一地。男生匆匆说了句“不好意思”便跑远了，赵左右低头麻木地看着雪地上的狼藉，心底一片死灰。 画面浮现时间字标：2012 冬。夜晚，白雪覆盖的公园林间木栈道上路灯幽暗。已经二十岁、读大三的赵左右身穿深色连帽毛呢大衣，手里拎着一个啤酒瓶，步履踉跄地走在枯木林道中。四年来的压抑、孤独与眼睁睁看着一切滑向原轨的绝望在这一刻彻底决堤，他弯下腰痛苦地干呕低吼： 当他抬起满是泪痕的脸时，突然看见前方木栈（核心台词：赵左右（内心独白）：“这就是我的新人生，眼看着时间左右我的命运，我却只能麻木地接受。” ／ 赵左右：“怎么办……一切都变回去了……我做什么都没有用……我掌控不了我的人生……怎么办……二十年后……我也救不了图图……怎么办！” ／ 赵左右：“笑什么？我问你笑什么！连我今天会崩溃你也算到了吧？对，你什么算不到啊？所以无论我多努力，无论我做什么，我什么也改变不了，我赢不了你！可为什么偏偏是我？为什么？！”）</w:t>
-              <w:br/>
-              <w:t>• 【24-10　外/内　长林八中覆雪操场与2058年老年余博士实验室（跨时空交叉） — 日】次日白天，冬日暖阳洒在白雪皑皑的长林八中校园。身穿白色长款羽绒服、内搭白色高领毛衣的青年赵左右独自走过覆雪的孔子雕像，穿过空旷安静的室内体育馆，最后走上厚雪覆盖的室外大操场。他双手插兜，踩着积雪在看台边缘落寞地徘徊。 就在赵左右停下脚步低头沉思的刹那——身后看台方向，突然传来一声无比熟悉、带着三分戏谑七分温柔的呼唤！ 赵左右浑身剧震，猛地转过身去——只见阳光下的操场看台铁栏杆旁，身穿一袭黑色长款毛呢大衣、内搭黑色高领毛衣的四十一岁荀未来，正双手插兜、微笑着静静注视着他！ 青年赵左右不敢相信自己的眼睛，下意识地用力握（核心台词：赵左右：“荀哥！我终于等到你回来了！” ／ 赵左右：“我就知道你一定有办法回来的。你就是无敌特工，像是超级英雄电影里的那种！对了，赵爷爷呢？” ／ 赵左右：“真的？那就是说，我最后还是战胜了时空修正，对吗？”）</w:t>
-              <w:br/>
-              <w:t>• 【24-11　外　飞霞路小区雪夜街道（大三寒假） — 夜】寒假雪夜，红蓝闪烁的警灯刺破了飞霞路老旧小区的夜色。刚修补完雪人、穿着浅驼色牛角扣连帽大衣拎着一袋零食来找徐图图的青年赵左右刚走到街口，只见前方围满了街坊邻居——两名警察正将徐图图的赌鬼父亲徐家宝押上一辆警车！一名被抢的大妈指着徐家宝大声控诉： 这一刻，脑海里已经没有任何“未来剧本”束缚的赵左右，凭着二十岁青年最本能的爱意与血性，毫不犹豫地一个箭步冲上前，一把按住那男子的手腕，冷冷吐出两个字： 围观录像男嚣张地推了赵左右一把：“你谁啊？我干嘛关你屁事儿啊？滚蛋！”赵左右眼神凌厉如刀，怒喝一声“删了！”直接飞身扑上去（核心台词：赵左右：“删了。” ／ 赵左右：“好了，不哭了。没事儿，一会儿陪我去缝两针就好了。大不了留个疤嘛，是不是？” ／ 赵左右：“我这不是想着……这视频要是发出去，给你缝两针又没什么用。这不是稳赚不赔的买卖吗？”）</w:t>
-              <w:br/>
-              <w:t>• 【24-12　内　2033年赵左右与徐图图温馨之家客厅（新时间线2033） — 日】时光跨越二十一年，来到全新时间线的公元2033年。宽敞温馨的现代公寓客厅内，墙上挂着赵左右与妻子幸福甜美的婚纱油画，沙发上摆着可爱的毛绒玩偶——这里没有冰冷的电车咖啡馆，更没有电子墓碑！ 身穿草绿色毛衣内搭白衬衫的四十一岁赵左右，头上正戴着那顶妻子亲手织的、带黄色叉眼笑脸与大毛球的白色针织毛线帽；而在他身旁，安然无恙活到2033年的四十一岁妻子徐图图身穿白色针织翻领毛衣，正笑眯眯地替丈夫端详着帽子！ 四十一岁的赵左右摸了摸头顶的毛球，有些不好意思地笑道。 赵左右神秘兮兮地一笑（“我拿出来啊，你可别吓死啊，噔噔噔噔！（核心台词：赵左右（2033）：“合适啊？就我这年纪戴这帽子，是不是有点奇怪啊？……我可没有嫌你织得奇怪啊！我们结婚纪念日啊，你送我这么有意义的礼物，我高兴还来不及呢。” ／ 赵左右（2033）：“哎哎哎，最近不是降薪嘛，没有钱买礼物。图图？徐图图？徐图图！徐图图……”）</w:t>
-              <w:br/>
-              <w:t>• 【24-13　内　2058年时空修正中心实验室 — 日】老年余博士手中的触控笔猛地一顿，整个人如遭电击般怔在原地！原来，因为2012年那个雪夜回归未知的青年赵左右替徐图图删掉了偷拍视频、用左额角的伤疤解开了她对赌鬼父亲的羞耻心结，徐图图坦坦荡荡地做了一辈子“徐图图”，根本就没有随母姓改名为“舒图”！世上既无“舒图”，时间修正程序自然永远找不到“2033年舒图之死”的最后一个修正节点！</w:t>
-              <w:br/>
-              <w:t>• 【24-14　外/内　片尾名场面画廊回顾与寒假岁月潭野营声音彩蛋（ED） — 日/夜】少年赵左右满口答应，温柔地询问她的心愿——（核心台词：赵左右（画外音彩蛋）：“图图，寒假咱们找个地方去玩吧，你想去哪？” ／ 赵左右（画外音彩蛋）：“好啊，那咱去野营吧。有什么想吃的，我到时候买了带过去。”）</w:t>
-            </w:r>
-          </w:p>
-        </w:tc>
-      </w:tr>
-    </w:tbl>
     <w:p>
       <w:pPr>
         <w:spacing w:before="240" w:after="80" w:line="384" w:lineRule="auto"/>

--- a/01_《三人行》全24集全流程标杆成品库/05_核心人物一人一档/人物01_赵左右（16—20岁少年与青年本体 ＆ 6岁幼年态）.docx
+++ b/01_《三人行》全24集全流程标杆成品库/05_核心人物一人一档/人物01_赵左右（16—20岁少年与青年本体 ＆ 6岁幼年态）.docx
@@ -973,7 +973,7 @@
           <w:color w:val="141414"/>
           <w:sz w:val="21"/>
         </w:rPr>
-        <w:t>1. 【1998年冬·6岁幼年雪夜造型】：头戴深蓝色织花配红色绒球护耳针织帽，帽耳垂在两颊旁；颈部围着厚实的鲜红色粗毛线围脖，遮住半张下巴；上身穿深藏青色加厚绗缝防寒棉服，拉链拉至领口；背后背着一只灰白色帆布双肩小书包；下身穿深色加绒厚棉裤，脚蹬黑色防滑儿童雪地靴，小手冻得通红仍执拗地在雪地里团雪球、插干树枝。</w:t>
+        <w:t>1. 【1998年冬·6岁幼年雪夜造型（EP01/EP02）】：头戴深蓝色织花配红色绒球护耳针织帽，帽耳垂在两颊旁；颈部围着厚实的鲜红色粗毛线围脖，遮住半张下巴；上身穿深藏青色加厚绗缝防寒棉服，拉链拉至领口；背后背着一只灰白色帆布双肩小书包；下身穿深色加绒厚棉裤，脚蹬黑色防滑儿童雪地靴，小手冻得通红仍执拗地在雪地里团雪球、插干树枝。</w:t>
       </w:r>
     </w:p>
     <w:p>
@@ -989,7 +989,7 @@
           <w:color w:val="141414"/>
           <w:sz w:val="21"/>
         </w:rPr>
-        <w:t>2. 【2008年1月冬·高一白昼篇日常校园与雪夜主造型】：发型为千禧年标准高中生厚齐刘海黑色短碎发，发梢覆盖额头。全身最具辨识度的核心视觉锁死点在于【内搭一件酒红色连帽卫衣，且卫衣的酒红色带格纹内衬帽兜永远翻出在蓝白校服领口之外】（以此与内穿纯白立领内衬的荀未来实现一秒区分）；中层穿着长林市第八中学制式深蓝色配白色宽条纹拉链运动校服外套（左胸印有八中圆形校徽）；最外层在户外风雪中套一件米白色宽松连帽羽绒服（双袖外侧有醒目的双道鲜红竖条纹，领口内标印有“NERDY”字样），或在EP04离家出走时换穿灰蓝拼色连帽羽绒服（左胸印“UNDERDOCK”字母）及深棕色厚羽绒服；下身统一穿着八中制式深蓝色侧白条纹宽松运动校裤，裤脚微堆在鞋面上；脚穿黑白拼色橡胶底运动球鞋；肩背黑色尼龙双肩书包（包内塞满课本、《心惊肉跳》或《小知音》杂志）。居家睡眠时则换穿黑白宽横条纹纯棉长袖睡衣套装。</w:t>
+        <w:t>2. 【2008年1月冬·高一白昼篇日常校园与雪夜主造型（EP01–EP08）】：发型为千禧年标准高中生厚齐刘海黑色短碎发，发梢覆盖额头。全身最具辨识度的核心视觉锁死点在于【内搭一件酒红色连帽卫衣，且卫衣的酒红色带格纹内衬帽兜永远翻出在蓝白校服领口之外】（以此与内穿纯白立领内衬的荀未来实现一秒区分）；中层穿着长林市第八中学制式深蓝色配白色宽条纹拉链运动校服外套（左胸印有八中圆形校徽）；最外层在户外风雪中套一件米白色宽松连帽羽绒服（双袖外侧有醒目的双道鲜红竖条纹，领口内标印有“NERDY”字样），或在EP04离家出走时换穿灰蓝拼色连帽羽绒服（左胸印“UNDERDOCK”字母）及深棕色厚羽绒服；下身统一穿着八中制式深蓝色侧白条纹宽松运动校裤，裤脚微堆在鞋面上；脚穿黑白拼色橡胶底运动球鞋；肩背黑色尼龙双肩书包（包内塞满课本、《心惊肉跳》或《小知音》杂志）。居家睡眠时则换穿黑白宽横条纹纯棉长袖睡衣套装。</w:t>
       </w:r>
     </w:p>
     <w:p>
@@ -1005,7 +1005,7 @@
           <w:color w:val="141414"/>
           <w:sz w:val="21"/>
         </w:rPr>
-        <w:t>3. 【2008年春·文科十班班长与学工黄昏篇造型】：随着长林冬雪消融进入春季，外层厚羽绒服褪去，全身以八中深蓝配白条纹运动校服套装为主体，内搭由酒红卫衣交替更换为红黑苏格兰格纹连帽衬衫、灰白横条纹针织毛衣内搭白T恤；在EP15爱荣机械制造厂学工实践期间，全套换穿工厂统一的深海蓝色耐磨涤棉工装夹克与同色工装长裤，脖间挂着或手中紧握银灰色索尼Handycam手持DV摄像机。</w:t>
+        <w:t>3. 【2008年春·文科十班班长与学工黄昏篇造型（EP09–EP16）】：随着长林冬雪消融进入春季，外层厚羽绒服褪去，全身以八中深蓝配白条纹运动校服套装为主体，内搭由酒红卫衣交替更换为红黑苏格兰格纹连帽衬衫、灰白横条纹针织毛衣内搭白T恤；在EP15爱荣机械制造厂学工实践期间，全套换穿工厂统一的深海蓝色耐磨涤棉工装夹克与同色工装长裤，脖间挂着或手中紧握银灰色索尼Handycam手持DV摄像机。</w:t>
       </w:r>
     </w:p>
     <w:p>
@@ -1021,7 +1021,7 @@
           <w:color w:val="141414"/>
           <w:sz w:val="21"/>
         </w:rPr>
-        <w:t>4. 【2008年夏秋·黑夜篇吃播导演与三代同盟造型】：头发修剪得更为清爽利落，露出饱满眉眼。盛夏拍摄《孤独的饭桶》期间，上身穿天蓝色或纯白色圆领纯棉短袖T恤，外搭浅色短袖开衫衬衫，下穿深色七分休闲裤或夏季薄款校裤，脚穿白色透气运动鞋；入秋高二开学后，在八中蓝白校服外套内穿搭白色翻领衬衫配墨绿色V领针织毛衣，显得斯文干练。</w:t>
+        <w:t>4. 【2008年夏秋·黑夜篇吃播导演与三代同盟造型（EP17–EP20）】：头发修剪得更为清爽利落，露出饱满眉眼。盛夏拍摄《孤独的饭桶》期间，上身穿天蓝色或纯白色圆领纯棉短袖T恤，外搭浅色短袖开衫衬衫，下穿深色七分休闲裤或夏季薄款校裤，脚穿白色透气运动鞋；入秋高二开学后（EP20），在八中蓝白校服外套内穿搭白色翻领衬衫配墨绿色V领针织毛衣，显得斯文干练。</w:t>
       </w:r>
     </w:p>
     <w:p>
@@ -1037,7 +1037,7 @@
           <w:color w:val="141414"/>
           <w:sz w:val="21"/>
         </w:rPr>
-        <w:t>5. 【2008年冬至2010年春·高二高三备考与北京华彩艺考造型】：高二初雪季（EP21–22）户外穿着纯白色长款过膝连帽羽绒服，颈间系墨绿色格纹羊毛围巾，内搭八中校服；2010年春赴北京参加华彩艺术学院编导四试时，头戴深灰色弯檐棒球帽，上身穿浅灰色连帽卫衣外搭黑色立领羽绒马甲，下穿深蓝色直筒牛仔裤，肩背黑色双肩包，呈现出略带紧绷与沧桑的准考生状态。</w:t>
+        <w:t>5. 【2008年冬至2010年春·高二高三备考与北京华彩艺考造型（EP21–EP24）】：高二初雪季（EP21–22）户外穿着纯白色长款过膝连帽羽绒服，颈间系墨绿色格纹羊毛围巾，内搭八中校服；2010年春赴北京参加华彩艺术学院编导四试时（EP24），头戴深灰色弯檐棒球帽，上身穿浅灰色连帽卫衣外搭黑色立领羽绒马甲，下穿深蓝色直筒牛仔裤，肩背黑色双肩包，呈现出略带紧绷与沧桑的准考生状态。</w:t>
       </w:r>
     </w:p>
     <w:p>
@@ -1113,7 +1113,7 @@
                 <w:color w:val="FFFFFF"/>
                 <w:sz w:val="19"/>
               </w:rPr>
-              <w:t>所处时期与阶段状态</w:t>
+              <w:t>所处时期与代表集数</w:t>
             </w:r>
           </w:p>
         </w:tc>
@@ -1165,7 +1165,7 @@
           <w:p>
             <w:pPr>
               <w:spacing w:before="40" w:after="40" w:line="341" w:lineRule="auto"/>
-              <w:jc w:val="center"/>
+              <w:jc w:val="left"/>
             </w:pPr>
             <w:r/>
             <w:r>
@@ -1176,6 +1176,8 @@
                 <w:sz w:val="19"/>
               </w:rPr>
               <w:t>1998冬·6岁幼年态</w:t>
+              <w:br/>
+              <w:t>（EP01/EP02）</w:t>
             </w:r>
           </w:p>
         </w:tc>
@@ -1231,7 +1233,7 @@
           <w:p>
             <w:pPr>
               <w:spacing w:before="40" w:after="40" w:line="341" w:lineRule="auto"/>
-              <w:jc w:val="center"/>
+              <w:jc w:val="left"/>
             </w:pPr>
             <w:r/>
             <w:r>
@@ -1242,6 +1244,8 @@
                 <w:sz w:val="19"/>
               </w:rPr>
               <w:t>2008冬·高一白昼篇</w:t>
+              <w:br/>
+              <w:t>（EP01–EP08）</w:t>
             </w:r>
           </w:p>
         </w:tc>
@@ -1297,7 +1301,7 @@
           <w:p>
             <w:pPr>
               <w:spacing w:before="40" w:after="40" w:line="341" w:lineRule="auto"/>
-              <w:jc w:val="center"/>
+              <w:jc w:val="left"/>
             </w:pPr>
             <w:r/>
             <w:r>
@@ -1308,6 +1312,8 @@
                 <w:sz w:val="19"/>
               </w:rPr>
               <w:t>2008春·文科班黄昏篇</w:t>
+              <w:br/>
+              <w:t>（EP09–EP16）</w:t>
             </w:r>
           </w:p>
         </w:tc>
@@ -1363,7 +1369,7 @@
           <w:p>
             <w:pPr>
               <w:spacing w:before="40" w:after="40" w:line="341" w:lineRule="auto"/>
-              <w:jc w:val="center"/>
+              <w:jc w:val="left"/>
             </w:pPr>
             <w:r/>
             <w:r>
@@ -1374,6 +1380,8 @@
                 <w:sz w:val="19"/>
               </w:rPr>
               <w:t>2008夏秋·黑夜篇前半</w:t>
+              <w:br/>
+              <w:t>（EP17–EP20）</w:t>
             </w:r>
           </w:p>
         </w:tc>
@@ -1439,7 +1447,7 @@
                 <w:color w:val="191919"/>
                 <w:sz w:val="19"/>
               </w:rPr>
-              <w:t>2008冬–2010春·高二高三及艺考</w:t>
+              <w:t>2008冬–2010春·高二高三及艺考（EP21–EP24）</w:t>
             </w:r>
           </w:p>
         </w:tc>
@@ -1505,7 +1513,7 @@
                 <w:color w:val="191919"/>
                 <w:sz w:val="19"/>
               </w:rPr>
-              <w:t>2010秋–2012冬·大学与雪夜终局</w:t>
+              <w:t>2010秋–2012冬·大学与雪夜终局（EP24）</w:t>
             </w:r>
           </w:p>
         </w:tc>
@@ -1649,7 +1657,7 @@
           <w:color w:val="141414"/>
           <w:sz w:val="21"/>
         </w:rPr>
-        <w:t>在黑夜篇与大结局中，赵左右承受了远超16岁少年心理负荷的终极考验。他先是在502暗室得知了“三代同体”以及未来爱妻徐图图必死于车祸的残酷真相，继而在EP23全员失忆的时空修正风暴中，成为了2008年唯一保留全部记忆的孤勇者。然而，EP24大结局深刻揭示了“全知”对人性的异化：当18岁的赵左右背负着41岁的功利算计（“我得赚钱啊”）与66岁的宿命焦虑走进华彩艺考考场和高考考场时，他丧失了少年人最宝贵的真诚与自洽，最终不仅艺考落榜、高考错失5分，更在父亲“服从调剂”的阴差阳错下重新滑入北京云都大学计算机系，在四年里活成了崩溃绝望的行尸走肉。直到荀未来替他抹去所有预知记忆，让他重新变回那个对未来一无所知、却敢在风雪夜为了心爱的姑娘流血拼命的莽撞少年，赵左右才真正用“未知的真心”击穿了宿命的闭环。</w:t>
+        <w:t>在黑夜篇与大结局（EP19–EP24）中，赵左右承受了远超16岁少年心理负荷的终极考验。他先是在502暗室得知了“三代同体”以及未来爱妻徐图图必死于车祸的残酷真相，继而在EP23全员失忆的时空修正风暴中，成为了2008年唯一保留全部记忆的孤勇者。然而，EP24大结局深刻揭示了“全知”对人性的异化：当18岁的赵左右背负着41岁的功利算计（“我得赚钱啊”）与66岁的宿命焦虑走进华彩艺考考场和高考考场时，他丧失了少年人最宝贵的真诚与自洽，最终不仅艺考落榜、高考错失5分，更在父亲“服从调剂”的阴差阳错下重新滑入北京云都大学计算机系，在四年里活成了崩溃绝望的行尸走肉。直到荀未来替他抹去所有预知记忆，让他重新变回那个对未来一无所知、却敢在风雪夜为了心爱的姑娘流血拼命的莽撞少年，赵左右才真正用“未知的真心”击穿了宿命的闭环。</w:t>
       </w:r>
     </w:p>
     <w:p>
@@ -1680,7 +1688,7 @@
           <w:color w:val="192D55"/>
           <w:sz w:val="25"/>
         </w:rPr>
-        <w:t>第四章　全剧人物命运轨迹与完整生平故事传记</w:t>
+        <w:t>第四章　全剧人物命运轨迹与逐集完整故事传记（EP01—EP24）</w:t>
       </w:r>
     </w:p>
     <w:p>
@@ -1695,7 +1703,7 @@
           <w:color w:val="141414"/>
           <w:sz w:val="22"/>
         </w:rPr>
-        <w:t>（一）人物前史（1998年冬）：风雪电车站的22.64秒与“三个雪人”的童年初心</w:t>
+        <w:t>（一）童年初心序幕（EP01·1998年冬夜）：风雪电车站的烤韭菜与“三个雪人，三人成众”</w:t>
       </w:r>
     </w:p>
     <w:p>
@@ -1711,22 +1719,7 @@
           <w:color w:val="141414"/>
           <w:sz w:val="21"/>
         </w:rPr>
-        <w:t>1992年1月21日，赵左右出生于长林市。1998年冬夜（EP01开篇），年仅6岁的幼年赵左右与母亲刘美奕在春秋路有轨电车站候车时，为了吃上一口热乎的炭火烤串，在母亲规定的30秒内迈开小短腿拼命狂奔，仅用22.64秒便跑完往返全程，更在发现烤串摊主多拿了一串烤韭菜后，哪怕电车已经进站也执意跑回去将韭菜退还摊主，展现出根植于骨子里的纯良与守信。当晚回到福慧家园家属院，6岁的赵左右站在阴影里目睹了一个素不相识、情绪失控的成年陌生男人拿着酒瓶指着雪人怒目咆哮（“你是不是笑我？……你笑我是吧？我让你笑！我让你笑！”）并抬脚将雪人狠狠踹得四分五裂；幼小的赵左右没有贸然冲上去，而是等那个发泄完怒火的陌生男人骂骂咧咧走远后，才跑过去把散落的积雪一点点重新拢回一起，一口气并排堆起了三个高矮不一、紧紧挨在一起的雪人，并对着三个雪人认真地对自己说：“赵左右，老师说，三人成众。你现在不是一个人了。没人再敢欺负你了。”（这一幕更与EP24第24-9场2012年冬夜20岁崩溃的赵左右自己拎着啤酒瓶对路边微笑雪人哭喊“笑什么？我问你笑什么！”形成跨越24集的宿命微镜像）。这句童言不仅成了全剧片名《三人行》的精神源头，更跨越十年与二十五年，成为三代赵左右彼此救赎的灵魂图腾。</w:t>
-      </w:r>
-    </w:p>
-    <w:p>
-      <w:pPr>
-        <w:spacing w:before="120" w:after="60" w:line="384" w:lineRule="auto"/>
-        <w:jc w:val="left"/>
-      </w:pPr>
-      <w:r>
-        <w:rPr>
-          <w:rFonts w:ascii="Arial" w:hAnsi="Arial" w:eastAsia="黑体"/>
-          <w:b/>
-          <w:color w:val="141414"/>
-          <w:sz w:val="22"/>
-        </w:rPr>
-        <w:t>（二）第一卷·白昼篇：16岁生日的时空震荡、文理分科拉锯战与冰湖暖雪</w:t>
+        <w:t>1992年1月21日，赵左右出生于东北工业老城长林市。在EP01《夺回人生》开篇的1998年深冬雪夜（第1-1至1-4场），年仅6岁的幼年赵左右头戴深蓝配红护耳针织帽、围着鲜红粗毛线围脖、背着灰帆布书包，怀里揣着给在电影院加班的母亲刘美奕送完红烧肉后的空保温盒，从54路绿白有轨电车上跑下来。他闷头穿过路边拍照男女的镜头（礼貌地喊了声“不好意思啊”），跑到街边炭火烤串摊用零花钱给爱吃烤串的妈妈买羊肉串。摊主看他可爱多送了一串烤韭菜，但谨记妈妈“不能随便要别人东西”教诲的小赵左右，哪怕看到末班有轨电车已经进站，依然执意跑回烤串摊把那串烤韭菜退还给摊主，结果错过了末班电车，只能迈着小短腿追着电车一路跑回家，展现出根植于骨子里的纯良与守信。</w:t>
       </w:r>
     </w:p>
     <w:p>
@@ -1742,7 +1735,22 @@
           <w:color w:val="141414"/>
           <w:sz w:val="21"/>
         </w:rPr>
-        <w:t>2008年1月21日，就读于长林八中高一（2）班的赵左右迎来16岁生日。这一天，他的平静生活被彻底打破：数学考场上暗恋的校花王一漫在女卫生间因低血糖晕倒，被自称“苟未来（荀未来）”的神秘转校生背去校医室——赵左右买来的红油麻辣烫令王一漫反胃，荀未来则拿出黄桃罐头喂她缓解低血糖；放学回家上楼时，他在501室家门口捡到了66岁神秘老人赵了悄悄放在门外的蓝盒宇航员太空蛋糕，而赵了则搬进了对门502室。围绕着即将截止的“文理分科志愿表”，16岁的赵左右陷入了父亲赵东来（逼他选理科考计算机）与转校生荀未来（逼他选文科搞纸媒炒股）的激烈夹击之中。</w:t>
+        <w:t>当晚回到福慧家园红砖家属院（第1-4场），6岁的赵左右捧着白色餐盒走进院落，站在几步外的阴影里，静静目睹了一个素不相识、情绪失控的成年陌生男人正拿着酒瓶指着院落中央刚堆好的雪人怒目咆哮：“你是不是笑我？”小赵左右握着餐盒沉默戒备地看着他，那个失控的陌生男人突然狂性大发，抬脚狠狠将雪人踹得四分五裂，嘴里歇斯底里地怒骂：“你笑我是吧？我让你笑！我让你笑！”幼小的赵左右没有贸然冲上去，而是等那个发泄完怒火的陌生男人骂骂咧咧地彻底走远后，才连忙跑到被踹碎的雪堆旁捡起滚落的红色小装饰物。此时五楼窗户传来母亲刘美奕催促上楼吃饭的呼喊（“赵左右！你愣着干啥呢？菜都凉了！”），他脆生生应了一句“来了！”，却没有立刻上楼，而是蹲进冰冷的雪地里，用冻得通红的小手把散落的积雪一点点重新拢回一起，一口气并排堆起了三个高矮不一、紧紧挨在一起的雪人，把红色小装饰物郑重按在小雪人胸前，仰起稚嫩的脸庞对着三个雪人认真地对自己说：“赵左右，老师说，三人成众。你现在不是一个人了。没人再敢欺负你了。”这句童言不仅成为了全剧片名《三人行》的精神源头，更跨越十年与二十五年，成为三代赵左右彼此守望的灵魂图腾。</w:t>
+      </w:r>
+    </w:p>
+    <w:p>
+      <w:pPr>
+        <w:spacing w:before="120" w:after="60" w:line="384" w:lineRule="auto"/>
+        <w:jc w:val="left"/>
+      </w:pPr>
+      <w:r>
+        <w:rPr>
+          <w:rFonts w:ascii="Arial" w:hAnsi="Arial" w:eastAsia="黑体"/>
+          <w:b/>
+          <w:color w:val="141414"/>
+          <w:sz w:val="22"/>
+        </w:rPr>
+        <w:t>（二）第一卷·白昼篇（EP01—EP08）：从16岁生日的文理分科拉锯、影院男厕反锁守信，到雪夜撕书、冰湖薄冰获救与除夕“暖雪”</w:t>
       </w:r>
     </w:p>
     <w:p>
@@ -1758,7 +1766,7 @@
           <w:color w:val="141414"/>
           <w:sz w:val="21"/>
         </w:rPr>
-        <w:t>为了200元租金，赵左右把自己的银色诺基亚手机租给了502室的赵了（被赵了暗中植入短信同步程序）；在广播站招新投票中，他原本把票投给王一漫，却阴差阳错与热爱美食的播音员徐图图结下深厚情谊，更在长林影院看《长江7号》中途为了不失信于徐图图，将阻拦他的荀未来反锁在影院男洗手间，狂奔赶往八中后街砂锅麻辣烫店陪徐图图参加大胃王挑战赛。赵左右偷偷从父母主卧床头柜剪下刊登自己小说《宇宙边缘历险记》的《小知音》内页去教室炫耀，却被荀未来指出封面印着“长林文学出板社”实为骗版面费的盗版杂志；而在501室家中，发现儿子偷偷把分科表改成文科的父亲赵东来暴怒撕碎了《小知音》杂志，并将纸屑抛下五楼窗外风雪！悲愤交加的赵左右离家出走，在三条鱼漫画屋、长林饭店总统套房与502室之间上演了啼笑皆非又心酸的“避风港争夺战”。</w:t>
+        <w:t>到了EP01《夺回人生》主线开启的2008年1月21日（高一期末考试暨16岁生日当天），就读于长林八中高一（2）班的16岁赵左右（穿蓝白校服内搭酒红色连帽卫衣翻出帽兜）正躲在操场看台折梯转角处偷吃从铁围栏外买来的砂锅麻辣烫，被严厉的教导主任戴娟抓个正着并没收了夹着他写给暗恋校花王一漫信纸的《心惊跳》杂志。同一天，由41岁自己从2033年穿越而来、化名“苟未来（荀未来）”的神秘转校生闯入了他的生活：当王一漫因节食在女卫生间低血糖晕倒时，荀未来不仅带赵左右及时救人、用黄桃罐头缓解王一漫低血糖（而赵左右买来的红油麻辣烫反令王一漫反胃），还在数学补考考场上借王一漫的红金钢笔写出压轴题第三解、在食堂修好故障刷卡机帮赵左右打上红烧肉，并苦口婆心地劝赵左右文理分科千万别听父亲的选理科，一定要选文科。当晚放学回家上五楼时，赵左右在水泥楼梯间与搬进对门502室的搬家工人擦肩而过，并在自家501室门口发现了66岁神秘老人赵了悄悄放在门外的“透明蓝盒宇航员太空生日蛋糕”；饭桌上父亲赵东来拎回打折水果蛋糕与一大袋冻土豆，强硬要求他必须选理科端铁饭碗；回到贴满动漫海报的小卧室，赵左右拉开沉甸甸的书包，惊喜发现死党罗爱文送的拼错英文的“Suprise!”贺卡（内夹游戏光盘）与学霸陈明亲手抄写的《答案略集锦》，结合听说荀未来在漫画屋不过生日不吃甜食，少年在心底误以为家门口那只蓝盒宇航员蛋糕也是荀哥送的，对荀未来顿生亲近。</w:t>
       </w:r>
     </w:p>
     <w:p>
@@ -1774,22 +1782,7 @@
           <w:color w:val="141414"/>
           <w:sz w:val="21"/>
         </w:rPr>
-        <w:t>荀未来托跑腿小哥伪造了一封《刘慈欣回信》鼓励赵左右；然而当赵左右在寒夜冰封湖面得知《刘慈欣回信》竟是荀未来伪造的骗局时，信念崩塌的他松手任由寒风吹走红格信纸、决意再也不写东西，踏上薄冰区导致冰层开裂滑倒，幸得岸边赶来的徐图图高喊“趴下！你快趴下！”救起，而追上冰面的荀未来也摔晕并触发24小时强制召回倒计时。在漫画屋里间醒来后，赵左右与父亲赵东来达成除夕和解；除夕前夜他与荀未来翻入八中体育馆储藏室借出LM3500造雪机、租来皮卡车架在东湖公园三角尖顶礼拜堂前，除夕夜荀未来为护造雪机电源与公园管理员在雪地肉搏，伴随跨年火流星划破夜空降下一场浪漫的“暖雪”。大年初一与初二（EP07–08），面对从2033年撑着黄笑脸伞穿越而来的41岁成年舒图，赵左右在長林咖啡馆与少女徐图图首次约会喝卡布奇诺、用薯条碰杯，随后在雪地长椅上被成年舒图一顿劈头盖脸的痛骂彻底激醒——他握紧舒图送的那颗黄色半透明鹅卵石，发誓不再逃避，要用自己的双手堂堂正正走出一条文科之路。</w:t>
-      </w:r>
-    </w:p>
-    <w:p>
-      <w:pPr>
-        <w:spacing w:before="120" w:after="60" w:line="384" w:lineRule="auto"/>
-        <w:jc w:val="left"/>
-      </w:pPr>
-      <w:r>
-        <w:rPr>
-          <w:rFonts w:ascii="Arial" w:hAnsi="Arial" w:eastAsia="黑体"/>
-          <w:b/>
-          <w:color w:val="141414"/>
-          <w:sz w:val="22"/>
-        </w:rPr>
-        <w:t>（三）第二卷·黄昏篇：文科班狂飙、偷卷风波与陈明广播自曝偷打CS作证退学之痛与《我与我的宣战》</w:t>
+        <w:t>到了EP02《第三个雪人》，赵左右前一日在五楼楼梯间因贪图200元巨款租金，把自己的银色诺基亚直板手机租给了对门502室新搬来的66岁老先生赵了半小时（被赵了暗中植入“黑鸽子V2.1”远程监控程序）。在学校3202音乐教室举行的广播站社长换届竞选中，被赵了用匿名短信引过去的赵左右阴差阳错在后排替无人支持的徐图图举手，并被徐图图在一楼广播室脱稿演出的“后街砂锅麻辣烫吃播”深深吸引（投票时赵左右实际把票投给了王一漫，而王一漫夜里尝过赵左右送的麻辣烫脆藕后，匿名替赵左右把唯一1票投给了徐图图）。围绕《文理分科意向表》，赵东来夜里受赵了买通的酒友影响，逼儿子填了理科上交；次日课间荀未来一把从学习委员陈明手里抽走分科表引发拉扯，两人双双被叫进戴娟办公室。在办公室里，荀未来真诚替少年发声（“无论未来怎么样，做自己喜欢的事情，总是不会亏的”），深深打动了16岁的赵左右——走出办公室后，赵左右趁人不备折返办公室铁皮柜，亲手将自己的分科表改回了“文科”（这一改写当场触发走廊里的荀未来口吐白沫晕厥、右额浮现三道凹陷新疤），当晚赵左右在被窝里发说说祝自己16岁生日快乐。</w:t>
       </w:r>
     </w:p>
     <w:p>
@@ -1805,7 +1798,7 @@
           <w:color w:val="141414"/>
           <w:sz w:val="21"/>
         </w:rPr>
-        <w:t>春季开学升入高一文科（10）班后（EP09–10），赵左右在班主任戴娟面前立下“考不进前五就免职扫地一个月”的军令状，主动竞选当上班长。为了守住承诺，他开启了近乎自虐的狂飙苦读模式：坐54路电车刷题、在食堂边狼吞虎咽边背书、做50个俯卧撑背诵秦朝官制直至低血糖昏倒在校医室，最终在开学考中一举夺得文综与总分全班第一！然而，当挚友陈明在宿舍受室友欺负时，重情义的赵左右为了帮陈明在《CS 1.3》网吧赛中赢回尊严而分心苦练游戏，导致自己在随后的历史课提问与模拟考中成绩滑坡。在极度害怕失去班长颜面的焦虑驱使下，赵左右在月考前夜陷入了巨大的心理挣扎——他握着荀未来此前配给他的钥匙潜入空无一人的戴主任办公室，颤抖着打开铁皮柜抽出了绝密文综摸底试卷；但在刚刚抽出试卷露出第一道选择题（4分）的瞬间，少年的良知战胜了虚荣，他没有继续往下看，而是当即把试卷原封不动塞回了牛皮纸袋，并在离开前顺手帮戴主任拔掉了发烫的电脑插头（而这一幕恰好被当时躲在办公室书架后偷偷用主任电脑打CS游戏的陈明亲眼目睹）。</w:t>
+        <w:t>到了EP03《少年的决定》，对门502室的赵了通过“黑鸽子V2.1”远程控制电脑，替还在犹豫的赵左右在QQ上秒回徐图图“晚上五点半，不见不散”，定下了八中后街砂锅麻辣烫大胃王比赛之约。寒假返校日清晨，赵左右偷偷拿小剪刀从父母主卧床头柜摸走印有自己小说《宇宙边缘历险记》的《小知音》杂志剪下内页去教室炫耀，却被荀未来指着封面错别字“长林文学出板社”戳穿是骗版面费的盗版杂志（实为荀未来此前在图文店用PS排版伪造并让赵父看到的）。当晚在501室父母结婚纪念日海参大闸蟹家宴上，16岁的赵左右与41岁的荀未来、66岁的赵了以及父母围坐一桌，上演了“五人三代同堂”的奇妙家宴。1月28日寒假，赵左右与罗爱文、陈明在三条鱼漫画屋长桌补习数学；1月29日周二傍晚，荀未来为了拆散赵左右与徐图图的缘分、撮合他与王一漫，强行把赵左右拉进长林电影院3号厅看《长江7号》并用爆米花零食填鸭。然而电影放映中途，重诺守信的16岁赵左右悄悄溜出放映厅，将手机屏幕上自己亲手发给徐图图的“我会准时到的，不见不散！”亮到追出来的荀未来眼前；当荀未来强行将他拖进男洗手间阻拦时，赵左右闪身退出隔间将荀未来反锁在男洗手间里，顶着漫天风雪一路狂奔赶往后街麻辣烫店！</w:t>
       </w:r>
     </w:p>
     <w:p>
@@ -1821,7 +1814,7 @@
           <w:color w:val="141414"/>
           <w:sz w:val="21"/>
         </w:rPr>
-        <w:t>在随后的日子里，戴娟凭办公室只有圆珠笔而赵左右试卷上是水笔字迹拆穿了他的谎言；就在赵左右即将被全校通报批评之际，前夜躲在书架后偷打CS游戏而目睹全过程的挚友陈明竟冲进广播站，向全校自曝每晚潜入办公室电脑D盘偷打CS的违纪秘密，以此作为在场铁证向全校作证“赵左右露出第一题的时候就把卷子放回去了”，随后在陈父的当众掌掴下被迫退学！挚友的牺牲如同一记重锤砸醒了赵左右，他在雪夜向赵了坦白悔恨，主动向戴娟承认错误并参加重考自证实力，随后卸下班长职务、研读徐图图批注的《梦的解析》创办“梦语心理社”试图理解陈明。</w:t>
+        <w:t>到了EP04《避风港争夺战》，满头大汗冲进后街麻辣烫店的赵左右陪着久等的徐图图参加大胃王挑战赛，拼命塞下五碗麻辣烫夺得第八名（徐图图六碗第七名）。次日赵左右在漫画屋沙发上给刘慈欣写读者信；当晚回到501室家中，翻出盗版《小知音》并得知儿子偷改文科的父亲赵东来雷霆震怒（母亲刘美奕挺身护子承认“改文科是我给他签的字”），赵东来当面将杂志撕得粉碎抛下五楼窗外！悲愤交加的赵左右冲下五楼，双膝跪在零下二十度的雪地里徒手扒找碎纸片，指尖被冰凌划破鲜血淋漓，随后背起书包离家出走。他在寒夜钻进和艺北街公用电话亭给陈明、荀哥打电话均遇关机，饥寒交迫之际被66岁的赵了寻获带进街角面馆（赵了熟稔地嘱咐老板“加一碗鸡汤豆腐，不要加辣，你有低血糖不能饿着”），并被赵了带去长林饭店豪华套房洗热水澡、穿白浴袍、次日去室内电玩城飙车及双人街机投篮赢满一篮彩票，还拎着赵了买的两个肯德基全家桶春风得意地跑回三条鱼漫画屋与荀哥、陈明分享。而在赵东来雪夜跪翻十几个垃圾桶找碎稿、向陪喝二锅头的荀未来伸出冻裂黑手痛哭忏悔后，次日赵了乘出租车将小赵送回家属院楼下劝他回家陪爸爸说话，脸皮薄的少年却转身溜回三条鱼漫画屋借宿。</w:t>
       </w:r>
     </w:p>
     <w:p>
@@ -1837,22 +1830,7 @@
           <w:color w:val="141414"/>
           <w:sz w:val="21"/>
         </w:rPr>
-        <w:t>随着陈明退学，赵左右受徐图图批注版《梦的解析》影响一度想改学心理学（导致荀未来被覆写为长卷发重度酒精肝）。当漫画屋房东爷爷突发脑溢血离世、店铺被儿子卖掉拆迁时，提着饭盒赶去漫画屋的赵左右在门外旧纸箱与地上捡到了荀未来搬离时散落的一沓2008年手撕老黄历——前面几页写着“引导他选文科”“伪造杂志”“安排他和王一漫去游乐园”的操控计划，而在最后一张2008年3月9日（二月初二）日历纸正中央，赫然是41岁荀未来在挫败与愧疚中用红笔亲手写下的自省质问：“你选的未来，问过我想要吗？”赵左右看着日历上的红字将其念出声，彻底起了疑心。经过卫生间梦境惊醒、食堂买盐水菠萝试探过敏反应、追问生日与喜好，以及在EP13片尾夕阳斜照的教学楼走廊里突然对着荀未来背影大喊一声“赵左右——！”验证其0.5秒本能驻足回头，16岁的赵左右当场撕下了41岁荀未来的转校生伪装，向试图操控自己人生的未来自我发起《我与我的宣战》！在随后的日子里，为了避免小赵100%确信未来人身份从而触发2058宏观时空大波动，荀未来一面在《三人行》创刊号爆火上电视时将功劳全让给小赵，一面在教室里因教小赵用“松弛感”夸人而被小赵追问“那你大学是中文系的吗？”时本能说漏嘴脱口而出“计算机……”，旋即在半秒内生硬急转弯圆成“计算机……很重要”；在天门饭店酒局上，面对罗仕强三次故意把自己的姓叫错成“小李”，16岁的赵左右不卑不亢三次起立正名“叔，我姓赵！”，并在街边烧烤店看着荀未来为打消自己怀疑而硬吞整串过敏烤菠萝牛肉串后，在心底与这位满身伤痕的“荀哥”达成了默契；在爱荣机械制造厂学工实践中，他拒绝拍罗厂长的虚假摆拍秀，坚持用DV记录下醉酒老工人的真实眼泪，更在岁月潭风雪中拼命找回了一心求死消散的荀未来；随后，他在校门口收下荀哥卖废书换来的五毛钱硬币补买生日蛋糕，含泪挥手送别退学的荀未来。</w:t>
-      </w:r>
-    </w:p>
-    <w:p>
-      <w:pPr>
-        <w:spacing w:before="120" w:after="60" w:line="384" w:lineRule="auto"/>
-        <w:jc w:val="left"/>
-      </w:pPr>
-      <w:r>
-        <w:rPr>
-          <w:rFonts w:ascii="Arial" w:hAnsi="Arial" w:eastAsia="黑体"/>
-          <w:b/>
-          <w:color w:val="141414"/>
-          <w:sz w:val="22"/>
-        </w:rPr>
-        <w:t>（四）第三卷·黑夜篇：《孤独的饭桶》吃播情缘、502暗室真相与全员失忆下的孤勇者</w:t>
+        <w:t>到了EP05《回家》，暂住在漫画屋里间通铺的赵左右在雪地天台噩梦中与41岁、66岁的自己发生潜意识共振，白天与荀未来在微机室排查八中贴吧造谣帖IP（查出吧主徐图图一直在暗中删帖保护王一漫）。为了重新点燃小赵的写作信心，荀未来悄悄买通跑腿小哥送来一封伪造的《刘慈欣回信》，令盘腿坐在榻榻米上的赵左右欣喜若狂、捧着信纸反复阅读。然而深夜熄灯后，担心荀哥还没回来会跟自己老爸打起来的赵左右穿起深灰连帽羽绒服出门寻找，在居民楼外走廊长椅下方的台阶阴影里，他先是听见喝高了的父亲赵东来哭诉养家压力与没钱给儿子买新手机的愧疚而心生触动；紧接着却听见长椅上的荀未来拍着大腿得意洋洋地向赵东来炫耀：“人家怎么可能会给一个高中生回信嘛！我找了一个模仿笔迹的大师，你知道吧，把我他妈半个月的工资都干进去了！”赵东来更指着他点破连那本《小知音》也是荀未来在图文店排版印出来的，荀未来还翘着二郎腿传授“多给他提供情绪价值——就是哄着”！站在台阶下的16岁赵左右满脸泪痕、如遭雷击，转身拔腿往风雪夜色深处狂奔而去（赵东来追赶时滑倒闪了老腰，荀未来在雪巷追赶途中因小赵踏入冰湖险境导致身份证画面消散、捂胸摔倒在雪巷中抽搐昏迷，502室的赵了也心悸惊醒）。独自跑到空旷幽暗的冰封湖面中央的赵左右（第5-18场），低头凝视着那封红格假信，颤声说出“如果都是假的，我宁可不要”，决绝松手任寒风卷走信纸，在心底立誓“从今天起，我就再也不写东西了”，话音未落，脚下冰层突然传来异响！</w:t>
       </w:r>
     </w:p>
     <w:p>
@@ -1868,7 +1846,7 @@
           <w:color w:val="141414"/>
           <w:sz w:val="21"/>
         </w:rPr>
-        <w:t>进入2008年夏秋（EP17–19），赵左右全力支持下岗的母亲刘美奕去小剧组追寻武侠演员梦，并在雪夜木栈道与徐图图定下周末探店之约，带她夜闯八中看造雪机。在八中食堂拍摄徐图图大口吃炸鸡饭与五罐黄桃罐头时，受徐图图“电子榨菜”灵感启发，两人正式创立《孤独的饭桶》陪伴吃饭视频栏目，上传黍豆网后迅速走红！然而平静很快被打破：EP19夏天，赵左右在502室门外目睹赵爷爷突发心脏骤停被送医，当他用钥匙打开502室、一把拉开那道黑色布帘时，满墙跨越50年的时间线索图与三代合影让他瞬间洞悉了“16岁赵左右＝41岁荀未来＝66岁赵了”以及“未来妻子舒图死于2033年车祸”的全部真相！</w:t>
+        <w:t>到了EP06《暖雪》开篇（第6-1场），僵立在咔嚓作响的薄冰区中央的赵左右刚试探挪动半步，脚下冰面骤然开裂，他脚下一滑重重摔倒在冰面上（兜里的滑盖手机屏幕也当场摔裂黑屏）！千钧一发之际，赶到湖滨石护栏岸边的16岁徐图图焦急大喊“趴下！你快趴下！”，解下岸边系着长麻绳的红色救生圈奋力抛向冰面，指挥平躺在薄冰上的赵左右一点点翻滚够到救生圈，双手被麻绳勒得通红、咬牙将赵左右拖拽上岸！跌坐在石栏旁的赵左右看着徐图图勒红的手掌，郑重拍着胸口许诺：“从现在开始，你就是我的救命恩人了。以后有什么需要帮忙的，尽管吱声。”次日赵左右在漫画屋守着摔晕的荀未来醒来，回到501室家中，父亲赵东来把从十几个垃圾桶找回并用透明胶带一片片粘好的小说手稿交还给他，母亲刘美奕也将修好的诺基亚手机递到他手里，一家人温情点菜准备过年。当赵左右在八中贴吧看到《跨年夜一起来看暖雪》热帖、拉着假扮王一漫陪他排练表白的荀未来去东湖公园踩点发现是假消息后，为了在除夕夜给心上人下一场真正的雪，赵左右主动拉着荀未来跑到八中铁栏杆外，献策借出学校话剧社和体育馆储藏室的LM3500造雪机，租来银色皮卡车固定在东湖公园三角尖顶礼拜堂前。除夕夜，赵左右先在501室陪父母吃锅包肉与炸茄盒，并奉母命端着双层不锈钢饭盒给对门502室发烧39度的赵了爷爷送去年夜饭；随后冲出家门赶往东湖公园，在荀未来与公园管理员拼死护电缆的助力下，迎来了跨年火流星划破夜空的漫天“暖雪”（因翻窗逃出除夕家宴的王一漫跑来借外套，令捧着白毛线帽礼盒赶来的徐图图误会落泪，引出41岁成年舒图撑黄笑脸伞降临）。</w:t>
       </w:r>
     </w:p>
     <w:p>
@@ -1884,7 +1862,22 @@
           <w:color w:val="141414"/>
           <w:sz w:val="21"/>
         </w:rPr>
-        <w:t>在随后的日子里，在502暗室得知三代同体真相的赵左右在街边麻辣烫店凭小雪把“2007年8月台风帕布捐款”说成“去年”当场识破其谎言（老年的我今年1月才来2008年），瞥见其背后毒针后急中生智谎称“钥匙锁屋里了”逃上G54末班车守住502钥匙；为替下岗的父亲和因萍姐儿子顶替而无法回影院的母亲分忧，他去东湖咖啡馆接下10块钱发传单兼职（把路人扔在垃圾桶旁的传单一张张捡起擦净），并以社会实践为由揽下买菜活儿在《梦的解析》下藏记账本攒差价；随后在荀未来荒村匿名ID“回到未来（求店名！）”留言的启发下，用300元一次的“电子传单”探店视频（升级为【八中姐妹花】频道）赚到第一桶金，不仅向父母交出伙食费、正式宣布“一年半后参加艺考当电视编导”，更与徐图图、王一漫在5元自助快餐店偶遇蹬三轮车卖菜的陈明后，将拍片攒下的钱装进贴有“答案箱”的铁罐（附信：“一切都会好起来的，我们等你回来”）留在快餐店资助陈明重返校园，并在片尾一路反跟踪小雪至地下旧物仓库拉开百叶门锁定了秘密投币电话亭。到了高二新学期开学（2008年9月），奉高尚之命回2008年找赵先生道歉求和的小雪伪装成转校生来到高二（2）班，成了赵左右的同桌。中午在学校食堂，赵左右主动招手叫小雪坐到对面，开门见山挑明自己看到她进过地下旧物仓库的秘密电话亭，冷冷让她“滚蛋”；当小雪端出未来成年人的架子教训他“小朋友，等上了社会要学会说话客气一点”时，赵左右掰着手指促狭坏笑：“小朋友？小雪，我92年的，算了算，你爸你妈都是00后吧？”一句话精准踩中小雪痛脚，激得小雪猛拍餐桌脱口喊出：“我爸我妈00后咋的了？老娘大学都毕业了！”赵左右眼疾手快瞥见刚进食堂的戴主任，故意高举右手大喊“戴主任！小雪说她大学都已经毕……”，吓得小雪扑过餐桌死死捂住他的嘴惊恐求饶（“别搞我行吗？”），赵左右嫌弃地甩开她的手，留下一句“你好自为之，旅行愉快”起身离去。</w:t>
+        <w:t>到了EP07《舒图来了》与EP08《时间的玩笑》，大年初一傍晚，在家等父亲下馆子的赵左右收到荀未来解释昨晚误会的短信，刚套上羽绒服走出单元门，就被守在门外的41岁成年舒图一把夺走手里的诺基亚直板手机（“哎，你咋还抢劫啊？！喂！站住！”）——舒图用抢来的手机给荀未来发去“救我，岁月潭！”短信将其引至冰湖雪原对峙，赵左右则跑去漫画屋向戴耳塞刷题的陈明打听这位古怪阿姨的来历。大年初二白天，赵左右在501室听完父亲赵东来端着两桶红烧牛肉泡面讲述年轻时恋爱担当的故事后，赶往八中旁新开业的“長林 Coffee”与16岁的徐图图赴约。在靠窗卡座里，喝完一整杯苦涩卡布奇诺的赵左右向徐图图敞开心扉，倾诉自己选文科后找不到像《心惊跳》创刊人那样的热情与动力，在徐图图的温柔鼓励下重拾信心，两人开心地抓起蘸番茄酱的炸薯条代酒碰杯。然而在走回福慧家园院落雪地长椅时（第8-14场），赵左右再次被坐在长椅上喝八王寺玻璃瓶汽水的41岁舒图拦住——为了彻底打醒这个习惯依赖别人、遇事逃避的16岁少年，决定当一回“恶人”的舒图收起笑意，指着他开启了字字诛心的痛骂：“没有事业心，没有责任感，永远只做无用功，到头来养活不了自己，更保护不了你爱的人！永远的浑浑噩噩，遇到事情只会逃避，就像只缩头乌龟一样，要么睡一觉，要么蒙混过去！”骂完后舒图将空汽水瓶塞进他怀里（“喝一辈子甜水吧。永别了”）。神情恍惚走回501室卧室的赵左右，打开舒图留给他的红八角礼盒，举起里面那颗黄色半透明鹅卵石迎光凝视，少年的自尊与血性被彻底激醒！</w:t>
+      </w:r>
+    </w:p>
+    <w:p>
+      <w:pPr>
+        <w:spacing w:before="120" w:after="60" w:line="384" w:lineRule="auto"/>
+        <w:jc w:val="left"/>
+      </w:pPr>
+      <w:r>
+        <w:rPr>
+          <w:rFonts w:ascii="Arial" w:hAnsi="Arial" w:eastAsia="黑体"/>
+          <w:b/>
+          <w:color w:val="141414"/>
+          <w:sz w:val="22"/>
+        </w:rPr>
+        <w:t>（三）第二卷·黄昏篇（EP09—EP16）：文科十班军令状狂飙、考前夜抽看第一题的良知挣扎、红字老黄历掉马与《我与我的宣战》</w:t>
       </w:r>
     </w:p>
     <w:p>
@@ -1900,7 +1893,7 @@
           <w:color w:val="141414"/>
           <w:sz w:val="21"/>
         </w:rPr>
-        <w:t>当晚在501室门前楼道里，小雪堵住赵左右苦苦哀求原谅时，无意间说漏嘴“我不应该拿菠萝汁害赵爷爷”——此前只知赵爷爷过敏住院、并不知竟是小雪蓄意下毒的赵左右如遭雷击，怒骂她“骗子”并砰地摔上防盗铁门；次日在教室里，他给贪吃的罗爱文使眼色拒收小雪讨好的零食，又在图书馆冲上前将徐图图护在身后。然而在此后的三个月里，小雪为了赎罪，不仅换上“长林速递”工作服给赵左右父母送来两张写有“Orz.”颜文字的【2008费秦巡回演唱会门票】（令赵左右推开卧室窗户冲楼下她的背影大喊“你别再这样了！多少钱我给你！”），更在徐图图收下复古旧款粉色MP3解围、请吃食堂汉堡、午休披校服、初雪操场拉她一起堆雪人的四件暖事感化下真心悔悟，甚至主动在雪地里替感冒低烧的徐图图清扫包干区积雪。赵左右将这一切看在眼里，虽在心底感叹“如果她是真心悔过，时间会证明的”，却依然保持警惕（“可哪怕她是真心悔过，我也不能告诉她赵爷爷已经变成植物人了，我也害怕，怕人性是经不住考验的”）。</w:t>
+        <w:t>到了EP09《人生失控》春季开学，分班进入高一文科（10）班的赵左右彻底变了一个人：早晨上学连荀未来停下系鞋带他都头也不回地捧着《高考必备便携手册》大步流星赶往教室；在新班主任戴娟把荀未来、罗爱文和他排在讲台正前方第一排“铁三角重点监控座”并宣布班长竞选规则后，赵左右毅然站起来立下“月考考不进前五就主动辞职扫全校厕所一个月”的军令状！为了争这口气，他在走廊背书、在食堂左手拿筷子塞饭右手握笔刷题（吓得罗爱文大喊“活见鬼了，左右变陈明了！”）、地理课上与荀未来条件反射同时起立答对问题、深夜坐G54末班有轨电车还在背书（与跳上末班电车的徐图图温暖同行）、回卧室趴在书堆上连做梦都在呢喃“阿姨，不是这样的……只要我想，只要我想……”。正是他这股不再去罗家工厂混日子蹭饭的自主狂飙，直接导致502室镜前荀未来与赵了左额角的月牙形旧疤同步凭空消失！</w:t>
       </w:r>
     </w:p>
     <w:p>
@@ -1916,7 +1909,7 @@
           <w:color w:val="141414"/>
           <w:sz w:val="21"/>
         </w:rPr>
-        <w:t>三个月后的冬日初雪，赵左右在操场用DV拍下徐图图、王一漫、罗爱文拉着小雪欢笑堆雪人的画面传给荒村破屋的荀未来，这段视频奇迹般唤醒了昏迷数月的66岁植物人赵了！当晚赵左右在第八中学站登上风雪中的54路有轨电车，与坐在前排的荀未来和苏醒归来的赵了含泪重逢相拥，并在大巴车烧烤摊上把小雪这三个月转学进班、送礼赔罪的经过原原本本告诉了两个未来的自己。老谋深算的赵了提出“防人之心不可无，我们还得试探试探她”。次日，三代人联手设局：先由赵左右在学校杂物间铁栅栏门前冷冷向小雪抛出“赵爷爷被你害成植物人、再也醒不过来了”的假消息，随后领着忐忑不安的小雪走进502室卧室——面对鼻孔插着吸氧管假装昏迷的赵了与怒目下逐客令的荀未来，小雪非但没有半点灭口成功的庆幸，反而愧疚低头道歉，主动提出带赵爷爷回2058年用未来医疗手段救治、愿掏出自己微薄的积蓄补贴医药费，甚至把地下旧物仓库废弃电话亭的往返通道底牌和盘托出！见小雪真正通过了人性考验，床上“昏迷”的赵了这才重重咳嗽一声、拔掉吸氧管坐起身来，三代人与小雪正式达成和解。</w:t>
+        <w:t>到了EP10《只要我想》，由于日夜透支刷题，赵左右在体育馆活动后突发低血糖昏迷躺进校医室，干裂的嘴唇在昏迷中仍在背诵历史考点。害怕他重蹈2033年陈明过劳死覆辙的荀未来，竟拉拢罗爱文在男洗手间拉闸断电，趁黑抢走了赵左右借来的复习宝典《陈明数学答案略集锦》，害得不知情的赵左右跑去男生宿舍走廊拦住陈明苦苦哀求再借笔记并发生误会；接着66岁的赵了又把赵左右叫上黑色路虎越野车，故意捂着胸口吃速效救心丸演苦肉计、播放2035年舒图出事前的决绝语音劝他“平平淡淡才是真”，被16岁的赵左右红着眼眶顶回：“万一我不努力，最后连平淡都够不上呢？努力是有用的，对吧？没有天赋的事情，也可以通过努力追赶上，对吧？”几天后开学考放榜，赵左右凭实力考出文综单科前五、总分大幅跃升的好成绩！然而在随后的模拟冲刺阶段，为了帮在宿舍受欺负的陈明出气以及分心，他在历史课提问与模拟卷压轴题上频频卡壳。极度害怕在月考中跌出前五、丢掉班长颜面的焦虑将16岁的少年逼到了悬崖边——月考前夜的深夜，赵左右握着荀未来此前配给他的教师办公室钥匙，鬼使神差地潜入了空无一人的教导主任办公室，颤抖着打开铁皮文件柜抽出了绝密文综摸底试卷！</w:t>
       </w:r>
     </w:p>
     <w:p>
@@ -1932,22 +1925,7 @@
           <w:color w:val="141414"/>
           <w:sz w:val="21"/>
         </w:rPr>
-        <w:t>在随后的日子里，赵左右先是因提起推掉罗爱文家工厂剪彩蹭饭，解开了左额角伤疤消失之谜，随即与荀未来、赵了赶往岁月路24小时自助银行外，三代并肩作战擒获了持美工刀抢劫的蒙面劫匪——徐图图的赌鬼生父徐家宝，并在502室用DV拍下其报身份证号的认罪视频；当晚在501室，他与父母及41岁、66岁的自己共享了催人泪下的“五口之家团圆饺子宴”，并在旧物仓库电话亭重围中抄起长木条与荀未来背靠背突围！至EP23《不可战胜的敌人》，面对82岁老年余博士启动的局部熵减时空修正，16岁的赵左右含泪对荀未来道出“我们虽然是一个人，但同时也是三个人，是同学、是邻居、是朋友，我不想照镜子”，随即在旧仓库用“魔术学校考关门消失术”忽悠搬运工，在修正启动瞬间刷小雪留下的58003号员工卡躲去2058年30分钟，成功卡Bug保住了全知记忆！然而当他重返2008年时，时空修正已达82%——全班同学与父母彻底遗忘了荀未来、赵了与小雪，微机室里的红色U盘当场爆出火花烧毁，黍豆网视频全部下架，《三人行》杂志社更突遭大火化为焦黑废墟！少年跪在漫天烟尘的火场废墟中捧着残存的创刊号痛哭失声，最终在雪夜串串香大巴车里隔着冰花车窗立下悲壮誓言：“我会装作忘了你们，继续走下去，然后在未来的某一天，成为你们，再回到大家的身边！”</w:t>
-      </w:r>
-    </w:p>
-    <w:p>
-      <w:pPr>
-        <w:spacing w:before="120" w:after="60" w:line="384" w:lineRule="auto"/>
-        <w:jc w:val="left"/>
-      </w:pPr>
-      <w:r>
-        <w:rPr>
-          <w:rFonts w:ascii="Arial" w:hAnsi="Arial" w:eastAsia="黑体"/>
-          <w:b/>
-          <w:color w:val="141414"/>
-          <w:sz w:val="22"/>
-        </w:rPr>
-        <w:t>（五）大结局终章（EP24《独自面对》）：从全知囚徒到“回归未知”的飞霞路雪夜破局</w:t>
+        <w:t>到了EP11《YOU WIN》，月考成绩公布，赵左右文综单科考进前五，惜才的戴娟在讲台上当众宣布“我是说班长要考前五名，但没说是总分！所以班长继续由赵左右同学担任”。然而落选的尚雪随即举报赵左右考前夜偷题；戴娟调出前夜9点走廊监控，并凭“我办公室桌上只有圆珠笔，可你补交的卷子上是黑色水笔字迹”当场拆穿了赵左右“去办公室补作业”的谎言！赵左右愧疚万分，夜里坐在家属院雪地长椅上不敢上楼，次日父亲赵东来阴沉着脸陪他去学校听候发落。就在戴娟准备通过全校广播宣读对赵左右的留校察看处分时，前夜像往常一样躲在办公室书架后偷偷用主任电脑打CS游戏的理科学霸陈明，突然冲进一楼广播室锁死房门，对着全校麦克风朗声作证：“露出第一题的时候，他就把卷子放回去了。所以他这次的考试成绩，应该扣除第一题的四分，剩下的分数，全是他自己考的！……主任，如果您不相信的话，可以检查一下您办公室电脑D盘，‘往年资料’文件夹的修改时间，是不是那天晚上。因为我每天晚上都会在那台电脑里下载游戏，玩好之后再删掉，所以那天晚上，我真的看见了！”原来考前夜赵左右抽出试卷刚刚露出第一道选择题（4分）时，少年的良知瞬间战胜了虚荣，他根本没有往下看、更没有拍照，而是当即把试卷原封不动塞回了牛皮纸袋，并在离开前顺手帮戴主任拔掉了发烫的电脑插头！然而为他作证的陈明却被暴怒冲进学校的陈父当众甩了一记耳光、强行拽走办理退学！赵左右在教学楼走廊撕心裂肺地哭喊追赶，事后主动向戴娟坦白全部错误、参加独立重考自证清白，并因深切自责而主动卸下班长职务。</w:t>
       </w:r>
     </w:p>
     <w:p>
@@ -1963,7 +1941,7 @@
           <w:color w:val="141414"/>
           <w:sz w:val="21"/>
         </w:rPr>
-        <w:t>保住全知记忆的赵左右原以为自己手握未来剧本便可改写一切，却在EP24大结局迎来了最残酷的宿命反噬：2009年秋他虽迎回了阳光复学的陈明、送别了赴德留学的罗爱文、在连廊归还红金钢笔鼓励王一漫考外交学院，但他自己的精神却在三代记忆的撕扯下日趋崩溃，需要靠大把吞服多维元素片维持。2010年春北京华彩艺术学院编导四试考场上，面对主考官“你的作品是艺术品还是商品”的发问，被41岁功利记忆裹挟的他脱口而出“我得赚钱啊”，因未能学会“自洽”而四试落榜；2010年6月高考，他更因改错最后一道5分数学选择题仅考出570分，且因父亲赵东来在志愿表上偷偷勾选了“服从调剂”，被命运硬生生推回了原初时间线的起点——【北京云都大学计算机应用系】！唯一的不同是，他拒绝让高考失利的徐图图为自己委曲求全去北京读专科，而是温柔劝她留在长林大学读喜欢的工商管理（“人生那么长，什么时候赴约都不迟”）。</w:t>
+        <w:t>到了EP12《寻未来》，为了理解并救赎因自己而退学的陈明，赵左右捧着徐图图借给他的批注版《梦的解析》和从图书馆借来的《本能与自我》，在结冰湖畔观景台上一边吃烤土豆一边向荀未来分析父亲赵东来买冻土豆的创伤心理，宣布在学校成立“梦语心理社”并打算将来考长林大学心理学系（这一决定直接将41岁的荀未来覆写为及肩长卷发、满脸络腮胡且患上重度酒精肝的半吊子心理学家）。几天后的夜晚，当三条鱼漫画屋的房东爷爷因突发脑溢血不幸离世、漫画屋被儿子卖掉拆迁（门口堆满“特价书5元/本”旧纸箱）时，提着饭盒来给荀哥送饭的赵左右在漫画屋门外窗台旧纸箱与雪地上，捡到了荀未来搬离时散落的一沓2008年手撕老黄历纸——只见1月21日写着“改命第一步：引导他选文科”，1月25日写着“伪造杂志刊登《宇宙边缘历险记》，给他信心”，2月6日写着“安排他和王一漫去游乐园。——跨年夜，必成！必成！必成！”；而当赵左右捡起最后一张“2008年3月9日（星期日·二月初二）”的日历纸时，只见日历纸正中央，赫然是41岁的荀未来在经历了重度酒精肝、漫画屋拆迁与电车表白被拒的挫败反思后，用鲜红刺目的红笔力透纸背亲手写下的一行自省质问——赵左右看着上面的红字，一字一顿地将它读（念）出了声：“你选的未来，问过我想要吗？”</w:t>
       </w:r>
     </w:p>
     <w:p>
@@ -1979,7 +1957,7 @@
           <w:color w:val="141414"/>
           <w:sz w:val="21"/>
         </w:rPr>
-        <w:t>从2010年到2012年冬，在云都大学计算机系熬过三年的赵左右彻底沦为了“全知记忆的囚徒”——他明明知道每一道程序怎么写、知道未来会发生什么，却活得像一具行尸走肉，在2012年冬返乡的公园林间木栈道上拎着啤酒瓶对着微笑雪人崩溃哭喊“笑什么？我问你笑什么！”（恰如1998年雪夜那个拿酒瓶冲雪人咆哮的失控成年陌生人）。直到大三寒假那天，41岁的荀未来再次穿越回到长林八中覆雪大操场，陪20岁的赵左右并肩堆完了第三个雪人，并在2058年老年余博士的配合下，清除了赵左右脑海中所有关于未来的预知记忆，只留下一句：“去做回那个莽撞的少年吧，或许最后的变数，反而在这未知之中呢。”</w:t>
+        <w:t>到了EP13《我与我的宣战》，在五零一室卫生间被“未来的自己掐住脖子”的噩梦惊醒后，16岁的赵左右将那沓手撕老黄历摊在书桌上，对荀未来的真实身份起了深度怀疑。他一面在合作创办校园杂志《三人行（NO.001）》创刊号的过程中观察荀未来（看荀未来在罗爱文家书房白板上写出“1.快 2.准 3.狠｜流量｜对立观点”的新媒体爆款法则、请王一漫拍创刊号封面轰动全校），一面不动声色地展开四步试探：① 在食堂故意买来自己天生一吃就起红疹的盐水菠萝递给荀未来与赵了试探；② 被赶出心理社活动室后，故意独自坐在校园雪地小树林的大石头上捧着《梦的解析》默读，在夜间有轨电车上反客为主拿捏试探荀未来的底线；③ 在早读课全班齐诵韩愈《师说》（“三人行，则必有我师。是故弟子不必不如师，师不必贤于弟子”）后，去医院探望风寒住院的徐图图，并用卖《三人行》杂志赚来的第一笔钱请母亲刘美奕去长林电影院看《长江7号》，鼓励妈妈重拾年轻时的演员梦；④ 在本集片尾（第13-10场）长林八中“行仁楼”教学楼走廊的光影交界处，赵左右叫住迎面走来的荀未来，趁荀未来转身往前走的瞬间，突然在身后对着他的背影大喊了一声自己的名字：“赵左右——！”走在前面的41岁荀未来根本来不及思考，身体本能地在0.5秒内驻足僵住并转过头来！16岁的少年死死盯着41岁的自己，当场撕下了他所有的转校生伪装，向未来的自己正式宣战！</w:t>
       </w:r>
     </w:p>
     <w:p>
@@ -1995,7 +1973,197 @@
           <w:color w:val="141414"/>
           <w:sz w:val="21"/>
         </w:rPr>
-        <w:t>当晚，飞霞路小区风雪交加。忘却了一切功利算计、彻底变回那个纯粹莽撞少年的赵左右，正陪着徐图图走在雪夜街头，恰逢徐图图的赌鬼生父徐家宝因抢劫大妈钱包被警察当众押上警车！路边一名围观男子举起翻盖手机边录像边羞辱徐图图是“抢劫犯的女儿”——就在这原初时间线里迫使徐图图羞耻改名“舒图”的致命节点上，没有任何未来剧本束缚的赵左右凭着一腔少年热血猛冲上去，与偷拍男在雪地里殊死扭打！他的左额角被偷拍男用石块狠狠砸破，鲜血顺着眉骨奔涌而出（正式烙印下左额月牙疤），但他死死抱住对方大腿夺过手机，当着徐图图的面彻底删除了那段羞辱视频，随后掏出小手电筒照向夜空，为泪流满面的徐图图照亮了一场漫天飞舞的“暖雪”！正是这一场不计后果的少年孤勇，彻底解开了徐图图的原生家庭羞耻心结，使她一辈子坦坦荡荡名叫“徐图图”、从未改名“舒图”，从而让2058年的时空修正永远卡在了【99%】，实现了三代赵左右苦苦追寻的圆满结局。</w:t>
+        <w:t>到了EP14《继承》，由于一旦16岁的赵左右100%确信荀未来来自未来就会引发宏观时空大波动招致2058主系统抹杀，荀未来拼命演戏试图重新捂住马甲：当长林电视台女记者到八中校门口采访《三人行》杂志爆火事迹时，荀未来主动把全部功劳和镜头让给赵左右（五零一室电视机前的赵东来骄傲鼓掌，并对儿子道出“世界上没有任何人，会无条件地把利益让给你。如果有，那是——你妈，还有我”，这反倒让小赵更加确信荀未来就是未来的自己）；而对门502室的66岁赵了则借口自己老花眼看不清说明书，将一台索尼Handycam手持DV摄像机送给赵左右学拍视频。在第14-8场高一十班教室里，赴罗爱文父亲罗仕强的天门饭店酒局前，荀未来教拿着大木制三角板的赵左右怎么在酒桌上夸罗爱文（此时第一排的罗爱文正眼皮上贴着两张画有假眼珠的白纸片呼呼大睡），荀未来脱口说出了一个2020年代的网络热词：“比如……你就说小罗，整个人很有松弛感。”赵左右敏锐捕捉到破绽，立刻追问：“松弛感？哇……荀哥你好多形容啊！那你大学是中文系的吗？”原初时间线读计算机系当程序员的荀未来大脑本能反应，脱口说出真话：“计算机……”话一出口惊觉露馅，在半秒内生硬急转弯圆成：“计算机……很重要。你没事的时候多百度百度那些高级的实用词汇，多储备一点，总没坏处的，啊。”当晚在天门饭店VIP包厢酒局上，面对罗仕强和在座老板接连三次漫不经心地把他的姓叫错成“小李”，16岁的赵左右不卑不亢、接连三次站起身大声纠正：“叔，我姓赵，赵左右！”并当场识破了对方所谓“五百万买断杂志社”的空头支票骗局；走出饭店来到街边烧烤店（第14-9场），当赵左右再次把荀未来逼到墙角追问他是不是未来的自己时，对菠萝严重过敏的荀未来为了打消小赵的怀疑、避免触发2058警报，竟当着小赵的面抓起整串“秘制烤菠萝牛肉串”大口狂炫吞下！</w:t>
+      </w:r>
+    </w:p>
+    <w:p>
+      <w:pPr>
+        <w:spacing w:before="40" w:after="100" w:line="384" w:lineRule="auto"/>
+        <w:ind w:firstLine="420"/>
+        <w:jc w:val="left"/>
+      </w:pPr>
+      <w:r>
+        <w:rPr>
+          <w:rFonts w:ascii="Times New Roman" w:hAnsi="Times New Roman" w:eastAsia="宋体"/>
+          <w:b w:val="0"/>
+          <w:color w:val="141414"/>
+          <w:sz w:val="21"/>
+        </w:rPr>
+        <w:t>到了EP15《左或右》与EP16《再见，老同学》，看着荀哥为护住秘密硬吃烤菠萝导致满脖子红疹高烧，16岁的赵左右心软了，不再逼问他的身份。周六高一十班乘大巴车赴罗仕强的爱荣机械制造厂开展学工实践（EP15），面对“左或右”的电车难题价值观大考——厂长罗仕强为挽救工厂资金链危机，安排胖工人在车间演一出“厂长视察勇救工友”的虚假摆拍宣传秀，而41岁的荀未来则试图把王一漫锯铁受训与虚假摆拍剪成冲突黑料去换取五百万。16岁的赵左右断然拒绝了荀未来的功利算计，他举起赵了送他的索尼DV机，在厂区废旧库房门外真实记录下了醉酒老工人摩挲着鞋垫、含泪回忆上世纪90年代暴风雪夜罗厂长背着受伤工友狂奔几里路送医的动人往事，并在组装车间窗外与罗爱文一起听到了罗父与总工程师林善才的苦衷，最终将光盘堂堂正正交还给罗仕强（罗仕强深受触动，拍着少年的肩送他“安之若命”四字，罗爱文也在厂外雪夜石阶上向赵左右立志以后要学真技术当罗总工）。当晚（第15-8场），因脑海中两套时间线记忆剧烈撕裂而痛不欲生的41岁荀未来，独自跑到风雪呼啸的冰封岁月潭上，咬住卡奇滋巧克力饼干棒打亮金属打火机企图自我放逐；16岁的赵左右与66岁的赵了冒雪狂奔赶到，赵左右冲上去一巴掌狠狠拍飞了荀未来手中的打火机，播放DV里同学们录给荀哥的《致未来的我》，老、中、青三代赵左右在漫天风雪中痛哭相拥，彻底解开所有心结！返校后的EP16，决定退学去寻访余博士的荀未来在学校门口把漫画屋旧书卖给收废品大爷，用换来的一把五毛钱荷花硬币为16岁的赵左右补买了一只生日蛋糕（并道出“我不打算寻过去了，我要寻未来”），赵左右与伙伴们含泪挥手送别荀哥，并在周六陪着母亲刘美奕前往《江湖侠警》试镜教室，见证妈妈在徐图图白毛线帽的鼓励下重焕光彩。</w:t>
+      </w:r>
+    </w:p>
+    <w:p>
+      <w:pPr>
+        <w:spacing w:before="120" w:after="60" w:line="384" w:lineRule="auto"/>
+        <w:jc w:val="left"/>
+      </w:pPr>
+      <w:r>
+        <w:rPr>
+          <w:rFonts w:ascii="Arial" w:hAnsi="Arial" w:eastAsia="黑体"/>
+          <w:b/>
+          <w:color w:val="141414"/>
+          <w:sz w:val="22"/>
+        </w:rPr>
+        <w:t>（四）第三卷·黑夜篇（EP17—EP23）：《孤独的饭桶》吃播走红、拉开502黑帘洞悉真相、荒村与快餐店的苦夏担当、初雪唤醒与卡30分钟时间差破局</w:t>
+      </w:r>
+    </w:p>
+    <w:p>
+      <w:pPr>
+        <w:spacing w:before="40" w:after="100" w:line="384" w:lineRule="auto"/>
+        <w:ind w:firstLine="420"/>
+        <w:jc w:val="left"/>
+      </w:pPr>
+      <w:r>
+        <w:rPr>
+          <w:rFonts w:ascii="Times New Roman" w:hAnsi="Times New Roman" w:eastAsia="宋体"/>
+          <w:b w:val="0"/>
+          <w:color w:val="141414"/>
+          <w:sz w:val="21"/>
+        </w:rPr>
+        <w:t>到了EP17《不速之客》、EP18《一夜剧变》与EP19《仁》，当荀未来与赵了在雪原古堡与市二院同2058年实习生小雪（林开颜）惊险周旋时，校园里的16岁赵左右迎来了温暖的创作爆发期：他在街边小面馆支持母亲刘美奕放弃顶替年轻演员得来的大女主、改去小剧组演普通妈妈角色；在东湖公园尖顶礼拜堂雪夜木栈道上与徐图图定下探店之约，深夜带着徐图图踩着垃圾桶翻越八中操场铁围栏跳进雪地看造雪机（听徐图图感叹“好喜欢雪啊，但是春天一来雪就化了，好像美好的东西都是短暂的”）；并在八中食堂用DV拍下徐图图大口吃炸鸡饭与五罐黄桃罐头的治愈画面，受徐图图“电子榨菜”灵感启发，与徐图图、王一漫在微机室正式将视频上传【黍豆网】（标题：《陪你吃饭·第一期｜作者：赵左右带你看》，后升级为《孤独的饭桶》栏目），迅速走红校园！在EP19第19-3场夜晚，赵左右骑车经过十字路口大巴车烧烤摊时，发现了穿着赵了宽大红羽绒服买烤串、因怕被他撞见几天没洗澡的狼狈模样而一头钻进路边绿色大塑料垃圾桶里的荀未来——16岁的少年没有丝毫嫌弃，冲上去一把抱住满身酸臭味的荀未来大喊：“荀哥，你别说你几天没洗澡身上一股垃圾味了，就是你现在刚从粪坑里头爬出来，我们也不会嫌弃你的！你永远都是我们的荀哥！”这一抱促成了16岁、41岁、66岁三个赵左右首次在502室客厅茶几旁以“邻居和朋友”的名义围坐吃烤串，并在2008年8月的盛夏午后穿着花衬衫大裤衩抱来大西瓜，在502室度过了三代同吃西瓜、去电玩城打街机的快乐暑假。然而就在父亲赵东来拿回三张北京奥运会门票、赵左右兴高采烈往行李箱叠衣服准备次日全家坐火车去北京看奥运的清晨（第19-6/19-7场），再次潜回2008年的小雪潜入502室用神经毒针刺倒66岁赵了致其心脏骤停沦为植物人！当荀未来为防小雪补刀而背着昏迷的老赵从市二院转移藏匿后，拿着备用钥匙走进人去楼空的502室的16岁赵左右，一步步走入里间，伸手一把拉开了那幅遮蔽整面墙壁的纯黑绒布帘——只见黑帘背后满墙钉着红线串联的【左右（16岁）、荀（41岁·2035穿越·舒图之死！）、了（66岁·2058穿越）】时间线索图、车祸剪报与三代合影！16岁的少年瘫坐在502暗室地板上，右手死死扣着地上的《三人行》创刊号，终于凭自己的眼睛彻底洞悉了“荀未来是41岁的我、赵了是66岁的我、而未来徐图图会死于车祸”的全部真相！</w:t>
+      </w:r>
+    </w:p>
+    <w:p>
+      <w:pPr>
+        <w:spacing w:before="40" w:after="100" w:line="384" w:lineRule="auto"/>
+        <w:ind w:firstLine="420"/>
+        <w:jc w:val="left"/>
+      </w:pPr>
+      <w:r>
+        <w:rPr>
+          <w:rFonts w:ascii="Times New Roman" w:hAnsi="Times New Roman" w:eastAsia="宋体"/>
+          <w:b w:val="0"/>
+          <w:color w:val="141414"/>
+          <w:sz w:val="21"/>
+        </w:rPr>
+        <w:t>到了EP20《涉过夏天》，得知全部真相的16岁赵左右在一夜之间长大了。当晚在街边砂锅麻辣烫店，当小雪假冒赵了孙女找上门索要502室钥匙、随口说出“爷爷去年（2007年8月）台风帕布捐款”时，已经看过502暗室时间板（深知66岁的自己是2008年1月才穿越来2008年）的赵左右当场识破了她的谎言，并在瞥见她背后藏着的毒针后急中生智，谎称“钥匙锁屋里了”，拔腿狂奔跳上G54路末班车死里逃生守住了502钥匙！回到五楼楼梯间，听到501室屋内父母因父亲国企下岗、母亲为不让萍姐为难主动辞去影院经理而压抑商量生计的谈话，懂事的少年没有再向父母开口要钱：他先去东湖咖啡馆接下10块钱发传单的兼职（把路人随手扔在垃圾桶旁的传单一张张捡起来擦干净继续发），又以社会实践为由主动揽下家里买菜做饭的活儿，在《梦的解析》书底下藏着记账本一毛一分地攒买菜差价；随后在远郊荒村照料植物人老赵的荀未来用匿名ID【回到未来】在视频下留言“求店名！”的点醒下，赵左右带着徐图图、王一漫将吃播升级为【八中姐妹花】探店频道，用300元一次的“电子传单”探店视频赚到了第一桶金，不仅堂堂正正把伙食费交到父母手中、正式向父母宣布“一年半后我要参加艺考当电视编导”，更在“5元自助快餐店”拍摄素材时无意间撞见头戴草帽、蹬三轮车送菜后在角落边吃5元快餐边看书的退学挚友陈明！看着昔日骄傲的学神沦落至此，赵左右与徐图图、王一漫心疼不已，三人将拍探店视频攒下的全部助学款连同一张赵左右亲手写的字条（“一切都会好起来的，我们等你回来”），塞进一个贴着“答案箱”标签的铁罐里留在快餐店打菜台旁资助陈明重返校园；并在本集片尾一路反跟踪小雪至挂着“057-”门牌的地下旧物仓库，拉开百叶门锁定了那座秘密跨时空公用电话亭。</w:t>
+      </w:r>
+    </w:p>
+    <w:p>
+      <w:pPr>
+        <w:spacing w:before="40" w:after="100" w:line="384" w:lineRule="auto"/>
+        <w:ind w:firstLine="420"/>
+        <w:jc w:val="left"/>
+      </w:pPr>
+      <w:r>
+        <w:rPr>
+          <w:rFonts w:ascii="Times New Roman" w:hAnsi="Times New Roman" w:eastAsia="宋体"/>
+          <w:b w:val="0"/>
+          <w:color w:val="141414"/>
+          <w:sz w:val="21"/>
+        </w:rPr>
+        <w:t>到了EP21《当雪落下》高二开学（2008年9月），奉高尚之命回2008年找赵先生道歉求和的小雪伪装成转校生来到高二（2）班，成了赵左右的同桌。中午在学校食堂，赵左右主动招手叫小雪坐到对面，开门见山挑明自己看到她进过地下旧物仓库的秘密电话亭，冷冷让她“滚蛋”；当小雪端出未来成年人的架子教训他“小朋友，等上了社会要学会说话客气一点”时，赵左右掰着手指促狭坏笑：“小朋友？小雪，我92年的，算了算，你爸你妈都是00后吧？”一句话精准踩中小雪痛脚，激得小雪猛拍餐桌脱口喊出：“我爸我妈00后咋的了？老娘大学都毕业了！”赵左右眼疾手快瞥见刚进食堂的戴主任，故意高举右手大喊“戴主任！小雪说她大学都已经毕……”，吓得小雪扑过餐桌死死捂住他的嘴惊恐求饶（“别搞我行吗？”），赵左右嫌弃地甩开她的手，留下一句“你好自为之，旅行愉快”起身离去。当晚在501室门前楼道里，小雪堵住赵左右苦苦哀求原谅时，无意间说漏嘴“我不应该拿菠萝汁害赵爷爷”——此前只知赵爷爷过敏住院、并不知竟是小雪蓄意下毒的赵左右如遭雷击，怒骂她“骗子”并砰地摔上防盗铁门；次日在教室里，他给贪吃的罗爱文使眼色拒收小雪讨好的零食，又在图书馆冲上前将徐图图护在身后（王一漫也在班里坚定表态“还是相信左右吧，她肯定有问题”）。然而在此后的三个月里，小雪为了赎罪，不仅换上“长林速递”工作服给赵左右父母送来两张写有“Orz.”颜文字的【2008费秦巡回演唱会门票】（令赵左右推开卧室窗户冲楼下她的背影大喊“你别再这样了！多少钱我给你！”），更在徐图图收下复古旧款粉色MP3解围、请吃食堂汉堡、午休披校服、初雪操场拉她一起堆雪人的四件暖事感化下真心悔悟，甚至主动在雪地里替感冒低烧的徐图图清扫包干区积雪。赵左右将这一切看在眼里，虽在心底感叹“如果她是真心悔过，时间会证明的”，却依然保持警惕（“可哪怕她是真心悔过，我也不能告诉她赵爷爷已经变成植物人了，我也害怕，怕人性是经不住考验的”）。三个月后的冬日初雪，赵左右在操场用DV拍下徐图图、王一漫、罗爱文拉着小雪欢笑堆雪人的画面传给荒村破屋的荀未来，这段视频奇迹般唤醒了昏迷数月的66岁植物人赵了！当晚赵左右在第八中学站登上风雪中的54路有轨电车，与坐在前排的荀未来和苏醒归来的赵了含泪重逢相拥，并在大巴车烧烤摊上把小雪这三个月转学进班、送礼赔罪的经过原原本本告诉了两个未来的自己。老谋深算的赵了提出“防人之心不可无，我们还得试探试探她”。次日，三代人联手设局：先由赵左右在学校杂物间铁栅栏门前冷冷向小雪抛出“赵爷爷被你害成植物人、再也醒不过来了”的假消息，随后领着忐忑不安的小雪走进502室卧室——面对鼻孔插着吸氧管假装昏迷的赵了与怒目下逐客令的荀未来，小雪非但没有半点灭口成功的庆幸，反而愧疚低头道歉，主动提出带赵爷爷回2058年用未来医疗手段救治、愿掏出自己微薄的积蓄补贴医药费，甚至把地下旧物仓库废弃电话亭的往返通道底牌和盘托出！见小雪真正通过了人性考验，床上“昏迷”的赵了这才重重咳嗽一声、拔掉吸氧管坐起身来，三代人与小雪正式达成和解。</w:t>
+      </w:r>
+    </w:p>
+    <w:p>
+      <w:pPr>
+        <w:spacing w:before="40" w:after="100" w:line="384" w:lineRule="auto"/>
+        <w:ind w:firstLine="420"/>
+        <w:jc w:val="left"/>
+      </w:pPr>
+      <w:r>
+        <w:rPr>
+          <w:rFonts w:ascii="Times New Roman" w:hAnsi="Times New Roman" w:eastAsia="宋体"/>
+          <w:b w:val="0"/>
+          <w:color w:val="141414"/>
+          <w:sz w:val="21"/>
+        </w:rPr>
+        <w:t>到了EP22《背对背，肩并肩》与EP23《不可战胜的敌人》，随着高尚在2058年翻出009号绝密档案、82岁老年余博士启动局部熵减时空修正，16岁的赵左右在路虎车上提起自己当初因为忙着背书推掉了去罗爱文家汽配厂剪彩蹭饭，让赵了与荀未来瞬间想通了“原初时间线里小赵是在去罗家工厂路上经过岁月路自助银行撞见徐家宝抢劫才留下的左额角月牙疤”！当晚老、中、青三代赵左右赶往岁月路24小时自助银行外联手设伏，一拥而上按倒了持美工刀抢劫取款阿姨的蒙面歹徒——徐图图的赌鬼生父徐家宝（搏斗中小赵额头轻擦伤），并在502室用DV拍下其报身份证号认罪的完整视频。决战前夜的五零一室里，16岁的赵左右与父母及41岁的荀未来、66岁的赵了围坐一堂，在厨房闹出炒菜起火的轻喜插曲后，共享了催人泪下的“五口之家团圆饺子宴”，听母亲说出“家是避风港，不是凯旋门”，并在风雪街头陪父母含泪送别两个未来的自己；当晚十点半在地下旧物仓库公用电话亭前（第22-7场），面对高尚率领黑衣保镖队的铁桶合围、小雪为救徐图图死死按住电话亭挂断键的冲冠反叛以及66岁赵了走进电话亭在白光吞没前那声震耳欲聋的“跑——！！”，16岁的赵左右与41岁的荀未来抄起地上的长木条，背对背、肩并肩杀出重围！在EP23荒村破瓦房的决战前夜（第23-3场），面对荀未来制定的“利用小雪塞给他们的58003号员工卡卡30分钟时间差躲去2058年保住记忆”的奇谋，16岁的赵左右含泪对41岁的自己说出了肺腑之言：“荀哥，其实我一直都觉得，我们虽然是一个人，但同时也是三个人。是同学、是邻居、是朋友。我不想照镜子，镜子里的那个人不是你，也不是赵爷爷。”次日，当荀未来在麻辣烫店完成四重时空同桌诀别并被捕在2058实验室用“克隆人悖论”拖住余博士时，16岁的赵左右在地下旧物仓库用“魔术学校期末考关门消失术”忽悠走搬运工，在修正启动瞬间刷58003员工卡穿去2058年五楼走廊（迎面撞见被带走的小雪，听小雪流泪嘱托“赵左右，你要是真想谢我，就给我好好照顾徐图图，不许她受到一点伤害，听到没有？！”），并在荀未来与赵了暴起锁喉高尚、用旧螺丝刀撬开通风管道掩护下顺利重返2008年！然而当他推开林海雪原电话亭门走回2008年时（第23-6场），时空修正已推进至【82%】——父母、徐图图、王一漫、罗爱文脑中关于荀未来、赵了与小雪的记忆被彻底清空，微机室电脑上的红色U盘当场爆出火花烧毁，黍豆网视频全部消失，连《三人行》杂志社都突遭大火化为一片焦黑废墟！少年跪在漫天烟尘的火场废墟中捧着残存的《三人行》创刊号失声痛哭，最终独自坐在风雪夜的串串香大巴车里，隔着结满冰花的车窗立下孤勇誓言：“其实我恨，我恨所有人都忘了，就这么忘了，无情地忘了。只有我记得。但或许……只有我记得就够了。我会装作忘了你们，继续走下去，然后在未来的某一天，成为你们，再回到大家的身边。”</w:t>
+      </w:r>
+    </w:p>
+    <w:p>
+      <w:pPr>
+        <w:spacing w:before="120" w:after="60" w:line="384" w:lineRule="auto"/>
+        <w:jc w:val="left"/>
+      </w:pPr>
+      <w:r>
+        <w:rPr>
+          <w:rFonts w:ascii="Arial" w:hAnsi="Arial" w:eastAsia="黑体"/>
+          <w:b/>
+          <w:color w:val="141414"/>
+          <w:sz w:val="22"/>
+        </w:rPr>
+        <w:t>（五）大结局终章（EP24《独自面对》）：从四年“全知囚徒”与2012冬夜拎啤酒瓶指雪人哭喊，到覆雪操场重堆雪人归还未知、飞霞路雪夜流血破局卡死99%</w:t>
+      </w:r>
+    </w:p>
+    <w:p>
+      <w:pPr>
+        <w:spacing w:before="40" w:after="100" w:line="384" w:lineRule="auto"/>
+        <w:ind w:firstLine="420"/>
+        <w:jc w:val="left"/>
+      </w:pPr>
+      <w:r>
+        <w:rPr>
+          <w:rFonts w:ascii="Times New Roman" w:hAnsi="Times New Roman" w:eastAsia="宋体"/>
+          <w:b w:val="0"/>
+          <w:color w:val="141414"/>
+          <w:sz w:val="21"/>
+        </w:rPr>
+        <w:t>到了EP24《独自面对》（大结局），独自背负着全部未来记忆走过2009年至2012年的赵左右，并没有迎来爽文式的开挂人生，反而陷入了最残酷的“全知反噬”。2009年秋高三开学季清晨（第24-1至24-3场），他在八中孔子雕像前惊喜迎回了走出阴霾、背着书包阳光复学的挚友陈明（陈明指着当年“答案箱”铁罐里的字条微笑道：“谢谢你的字条，字丑了点，以后别写了……那次，谢了”）；在走廊送别即将飞往德国留学、坚定争取学造新能源汽车的罗爱文；在高三早读课全班齐诵韩愈《师说》（“三人行，则必有我师”）后，于冬日飘雪连廊下将第一集借走的那支酒红色金夹英雄钢笔郑重归还给决定报考北京外交学院的王一漫，鼓励她到了大学勇敢“发一次疯”，定下“顶峰相见”之约；并在广播站送给高三最后一次播音紧张冒汗的徐图图一只黄色解压捏捏乐。然而，唯独赵左右自己的精神却在三代记忆与沉重宿命的挤压下日趋崩溃，必须靠大把吞服多维元素片硬撑。</w:t>
+      </w:r>
+    </w:p>
+    <w:p>
+      <w:pPr>
+        <w:spacing w:before="40" w:after="100" w:line="384" w:lineRule="auto"/>
+        <w:ind w:firstLine="420"/>
+        <w:jc w:val="left"/>
+      </w:pPr>
+      <w:r>
+        <w:rPr>
+          <w:rFonts w:ascii="Times New Roman" w:hAnsi="Times New Roman" w:eastAsia="宋体"/>
+          <w:b w:val="0"/>
+          <w:color w:val="141414"/>
+          <w:sz w:val="21"/>
+        </w:rPr>
+        <w:t>2010年初春（第24-5场），18岁的赵左右远赴北京参加华彩艺术学院电视编导专业四试面试，面对四位考官“你的作品到底是艺术品还是商品、拍探店视频初衷是什么”的追问，满脑子被41岁功利记忆裹挟、只想着必须在2033年前赚大钱救图图的他，竟在考场上脱口喊出“我得赚钱啊！”，因彻底弄丢了少年人的纯粹与自洽而四试落榜。2010年夏高考结束当晚的毕业火锅宴上（第24-6场），听着陈明神级拆解最后一道分值5分的数学压轴选择题（“如果看出了是陷阱就会选C，但其实踏入了另一个陷阱，正确答案是B”），赵左右惊恐地发现自己因考场上瞻前顾后把原本算对的B改成了C，最终高考仅考出570分；在1449室里（第24-7场），面对为了跟他去同一个城市而想委曲求全报考北京专科学校的徐图图，深爱她的赵左右温柔而坚定地劝阻了她：“以后你还可以来北京读研，来北京工作。但我不想你为我走错了路，学不喜欢的专业，白白浪费四年。那我会内疚一辈子的。人生那么长，什么时候赴约都不迟。”而在501室查录取结果那天（第24-8场），因为父亲赵东来在志愿表上偷偷勾选了“服从调剂”，赵左右被命运一分不差地推回了原初时间线的起点——【北京云都大学计算机应用系】！</w:t>
+      </w:r>
+    </w:p>
+    <w:p>
+      <w:pPr>
+        <w:spacing w:before="40" w:after="100" w:line="384" w:lineRule="auto"/>
+        <w:ind w:firstLine="420"/>
+        <w:jc w:val="left"/>
+      </w:pPr>
+      <w:r>
+        <w:rPr>
+          <w:rFonts w:ascii="Times New Roman" w:hAnsi="Times New Roman" w:eastAsia="宋体"/>
+          <w:b w:val="0"/>
+          <w:color w:val="141414"/>
+          <w:sz w:val="21"/>
+        </w:rPr>
+        <w:t>从2010年秋到2012年冬（第24-8至24-9场），在北京云都大学计算机系熬过三年的20岁青年赵左右彻底沦为了“全知记忆的囚徒”——他明明知道每一道程序怎么写、知道未来会发生什么，却活得像一具麻木的行尸走肉，连走在教学楼台阶上被同学撞翻快餐盒洒了一地都毫无反应，只能与留在长林读大学的徐图图靠异地电话勉强维系。2012年冬的大三寒假返乡夜（第24-9场），身穿深色连帽毛呢大衣的20岁赵左右，手里拎着一个绿色玻璃啤酒瓶，步履踉跄地独自行走在积雪的公园林间木栈道上。他扶着枯树痛苦干呕，绝望低吼：“怎么办……一切都变回去了……我做什么都没有用……我掌控不了我的人生……二十年后……我也救不了图图……”当他抬起满是泪痕的脸时，看见前方木栈道旁的路灯下静静立着一个插着红胡萝卜鼻子、嘴角弯弯微笑的雪人。醉意与悲愤交加的赵左右跌跌撞撞冲到雪人面前，拎着啤酒瓶指着雪人撕心裂肺地哭喊质问：“笑什么？我问你笑什么！连我今天会崩溃你也算到了吧？对，你什么算不到啊？所以无论我多努力，无论我做什么，我什么也改变不了，我赢不了你！可为什么偏偏是我？为什么？！”——当年在1998年雪夜阴影里困惑看着失控陌生大人拿酒瓶冲雪人咆哮踹碎雪人的6岁小男孩，在被全知宿命碾压了十四年后，竟在不知不觉中活成了当年那个冲雪人发疯的失意成年人！</w:t>
+      </w:r>
+    </w:p>
+    <w:p>
+      <w:pPr>
+        <w:spacing w:before="40" w:after="100" w:line="384" w:lineRule="auto"/>
+        <w:ind w:firstLine="420"/>
+        <w:jc w:val="left"/>
+      </w:pPr>
+      <w:r>
+        <w:rPr>
+          <w:rFonts w:ascii="Times New Roman" w:hAnsi="Times New Roman" w:eastAsia="宋体"/>
+          <w:b w:val="0"/>
+          <w:color w:val="141414"/>
+          <w:sz w:val="21"/>
+        </w:rPr>
+        <w:t>次日白天（第24-10场），身穿白色长款羽绒服的20岁赵左右独自走上母校覆雪大操场，41岁的荀未来在2058年82岁余博士（“他已经不会生活了，满脑子只有未来，只有命运。可如果一个人什么都知道，真的会活得更好吗？”）的点醒下再次穿越归来，温和地邀他：“好久没有堆雪人了。陪我堆个雪人吧。”两人在操场雪地上并肩堆完第三个雪人，荀未来以此作为定位信号，请2058年的余博士亲手清除了自己和赵了强加给小赵的所有关于未来的预知记忆，将“未知的权利”彻底归还给少年（“去做回那个莽撞的少年吧，或许最后的变数，反而在这未知之中呢。那一刻我才寻到——原来未知，才是未来”）。白光闪过，忘却了一切沉重预言与宿命枷锁的20岁赵左右揉了揉太阳穴，低头看着面前堆得歪歪扭扭的雪人，噗嗤一笑骂道：“这雪人也太丑了吧。这是我堆的？”随即开心地蹲下身，兴致勃勃地重新修补起雪人来！</w:t>
+      </w:r>
+    </w:p>
+    <w:p>
+      <w:pPr>
+        <w:spacing w:before="40" w:after="100" w:line="384" w:lineRule="auto"/>
+        <w:ind w:firstLine="420"/>
+        <w:jc w:val="left"/>
+      </w:pPr>
+      <w:r>
+        <w:rPr>
+          <w:rFonts w:ascii="Times New Roman" w:hAnsi="Times New Roman" w:eastAsia="宋体"/>
+          <w:b w:val="0"/>
+          <w:color w:val="141414"/>
+          <w:sz w:val="21"/>
+        </w:rPr>
+        <w:t>就在清除预知记忆的当晚（第24-11场），重新变回那个纯粹莽撞少年的20岁赵左右穿着浅驼色牛角扣大衣、拎着一袋零食来到飞霞路小区找徐图图，恰逢徐图图的赌鬼生父徐家宝因当街抢劫大妈钱包被警察戴上手铐押入警车！路边一名围观男子举起银色翻盖手机对着徐图图边拍视频边大声羞辱她是“抢劫犯的闺女”——就在这原初时间线里击垮徐图图自尊、迫使她羞耻改名“舒图”的致命节点上，脑子里已经没有任何功利算计的赵左右凭着一腔少年本能，像小豹子一样猛冲上去一把夺过偷拍男的手机！在雪地殊死扭打中，偷拍男抓起路边带棱角的冻石块狠狠砸在赵左右的左额角上，鲜血瞬间顺着眉骨奔涌而出（左额角那道月牙形伤疤，竟在这一刻因保护挚爱而以全新的荣耀方式正式烙下！）。满脸是血的赵左右死死抱住对方大腿，当着徐图图的面将翻盖手机里的偷拍视频彻底删除并摔碎手机，拉起徐图图跑进僻静雪巷，从兜里掏出随身的小手电筒射向漫天飞雪，为泪流满面的少女照亮了一场只属于两个人的“暖雪”！看着眼前为自己头破血流却还在傻笑的少年，徐图图彻底解开了原生家庭的羞耻心结，仰起脸大声喊出：“不怕！我爸做什么事跟我有什么关系啊，别人爱怎么说怎么说，老娘才不在乎呢！”正是因为这一夜少年凭未知本能护住了她的尊严，这一世她终生坦坦荡荡名叫“徐图图”、从未改名“舒图”，从而令2058年主控室里的时空修正进度因“2033年查无舒图”永远死死定格在了【99%】！而在全新时间线的2033年冬日（第24-12场），41岁的赵左右头戴那顶白色眨眼笑脸毛线帽，在洒满阳光的温馨客厅里与平安健在、笑容明媚的妻子徐图图深情相拥，递上了那张用相框精心装裱了二十五年的高中广播站选票——【赵左右一票 投给徐图图】。</w:t>
       </w:r>
     </w:p>
     <w:p>
@@ -2534,7 +2702,7 @@
           <w:color w:val="141414"/>
           <w:sz w:val="21"/>
         </w:rPr>
-        <w:t>• “荀哥，你别说你几天没洗澡身上一股垃圾味了，就是你现在刚从粪坑里头爬出来，我们也不会嫌弃你的！你永远都是我们的荀哥！”（EP19第19-3场，赵左右骑车追上狼狈落魄的荀未来时毫无嫌弃的赤诚拥抱）</w:t>
+        <w:t>• “荀哥，你别说你几天没洗澡身上一股垃圾味了，就是你现在刚从粪坑里头爬出来，我们也不会嫌弃你的！你永远都是我们的荀哥！”（EP19第19-4场，赵左右骑车追上狼狈落魄的荀未来时毫无嫌弃的赤诚拥抱）</w:t>
       </w:r>
     </w:p>
     <w:p>
@@ -2549,7 +2717,7 @@
           <w:color w:val="141414"/>
           <w:sz w:val="21"/>
         </w:rPr>
-        <w:t>• “荀哥，其实我一直都觉得，我们虽然是一个人，但同时也是三个人。是同学、是邻居、是朋友。我不想照镜子，镜子里的那个人不是你，也不是赵爷爷。”（EP23第23-3场，时空修正决战前夜荒村破屋里16岁少年对中年自我的肺腑之言）</w:t>
+        <w:t>• “荀哥，其实我一直都觉得，我们虽然是一个人，但同时也是三个人。是同学、是邻居、是朋友。我不想照镜子，镜子里的那个人不是你，也不是赵爷爷。”（EP23第23-12场，时空修正决战前夜荒村破屋里16岁少年对中年自我的肺腑之言）</w:t>
       </w:r>
     </w:p>
     <w:p>
@@ -2564,7 +2732,7 @@
           <w:color w:val="141414"/>
           <w:sz w:val="21"/>
         </w:rPr>
-        <w:t>• “其实我恨，我恨所有人都忘了，就这么忘了，无情地忘了。只有我记得。但或许……只有我记得就够了。我会装作忘了你们，继续走下去，然后在未来的某一天，成为你们，再回到大家的身边。”（EP23第23-6场片尾，全员失忆后少年独自坐在雪夜串串香大巴车里的孤勇独白）</w:t>
+        <w:t>• “其实我恨，我恨所有人都忘了，就这么忘了，无情地忘了。只有我记得。但或许……只有我记得就够了。我会装作忘了你们，继续走下去，然后在未来的某一天，成为你们，再回到大家的身边。”（EP23第23-24场片尾，全员失忆后少年独自坐在雪夜串串香大巴车里的孤勇独白）</w:t>
       </w:r>
     </w:p>
     <w:p>

--- a/01_《三人行》全24集全流程标杆成品库/05_核心人物一人一档/人物01_赵左右（16—20岁少年与青年本体 ＆ 6岁幼年态）.docx
+++ b/01_《三人行》全24集全流程标杆成品库/05_核心人物一人一档/人物01_赵左右（16—20岁少年与青年本体 ＆ 6岁幼年态）.docx
@@ -911,7 +911,7 @@
           <w:color w:val="141414"/>
           <w:sz w:val="21"/>
         </w:rPr>
-        <w:t>少年与青年态赵左右身高约180cm，身形清瘦修长，肩线平直但尚带16岁少年的单薄感，腰背挺拔且充满少年人的弹性与敏捷度。面部呈典型的阳光少年鹅蛋偏修长脸型，颌面干净利落，下巴微翘；额头饱满光洁，在2008—2010年主线剧情中，因为41岁荀未来与66岁赵了的介入改写了“替罗爱文去爱荣机械厂剪彩蹭饭并在岁月路追劫匪”的因果，其左额角发际线下方光洁无疤（直至EP24大结局2012年冬大三寒假飞霞路雪夜与偷拍男搏斗被石块砸破流血，才正式烙印下那道贯穿三代赵左右的月牙形疤痕）。眉形为自然浓密的少年剑眉，眉尾微扬；双眼为极具神采的内双杏眼，眼白清澈，瞳仁乌黑明亮，情绪波动时眼神直白、藏不住心事——得意时眼角眉梢尽是飞扬跋扈的笑意，委屈或愧疚时眼眶极易泛红蓄泪；鼻梁挺直、鼻头微圆带亲和力；唇形适中、嘴角天然微向上翘，笑起来露出整齐洁白的牙齿，极具千禧年高中少年的鲜活感染力。肤色为健康自然的暖白皮，面部毫无成年人的沧桑褶皱。6岁幼年态身高约115cm，脸颊圆润饱满如苹果，留着厚实的锅盖齐刘海，乌黑大眼睛闪烁着孩童的纯粹与执拗。</w:t>
+        <w:t>少年与青年态赵左右身高约180cm，身形清瘦修长，肩线平直但尚带16岁少年的单薄感，腰背挺拔且充满少年人的弹性与敏捷度。面部呈典型的阳光少年鹅蛋偏修长脸型，颌面干净利落，下巴微翘；额头饱满光洁，在2008—2010年主线剧情中，因为41岁荀未来与66岁赵了的介入改写了“替罗爱文去爱荣机械厂剪彩蹭饭并在岁月路追劫匪”的因果，其左额角发际线下方光洁无疤（直至EP24大结局2012年冬大三寒假飞霞路雪夜与偷拍男搏斗被石块砸破流血，才正式烙印下那道贯穿三代赵左右的月牙形疤痕）。眉形为自然浓密的少年剑眉，眉尾微扬；双眼为极具神采的内双杏眼，眼白清澈，瞳仁乌黑明亮，情绪波动时眼神直白、藏不住心事——得意时眼角眉梢尽是飞扬跋扈的笑意，委屈或愧疚时眼眶极易泛红蓄泪；鼻梁挺直、鼻头微圆带亲和力；唇形适中、嘴角天然微向上翘，笑起来露出整齐洁白的牙齿，极具千禧年高中少年的鲜活感染力。肤色为健康自然的暖白皮，面部毫无成年人的沧桑褶皱。6岁幼年态（宋睿恩 饰）身高约115cm，脸颊圆润饱满如苹果，留着厚实的锅盖齐刘海，乌黑大眼睛闪烁着孩童的纯粹与执拗。</w:t>
       </w:r>
     </w:p>
     <w:p>
@@ -1626,7 +1626,7 @@
           <w:color w:val="141414"/>
           <w:sz w:val="21"/>
         </w:rPr>
-        <w:t>在全剧心理弧光的第二阶段（黄昏篇），赵左右经历了一场深刻的心理危机与自我救赎。被41岁舒图痛骂后的他，为了向所有人证明自己选文科没有错，陷入了比父亲和荀未来更极端的“唯结果论”焦虑之中——他疯狂刷题直到低血糖晕倒，甚至在开学考后为了保住文科班班长之位，鬼使神差地动用了荀未来留下的钥匙潜入戴主任办公室偷看绝密文综卷。挚友陈明替他全校广播顶包退学的惨痛代价，击碎了他的虚荣防线。而在EP12–13通过老黄历与走廊喊名字识破“荀未来就是41岁的我自己”后，16岁的赵左右爆发出了全剧最耀眼的主体性觉醒：他没有向拥有未来全知视角的“成年自我”跪拜臣服，而是被日历上荀未来用红笔写下的那句自省“你选的未来，问过我想要吗？”彻底点醒，并在走廊喊出“赵左右”验证其10秒回头本能后，正式向未来的自己发起《我与我的宣战》。这一刻，他完成了从“被父亲规划”和“被未来自己规划”的双重客体，向真正掌握自己人生方向盘的独立主体的心理跨越。</w:t>
+        <w:t>在全剧心理弧光的第二阶段（黄昏篇），赵左右经历了一场深刻的心理危机与自我救赎。被41岁舒图痛骂后的他，为了向所有人证明自己选文科没有错，陷入了比父亲和荀未来更极端的“唯结果论”焦虑之中——他疯狂刷题直到低血糖晕倒，甚至在开学考后为了保住文科班班长之位，鬼使神差地动用了戴娟交给他的办公室钥匙潜入戴主任办公室偷看绝密文综卷。挚友陈明替他全校广播顶包退学的惨痛代价，击碎了他的虚荣防线。而在EP12–13通过老黄历与走廊喊名字识破“荀未来就是41岁的我自己”后，16岁的赵左右爆发出了全剧最耀眼的主体性觉醒：他没有向拥有未来全知视角的“成年自我”跪拜臣服，而是清醒地宣告“你选的未来，问过我想要吗？”。这一刻，他完成了从“被父亲规划”和“被未来自己规划”的双重客体，向真正掌握自己人生方向盘的独立主体的心理跨越。</w:t>
       </w:r>
     </w:p>
     <w:p>
@@ -1719,7 +1719,7 @@
           <w:color w:val="141414"/>
           <w:sz w:val="21"/>
         </w:rPr>
-        <w:t>1992年1月21日，赵左右出生于东北工业老城长林市。在EP01《夺回人生》开篇的1998年深冬雪夜（第1-1至1-4场），年仅6岁的幼年赵左右头戴深蓝配红护耳针织帽、围着鲜红粗毛线围脖、背着灰帆布书包，怀里揣着给在电影院加班的母亲刘美奕送完红烧肉后的空保温盒，从54路绿白有轨电车上跑下来。他闷头穿过路边拍照男女的镜头（礼貌地喊了声“不好意思啊”），跑到街边炭火烤串摊用零花钱给爱吃烤串的妈妈买羊肉串。摊主看他可爱多送了一串烤韭菜，但谨记妈妈“不能随便要别人东西”教诲的小赵左右，哪怕看到末班有轨电车已经进站，依然执意跑回烤串摊把那串烤韭菜退还给摊主，结果错过了末班电车，只能迈着小短腿追着电车一路跑回家，展现出根植于骨子里的纯良与守信。</w:t>
+        <w:t>1992年1月21日，赵左右出生于东北工业老城长林市。在EP01《夺回人生》开篇的1998年深冬雪夜，年仅6岁的幼年赵左右头戴深蓝配红护耳针织帽、围着鲜红粗毛线围脖、背着灰帆布书包，怀里揣着给在电影院加班的母亲刘美奕送完红烧肉后的空保温盒，从54路绿白有轨电车上跑下来。他闷头穿过路边拍照男女的镜头（礼貌地喊了声“不好意思啊”），跑到街边炭火烤串摊用零花钱给爱吃烤串的妈妈买羊肉串。摊主看他可爱多送了一串烤韭菜，但谨记妈妈“不能随便要别人东西”教诲的小赵左右，哪怕看到末班有轨电车已经进站，依然执意跑回烤串摊把那串烤韭菜退还给摊主，结果错过了末班电车，只能迈着小短腿追着电车一路跑回家，展现出根植于骨子里的纯良与守信。</w:t>
       </w:r>
     </w:p>
     <w:p>
@@ -1735,7 +1735,7 @@
           <w:color w:val="141414"/>
           <w:sz w:val="21"/>
         </w:rPr>
-        <w:t>当晚回到福慧家园红砖家属院（第1-4场），6岁的赵左右捧着白色餐盒走进院落，站在几步外的阴影里，静静目睹了一个素不相识、情绪失控的成年陌生男人正拿着酒瓶指着院落中央刚堆好的雪人怒目咆哮：“你是不是笑我？”小赵左右握着餐盒沉默戒备地看着他，那个失控的陌生男人突然狂性大发，抬脚狠狠将雪人踹得四分五裂，嘴里歇斯底里地怒骂：“你笑我是吧？我让你笑！我让你笑！”幼小的赵左右没有贸然冲上去，而是等那个发泄完怒火的陌生男人骂骂咧咧地彻底走远后，才连忙跑到被踹碎的雪堆旁捡起滚落的红色小装饰物。此时五楼窗户传来母亲刘美奕催促上楼吃饭的呼喊（“赵左右！你愣着干啥呢？菜都凉了！”），他脆生生应了一句“来了！”，却没有立刻上楼，而是蹲进冰冷的雪地里，用冻得通红的小手把散落的积雪一点点重新拢回一起，一口气并排堆起了三个高矮不一、紧紧挨在一起的雪人，把红色小装饰物郑重按在小雪人胸前，仰起稚嫩的脸庞对着三个雪人认真地对自己说：“赵左右，老师说，三人成众。你现在不是一个人了。没人再敢欺负你了。”这句童言不仅成为了全剧片名《三人行》的精神源头，更跨越十年与二十五年，成为三代赵左右彼此守望的灵魂图腾。</w:t>
+        <w:t>当晚回到福慧家园红砖家属院，6岁的赵左右捧着白色餐盒走进院落，站在几步外的阴影里，静静目睹了一个素不相识、情绪失控的成年陌生男人正拿着酒瓶指着院落中央刚堆好的雪人怒目咆哮：“你是不是笑我？”小赵左右握着餐盒沉默戒备地看着他，那个失控的陌生男人突然狂性大发，抬脚狠狠将雪人踹得四分五裂，嘴里歇斯底里地怒骂：“你笑我是吧？我让你笑！我让你笑！”幼小的赵左右没有贸然冲上去，而是等那个发泄完怒火的陌生男人骂骂咧咧地彻底走远后，才连忙跑到被踹碎的雪堆旁捡起滚落的红色小装饰物。此时五楼窗户传来母亲刘美奕催促上楼吃饭的呼喊（“赵左右！你愣着干啥呢？菜都凉了！”），他脆生生应了一句“来了！”，却没有立刻上楼，而是蹲进冰冷的雪地里，用冻得通红的小手把散落的积雪一点点重新拢回一起，一口气并排堆起了三个高矮不一、紧紧挨在一起的雪人，把红色小装饰物郑重按在小雪人胸前，仰起稚嫩的脸庞对着三个雪人认真地对自己说：“赵左右，老师说，三人成众。你现在不是一个人了。没人再敢欺负你了。”这句童言不仅成为了全剧片名《三人行》的精神源头，更跨越十年与二十五年，成为三代赵左右彼此守望的灵魂图腾。</w:t>
       </w:r>
     </w:p>
     <w:p>
@@ -1830,7 +1830,7 @@
           <w:color w:val="141414"/>
           <w:sz w:val="21"/>
         </w:rPr>
-        <w:t>到了EP05《回家》，暂住在漫画屋里间通铺的赵左右在雪地天台噩梦中与41岁、66岁的自己发生潜意识共振，白天与荀未来在微机室排查八中贴吧造谣帖IP（查出吧主徐图图一直在暗中删帖保护王一漫）。为了重新点燃小赵的写作信心，荀未来悄悄买通跑腿小哥送来一封伪造的《刘慈欣回信》，令盘腿坐在榻榻米上的赵左右欣喜若狂、捧着信纸反复阅读。然而深夜熄灯后，担心荀哥还没回来会跟自己老爸打起来的赵左右穿起深灰连帽羽绒服出门寻找，在居民楼外走廊长椅下方的台阶阴影里，他先是听见喝高了的父亲赵东来哭诉养家压力与没钱给儿子买新手机的愧疚而心生触动；紧接着却听见长椅上的荀未来拍着大腿得意洋洋地向赵东来炫耀：“人家怎么可能会给一个高中生回信嘛！我找了一个模仿笔迹的大师，你知道吧，把我他妈半个月的工资都干进去了！”赵东来更指着他点破连那本《小知音》也是荀未来在图文店排版印出来的，荀未来还翘着二郎腿传授“多给他提供情绪价值——就是哄着”！站在台阶下的16岁赵左右满脸泪痕、如遭雷击，转身拔腿往风雪夜色深处狂奔而去（赵东来追赶时滑倒闪了老腰，荀未来在雪巷追赶途中因小赵踏入冰湖险境导致身份证画面消散、捂胸摔倒在雪巷中抽搐昏迷，502室的赵了也心悸惊醒）。独自跑到空旷幽暗的冰封湖面中央的赵左右（第5-18场），低头凝视着那封红格假信，颤声说出“如果都是假的，我宁可不要”，决绝松手任寒风卷走信纸，在心底立誓“从今天起，我就再也不写东西了”，话音未落，脚下冰层突然传来异响！</w:t>
+        <w:t>到了EP05《回家》，暂住在漫画屋里间通铺的赵左右在雪地天台噩梦中与41岁、66岁的自己发生潜意识共振，白天与荀未来在微机室排查八中贴吧造谣帖IP（查出吧主徐图图一直在暗中删帖保护王一漫）。为了重新点燃小赵的写作信心，荀未来悄悄买通跑腿小哥送来一封伪造的《刘慈欣回信》，令盘腿坐在榻榻米上的赵左右欣喜若狂、捧着信纸反复阅读。然而深夜熄灯后，担心荀哥还没回来会跟自己老爸打起来的赵左右穿起深灰连帽羽绒服出门寻找，在居民楼外走廊长椅下方的台阶阴影里，他先是听见喝高了的父亲赵东来哭诉养家压力与没钱给儿子买新手机的愧疚而心生触动；紧接着却听见长椅上的荀未来拍着大腿得意洋洋地向赵东来炫耀：“人家怎么可能会给一个高中生回信嘛！我找了一个模仿笔迹的大师，你知道吧，把我他妈半个月的工资都干进去了！”赵东来更指着他点破连那本《小知音》也是荀未来在图文店排版印出来的，荀未来还翘着二郎腿传授“多给他提供情绪价值——就是哄着”！站在台阶下的16岁赵左右满脸泪痕、如遭雷击，转身拔腿往风雪夜色深处狂奔而去（赵东来追赶时滑倒闪了老腰，荀未来在雪巷追赶途中因小赵踏入冰湖险境导致身份证画面消散、捂胸摔倒在雪巷中抽搐昏迷，502室的赵了也心悸惊醒）。独自跑到空旷幽暗的冰封湖面中央的赵左右，低头凝视着那封红格假信，颤声说出“如果都是假的，我宁可不要”，决绝松手任寒风卷走信纸，在心底立誓“从今天起，我就再也不写东西了”，话音未落，脚下冰层突然传来异响！</w:t>
       </w:r>
     </w:p>
     <w:p>
@@ -1846,7 +1846,7 @@
           <w:color w:val="141414"/>
           <w:sz w:val="21"/>
         </w:rPr>
-        <w:t>到了EP06《暖雪》开篇（第6-1场），僵立在咔嚓作响的薄冰区中央的赵左右刚试探挪动半步，脚下冰面骤然开裂，他脚下一滑重重摔倒在冰面上（兜里的滑盖手机屏幕也当场摔裂黑屏）！千钧一发之际，赶到湖滨石护栏岸边的16岁徐图图焦急大喊“趴下！你快趴下！”，解下岸边系着长麻绳的红色救生圈奋力抛向冰面，指挥平躺在薄冰上的赵左右一点点翻滚够到救生圈，双手被麻绳勒得通红、咬牙将赵左右拖拽上岸！跌坐在石栏旁的赵左右看着徐图图勒红的手掌，郑重拍着胸口许诺：“从现在开始，你就是我的救命恩人了。以后有什么需要帮忙的，尽管吱声。”次日赵左右在漫画屋守着摔晕的荀未来醒来，回到501室家中，父亲赵东来把从十几个垃圾桶找回并用透明胶带一片片粘好的小说手稿交还给他，母亲刘美奕也将修好的诺基亚手机递到他手里，一家人温情点菜准备过年。当赵左右在八中贴吧看到《跨年夜一起来看暖雪》热帖、拉着假扮王一漫陪他排练表白的荀未来去东湖公园踩点发现是假消息后，为了在除夕夜给心上人下一场真正的雪，赵左右主动拉着荀未来跑到八中铁栏杆外，献策借出学校话剧社和体育馆储藏室的LM3500造雪机，租来银色皮卡车固定在东湖公园三角尖顶礼拜堂前。除夕夜，赵左右先在501室陪父母吃锅包肉与炸茄盒，并奉母命端着双层不锈钢饭盒给对门502室发烧39度的赵了爷爷送去年夜饭；随后冲出家门赶往东湖公园，在荀未来与公园管理员拼死护电缆的助力下，迎来了跨年火流星划破夜空的漫天“暖雪”（因翻窗逃出除夕家宴的王一漫跑来借外套，令捧着白毛线帽礼盒赶来的徐图图误会落泪，引出41岁成年舒图撑黄笑脸伞降临）。</w:t>
+        <w:t>到了EP06《暖雪》开篇，僵立在咔嚓作响的薄冰区中央的赵左右刚试探挪动半步，脚下冰面骤然开裂，他脚下一滑重重摔倒在冰面上（兜里的滑盖手机屏幕也当场摔裂黑屏）！千钧一发之际，赶到湖滨石护栏岸边的16岁徐图图焦急大喊“趴下！你快趴下！”，解下岸边系着长麻绳的红色救生圈奋力抛向冰面，指挥平躺在薄冰上的赵左右一点点翻滚够到救生圈，双手被麻绳勒得通红、咬牙将赵左右拖拽上岸！跌坐在石栏旁的赵左右看着徐图图勒红的手掌，郑重拍着胸口许诺：“从现在开始，你就是我的救命恩人了。以后有什么需要帮忙的，尽管吱声。”次日赵左右在漫画屋守着摔晕的荀未来醒来，回到501室家中，父亲赵东来把从十几个垃圾桶找回并用透明胶带一片片粘好的小说手稿交还给他，母亲刘美奕也将修好的诺基亚手机递到他手里，一家人温情点菜准备过年。当赵左右在八中贴吧看到《跨年夜一起来看暖雪》热帖、拉着假扮王一漫陪他排练表白的荀未来去东湖公园踩点发现是假消息后，为了在除夕夜给心上人下一场真正的雪，赵左右主动拉着荀未来跑到八中铁栏杆外，献策借出学校话剧社和体育馆储藏室的LM3500造雪机，租来银色皮卡车固定在东湖公园三角尖顶礼拜堂前。除夕夜，赵左右先在501室陪父母吃锅包肉与炸茄盒，并奉母命端着双层不锈钢饭盒给对门502室发烧39度的赵了爷爷送去年夜饭；随后冲出家门赶往东湖公园，在荀未来与公园管理员拼死护电缆的助力下，迎来了跨年火流星划破夜空的漫天“暖雪”（因翻窗逃出除夕家宴的王一漫跑来借外套，令捧着白毛线帽礼盒赶来的徐图图误会落泪，引出41岁成年舒图撑黄笑脸伞降临）。</w:t>
       </w:r>
     </w:p>
     <w:p>
@@ -1862,7 +1862,7 @@
           <w:color w:val="141414"/>
           <w:sz w:val="21"/>
         </w:rPr>
-        <w:t>到了EP07《舒图来了》与EP08《时间的玩笑》，大年初一傍晚，在家等父亲下馆子的赵左右收到荀未来解释昨晚误会的短信，刚套上羽绒服走出单元门，就被守在门外的41岁成年舒图一把夺走手里的诺基亚直板手机（“哎，你咋还抢劫啊？！喂！站住！”）——舒图用抢来的手机给荀未来发去“救我，岁月潭！”短信将其引至冰湖雪原对峙，赵左右则跑去漫画屋向戴耳塞刷题的陈明打听这位古怪阿姨的来历。大年初二白天，赵左右在501室听完父亲赵东来端着两桶红烧牛肉泡面讲述年轻时恋爱担当的故事后，赶往八中旁新开业的“長林 Coffee”与16岁的徐图图赴约。在靠窗卡座里，喝完一整杯苦涩卡布奇诺的赵左右向徐图图敞开心扉，倾诉自己选文科后找不到像《心惊跳》创刊人那样的热情与动力，在徐图图的温柔鼓励下重拾信心，两人开心地抓起蘸番茄酱的炸薯条代酒碰杯。然而在走回福慧家园院落雪地长椅时（第8-14场），赵左右再次被坐在长椅上喝八王寺玻璃瓶汽水的41岁舒图拦住——为了彻底打醒这个习惯依赖别人、遇事逃避的16岁少年，决定当一回“恶人”的舒图收起笑意，指着他开启了字字诛心的痛骂：“没有事业心，没有责任感，永远只做无用功，到头来养活不了自己，更保护不了你爱的人！永远的浑浑噩噩，遇到事情只会逃避，就像只缩头乌龟一样，要么睡一觉，要么蒙混过去！”骂完后舒图将空汽水瓶塞进他怀里（“喝一辈子甜水吧。永别了”）。神情恍惚走回501室卧室的赵左右，打开舒图留给他的红八角礼盒，举起里面那颗黄色半透明鹅卵石迎光凝视，少年的自尊与血性被彻底激醒！</w:t>
+        <w:t>到了EP07《舒图来了》与EP08《时间的玩笑》，大年初一傍晚，在家等父亲下馆子的赵左右收到荀未来解释昨晚误会的短信，刚套上羽绒服走出单元门，就被守在门外的41岁成年舒图一把夺走手里的诺基亚直板手机（“哎，你咋还抢劫啊？！喂！站住！”）——舒图用抢来的手机给荀未来发去“救我，岁月潭！”短信将其引至冰湖雪原对峙，赵左右则跑去漫画屋向戴耳塞刷题的陈明打听这位古怪阿姨的来历。大年初二白天，赵左右在501室听完父亲赵东来端着两桶红烧牛肉泡面讲述年轻时恋爱担当的故事后，赶往八中旁新开业的“長林 Coffee”与16岁的徐图图赴约。在靠窗卡座里，喝完一整杯苦涩卡布奇诺的赵左右向徐图图敞开心扉，倾诉自己选文科后找不到像《心惊跳》创刊人那样的热情与动力，在徐图图的温柔鼓励下重拾信心，两人开心地抓起蘸番茄酱的炸薯条代酒碰杯。然而在走回福慧家园院落雪地长椅时，赵左右再次被坐在长椅上喝八王寺玻璃瓶汽水的41岁舒图拦住——为了彻底打醒这个习惯依赖别人、遇事逃避的16岁少年，决定当一回“恶人”的舒图收起笑意，指着他开启了字字诛心的痛骂：“没有事业心，没有责任感，永远只做无用功，到头来养活不了自己，更保护不了你爱的人！永远的浑浑噩噩，遇到事情只会逃避，就像只缩头乌龟一样，要么睡一觉，要么蒙混过去！”骂完后舒图将空汽水瓶塞进他怀里（“喝一辈子甜水吧。永别了”）。神情恍惚走回501室卧室的赵左右，打开舒图留给他的红八角礼盒，举起里面那颗黄色半透明鹅卵石迎光凝视，少年的自尊与血性被彻底激醒！</w:t>
       </w:r>
     </w:p>
     <w:p>
@@ -1909,7 +1909,7 @@
           <w:color w:val="141414"/>
           <w:sz w:val="21"/>
         </w:rPr>
-        <w:t>到了EP10《只要我想》，由于日夜透支刷题，赵左右在体育馆活动后突发低血糖昏迷躺进校医室，干裂的嘴唇在昏迷中仍在背诵历史考点。害怕他重蹈2033年陈明过劳死覆辙的荀未来，竟拉拢罗爱文在男洗手间拉闸断电，趁黑抢走了赵左右借来的复习宝典《陈明数学答案略集锦》，害得不知情的赵左右跑去男生宿舍走廊拦住陈明苦苦哀求再借笔记并发生误会；接着66岁的赵了又把赵左右叫上黑色路虎越野车，故意捂着胸口吃速效救心丸演苦肉计、播放2035年舒图出事前的决绝语音劝他“平平淡淡才是真”，被16岁的赵左右红着眼眶顶回：“万一我不努力，最后连平淡都够不上呢？努力是有用的，对吧？没有天赋的事情，也可以通过努力追赶上，对吧？”几天后开学考放榜，赵左右凭实力考出文综单科前五、总分大幅跃升的好成绩！然而在随后的模拟冲刺阶段，为了帮在宿舍受欺负的陈明出气以及分心，他在历史课提问与模拟卷压轴题上频频卡壳。极度害怕在月考中跌出前五、丢掉班长颜面的焦虑将16岁的少年逼到了悬崖边——月考前夜的深夜，赵左右握着荀未来此前配给他的教师办公室钥匙，鬼使神差地潜入了空无一人的教导主任办公室，颤抖着打开铁皮文件柜抽出了绝密文综摸底试卷！</w:t>
+        <w:t>到了EP10《只要我想》，由于日夜透支刷题，赵左右在体育馆活动后突发低血糖昏迷躺进校医室，干裂的嘴唇在昏迷中仍在背诵历史考点。害怕他重蹈2033年陈明过劳死覆辙的荀未来，竟拉拢罗爱文在男洗手间拉闸断电，趁黑抢走了赵左右借来的复习宝典《陈明数学答案略集锦》，害得不知情的赵左右跑去男生宿舍走廊拦住陈明苦苦哀求再借笔记并发生误会；接着66岁的赵了又把赵左右叫上黑色路虎越野车，故意捂着胸口吃速效救心丸演苦肉计、播放2035年舒图出事前的决绝语音劝他“平平淡淡才是真”，被16岁的赵左右红着眼眶顶回：“万一我不努力，最后连平淡都够不上呢？努力是有用的，对吧？没有天赋的事情，也可以通过努力追赶上，对吧？”几天后开学考放榜，赵左右凭实力考出文综单科前五、总分大幅跃升的好成绩！随着笔记本被抢，赵左右在走廊凭荀未来与罗爱文身上的男士香水味识破两人恶作剧并与之争执，戴娟在办公室严厉罚站荀未来和罗爱文后，亲手将一串主任办公室钥匙交给班长赵左右，叮嘱他晚上收齐作业送到办公室（与此同时，理科八班的陈明因在宿舍CS狙击对决中输给傲慢室友，不服输地每晚潜入主任办公室用电脑苦练CS）。当天下午赵左右拿着全真模拟卷向陈明请教最后一道数学大题如何推导出n的绝对值等于二分之根号三，被陈明劝告“直接放弃最后一道数学大题，扬长避短多去背背文综”；极度害怕跌出前五丢掉班长颜面的焦虑将16岁的少年逼到了悬崖边——晚上九点，赵左右用戴娟交给他的钥匙打开空无一人的主任办公室送完作业后，瞥见未锁紧的铁皮文件柜，鬼使神差地拉开门抽出了绝密《文科综合》试卷！</w:t>
       </w:r>
     </w:p>
     <w:p>
@@ -1957,7 +1957,7 @@
           <w:color w:val="141414"/>
           <w:sz w:val="21"/>
         </w:rPr>
-        <w:t>到了EP13《我与我的宣战》，在五零一室卫生间被“未来的自己掐住脖子”的噩梦惊醒后，16岁的赵左右将那沓手撕老黄历摊在书桌上，对荀未来的真实身份起了深度怀疑。他一面在合作创办校园杂志《三人行（NO.001）》创刊号的过程中观察荀未来（看荀未来在罗爱文家书房白板上写出“1.快 2.准 3.狠｜流量｜对立观点”的新媒体爆款法则、请王一漫拍创刊号封面轰动全校），一面不动声色地展开四步试探：① 在食堂故意买来自己天生一吃就起红疹的盐水菠萝递给荀未来与赵了试探；② 被赶出心理社活动室后，故意独自坐在校园雪地小树林的大石头上捧着《梦的解析》默读，在夜间有轨电车上反客为主拿捏试探荀未来的底线；③ 在早读课全班齐诵韩愈《师说》（“三人行，则必有我师。是故弟子不必不如师，师不必贤于弟子”）后，去医院探望风寒住院的徐图图，并用卖《三人行》杂志赚来的第一笔钱请母亲刘美奕去长林电影院看《长江7号》，鼓励妈妈重拾年轻时的演员梦；④ 在本集片尾（第13-10场）长林八中“行仁楼”教学楼走廊的光影交界处，赵左右叫住迎面走来的荀未来，趁荀未来转身往前走的瞬间，突然在身后对着他的背影大喊了一声自己的名字：“赵左右——！”走在前面的41岁荀未来根本来不及思考，身体本能地在0.5秒内驻足僵住并转过头来！16岁的少年死死盯着41岁的自己，当场撕下了他所有的转校生伪装，向未来的自己正式宣战！</w:t>
+        <w:t>到了EP13《我与我的宣战》，在五零一室卫生间被“未来的自己掐住脖子”的噩梦惊醒后，16岁的赵左右将那沓手撕老黄历摊在书桌上，对荀未来的真实身份起了深度怀疑。他一面在合作创办校园杂志《三人行（NO.001）》创刊号的过程中观察荀未来（看荀未来在罗爱文家书房白板上写出“1.快 2.准 3.狠｜流量｜对立观点”的新媒体爆款法则、请王一漫拍创刊号封面轰动全校），一面不动声色地展开四步试探：① 在食堂故意买来自己天生一吃就起红疹的盐水菠萝递给荀未来与赵了试探；② 被赶出心理社活动室后，故意独自坐在校园雪地小树林的大石头上捧着《梦的解析》默读，在夜间有轨电车上反客为主拿捏试探荀未来的底线；③ 在早读课全班齐诵韩愈《师说》（“三人行，则必有我师。是故弟子不必不如师，师不必贤于弟子”）后，去医院探望风寒住院的徐图图，并用卖《三人行》杂志赚来的第一笔钱请母亲刘美奕去长林电影院看《长江7号》，鼓励妈妈重拾年轻时的演员梦；④ 在本集片尾长林八中“行仁楼”教学楼走廊的光影交界处，赵左右叫住迎面走来的荀未来，趁荀未来转身往前走的瞬间，突然在身后对着他的背影大喊了一声自己的名字：“赵左右——！”走在前面的41岁荀未来根本来不及思考，身体本能地在0.5秒内驻足僵住并转过头来！16岁的少年死死盯着41岁的自己，当场撕下了他所有的转校生伪装，向未来的自己正式宣战！</w:t>
       </w:r>
     </w:p>
     <w:p>
@@ -1973,7 +1973,7 @@
           <w:color w:val="141414"/>
           <w:sz w:val="21"/>
         </w:rPr>
-        <w:t>到了EP14《继承》，由于一旦16岁的赵左右100%确信荀未来来自未来就会引发宏观时空大波动招致2058主系统抹杀，荀未来拼命演戏试图重新捂住马甲：当长林电视台女记者到八中校门口采访《三人行》杂志爆火事迹时，荀未来主动把全部功劳和镜头让给赵左右（五零一室电视机前的赵东来骄傲鼓掌，并对儿子道出“世界上没有任何人，会无条件地把利益让给你。如果有，那是——你妈，还有我”，这反倒让小赵更加确信荀未来就是未来的自己）；而对门502室的66岁赵了则借口自己老花眼看不清说明书，将一台索尼Handycam手持DV摄像机送给赵左右学拍视频。在第14-8场高一十班教室里，赴罗爱文父亲罗仕强的天门饭店酒局前，荀未来教拿着大木制三角板的赵左右怎么在酒桌上夸罗爱文（此时第一排的罗爱文正眼皮上贴着两张画有假眼珠的白纸片呼呼大睡），荀未来脱口说出了一个2020年代的网络热词：“比如……你就说小罗，整个人很有松弛感。”赵左右敏锐捕捉到破绽，立刻追问：“松弛感？哇……荀哥你好多形容啊！那你大学是中文系的吗？”原初时间线读计算机系当程序员的荀未来大脑本能反应，脱口说出真话：“计算机……”话一出口惊觉露馅，在半秒内生硬急转弯圆成：“计算机……很重要。你没事的时候多百度百度那些高级的实用词汇，多储备一点，总没坏处的，啊。”当晚在天门饭店VIP包厢酒局上，面对罗仕强和在座老板接连三次漫不经心地把他的姓叫错成“小李”，16岁的赵左右不卑不亢、接连三次站起身大声纠正：“叔，我姓赵，赵左右！”并当场识破了对方所谓“五百万买断杂志社”的空头支票骗局；走出饭店来到街边烧烤店（第14-9场），当赵左右再次把荀未来逼到墙角追问他是不是未来的自己时，对菠萝严重过敏的荀未来为了打消小赵的怀疑、避免触发2058警报，竟当着小赵的面抓起整串“秘制烤菠萝牛肉串”大口狂炫吞下！</w:t>
+        <w:t>到了EP14《继承》，由于一旦16岁的赵左右100%确信荀未来来自未来就会引发宏观时空大波动招致2058主系统抹杀，荀未来拼命演戏试图重新捂住马甲：当长林电视台女记者到八中校门口采访《三人行》杂志爆火事迹时，荀未来主动把全部功劳和镜头让给赵左右（五零一室电视机前的赵东来骄傲鼓掌，并对儿子道出“世界上没有任何人，会无条件地把利益让给你。如果有，那是——你妈，还有我”，这反倒让小赵更加确信荀未来就是未来的自己）；而对门502室的66岁赵了则借口自己老花眼看不清说明书，将一台索尼Handycam手持DV摄像机送给赵左右学拍视频。在高一十班教室里，赴罗爱文父亲罗仕强的天门饭店酒局前，荀未来教拿着大木制三角板的赵左右怎么在酒桌上夸罗爱文（此时第一排的罗爱文正眼皮上贴着两张画有假眼珠的白纸片呼呼大睡），荀未来脱口说出了一个2020年代的网络热词：“比如……你就说小罗，整个人很有松弛感。”赵左右敏锐捕捉到破绽，立刻追问：“松弛感？哇……荀哥你好多形容啊！那你大学是中文系的吗？”原初时间线读计算机系当程序员的荀未来大脑本能反应，脱口说出真话：“计算机……”话一出口惊觉露馅，在半秒内生硬急转弯圆成：“计算机……很重要。你没事的时候多百度百度那些高级的实用词汇，多储备一点，总没坏处的，啊。”当晚在天门饭店VIP包厢酒局上，面对罗仕强和在座老板接连三次漫不经心地把他的姓叫错成“小李”，16岁的赵左右不卑不亢、接连三次站起身大声纠正：“叔，我姓赵，赵左右！”并当场识破了对方所谓“五百万买断杂志社”的空头支票骗局；走出饭店来到街边烧烤店，当赵左右再次把荀未来逼到墙角追问他是不是未来的自己时，对菠萝严重过敏的荀未来为了打消小赵的怀疑、避免触发2058警报，竟当着小赵的面抓起整串“秘制烤菠萝牛肉串”大口狂炫吞下！</w:t>
       </w:r>
     </w:p>
     <w:p>
@@ -1989,7 +1989,7 @@
           <w:color w:val="141414"/>
           <w:sz w:val="21"/>
         </w:rPr>
-        <w:t>到了EP15《左或右》与EP16《再见，老同学》，看着荀哥为护住秘密硬吃烤菠萝导致满脖子红疹高烧，16岁的赵左右心软了，不再逼问他的身份。周六高一十班乘大巴车赴罗仕强的爱荣机械制造厂开展学工实践（EP15），面对“左或右”的电车难题价值观大考——厂长罗仕强为挽救工厂资金链危机，安排胖工人在车间演一出“厂长视察勇救工友”的虚假摆拍宣传秀，而41岁的荀未来则试图把王一漫锯铁受训与虚假摆拍剪成冲突黑料去换取五百万。16岁的赵左右断然拒绝了荀未来的功利算计，他举起赵了送他的索尼DV机，在厂区废旧库房门外真实记录下了醉酒老工人摩挲着鞋垫、含泪回忆上世纪90年代暴风雪夜罗厂长背着受伤工友狂奔几里路送医的动人往事，并在组装车间窗外与罗爱文一起听到了罗父与总工程师林善才的苦衷，最终将光盘堂堂正正交还给罗仕强（罗仕强深受触动，拍着少年的肩送他“安之若命”四字，罗爱文也在厂外雪夜石阶上向赵左右立志以后要学真技术当罗总工）。当晚（第15-8场），因脑海中两套时间线记忆剧烈撕裂而痛不欲生的41岁荀未来，独自跑到风雪呼啸的冰封岁月潭上，咬住卡奇滋巧克力饼干棒打亮金属打火机企图自我放逐；16岁的赵左右与66岁的赵了冒雪狂奔赶到，赵左右冲上去一巴掌狠狠拍飞了荀未来手中的打火机，播放DV里同学们录给荀哥的《致未来的我》，老、中、青三代赵左右在漫天风雪中痛哭相拥，彻底解开所有心结！返校后的EP16，决定退学去寻访余博士的荀未来在学校门口把漫画屋旧书卖给收废品大爷，用换来的一把五毛钱荷花硬币为16岁的赵左右补买了一只生日蛋糕（并道出“我不打算寻过去了，我要寻未来”），赵左右与伙伴们含泪挥手送别荀哥，并在周六陪着母亲刘美奕前往《江湖侠警》试镜教室，见证妈妈在徐图图白毛线帽的鼓励下重焕光彩。</w:t>
+        <w:t>到了EP15《左或右》与EP16《再见，老同学》，看着荀哥为护住秘密硬吃烤菠萝导致满脖子红疹高烧，16岁的赵左右心软了，不再逼问他的身份。周六高一十班乘大巴车赴罗仕强的爱荣机械制造厂开展学工实践（EP15），面对“左或右”的电车难题价值观大考——厂长罗仕强为挽救工厂资金链危机，安排胖工人在车间演一出“厂长视察勇救工友”的虚假摆拍宣传秀，而41岁的荀未来则试图把王一漫锯铁受训与虚假摆拍剪成冲突黑料去换取五百万。16岁的赵左右断然拒绝了荀未来的功利算计，他举起赵了送他的索尼DV机，在厂区废旧库房门外真实记录下了醉酒老工人摩挲着鞋垫、含泪回忆上世纪90年代暴风雪夜罗厂长背着受伤工友狂奔几里路送医的动人往事，并在组装车间窗外与罗爱文一起听到了罗父与总工程师林善才的苦衷，最终将光盘堂堂正正交还给罗仕强（罗仕强深受触动，拍着少年的肩送他“安之若命”四字，罗爱文也在厂外雪夜石阶上向赵左右立志以后要学真技术当罗总工）。当晚，因脑海中两套时间线记忆剧烈撕裂而痛不欲生的41岁荀未来，独自跑到风雪呼啸的冰封岁月潭上，咬住卡奇滋巧克力饼干棒打亮金属打火机企图自我放逐；16岁的赵左右与66岁的赵了冒雪狂奔赶到，赵左右冲上去一巴掌狠狠拍飞了荀未来手中的打火机，播放DV里同学们录给荀哥的《致未来的我》，老、中、青三代赵左右在漫天风雪中痛哭相拥，彻底解开所有心结！返校后的EP16，决定退学去寻访余博士的荀未来在学校门口把漫画屋旧书卖给收废品大爷，用换来的一把五毛钱荷花硬币为16岁的赵左右补买了一只生日蛋糕（并道出“我不打算寻过去了，我要寻未来”），赵左右与伙伴们含泪挥手送别荀哥，并在周六陪着母亲刘美奕前往《江湖侠警》试镜教室，见证妈妈在徐图图白毛线帽的鼓励下重焕光彩。</w:t>
       </w:r>
     </w:p>
     <w:p>
@@ -2020,7 +2020,7 @@
           <w:color w:val="141414"/>
           <w:sz w:val="21"/>
         </w:rPr>
-        <w:t>到了EP17《不速之客》、EP18《一夜剧变》与EP19《仁》，当荀未来与赵了在雪原古堡与市二院同2058年实习生小雪（林开颜）惊险周旋时，校园里的16岁赵左右迎来了温暖的创作爆发期：他在街边小面馆支持母亲刘美奕放弃顶替年轻演员得来的大女主、改去小剧组演普通妈妈角色；在东湖公园尖顶礼拜堂雪夜木栈道上与徐图图定下探店之约，深夜带着徐图图踩着垃圾桶翻越八中操场铁围栏跳进雪地看造雪机（听徐图图感叹“好喜欢雪啊，但是春天一来雪就化了，好像美好的东西都是短暂的”）；并在八中食堂用DV拍下徐图图大口吃炸鸡饭与五罐黄桃罐头的治愈画面，受徐图图“电子榨菜”灵感启发，与徐图图、王一漫在微机室正式将视频上传【黍豆网】（标题：《陪你吃饭·第一期｜作者：赵左右带你看》，后升级为《孤独的饭桶》栏目），迅速走红校园！在EP19第19-3场夜晚，赵左右骑车经过十字路口大巴车烧烤摊时，发现了穿着赵了宽大红羽绒服买烤串、因怕被他撞见几天没洗澡的狼狈模样而一头钻进路边绿色大塑料垃圾桶里的荀未来——16岁的少年没有丝毫嫌弃，冲上去一把抱住满身酸臭味的荀未来大喊：“荀哥，你别说你几天没洗澡身上一股垃圾味了，就是你现在刚从粪坑里头爬出来，我们也不会嫌弃你的！你永远都是我们的荀哥！”这一抱促成了16岁、41岁、66岁三个赵左右首次在502室客厅茶几旁以“邻居和朋友”的名义围坐吃烤串，并在2008年8月的盛夏午后穿着花衬衫大裤衩抱来大西瓜，在502室度过了三代同吃西瓜、去电玩城打街机的快乐暑假。然而就在父亲赵东来拿回三张北京奥运会门票、赵左右兴高采烈往行李箱叠衣服准备次日全家坐火车去北京看奥运的清晨（第19-6/19-7场），再次潜回2008年的小雪潜入502室用神经毒针刺倒66岁赵了致其心脏骤停沦为植物人！当荀未来为防小雪补刀而背着昏迷的老赵从市二院转移藏匿后，拿着备用钥匙走进人去楼空的502室的16岁赵左右，一步步走入里间，伸手一把拉开了那幅遮蔽整面墙壁的纯黑绒布帘——只见黑帘背后满墙钉着红线串联的【左右（16岁）、荀（41岁·2035穿越·舒图之死！）、了（66岁·2058穿越）】时间线索图、车祸剪报与三代合影！16岁的少年瘫坐在502暗室地板上，右手死死扣着地上的《三人行》创刊号，终于凭自己的眼睛彻底洞悉了“荀未来是41岁的我、赵了是66岁的我、而未来徐图图会死于车祸”的全部真相！</w:t>
+        <w:t>到了EP17《不速之客》、EP18《一夜剧变》与EP19《仁》，当荀未来与赵了在雪原古堡与市二院同2058年实习生小雪（林开颜）惊险周旋时，校园里的16岁赵左右迎来了温暖的创作爆发期：他在街边小面馆支持母亲刘美奕放弃顶替年轻演员得来的大女主、改去小剧组演普通妈妈角色；在东湖公园尖顶礼拜堂雪夜木栈道上与徐图图定下探店之约，深夜带着徐图图踩着垃圾桶翻越八中操场铁围栏跳进雪地看造雪机（听徐图图感叹“好喜欢雪啊，但是春天一来雪就化了，好像美好的东西都是短暂的”）；并在八中食堂用DV拍下徐图图大口吃炸鸡饭与五罐黄桃罐头的治愈画面，受徐图图“电子榨菜”灵感启发，与徐图图、王一漫在微机室正式将视频上传【黍豆网】（标题：《陪你吃饭·第一期｜作者：赵左右带你看》，后升级为《孤独的饭桶》栏目），迅速走红校园！在EP19夜晚，赵左右骑车经过十字路口大巴车烧烤摊时，发现了穿着赵了宽大红羽绒服买烤串、因怕被他撞见几天没洗澡的狼狈模样而一头钻进路边绿色大塑料垃圾桶里的荀未来——16岁的少年没有丝毫嫌弃，冲上去一把抱住满身酸臭味的荀未来大喊：“荀哥，你别说你几天没洗澡身上一股垃圾味了，就是你现在刚从粪坑里头爬出来，我们也不会嫌弃你的！你永远都是我们的荀哥！”这一抱促成了16岁、41岁、66岁三个赵左右首次在502室客厅茶几旁以“邻居和朋友”的名义围坐吃烤串，并在2008年8月的盛夏午后穿着花衬衫大裤衩抱来大西瓜，在502室度过了三代同吃西瓜、去电玩城打街机的快乐暑假。然而就在父亲赵东来拿回三张北京奥运会门票、赵左右兴高采烈往行李箱叠衣服准备次日全家坐火车去北京看奥运的清晨，再次潜回2008年的小雪潜入502室用神经毒针刺倒66岁赵了致其心脏骤停沦为植物人！当荀未来为防小雪补刀而背着昏迷的老赵从市二院转移藏匿后，拿着备用钥匙走进人去楼空的502室的16岁赵左右，一步步走入里间，伸手一把拉开了那幅遮蔽整面墙壁的纯黑绒布帘——只见黑帘背后满墙钉着红线串联的【左右（16岁）、荀（41岁·2035穿越·舒图之死！）、了（66岁·2058穿越）】时间线索图、车祸剪报与三代合影！16岁的少年瘫坐在502暗室地板上，右手死死扣着地上的《三人行》创刊号，终于凭自己的眼睛彻底洞悉了“荀未来是41岁的我、赵了是66岁的我、而未来徐图图会死于车祸”的全部真相！</w:t>
       </w:r>
     </w:p>
     <w:p>
@@ -2068,7 +2068,7 @@
           <w:color w:val="141414"/>
           <w:sz w:val="21"/>
         </w:rPr>
-        <w:t>到了EP22《背对背，肩并肩》与EP23《不可战胜的敌人》，随着高尚在2058年翻出009号绝密档案、82岁老年余博士启动局部熵减时空修正，16岁的赵左右在路虎车上提起自己当初因为忙着背书推掉了去罗爱文家汽配厂剪彩蹭饭，让赵了与荀未来瞬间想通了“原初时间线里小赵是在去罗家工厂路上经过岁月路自助银行撞见徐家宝抢劫才留下的左额角月牙疤”！当晚老、中、青三代赵左右赶往岁月路24小时自助银行外联手设伏，一拥而上按倒了持美工刀抢劫取款阿姨的蒙面歹徒——徐图图的赌鬼生父徐家宝（搏斗中小赵额头轻擦伤），并在502室用DV拍下其报身份证号认罪的完整视频。决战前夜的五零一室里，16岁的赵左右与父母及41岁的荀未来、66岁的赵了围坐一堂，在厨房闹出炒菜起火的轻喜插曲后，共享了催人泪下的“五口之家团圆饺子宴”，听母亲说出“家是避风港，不是凯旋门”，并在风雪街头陪父母含泪送别两个未来的自己；当晚十点半在地下旧物仓库公用电话亭前（第22-7场），面对高尚率领黑衣保镖队的铁桶合围、小雪为救徐图图死死按住电话亭挂断键的冲冠反叛以及66岁赵了走进电话亭在白光吞没前那声震耳欲聋的“跑——！！”，16岁的赵左右与41岁的荀未来抄起地上的长木条，背对背、肩并肩杀出重围！在EP23荒村破瓦房的决战前夜（第23-3场），面对荀未来制定的“利用小雪塞给他们的58003号员工卡卡30分钟时间差躲去2058年保住记忆”的奇谋，16岁的赵左右含泪对41岁的自己说出了肺腑之言：“荀哥，其实我一直都觉得，我们虽然是一个人，但同时也是三个人。是同学、是邻居、是朋友。我不想照镜子，镜子里的那个人不是你，也不是赵爷爷。”次日，当荀未来在麻辣烫店完成四重时空同桌诀别并被捕在2058实验室用“克隆人悖论”拖住余博士时，16岁的赵左右在地下旧物仓库用“魔术学校期末考关门消失术”忽悠走搬运工，在修正启动瞬间刷58003员工卡穿去2058年五楼走廊（迎面撞见被带走的小雪，听小雪流泪嘱托“赵左右，你要是真想谢我，就给我好好照顾徐图图，不许她受到一点伤害，听到没有？！”），并在荀未来与赵了暴起锁喉高尚、用旧螺丝刀撬开通风管道掩护下顺利重返2008年！然而当他推开林海雪原电话亭门走回2008年时（第23-6场），时空修正已推进至【82%】——父母、徐图图、王一漫、罗爱文脑中关于荀未来、赵了与小雪的记忆被彻底清空，微机室电脑上的红色U盘当场爆出火花烧毁，黍豆网视频全部消失，连《三人行》杂志社都突遭大火化为一片焦黑废墟！少年跪在漫天烟尘的火场废墟中捧着残存的《三人行》创刊号失声痛哭，最终独自坐在风雪夜的串串香大巴车里，隔着结满冰花的车窗立下孤勇誓言：“其实我恨，我恨所有人都忘了，就这么忘了，无情地忘了。只有我记得。但或许……只有我记得就够了。我会装作忘了你们，继续走下去，然后在未来的某一天，成为你们，再回到大家的身边。”</w:t>
+        <w:t>到了EP22《背对背，肩并肩》与EP23《不可战胜的敌人》，随着高尚在2058年翻出009号绝密档案、82岁老年余博士启动局部熵减时空修正，16岁的赵左右坐在路虎车后排随口提起自己今天为了陪他们去卖车收拾行李、特意推掉了去罗爱文家工厂翻新剪彩蹭饭，让驾驶座上的荀未来与副驾驶上的赵了瞬间想通了“上次发现疤痕不见了以为是他心肠变坏了，原来是因为今天跟我们一起去卖车，才没有在去罗家工厂路上遇见岁月路上的那个劫匪”！当晚老、中、青三代赵左右赶往岁月路24小时自助银行外联手设伏，一拥而上按倒了持美工刀抢劫取款阿姨的蒙面歹徒——徐图图的赌鬼生父徐家宝（搏斗中小赵额头轻擦伤），并在502室用DV拍下其报身份证号认罪的完整视频。决战前夜的五零一室里，16岁的赵左右与父母及41岁的荀未来、66岁的赵了围坐一堂，在厨房闹出炒菜起火的轻喜插曲后，共享了催人泪下的“五口之家团圆饺子宴”，听母亲说出“家是避风港，不是凯旋门”，并在风雪街头陪父母含泪送别两个未来的自己；当晚十点半在地下旧物仓库公用电话亭前，面对高尚率领黑衣保镖队的铁桶合围、小雪为救徐图图死死按住电话亭挂断键的冲冠反叛以及66岁赵了走进电话亭在白光吞没前那声震耳欲聋的“跑——！！”，16岁的赵左右与41岁的荀未来抄起地上的长木条，背对背、肩并肩杀出重围！在EP23荒村破瓦房的决战前夜，面对荀未来制定的“利用小雪塞给他们的58003号员工卡卡30分钟时间差躲去2058年保住记忆”的奇谋，16岁的赵左右含泪对41岁的自己说出了肺腑之言：“荀哥，其实我一直都觉得，我们虽然是一个人，但同时也是三个人。是同学、是邻居、是朋友。我不想照镜子，镜子里的那个人不是你，也不是赵爷爷。”次日，当荀未来在麻辣烫店完成四重时空同桌诀别并被捕在2058实验室用“克隆人悖论”拖住余博士时，16岁的赵左右在地下旧物仓库用“魔术学校期末考关门消失术”忽悠走搬运工，在修正启动瞬间刷58003员工卡穿去2058年五楼走廊（迎面撞见被带走的小雪，听小雪流泪嘱托“赵左右，你要是真想谢我，就给我好好照顾徐图图，不许她受到一点伤害，听到没有？！”），并在荀未来与赵了暴起锁喉高尚、用旧螺丝刀撬开通风管道掩护下顺利重返2008年！然而当他推开林海雪原电话亭门走回2008年时，时空修正已推进至【82%】——父母、徐图图、王一漫、罗爱文脑中关于荀未来、赵了与小雪的记忆被彻底清空，微机室电脑上的红色U盘当场爆出火花烧毁，黍豆网视频全部消失，连《三人行》杂志社都突遭大火化为一片焦黑废墟！少年跪在漫天烟尘的火场废墟中捧着残存的《三人行》创刊号失声痛哭，最终独自坐在风雪夜的串串香大巴车里，隔着结满冰花的车窗立下孤勇誓言：“其实我恨，我恨所有人都忘了，就这么忘了，无情地忘了。只有我记得。但或许……只有我记得就够了。我会装作忘了你们，继续走下去，然后在未来的某一天，成为你们，再回到大家的身边。”</w:t>
       </w:r>
     </w:p>
     <w:p>
@@ -2099,7 +2099,7 @@
           <w:color w:val="141414"/>
           <w:sz w:val="21"/>
         </w:rPr>
-        <w:t>到了EP24《独自面对》（大结局），独自背负着全部未来记忆走过2009年至2012年的赵左右，并没有迎来爽文式的开挂人生，反而陷入了最残酷的“全知反噬”。2009年秋高三开学季清晨（第24-1至24-3场），他在八中孔子雕像前惊喜迎回了走出阴霾、背着书包阳光复学的挚友陈明（陈明指着当年“答案箱”铁罐里的字条微笑道：“谢谢你的字条，字丑了点，以后别写了……那次，谢了”）；在走廊送别即将飞往德国留学、坚定争取学造新能源汽车的罗爱文；在高三早读课全班齐诵韩愈《师说》（“三人行，则必有我师”）后，于冬日飘雪连廊下将第一集借走的那支酒红色金夹英雄钢笔郑重归还给决定报考北京外交学院的王一漫，鼓励她到了大学勇敢“发一次疯”，定下“顶峰相见”之约；并在广播站送给高三最后一次播音紧张冒汗的徐图图一只黄色解压捏捏乐。然而，唯独赵左右自己的精神却在三代记忆与沉重宿命的挤压下日趋崩溃，必须靠大把吞服多维元素片硬撑。</w:t>
+        <w:t>到了EP24《独自面对》（大结局），独自背负着全部未来记忆走过2009年至2012年的赵左右，并没有迎来爽文式的开挂人生，反而陷入了最残酷的“全知反噬”。2009年秋高三开学季清晨，他在八中孔子雕像前惊喜迎回了走出阴霾、背着书包阳光复学的挚友陈明（陈明指着当年“答案箱”铁罐里的字条微笑道：“谢谢你的字条，字丑了点，以后别写了……那次，谢了”）；在走廊送别即将飞往德国留学、坚定争取学造新能源汽车的罗爱文；在高三早读课全班齐诵韩愈《师说》（“三人行，则必有我师”）后，于冬日飘雪连廊下将第一集借走的那支酒红色金夹英雄钢笔郑重归还给决定报考北京外交学院的王一漫，鼓励她到了大学勇敢“发一次疯”，定下“顶峰相见”之约；并在广播站送给高三最后一次播音紧张冒汗的徐图图一只黄色解压捏捏乐。然而，唯独赵左右自己的精神却在三代记忆与沉重宿命的挤压下日趋崩溃，必须靠大把吞服多维元素片硬撑。</w:t>
       </w:r>
     </w:p>
     <w:p>
@@ -2115,7 +2115,7 @@
           <w:color w:val="141414"/>
           <w:sz w:val="21"/>
         </w:rPr>
-        <w:t>2010年初春（第24-5场），18岁的赵左右远赴北京参加华彩艺术学院电视编导专业四试面试，面对四位考官“你的作品到底是艺术品还是商品、拍探店视频初衷是什么”的追问，满脑子被41岁功利记忆裹挟、只想着必须在2033年前赚大钱救图图的他，竟在考场上脱口喊出“我得赚钱啊！”，因彻底弄丢了少年人的纯粹与自洽而四试落榜。2010年夏高考结束当晚的毕业火锅宴上（第24-6场），听着陈明神级拆解最后一道分值5分的数学压轴选择题（“如果看出了是陷阱就会选C，但其实踏入了另一个陷阱，正确答案是B”），赵左右惊恐地发现自己因考场上瞻前顾后把原本算对的B改成了C，最终高考仅考出570分；在1449室里（第24-7场），面对为了跟他去同一个城市而想委曲求全报考北京专科学校的徐图图，深爱她的赵左右温柔而坚定地劝阻了她：“以后你还可以来北京读研，来北京工作。但我不想你为我走错了路，学不喜欢的专业，白白浪费四年。那我会内疚一辈子的。人生那么长，什么时候赴约都不迟。”而在501室查录取结果那天（第24-8场），因为父亲赵东来在志愿表上偷偷勾选了“服从调剂”，赵左右被命运一分不差地推回了原初时间线的起点——【北京云都大学计算机应用系】！</w:t>
+        <w:t>2010年初春，18岁的赵左右远赴北京参加华彩艺术学院电视编导专业四试面试，面对四位考官“你的作品到底是艺术品还是商品、拍探店视频初衷是什么”的追问，满脑子被41岁功利记忆裹挟、只想着必须在2033年前赚大钱救图图的他，竟在考场上脱口喊出“我得赚钱啊！”，因彻底弄丢了少年人的纯粹与自洽而四试落榜。2010年夏高考结束当晚的毕业火锅宴上，听着陈明神级拆解最后一道分值5分的数学压轴选择题（“如果看出了是陷阱就会选C，但其实踏入了另一个陷阱，正确答案是B”），赵左右惊恐地发现自己因考场上瞻前顾后把原本算对的B改成了C，最终高考仅考出570分；在1449室里，面对为了跟他去同一个城市而想委曲求全报考北京专科学校的徐图图，深爱她的赵左右温柔而坚定地劝阻了她：“以后你还可以来北京读研，来北京工作。但我不想你为我走错了路，学不喜欢的专业，白白浪费四年。那我会内疚一辈子的。人生那么长，什么时候赴约都不迟。”而在501室查录取结果那天，因为父亲赵东来在志愿表上偷偷勾选了“服从调剂”，赵左右被命运一分不差地推回了原初时间线的起点——【北京云都大学计算机应用系】！</w:t>
       </w:r>
     </w:p>
     <w:p>
@@ -2131,7 +2131,7 @@
           <w:color w:val="141414"/>
           <w:sz w:val="21"/>
         </w:rPr>
-        <w:t>从2010年秋到2012年冬（第24-8至24-9场），在北京云都大学计算机系熬过三年的20岁青年赵左右彻底沦为了“全知记忆的囚徒”——他明明知道每一道程序怎么写、知道未来会发生什么，却活得像一具麻木的行尸走肉，连走在教学楼台阶上被同学撞翻快餐盒洒了一地都毫无反应，只能与留在长林读大学的徐图图靠异地电话勉强维系。2012年冬的大三寒假返乡夜（第24-9场），身穿深色连帽毛呢大衣的20岁赵左右，手里拎着一个绿色玻璃啤酒瓶，步履踉跄地独自行走在积雪的公园林间木栈道上。他扶着枯树痛苦干呕，绝望低吼：“怎么办……一切都变回去了……我做什么都没有用……我掌控不了我的人生……二十年后……我也救不了图图……”当他抬起满是泪痕的脸时，看见前方木栈道旁的路灯下静静立着一个插着红胡萝卜鼻子、嘴角弯弯微笑的雪人。醉意与悲愤交加的赵左右跌跌撞撞冲到雪人面前，拎着啤酒瓶指着雪人撕心裂肺地哭喊质问：“笑什么？我问你笑什么！连我今天会崩溃你也算到了吧？对，你什么算不到啊？所以无论我多努力，无论我做什么，我什么也改变不了，我赢不了你！可为什么偏偏是我？为什么？！”——当年在1998年雪夜阴影里困惑看着失控陌生大人拿酒瓶冲雪人咆哮踹碎雪人的6岁小男孩，在被全知宿命碾压了十四年后，竟在不知不觉中活成了当年那个冲雪人发疯的失意成年人！</w:t>
+        <w:t>从2010年秋到2012年冬，在北京云都大学计算机系熬过三年的20岁青年赵左右彻底沦为了“全知记忆的囚徒”——他明明知道每一道程序怎么写、知道未来会发生什么，却活得像一具麻木的行尸走肉，连走在教学楼台阶上被同学撞翻快餐盒洒了一地都毫无反应，只能与留在长林读大学的徐图图靠异地电话勉强维系。2012年冬的大三寒假返乡夜，身穿深色连帽毛呢大衣的20岁赵左右，手里拎着一个绿色玻璃啤酒瓶，步履踉跄地独自行走在积雪的公园林间木栈道上。他扶着枯树痛苦干呕，绝望低吼：“怎么办……一切都变回去了……我做什么都没有用……我掌控不了我的人生……二十年后……我也救不了图图……”当他抬起满是泪痕的脸时，看见前方木栈道旁的路灯下静静立着一个插着红胡萝卜鼻子、嘴角弯弯微笑的雪人。醉意与悲愤交加的赵左右跌跌撞撞冲到雪人面前，拎着啤酒瓶指着雪人撕心裂肺地哭喊质问：“笑什么？我问你笑什么！连我今天会崩溃你也算到了吧？对，你什么算不到啊？所以无论我多努力，无论我做什么，我什么也改变不了，我赢不了你！可为什么偏偏是我？为什么？！”——当年在1998年雪夜阴影里困惑看着失控陌生大人拿酒瓶冲雪人咆哮踹碎雪人的6岁小男孩，在被全知宿命碾压了十四年后，竟在不知不觉中活成了当年那个冲雪人发疯的失意成年人！</w:t>
       </w:r>
     </w:p>
     <w:p>
@@ -2147,7 +2147,7 @@
           <w:color w:val="141414"/>
           <w:sz w:val="21"/>
         </w:rPr>
-        <w:t>次日白天（第24-10场），身穿白色长款羽绒服的20岁赵左右独自走上母校覆雪大操场，41岁的荀未来在2058年82岁余博士（“他已经不会生活了，满脑子只有未来，只有命运。可如果一个人什么都知道，真的会活得更好吗？”）的点醒下再次穿越归来，温和地邀他：“好久没有堆雪人了。陪我堆个雪人吧。”两人在操场雪地上并肩堆完第三个雪人，荀未来以此作为定位信号，请2058年的余博士亲手清除了自己和赵了强加给小赵的所有关于未来的预知记忆，将“未知的权利”彻底归还给少年（“去做回那个莽撞的少年吧，或许最后的变数，反而在这未知之中呢。那一刻我才寻到——原来未知，才是未来”）。白光闪过，忘却了一切沉重预言与宿命枷锁的20岁赵左右揉了揉太阳穴，低头看着面前堆得歪歪扭扭的雪人，噗嗤一笑骂道：“这雪人也太丑了吧。这是我堆的？”随即开心地蹲下身，兴致勃勃地重新修补起雪人来！</w:t>
+        <w:t>次日白天，身穿白色长款羽绒服的20岁赵左右独自走上母校覆雪大操场，41岁的荀未来在2058年82岁余博士（“他已经不会生活了，满脑子只有未来，只有命运。可如果一个人什么都知道，真的会活得更好吗？”）的点醒下再次穿越归来，温和地邀他：“好久没有堆雪人了。陪我堆个雪人吧。”两人在操场雪地上并肩堆完第三个雪人，荀未来以此作为定位信号，请2058年的余博士亲手清除了自己和赵了强加给小赵的所有关于未来的预知记忆，将“未知的权利”彻底归还给少年（“去做回那个莽撞的少年吧，或许最后的变数，反而在这未知之中呢。那一刻我才寻到——原来未知，才是未来”）。白光闪过，忘却了一切沉重预言与宿命枷锁的20岁赵左右揉了揉太阳穴，低头看着面前堆得歪歪扭扭的雪人，噗嗤一笑骂道：“这雪人也太丑了吧。这是我堆的？”随即开心地蹲下身，兴致勃勃地重新修补起雪人来！</w:t>
       </w:r>
     </w:p>
     <w:p>
@@ -2163,7 +2163,7 @@
           <w:color w:val="141414"/>
           <w:sz w:val="21"/>
         </w:rPr>
-        <w:t>就在清除预知记忆的当晚（第24-11场），重新变回那个纯粹莽撞少年的20岁赵左右穿着浅驼色牛角扣大衣、拎着一袋零食来到飞霞路小区找徐图图，恰逢徐图图的赌鬼生父徐家宝因当街抢劫大妈钱包被警察戴上手铐押入警车！路边一名围观男子举起银色翻盖手机对着徐图图边拍视频边大声羞辱她是“抢劫犯的闺女”——就在这原初时间线里击垮徐图图自尊、迫使她羞耻改名“舒图”的致命节点上，脑子里已经没有任何功利算计的赵左右凭着一腔少年本能，像小豹子一样猛冲上去一把夺过偷拍男的手机！在雪地殊死扭打中，偷拍男抓起路边带棱角的冻石块狠狠砸在赵左右的左额角上，鲜血瞬间顺着眉骨奔涌而出（左额角那道月牙形伤疤，竟在这一刻因保护挚爱而以全新的荣耀方式正式烙下！）。满脸是血的赵左右死死抱住对方大腿，当着徐图图的面将翻盖手机里的偷拍视频彻底删除并摔碎手机，拉起徐图图跑进僻静雪巷，从兜里掏出随身的小手电筒射向漫天飞雪，为泪流满面的少女照亮了一场只属于两个人的“暖雪”！看着眼前为自己头破血流却还在傻笑的少年，徐图图彻底解开了原生家庭的羞耻心结，仰起脸大声喊出：“不怕！我爸做什么事跟我有什么关系啊，别人爱怎么说怎么说，老娘才不在乎呢！”正是因为这一夜少年凭未知本能护住了她的尊严，这一世她终生坦坦荡荡名叫“徐图图”、从未改名“舒图”，从而令2058年主控室里的时空修正进度因“2033年查无舒图”永远死死定格在了【99%】！而在全新时间线的2033年冬日（第24-12场），41岁的赵左右头戴那顶白色眨眼笑脸毛线帽，在洒满阳光的温馨客厅里与平安健在、笑容明媚的妻子徐图图深情相拥，递上了那张用相框精心装裱了二十五年的高中广播站选票——【赵左右一票 投给徐图图】。</w:t>
+        <w:t>就在清除预知记忆的当晚，重新变回那个纯粹莽撞少年的20岁赵左右穿着浅驼色牛角扣大衣、拎着一袋零食来到飞霞路小区找徐图图，恰逢徐图图的赌鬼生父徐家宝因当街抢劫大妈钱包被警察戴上手铐押入警车！路边一名围观男子举起银色翻盖手机对着徐图图边拍视频边大声羞辱她是“抢劫犯的闺女”——就在这原初时间线里击垮徐图图自尊、迫使她羞耻改名“舒图”的致命节点上，脑子里已经没有任何功利算计的赵左右凭着一腔少年本能，像小豹子一样猛冲上去一把夺过偷拍男的手机！在雪地殊死扭打中，偷拍男抓起路边带棱角的冻石块狠狠砸在赵左右的左额角上，鲜血瞬间顺着眉骨奔涌而出（左额角那道月牙形伤疤，竟在这一刻因保护挚爱而以全新的荣耀方式正式烙下！）。满脸是血的赵左右死死抱住对方大腿，当着徐图图的面将翻盖手机里的偷拍视频彻底删除并摔碎手机，拉起徐图图跑进僻静雪巷，从兜里掏出随身的小手电筒射向漫天飞雪，为泪流满面的少女照亮了一场只属于两个人的“暖雪”！看着眼前为自己头破血流却还在傻笑的少年，徐图图彻底解开了原生家庭的羞耻心结，仰起脸大声喊出：“不怕！我爸做什么事跟我有什么关系啊，别人爱怎么说怎么说，老娘才不在乎呢！”正是因为这一夜少年凭未知本能护住了她的尊严，这一世她终生坦坦荡荡名叫“徐图图”、从未改名“舒图”，从而令2058年主控室里的时空修正进度因“2033年查无舒图”永远死死定格在了【99%】！而在全新时间线的2033年冬日，41岁的赵左右头戴那顶白色眨眼笑脸毛线帽，在洒满阳光的温馨客厅里与平安健在、笑容明媚的妻子徐图图深情相拥，递上了那张用相框精心装裱了二十五年的高中广播站选票——【赵左右一票 投给徐图图】。</w:t>
       </w:r>
     </w:p>
     <w:p>
@@ -2657,7 +2657,7 @@
           <w:color w:val="141414"/>
           <w:sz w:val="21"/>
         </w:rPr>
-        <w:t>• “赵左右，老师说，三人成众。你现在不是一个人了。没人再敢欺负你了。”（EP01第1-4场，1998年雪夜失控成年陌生男人拿着酒瓶怒骂踹碎雪人走远后，6岁幼年赵左右蹲在雪地里把散落积雪重新拢起堆成三个雪人时的自勉宣言，全剧精神图腾）</w:t>
+        <w:t>• “赵左右，老师说，三人成众。你现在不是一个人了。没人再敢欺负你了。”（EP01，1998年雪夜失控成年陌生男人拿着酒瓶怒骂踹碎雪人走远后，6岁幼年赵左右蹲在雪地里把散落积雪重新拢起堆成三个雪人时的自勉宣言，全剧精神图腾）</w:t>
       </w:r>
     </w:p>
     <w:p>
@@ -2672,7 +2672,7 @@
           <w:color w:val="141414"/>
           <w:sz w:val="21"/>
         </w:rPr>
-        <w:t>• “我会准时到的，不见不散！”（EP03第3-15场，16岁赵左右将阻拦他的荀未来反锁在影院洗手间、狂奔赴徐图图麻辣烫大胃王之约时的少年守信宣言）</w:t>
+        <w:t>• “我会准时到的，不见不散！”（EP03，16岁赵左右将阻拦他的荀未来反锁在影院洗手间、狂奔赴徐图图麻辣烫大胃王之约时的少年守信宣言）</w:t>
       </w:r>
     </w:p>
     <w:p>
@@ -2687,7 +2687,7 @@
           <w:color w:val="141414"/>
           <w:sz w:val="21"/>
         </w:rPr>
-        <w:t>• “努力是有用的，对吧？没有天赋的事情，也可以通过努力追赶上，对吧？”（EP10第10-14场，赵左右在文科十班拼命刷题追赶时的少年心声）</w:t>
+        <w:t>• “努力是有用的，对吧？没有天赋的事情，也可以通过努力追赶上，对吧？”（EP10，赵左右在文科十班拼命刷题追赶时的少年心声）</w:t>
       </w:r>
     </w:p>
     <w:p>
@@ -2702,7 +2702,7 @@
           <w:color w:val="141414"/>
           <w:sz w:val="21"/>
         </w:rPr>
-        <w:t>• “荀哥，你别说你几天没洗澡身上一股垃圾味了，就是你现在刚从粪坑里头爬出来，我们也不会嫌弃你的！你永远都是我们的荀哥！”（EP19第19-4场，赵左右骑车追上狼狈落魄的荀未来时毫无嫌弃的赤诚拥抱）</w:t>
+        <w:t>• “荀哥，你别说你几天没洗澡身上一股垃圾味了，就是你现在刚从粪坑里头爬出来，我们也不会嫌弃你的！你永远都是我们的荀哥！”（EP19，赵左右骑车追上狼狈落魄的荀未来时毫无嫌弃的赤诚拥抱）</w:t>
       </w:r>
     </w:p>
     <w:p>
@@ -2717,7 +2717,7 @@
           <w:color w:val="141414"/>
           <w:sz w:val="21"/>
         </w:rPr>
-        <w:t>• “荀哥，其实我一直都觉得，我们虽然是一个人，但同时也是三个人。是同学、是邻居、是朋友。我不想照镜子，镜子里的那个人不是你，也不是赵爷爷。”（EP23第23-12场，时空修正决战前夜荒村破屋里16岁少年对中年自我的肺腑之言）</w:t>
+        <w:t>• “荀哥，其实我一直都觉得，我们虽然是一个人，但同时也是三个人。是同学、是邻居、是朋友。我不想照镜子，镜子里的那个人不是你，也不是赵爷爷。”（EP23，时空修正决战前夜荒村破屋里16岁少年对中年自我的肺腑之言）</w:t>
       </w:r>
     </w:p>
     <w:p>
@@ -2732,7 +2732,7 @@
           <w:color w:val="141414"/>
           <w:sz w:val="21"/>
         </w:rPr>
-        <w:t>• “其实我恨，我恨所有人都忘了，就这么忘了，无情地忘了。只有我记得。但或许……只有我记得就够了。我会装作忘了你们，继续走下去，然后在未来的某一天，成为你们，再回到大家的身边。”（EP23第23-24场片尾，全员失忆后少年独自坐在雪夜串串香大巴车里的孤勇独白）</w:t>
+        <w:t>• “其实我恨，我恨所有人都忘了，就这么忘了，无情地忘了。只有我记得。但或许……只有我记得就够了。我会装作忘了你们，继续走下去，然后在未来的某一天，成为你们，再回到大家的身边。”（EP23片尾，全员失忆后少年独自坐在雪夜串串香大巴车里的孤勇独白）</w:t>
       </w:r>
     </w:p>
     <w:p>
@@ -2747,7 +2747,7 @@
           <w:color w:val="141414"/>
           <w:sz w:val="21"/>
         </w:rPr>
-        <w:t>• “以后你还可以来北京读研，来北京工作。但我不想你为我走错了路，学不喜欢的专业，白白浪费四年。那我会内疚一辈子的。人生那么长，什么时候赴约都不迟。”（EP24第24-7场，赵左右在1449室温柔劝阻徐图图不要为自己委曲求全报北京专科）</w:t>
+        <w:t>• “以后你还可以来北京读研，来北京工作。但我不想你为我走错了路，学不喜欢的专业，白白浪费四年。那我会内疚一辈子的。人生那么长，什么时候赴约都不迟。”（EP24，赵左右在1449室温柔劝阻徐图图不要为自己委曲求全报北京专科）</w:t>
       </w:r>
     </w:p>
     <w:p>
@@ -2762,7 +2762,7 @@
           <w:color w:val="141414"/>
           <w:sz w:val="21"/>
         </w:rPr>
-        <w:t>• “笑什么？我问你笑什么！连我今天会崩溃你也算到了吧？对，你什么算不到啊？所以无论我多努力，无论我做什么，我什么也改变不了，我赢不了你！可为什么偏偏是我？为什么？！”（EP24第24-9场，2012冬夜被全知记忆折磨了四年的20岁赵左右拎着啤酒瓶对路边微笑雪人的崩溃哭喊，与EP01开篇1998雪夜失控成年陌生男人拿酒瓶指雪人咆哮形成跨越24集的宿命微镜像）</w:t>
+        <w:t>• “笑什么？我问你笑什么！连我今天会崩溃你也算到了吧？对，你什么算不到啊？所以无论我多努力，无论我做什么，我什么也改变不了，我赢不了你！可为什么偏偏是我？为什么？！”（EP24，2012冬夜被全知记忆折磨了四年的20岁赵左右拎着啤酒瓶对路边微笑雪人的崩溃哭喊，与EP01开篇1998雪夜失控成年陌生男人拿酒瓶指雪人咆哮形成跨越24集的宿命微镜像）</w:t>
       </w:r>
     </w:p>
     <w:sectPr>

--- a/01_《三人行》全24集全流程标杆成品库/05_核心人物一人一档/人物01_赵左右（16—20岁少年与青年本体 ＆ 6岁幼年态）.docx
+++ b/01_《三人行》全24集全流程标杆成品库/05_核心人物一人一档/人物01_赵左右（16—20岁少年与青年本体 ＆ 6岁幼年态）.docx
@@ -124,9 +124,7 @@
         </w:tc>
       </w:tr>
       <w:tr>
-        <w:trPr>
-          <w:cantSplit/>
-        </w:trPr>
+        <w:trPr/>
         <w:tc>
           <w:tcPr>
             <w:tcW w:type="dxa" w:w="2520"/>
@@ -185,9 +183,7 @@
         </w:tc>
       </w:tr>
       <w:tr>
-        <w:trPr>
-          <w:cantSplit/>
-        </w:trPr>
+        <w:trPr/>
         <w:tc>
           <w:tcPr>
             <w:tcW w:type="dxa" w:w="2520"/>
@@ -248,9 +244,7 @@
         </w:tc>
       </w:tr>
       <w:tr>
-        <w:trPr>
-          <w:cantSplit/>
-        </w:trPr>
+        <w:trPr/>
         <w:tc>
           <w:tcPr>
             <w:tcW w:type="dxa" w:w="2520"/>
@@ -309,9 +303,7 @@
         </w:tc>
       </w:tr>
       <w:tr>
-        <w:trPr>
-          <w:cantSplit/>
-        </w:trPr>
+        <w:trPr/>
         <w:tc>
           <w:tcPr>
             <w:tcW w:type="dxa" w:w="2520"/>
@@ -372,9 +364,7 @@
         </w:tc>
       </w:tr>
       <w:tr>
-        <w:trPr>
-          <w:cantSplit/>
-        </w:trPr>
+        <w:trPr/>
         <w:tc>
           <w:tcPr>
             <w:tcW w:type="dxa" w:w="2520"/>
@@ -433,9 +423,7 @@
         </w:tc>
       </w:tr>
       <w:tr>
-        <w:trPr>
-          <w:cantSplit/>
-        </w:trPr>
+        <w:trPr/>
         <w:tc>
           <w:tcPr>
             <w:tcW w:type="dxa" w:w="2520"/>
@@ -496,9 +484,7 @@
         </w:tc>
       </w:tr>
       <w:tr>
-        <w:trPr>
-          <w:cantSplit/>
-        </w:trPr>
+        <w:trPr/>
         <w:tc>
           <w:tcPr>
             <w:tcW w:type="dxa" w:w="2520"/>
@@ -557,9 +543,7 @@
         </w:tc>
       </w:tr>
       <w:tr>
-        <w:trPr>
-          <w:cantSplit/>
-        </w:trPr>
+        <w:trPr/>
         <w:tc>
           <w:tcPr>
             <w:tcW w:type="dxa" w:w="2520"/>
@@ -620,9 +604,7 @@
         </w:tc>
       </w:tr>
       <w:tr>
-        <w:trPr>
-          <w:cantSplit/>
-        </w:trPr>
+        <w:trPr/>
         <w:tc>
           <w:tcPr>
             <w:tcW w:type="dxa" w:w="2520"/>
@@ -681,9 +663,7 @@
         </w:tc>
       </w:tr>
       <w:tr>
-        <w:trPr>
-          <w:cantSplit/>
-        </w:trPr>
+        <w:trPr/>
         <w:tc>
           <w:tcPr>
             <w:tcW w:type="dxa" w:w="2520"/>
@@ -744,9 +724,7 @@
         </w:tc>
       </w:tr>
       <w:tr>
-        <w:trPr>
-          <w:cantSplit/>
-        </w:trPr>
+        <w:trPr/>
         <w:tc>
           <w:tcPr>
             <w:tcW w:type="dxa" w:w="2520"/>
@@ -805,9 +783,7 @@
         </w:tc>
       </w:tr>
       <w:tr>
-        <w:trPr>
-          <w:cantSplit/>
-        </w:trPr>
+        <w:trPr/>
         <w:tc>
           <w:tcPr>
             <w:tcW w:type="dxa" w:w="2520"/>
@@ -1148,9 +1124,7 @@
         </w:tc>
       </w:tr>
       <w:tr>
-        <w:trPr>
-          <w:cantSplit/>
-        </w:trPr>
+        <w:trPr/>
         <w:tc>
           <w:tcPr>
             <w:tcW w:type="dxa" w:w="2520"/>
@@ -1215,9 +1189,7 @@
         </w:tc>
       </w:tr>
       <w:tr>
-        <w:trPr>
-          <w:cantSplit/>
-        </w:trPr>
+        <w:trPr/>
         <w:tc>
           <w:tcPr>
             <w:tcW w:type="dxa" w:w="2520"/>
@@ -1284,9 +1256,7 @@
         </w:tc>
       </w:tr>
       <w:tr>
-        <w:trPr>
-          <w:cantSplit/>
-        </w:trPr>
+        <w:trPr/>
         <w:tc>
           <w:tcPr>
             <w:tcW w:type="dxa" w:w="2520"/>
@@ -1351,9 +1321,7 @@
         </w:tc>
       </w:tr>
       <w:tr>
-        <w:trPr>
-          <w:cantSplit/>
-        </w:trPr>
+        <w:trPr/>
         <w:tc>
           <w:tcPr>
             <w:tcW w:type="dxa" w:w="2520"/>
@@ -1420,9 +1388,7 @@
         </w:tc>
       </w:tr>
       <w:tr>
-        <w:trPr>
-          <w:cantSplit/>
-        </w:trPr>
+        <w:trPr/>
         <w:tc>
           <w:tcPr>
             <w:tcW w:type="dxa" w:w="2520"/>
@@ -1485,9 +1451,7 @@
         </w:tc>
       </w:tr>
       <w:tr>
-        <w:trPr>
-          <w:cantSplit/>
-        </w:trPr>
+        <w:trPr/>
         <w:tc>
           <w:tcPr>
             <w:tcW w:type="dxa" w:w="2520"/>
@@ -2258,9 +2222,7 @@
         </w:tc>
       </w:tr>
       <w:tr>
-        <w:trPr>
-          <w:cantSplit/>
-        </w:trPr>
+        <w:trPr/>
         <w:tc>
           <w:tcPr>
             <w:tcW w:type="dxa" w:w="2664"/>
@@ -2319,9 +2281,7 @@
         </w:tc>
       </w:tr>
       <w:tr>
-        <w:trPr>
-          <w:cantSplit/>
-        </w:trPr>
+        <w:trPr/>
         <w:tc>
           <w:tcPr>
             <w:tcW w:type="dxa" w:w="2664"/>
@@ -2382,9 +2342,7 @@
         </w:tc>
       </w:tr>
       <w:tr>
-        <w:trPr>
-          <w:cantSplit/>
-        </w:trPr>
+        <w:trPr/>
         <w:tc>
           <w:tcPr>
             <w:tcW w:type="dxa" w:w="2664"/>
@@ -2443,9 +2401,7 @@
         </w:tc>
       </w:tr>
       <w:tr>
-        <w:trPr>
-          <w:cantSplit/>
-        </w:trPr>
+        <w:trPr/>
         <w:tc>
           <w:tcPr>
             <w:tcW w:type="dxa" w:w="2664"/>
@@ -2506,9 +2462,7 @@
         </w:tc>
       </w:tr>
       <w:tr>
-        <w:trPr>
-          <w:cantSplit/>
-        </w:trPr>
+        <w:trPr/>
         <w:tc>
           <w:tcPr>
             <w:tcW w:type="dxa" w:w="2664"/>
@@ -2567,9 +2521,7 @@
         </w:tc>
       </w:tr>
       <w:tr>
-        <w:trPr>
-          <w:cantSplit/>
-        </w:trPr>
+        <w:trPr/>
         <w:tc>
           <w:tcPr>
             <w:tcW w:type="dxa" w:w="2664"/>

--- a/01_《三人行》全24集全流程标杆成品库/05_核心人物一人一档/人物01_赵左右（16—20岁少年与青年本体 ＆ 6岁幼年态）.docx
+++ b/01_《三人行》全24集全流程标杆成品库/05_核心人物一人一档/人物01_赵左右（16—20岁少年与青年本体 ＆ 6岁幼年态）.docx
@@ -1590,7 +1590,7 @@
           <w:color w:val="141414"/>
           <w:sz w:val="21"/>
         </w:rPr>
-        <w:t>在全剧心理弧光的第二阶段（黄昏篇），赵左右经历了一场深刻的心理危机与自我救赎。被41岁舒图痛骂后的他，为了向所有人证明自己选文科没有错，陷入了比父亲和荀未来更极端的“唯结果论”焦虑之中——他疯狂刷题直到低血糖晕倒，甚至在开学考后为了保住文科班班长之位，鬼使神差地动用了戴娟交给他的办公室钥匙潜入戴主任办公室偷看绝密文综卷。挚友陈明替他全校广播顶包退学的惨痛代价，击碎了他的虚荣防线。而在EP12–13通过老黄历与走廊喊名字识破“荀未来就是41岁的我自己”后，16岁的赵左右爆发出了全剧最耀眼的主体性觉醒：他没有向拥有未来全知视角的“成年自我”跪拜臣服，而是清醒地宣告“你选的未来，问过我想要吗？”。这一刻，他完成了从“被父亲规划”和“被未来自己规划”的双重客体，向真正掌握自己人生方向盘的独立主体的心理跨越。</w:t>
+        <w:t>在全剧心理弧光的第二阶段（黄昏篇），赵左右经历了一场深刻的心理危机与自我救赎。被41岁舒图痛骂后的他，为了向所有人证明自己选文科没有错，陷入了比父亲和荀未来更极端的“唯结果论”焦虑之中——他疯狂刷题直到低血糖晕倒，甚至在开学考后为了保住文科班班长之位，鬼使神差地动用了戴娟交给他的办公室钥匙潜入戴主任办公室偷看绝密文综卷。挚友陈明替他全校广播室自曝偷打CS秘密为友作证退学的惨痛代价，击碎了他的虚荣防线。而在EP12–13通过老黄历与走廊喊名字识破“荀未来就是41岁的我自己”后，16岁的赵左右爆发出了全剧最耀眼的主体性觉醒：他没有向拥有未来全知视角的“成年自我”跪拜臣服，而是清醒地宣告“你选的未来，问过我想要吗？”。这一刻，他完成了从“被父亲规划”和“被未来自己规划”的双重客体，向真正掌握自己人生方向盘的独立主体的心理跨越。</w:t>
       </w:r>
     </w:p>
     <w:p>
